--- a/site/resume.docx
+++ b/site/resume.docx
@@ -80,7 +80,7 @@
               <w:keepNext w:val="false"/>
               <w:spacing w:after="45" w:before="0" w:line="190"/>
             </w:pPr>
-            <w:hyperlink w:history="1" r:id="rId9ynjpmb47z9_t86feos2g">
+            <w:hyperlink w:history="1" r:id="rIdyhutjweshdtnhq8m7ryli">
               <w:r>
                 <w:rPr>
                   <w:color w:val="315CBB"/>
@@ -98,7 +98,7 @@
               </w:rPr>
               <w:t xml:space="preserve">   </w:t>
             </w:r>
-            <w:hyperlink w:history="1" r:id="rIdknpebydvqo_rv9rq6tme1">
+            <w:hyperlink w:history="1" r:id="rId8sr9jexcev_smes3uds41">
               <w:r>
                 <w:rPr>
                   <w:color w:val="315CBB"/>
@@ -116,7 +116,7 @@
               </w:rPr>
               <w:t xml:space="preserve">   </w:t>
             </w:r>
-            <w:hyperlink w:history="1" r:id="rIdlj54becxrlrvgqvcmtwv-">
+            <w:hyperlink w:history="1" r:id="rIdvddmffiqb_j_npsa__rcb">
               <w:r>
                 <w:rPr>
                   <w:color w:val="315CBB"/>
@@ -134,7 +134,7 @@
               </w:rPr>
               <w:t xml:space="preserve">   </w:t>
             </w:r>
-            <w:hyperlink w:history="1" r:id="rIdznpwzajeooo-i2lz-ot86">
+            <w:hyperlink w:history="1" r:id="rIdfc_gkub1mdpzlj03p16so">
               <w:r>
                 <w:rPr>
                   <w:color w:val="315CBB"/>
@@ -422,7 +422,7 @@
               <w:keepNext w:val="false"/>
               <w:spacing w:after="45" w:before="0" w:line="190"/>
             </w:pPr>
-            <w:hyperlink w:history="1" r:id="rIdxywd0zbqap9izi2wzasy7">
+            <w:hyperlink w:history="1" r:id="rIdiidiqjowlvhcurtitycmk">
               <w:r>
                 <w:rPr>
                   <w:color w:val="315CBB"/>
@@ -440,7 +440,7 @@
               </w:rPr>
               <w:t xml:space="preserve">   </w:t>
             </w:r>
-            <w:hyperlink w:history="1" r:id="rIdxmwagrpq-hvaqxjhsw-as">
+            <w:hyperlink w:history="1" r:id="rIdlbmm9j7iosikfa9jxlzm8">
               <w:r>
                 <w:rPr>
                   <w:color w:val="315CBB"/>
@@ -861,7 +861,7 @@
               <w:keepNext w:val="false"/>
               <w:spacing w:after="45" w:before="0" w:line="190"/>
             </w:pPr>
-            <w:hyperlink w:history="1" r:id="rId9_ajwmkplvkdakhnga0da">
+            <w:hyperlink w:history="1" r:id="rIdejyx4rhq3xb2zon7licka">
               <w:r>
                 <w:rPr>
                   <w:color w:val="315CBB"/>
@@ -879,7 +879,7 @@
               </w:rPr>
               <w:t xml:space="preserve">   </w:t>
             </w:r>
-            <w:hyperlink w:history="1" r:id="rId4f2sb9rd6g0mxt9c7hlvf">
+            <w:hyperlink w:history="1" r:id="rIdvyzshdmt5hnodaufuwupc">
               <w:r>
                 <w:rPr>
                   <w:color w:val="315CBB"/>
@@ -897,7 +897,7 @@
               </w:rPr>
               <w:t xml:space="preserve">   </w:t>
             </w:r>
-            <w:hyperlink w:history="1" r:id="rIdvb3xqy-5kptux8l6jaahz">
+            <w:hyperlink w:history="1" r:id="rIdywqckomhd_u_7u0urilss">
               <w:r>
                 <w:rPr>
                   <w:color w:val="315CBB"/>
@@ -915,7 +915,7 @@
               </w:rPr>
               <w:t xml:space="preserve">   </w:t>
             </w:r>
-            <w:hyperlink w:history="1" r:id="rIdwxqsp0ny7x9ufjrynf1tv">
+            <w:hyperlink w:history="1" r:id="rIdgsxguskcyl0-4fhjbucob">
               <w:r>
                 <w:rPr>
                   <w:color w:val="315CBB"/>
@@ -1132,7 +1132,7 @@
               <w:keepNext w:val="false"/>
               <w:spacing w:after="45" w:before="0" w:line="190"/>
             </w:pPr>
-            <w:hyperlink w:history="1" r:id="rId2rfxlpapz_e1tys0g4m07">
+            <w:hyperlink w:history="1" r:id="rIdjf5djy_vrubcwtws0xgn0">
               <w:r>
                 <w:rPr>
                   <w:color w:val="315CBB"/>
@@ -1397,7 +1397,7 @@
               <w:keepNext w:val="false"/>
               <w:spacing w:after="45" w:before="0" w:line="190"/>
             </w:pPr>
-            <w:hyperlink w:history="1" r:id="rId6zplhndgfuw3j2mzfdqjs">
+            <w:hyperlink w:history="1" r:id="rIdckqlozc3bwgyiazi4e47u">
               <w:r>
                 <w:rPr>
                   <w:color w:val="315CBB"/>
@@ -1415,7 +1415,7 @@
               </w:rPr>
               <w:t xml:space="preserve">   </w:t>
             </w:r>
-            <w:hyperlink w:history="1" r:id="rIdf6x8h9ptsuiiygijopqie">
+            <w:hyperlink w:history="1" r:id="rId8iniu9-4onvpgeaanmxqw">
               <w:r>
                 <w:rPr>
                   <w:color w:val="315CBB"/>
@@ -1559,7 +1559,7 @@
               <w:keepNext w:val="false"/>
               <w:spacing w:after="45" w:before="0" w:line="190"/>
             </w:pPr>
-            <w:hyperlink w:history="1" r:id="rIdxjm5gwqk1ti1vadcvf52y">
+            <w:hyperlink w:history="1" r:id="rIds88j8p1tb0tocrp_ggmjg">
               <w:r>
                 <w:rPr>
                   <w:color w:val="315CBB"/>
@@ -1577,7 +1577,7 @@
               </w:rPr>
               <w:t xml:space="preserve">   </w:t>
             </w:r>
-            <w:hyperlink w:history="1" r:id="rId_hefguet6c7w8q8jdzs-b">
+            <w:hyperlink w:history="1" r:id="rIdopcfn1mn4vonzbvohxffv">
               <w:r>
                 <w:rPr>
                   <w:color w:val="315CBB"/>
@@ -1595,7 +1595,7 @@
               </w:rPr>
               <w:t xml:space="preserve">   </w:t>
             </w:r>
-            <w:hyperlink w:history="1" r:id="rIdzjxm86g6twvzxy-zfvs4n">
+            <w:hyperlink w:history="1" r:id="rIdy6gp1sbnvhajo6-ozxmcy">
               <w:r>
                 <w:rPr>
                   <w:color w:val="315CBB"/>
@@ -1706,14 +1706,14 @@
                     <w:keepNext w:val="false"/>
                     <w:spacing w:after="45" w:before="0" w:line="190"/>
                   </w:pPr>
-                  <w:hyperlink w:history="1" r:id="rIdx8ooqjsbjelezgn2bmii2">
+                  <w:hyperlink w:history="1" r:id="rIdi2bcyp3qrwmxwbwswwpkb">
                     <w:r>
                       <w:drawing>
                         <wp:inline distT="0" distB="0" distL="0" distR="0">
                           <wp:extent cx="466725" cy="647700"/>
                           <wp:effectExtent t="0" r="0" b="0" l="0"/>
                           <wp:docPr id="1" name="" descr="" title="">
-                            <a:hlinkClick xmlns:a="http://schemas.openxmlformats.org/drawingml/2006/main" r:id="rIdx8ooqjsbjelezgn2bmii2"/>
+                            <a:hlinkClick xmlns:a="http://schemas.openxmlformats.org/drawingml/2006/main" r:id="rIdi2bcyp3qrwmxwbwswwpkb"/>
                           </wp:docPr>
                           <wp:cNvGraphicFramePr>
                             <a:graphicFrameLocks xmlns:a="http://schemas.openxmlformats.org/drawingml/2006/main" noChangeAspect="1"/>
@@ -1723,7 +1723,7 @@
                               <pic:pic xmlns:pic="http://schemas.openxmlformats.org/drawingml/2006/picture">
                                 <pic:nvPicPr>
                                   <pic:cNvPr id="0" name="" descr="">
-                                    <a:hlinkClick r:id="rIdx8ooqjsbjelezgn2bmii2"/>
+                                    <a:hlinkClick r:id="rIdi2bcyp3qrwmxwbwswwpkb"/>
                                   </pic:cNvPr>
                                   <pic:cNvPicPr>
                                     <a:picLocks noChangeAspect="1" noChangeArrowheads="1"/>
@@ -1908,14 +1908,14 @@
                     <w:keepNext w:val="false"/>
                     <w:spacing w:after="45" w:before="0" w:line="190"/>
                   </w:pPr>
-                  <w:hyperlink w:history="1" r:id="rIdamhxhrmi5sdtnf1hj4els">
+                  <w:hyperlink w:history="1" r:id="rIdud-m9ux0obzy5n3jayrwm">
                     <w:r>
                       <w:drawing>
                         <wp:inline distT="0" distB="0" distL="0" distR="0">
                           <wp:extent cx="533400" cy="400050"/>
                           <wp:effectExtent t="0" r="0" b="0" l="0"/>
                           <wp:docPr id="1" name="" descr="" title="">
-                            <a:hlinkClick xmlns:a="http://schemas.openxmlformats.org/drawingml/2006/main" r:id="rIdamhxhrmi5sdtnf1hj4els"/>
+                            <a:hlinkClick xmlns:a="http://schemas.openxmlformats.org/drawingml/2006/main" r:id="rIdud-m9ux0obzy5n3jayrwm"/>
                           </wp:docPr>
                           <wp:cNvGraphicFramePr>
                             <a:graphicFrameLocks xmlns:a="http://schemas.openxmlformats.org/drawingml/2006/main" noChangeAspect="1"/>
@@ -1925,7 +1925,7 @@
                               <pic:pic xmlns:pic="http://schemas.openxmlformats.org/drawingml/2006/picture">
                                 <pic:nvPicPr>
                                   <pic:cNvPr id="0" name="" descr="">
-                                    <a:hlinkClick r:id="rIdamhxhrmi5sdtnf1hj4els"/>
+                                    <a:hlinkClick r:id="rIdud-m9ux0obzy5n3jayrwm"/>
                                   </pic:cNvPr>
                                   <pic:cNvPicPr>
                                     <a:picLocks noChangeAspect="1" noChangeArrowheads="1"/>
@@ -2151,7 +2151,7 @@
               <w:br/>
               <w:t xml:space="preserve"/>
             </w:r>
-            <w:hyperlink w:history="1" r:id="rId802bjgta1dhs_-_e4stx2">
+            <w:hyperlink w:history="1" r:id="rIdubhmptyseovimhycb09n6">
               <w:r>
                 <w:rPr>
                   <w:color w:val="315CBB"/>
@@ -2161,7 +2161,7 @@
                 <w:t xml:space="preserve">개인 쇼핑몰 · 로그인 구현 ↗</w:t>
               </w:r>
             </w:hyperlink>
-            <w:hyperlink w:history="1" r:id="rIdowja6xrxmufar_rntkbzb">
+            <w:hyperlink w:history="1" r:id="rIdfq0cogur15wykrb4flniw">
               <w:r>
                 <w:rPr>
                   <w:color w:val="315CBB"/>
@@ -2796,14 +2796,14 @@
                     <w:keepNext w:val="false"/>
                     <w:spacing w:after="45" w:before="0" w:line="190"/>
                   </w:pPr>
-                  <w:hyperlink w:history="1" r:id="rId9en5xvv0vyfoyith8in_d">
+                  <w:hyperlink w:history="1" r:id="rIdftklfjx-qgpglrjkg8bjm">
                     <w:r>
                       <w:drawing>
                         <wp:inline distT="0" distB="0" distL="0" distR="0">
                           <wp:extent cx="457200" cy="647700"/>
                           <wp:effectExtent t="0" r="0" b="0" l="0"/>
                           <wp:docPr id="1" name="" descr="" title="">
-                            <a:hlinkClick xmlns:a="http://schemas.openxmlformats.org/drawingml/2006/main" r:id="rId9en5xvv0vyfoyith8in_d"/>
+                            <a:hlinkClick xmlns:a="http://schemas.openxmlformats.org/drawingml/2006/main" r:id="rIdftklfjx-qgpglrjkg8bjm"/>
                           </wp:docPr>
                           <wp:cNvGraphicFramePr>
                             <a:graphicFrameLocks xmlns:a="http://schemas.openxmlformats.org/drawingml/2006/main" noChangeAspect="1"/>
@@ -2813,7 +2813,7 @@
                               <pic:pic xmlns:pic="http://schemas.openxmlformats.org/drawingml/2006/picture">
                                 <pic:nvPicPr>
                                   <pic:cNvPr id="0" name="" descr="">
-                                    <a:hlinkClick r:id="rId9en5xvv0vyfoyith8in_d"/>
+                                    <a:hlinkClick r:id="rIdftklfjx-qgpglrjkg8bjm"/>
                                   </pic:cNvPr>
                                   <pic:cNvPicPr>
                                     <a:picLocks noChangeAspect="1" noChangeArrowheads="1"/>
@@ -2995,14 +2995,14 @@
                     <w:keepNext w:val="false"/>
                     <w:spacing w:after="45" w:before="0" w:line="190"/>
                   </w:pPr>
-                  <w:hyperlink w:history="1" r:id="rIdzztb69cgj1xvemkbf8itk">
+                  <w:hyperlink w:history="1" r:id="rIdkod2zhaucs9uqpod8cdoq">
                     <w:r>
                       <w:drawing>
                         <wp:inline distT="0" distB="0" distL="0" distR="0">
                           <wp:extent cx="457200" cy="647700"/>
                           <wp:effectExtent t="0" r="0" b="0" l="0"/>
                           <wp:docPr id="1" name="" descr="" title="">
-                            <a:hlinkClick xmlns:a="http://schemas.openxmlformats.org/drawingml/2006/main" r:id="rIdzztb69cgj1xvemkbf8itk"/>
+                            <a:hlinkClick xmlns:a="http://schemas.openxmlformats.org/drawingml/2006/main" r:id="rIdkod2zhaucs9uqpod8cdoq"/>
                           </wp:docPr>
                           <wp:cNvGraphicFramePr>
                             <a:graphicFrameLocks xmlns:a="http://schemas.openxmlformats.org/drawingml/2006/main" noChangeAspect="1"/>
@@ -3012,7 +3012,7 @@
                               <pic:pic xmlns:pic="http://schemas.openxmlformats.org/drawingml/2006/picture">
                                 <pic:nvPicPr>
                                   <pic:cNvPr id="0" name="" descr="">
-                                    <a:hlinkClick r:id="rIdzztb69cgj1xvemkbf8itk"/>
+                                    <a:hlinkClick r:id="rIdkod2zhaucs9uqpod8cdoq"/>
                                   </pic:cNvPr>
                                   <pic:cNvPicPr>
                                     <a:picLocks noChangeAspect="1" noChangeArrowheads="1"/>
@@ -3194,14 +3194,14 @@
                     <w:keepNext w:val="false"/>
                     <w:spacing w:after="45" w:before="0" w:line="190"/>
                   </w:pPr>
-                  <w:hyperlink w:history="1" r:id="rIdllyfku6lj12u1txv15i3s">
+                  <w:hyperlink w:history="1" r:id="rIdld-cpwpxst6ot3mv97_9x">
                     <w:r>
                       <w:drawing>
                         <wp:inline distT="0" distB="0" distL="0" distR="0">
                           <wp:extent cx="457200" cy="647700"/>
                           <wp:effectExtent t="0" r="0" b="0" l="0"/>
                           <wp:docPr id="1" name="" descr="" title="">
-                            <a:hlinkClick xmlns:a="http://schemas.openxmlformats.org/drawingml/2006/main" r:id="rIdllyfku6lj12u1txv15i3s"/>
+                            <a:hlinkClick xmlns:a="http://schemas.openxmlformats.org/drawingml/2006/main" r:id="rIdld-cpwpxst6ot3mv97_9x"/>
                           </wp:docPr>
                           <wp:cNvGraphicFramePr>
                             <a:graphicFrameLocks xmlns:a="http://schemas.openxmlformats.org/drawingml/2006/main" noChangeAspect="1"/>
@@ -3211,7 +3211,7 @@
                               <pic:pic xmlns:pic="http://schemas.openxmlformats.org/drawingml/2006/picture">
                                 <pic:nvPicPr>
                                   <pic:cNvPr id="0" name="" descr="">
-                                    <a:hlinkClick r:id="rIdllyfku6lj12u1txv15i3s"/>
+                                    <a:hlinkClick r:id="rIdld-cpwpxst6ot3mv97_9x"/>
                                   </pic:cNvPr>
                                   <pic:cNvPicPr>
                                     <a:picLocks noChangeAspect="1" noChangeArrowheads="1"/>
@@ -3393,14 +3393,14 @@
                     <w:keepNext w:val="false"/>
                     <w:spacing w:after="45" w:before="0" w:line="190"/>
                   </w:pPr>
-                  <w:hyperlink w:history="1" r:id="rIduivauvuhatysbzeroiyyr">
+                  <w:hyperlink w:history="1" r:id="rIdgpgrowen3g32pkjdwjfxe">
                     <w:r>
                       <w:drawing>
                         <wp:inline distT="0" distB="0" distL="0" distR="0">
                           <wp:extent cx="457200" cy="647700"/>
                           <wp:effectExtent t="0" r="0" b="0" l="0"/>
                           <wp:docPr id="1" name="" descr="" title="">
-                            <a:hlinkClick xmlns:a="http://schemas.openxmlformats.org/drawingml/2006/main" r:id="rIduivauvuhatysbzeroiyyr"/>
+                            <a:hlinkClick xmlns:a="http://schemas.openxmlformats.org/drawingml/2006/main" r:id="rIdgpgrowen3g32pkjdwjfxe"/>
                           </wp:docPr>
                           <wp:cNvGraphicFramePr>
                             <a:graphicFrameLocks xmlns:a="http://schemas.openxmlformats.org/drawingml/2006/main" noChangeAspect="1"/>
@@ -3410,7 +3410,7 @@
                               <pic:pic xmlns:pic="http://schemas.openxmlformats.org/drawingml/2006/picture">
                                 <pic:nvPicPr>
                                   <pic:cNvPr id="0" name="" descr="">
-                                    <a:hlinkClick r:id="rIduivauvuhatysbzeroiyyr"/>
+                                    <a:hlinkClick r:id="rIdgpgrowen3g32pkjdwjfxe"/>
                                   </pic:cNvPr>
                                   <pic:cNvPicPr>
                                     <a:picLocks noChangeAspect="1" noChangeArrowheads="1"/>

--- a/site/resume.docx
+++ b/site/resume.docx
@@ -80,7 +80,7 @@
               <w:keepNext w:val="false"/>
               <w:spacing w:after="45" w:before="0" w:line="190"/>
             </w:pPr>
-            <w:hyperlink w:history="1" r:id="rIdyhutjweshdtnhq8m7ryli">
+            <w:hyperlink w:history="1" r:id="rIdftr-j9s6ibtehwepc9xhk">
               <w:r>
                 <w:rPr>
                   <w:color w:val="315CBB"/>
@@ -98,7 +98,7 @@
               </w:rPr>
               <w:t xml:space="preserve">   </w:t>
             </w:r>
-            <w:hyperlink w:history="1" r:id="rId8sr9jexcev_smes3uds41">
+            <w:hyperlink w:history="1" r:id="rIdnrp-vyw98wosa8qsmuupl">
               <w:r>
                 <w:rPr>
                   <w:color w:val="315CBB"/>
@@ -116,7 +116,7 @@
               </w:rPr>
               <w:t xml:space="preserve">   </w:t>
             </w:r>
-            <w:hyperlink w:history="1" r:id="rIdvddmffiqb_j_npsa__rcb">
+            <w:hyperlink w:history="1" r:id="rIdqfb12cs6udst4nrt76tqt">
               <w:r>
                 <w:rPr>
                   <w:color w:val="315CBB"/>
@@ -134,7 +134,7 @@
               </w:rPr>
               <w:t xml:space="preserve">   </w:t>
             </w:r>
-            <w:hyperlink w:history="1" r:id="rIdfc_gkub1mdpzlj03p16so">
+            <w:hyperlink w:history="1" r:id="rIdslgog20vhmf4l7_frgssf">
               <w:r>
                 <w:rPr>
                   <w:color w:val="315CBB"/>
@@ -422,7 +422,7 @@
               <w:keepNext w:val="false"/>
               <w:spacing w:after="45" w:before="0" w:line="190"/>
             </w:pPr>
-            <w:hyperlink w:history="1" r:id="rIdiidiqjowlvhcurtitycmk">
+            <w:hyperlink w:history="1" r:id="rIdzhvdvjuekive7b5wqt4nl">
               <w:r>
                 <w:rPr>
                   <w:color w:val="315CBB"/>
@@ -440,7 +440,7 @@
               </w:rPr>
               <w:t xml:space="preserve">   </w:t>
             </w:r>
-            <w:hyperlink w:history="1" r:id="rIdlbmm9j7iosikfa9jxlzm8">
+            <w:hyperlink w:history="1" r:id="rIdebjl6a0dq8jyjwu5lqmz3">
               <w:r>
                 <w:rPr>
                   <w:color w:val="315CBB"/>
@@ -472,7 +472,7 @@
                 <w:sz w:val="18"/>
                 <w:szCs w:val="18"/>
               </w:rPr>
-              <w:t xml:space="preserve">업로드한 문서의 변환과 분석</w:t>
+              <w:t xml:space="preserve">문서 확장자 변환 파이프라인 구축과 Wiki 생성 시간 개선</w:t>
             </w:r>
           </w:p>
           <w:p>
@@ -486,7 +486,7 @@
                 <w:sz w:val="15"/>
                 <w:szCs w:val="15"/>
               </w:rPr>
-              <w:t xml:space="preserve">사용자가 올린 PDF를 검색과 답변에 활용할 수 있도록 내용을 추출·복원하고, 여러 문서를 처리하는 대기 시간을 줄이는 작업입니다.</w:t>
+              <w:t xml:space="preserve">사용자가 올린 PDF를 검색과 답변에 활용하도록 변환하고, 여러 문서의 Wiki 생성 시간을 줄였습니다. PDF 30쪽의 내부 평가 통과율은 45.17% → 89.89%, 문서 4개 분석 시간은 282.11초 → 73.89초로 개선했습니다.</w:t>
             </w:r>
           </w:p>
           <w:p>
@@ -514,7 +514,25 @@
                 <w:szCs w:val="16"/>
               </w:rPr>
               <w:br/>
-              <w:t xml:space="preserve">문제: 오픈소스 변환에서 표·수식이 손상됐고, 전체 AI 변환에도 오류와 호출 부담이 남음.</w:t>
+              <w:t xml:space="preserve"/>
+            </w:r>
+            <w:r>
+              <w:rPr>
+                <w:b/>
+                <w:bCs/>
+                <w:color w:val="203047"/>
+                <w:sz w:val="16"/>
+                <w:szCs w:val="16"/>
+              </w:rPr>
+              <w:t xml:space="preserve">문제</w:t>
+            </w:r>
+            <w:r>
+              <w:rPr>
+                <w:color w:val="203047"/>
+                <w:sz w:val="16"/>
+                <w:szCs w:val="16"/>
+              </w:rPr>
+              <w:t xml:space="preserve"/>
             </w:r>
             <w:r>
               <w:rPr>
@@ -523,7 +541,7 @@
                 <w:szCs w:val="16"/>
               </w:rPr>
               <w:br/>
-              <w:t xml:space="preserve">해결: PDF 변환 오픈소스를 비교해 AnyDoc 채택. 깨진 본문만 AI로 복원. 표·수식은 별도 처리하고 그림은 원본 보존.</w:t>
+              <w:t xml:space="preserve">오픈소스 변환에서 표·수식이 손상됐고, 전체 AI 변환에도 오류와 호출 부담이 남음.</w:t>
             </w:r>
             <w:r>
               <w:rPr>
@@ -532,7 +550,70 @@
                 <w:szCs w:val="16"/>
               </w:rPr>
               <w:br/>
-              <w:t xml:space="preserve">성과: PDF 30쪽의 내부 평가 통과율 45.17% → 89.89%.</w:t>
+              <w:t xml:space="preserve"/>
+            </w:r>
+            <w:r>
+              <w:rPr>
+                <w:b/>
+                <w:bCs/>
+                <w:color w:val="203047"/>
+                <w:sz w:val="16"/>
+                <w:szCs w:val="16"/>
+              </w:rPr>
+              <w:t xml:space="preserve">해결</w:t>
+            </w:r>
+            <w:r>
+              <w:rPr>
+                <w:color w:val="203047"/>
+                <w:sz w:val="16"/>
+                <w:szCs w:val="16"/>
+              </w:rPr>
+              <w:t xml:space="preserve"/>
+            </w:r>
+            <w:r>
+              <w:rPr>
+                <w:color w:val="203047"/>
+                <w:sz w:val="16"/>
+                <w:szCs w:val="16"/>
+              </w:rPr>
+              <w:br/>
+              <w:t xml:space="preserve">PDF 변환 오픈소스를 비교해 AnyDoc 채택. 깨진 본문만 AI로 복원. 표·수식은 별도 처리하고 그림은 원본 보존.</w:t>
+            </w:r>
+            <w:r>
+              <w:rPr>
+                <w:color w:val="203047"/>
+                <w:sz w:val="16"/>
+                <w:szCs w:val="16"/>
+              </w:rPr>
+              <w:br/>
+              <w:t xml:space="preserve"/>
+            </w:r>
+            <w:r>
+              <w:rPr>
+                <w:b/>
+                <w:bCs/>
+                <w:color w:val="203047"/>
+                <w:sz w:val="16"/>
+                <w:szCs w:val="16"/>
+              </w:rPr>
+              <w:t xml:space="preserve">성과</w:t>
+            </w:r>
+            <w:r>
+              <w:rPr>
+                <w:color w:val="203047"/>
+                <w:sz w:val="16"/>
+                <w:szCs w:val="16"/>
+              </w:rPr>
+              <w:t xml:space="preserve"/>
+            </w:r>
+            <w:r>
+              <w:rPr>
+                <w:color w:val="203047"/>
+                <w:sz w:val="16"/>
+                <w:szCs w:val="16"/>
+              </w:rPr>
+              <w:br/>
+              <w:t xml:space="preserve">PDF 30쪽의 내부 평가 통과율 45.17% → 89.89%.</w:t>
             </w:r>
           </w:p>
           <w:p>
@@ -560,7 +641,25 @@
                 <w:szCs w:val="16"/>
               </w:rPr>
               <w:br/>
-              <w:t xml:space="preserve">문제: 앞선 문서의 외부 AI 응답을 기다리는 동안 뒤의 문서 처리가 지연.</w:t>
+              <w:t xml:space="preserve"/>
+            </w:r>
+            <w:r>
+              <w:rPr>
+                <w:b/>
+                <w:bCs/>
+                <w:color w:val="203047"/>
+                <w:sz w:val="16"/>
+                <w:szCs w:val="16"/>
+              </w:rPr>
+              <w:t xml:space="preserve">문제</w:t>
+            </w:r>
+            <w:r>
+              <w:rPr>
+                <w:color w:val="203047"/>
+                <w:sz w:val="16"/>
+                <w:szCs w:val="16"/>
+              </w:rPr>
+              <w:t xml:space="preserve"/>
             </w:r>
             <w:r>
               <w:rPr>
@@ -569,7 +668,7 @@
                 <w:szCs w:val="16"/>
               </w:rPr>
               <w:br/>
-              <w:t xml:space="preserve">해결: Worker 수와 내부 동시 요청 수를 각각 변경하며 비교. 메모리 증가를 고려해 Worker 최대 4개를 채택하고, 오히려 느려진 추가 동시 요청, GPU 병렬화는 제외.</w:t>
+              <w:t xml:space="preserve">앞선 문서의 외부 AI 응답을 기다리는 동안 뒤의 문서 처리가 지연.</w:t>
             </w:r>
             <w:r>
               <w:rPr>
@@ -578,7 +677,70 @@
                 <w:szCs w:val="16"/>
               </w:rPr>
               <w:br/>
-              <w:t xml:space="preserve">성과: 문서 4개 분석 시간 282.11초 → 73.89초(약 74% 감소)</w:t>
+              <w:t xml:space="preserve"/>
+            </w:r>
+            <w:r>
+              <w:rPr>
+                <w:b/>
+                <w:bCs/>
+                <w:color w:val="203047"/>
+                <w:sz w:val="16"/>
+                <w:szCs w:val="16"/>
+              </w:rPr>
+              <w:t xml:space="preserve">해결</w:t>
+            </w:r>
+            <w:r>
+              <w:rPr>
+                <w:color w:val="203047"/>
+                <w:sz w:val="16"/>
+                <w:szCs w:val="16"/>
+              </w:rPr>
+              <w:t xml:space="preserve"/>
+            </w:r>
+            <w:r>
+              <w:rPr>
+                <w:color w:val="203047"/>
+                <w:sz w:val="16"/>
+                <w:szCs w:val="16"/>
+              </w:rPr>
+              <w:br/>
+              <w:t xml:space="preserve">Worker 수와 내부 동시 요청 수를 각각 변경하며 비교. 메모리 증가를 고려해 Worker 최대 4개를 채택하고, 오히려 느려진 추가 동시 요청, GPU 병렬화는 제외.</w:t>
+            </w:r>
+            <w:r>
+              <w:rPr>
+                <w:color w:val="203047"/>
+                <w:sz w:val="16"/>
+                <w:szCs w:val="16"/>
+              </w:rPr>
+              <w:br/>
+              <w:t xml:space="preserve"/>
+            </w:r>
+            <w:r>
+              <w:rPr>
+                <w:b/>
+                <w:bCs/>
+                <w:color w:val="203047"/>
+                <w:sz w:val="16"/>
+                <w:szCs w:val="16"/>
+              </w:rPr>
+              <w:t xml:space="preserve">성과</w:t>
+            </w:r>
+            <w:r>
+              <w:rPr>
+                <w:color w:val="203047"/>
+                <w:sz w:val="16"/>
+                <w:szCs w:val="16"/>
+              </w:rPr>
+              <w:t xml:space="preserve"/>
+            </w:r>
+            <w:r>
+              <w:rPr>
+                <w:color w:val="203047"/>
+                <w:sz w:val="16"/>
+                <w:szCs w:val="16"/>
+              </w:rPr>
+              <w:br/>
+              <w:t xml:space="preserve">문서 4개 분석 시간 282.11초 → 73.89초(약 74% 감소)</w:t>
             </w:r>
           </w:p>
           <w:p>
@@ -608,7 +770,7 @@
                 <w:sz w:val="15"/>
                 <w:szCs w:val="15"/>
               </w:rPr>
-              <w:t xml:space="preserve">사용자 질문과 관련된 내용을 저장된 문서에서 찾아 AI 답변의 근거로 제공하는 기능입니다. 필요한 근거를 빠뜨리지 않고, 답할 자료가 없는 질문은 구분하도록 개선했습니다.</w:t>
+              <w:t xml:space="preserve">저장된 문서에서 AI 답변에 필요한 근거를 찾는 기능입니다. 답이 있는 80문항의 근거 충족률을 66.25% → 91.25%로 높이고, 답 없는 20문항의 잘못된 근거 반환을 20 → 0건으로 줄였습니다.</w:t>
             </w:r>
           </w:p>
           <w:p>
@@ -636,74 +798,25 @@
                 <w:szCs w:val="16"/>
               </w:rPr>
               <w:br/>
-              <w:t xml:space="preserve">문제: 기존 검색이 필요한 근거를 놓치고, 답이 없는 질문에도 근거를 반환.</w:t>
-            </w:r>
-            <w:r>
-              <w:rPr>
-                <w:color w:val="203047"/>
-                <w:sz w:val="16"/>
-                <w:szCs w:val="16"/>
-              </w:rPr>
-              <w:br/>
-              <w:t xml:space="preserve">해결: 라우팅에서 효과를 본 선택형 판단 모델 Jev를 RAG에 적용. 전체 근거 실험 후 동일 후보·반환량으로 비교 조건을 맞추고, 후보 300개·최대 4병렬로 조정.</w:t>
-            </w:r>
-            <w:r>
-              <w:rPr>
-                <w:color w:val="203047"/>
-                <w:sz w:val="16"/>
-                <w:szCs w:val="16"/>
-              </w:rPr>
-              <w:br/>
-              <w:t xml:space="preserve">성과: 논문 9편의 평가에서 답이 있는 80문항의 근거 충족률 66.25% → 91.25%. 답 없는 20문항의 잘못된 근거 반환 20 → 0건. Jev 최적화 전후 시간 중앙값 9.090초 → 2.251초.</w:t>
-            </w:r>
-          </w:p>
-          <w:p>
-            <w:pPr>
-              <w:keepNext/>
-              <w:spacing w:after="65" w:before="60" w:line="190"/>
-            </w:pPr>
+              <w:t xml:space="preserve"/>
+            </w:r>
             <w:r>
               <w:rPr>
                 <w:b/>
                 <w:bCs/>
-                <w:color w:val="315CBB"/>
-                <w:sz w:val="18"/>
-                <w:szCs w:val="18"/>
-              </w:rPr>
-              <w:t xml:space="preserve">AI Agent와 Skill</w:t>
-            </w:r>
-          </w:p>
-          <w:p>
-            <w:pPr>
-              <w:keepNext w:val="false"/>
-              <w:spacing w:after="45" w:before="0" w:line="190"/>
-            </w:pPr>
-            <w:r>
-              <w:rPr>
-                <w:color w:val="607089"/>
-                <w:sz w:val="15"/>
-                <w:szCs w:val="15"/>
-              </w:rPr>
-              <w:t xml:space="preserve">사용자가 말로 요청한 문서 편집과 폴더 정리를 AI가 수행하는 기능입니다. 또한, 변경 내용을 사용자가 승인한 뒤 반영하도록 하고, 반복 작업을 지침으로 저장해 재사용할 수 있게 만들었습니다.</w:t>
-            </w:r>
-          </w:p>
-          <w:p>
-            <w:pPr>
-              <w:pStyle w:val="ListParagraph"/>
-              <w:keepNext w:val="false"/>
-              <w:numPr>
-                <w:ilvl w:val="0"/>
-                <w:numId w:val="1"/>
-              </w:numPr>
-              <w:spacing w:after="45" w:before="0" w:line="190"/>
-            </w:pPr>
-            <w:r>
-              <w:rPr>
-                <w:color w:val="203047"/>
-                <w:sz w:val="16"/>
-                <w:szCs w:val="16"/>
-              </w:rPr>
-              <w:t xml:space="preserve">사용자 정의 작업 지침(Skill)</w:t>
+                <w:color w:val="203047"/>
+                <w:sz w:val="16"/>
+                <w:szCs w:val="16"/>
+              </w:rPr>
+              <w:t xml:space="preserve">문제</w:t>
+            </w:r>
+            <w:r>
+              <w:rPr>
+                <w:color w:val="203047"/>
+                <w:sz w:val="16"/>
+                <w:szCs w:val="16"/>
+              </w:rPr>
+              <w:t xml:space="preserve"/>
             </w:r>
             <w:r>
               <w:rPr>
@@ -712,7 +825,7 @@
                 <w:szCs w:val="16"/>
               </w:rPr>
               <w:br/>
-              <w:t xml:space="preserve">문제: 사용자마다 다른 반복 작업을 개발자가 모두 기능으로 추가하기 어려움.</w:t>
+              <w:t xml:space="preserve">기존 검색이 필요한 근거를 놓치고, 답이 없는 질문에도 근거를 반환.</w:t>
             </w:r>
             <w:r>
               <w:rPr>
@@ -721,217 +834,70 @@
                 <w:szCs w:val="16"/>
               </w:rPr>
               <w:br/>
-              <w:t xml:space="preserve">해결: 자연어 지침의 작성·검토·게시 기능과 권한·승인 우회 검사를 구현. 실제 문서 변경은 미리보기를 확인한 뒤 별도로 승인하도록 설계.</w:t>
-            </w:r>
-            <w:r>
-              <w:rPr>
-                <w:color w:val="203047"/>
-                <w:sz w:val="16"/>
-                <w:szCs w:val="16"/>
-              </w:rPr>
-              <w:br/>
-              <w:t xml:space="preserve">성과: 게시한 Skill을 Agent에서 사용가능하도록 구현. 문서 6개 검증에서 승인 전 변경 없이, 승인 후 폴더 3개 생성과 문서 이동 확인.</w:t>
-            </w:r>
-          </w:p>
-          <w:p>
-            <w:pPr>
-              <w:pStyle w:val="ListParagraph"/>
-              <w:keepNext w:val="false"/>
-              <w:numPr>
-                <w:ilvl w:val="0"/>
-                <w:numId w:val="1"/>
-              </w:numPr>
-              <w:spacing w:after="45" w:before="0" w:line="190"/>
-            </w:pPr>
-            <w:r>
-              <w:rPr>
-                <w:color w:val="203047"/>
-                <w:sz w:val="16"/>
-                <w:szCs w:val="16"/>
-              </w:rPr>
-              <w:t xml:space="preserve">문서 편집 품질 개선</w:t>
-            </w:r>
-            <w:r>
-              <w:rPr>
-                <w:color w:val="203047"/>
-                <w:sz w:val="16"/>
-                <w:szCs w:val="16"/>
-              </w:rPr>
-              <w:br/>
-              <w:t xml:space="preserve">문제: 생성한 편집 초안이 사용자의 편집 의도를 충족하지 못하는 사례 발생.</w:t>
-            </w:r>
-            <w:r>
-              <w:rPr>
-                <w:color w:val="203047"/>
-                <w:sz w:val="16"/>
-                <w:szCs w:val="16"/>
-              </w:rPr>
-              <w:br/>
-              <w:t xml:space="preserve">해결: 편집 목적 전달과 재시도 입력을 개선하고, 의미 평가 후 최대 1회 재작성 적용.</w:t>
-            </w:r>
-            <w:r>
-              <w:rPr>
-                <w:color w:val="203047"/>
-                <w:sz w:val="16"/>
-                <w:szCs w:val="16"/>
-              </w:rPr>
-              <w:br/>
-              <w:t xml:space="preserve">성과: 동일 초안 114개의 내부 평가 통과 94 → 104건.</w:t>
-            </w:r>
-          </w:p>
-          <w:p>
-            <w:pPr>
-              <w:keepNext/>
-              <w:spacing w:after="65" w:before="60" w:line="190"/>
-            </w:pPr>
+              <w:t xml:space="preserve"/>
+            </w:r>
             <w:r>
               <w:rPr>
                 <w:b/>
                 <w:bCs/>
-                <w:color w:val="315CBB"/>
-                <w:sz w:val="18"/>
-                <w:szCs w:val="18"/>
-              </w:rPr>
-              <w:t xml:space="preserve">서비스별 책임과 통신 구조 설계</w:t>
-            </w:r>
-          </w:p>
-          <w:p>
-            <w:pPr>
-              <w:keepNext w:val="false"/>
-              <w:spacing w:after="45" w:before="0" w:line="190"/>
-            </w:pPr>
-            <w:r>
-              <w:rPr>
-                <w:color w:val="607089"/>
-                <w:sz w:val="15"/>
-                <w:szCs w:val="15"/>
-              </w:rPr>
-              <w:t xml:space="preserve">AI 기능을 포함한 서비스의 책임과 데이터 소유권, 서비스 간 통신 방식을 정하는 작업입니다. 초기 설계를 제안하고 팀원·멘토와 함께 최종 구조를 완성했습니다.</w:t>
-            </w:r>
-          </w:p>
-          <w:p>
-            <w:pPr>
-              <w:pStyle w:val="ListParagraph"/>
-              <w:keepNext w:val="false"/>
-              <w:numPr>
-                <w:ilvl w:val="0"/>
-                <w:numId w:val="1"/>
-              </w:numPr>
-              <w:spacing w:after="45" w:before="0" w:line="190"/>
-            </w:pPr>
-            <w:r>
-              <w:rPr>
-                <w:color w:val="203047"/>
-                <w:sz w:val="16"/>
-                <w:szCs w:val="16"/>
-              </w:rPr>
-              <w:t xml:space="preserve">MSA 초기 설계 제안 후 팀원·멘토와 데이터 소유권, 서비스 경계, 통신 방식을 논의해 최종 구조 공동 설계.</w:t>
-            </w:r>
-          </w:p>
-          <w:p>
-            <w:pPr>
-              <w:keepNext w:val="false"/>
-              <w:spacing w:after="45" w:before="0" w:line="190"/>
-            </w:pPr>
-            <w:r>
-              <w:rPr>
-                <w:color w:val="607089"/>
-                <w:sz w:val="15"/>
-                <w:szCs w:val="15"/>
-              </w:rPr>
-              <w:t xml:space="preserve">수치는 내부 평가 기준이며, RAG 시간 단축은 Jev 최적화 전후 비교입니다. 문서 병렬 처리 시간은 저장·후처리를 제외한 분석 단계 기준입니다.</w:t>
-            </w:r>
-          </w:p>
-          <w:p>
-            <w:pPr>
-              <w:keepNext w:val="false"/>
-              <w:spacing w:after="45" w:before="0" w:line="190"/>
-            </w:pPr>
-            <w:r>
-              <w:rPr>
-                <w:color w:val="607089"/>
-                <w:sz w:val="15"/>
-                <w:szCs w:val="15"/>
-              </w:rPr>
-              <w:t xml:space="preserve">문제 해결 과정과 실험 결과는 상세 포트폴리오에서 볼 수 있습니다.</w:t>
-            </w:r>
-          </w:p>
-          <w:p>
-            <w:pPr>
-              <w:keepNext w:val="false"/>
-              <w:spacing w:after="45" w:before="0" w:line="190"/>
-            </w:pPr>
-            <w:hyperlink w:history="1" r:id="rIdejyx4rhq3xb2zon7licka">
-              <w:r>
-                <w:rPr>
-                  <w:color w:val="315CBB"/>
-                  <w:sz w:val="16"/>
-                  <w:szCs w:val="16"/>
-                </w:rPr>
-                <w:t xml:space="preserve">PDF 변환 ↗</w:t>
-              </w:r>
-            </w:hyperlink>
-            <w:r>
-              <w:rPr>
-                <w:color w:val="203047"/>
-                <w:sz w:val="16"/>
-                <w:szCs w:val="16"/>
-              </w:rPr>
-              <w:t xml:space="preserve">   </w:t>
-            </w:r>
-            <w:hyperlink w:history="1" r:id="rIdvyzshdmt5hnodaufuwupc">
-              <w:r>
-                <w:rPr>
-                  <w:color w:val="315CBB"/>
-                  <w:sz w:val="16"/>
-                  <w:szCs w:val="16"/>
-                </w:rPr>
-                <w:t xml:space="preserve">문서 병렬 처리 ↗</w:t>
-              </w:r>
-            </w:hyperlink>
-            <w:r>
-              <w:rPr>
-                <w:color w:val="203047"/>
-                <w:sz w:val="16"/>
-                <w:szCs w:val="16"/>
-              </w:rPr>
-              <w:t xml:space="preserve">   </w:t>
-            </w:r>
-            <w:hyperlink w:history="1" r:id="rIdywqckomhd_u_7u0urilss">
-              <w:r>
-                <w:rPr>
-                  <w:color w:val="315CBB"/>
-                  <w:sz w:val="16"/>
-                  <w:szCs w:val="16"/>
-                </w:rPr>
-                <w:t xml:space="preserve">Agent Skill 설계 ↗</w:t>
-              </w:r>
-            </w:hyperlink>
-            <w:r>
-              <w:rPr>
-                <w:color w:val="203047"/>
-                <w:sz w:val="16"/>
-                <w:szCs w:val="16"/>
-              </w:rPr>
-              <w:t xml:space="preserve">   </w:t>
-            </w:r>
-            <w:hyperlink w:history="1" r:id="rIdgsxguskcyl0-4fhjbucob">
-              <w:r>
-                <w:rPr>
-                  <w:color w:val="315CBB"/>
-                  <w:sz w:val="16"/>
-                  <w:szCs w:val="16"/>
-                </w:rPr>
-                <w:t xml:space="preserve">RAG 근거 선택 ↗</w:t>
-              </w:r>
-            </w:hyperlink>
-            <w:r>
-              <w:rPr>
-                <w:color w:val="203047"/>
-                <w:sz w:val="16"/>
-                <w:szCs w:val="16"/>
-              </w:rPr>
-              <w:t xml:space="preserve">   </w:t>
+                <w:color w:val="203047"/>
+                <w:sz w:val="16"/>
+                <w:szCs w:val="16"/>
+              </w:rPr>
+              <w:t xml:space="preserve">해결</w:t>
+            </w:r>
+            <w:r>
+              <w:rPr>
+                <w:color w:val="203047"/>
+                <w:sz w:val="16"/>
+                <w:szCs w:val="16"/>
+              </w:rPr>
+              <w:t xml:space="preserve"/>
+            </w:r>
+            <w:r>
+              <w:rPr>
+                <w:color w:val="203047"/>
+                <w:sz w:val="16"/>
+                <w:szCs w:val="16"/>
+              </w:rPr>
+              <w:br/>
+              <w:t xml:space="preserve">라우팅에서 효과를 본 선택형 판단 모델 Jev를 RAG에 적용. 전체 근거 실험 후 동일 후보·반환량으로 비교 조건을 맞추고, 후보 300개·최대 4병렬로 조정.</w:t>
+            </w:r>
+            <w:r>
+              <w:rPr>
+                <w:color w:val="203047"/>
+                <w:sz w:val="16"/>
+                <w:szCs w:val="16"/>
+              </w:rPr>
+              <w:br/>
+              <w:t xml:space="preserve"/>
+            </w:r>
+            <w:r>
+              <w:rPr>
+                <w:b/>
+                <w:bCs/>
+                <w:color w:val="203047"/>
+                <w:sz w:val="16"/>
+                <w:szCs w:val="16"/>
+              </w:rPr>
+              <w:t xml:space="preserve">성과</w:t>
+            </w:r>
+            <w:r>
+              <w:rPr>
+                <w:color w:val="203047"/>
+                <w:sz w:val="16"/>
+                <w:szCs w:val="16"/>
+              </w:rPr>
+              <w:t xml:space="preserve"/>
+            </w:r>
+            <w:r>
+              <w:rPr>
+                <w:color w:val="203047"/>
+                <w:sz w:val="16"/>
+                <w:szCs w:val="16"/>
+              </w:rPr>
+              <w:br/>
+              <w:t xml:space="preserve">논문 9편의 평가에서 답이 있는 80문항의 근거 충족률 66.25% → 91.25%. 답 없는 20문항의 잘못된 근거 반환 20 → 0건. Jev 최적화 전후 시간 중앙값 9.090초 → 2.251초.</w:t>
             </w:r>
           </w:p>
         </w:tc>
@@ -946,6 +912,944 @@
       <w:pPr>
         <w:sectPr>
           <w:footerReference w:type="default" r:id="rId7"/>
+          <w:pgSz w:w="11906" w:h="16838" w:orient="portrait"/>
+          <w:pgMar w:top="737" w:right="794" w:bottom="907" w:left="794" w:header="708" w:footer="454" w:gutter="0"/>
+          <w:pgNumType/>
+          <w:docGrid w:linePitch="360"/>
+        </w:sectPr>
+      </w:pPr>
+    </w:p>
+    <w:p>
+      <w:pPr>
+        <w:keepNext/>
+        <w:pBdr>
+          <w:bottom w:val="single" w:color="6A80BD" w:sz="10" w:space="4"/>
+        </w:pBdr>
+        <w:spacing w:after="65" w:before="160" w:line="190"/>
+      </w:pPr>
+      <w:r>
+        <w:rPr>
+          <w:b/>
+          <w:bCs/>
+          <w:color w:val="315CBB"/>
+          <w:sz w:val="20"/>
+          <w:szCs w:val="20"/>
+        </w:rPr>
+        <w:t xml:space="preserve">PROJECTS &amp; EXPERIENCE</w:t>
+      </w:r>
+    </w:p>
+    <w:tbl>
+      <w:tblPr>
+        <w:tblW w:type="pct" w:w="100%"/>
+        <w:tblBorders>
+          <w:top w:val="single" w:color="DCE2EC" w:sz="5"/>
+          <w:left w:val="single" w:color="DCE2EC" w:sz="5"/>
+          <w:bottom w:val="single" w:color="DCE2EC" w:sz="5"/>
+          <w:right w:val="single" w:color="DCE2EC" w:sz="5"/>
+          <w:insideH w:val="single" w:color="DCE2EC" w:sz="5"/>
+          <w:insideV w:val="single" w:color="DCE2EC" w:sz="5"/>
+        </w:tblBorders>
+      </w:tblPr>
+      <w:tblGrid>
+        <w:gridCol w:w="100"/>
+      </w:tblGrid>
+      <w:tr>
+        <w:tc>
+          <w:tcPr>
+            <w:tcW w:type="pct" w:w="100%"/>
+            <w:tcMar>
+              <w:top w:type="dxa" w:w="100"/>
+              <w:left w:type="dxa" w:w="140"/>
+              <w:bottom w:type="dxa" w:w="100"/>
+              <w:right w:type="dxa" w:w="140"/>
+            </w:tcMar>
+          </w:tcPr>
+          <w:tbl>
+            <w:tblPr>
+              <w:tblW w:type="pct" w:w="100%"/>
+              <w:tblBorders>
+                <w:top w:val="none" w:color="FFFFFF" w:sz="0"/>
+                <w:left w:val="none" w:color="FFFFFF" w:sz="0"/>
+                <w:bottom w:val="none" w:color="FFFFFF" w:sz="0"/>
+                <w:right w:val="none" w:color="FFFFFF" w:sz="0"/>
+                <w:insideH w:val="none" w:color="FFFFFF" w:sz="0"/>
+                <w:insideV w:val="none" w:color="FFFFFF" w:sz="0"/>
+              </w:tblBorders>
+            </w:tblPr>
+            <w:tblGrid>
+              <w:gridCol w:w="100"/>
+              <w:gridCol w:w="100"/>
+            </w:tblGrid>
+            <w:tr>
+              <w:tc>
+                <w:tcPr>
+                  <w:tcW w:type="pct" w:w="72%"/>
+                  <w:tcMar>
+                    <w:top w:type="dxa" w:w="20"/>
+                    <w:left w:type="dxa" w:w="40"/>
+                    <w:bottom w:type="dxa" w:w="20"/>
+                    <w:right w:type="dxa" w:w="40"/>
+                  </w:tcMar>
+                </w:tcPr>
+                <w:p>
+                  <w:pPr>
+                    <w:keepNext/>
+                    <w:spacing w:after="65" w:before="60" w:line="190"/>
+                  </w:pPr>
+                  <w:r>
+                    <w:rPr>
+                      <w:b/>
+                      <w:bCs/>
+                      <w:color w:val="315CBB"/>
+                      <w:sz w:val="23"/>
+                      <w:szCs w:val="23"/>
+                    </w:rPr>
+                    <w:t xml:space="preserve">Fruition — 계속</w:t>
+                  </w:r>
+                </w:p>
+              </w:tc>
+              <w:tc>
+                <w:tcPr>
+                  <w:tcW w:type="pct" w:w="28%"/>
+                  <w:tcMar>
+                    <w:top w:type="dxa" w:w="20"/>
+                    <w:left w:type="dxa" w:w="40"/>
+                    <w:bottom w:type="dxa" w:w="20"/>
+                    <w:right w:type="dxa" w:w="40"/>
+                  </w:tcMar>
+                </w:tcPr>
+                <w:p>
+                  <w:pPr>
+                    <w:keepNext w:val="false"/>
+                    <w:spacing w:after="45" w:before="0" w:line="190"/>
+                  </w:pPr>
+                  <w:r>
+                    <w:rPr>
+                      <w:color w:val="203047"/>
+                      <w:sz w:val="16"/>
+                      <w:szCs w:val="16"/>
+                    </w:rPr>
+                    <w:t xml:space="preserve">2026.04 — 현재</w:t>
+                  </w:r>
+                </w:p>
+              </w:tc>
+            </w:tr>
+          </w:tbl>
+          <w:p>
+            <w:pPr>
+              <w:spacing w:after="0" w:before="0" w:line="40"/>
+            </w:pPr>
+          </w:p>
+          <w:p>
+            <w:pPr>
+              <w:keepNext/>
+              <w:spacing w:after="65" w:before="60" w:line="190"/>
+            </w:pPr>
+            <w:r>
+              <w:rPr>
+                <w:b/>
+                <w:bCs/>
+                <w:color w:val="315CBB"/>
+                <w:sz w:val="18"/>
+                <w:szCs w:val="18"/>
+              </w:rPr>
+              <w:t xml:space="preserve">Skill 기능 구현과 AI Agent 라우팅 성능 개선</w:t>
+            </w:r>
+          </w:p>
+          <w:p>
+            <w:pPr>
+              <w:keepNext w:val="false"/>
+              <w:spacing w:after="45" w:before="0" w:line="190"/>
+            </w:pPr>
+            <w:r>
+              <w:rPr>
+                <w:color w:val="607089"/>
+                <w:sz w:val="15"/>
+                <w:szCs w:val="15"/>
+              </w:rPr>
+              <w:t xml:space="preserve">반복 작업을 Skill로 저장·재사용하고 실제 변경은 사용자 승인 후 반영하도록 구현했습니다. 요청을 질문·편집 등으로 분류하는 라우팅에는 Jev를 적용해 정답 77/98 → 81/98건, 판단시간 중앙값 8.967초 → 0.658초로 개선했습니다.</w:t>
+            </w:r>
+          </w:p>
+          <w:p>
+            <w:pPr>
+              <w:pStyle w:val="ListParagraph"/>
+              <w:keepNext w:val="false"/>
+              <w:numPr>
+                <w:ilvl w:val="0"/>
+                <w:numId w:val="1"/>
+              </w:numPr>
+              <w:spacing w:after="45" w:before="0" w:line="190"/>
+            </w:pPr>
+            <w:r>
+              <w:rPr>
+                <w:color w:val="203047"/>
+                <w:sz w:val="16"/>
+                <w:szCs w:val="16"/>
+              </w:rPr>
+              <w:t xml:space="preserve">사용자 정의 작업 지침(Skill)</w:t>
+            </w:r>
+            <w:r>
+              <w:rPr>
+                <w:color w:val="203047"/>
+                <w:sz w:val="16"/>
+                <w:szCs w:val="16"/>
+              </w:rPr>
+              <w:br/>
+              <w:t xml:space="preserve"/>
+            </w:r>
+            <w:r>
+              <w:rPr>
+                <w:b/>
+                <w:bCs/>
+                <w:color w:val="203047"/>
+                <w:sz w:val="16"/>
+                <w:szCs w:val="16"/>
+              </w:rPr>
+              <w:t xml:space="preserve">문제</w:t>
+            </w:r>
+            <w:r>
+              <w:rPr>
+                <w:color w:val="203047"/>
+                <w:sz w:val="16"/>
+                <w:szCs w:val="16"/>
+              </w:rPr>
+              <w:t xml:space="preserve"/>
+            </w:r>
+            <w:r>
+              <w:rPr>
+                <w:color w:val="203047"/>
+                <w:sz w:val="16"/>
+                <w:szCs w:val="16"/>
+              </w:rPr>
+              <w:br/>
+              <w:t xml:space="preserve">사용자마다 다른 반복 작업을 개발자가 모두 기능으로 추가하기 어려움.</w:t>
+            </w:r>
+            <w:r>
+              <w:rPr>
+                <w:color w:val="203047"/>
+                <w:sz w:val="16"/>
+                <w:szCs w:val="16"/>
+              </w:rPr>
+              <w:br/>
+              <w:t xml:space="preserve"/>
+            </w:r>
+            <w:r>
+              <w:rPr>
+                <w:b/>
+                <w:bCs/>
+                <w:color w:val="203047"/>
+                <w:sz w:val="16"/>
+                <w:szCs w:val="16"/>
+              </w:rPr>
+              <w:t xml:space="preserve">해결</w:t>
+            </w:r>
+            <w:r>
+              <w:rPr>
+                <w:color w:val="203047"/>
+                <w:sz w:val="16"/>
+                <w:szCs w:val="16"/>
+              </w:rPr>
+              <w:t xml:space="preserve"/>
+            </w:r>
+            <w:r>
+              <w:rPr>
+                <w:color w:val="203047"/>
+                <w:sz w:val="16"/>
+                <w:szCs w:val="16"/>
+              </w:rPr>
+              <w:br/>
+              <w:t xml:space="preserve">자연어 지침의 작성·검토·게시 기능과 권한·승인 우회 검사를 구현. 실제 문서 변경은 미리보기를 확인한 뒤 별도로 승인하도록 설계.</w:t>
+            </w:r>
+            <w:r>
+              <w:rPr>
+                <w:color w:val="203047"/>
+                <w:sz w:val="16"/>
+                <w:szCs w:val="16"/>
+              </w:rPr>
+              <w:br/>
+              <w:t xml:space="preserve"/>
+            </w:r>
+            <w:r>
+              <w:rPr>
+                <w:b/>
+                <w:bCs/>
+                <w:color w:val="203047"/>
+                <w:sz w:val="16"/>
+                <w:szCs w:val="16"/>
+              </w:rPr>
+              <w:t xml:space="preserve">성과</w:t>
+            </w:r>
+            <w:r>
+              <w:rPr>
+                <w:color w:val="203047"/>
+                <w:sz w:val="16"/>
+                <w:szCs w:val="16"/>
+              </w:rPr>
+              <w:t xml:space="preserve"/>
+            </w:r>
+            <w:r>
+              <w:rPr>
+                <w:color w:val="203047"/>
+                <w:sz w:val="16"/>
+                <w:szCs w:val="16"/>
+              </w:rPr>
+              <w:br/>
+              <w:t xml:space="preserve">게시한 Skill을 Agent에서 사용가능하도록 구현. 문서 6개 검증에서 승인 전 변경 없이, 승인 후 폴더 3개 생성과 문서 이동 확인.</w:t>
+            </w:r>
+          </w:p>
+          <w:p>
+            <w:pPr>
+              <w:pStyle w:val="ListParagraph"/>
+              <w:keepNext w:val="false"/>
+              <w:numPr>
+                <w:ilvl w:val="0"/>
+                <w:numId w:val="1"/>
+              </w:numPr>
+              <w:spacing w:after="45" w:before="0" w:line="190"/>
+            </w:pPr>
+            <w:r>
+              <w:rPr>
+                <w:color w:val="203047"/>
+                <w:sz w:val="16"/>
+                <w:szCs w:val="16"/>
+              </w:rPr>
+              <w:t xml:space="preserve">Jev 기반 요청 분류 개선</w:t>
+            </w:r>
+            <w:r>
+              <w:rPr>
+                <w:color w:val="203047"/>
+                <w:sz w:val="16"/>
+                <w:szCs w:val="16"/>
+              </w:rPr>
+              <w:br/>
+              <w:t xml:space="preserve"/>
+            </w:r>
+            <w:r>
+              <w:rPr>
+                <w:b/>
+                <w:bCs/>
+                <w:color w:val="203047"/>
+                <w:sz w:val="16"/>
+                <w:szCs w:val="16"/>
+              </w:rPr>
+              <w:t xml:space="preserve">문제</w:t>
+            </w:r>
+            <w:r>
+              <w:rPr>
+                <w:color w:val="203047"/>
+                <w:sz w:val="16"/>
+                <w:szCs w:val="16"/>
+              </w:rPr>
+              <w:t xml:space="preserve"/>
+            </w:r>
+            <w:r>
+              <w:rPr>
+                <w:color w:val="203047"/>
+                <w:sz w:val="16"/>
+                <w:szCs w:val="16"/>
+              </w:rPr>
+              <w:br/>
+              <w:t xml:space="preserve">사용자 질문을 문서 편집으로 분류하는 등 잘못된 작업으로 연결.</w:t>
+            </w:r>
+            <w:r>
+              <w:rPr>
+                <w:color w:val="203047"/>
+                <w:sz w:val="16"/>
+                <w:szCs w:val="16"/>
+              </w:rPr>
+              <w:br/>
+              <w:t xml:space="preserve"/>
+            </w:r>
+            <w:r>
+              <w:rPr>
+                <w:b/>
+                <w:bCs/>
+                <w:color w:val="203047"/>
+                <w:sz w:val="16"/>
+                <w:szCs w:val="16"/>
+              </w:rPr>
+              <w:t xml:space="preserve">해결</w:t>
+            </w:r>
+            <w:r>
+              <w:rPr>
+                <w:color w:val="203047"/>
+                <w:sz w:val="16"/>
+                <w:szCs w:val="16"/>
+              </w:rPr>
+              <w:t xml:space="preserve"/>
+            </w:r>
+            <w:r>
+              <w:rPr>
+                <w:color w:val="203047"/>
+                <w:sz w:val="16"/>
+                <w:szCs w:val="16"/>
+              </w:rPr>
+              <w:br/>
+              <w:t xml:space="preserve">질문·편집·문서 생성·폴더 정리 등 작업 종류와 부가 조건을 고르는 라우팅에 선택형 판단 모델 Jev 적용.</w:t>
+            </w:r>
+            <w:r>
+              <w:rPr>
+                <w:color w:val="203047"/>
+                <w:sz w:val="16"/>
+                <w:szCs w:val="16"/>
+              </w:rPr>
+              <w:br/>
+              <w:t xml:space="preserve"/>
+            </w:r>
+            <w:r>
+              <w:rPr>
+                <w:b/>
+                <w:bCs/>
+                <w:color w:val="203047"/>
+                <w:sz w:val="16"/>
+                <w:szCs w:val="16"/>
+              </w:rPr>
+              <w:t xml:space="preserve">성과</w:t>
+            </w:r>
+            <w:r>
+              <w:rPr>
+                <w:color w:val="203047"/>
+                <w:sz w:val="16"/>
+                <w:szCs w:val="16"/>
+              </w:rPr>
+              <w:t xml:space="preserve"/>
+            </w:r>
+            <w:r>
+              <w:rPr>
+                <w:color w:val="203047"/>
+                <w:sz w:val="16"/>
+                <w:szCs w:val="16"/>
+              </w:rPr>
+              <w:br/>
+              <w:t xml:space="preserve">동일 요청 98개에서 작업 종류와 부가 조건을 모두 맞힌 수 77 → 81건. 판단시간 중앙값 8.967초 → 0.658초.</w:t>
+            </w:r>
+          </w:p>
+          <w:p>
+            <w:pPr>
+              <w:keepNext/>
+              <w:spacing w:after="65" w:before="60" w:line="190"/>
+            </w:pPr>
+            <w:r>
+              <w:rPr>
+                <w:b/>
+                <w:bCs/>
+                <w:color w:val="315CBB"/>
+                <w:sz w:val="18"/>
+                <w:szCs w:val="18"/>
+              </w:rPr>
+              <w:t xml:space="preserve">서비스별 책임과 통신 구조 설계</w:t>
+            </w:r>
+          </w:p>
+          <w:p>
+            <w:pPr>
+              <w:keepNext w:val="false"/>
+              <w:spacing w:after="45" w:before="0" w:line="190"/>
+            </w:pPr>
+            <w:r>
+              <w:rPr>
+                <w:color w:val="607089"/>
+                <w:sz w:val="15"/>
+                <w:szCs w:val="15"/>
+              </w:rPr>
+              <w:t xml:space="preserve">AI 기능을 포함한 서비스의 책임과 데이터 소유권, 서비스 간 통신 방식을 정하는 작업입니다. 초기 설계를 제안하고 팀원·멘토와 함께 최종 구조를 완성했습니다.</w:t>
+            </w:r>
+          </w:p>
+          <w:p>
+            <w:pPr>
+              <w:pStyle w:val="ListParagraph"/>
+              <w:keepNext w:val="false"/>
+              <w:numPr>
+                <w:ilvl w:val="0"/>
+                <w:numId w:val="1"/>
+              </w:numPr>
+              <w:spacing w:after="45" w:before="0" w:line="190"/>
+            </w:pPr>
+            <w:r>
+              <w:rPr>
+                <w:color w:val="203047"/>
+                <w:sz w:val="16"/>
+                <w:szCs w:val="16"/>
+              </w:rPr>
+              <w:t xml:space="preserve">MSA 초기 설계 제안 후 팀원·멘토와 데이터 소유권, 서비스 경계, 통신 방식을 논의해 최종 구조 공동 설계.</w:t>
+            </w:r>
+          </w:p>
+          <w:p>
+            <w:pPr>
+              <w:keepNext w:val="false"/>
+              <w:spacing w:after="45" w:before="0" w:line="190"/>
+            </w:pPr>
+            <w:r>
+              <w:rPr>
+                <w:color w:val="607089"/>
+                <w:sz w:val="15"/>
+                <w:szCs w:val="15"/>
+              </w:rPr>
+              <w:t xml:space="preserve">수치는 내부 평가 기준이며, RAG 시간 단축은 Jev 최적화 전후 비교입니다. 문서 병렬 처리 시간은 저장·후처리를 제외한 분석 단계 기준입니다.</w:t>
+            </w:r>
+          </w:p>
+          <w:p>
+            <w:pPr>
+              <w:keepNext w:val="false"/>
+              <w:spacing w:after="45" w:before="0" w:line="190"/>
+            </w:pPr>
+            <w:r>
+              <w:rPr>
+                <w:color w:val="607089"/>
+                <w:sz w:val="15"/>
+                <w:szCs w:val="15"/>
+              </w:rPr>
+              <w:t xml:space="preserve">문제 해결 과정과 실험 결과는 상세 포트폴리오에서 볼 수 있습니다.</w:t>
+            </w:r>
+          </w:p>
+          <w:p>
+            <w:pPr>
+              <w:keepNext w:val="false"/>
+              <w:spacing w:after="45" w:before="0" w:line="190"/>
+            </w:pPr>
+            <w:hyperlink w:history="1" r:id="rId6rpxayrjy9j5l-snv1pzp">
+              <w:r>
+                <w:rPr>
+                  <w:color w:val="315CBB"/>
+                  <w:sz w:val="16"/>
+                  <w:szCs w:val="16"/>
+                </w:rPr>
+                <w:t xml:space="preserve">PDF 변환 ↗</w:t>
+              </w:r>
+            </w:hyperlink>
+            <w:r>
+              <w:rPr>
+                <w:color w:val="203047"/>
+                <w:sz w:val="16"/>
+                <w:szCs w:val="16"/>
+              </w:rPr>
+              <w:t xml:space="preserve">   </w:t>
+            </w:r>
+            <w:hyperlink w:history="1" r:id="rId6fuhnat_refoemkymzg3r">
+              <w:r>
+                <w:rPr>
+                  <w:color w:val="315CBB"/>
+                  <w:sz w:val="16"/>
+                  <w:szCs w:val="16"/>
+                </w:rPr>
+                <w:t xml:space="preserve">문서 병렬 처리 ↗</w:t>
+              </w:r>
+            </w:hyperlink>
+            <w:r>
+              <w:rPr>
+                <w:color w:val="203047"/>
+                <w:sz w:val="16"/>
+                <w:szCs w:val="16"/>
+              </w:rPr>
+              <w:t xml:space="preserve">   </w:t>
+            </w:r>
+            <w:hyperlink w:history="1" r:id="rIdmmin3aezd1nsu-tcgzyng">
+              <w:r>
+                <w:rPr>
+                  <w:color w:val="315CBB"/>
+                  <w:sz w:val="16"/>
+                  <w:szCs w:val="16"/>
+                </w:rPr>
+                <w:t xml:space="preserve">Agent Skill 설계 ↗</w:t>
+              </w:r>
+            </w:hyperlink>
+            <w:r>
+              <w:rPr>
+                <w:color w:val="203047"/>
+                <w:sz w:val="16"/>
+                <w:szCs w:val="16"/>
+              </w:rPr>
+              <w:t xml:space="preserve">   </w:t>
+            </w:r>
+            <w:hyperlink w:history="1" r:id="rIdxu7l25sm5crlw0udze9ko">
+              <w:r>
+                <w:rPr>
+                  <w:color w:val="315CBB"/>
+                  <w:sz w:val="16"/>
+                  <w:szCs w:val="16"/>
+                </w:rPr>
+                <w:t xml:space="preserve">RAG 근거 선택 ↗</w:t>
+              </w:r>
+            </w:hyperlink>
+            <w:r>
+              <w:rPr>
+                <w:color w:val="203047"/>
+                <w:sz w:val="16"/>
+                <w:szCs w:val="16"/>
+              </w:rPr>
+              <w:t xml:space="preserve">   </w:t>
+            </w:r>
+          </w:p>
+        </w:tc>
+      </w:tr>
+    </w:tbl>
+    <w:p>
+      <w:pPr>
+        <w:spacing w:after="0" w:before="0" w:line="40"/>
+      </w:pPr>
+    </w:p>
+    <w:p>
+      <w:pPr>
+        <w:keepNext/>
+        <w:pBdr>
+          <w:bottom w:val="single" w:color="6A80BD" w:sz="10" w:space="4"/>
+        </w:pBdr>
+        <w:spacing w:after="65" w:before="160" w:line="190"/>
+      </w:pPr>
+      <w:r>
+        <w:rPr>
+          <w:b/>
+          <w:bCs/>
+          <w:color w:val="315CBB"/>
+          <w:sz w:val="20"/>
+          <w:szCs w:val="20"/>
+        </w:rPr>
+        <w:t xml:space="preserve">기술 </w:t>
+      </w:r>
+      <w:r>
+        <w:rPr>
+          <w:b/>
+          <w:bCs/>
+          <w:color w:val="315CBB"/>
+          <w:sz w:val="20"/>
+          <w:szCs w:val="20"/>
+        </w:rPr>
+        <w:br/>
+        <w:t xml:space="preserve"/>
+      </w:r>
+    </w:p>
+    <w:tbl>
+      <w:tblPr>
+        <w:tblW w:type="pct" w:w="100%"/>
+        <w:tblBorders>
+          <w:top w:val="none" w:color="FFFFFF" w:sz="0"/>
+          <w:left w:val="none" w:color="FFFFFF" w:sz="0"/>
+          <w:bottom w:val="none" w:color="FFFFFF" w:sz="0"/>
+          <w:right w:val="none" w:color="FFFFFF" w:sz="0"/>
+          <w:insideH w:val="none" w:color="FFFFFF" w:sz="0"/>
+          <w:insideV w:val="none" w:color="FFFFFF" w:sz="0"/>
+        </w:tblBorders>
+      </w:tblPr>
+      <w:tblGrid>
+        <w:gridCol w:w="100"/>
+        <w:gridCol w:w="100"/>
+      </w:tblGrid>
+      <w:tr>
+        <w:tc>
+          <w:tcPr>
+            <w:tcW w:type="pct" w:w="20%"/>
+            <w:tcMar>
+              <w:top w:type="dxa" w:w="20"/>
+              <w:left w:type="dxa" w:w="40"/>
+              <w:bottom w:type="dxa" w:w="20"/>
+              <w:right w:type="dxa" w:w="40"/>
+            </w:tcMar>
+          </w:tcPr>
+          <w:p>
+            <w:pPr>
+              <w:keepNext w:val="false"/>
+              <w:spacing w:after="45" w:before="0" w:line="190"/>
+            </w:pPr>
+            <w:r>
+              <w:rPr>
+                <w:b/>
+                <w:bCs/>
+                <w:color w:val="203047"/>
+                <w:sz w:val="16"/>
+                <w:szCs w:val="16"/>
+              </w:rPr>
+              <w:t xml:space="preserve">Backend</w:t>
+            </w:r>
+          </w:p>
+        </w:tc>
+        <w:tc>
+          <w:tcPr>
+            <w:tcW w:type="pct" w:w="80%"/>
+            <w:tcMar>
+              <w:top w:type="dxa" w:w="20"/>
+              <w:left w:type="dxa" w:w="40"/>
+              <w:bottom w:type="dxa" w:w="20"/>
+              <w:right w:type="dxa" w:w="40"/>
+            </w:tcMar>
+          </w:tcPr>
+          <w:p>
+            <w:pPr>
+              <w:keepNext w:val="false"/>
+              <w:spacing w:after="45" w:before="0" w:line="190"/>
+            </w:pPr>
+            <w:r>
+              <w:rPr>
+                <w:color w:val="203047"/>
+                <w:sz w:val="16"/>
+                <w:szCs w:val="16"/>
+              </w:rPr>
+              <w:t xml:space="preserve">Java · Spring Boot · Spring AI · Python</w:t>
+            </w:r>
+          </w:p>
+          <w:p>
+            <w:pPr>
+              <w:keepNext w:val="false"/>
+              <w:spacing w:after="45" w:before="0" w:line="190"/>
+            </w:pPr>
+            <w:r>
+              <w:rPr>
+                <w:color w:val="607089"/>
+                <w:sz w:val="15"/>
+                <w:szCs w:val="15"/>
+              </w:rPr>
+              <w:t xml:space="preserve">인증·인가 구현 (Spring Security, Oauth 2.0)</w:t>
+            </w:r>
+            <w:r>
+              <w:rPr>
+                <w:color w:val="607089"/>
+                <w:sz w:val="15"/>
+                <w:szCs w:val="15"/>
+              </w:rPr>
+              <w:t xml:space="preserve"/>
+            </w:r>
+            <w:r>
+              <w:rPr>
+                <w:color w:val="607089"/>
+                <w:sz w:val="15"/>
+                <w:szCs w:val="15"/>
+              </w:rPr>
+              <w:br/>
+              <w:t xml:space="preserve"/>
+            </w:r>
+            <w:hyperlink w:history="1" r:id="rIdgrbvnbgg8nzdujqlccbhr">
+              <w:r>
+                <w:rPr>
+                  <w:color w:val="315CBB"/>
+                  <w:sz w:val="15"/>
+                  <w:szCs w:val="15"/>
+                </w:rPr>
+                <w:t xml:space="preserve">개인 쇼핑몰 · 로그인 구현 ↗</w:t>
+              </w:r>
+            </w:hyperlink>
+            <w:hyperlink w:history="1" r:id="rIduon2ueqgipoanwqgs7u5r">
+              <w:r>
+                <w:rPr>
+                  <w:color w:val="315CBB"/>
+                  <w:sz w:val="15"/>
+                  <w:szCs w:val="15"/>
+                </w:rPr>
+                <w:t xml:space="preserve">Todo 웹 · OAuth 연동 ↗</w:t>
+              </w:r>
+            </w:hyperlink>
+          </w:p>
+        </w:tc>
+      </w:tr>
+    </w:tbl>
+    <w:p>
+      <w:pPr>
+        <w:spacing w:after="0" w:before="0" w:line="40"/>
+      </w:pPr>
+    </w:p>
+    <w:tbl>
+      <w:tblPr>
+        <w:tblW w:type="pct" w:w="100%"/>
+        <w:tblBorders>
+          <w:top w:val="none" w:color="FFFFFF" w:sz="0"/>
+          <w:left w:val="none" w:color="FFFFFF" w:sz="0"/>
+          <w:bottom w:val="none" w:color="FFFFFF" w:sz="0"/>
+          <w:right w:val="none" w:color="FFFFFF" w:sz="0"/>
+          <w:insideH w:val="none" w:color="FFFFFF" w:sz="0"/>
+          <w:insideV w:val="none" w:color="FFFFFF" w:sz="0"/>
+        </w:tblBorders>
+      </w:tblPr>
+      <w:tblGrid>
+        <w:gridCol w:w="100"/>
+        <w:gridCol w:w="100"/>
+      </w:tblGrid>
+      <w:tr>
+        <w:tc>
+          <w:tcPr>
+            <w:tcW w:type="pct" w:w="20%"/>
+            <w:tcMar>
+              <w:top w:type="dxa" w:w="20"/>
+              <w:left w:type="dxa" w:w="40"/>
+              <w:bottom w:type="dxa" w:w="20"/>
+              <w:right w:type="dxa" w:w="40"/>
+            </w:tcMar>
+          </w:tcPr>
+          <w:p>
+            <w:pPr>
+              <w:keepNext w:val="false"/>
+              <w:spacing w:after="45" w:before="0" w:line="190"/>
+            </w:pPr>
+            <w:r>
+              <w:rPr>
+                <w:b/>
+                <w:bCs/>
+                <w:color w:val="203047"/>
+                <w:sz w:val="16"/>
+                <w:szCs w:val="16"/>
+              </w:rPr>
+              <w:t xml:space="preserve">AI &amp; Search</w:t>
+            </w:r>
+          </w:p>
+        </w:tc>
+        <w:tc>
+          <w:tcPr>
+            <w:tcW w:type="pct" w:w="80%"/>
+            <w:tcMar>
+              <w:top w:type="dxa" w:w="20"/>
+              <w:left w:type="dxa" w:w="40"/>
+              <w:bottom w:type="dxa" w:w="20"/>
+              <w:right w:type="dxa" w:w="40"/>
+            </w:tcMar>
+          </w:tcPr>
+          <w:p>
+            <w:pPr>
+              <w:keepNext w:val="false"/>
+              <w:spacing w:after="45" w:before="0" w:line="190"/>
+            </w:pPr>
+            <w:r>
+              <w:rPr>
+                <w:color w:val="203047"/>
+                <w:sz w:val="16"/>
+                <w:szCs w:val="16"/>
+              </w:rPr>
+              <w:t xml:space="preserve">LangChain · LangGraph · RAG · LLM Evaluation · Jev</w:t>
+            </w:r>
+            <w:r>
+              <w:rPr>
+                <w:color w:val="203047"/>
+                <w:sz w:val="16"/>
+                <w:szCs w:val="16"/>
+              </w:rPr>
+              <w:t xml:space="preserve"/>
+            </w:r>
+            <w:r>
+              <w:rPr>
+                <w:color w:val="203047"/>
+                <w:sz w:val="16"/>
+                <w:szCs w:val="16"/>
+              </w:rPr>
+              <w:br/>
+              <w:t xml:space="preserve"/>
+            </w:r>
+            <w:r>
+              <w:rPr>
+                <w:color w:val="203047"/>
+                <w:sz w:val="16"/>
+                <w:szCs w:val="16"/>
+              </w:rPr>
+              <w:t xml:space="preserve">Elasticsearch · Weaviate · BGE-M3 · BM25</w:t>
+            </w:r>
+          </w:p>
+        </w:tc>
+      </w:tr>
+    </w:tbl>
+    <w:p>
+      <w:pPr>
+        <w:spacing w:after="0" w:before="0" w:line="40"/>
+      </w:pPr>
+    </w:p>
+    <w:tbl>
+      <w:tblPr>
+        <w:tblW w:type="pct" w:w="100%"/>
+        <w:tblBorders>
+          <w:top w:val="none" w:color="FFFFFF" w:sz="0"/>
+          <w:left w:val="none" w:color="FFFFFF" w:sz="0"/>
+          <w:bottom w:val="none" w:color="FFFFFF" w:sz="0"/>
+          <w:right w:val="none" w:color="FFFFFF" w:sz="0"/>
+          <w:insideH w:val="none" w:color="FFFFFF" w:sz="0"/>
+          <w:insideV w:val="none" w:color="FFFFFF" w:sz="0"/>
+        </w:tblBorders>
+      </w:tblPr>
+      <w:tblGrid>
+        <w:gridCol w:w="100"/>
+        <w:gridCol w:w="100"/>
+      </w:tblGrid>
+      <w:tr>
+        <w:tc>
+          <w:tcPr>
+            <w:tcW w:type="pct" w:w="20%"/>
+            <w:tcMar>
+              <w:top w:type="dxa" w:w="20"/>
+              <w:left w:type="dxa" w:w="40"/>
+              <w:bottom w:type="dxa" w:w="20"/>
+              <w:right w:type="dxa" w:w="40"/>
+            </w:tcMar>
+          </w:tcPr>
+          <w:p>
+            <w:pPr>
+              <w:keepNext w:val="false"/>
+              <w:spacing w:after="45" w:before="0" w:line="190"/>
+            </w:pPr>
+            <w:r>
+              <w:rPr>
+                <w:b/>
+                <w:bCs/>
+                <w:color w:val="203047"/>
+                <w:sz w:val="16"/>
+                <w:szCs w:val="16"/>
+              </w:rPr>
+              <w:t xml:space="preserve">Data &amp; Infra</w:t>
+            </w:r>
+          </w:p>
+        </w:tc>
+        <w:tc>
+          <w:tcPr>
+            <w:tcW w:type="pct" w:w="80%"/>
+            <w:tcMar>
+              <w:top w:type="dxa" w:w="20"/>
+              <w:left w:type="dxa" w:w="40"/>
+              <w:bottom w:type="dxa" w:w="20"/>
+              <w:right w:type="dxa" w:w="40"/>
+            </w:tcMar>
+          </w:tcPr>
+          <w:p>
+            <w:pPr>
+              <w:keepNext w:val="false"/>
+              <w:spacing w:after="45" w:before="0" w:line="190"/>
+            </w:pPr>
+            <w:r>
+              <w:rPr>
+                <w:color w:val="203047"/>
+                <w:sz w:val="16"/>
+                <w:szCs w:val="16"/>
+              </w:rPr>
+              <w:t xml:space="preserve">MySQL · PostgreSQL · Redis · Kafka</w:t>
+            </w:r>
+            <w:r>
+              <w:rPr>
+                <w:color w:val="203047"/>
+                <w:sz w:val="16"/>
+                <w:szCs w:val="16"/>
+              </w:rPr>
+              <w:t xml:space="preserve"/>
+            </w:r>
+            <w:r>
+              <w:rPr>
+                <w:color w:val="203047"/>
+                <w:sz w:val="16"/>
+                <w:szCs w:val="16"/>
+              </w:rPr>
+              <w:br/>
+              <w:t xml:space="preserve"/>
+            </w:r>
+            <w:r>
+              <w:rPr>
+                <w:color w:val="203047"/>
+                <w:sz w:val="16"/>
+                <w:szCs w:val="16"/>
+              </w:rPr>
+              <w:t xml:space="preserve">Docker · Docker Compose · GitHub Actions</w:t>
+            </w:r>
+          </w:p>
+        </w:tc>
+      </w:tr>
+    </w:tbl>
+    <w:p>
+      <w:pPr>
+        <w:spacing w:after="0" w:before="0" w:line="40"/>
+      </w:pPr>
+    </w:p>
+    <w:p>
+      <w:pPr>
+        <w:sectPr>
+          <w:footerReference w:type="default" r:id="rId8"/>
           <w:pgSz w:w="11906" w:h="16838" w:orient="portrait"/>
           <w:pgMar w:top="737" w:right="794" w:bottom="907" w:left="794" w:header="708" w:footer="454" w:gutter="0"/>
           <w:pgNumType/>
@@ -1132,7 +2036,7 @@
               <w:keepNext w:val="false"/>
               <w:spacing w:after="45" w:before="0" w:line="190"/>
             </w:pPr>
-            <w:hyperlink w:history="1" r:id="rIdjf5djy_vrubcwtws0xgn0">
+            <w:hyperlink w:history="1" r:id="rId2lsaxtdhzsyffph7_b5w6">
               <w:r>
                 <w:rPr>
                   <w:color w:val="315CBB"/>
@@ -1170,21 +2074,31 @@
                 <w:sz w:val="15"/>
                 <w:szCs w:val="15"/>
               </w:rPr>
-              <w:t xml:space="preserve">약 4만 4천 건의 의약품 원문을 사용자가 이해하기 쉬운 표현으로 바꾸는 작업입니다. 반복되는 설명은 한 번만 변환하고 각 약품에 연결해 비용을 줄였습니다.</w:t>
-            </w:r>
-          </w:p>
-          <w:p>
-            <w:pPr>
-              <w:keepNext w:val="false"/>
-              <w:spacing w:after="45" w:before="0" w:line="190"/>
-            </w:pPr>
-            <w:r>
-              <w:rPr>
-                <w:color w:val="203047"/>
-                <w:sz w:val="16"/>
-                <w:szCs w:val="16"/>
-              </w:rPr>
-              <w:t xml:space="preserve">문제: 약 4만 4천 건의 약품 원문을 모두 쉬운 설명으로 변환하면 API 비용 약 $200 예상.</w:t>
+              <w:t xml:space="preserve">약 4만 4천 건의 의약품 원문을 쉬운 설명으로 바꾸는 작업입니다. 중복 제거로 변환 대상을 1GB → 326MB로 줄이고 누락 정보를 보완한 뒤, 전체 원문 처리 예상 약 $200 대비 실제 API 지출 $11.18로 변환했습니다.</w:t>
+            </w:r>
+          </w:p>
+          <w:p>
+            <w:pPr>
+              <w:keepNext w:val="false"/>
+              <w:spacing w:after="45" w:before="0" w:line="190"/>
+            </w:pPr>
+            <w:r>
+              <w:rPr>
+                <w:b/>
+                <w:bCs/>
+                <w:color w:val="203047"/>
+                <w:sz w:val="16"/>
+                <w:szCs w:val="16"/>
+              </w:rPr>
+              <w:t xml:space="preserve">문제</w:t>
+            </w:r>
+            <w:r>
+              <w:rPr>
+                <w:color w:val="203047"/>
+                <w:sz w:val="16"/>
+                <w:szCs w:val="16"/>
+              </w:rPr>
+              <w:t xml:space="preserve"/>
             </w:r>
             <w:r>
               <w:rPr>
@@ -1193,21 +2107,76 @@
                 <w:szCs w:val="16"/>
               </w:rPr>
               <w:br/>
-              <w:t xml:space="preserve">해결: 완전 일치 문장 → 의미가 같은 문장 순으로 중복 제거. 누락된 5%는 성분별 주의사항으로 보완하고, GPT Batch API로 변환한 뒤 약품별로 재연결.</w:t>
-            </w:r>
-          </w:p>
-          <w:p>
-            <w:pPr>
-              <w:keepNext w:val="false"/>
-              <w:spacing w:after="45" w:before="0" w:line="190"/>
-            </w:pPr>
-            <w:r>
-              <w:rPr>
-                <w:color w:val="203047"/>
-                <w:sz w:val="16"/>
-                <w:szCs w:val="16"/>
-              </w:rPr>
-              <w:t xml:space="preserve">성과: 변환 대상 1GB → 326MB. 전체 원문 변환 예상 비용 약 $200 대비 실제 API 지출 $11.18.</w:t>
+              <w:t xml:space="preserve">약 4만 4천 건의 약품 원문을 모두 쉬운 설명으로 변환하면 API 비용 약 $200 예상.</w:t>
+            </w:r>
+            <w:r>
+              <w:rPr>
+                <w:color w:val="203047"/>
+                <w:sz w:val="16"/>
+                <w:szCs w:val="16"/>
+              </w:rPr>
+              <w:br/>
+              <w:t xml:space="preserve"/>
+            </w:r>
+            <w:r>
+              <w:rPr>
+                <w:b/>
+                <w:bCs/>
+                <w:color w:val="203047"/>
+                <w:sz w:val="16"/>
+                <w:szCs w:val="16"/>
+              </w:rPr>
+              <w:t xml:space="preserve">해결</w:t>
+            </w:r>
+            <w:r>
+              <w:rPr>
+                <w:color w:val="203047"/>
+                <w:sz w:val="16"/>
+                <w:szCs w:val="16"/>
+              </w:rPr>
+              <w:t xml:space="preserve"/>
+            </w:r>
+            <w:r>
+              <w:rPr>
+                <w:color w:val="203047"/>
+                <w:sz w:val="16"/>
+                <w:szCs w:val="16"/>
+              </w:rPr>
+              <w:br/>
+              <w:t xml:space="preserve">완전 일치 문장 → 의미가 같은 문장 순으로 중복 제거. 누락된 5%는 성분별 주의사항으로 보완하고, GPT Batch API로 변환한 뒤 약품별로 재연결.</w:t>
+            </w:r>
+          </w:p>
+          <w:p>
+            <w:pPr>
+              <w:keepNext w:val="false"/>
+              <w:spacing w:after="45" w:before="0" w:line="190"/>
+            </w:pPr>
+            <w:r>
+              <w:rPr>
+                <w:b/>
+                <w:bCs/>
+                <w:color w:val="203047"/>
+                <w:sz w:val="16"/>
+                <w:szCs w:val="16"/>
+              </w:rPr>
+              <w:t xml:space="preserve">성과</w:t>
+            </w:r>
+            <w:r>
+              <w:rPr>
+                <w:color w:val="203047"/>
+                <w:sz w:val="16"/>
+                <w:szCs w:val="16"/>
+              </w:rPr>
+              <w:t xml:space="preserve"/>
+            </w:r>
+            <w:r>
+              <w:rPr>
+                <w:color w:val="203047"/>
+                <w:sz w:val="16"/>
+                <w:szCs w:val="16"/>
+              </w:rPr>
+              <w:br/>
+              <w:t xml:space="preserve">변환 대상 1GB → 326MB. 전체 원문 변환 예상 비용 약 $200 대비 실제 API 지출 $11.18.</w:t>
             </w:r>
           </w:p>
           <w:p>
@@ -1237,7 +2206,7 @@
                 <w:sz w:val="18"/>
                 <w:szCs w:val="18"/>
               </w:rPr>
-              <w:t xml:space="preserve">개인 건강 정보를 기반으로 답변하는 AI 복약 챗봇</w:t>
+              <w:t xml:space="preserve">개인 건강 정보 기반 답변 제공 AI 복약 챗봇 개발</w:t>
             </w:r>
           </w:p>
           <w:p>
@@ -1266,11 +2235,21 @@
             </w:pPr>
             <w:r>
               <w:rPr>
-                <w:color w:val="203047"/>
-                <w:sz w:val="16"/>
-                <w:szCs w:val="16"/>
-              </w:rPr>
-              <w:t xml:space="preserve">문제: 일상적인 증상 표현과 약품 효능의 용어가 다르고, 개인화에 필요한 건강 정보는 외부 AI에 전달하기 어려움.</w:t>
+                <w:b/>
+                <w:bCs/>
+                <w:color w:val="203047"/>
+                <w:sz w:val="16"/>
+                <w:szCs w:val="16"/>
+              </w:rPr>
+              <w:t xml:space="preserve">문제</w:t>
+            </w:r>
+            <w:r>
+              <w:rPr>
+                <w:color w:val="203047"/>
+                <w:sz w:val="16"/>
+                <w:szCs w:val="16"/>
+              </w:rPr>
+              <w:t xml:space="preserve"/>
             </w:r>
             <w:r>
               <w:rPr>
@@ -1279,7 +2258,7 @@
                 <w:szCs w:val="16"/>
               </w:rPr>
               <w:br/>
-              <w:t xml:space="preserve">해결: Weaviate 의미 검색과 AI 오케스트레이션으로 약품 탐색·복약 위험·섭취량별 처리 경로 구성. 임신 여부·복용약·기저질환은 내부 코드로 판단.</w:t>
+              <w:t xml:space="preserve">일상적인 증상 표현과 약품 효능의 용어가 다르고, 개인화에 필요한 건강 정보는 외부 AI에 전달하기 어려움.</w:t>
             </w:r>
             <w:r>
               <w:rPr>
@@ -1288,7 +2267,70 @@
                 <w:szCs w:val="16"/>
               </w:rPr>
               <w:br/>
-              <w:t xml:space="preserve">성과: 자연어 증상으로 약품 정보를 탐색하고, 해당 건강 프로필을 외부 LLM 입력에서 제외한 개인화 흐름 구현.</w:t>
+              <w:t xml:space="preserve"/>
+            </w:r>
+            <w:r>
+              <w:rPr>
+                <w:b/>
+                <w:bCs/>
+                <w:color w:val="203047"/>
+                <w:sz w:val="16"/>
+                <w:szCs w:val="16"/>
+              </w:rPr>
+              <w:t xml:space="preserve">해결</w:t>
+            </w:r>
+            <w:r>
+              <w:rPr>
+                <w:color w:val="203047"/>
+                <w:sz w:val="16"/>
+                <w:szCs w:val="16"/>
+              </w:rPr>
+              <w:t xml:space="preserve"/>
+            </w:r>
+            <w:r>
+              <w:rPr>
+                <w:color w:val="203047"/>
+                <w:sz w:val="16"/>
+                <w:szCs w:val="16"/>
+              </w:rPr>
+              <w:br/>
+              <w:t xml:space="preserve">Weaviate 의미 검색과 AI 오케스트레이션으로 약품 탐색·복약 위험·섭취량별 처리 경로 구성. 임신 여부·복용약·기저질환은 내부 코드로 판단.</w:t>
+            </w:r>
+            <w:r>
+              <w:rPr>
+                <w:color w:val="203047"/>
+                <w:sz w:val="16"/>
+                <w:szCs w:val="16"/>
+              </w:rPr>
+              <w:br/>
+              <w:t xml:space="preserve"/>
+            </w:r>
+            <w:r>
+              <w:rPr>
+                <w:b/>
+                <w:bCs/>
+                <w:color w:val="203047"/>
+                <w:sz w:val="16"/>
+                <w:szCs w:val="16"/>
+              </w:rPr>
+              <w:t xml:space="preserve">성과</w:t>
+            </w:r>
+            <w:r>
+              <w:rPr>
+                <w:color w:val="203047"/>
+                <w:sz w:val="16"/>
+                <w:szCs w:val="16"/>
+              </w:rPr>
+              <w:t xml:space="preserve"/>
+            </w:r>
+            <w:r>
+              <w:rPr>
+                <w:color w:val="203047"/>
+                <w:sz w:val="16"/>
+                <w:szCs w:val="16"/>
+              </w:rPr>
+              <w:br/>
+              <w:t xml:space="preserve">자연어 증상으로 약품 정보를 탐색하고, 해당 건강 프로필을 외부 LLM 입력에서 제외한 개인화 흐름 구현.</w:t>
             </w:r>
           </w:p>
           <w:p>
@@ -1304,7 +2346,7 @@
                 <w:sz w:val="18"/>
                 <w:szCs w:val="18"/>
               </w:rPr>
-              <w:t xml:space="preserve">백엔드 구현</w:t>
+              <w:t xml:space="preserve">백엔드 기능 구현</w:t>
             </w:r>
           </w:p>
           <w:p>
@@ -1397,7 +2439,7 @@
               <w:keepNext w:val="false"/>
               <w:spacing w:after="45" w:before="0" w:line="190"/>
             </w:pPr>
-            <w:hyperlink w:history="1" r:id="rIdckqlozc3bwgyiazi4e47u">
+            <w:hyperlink w:history="1" r:id="rIdio63sdy2nswm7luflk2mm">
               <w:r>
                 <w:rPr>
                   <w:color w:val="315CBB"/>
@@ -1415,7 +2457,7 @@
               </w:rPr>
               <w:t xml:space="preserve">   </w:t>
             </w:r>
-            <w:hyperlink w:history="1" r:id="rId8iniu9-4onvpgeaanmxqw">
+            <w:hyperlink w:history="1" r:id="rId_8exjfnwlz-bs3nkxg7sc">
               <w:r>
                 <w:rPr>
                   <w:color w:val="315CBB"/>
@@ -1440,6 +2482,17 @@
     <w:p>
       <w:pPr>
         <w:spacing w:after="0" w:before="0" w:line="40"/>
+      </w:pPr>
+    </w:p>
+    <w:p>
+      <w:pPr>
+        <w:sectPr>
+          <w:footerReference w:type="default" r:id="rId9"/>
+          <w:pgSz w:w="11906" w:h="16838" w:orient="portrait"/>
+          <w:pgMar w:top="737" w:right="794" w:bottom="907" w:left="794" w:header="708" w:footer="454" w:gutter="0"/>
+          <w:pgNumType/>
+          <w:docGrid w:linePitch="360"/>
+        </w:sectPr>
       </w:pPr>
     </w:p>
     <w:p>
@@ -1559,7 +2612,7 @@
               <w:keepNext w:val="false"/>
               <w:spacing w:after="45" w:before="0" w:line="190"/>
             </w:pPr>
-            <w:hyperlink w:history="1" r:id="rIds88j8p1tb0tocrp_ggmjg">
+            <w:hyperlink w:history="1" r:id="rIdunjwasg0ykbawpy8bmeie">
               <w:r>
                 <w:rPr>
                   <w:color w:val="315CBB"/>
@@ -1577,7 +2630,7 @@
               </w:rPr>
               <w:t xml:space="preserve">   </w:t>
             </w:r>
-            <w:hyperlink w:history="1" r:id="rIdopcfn1mn4vonzbvohxffv">
+            <w:hyperlink w:history="1" r:id="rIdj6jvzyq0_zkbo8ty1fnto">
               <w:r>
                 <w:rPr>
                   <w:color w:val="315CBB"/>
@@ -1595,7 +2648,7 @@
               </w:rPr>
               <w:t xml:space="preserve">   </w:t>
             </w:r>
-            <w:hyperlink w:history="1" r:id="rIdy6gp1sbnvhajo6-ozxmcy">
+            <w:hyperlink w:history="1" r:id="rIdhfnhcybh_lercubojsjvq">
               <w:r>
                 <w:rPr>
                   <w:color w:val="315CBB"/>
@@ -1706,14 +2759,14 @@
                     <w:keepNext w:val="false"/>
                     <w:spacing w:after="45" w:before="0" w:line="190"/>
                   </w:pPr>
-                  <w:hyperlink w:history="1" r:id="rIdi2bcyp3qrwmxwbwswwpkb">
+                  <w:hyperlink w:history="1" r:id="rIdadfbuaewwmih-0jeezjrg">
                     <w:r>
                       <w:drawing>
                         <wp:inline distT="0" distB="0" distL="0" distR="0">
                           <wp:extent cx="466725" cy="647700"/>
                           <wp:effectExtent t="0" r="0" b="0" l="0"/>
                           <wp:docPr id="1" name="" descr="" title="">
-                            <a:hlinkClick xmlns:a="http://schemas.openxmlformats.org/drawingml/2006/main" r:id="rIdi2bcyp3qrwmxwbwswwpkb"/>
+                            <a:hlinkClick xmlns:a="http://schemas.openxmlformats.org/drawingml/2006/main" r:id="rIdadfbuaewwmih-0jeezjrg"/>
                           </wp:docPr>
                           <wp:cNvGraphicFramePr>
                             <a:graphicFrameLocks xmlns:a="http://schemas.openxmlformats.org/drawingml/2006/main" noChangeAspect="1"/>
@@ -1723,14 +2776,14 @@
                               <pic:pic xmlns:pic="http://schemas.openxmlformats.org/drawingml/2006/picture">
                                 <pic:nvPicPr>
                                   <pic:cNvPr id="0" name="" descr="">
-                                    <a:hlinkClick r:id="rIdi2bcyp3qrwmxwbwswwpkb"/>
+                                    <a:hlinkClick r:id="rIdadfbuaewwmih-0jeezjrg"/>
                                   </pic:cNvPr>
                                   <pic:cNvPicPr>
                                     <a:picLocks noChangeAspect="1" noChangeArrowheads="1"/>
                                   </pic:cNvPicPr>
                                 </pic:nvPicPr>
                                 <pic:blipFill>
-                                  <a:blip r:embed="rId10" cstate="none"/>
+                                  <a:blip r:embed="rId11" cstate="none"/>
                                   <a:srcRect/>
                                   <a:stretch>
                                     <a:fillRect/>
@@ -1908,14 +2961,14 @@
                     <w:keepNext w:val="false"/>
                     <w:spacing w:after="45" w:before="0" w:line="190"/>
                   </w:pPr>
-                  <w:hyperlink w:history="1" r:id="rIdud-m9ux0obzy5n3jayrwm">
+                  <w:hyperlink w:history="1" r:id="rIdixkjizxzjnn5qvqjnlsxn">
                     <w:r>
                       <w:drawing>
                         <wp:inline distT="0" distB="0" distL="0" distR="0">
                           <wp:extent cx="533400" cy="400050"/>
                           <wp:effectExtent t="0" r="0" b="0" l="0"/>
                           <wp:docPr id="1" name="" descr="" title="">
-                            <a:hlinkClick xmlns:a="http://schemas.openxmlformats.org/drawingml/2006/main" r:id="rIdud-m9ux0obzy5n3jayrwm"/>
+                            <a:hlinkClick xmlns:a="http://schemas.openxmlformats.org/drawingml/2006/main" r:id="rIdixkjizxzjnn5qvqjnlsxn"/>
                           </wp:docPr>
                           <wp:cNvGraphicFramePr>
                             <a:graphicFrameLocks xmlns:a="http://schemas.openxmlformats.org/drawingml/2006/main" noChangeAspect="1"/>
@@ -1925,14 +2978,14 @@
                               <pic:pic xmlns:pic="http://schemas.openxmlformats.org/drawingml/2006/picture">
                                 <pic:nvPicPr>
                                   <pic:cNvPr id="0" name="" descr="">
-                                    <a:hlinkClick r:id="rIdud-m9ux0obzy5n3jayrwm"/>
+                                    <a:hlinkClick r:id="rIdixkjizxzjnn5qvqjnlsxn"/>
                                   </pic:cNvPr>
                                   <pic:cNvPicPr>
                                     <a:picLocks noChangeAspect="1" noChangeArrowheads="1"/>
                                   </pic:cNvPicPr>
                                 </pic:nvPicPr>
                                 <pic:blipFill>
-                                  <a:blip r:embed="rId11" cstate="none"/>
+                                  <a:blip r:embed="rId12" cstate="none"/>
                                   <a:srcRect/>
                                   <a:stretch>
                                     <a:fillRect/>
@@ -2014,376 +3067,6 @@
     </w:p>
     <w:p>
       <w:pPr>
-        <w:sectPr>
-          <w:footerReference w:type="default" r:id="rId8"/>
-          <w:pgSz w:w="11906" w:h="16838" w:orient="portrait"/>
-          <w:pgMar w:top="737" w:right="794" w:bottom="907" w:left="794" w:header="708" w:footer="454" w:gutter="0"/>
-          <w:pgNumType/>
-          <w:docGrid w:linePitch="360"/>
-        </w:sectPr>
-      </w:pPr>
-    </w:p>
-    <w:p>
-      <w:pPr>
-        <w:keepNext/>
-        <w:pBdr>
-          <w:bottom w:val="single" w:color="6A80BD" w:sz="10" w:space="4"/>
-        </w:pBdr>
-        <w:spacing w:after="65" w:before="160" w:line="190"/>
-      </w:pPr>
-      <w:r>
-        <w:rPr>
-          <w:b/>
-          <w:bCs/>
-          <w:color w:val="315CBB"/>
-          <w:sz w:val="20"/>
-          <w:szCs w:val="20"/>
-        </w:rPr>
-        <w:t xml:space="preserve">기술 </w:t>
-      </w:r>
-      <w:r>
-        <w:rPr>
-          <w:b/>
-          <w:bCs/>
-          <w:color w:val="315CBB"/>
-          <w:sz w:val="20"/>
-          <w:szCs w:val="20"/>
-        </w:rPr>
-        <w:br/>
-        <w:t xml:space="preserve"/>
-      </w:r>
-    </w:p>
-    <w:tbl>
-      <w:tblPr>
-        <w:tblW w:type="pct" w:w="100%"/>
-        <w:tblBorders>
-          <w:top w:val="none" w:color="FFFFFF" w:sz="0"/>
-          <w:left w:val="none" w:color="FFFFFF" w:sz="0"/>
-          <w:bottom w:val="none" w:color="FFFFFF" w:sz="0"/>
-          <w:right w:val="none" w:color="FFFFFF" w:sz="0"/>
-          <w:insideH w:val="none" w:color="FFFFFF" w:sz="0"/>
-          <w:insideV w:val="none" w:color="FFFFFF" w:sz="0"/>
-        </w:tblBorders>
-      </w:tblPr>
-      <w:tblGrid>
-        <w:gridCol w:w="100"/>
-        <w:gridCol w:w="100"/>
-      </w:tblGrid>
-      <w:tr>
-        <w:tc>
-          <w:tcPr>
-            <w:tcW w:type="pct" w:w="20%"/>
-            <w:tcMar>
-              <w:top w:type="dxa" w:w="20"/>
-              <w:left w:type="dxa" w:w="40"/>
-              <w:bottom w:type="dxa" w:w="20"/>
-              <w:right w:type="dxa" w:w="40"/>
-            </w:tcMar>
-          </w:tcPr>
-          <w:p>
-            <w:pPr>
-              <w:keepNext w:val="false"/>
-              <w:spacing w:after="45" w:before="0" w:line="190"/>
-            </w:pPr>
-            <w:r>
-              <w:rPr>
-                <w:b/>
-                <w:bCs/>
-                <w:color w:val="203047"/>
-                <w:sz w:val="16"/>
-                <w:szCs w:val="16"/>
-              </w:rPr>
-              <w:t xml:space="preserve">Backend</w:t>
-            </w:r>
-          </w:p>
-        </w:tc>
-        <w:tc>
-          <w:tcPr>
-            <w:tcW w:type="pct" w:w="80%"/>
-            <w:tcMar>
-              <w:top w:type="dxa" w:w="20"/>
-              <w:left w:type="dxa" w:w="40"/>
-              <w:bottom w:type="dxa" w:w="20"/>
-              <w:right w:type="dxa" w:w="40"/>
-            </w:tcMar>
-          </w:tcPr>
-          <w:p>
-            <w:pPr>
-              <w:keepNext w:val="false"/>
-              <w:spacing w:after="45" w:before="0" w:line="190"/>
-            </w:pPr>
-            <w:r>
-              <w:rPr>
-                <w:color w:val="203047"/>
-                <w:sz w:val="16"/>
-                <w:szCs w:val="16"/>
-              </w:rPr>
-              <w:t xml:space="preserve">Java · Spring Boot · Spring AI · Python</w:t>
-            </w:r>
-          </w:p>
-          <w:p>
-            <w:pPr>
-              <w:keepNext w:val="false"/>
-              <w:spacing w:after="45" w:before="0" w:line="190"/>
-            </w:pPr>
-            <w:r>
-              <w:rPr>
-                <w:color w:val="607089"/>
-                <w:sz w:val="15"/>
-                <w:szCs w:val="15"/>
-              </w:rPr>
-              <w:t xml:space="preserve">인증·인가 구현 (Spring Security, Oauth 2.0)</w:t>
-            </w:r>
-            <w:r>
-              <w:rPr>
-                <w:color w:val="607089"/>
-                <w:sz w:val="15"/>
-                <w:szCs w:val="15"/>
-              </w:rPr>
-              <w:t xml:space="preserve"/>
-            </w:r>
-            <w:r>
-              <w:rPr>
-                <w:color w:val="607089"/>
-                <w:sz w:val="15"/>
-                <w:szCs w:val="15"/>
-              </w:rPr>
-              <w:br/>
-              <w:t xml:space="preserve"/>
-            </w:r>
-            <w:hyperlink w:history="1" r:id="rIdubhmptyseovimhycb09n6">
-              <w:r>
-                <w:rPr>
-                  <w:color w:val="315CBB"/>
-                  <w:sz w:val="15"/>
-                  <w:szCs w:val="15"/>
-                </w:rPr>
-                <w:t xml:space="preserve">개인 쇼핑몰 · 로그인 구현 ↗</w:t>
-              </w:r>
-            </w:hyperlink>
-            <w:hyperlink w:history="1" r:id="rIdfq0cogur15wykrb4flniw">
-              <w:r>
-                <w:rPr>
-                  <w:color w:val="315CBB"/>
-                  <w:sz w:val="15"/>
-                  <w:szCs w:val="15"/>
-                </w:rPr>
-                <w:t xml:space="preserve">Todo 웹 · OAuth 연동 ↗</w:t>
-              </w:r>
-            </w:hyperlink>
-          </w:p>
-        </w:tc>
-      </w:tr>
-    </w:tbl>
-    <w:p>
-      <w:pPr>
-        <w:spacing w:after="0" w:before="0" w:line="40"/>
-      </w:pPr>
-    </w:p>
-    <w:tbl>
-      <w:tblPr>
-        <w:tblW w:type="pct" w:w="100%"/>
-        <w:tblBorders>
-          <w:top w:val="none" w:color="FFFFFF" w:sz="0"/>
-          <w:left w:val="none" w:color="FFFFFF" w:sz="0"/>
-          <w:bottom w:val="none" w:color="FFFFFF" w:sz="0"/>
-          <w:right w:val="none" w:color="FFFFFF" w:sz="0"/>
-          <w:insideH w:val="none" w:color="FFFFFF" w:sz="0"/>
-          <w:insideV w:val="none" w:color="FFFFFF" w:sz="0"/>
-        </w:tblBorders>
-      </w:tblPr>
-      <w:tblGrid>
-        <w:gridCol w:w="100"/>
-        <w:gridCol w:w="100"/>
-      </w:tblGrid>
-      <w:tr>
-        <w:tc>
-          <w:tcPr>
-            <w:tcW w:type="pct" w:w="20%"/>
-            <w:tcMar>
-              <w:top w:type="dxa" w:w="20"/>
-              <w:left w:type="dxa" w:w="40"/>
-              <w:bottom w:type="dxa" w:w="20"/>
-              <w:right w:type="dxa" w:w="40"/>
-            </w:tcMar>
-          </w:tcPr>
-          <w:p>
-            <w:pPr>
-              <w:keepNext w:val="false"/>
-              <w:spacing w:after="45" w:before="0" w:line="190"/>
-            </w:pPr>
-            <w:r>
-              <w:rPr>
-                <w:b/>
-                <w:bCs/>
-                <w:color w:val="203047"/>
-                <w:sz w:val="16"/>
-                <w:szCs w:val="16"/>
-              </w:rPr>
-              <w:t xml:space="preserve">AI &amp; Search</w:t>
-            </w:r>
-          </w:p>
-        </w:tc>
-        <w:tc>
-          <w:tcPr>
-            <w:tcW w:type="pct" w:w="80%"/>
-            <w:tcMar>
-              <w:top w:type="dxa" w:w="20"/>
-              <w:left w:type="dxa" w:w="40"/>
-              <w:bottom w:type="dxa" w:w="20"/>
-              <w:right w:type="dxa" w:w="40"/>
-            </w:tcMar>
-          </w:tcPr>
-          <w:p>
-            <w:pPr>
-              <w:keepNext w:val="false"/>
-              <w:spacing w:after="45" w:before="0" w:line="190"/>
-            </w:pPr>
-            <w:r>
-              <w:rPr>
-                <w:color w:val="203047"/>
-                <w:sz w:val="16"/>
-                <w:szCs w:val="16"/>
-              </w:rPr>
-              <w:t xml:space="preserve">LangChain · LangGraph · RAG · LLM Evaluation · Jev</w:t>
-            </w:r>
-            <w:r>
-              <w:rPr>
-                <w:color w:val="203047"/>
-                <w:sz w:val="16"/>
-                <w:szCs w:val="16"/>
-              </w:rPr>
-              <w:t xml:space="preserve"/>
-            </w:r>
-            <w:r>
-              <w:rPr>
-                <w:color w:val="203047"/>
-                <w:sz w:val="16"/>
-                <w:szCs w:val="16"/>
-              </w:rPr>
-              <w:br/>
-              <w:t xml:space="preserve"/>
-            </w:r>
-            <w:r>
-              <w:rPr>
-                <w:color w:val="203047"/>
-                <w:sz w:val="16"/>
-                <w:szCs w:val="16"/>
-              </w:rPr>
-              <w:t xml:space="preserve">Elasticsearch · Weaviate · BGE-M3 · BM25</w:t>
-            </w:r>
-          </w:p>
-        </w:tc>
-      </w:tr>
-    </w:tbl>
-    <w:p>
-      <w:pPr>
-        <w:spacing w:after="0" w:before="0" w:line="40"/>
-      </w:pPr>
-    </w:p>
-    <w:tbl>
-      <w:tblPr>
-        <w:tblW w:type="pct" w:w="100%"/>
-        <w:tblBorders>
-          <w:top w:val="none" w:color="FFFFFF" w:sz="0"/>
-          <w:left w:val="none" w:color="FFFFFF" w:sz="0"/>
-          <w:bottom w:val="none" w:color="FFFFFF" w:sz="0"/>
-          <w:right w:val="none" w:color="FFFFFF" w:sz="0"/>
-          <w:insideH w:val="none" w:color="FFFFFF" w:sz="0"/>
-          <w:insideV w:val="none" w:color="FFFFFF" w:sz="0"/>
-        </w:tblBorders>
-      </w:tblPr>
-      <w:tblGrid>
-        <w:gridCol w:w="100"/>
-        <w:gridCol w:w="100"/>
-      </w:tblGrid>
-      <w:tr>
-        <w:tc>
-          <w:tcPr>
-            <w:tcW w:type="pct" w:w="20%"/>
-            <w:tcMar>
-              <w:top w:type="dxa" w:w="20"/>
-              <w:left w:type="dxa" w:w="40"/>
-              <w:bottom w:type="dxa" w:w="20"/>
-              <w:right w:type="dxa" w:w="40"/>
-            </w:tcMar>
-          </w:tcPr>
-          <w:p>
-            <w:pPr>
-              <w:keepNext w:val="false"/>
-              <w:spacing w:after="45" w:before="0" w:line="190"/>
-            </w:pPr>
-            <w:r>
-              <w:rPr>
-                <w:b/>
-                <w:bCs/>
-                <w:color w:val="203047"/>
-                <w:sz w:val="16"/>
-                <w:szCs w:val="16"/>
-              </w:rPr>
-              <w:t xml:space="preserve">Data &amp; Infra</w:t>
-            </w:r>
-          </w:p>
-        </w:tc>
-        <w:tc>
-          <w:tcPr>
-            <w:tcW w:type="pct" w:w="80%"/>
-            <w:tcMar>
-              <w:top w:type="dxa" w:w="20"/>
-              <w:left w:type="dxa" w:w="40"/>
-              <w:bottom w:type="dxa" w:w="20"/>
-              <w:right w:type="dxa" w:w="40"/>
-            </w:tcMar>
-          </w:tcPr>
-          <w:p>
-            <w:pPr>
-              <w:keepNext w:val="false"/>
-              <w:spacing w:after="45" w:before="0" w:line="190"/>
-            </w:pPr>
-            <w:r>
-              <w:rPr>
-                <w:color w:val="203047"/>
-                <w:sz w:val="16"/>
-                <w:szCs w:val="16"/>
-              </w:rPr>
-              <w:t xml:space="preserve">MySQL · PostgreSQL · Redis · Kafka</w:t>
-            </w:r>
-            <w:r>
-              <w:rPr>
-                <w:color w:val="203047"/>
-                <w:sz w:val="16"/>
-                <w:szCs w:val="16"/>
-              </w:rPr>
-              <w:t xml:space="preserve"/>
-            </w:r>
-            <w:r>
-              <w:rPr>
-                <w:color w:val="203047"/>
-                <w:sz w:val="16"/>
-                <w:szCs w:val="16"/>
-              </w:rPr>
-              <w:br/>
-              <w:t xml:space="preserve"/>
-            </w:r>
-            <w:r>
-              <w:rPr>
-                <w:color w:val="203047"/>
-                <w:sz w:val="16"/>
-                <w:szCs w:val="16"/>
-              </w:rPr>
-              <w:t xml:space="preserve">Docker · Docker Compose · GitHub Actions</w:t>
-            </w:r>
-          </w:p>
-        </w:tc>
-      </w:tr>
-    </w:tbl>
-    <w:p>
-      <w:pPr>
-        <w:spacing w:after="0" w:before="0" w:line="40"/>
-      </w:pPr>
-    </w:p>
-    <w:p>
-      <w:pPr>
         <w:keepNext/>
         <w:pBdr>
           <w:bottom w:val="single" w:color="6A80BD" w:sz="10" w:space="4"/>
@@ -2796,14 +3479,14 @@
                     <w:keepNext w:val="false"/>
                     <w:spacing w:after="45" w:before="0" w:line="190"/>
                   </w:pPr>
-                  <w:hyperlink w:history="1" r:id="rIdftklfjx-qgpglrjkg8bjm">
+                  <w:hyperlink w:history="1" r:id="rIddwsv3wnn9_xf5qxbm3pfp">
                     <w:r>
                       <w:drawing>
                         <wp:inline distT="0" distB="0" distL="0" distR="0">
                           <wp:extent cx="457200" cy="647700"/>
                           <wp:effectExtent t="0" r="0" b="0" l="0"/>
                           <wp:docPr id="1" name="" descr="" title="">
-                            <a:hlinkClick xmlns:a="http://schemas.openxmlformats.org/drawingml/2006/main" r:id="rIdftklfjx-qgpglrjkg8bjm"/>
+                            <a:hlinkClick xmlns:a="http://schemas.openxmlformats.org/drawingml/2006/main" r:id="rIddwsv3wnn9_xf5qxbm3pfp"/>
                           </wp:docPr>
                           <wp:cNvGraphicFramePr>
                             <a:graphicFrameLocks xmlns:a="http://schemas.openxmlformats.org/drawingml/2006/main" noChangeAspect="1"/>
@@ -2813,14 +3496,14 @@
                               <pic:pic xmlns:pic="http://schemas.openxmlformats.org/drawingml/2006/picture">
                                 <pic:nvPicPr>
                                   <pic:cNvPr id="0" name="" descr="">
-                                    <a:hlinkClick r:id="rIdftklfjx-qgpglrjkg8bjm"/>
+                                    <a:hlinkClick r:id="rIddwsv3wnn9_xf5qxbm3pfp"/>
                                   </pic:cNvPr>
                                   <pic:cNvPicPr>
                                     <a:picLocks noChangeAspect="1" noChangeArrowheads="1"/>
                                   </pic:cNvPicPr>
                                 </pic:nvPicPr>
                                 <pic:blipFill>
-                                  <a:blip r:embed="rId12" cstate="none"/>
+                                  <a:blip r:embed="rId13" cstate="none"/>
                                   <a:srcRect/>
                                   <a:stretch>
                                     <a:fillRect/>
@@ -2995,14 +3678,14 @@
                     <w:keepNext w:val="false"/>
                     <w:spacing w:after="45" w:before="0" w:line="190"/>
                   </w:pPr>
-                  <w:hyperlink w:history="1" r:id="rIdkod2zhaucs9uqpod8cdoq">
+                  <w:hyperlink w:history="1" r:id="rIdvioltarryoe1jyqdtyyke">
                     <w:r>
                       <w:drawing>
                         <wp:inline distT="0" distB="0" distL="0" distR="0">
                           <wp:extent cx="457200" cy="647700"/>
                           <wp:effectExtent t="0" r="0" b="0" l="0"/>
                           <wp:docPr id="1" name="" descr="" title="">
-                            <a:hlinkClick xmlns:a="http://schemas.openxmlformats.org/drawingml/2006/main" r:id="rIdkod2zhaucs9uqpod8cdoq"/>
+                            <a:hlinkClick xmlns:a="http://schemas.openxmlformats.org/drawingml/2006/main" r:id="rIdvioltarryoe1jyqdtyyke"/>
                           </wp:docPr>
                           <wp:cNvGraphicFramePr>
                             <a:graphicFrameLocks xmlns:a="http://schemas.openxmlformats.org/drawingml/2006/main" noChangeAspect="1"/>
@@ -3012,14 +3695,14 @@
                               <pic:pic xmlns:pic="http://schemas.openxmlformats.org/drawingml/2006/picture">
                                 <pic:nvPicPr>
                                   <pic:cNvPr id="0" name="" descr="">
-                                    <a:hlinkClick r:id="rIdkod2zhaucs9uqpod8cdoq"/>
+                                    <a:hlinkClick r:id="rIdvioltarryoe1jyqdtyyke"/>
                                   </pic:cNvPr>
                                   <pic:cNvPicPr>
                                     <a:picLocks noChangeAspect="1" noChangeArrowheads="1"/>
                                   </pic:cNvPicPr>
                                 </pic:nvPicPr>
                                 <pic:blipFill>
-                                  <a:blip r:embed="rId13" cstate="none"/>
+                                  <a:blip r:embed="rId14" cstate="none"/>
                                   <a:srcRect/>
                                   <a:stretch>
                                     <a:fillRect/>
@@ -3194,14 +3877,14 @@
                     <w:keepNext w:val="false"/>
                     <w:spacing w:after="45" w:before="0" w:line="190"/>
                   </w:pPr>
-                  <w:hyperlink w:history="1" r:id="rIdld-cpwpxst6ot3mv97_9x">
+                  <w:hyperlink w:history="1" r:id="rId0ubhmtgfyfianirtqx3mc">
                     <w:r>
                       <w:drawing>
                         <wp:inline distT="0" distB="0" distL="0" distR="0">
                           <wp:extent cx="457200" cy="647700"/>
                           <wp:effectExtent t="0" r="0" b="0" l="0"/>
                           <wp:docPr id="1" name="" descr="" title="">
-                            <a:hlinkClick xmlns:a="http://schemas.openxmlformats.org/drawingml/2006/main" r:id="rIdld-cpwpxst6ot3mv97_9x"/>
+                            <a:hlinkClick xmlns:a="http://schemas.openxmlformats.org/drawingml/2006/main" r:id="rId0ubhmtgfyfianirtqx3mc"/>
                           </wp:docPr>
                           <wp:cNvGraphicFramePr>
                             <a:graphicFrameLocks xmlns:a="http://schemas.openxmlformats.org/drawingml/2006/main" noChangeAspect="1"/>
@@ -3211,14 +3894,14 @@
                               <pic:pic xmlns:pic="http://schemas.openxmlformats.org/drawingml/2006/picture">
                                 <pic:nvPicPr>
                                   <pic:cNvPr id="0" name="" descr="">
-                                    <a:hlinkClick r:id="rIdld-cpwpxst6ot3mv97_9x"/>
+                                    <a:hlinkClick r:id="rId0ubhmtgfyfianirtqx3mc"/>
                                   </pic:cNvPr>
                                   <pic:cNvPicPr>
                                     <a:picLocks noChangeAspect="1" noChangeArrowheads="1"/>
                                   </pic:cNvPicPr>
                                 </pic:nvPicPr>
                                 <pic:blipFill>
-                                  <a:blip r:embed="rId14" cstate="none"/>
+                                  <a:blip r:embed="rId15" cstate="none"/>
                                   <a:srcRect/>
                                   <a:stretch>
                                     <a:fillRect/>
@@ -3393,14 +4076,14 @@
                     <w:keepNext w:val="false"/>
                     <w:spacing w:after="45" w:before="0" w:line="190"/>
                   </w:pPr>
-                  <w:hyperlink w:history="1" r:id="rIdgpgrowen3g32pkjdwjfxe">
+                  <w:hyperlink w:history="1" r:id="rId7vhkgjtktkzz2zfq0l4xn">
                     <w:r>
                       <w:drawing>
                         <wp:inline distT="0" distB="0" distL="0" distR="0">
                           <wp:extent cx="457200" cy="647700"/>
                           <wp:effectExtent t="0" r="0" b="0" l="0"/>
                           <wp:docPr id="1" name="" descr="" title="">
-                            <a:hlinkClick xmlns:a="http://schemas.openxmlformats.org/drawingml/2006/main" r:id="rIdgpgrowen3g32pkjdwjfxe"/>
+                            <a:hlinkClick xmlns:a="http://schemas.openxmlformats.org/drawingml/2006/main" r:id="rId7vhkgjtktkzz2zfq0l4xn"/>
                           </wp:docPr>
                           <wp:cNvGraphicFramePr>
                             <a:graphicFrameLocks xmlns:a="http://schemas.openxmlformats.org/drawingml/2006/main" noChangeAspect="1"/>
@@ -3410,14 +4093,14 @@
                               <pic:pic xmlns:pic="http://schemas.openxmlformats.org/drawingml/2006/picture">
                                 <pic:nvPicPr>
                                   <pic:cNvPr id="0" name="" descr="">
-                                    <a:hlinkClick r:id="rIdgpgrowen3g32pkjdwjfxe"/>
+                                    <a:hlinkClick r:id="rId7vhkgjtktkzz2zfq0l4xn"/>
                                   </pic:cNvPr>
                                   <pic:cNvPicPr>
                                     <a:picLocks noChangeAspect="1" noChangeArrowheads="1"/>
                                   </pic:cNvPicPr>
                                 </pic:nvPicPr>
                                 <pic:blipFill>
-                                  <a:blip r:embed="rId15" cstate="none"/>
+                                  <a:blip r:embed="rId16" cstate="none"/>
                                   <a:srcRect/>
                                   <a:stretch>
                                     <a:fillRect/>
@@ -3509,7 +4192,7 @@
       </w:pPr>
     </w:p>
     <w:sectPr>
-      <w:footerReference w:type="default" r:id="rId9"/>
+      <w:footerReference w:type="default" r:id="rId10"/>
       <w:pgSz w:w="11906" w:h="16838" w:orient="portrait"/>
       <w:pgMar w:top="737" w:right="794" w:bottom="907" w:left="794" w:header="708" w:footer="454" w:gutter="0"/>
       <w:pgNumType/>
@@ -3633,6 +4316,42 @@
 </file>
 
 <file path=word/footer3.xml><?xml version="1.0" encoding="utf-8"?>
+<w:ftr xmlns:wpc="http://schemas.microsoft.com/office/word/2010/wordprocessingCanvas" xmlns:mc="http://schemas.openxmlformats.org/markup-compatibility/2006" xmlns:o="urn:schemas-microsoft-com:office:office" xmlns:r="http://schemas.openxmlformats.org/officeDocument/2006/relationships" xmlns:m="http://schemas.openxmlformats.org/officeDocument/2006/math" xmlns:v="urn:schemas-microsoft-com:vml" xmlns:wp14="http://schemas.microsoft.com/office/word/2010/wordprocessingDrawing" xmlns:wp="http://schemas.openxmlformats.org/drawingml/2006/wordprocessingDrawing" xmlns:w10="urn:schemas-microsoft-com:office:word" xmlns:w="http://schemas.openxmlformats.org/wordprocessingml/2006/main" xmlns:w14="http://schemas.microsoft.com/office/word/2010/wordml" xmlns:w15="http://schemas.microsoft.com/office/word/2012/wordml" xmlns:wpg="http://schemas.microsoft.com/office/word/2010/wordprocessingGroup" xmlns:wpi="http://schemas.microsoft.com/office/word/2010/wordprocessingInk" xmlns:wne="http://schemas.microsoft.com/office/word/2006/wordml" xmlns:wps="http://schemas.microsoft.com/office/word/2010/wordprocessingShape">
+  <w:p>
+    <w:pPr>
+      <w:tabs>
+        <w:tab w:val="right" w:pos="10318"/>
+      </w:tabs>
+    </w:pPr>
+    <w:r>
+      <w:rPr>
+        <w:color w:val="7D8DA3"/>
+        <w:sz w:val="14"/>
+        <w:szCs w:val="14"/>
+      </w:rPr>
+      <w:t xml:space="preserve">김재형 · Backend / AI Application Developer	</w:t>
+    </w:r>
+    <w:r>
+      <w:rPr>
+        <w:color w:val="7D8DA3"/>
+        <w:sz w:val="14"/>
+        <w:szCs w:val="14"/>
+      </w:rPr>
+      <w:fldChar w:fldCharType="begin"/>
+      <w:instrText xml:space="preserve">PAGE</w:instrText>
+      <w:fldChar w:fldCharType="separate"/>
+      <w:fldChar w:fldCharType="end"/>
+      <w:t xml:space="preserve"> / </w:t>
+      <w:fldChar w:fldCharType="begin"/>
+      <w:instrText xml:space="preserve">NUMPAGES</w:instrText>
+      <w:fldChar w:fldCharType="separate"/>
+      <w:fldChar w:fldCharType="end"/>
+    </w:r>
+  </w:p>
+</w:ftr>
+</file>
+
+<file path=word/footer4.xml><?xml version="1.0" encoding="utf-8"?>
 <w:ftr xmlns:wpc="http://schemas.microsoft.com/office/word/2010/wordprocessingCanvas" xmlns:mc="http://schemas.openxmlformats.org/markup-compatibility/2006" xmlns:o="urn:schemas-microsoft-com:office:office" xmlns:r="http://schemas.openxmlformats.org/officeDocument/2006/relationships" xmlns:m="http://schemas.openxmlformats.org/officeDocument/2006/math" xmlns:v="urn:schemas-microsoft-com:vml" xmlns:wp14="http://schemas.microsoft.com/office/word/2010/wordprocessingDrawing" xmlns:wp="http://schemas.openxmlformats.org/drawingml/2006/wordprocessingDrawing" xmlns:w10="urn:schemas-microsoft-com:office:word" xmlns:w="http://schemas.openxmlformats.org/wordprocessingml/2006/main" xmlns:w14="http://schemas.microsoft.com/office/word/2010/wordml" xmlns:w15="http://schemas.microsoft.com/office/word/2012/wordml" xmlns:wpg="http://schemas.microsoft.com/office/word/2010/wordprocessingGroup" xmlns:wpi="http://schemas.microsoft.com/office/word/2010/wordprocessingInk" xmlns:wne="http://schemas.microsoft.com/office/word/2006/wordml" xmlns:wps="http://schemas.microsoft.com/office/word/2010/wordprocessingShape">
   <w:p>
     <w:pPr>

--- a/site/resume.docx
+++ b/site/resume.docx
@@ -80,7 +80,7 @@
               <w:keepNext w:val="false"/>
               <w:spacing w:after="45" w:before="0" w:line="190"/>
             </w:pPr>
-            <w:hyperlink w:history="1" r:id="rIdftr-j9s6ibtehwepc9xhk">
+            <w:hyperlink w:history="1" r:id="rIdrtprnbdn5dlqs6mopzyji">
               <w:r>
                 <w:rPr>
                   <w:color w:val="315CBB"/>
@@ -98,7 +98,7 @@
               </w:rPr>
               <w:t xml:space="preserve">   </w:t>
             </w:r>
-            <w:hyperlink w:history="1" r:id="rIdnrp-vyw98wosa8qsmuupl">
+            <w:hyperlink w:history="1" r:id="rIdngbdc5mrtrprb44mqsqqy">
               <w:r>
                 <w:rPr>
                   <w:color w:val="315CBB"/>
@@ -116,7 +116,7 @@
               </w:rPr>
               <w:t xml:space="preserve">   </w:t>
             </w:r>
-            <w:hyperlink w:history="1" r:id="rIdqfb12cs6udst4nrt76tqt">
+            <w:hyperlink w:history="1" r:id="rIdsscl-f2jqv2bl71pur7er">
               <w:r>
                 <w:rPr>
                   <w:color w:val="315CBB"/>
@@ -134,7 +134,7 @@
               </w:rPr>
               <w:t xml:space="preserve">   </w:t>
             </w:r>
-            <w:hyperlink w:history="1" r:id="rIdslgog20vhmf4l7_frgssf">
+            <w:hyperlink w:history="1" r:id="rIdrcisb1iwplxttfteezzfr">
               <w:r>
                 <w:rPr>
                   <w:color w:val="315CBB"/>
@@ -422,7 +422,7 @@
               <w:keepNext w:val="false"/>
               <w:spacing w:after="45" w:before="0" w:line="190"/>
             </w:pPr>
-            <w:hyperlink w:history="1" r:id="rIdzhvdvjuekive7b5wqt4nl">
+            <w:hyperlink w:history="1" r:id="rIdfpgg2v8bg_-jqb6vfkwwq">
               <w:r>
                 <w:rPr>
                   <w:color w:val="315CBB"/>
@@ -440,7 +440,7 @@
               </w:rPr>
               <w:t xml:space="preserve">   </w:t>
             </w:r>
-            <w:hyperlink w:history="1" r:id="rIdebjl6a0dq8jyjwu5lqmz3">
+            <w:hyperlink w:history="1" r:id="rId63qnymoehyliamcy2wwdw">
               <w:r>
                 <w:rPr>
                   <w:color w:val="315CBB"/>
@@ -524,24 +524,15 @@
                 <w:sz w:val="16"/>
                 <w:szCs w:val="16"/>
               </w:rPr>
-              <w:t xml:space="preserve">문제</w:t>
-            </w:r>
-            <w:r>
-              <w:rPr>
-                <w:color w:val="203047"/>
-                <w:sz w:val="16"/>
-                <w:szCs w:val="16"/>
-              </w:rPr>
-              <w:t xml:space="preserve"/>
-            </w:r>
-            <w:r>
-              <w:rPr>
-                <w:color w:val="203047"/>
-                <w:sz w:val="16"/>
-                <w:szCs w:val="16"/>
-              </w:rPr>
-              <w:br/>
-              <w:t xml:space="preserve">오픈소스 변환에서 표·수식이 손상됐고, 전체 AI 변환에도 오류와 호출 부담이 남음.</w:t>
+              <w:t xml:space="preserve">문제:</w:t>
+            </w:r>
+            <w:r>
+              <w:rPr>
+                <w:color w:val="203047"/>
+                <w:sz w:val="16"/>
+                <w:szCs w:val="16"/>
+              </w:rPr>
+              <w:t xml:space="preserve"> 오픈소스 변환에서 표·수식이 손상됐고, 전체 AI 변환에도 오류와 호출 부담이 남음.</w:t>
             </w:r>
             <w:r>
               <w:rPr>
@@ -560,24 +551,15 @@
                 <w:sz w:val="16"/>
                 <w:szCs w:val="16"/>
               </w:rPr>
-              <w:t xml:space="preserve">해결</w:t>
-            </w:r>
-            <w:r>
-              <w:rPr>
-                <w:color w:val="203047"/>
-                <w:sz w:val="16"/>
-                <w:szCs w:val="16"/>
-              </w:rPr>
-              <w:t xml:space="preserve"/>
-            </w:r>
-            <w:r>
-              <w:rPr>
-                <w:color w:val="203047"/>
-                <w:sz w:val="16"/>
-                <w:szCs w:val="16"/>
-              </w:rPr>
-              <w:br/>
-              <w:t xml:space="preserve">PDF 변환 오픈소스를 비교해 AnyDoc 채택. 깨진 본문만 AI로 복원. 표·수식은 별도 처리하고 그림은 원본 보존.</w:t>
+              <w:t xml:space="preserve">해결:</w:t>
+            </w:r>
+            <w:r>
+              <w:rPr>
+                <w:color w:val="203047"/>
+                <w:sz w:val="16"/>
+                <w:szCs w:val="16"/>
+              </w:rPr>
+              <w:t xml:space="preserve"> PDF 변환 오픈소스를 비교해 AnyDoc 채택. 깨진 본문만 AI로 복원. 표·수식은 별도 처리하고 그림은 원본 보존.</w:t>
             </w:r>
             <w:r>
               <w:rPr>
@@ -596,24 +578,15 @@
                 <w:sz w:val="16"/>
                 <w:szCs w:val="16"/>
               </w:rPr>
-              <w:t xml:space="preserve">성과</w:t>
-            </w:r>
-            <w:r>
-              <w:rPr>
-                <w:color w:val="203047"/>
-                <w:sz w:val="16"/>
-                <w:szCs w:val="16"/>
-              </w:rPr>
-              <w:t xml:space="preserve"/>
-            </w:r>
-            <w:r>
-              <w:rPr>
-                <w:color w:val="203047"/>
-                <w:sz w:val="16"/>
-                <w:szCs w:val="16"/>
-              </w:rPr>
-              <w:br/>
-              <w:t xml:space="preserve">PDF 30쪽의 내부 평가 통과율 45.17% → 89.89%.</w:t>
+              <w:t xml:space="preserve">성과:</w:t>
+            </w:r>
+            <w:r>
+              <w:rPr>
+                <w:color w:val="203047"/>
+                <w:sz w:val="16"/>
+                <w:szCs w:val="16"/>
+              </w:rPr>
+              <w:t xml:space="preserve"> PDF 30쪽의 내부 평가 통과율 45.17% → 89.89%.</w:t>
             </w:r>
           </w:p>
           <w:p>
@@ -651,24 +624,15 @@
                 <w:sz w:val="16"/>
                 <w:szCs w:val="16"/>
               </w:rPr>
-              <w:t xml:space="preserve">문제</w:t>
-            </w:r>
-            <w:r>
-              <w:rPr>
-                <w:color w:val="203047"/>
-                <w:sz w:val="16"/>
-                <w:szCs w:val="16"/>
-              </w:rPr>
-              <w:t xml:space="preserve"/>
-            </w:r>
-            <w:r>
-              <w:rPr>
-                <w:color w:val="203047"/>
-                <w:sz w:val="16"/>
-                <w:szCs w:val="16"/>
-              </w:rPr>
-              <w:br/>
-              <w:t xml:space="preserve">앞선 문서의 외부 AI 응답을 기다리는 동안 뒤의 문서 처리가 지연.</w:t>
+              <w:t xml:space="preserve">문제:</w:t>
+            </w:r>
+            <w:r>
+              <w:rPr>
+                <w:color w:val="203047"/>
+                <w:sz w:val="16"/>
+                <w:szCs w:val="16"/>
+              </w:rPr>
+              <w:t xml:space="preserve"> 앞선 문서의 외부 AI 응답을 기다리는 동안 뒤의 문서 처리가 지연.</w:t>
             </w:r>
             <w:r>
               <w:rPr>
@@ -687,24 +651,15 @@
                 <w:sz w:val="16"/>
                 <w:szCs w:val="16"/>
               </w:rPr>
-              <w:t xml:space="preserve">해결</w:t>
-            </w:r>
-            <w:r>
-              <w:rPr>
-                <w:color w:val="203047"/>
-                <w:sz w:val="16"/>
-                <w:szCs w:val="16"/>
-              </w:rPr>
-              <w:t xml:space="preserve"/>
-            </w:r>
-            <w:r>
-              <w:rPr>
-                <w:color w:val="203047"/>
-                <w:sz w:val="16"/>
-                <w:szCs w:val="16"/>
-              </w:rPr>
-              <w:br/>
-              <w:t xml:space="preserve">Worker 수와 내부 동시 요청 수를 각각 변경하며 비교. 메모리 증가를 고려해 Worker 최대 4개를 채택하고, 오히려 느려진 추가 동시 요청, GPU 병렬화는 제외.</w:t>
+              <w:t xml:space="preserve">해결:</w:t>
+            </w:r>
+            <w:r>
+              <w:rPr>
+                <w:color w:val="203047"/>
+                <w:sz w:val="16"/>
+                <w:szCs w:val="16"/>
+              </w:rPr>
+              <w:t xml:space="preserve"> Worker 수와 내부 동시 요청 수를 각각 변경하며 비교. 메모리 증가를 고려해 Worker 최대 4개를 채택하고, 오히려 느려진 추가 동시 요청, GPU 병렬화는 제외.</w:t>
             </w:r>
             <w:r>
               <w:rPr>
@@ -723,24 +678,15 @@
                 <w:sz w:val="16"/>
                 <w:szCs w:val="16"/>
               </w:rPr>
-              <w:t xml:space="preserve">성과</w:t>
-            </w:r>
-            <w:r>
-              <w:rPr>
-                <w:color w:val="203047"/>
-                <w:sz w:val="16"/>
-                <w:szCs w:val="16"/>
-              </w:rPr>
-              <w:t xml:space="preserve"/>
-            </w:r>
-            <w:r>
-              <w:rPr>
-                <w:color w:val="203047"/>
-                <w:sz w:val="16"/>
-                <w:szCs w:val="16"/>
-              </w:rPr>
-              <w:br/>
-              <w:t xml:space="preserve">문서 4개 분석 시간 282.11초 → 73.89초(약 74% 감소)</w:t>
+              <w:t xml:space="preserve">성과:</w:t>
+            </w:r>
+            <w:r>
+              <w:rPr>
+                <w:color w:val="203047"/>
+                <w:sz w:val="16"/>
+                <w:szCs w:val="16"/>
+              </w:rPr>
+              <w:t xml:space="preserve"> 문서 4개 분석 시간 282.11초 → 73.89초(약 74% 감소)</w:t>
             </w:r>
           </w:p>
           <w:p>
@@ -808,24 +754,15 @@
                 <w:sz w:val="16"/>
                 <w:szCs w:val="16"/>
               </w:rPr>
-              <w:t xml:space="preserve">문제</w:t>
-            </w:r>
-            <w:r>
-              <w:rPr>
-                <w:color w:val="203047"/>
-                <w:sz w:val="16"/>
-                <w:szCs w:val="16"/>
-              </w:rPr>
-              <w:t xml:space="preserve"/>
-            </w:r>
-            <w:r>
-              <w:rPr>
-                <w:color w:val="203047"/>
-                <w:sz w:val="16"/>
-                <w:szCs w:val="16"/>
-              </w:rPr>
-              <w:br/>
-              <w:t xml:space="preserve">기존 검색이 필요한 근거를 놓치고, 답이 없는 질문에도 근거를 반환.</w:t>
+              <w:t xml:space="preserve">문제:</w:t>
+            </w:r>
+            <w:r>
+              <w:rPr>
+                <w:color w:val="203047"/>
+                <w:sz w:val="16"/>
+                <w:szCs w:val="16"/>
+              </w:rPr>
+              <w:t xml:space="preserve"> 기존 검색이 필요한 근거를 놓치고, 답이 없는 질문에도 근거를 반환.</w:t>
             </w:r>
             <w:r>
               <w:rPr>
@@ -844,24 +781,15 @@
                 <w:sz w:val="16"/>
                 <w:szCs w:val="16"/>
               </w:rPr>
-              <w:t xml:space="preserve">해결</w:t>
-            </w:r>
-            <w:r>
-              <w:rPr>
-                <w:color w:val="203047"/>
-                <w:sz w:val="16"/>
-                <w:szCs w:val="16"/>
-              </w:rPr>
-              <w:t xml:space="preserve"/>
-            </w:r>
-            <w:r>
-              <w:rPr>
-                <w:color w:val="203047"/>
-                <w:sz w:val="16"/>
-                <w:szCs w:val="16"/>
-              </w:rPr>
-              <w:br/>
-              <w:t xml:space="preserve">라우팅에서 효과를 본 선택형 판단 모델 Jev를 RAG에 적용. 전체 근거 실험 후 동일 후보·반환량으로 비교 조건을 맞추고, 후보 300개·최대 4병렬로 조정.</w:t>
+              <w:t xml:space="preserve">해결:</w:t>
+            </w:r>
+            <w:r>
+              <w:rPr>
+                <w:color w:val="203047"/>
+                <w:sz w:val="16"/>
+                <w:szCs w:val="16"/>
+              </w:rPr>
+              <w:t xml:space="preserve"> 라우팅에서 효과를 본 선택형 판단 모델 Jev를 RAG에 적용. 전체 근거 실험 후 동일 후보·반환량으로 비교 조건을 맞추고, 후보 300개·최대 4병렬로 조정.</w:t>
             </w:r>
             <w:r>
               <w:rPr>
@@ -880,24 +808,15 @@
                 <w:sz w:val="16"/>
                 <w:szCs w:val="16"/>
               </w:rPr>
-              <w:t xml:space="preserve">성과</w:t>
-            </w:r>
-            <w:r>
-              <w:rPr>
-                <w:color w:val="203047"/>
-                <w:sz w:val="16"/>
-                <w:szCs w:val="16"/>
-              </w:rPr>
-              <w:t xml:space="preserve"/>
-            </w:r>
-            <w:r>
-              <w:rPr>
-                <w:color w:val="203047"/>
-                <w:sz w:val="16"/>
-                <w:szCs w:val="16"/>
-              </w:rPr>
-              <w:br/>
-              <w:t xml:space="preserve">논문 9편의 평가에서 답이 있는 80문항의 근거 충족률 66.25% → 91.25%. 답 없는 20문항의 잘못된 근거 반환 20 → 0건. Jev 최적화 전후 시간 중앙값 9.090초 → 2.251초.</w:t>
+              <w:t xml:space="preserve">성과:</w:t>
+            </w:r>
+            <w:r>
+              <w:rPr>
+                <w:color w:val="203047"/>
+                <w:sz w:val="16"/>
+                <w:szCs w:val="16"/>
+              </w:rPr>
+              <w:t xml:space="preserve"> 논문 9편의 평가에서 답이 있는 80문항의 근거 충족률 66.25% → 91.25%. 답 없는 20문항의 잘못된 근거 반환 20 → 0건. Jev 최적화 전후 시간 중앙값 9.090초 → 2.251초.</w:t>
             </w:r>
           </w:p>
         </w:tc>
@@ -1105,24 +1024,15 @@
                 <w:sz w:val="16"/>
                 <w:szCs w:val="16"/>
               </w:rPr>
-              <w:t xml:space="preserve">문제</w:t>
-            </w:r>
-            <w:r>
-              <w:rPr>
-                <w:color w:val="203047"/>
-                <w:sz w:val="16"/>
-                <w:szCs w:val="16"/>
-              </w:rPr>
-              <w:t xml:space="preserve"/>
-            </w:r>
-            <w:r>
-              <w:rPr>
-                <w:color w:val="203047"/>
-                <w:sz w:val="16"/>
-                <w:szCs w:val="16"/>
-              </w:rPr>
-              <w:br/>
-              <w:t xml:space="preserve">사용자마다 다른 반복 작업을 개발자가 모두 기능으로 추가하기 어려움.</w:t>
+              <w:t xml:space="preserve">문제:</w:t>
+            </w:r>
+            <w:r>
+              <w:rPr>
+                <w:color w:val="203047"/>
+                <w:sz w:val="16"/>
+                <w:szCs w:val="16"/>
+              </w:rPr>
+              <w:t xml:space="preserve"> 사용자마다 다른 반복 작업을 개발자가 모두 기능으로 추가하기 어려움.</w:t>
             </w:r>
             <w:r>
               <w:rPr>
@@ -1141,24 +1051,15 @@
                 <w:sz w:val="16"/>
                 <w:szCs w:val="16"/>
               </w:rPr>
-              <w:t xml:space="preserve">해결</w:t>
-            </w:r>
-            <w:r>
-              <w:rPr>
-                <w:color w:val="203047"/>
-                <w:sz w:val="16"/>
-                <w:szCs w:val="16"/>
-              </w:rPr>
-              <w:t xml:space="preserve"/>
-            </w:r>
-            <w:r>
-              <w:rPr>
-                <w:color w:val="203047"/>
-                <w:sz w:val="16"/>
-                <w:szCs w:val="16"/>
-              </w:rPr>
-              <w:br/>
-              <w:t xml:space="preserve">자연어 지침의 작성·검토·게시 기능과 권한·승인 우회 검사를 구현. 실제 문서 변경은 미리보기를 확인한 뒤 별도로 승인하도록 설계.</w:t>
+              <w:t xml:space="preserve">해결:</w:t>
+            </w:r>
+            <w:r>
+              <w:rPr>
+                <w:color w:val="203047"/>
+                <w:sz w:val="16"/>
+                <w:szCs w:val="16"/>
+              </w:rPr>
+              <w:t xml:space="preserve"> 자연어 지침의 작성·검토·게시 기능과 권한·승인 우회 검사를 구현. 실제 문서 변경은 미리보기를 확인한 뒤 별도로 승인하도록 설계.</w:t>
             </w:r>
             <w:r>
               <w:rPr>
@@ -1177,24 +1078,15 @@
                 <w:sz w:val="16"/>
                 <w:szCs w:val="16"/>
               </w:rPr>
-              <w:t xml:space="preserve">성과</w:t>
-            </w:r>
-            <w:r>
-              <w:rPr>
-                <w:color w:val="203047"/>
-                <w:sz w:val="16"/>
-                <w:szCs w:val="16"/>
-              </w:rPr>
-              <w:t xml:space="preserve"/>
-            </w:r>
-            <w:r>
-              <w:rPr>
-                <w:color w:val="203047"/>
-                <w:sz w:val="16"/>
-                <w:szCs w:val="16"/>
-              </w:rPr>
-              <w:br/>
-              <w:t xml:space="preserve">게시한 Skill을 Agent에서 사용가능하도록 구현. 문서 6개 검증에서 승인 전 변경 없이, 승인 후 폴더 3개 생성과 문서 이동 확인.</w:t>
+              <w:t xml:space="preserve">성과:</w:t>
+            </w:r>
+            <w:r>
+              <w:rPr>
+                <w:color w:val="203047"/>
+                <w:sz w:val="16"/>
+                <w:szCs w:val="16"/>
+              </w:rPr>
+              <w:t xml:space="preserve"> 게시한 Skill을 Agent에서 사용가능하도록 구현. 문서 6개 검증에서 승인 전 변경 없이, 승인 후 폴더 3개 생성과 문서 이동 확인.</w:t>
             </w:r>
           </w:p>
           <w:p>
@@ -1232,24 +1124,15 @@
                 <w:sz w:val="16"/>
                 <w:szCs w:val="16"/>
               </w:rPr>
-              <w:t xml:space="preserve">문제</w:t>
-            </w:r>
-            <w:r>
-              <w:rPr>
-                <w:color w:val="203047"/>
-                <w:sz w:val="16"/>
-                <w:szCs w:val="16"/>
-              </w:rPr>
-              <w:t xml:space="preserve"/>
-            </w:r>
-            <w:r>
-              <w:rPr>
-                <w:color w:val="203047"/>
-                <w:sz w:val="16"/>
-                <w:szCs w:val="16"/>
-              </w:rPr>
-              <w:br/>
-              <w:t xml:space="preserve">사용자 질문을 문서 편집으로 분류하는 등 잘못된 작업으로 연결.</w:t>
+              <w:t xml:space="preserve">문제:</w:t>
+            </w:r>
+            <w:r>
+              <w:rPr>
+                <w:color w:val="203047"/>
+                <w:sz w:val="16"/>
+                <w:szCs w:val="16"/>
+              </w:rPr>
+              <w:t xml:space="preserve"> 사용자 질문을 문서 편집으로 분류하는 등 잘못된 작업으로 연결.</w:t>
             </w:r>
             <w:r>
               <w:rPr>
@@ -1268,24 +1151,15 @@
                 <w:sz w:val="16"/>
                 <w:szCs w:val="16"/>
               </w:rPr>
-              <w:t xml:space="preserve">해결</w:t>
-            </w:r>
-            <w:r>
-              <w:rPr>
-                <w:color w:val="203047"/>
-                <w:sz w:val="16"/>
-                <w:szCs w:val="16"/>
-              </w:rPr>
-              <w:t xml:space="preserve"/>
-            </w:r>
-            <w:r>
-              <w:rPr>
-                <w:color w:val="203047"/>
-                <w:sz w:val="16"/>
-                <w:szCs w:val="16"/>
-              </w:rPr>
-              <w:br/>
-              <w:t xml:space="preserve">질문·편집·문서 생성·폴더 정리 등 작업 종류와 부가 조건을 고르는 라우팅에 선택형 판단 모델 Jev 적용.</w:t>
+              <w:t xml:space="preserve">해결:</w:t>
+            </w:r>
+            <w:r>
+              <w:rPr>
+                <w:color w:val="203047"/>
+                <w:sz w:val="16"/>
+                <w:szCs w:val="16"/>
+              </w:rPr>
+              <w:t xml:space="preserve"> 질문·편집·문서 생성·폴더 정리 등 작업 종류와 부가 조건을 고르는 라우팅에 선택형 판단 모델 Jev 적용.</w:t>
             </w:r>
             <w:r>
               <w:rPr>
@@ -1304,24 +1178,15 @@
                 <w:sz w:val="16"/>
                 <w:szCs w:val="16"/>
               </w:rPr>
-              <w:t xml:space="preserve">성과</w:t>
-            </w:r>
-            <w:r>
-              <w:rPr>
-                <w:color w:val="203047"/>
-                <w:sz w:val="16"/>
-                <w:szCs w:val="16"/>
-              </w:rPr>
-              <w:t xml:space="preserve"/>
-            </w:r>
-            <w:r>
-              <w:rPr>
-                <w:color w:val="203047"/>
-                <w:sz w:val="16"/>
-                <w:szCs w:val="16"/>
-              </w:rPr>
-              <w:br/>
-              <w:t xml:space="preserve">동일 요청 98개에서 작업 종류와 부가 조건을 모두 맞힌 수 77 → 81건. 판단시간 중앙값 8.967초 → 0.658초.</w:t>
+              <w:t xml:space="preserve">성과:</w:t>
+            </w:r>
+            <w:r>
+              <w:rPr>
+                <w:color w:val="203047"/>
+                <w:sz w:val="16"/>
+                <w:szCs w:val="16"/>
+              </w:rPr>
+              <w:t xml:space="preserve"> 동일 요청 98개에서 작업 종류와 부가 조건을 모두 맞힌 수 77 → 81건. 판단시간 중앙값 8.967초 → 0.658초.</w:t>
             </w:r>
           </w:p>
           <w:p>
@@ -1406,7 +1271,7 @@
               <w:keepNext w:val="false"/>
               <w:spacing w:after="45" w:before="0" w:line="190"/>
             </w:pPr>
-            <w:hyperlink w:history="1" r:id="rId6rpxayrjy9j5l-snv1pzp">
+            <w:hyperlink w:history="1" r:id="rIdniuq8sx17pef4ylyycsjz">
               <w:r>
                 <w:rPr>
                   <w:color w:val="315CBB"/>
@@ -1424,7 +1289,7 @@
               </w:rPr>
               <w:t xml:space="preserve">   </w:t>
             </w:r>
-            <w:hyperlink w:history="1" r:id="rId6fuhnat_refoemkymzg3r">
+            <w:hyperlink w:history="1" r:id="rId8vq8axfihv8xgif-f8kmk">
               <w:r>
                 <w:rPr>
                   <w:color w:val="315CBB"/>
@@ -1442,7 +1307,7 @@
               </w:rPr>
               <w:t xml:space="preserve">   </w:t>
             </w:r>
-            <w:hyperlink w:history="1" r:id="rIdmmin3aezd1nsu-tcgzyng">
+            <w:hyperlink w:history="1" r:id="rIdxggxz3ttogdsz_ygzjf5t">
               <w:r>
                 <w:rPr>
                   <w:color w:val="315CBB"/>
@@ -1460,7 +1325,7 @@
               </w:rPr>
               <w:t xml:space="preserve">   </w:t>
             </w:r>
-            <w:hyperlink w:history="1" r:id="rIdxu7l25sm5crlw0udze9ko">
+            <w:hyperlink w:history="1" r:id="rId9jqlsbrcrwu9cldhcfvvg">
               <w:r>
                 <w:rPr>
                   <w:color w:val="315CBB"/>
@@ -1615,7 +1480,7 @@
               <w:br/>
               <w:t xml:space="preserve"/>
             </w:r>
-            <w:hyperlink w:history="1" r:id="rIdgrbvnbgg8nzdujqlccbhr">
+            <w:hyperlink w:history="1" r:id="rIdf1tko5xctuhl0xyv5omzf">
               <w:r>
                 <w:rPr>
                   <w:color w:val="315CBB"/>
@@ -1625,7 +1490,7 @@
                 <w:t xml:space="preserve">개인 쇼핑몰 · 로그인 구현 ↗</w:t>
               </w:r>
             </w:hyperlink>
-            <w:hyperlink w:history="1" r:id="rIduon2ueqgipoanwqgs7u5r">
+            <w:hyperlink w:history="1" r:id="rIdkvqvxy3fbhtnxwjfcm0r1">
               <w:r>
                 <w:rPr>
                   <w:color w:val="315CBB"/>
@@ -2036,7 +1901,7 @@
               <w:keepNext w:val="false"/>
               <w:spacing w:after="45" w:before="0" w:line="190"/>
             </w:pPr>
-            <w:hyperlink w:history="1" r:id="rId2lsaxtdhzsyffph7_b5w6">
+            <w:hyperlink w:history="1" r:id="rId3c3xgdei67ek1eejoyq2v">
               <w:r>
                 <w:rPr>
                   <w:color w:val="315CBB"/>
@@ -2090,24 +1955,15 @@
                 <w:sz w:val="16"/>
                 <w:szCs w:val="16"/>
               </w:rPr>
-              <w:t xml:space="preserve">문제</w:t>
-            </w:r>
-            <w:r>
-              <w:rPr>
-                <w:color w:val="203047"/>
-                <w:sz w:val="16"/>
-                <w:szCs w:val="16"/>
-              </w:rPr>
-              <w:t xml:space="preserve"/>
-            </w:r>
-            <w:r>
-              <w:rPr>
-                <w:color w:val="203047"/>
-                <w:sz w:val="16"/>
-                <w:szCs w:val="16"/>
-              </w:rPr>
-              <w:br/>
-              <w:t xml:space="preserve">약 4만 4천 건의 약품 원문을 모두 쉬운 설명으로 변환하면 API 비용 약 $200 예상.</w:t>
+              <w:t xml:space="preserve">문제:</w:t>
+            </w:r>
+            <w:r>
+              <w:rPr>
+                <w:color w:val="203047"/>
+                <w:sz w:val="16"/>
+                <w:szCs w:val="16"/>
+              </w:rPr>
+              <w:t xml:space="preserve"> 약 4만 4천 건의 약품 원문을 모두 쉬운 설명으로 변환하면 API 비용 약 $200 예상.</w:t>
             </w:r>
             <w:r>
               <w:rPr>
@@ -2126,24 +1982,15 @@
                 <w:sz w:val="16"/>
                 <w:szCs w:val="16"/>
               </w:rPr>
-              <w:t xml:space="preserve">해결</w:t>
-            </w:r>
-            <w:r>
-              <w:rPr>
-                <w:color w:val="203047"/>
-                <w:sz w:val="16"/>
-                <w:szCs w:val="16"/>
-              </w:rPr>
-              <w:t xml:space="preserve"/>
-            </w:r>
-            <w:r>
-              <w:rPr>
-                <w:color w:val="203047"/>
-                <w:sz w:val="16"/>
-                <w:szCs w:val="16"/>
-              </w:rPr>
-              <w:br/>
-              <w:t xml:space="preserve">완전 일치 문장 → 의미가 같은 문장 순으로 중복 제거. 누락된 5%는 성분별 주의사항으로 보완하고, GPT Batch API로 변환한 뒤 약품별로 재연결.</w:t>
+              <w:t xml:space="preserve">해결:</w:t>
+            </w:r>
+            <w:r>
+              <w:rPr>
+                <w:color w:val="203047"/>
+                <w:sz w:val="16"/>
+                <w:szCs w:val="16"/>
+              </w:rPr>
+              <w:t xml:space="preserve"> 완전 일치 문장 → 의미가 같은 문장 순으로 중복 제거. 누락된 5%는 성분별 주의사항으로 보완하고, GPT Batch API로 변환한 뒤 약품별로 재연결.</w:t>
             </w:r>
           </w:p>
           <w:p>
@@ -2159,24 +2006,15 @@
                 <w:sz w:val="16"/>
                 <w:szCs w:val="16"/>
               </w:rPr>
-              <w:t xml:space="preserve">성과</w:t>
-            </w:r>
-            <w:r>
-              <w:rPr>
-                <w:color w:val="203047"/>
-                <w:sz w:val="16"/>
-                <w:szCs w:val="16"/>
-              </w:rPr>
-              <w:t xml:space="preserve"/>
-            </w:r>
-            <w:r>
-              <w:rPr>
-                <w:color w:val="203047"/>
-                <w:sz w:val="16"/>
-                <w:szCs w:val="16"/>
-              </w:rPr>
-              <w:br/>
-              <w:t xml:space="preserve">변환 대상 1GB → 326MB. 전체 원문 변환 예상 비용 약 $200 대비 실제 API 지출 $11.18.</w:t>
+              <w:t xml:space="preserve">성과:</w:t>
+            </w:r>
+            <w:r>
+              <w:rPr>
+                <w:color w:val="203047"/>
+                <w:sz w:val="16"/>
+                <w:szCs w:val="16"/>
+              </w:rPr>
+              <w:t xml:space="preserve"> 변환 대상 1GB → 326MB. 전체 원문 변환 예상 비용 약 $200 대비 실제 API 지출 $11.18.</w:t>
             </w:r>
           </w:p>
           <w:p>
@@ -2241,24 +2079,15 @@
                 <w:sz w:val="16"/>
                 <w:szCs w:val="16"/>
               </w:rPr>
-              <w:t xml:space="preserve">문제</w:t>
-            </w:r>
-            <w:r>
-              <w:rPr>
-                <w:color w:val="203047"/>
-                <w:sz w:val="16"/>
-                <w:szCs w:val="16"/>
-              </w:rPr>
-              <w:t xml:space="preserve"/>
-            </w:r>
-            <w:r>
-              <w:rPr>
-                <w:color w:val="203047"/>
-                <w:sz w:val="16"/>
-                <w:szCs w:val="16"/>
-              </w:rPr>
-              <w:br/>
-              <w:t xml:space="preserve">일상적인 증상 표현과 약품 효능의 용어가 다르고, 개인화에 필요한 건강 정보는 외부 AI에 전달하기 어려움.</w:t>
+              <w:t xml:space="preserve">문제:</w:t>
+            </w:r>
+            <w:r>
+              <w:rPr>
+                <w:color w:val="203047"/>
+                <w:sz w:val="16"/>
+                <w:szCs w:val="16"/>
+              </w:rPr>
+              <w:t xml:space="preserve"> 일상적인 증상 표현과 약품 효능의 용어가 다르고, 개인화에 필요한 건강 정보는 외부 AI에 전달하기 어려움.</w:t>
             </w:r>
             <w:r>
               <w:rPr>
@@ -2277,24 +2106,15 @@
                 <w:sz w:val="16"/>
                 <w:szCs w:val="16"/>
               </w:rPr>
-              <w:t xml:space="preserve">해결</w:t>
-            </w:r>
-            <w:r>
-              <w:rPr>
-                <w:color w:val="203047"/>
-                <w:sz w:val="16"/>
-                <w:szCs w:val="16"/>
-              </w:rPr>
-              <w:t xml:space="preserve"/>
-            </w:r>
-            <w:r>
-              <w:rPr>
-                <w:color w:val="203047"/>
-                <w:sz w:val="16"/>
-                <w:szCs w:val="16"/>
-              </w:rPr>
-              <w:br/>
-              <w:t xml:space="preserve">Weaviate 의미 검색과 AI 오케스트레이션으로 약품 탐색·복약 위험·섭취량별 처리 경로 구성. 임신 여부·복용약·기저질환은 내부 코드로 판단.</w:t>
+              <w:t xml:space="preserve">해결:</w:t>
+            </w:r>
+            <w:r>
+              <w:rPr>
+                <w:color w:val="203047"/>
+                <w:sz w:val="16"/>
+                <w:szCs w:val="16"/>
+              </w:rPr>
+              <w:t xml:space="preserve"> Weaviate 의미 검색과 AI 오케스트레이션으로 약품 탐색·복약 위험·섭취량별 처리 경로 구성. 임신 여부·복용약·기저질환은 내부 코드로 판단.</w:t>
             </w:r>
             <w:r>
               <w:rPr>
@@ -2313,24 +2133,15 @@
                 <w:sz w:val="16"/>
                 <w:szCs w:val="16"/>
               </w:rPr>
-              <w:t xml:space="preserve">성과</w:t>
-            </w:r>
-            <w:r>
-              <w:rPr>
-                <w:color w:val="203047"/>
-                <w:sz w:val="16"/>
-                <w:szCs w:val="16"/>
-              </w:rPr>
-              <w:t xml:space="preserve"/>
-            </w:r>
-            <w:r>
-              <w:rPr>
-                <w:color w:val="203047"/>
-                <w:sz w:val="16"/>
-                <w:szCs w:val="16"/>
-              </w:rPr>
-              <w:br/>
-              <w:t xml:space="preserve">자연어 증상으로 약품 정보를 탐색하고, 해당 건강 프로필을 외부 LLM 입력에서 제외한 개인화 흐름 구현.</w:t>
+              <w:t xml:space="preserve">성과:</w:t>
+            </w:r>
+            <w:r>
+              <w:rPr>
+                <w:color w:val="203047"/>
+                <w:sz w:val="16"/>
+                <w:szCs w:val="16"/>
+              </w:rPr>
+              <w:t xml:space="preserve"> 자연어 증상으로 약품 정보를 탐색하고, 해당 건강 프로필을 외부 LLM 입력에서 제외한 개인화 흐름 구현.</w:t>
             </w:r>
           </w:p>
           <w:p>
@@ -2439,7 +2250,7 @@
               <w:keepNext w:val="false"/>
               <w:spacing w:after="45" w:before="0" w:line="190"/>
             </w:pPr>
-            <w:hyperlink w:history="1" r:id="rIdio63sdy2nswm7luflk2mm">
+            <w:hyperlink w:history="1" r:id="rIdamya5zsctxorzfdj3pxbr">
               <w:r>
                 <w:rPr>
                   <w:color w:val="315CBB"/>
@@ -2457,7 +2268,7 @@
               </w:rPr>
               <w:t xml:space="preserve">   </w:t>
             </w:r>
-            <w:hyperlink w:history="1" r:id="rId_8exjfnwlz-bs3nkxg7sc">
+            <w:hyperlink w:history="1" r:id="rIdejd0nnowf0h6dxodbsjer">
               <w:r>
                 <w:rPr>
                   <w:color w:val="315CBB"/>
@@ -2612,7 +2423,7 @@
               <w:keepNext w:val="false"/>
               <w:spacing w:after="45" w:before="0" w:line="190"/>
             </w:pPr>
-            <w:hyperlink w:history="1" r:id="rIdunjwasg0ykbawpy8bmeie">
+            <w:hyperlink w:history="1" r:id="rIdonjtoclh7u4arwfbgdrk8">
               <w:r>
                 <w:rPr>
                   <w:color w:val="315CBB"/>
@@ -2630,7 +2441,7 @@
               </w:rPr>
               <w:t xml:space="preserve">   </w:t>
             </w:r>
-            <w:hyperlink w:history="1" r:id="rIdj6jvzyq0_zkbo8ty1fnto">
+            <w:hyperlink w:history="1" r:id="rIdml5h_90xxvejzujzqaikg">
               <w:r>
                 <w:rPr>
                   <w:color w:val="315CBB"/>
@@ -2648,7 +2459,7 @@
               </w:rPr>
               <w:t xml:space="preserve">   </w:t>
             </w:r>
-            <w:hyperlink w:history="1" r:id="rIdhfnhcybh_lercubojsjvq">
+            <w:hyperlink w:history="1" r:id="rId94qs1am_zeppseh8tydhk">
               <w:r>
                 <w:rPr>
                   <w:color w:val="315CBB"/>
@@ -2759,14 +2570,14 @@
                     <w:keepNext w:val="false"/>
                     <w:spacing w:after="45" w:before="0" w:line="190"/>
                   </w:pPr>
-                  <w:hyperlink w:history="1" r:id="rIdadfbuaewwmih-0jeezjrg">
+                  <w:hyperlink w:history="1" r:id="rIdtki8csqwdk92htdtl_wnt">
                     <w:r>
                       <w:drawing>
                         <wp:inline distT="0" distB="0" distL="0" distR="0">
                           <wp:extent cx="466725" cy="647700"/>
                           <wp:effectExtent t="0" r="0" b="0" l="0"/>
                           <wp:docPr id="1" name="" descr="" title="">
-                            <a:hlinkClick xmlns:a="http://schemas.openxmlformats.org/drawingml/2006/main" r:id="rIdadfbuaewwmih-0jeezjrg"/>
+                            <a:hlinkClick xmlns:a="http://schemas.openxmlformats.org/drawingml/2006/main" r:id="rIdtki8csqwdk92htdtl_wnt"/>
                           </wp:docPr>
                           <wp:cNvGraphicFramePr>
                             <a:graphicFrameLocks xmlns:a="http://schemas.openxmlformats.org/drawingml/2006/main" noChangeAspect="1"/>
@@ -2776,7 +2587,7 @@
                               <pic:pic xmlns:pic="http://schemas.openxmlformats.org/drawingml/2006/picture">
                                 <pic:nvPicPr>
                                   <pic:cNvPr id="0" name="" descr="">
-                                    <a:hlinkClick r:id="rIdadfbuaewwmih-0jeezjrg"/>
+                                    <a:hlinkClick r:id="rIdtki8csqwdk92htdtl_wnt"/>
                                   </pic:cNvPr>
                                   <pic:cNvPicPr>
                                     <a:picLocks noChangeAspect="1" noChangeArrowheads="1"/>
@@ -2961,14 +2772,14 @@
                     <w:keepNext w:val="false"/>
                     <w:spacing w:after="45" w:before="0" w:line="190"/>
                   </w:pPr>
-                  <w:hyperlink w:history="1" r:id="rIdixkjizxzjnn5qvqjnlsxn">
+                  <w:hyperlink w:history="1" r:id="rIdrlc4yl_ximcl4vhlrnbqg">
                     <w:r>
                       <w:drawing>
                         <wp:inline distT="0" distB="0" distL="0" distR="0">
                           <wp:extent cx="533400" cy="400050"/>
                           <wp:effectExtent t="0" r="0" b="0" l="0"/>
                           <wp:docPr id="1" name="" descr="" title="">
-                            <a:hlinkClick xmlns:a="http://schemas.openxmlformats.org/drawingml/2006/main" r:id="rIdixkjizxzjnn5qvqjnlsxn"/>
+                            <a:hlinkClick xmlns:a="http://schemas.openxmlformats.org/drawingml/2006/main" r:id="rIdrlc4yl_ximcl4vhlrnbqg"/>
                           </wp:docPr>
                           <wp:cNvGraphicFramePr>
                             <a:graphicFrameLocks xmlns:a="http://schemas.openxmlformats.org/drawingml/2006/main" noChangeAspect="1"/>
@@ -2978,7 +2789,7 @@
                               <pic:pic xmlns:pic="http://schemas.openxmlformats.org/drawingml/2006/picture">
                                 <pic:nvPicPr>
                                   <pic:cNvPr id="0" name="" descr="">
-                                    <a:hlinkClick r:id="rIdixkjizxzjnn5qvqjnlsxn"/>
+                                    <a:hlinkClick r:id="rIdrlc4yl_ximcl4vhlrnbqg"/>
                                   </pic:cNvPr>
                                   <pic:cNvPicPr>
                                     <a:picLocks noChangeAspect="1" noChangeArrowheads="1"/>
@@ -3479,14 +3290,14 @@
                     <w:keepNext w:val="false"/>
                     <w:spacing w:after="45" w:before="0" w:line="190"/>
                   </w:pPr>
-                  <w:hyperlink w:history="1" r:id="rIddwsv3wnn9_xf5qxbm3pfp">
+                  <w:hyperlink w:history="1" r:id="rId9xqzv4qhaeceksghe48y1">
                     <w:r>
                       <w:drawing>
                         <wp:inline distT="0" distB="0" distL="0" distR="0">
                           <wp:extent cx="457200" cy="647700"/>
                           <wp:effectExtent t="0" r="0" b="0" l="0"/>
                           <wp:docPr id="1" name="" descr="" title="">
-                            <a:hlinkClick xmlns:a="http://schemas.openxmlformats.org/drawingml/2006/main" r:id="rIddwsv3wnn9_xf5qxbm3pfp"/>
+                            <a:hlinkClick xmlns:a="http://schemas.openxmlformats.org/drawingml/2006/main" r:id="rId9xqzv4qhaeceksghe48y1"/>
                           </wp:docPr>
                           <wp:cNvGraphicFramePr>
                             <a:graphicFrameLocks xmlns:a="http://schemas.openxmlformats.org/drawingml/2006/main" noChangeAspect="1"/>
@@ -3496,7 +3307,7 @@
                               <pic:pic xmlns:pic="http://schemas.openxmlformats.org/drawingml/2006/picture">
                                 <pic:nvPicPr>
                                   <pic:cNvPr id="0" name="" descr="">
-                                    <a:hlinkClick r:id="rIddwsv3wnn9_xf5qxbm3pfp"/>
+                                    <a:hlinkClick r:id="rId9xqzv4qhaeceksghe48y1"/>
                                   </pic:cNvPr>
                                   <pic:cNvPicPr>
                                     <a:picLocks noChangeAspect="1" noChangeArrowheads="1"/>
@@ -3678,14 +3489,14 @@
                     <w:keepNext w:val="false"/>
                     <w:spacing w:after="45" w:before="0" w:line="190"/>
                   </w:pPr>
-                  <w:hyperlink w:history="1" r:id="rIdvioltarryoe1jyqdtyyke">
+                  <w:hyperlink w:history="1" r:id="rId3vqgckqresqmkt14i4_nk">
                     <w:r>
                       <w:drawing>
                         <wp:inline distT="0" distB="0" distL="0" distR="0">
                           <wp:extent cx="457200" cy="647700"/>
                           <wp:effectExtent t="0" r="0" b="0" l="0"/>
                           <wp:docPr id="1" name="" descr="" title="">
-                            <a:hlinkClick xmlns:a="http://schemas.openxmlformats.org/drawingml/2006/main" r:id="rIdvioltarryoe1jyqdtyyke"/>
+                            <a:hlinkClick xmlns:a="http://schemas.openxmlformats.org/drawingml/2006/main" r:id="rId3vqgckqresqmkt14i4_nk"/>
                           </wp:docPr>
                           <wp:cNvGraphicFramePr>
                             <a:graphicFrameLocks xmlns:a="http://schemas.openxmlformats.org/drawingml/2006/main" noChangeAspect="1"/>
@@ -3695,7 +3506,7 @@
                               <pic:pic xmlns:pic="http://schemas.openxmlformats.org/drawingml/2006/picture">
                                 <pic:nvPicPr>
                                   <pic:cNvPr id="0" name="" descr="">
-                                    <a:hlinkClick r:id="rIdvioltarryoe1jyqdtyyke"/>
+                                    <a:hlinkClick r:id="rId3vqgckqresqmkt14i4_nk"/>
                                   </pic:cNvPr>
                                   <pic:cNvPicPr>
                                     <a:picLocks noChangeAspect="1" noChangeArrowheads="1"/>
@@ -3877,14 +3688,14 @@
                     <w:keepNext w:val="false"/>
                     <w:spacing w:after="45" w:before="0" w:line="190"/>
                   </w:pPr>
-                  <w:hyperlink w:history="1" r:id="rId0ubhmtgfyfianirtqx3mc">
+                  <w:hyperlink w:history="1" r:id="rIdjzmirdq7yijp6fndiwavs">
                     <w:r>
                       <w:drawing>
                         <wp:inline distT="0" distB="0" distL="0" distR="0">
                           <wp:extent cx="457200" cy="647700"/>
                           <wp:effectExtent t="0" r="0" b="0" l="0"/>
                           <wp:docPr id="1" name="" descr="" title="">
-                            <a:hlinkClick xmlns:a="http://schemas.openxmlformats.org/drawingml/2006/main" r:id="rId0ubhmtgfyfianirtqx3mc"/>
+                            <a:hlinkClick xmlns:a="http://schemas.openxmlformats.org/drawingml/2006/main" r:id="rIdjzmirdq7yijp6fndiwavs"/>
                           </wp:docPr>
                           <wp:cNvGraphicFramePr>
                             <a:graphicFrameLocks xmlns:a="http://schemas.openxmlformats.org/drawingml/2006/main" noChangeAspect="1"/>
@@ -3894,7 +3705,7 @@
                               <pic:pic xmlns:pic="http://schemas.openxmlformats.org/drawingml/2006/picture">
                                 <pic:nvPicPr>
                                   <pic:cNvPr id="0" name="" descr="">
-                                    <a:hlinkClick r:id="rId0ubhmtgfyfianirtqx3mc"/>
+                                    <a:hlinkClick r:id="rIdjzmirdq7yijp6fndiwavs"/>
                                   </pic:cNvPr>
                                   <pic:cNvPicPr>
                                     <a:picLocks noChangeAspect="1" noChangeArrowheads="1"/>
@@ -4076,14 +3887,14 @@
                     <w:keepNext w:val="false"/>
                     <w:spacing w:after="45" w:before="0" w:line="190"/>
                   </w:pPr>
-                  <w:hyperlink w:history="1" r:id="rId7vhkgjtktkzz2zfq0l4xn">
+                  <w:hyperlink w:history="1" r:id="rIdvdnrqbqzmi-5fndpgpv7x">
                     <w:r>
                       <w:drawing>
                         <wp:inline distT="0" distB="0" distL="0" distR="0">
                           <wp:extent cx="457200" cy="647700"/>
                           <wp:effectExtent t="0" r="0" b="0" l="0"/>
                           <wp:docPr id="1" name="" descr="" title="">
-                            <a:hlinkClick xmlns:a="http://schemas.openxmlformats.org/drawingml/2006/main" r:id="rId7vhkgjtktkzz2zfq0l4xn"/>
+                            <a:hlinkClick xmlns:a="http://schemas.openxmlformats.org/drawingml/2006/main" r:id="rIdvdnrqbqzmi-5fndpgpv7x"/>
                           </wp:docPr>
                           <wp:cNvGraphicFramePr>
                             <a:graphicFrameLocks xmlns:a="http://schemas.openxmlformats.org/drawingml/2006/main" noChangeAspect="1"/>
@@ -4093,7 +3904,7 @@
                               <pic:pic xmlns:pic="http://schemas.openxmlformats.org/drawingml/2006/picture">
                                 <pic:nvPicPr>
                                   <pic:cNvPr id="0" name="" descr="">
-                                    <a:hlinkClick r:id="rId7vhkgjtktkzz2zfq0l4xn"/>
+                                    <a:hlinkClick r:id="rIdvdnrqbqzmi-5fndpgpv7x"/>
                                   </pic:cNvPr>
                                   <pic:cNvPicPr>
                                     <a:picLocks noChangeAspect="1" noChangeArrowheads="1"/>

--- a/site/resume.docx
+++ b/site/resume.docx
@@ -102,7 +102,7 @@
             <w:pPr>
               <w:spacing w:after="80" w:before="80" w:line="300"/>
             </w:pPr>
-            <w:hyperlink w:history="1" r:id="rIdsnrawvekkvtwohw-7p_il">
+            <w:hyperlink w:history="1" r:id="rIdtl18y_jf10h0zgrzvwtn2">
               <w:r>
                 <w:rPr>
                   <w:color w:val="315CBB"/>
@@ -120,7 +120,7 @@
               </w:rPr>
               <w:t xml:space="preserve">   </w:t>
             </w:r>
-            <w:hyperlink w:history="1" r:id="rId-2uml0os4iajrcnachdxr">
+            <w:hyperlink w:history="1" r:id="rIdqr6c26tcyxdl9m8jwfkvz">
               <w:r>
                 <w:rPr>
                   <w:color w:val="315CBB"/>
@@ -138,7 +138,7 @@
               </w:rPr>
               <w:t xml:space="preserve">   </w:t>
             </w:r>
-            <w:hyperlink w:history="1" r:id="rIdyyauuz3dash-gpldjhbbh">
+            <w:hyperlink w:history="1" r:id="rIdvkwvuophbebfdabzpjdsv">
               <w:r>
                 <w:rPr>
                   <w:color w:val="315CBB"/>
@@ -156,7 +156,7 @@
               </w:rPr>
               <w:t xml:space="preserve">   </w:t>
             </w:r>
-            <w:hyperlink w:history="1" r:id="rIdfek0e4ha28xoan9nqqx9v">
+            <w:hyperlink w:history="1" r:id="rIdw-g0-t0yq4qj2b9ahxjfd">
               <w:r>
                 <w:rPr>
                   <w:color w:val="315CBB"/>
@@ -393,7 +393,7 @@
       <w:pPr>
         <w:spacing w:after="80" w:before="80" w:line="300"/>
       </w:pPr>
-      <w:hyperlink w:history="1" r:id="rId8tcpxk3vzixld0vgl_iw8">
+      <w:hyperlink w:history="1" r:id="rIdfoga8zg0o7c6cahghphai">
         <w:r>
           <w:rPr>
             <w:color w:val="315CBB"/>
@@ -411,7 +411,7 @@
         </w:rPr>
         <w:t xml:space="preserve">   </w:t>
       </w:r>
-      <w:hyperlink w:history="1" r:id="rId9h7g7kzo1d_fndt_2gfjk">
+      <w:hyperlink w:history="1" r:id="rIdutyqrzp6qg4fqgtk08gxr">
         <w:r>
           <w:rPr>
             <w:color w:val="315CBB"/>
@@ -1009,7 +1009,7 @@
       <w:pPr>
         <w:spacing w:after="80" w:before="80" w:line="300"/>
       </w:pPr>
-      <w:hyperlink w:history="1" r:id="rIdtcwrok3yw0mupi8ts183c">
+      <w:hyperlink w:history="1" r:id="rId1hda5v84xu1zhtq6wbetk">
         <w:r>
           <w:rPr>
             <w:color w:val="315CBB"/>
@@ -1027,7 +1027,7 @@
         </w:rPr>
         <w:t xml:space="preserve">   </w:t>
       </w:r>
-      <w:hyperlink w:history="1" r:id="rIdvueqtaxmbw6nhte4tecvi">
+      <w:hyperlink w:history="1" r:id="rIdc-wxe4imdiwovjlsxaoun">
         <w:r>
           <w:rPr>
             <w:color w:val="315CBB"/>
@@ -1045,7 +1045,7 @@
         </w:rPr>
         <w:t xml:space="preserve">   </w:t>
       </w:r>
-      <w:hyperlink w:history="1" r:id="rIdo8uacqhojf4sropfoo-pl">
+      <w:hyperlink w:history="1" r:id="rIdf0dypv8fprho3x1slffgi">
         <w:r>
           <w:rPr>
             <w:color w:val="315CBB"/>
@@ -1063,7 +1063,7 @@
         </w:rPr>
         <w:t xml:space="preserve">   </w:t>
       </w:r>
-      <w:hyperlink w:history="1" r:id="rIdpmsdt20tzhot1k9or8z1t">
+      <w:hyperlink w:history="1" r:id="rIdlw7y6rqcuvo56hapjttff">
         <w:r>
           <w:rPr>
             <w:color w:val="315CBB"/>
@@ -1199,7 +1199,7 @@
       <w:pPr>
         <w:spacing w:after="80" w:before="0" w:line="300"/>
       </w:pPr>
-      <w:hyperlink w:history="1" r:id="rIdyhtdwkc_7nocbwvg-pzcv">
+      <w:hyperlink w:history="1" r:id="rIdpjqmcax_audjonxxuplvn">
         <w:r>
           <w:rPr>
             <w:color w:val="315CBB"/>
@@ -1522,7 +1522,7 @@
       <w:pPr>
         <w:spacing w:after="80" w:before="80" w:line="300"/>
       </w:pPr>
-      <w:hyperlink w:history="1" r:id="rIdzlddk03rn6thx-ju4mx7b">
+      <w:hyperlink w:history="1" r:id="rIdxfpsyficbxtl3l4is31wu">
         <w:r>
           <w:rPr>
             <w:color w:val="315CBB"/>
@@ -1540,7 +1540,7 @@
         </w:rPr>
         <w:t xml:space="preserve">   </w:t>
       </w:r>
-      <w:hyperlink w:history="1" r:id="rIdgmksyriw53ltzknppy_1u">
+      <w:hyperlink w:history="1" r:id="rIdqsjduekazq2rj5gvpynpk">
         <w:r>
           <w:rPr>
             <w:color w:val="315CBB"/>
@@ -1663,7 +1663,7 @@
             <w:r>
               <w:br/>
             </w:r>
-            <w:hyperlink w:history="1" r:id="rIdcy_pyt9au_zfzwswwczwz">
+            <w:hyperlink w:history="1" r:id="rIde3ijs5ftzb9fwvjalqnxp">
               <w:r>
                 <w:rPr>
                   <w:color w:val="315CBB"/>
@@ -1676,7 +1676,7 @@
             <w:r>
               <w:br/>
             </w:r>
-            <w:hyperlink w:history="1" r:id="rId73qobz6vps1ifudj1bwqn">
+            <w:hyperlink w:history="1" r:id="rIdi6jqzzdrwkpxnqqgomh2q">
               <w:r>
                 <w:rPr>
                   <w:color w:val="315CBB"/>
@@ -1965,7 +1965,7 @@
             <w:pPr>
               <w:spacing w:after="80" w:before="80" w:line="300"/>
             </w:pPr>
-            <w:hyperlink w:history="1" r:id="rIdm8bg1oikeo3anzvijbptl">
+            <w:hyperlink w:history="1" r:id="rIdw3hdvb1wcdkjammxi0f4t">
               <w:r>
                 <w:rPr>
                   <w:color w:val="315CBB"/>
@@ -1983,7 +1983,7 @@
               </w:rPr>
               <w:t xml:space="preserve">   </w:t>
             </w:r>
-            <w:hyperlink w:history="1" r:id="rIddrqsch_ywyroftj7wac9n">
+            <w:hyperlink w:history="1" r:id="rIdkuvzwblhlivoteqpenbmk">
               <w:r>
                 <w:rPr>
                   <w:color w:val="315CBB"/>
@@ -2001,7 +2001,7 @@
               </w:rPr>
               <w:t xml:space="preserve">   </w:t>
             </w:r>
-            <w:hyperlink w:history="1" r:id="rIdjmrneogp3eqx0k2qhj9ui">
+            <w:hyperlink w:history="1" r:id="rIdiw3ehyzrrr8-ogqb2x-ki">
               <w:r>
                 <w:rPr>
                   <w:color w:val="315CBB"/>

--- a/site/resume.docx
+++ b/site/resume.docx
@@ -102,7 +102,7 @@
             <w:pPr>
               <w:spacing w:after="80" w:before="80" w:line="300"/>
             </w:pPr>
-            <w:hyperlink w:history="1" r:id="rIdtl18y_jf10h0zgrzvwtn2">
+            <w:hyperlink w:history="1" r:id="rIdg9hr8cmnnwqbdphoy_edx">
               <w:r>
                 <w:rPr>
                   <w:color w:val="315CBB"/>
@@ -120,7 +120,7 @@
               </w:rPr>
               <w:t xml:space="preserve">   </w:t>
             </w:r>
-            <w:hyperlink w:history="1" r:id="rIdqr6c26tcyxdl9m8jwfkvz">
+            <w:hyperlink w:history="1" r:id="rIdxjywgo3r1ejz430lwgu-s">
               <w:r>
                 <w:rPr>
                   <w:color w:val="315CBB"/>
@@ -138,7 +138,7 @@
               </w:rPr>
               <w:t xml:space="preserve">   </w:t>
             </w:r>
-            <w:hyperlink w:history="1" r:id="rIdvkwvuophbebfdabzpjdsv">
+            <w:hyperlink w:history="1" r:id="rIdcdthvm-vkyabbf59effq1">
               <w:r>
                 <w:rPr>
                   <w:color w:val="315CBB"/>
@@ -156,7 +156,7 @@
               </w:rPr>
               <w:t xml:space="preserve">   </w:t>
             </w:r>
-            <w:hyperlink w:history="1" r:id="rIdw-g0-t0yq4qj2b9ahxjfd">
+            <w:hyperlink w:history="1" r:id="rIdlcxkdwdtgbgiqkl94m0bz">
               <w:r>
                 <w:rPr>
                   <w:color w:val="315CBB"/>
@@ -393,7 +393,7 @@
       <w:pPr>
         <w:spacing w:after="80" w:before="80" w:line="300"/>
       </w:pPr>
-      <w:hyperlink w:history="1" r:id="rIdfoga8zg0o7c6cahghphai">
+      <w:hyperlink w:history="1" r:id="rIddiecx2ywz6es-jj6ovnel">
         <w:r>
           <w:rPr>
             <w:color w:val="315CBB"/>
@@ -411,7 +411,7 @@
         </w:rPr>
         <w:t xml:space="preserve">   </w:t>
       </w:r>
-      <w:hyperlink w:history="1" r:id="rIdutyqrzp6qg4fqgtk08gxr">
+      <w:hyperlink w:history="1" r:id="rId9cfz9sz3camtb8yswrofd">
         <w:r>
           <w:rPr>
             <w:color w:val="315CBB"/>
@@ -1009,7 +1009,7 @@
       <w:pPr>
         <w:spacing w:after="80" w:before="80" w:line="300"/>
       </w:pPr>
-      <w:hyperlink w:history="1" r:id="rId1hda5v84xu1zhtq6wbetk">
+      <w:hyperlink w:history="1" r:id="rIdshxxqiwn4mlgcq476msc8">
         <w:r>
           <w:rPr>
             <w:color w:val="315CBB"/>
@@ -1027,7 +1027,7 @@
         </w:rPr>
         <w:t xml:space="preserve">   </w:t>
       </w:r>
-      <w:hyperlink w:history="1" r:id="rIdc-wxe4imdiwovjlsxaoun">
+      <w:hyperlink w:history="1" r:id="rIdgfhteuvjqa8-zlufoap9f">
         <w:r>
           <w:rPr>
             <w:color w:val="315CBB"/>
@@ -1045,7 +1045,7 @@
         </w:rPr>
         <w:t xml:space="preserve">   </w:t>
       </w:r>
-      <w:hyperlink w:history="1" r:id="rIdf0dypv8fprho3x1slffgi">
+      <w:hyperlink w:history="1" r:id="rIdsgeu4he1kummbqt6cfikc">
         <w:r>
           <w:rPr>
             <w:color w:val="315CBB"/>
@@ -1063,7 +1063,7 @@
         </w:rPr>
         <w:t xml:space="preserve">   </w:t>
       </w:r>
-      <w:hyperlink w:history="1" r:id="rIdlw7y6rqcuvo56hapjttff">
+      <w:hyperlink w:history="1" r:id="rId7w9fah6qno4cgno63voqg">
         <w:r>
           <w:rPr>
             <w:color w:val="315CBB"/>
@@ -1199,7 +1199,7 @@
       <w:pPr>
         <w:spacing w:after="80" w:before="0" w:line="300"/>
       </w:pPr>
-      <w:hyperlink w:history="1" r:id="rIdpjqmcax_audjonxxuplvn">
+      <w:hyperlink w:history="1" r:id="rId6ztajzqdwfn7skeiscywy">
         <w:r>
           <w:rPr>
             <w:color w:val="315CBB"/>
@@ -1522,7 +1522,7 @@
       <w:pPr>
         <w:spacing w:after="80" w:before="80" w:line="300"/>
       </w:pPr>
-      <w:hyperlink w:history="1" r:id="rIdxfpsyficbxtl3l4is31wu">
+      <w:hyperlink w:history="1" r:id="rIdnfpx534vkub8x_qm9vlsq">
         <w:r>
           <w:rPr>
             <w:color w:val="315CBB"/>
@@ -1540,7 +1540,7 @@
         </w:rPr>
         <w:t xml:space="preserve">   </w:t>
       </w:r>
-      <w:hyperlink w:history="1" r:id="rIdqsjduekazq2rj5gvpynpk">
+      <w:hyperlink w:history="1" r:id="rIdkcqh8n8u4zzv-te_5ouqb">
         <w:r>
           <w:rPr>
             <w:color w:val="315CBB"/>
@@ -1663,7 +1663,7 @@
             <w:r>
               <w:br/>
             </w:r>
-            <w:hyperlink w:history="1" r:id="rIde3ijs5ftzb9fwvjalqnxp">
+            <w:hyperlink w:history="1" r:id="rId8n8q7azbmmyhfzj99kg3z">
               <w:r>
                 <w:rPr>
                   <w:color w:val="315CBB"/>
@@ -1676,7 +1676,7 @@
             <w:r>
               <w:br/>
             </w:r>
-            <w:hyperlink w:history="1" r:id="rIdi6jqzzdrwkpxnqqgomh2q">
+            <w:hyperlink w:history="1" r:id="rIdl3jvv0qvjcau0accqbwil">
               <w:r>
                 <w:rPr>
                   <w:color w:val="315CBB"/>
@@ -1965,7 +1965,7 @@
             <w:pPr>
               <w:spacing w:after="80" w:before="80" w:line="300"/>
             </w:pPr>
-            <w:hyperlink w:history="1" r:id="rIdw3hdvb1wcdkjammxi0f4t">
+            <w:hyperlink w:history="1" r:id="rIdroqxpfudsjttfe5rn9bhz">
               <w:r>
                 <w:rPr>
                   <w:color w:val="315CBB"/>
@@ -1983,7 +1983,7 @@
               </w:rPr>
               <w:t xml:space="preserve">   </w:t>
             </w:r>
-            <w:hyperlink w:history="1" r:id="rIdkuvzwblhlivoteqpenbmk">
+            <w:hyperlink w:history="1" r:id="rId0kb68sgrr9kipkjzt3_vc">
               <w:r>
                 <w:rPr>
                   <w:color w:val="315CBB"/>
@@ -2001,7 +2001,7 @@
               </w:rPr>
               <w:t xml:space="preserve">   </w:t>
             </w:r>
-            <w:hyperlink w:history="1" r:id="rIdiw3ehyzrrr8-ogqb2x-ki">
+            <w:hyperlink w:history="1" r:id="rIdmuxtruq98ztikrxcz0nel">
               <w:r>
                 <w:rPr>
                   <w:color w:val="315CBB"/>

--- a/site/resume.docx
+++ b/site/resume.docx
@@ -102,7 +102,7 @@
             <w:pPr>
               <w:spacing w:after="80" w:before="80" w:line="300"/>
             </w:pPr>
-            <w:hyperlink w:history="1" r:id="rIdg9hr8cmnnwqbdphoy_edx">
+            <w:hyperlink w:history="1" r:id="rIdomyuljoarde7nrsi1e127">
               <w:r>
                 <w:rPr>
                   <w:color w:val="315CBB"/>
@@ -120,7 +120,7 @@
               </w:rPr>
               <w:t xml:space="preserve">   </w:t>
             </w:r>
-            <w:hyperlink w:history="1" r:id="rIdxjywgo3r1ejz430lwgu-s">
+            <w:hyperlink w:history="1" r:id="rIdhtnheup-quedaqh5jnysx">
               <w:r>
                 <w:rPr>
                   <w:color w:val="315CBB"/>
@@ -138,7 +138,7 @@
               </w:rPr>
               <w:t xml:space="preserve">   </w:t>
             </w:r>
-            <w:hyperlink w:history="1" r:id="rIdcdthvm-vkyabbf59effq1">
+            <w:hyperlink w:history="1" r:id="rIdk7wseg1g1rwjbmttar-3s">
               <w:r>
                 <w:rPr>
                   <w:color w:val="315CBB"/>
@@ -156,7 +156,7 @@
               </w:rPr>
               <w:t xml:space="preserve">   </w:t>
             </w:r>
-            <w:hyperlink w:history="1" r:id="rIdlcxkdwdtgbgiqkl94m0bz">
+            <w:hyperlink w:history="1" r:id="rIdly8wucl4dqfhis7ju7tva">
               <w:r>
                 <w:rPr>
                   <w:color w:val="315CBB"/>
@@ -393,7 +393,7 @@
       <w:pPr>
         <w:spacing w:after="80" w:before="80" w:line="300"/>
       </w:pPr>
-      <w:hyperlink w:history="1" r:id="rIddiecx2ywz6es-jj6ovnel">
+      <w:hyperlink w:history="1" r:id="rIdbzubygv--ilg556zanpaz">
         <w:r>
           <w:rPr>
             <w:color w:val="315CBB"/>
@@ -411,7 +411,7 @@
         </w:rPr>
         <w:t xml:space="preserve">   </w:t>
       </w:r>
-      <w:hyperlink w:history="1" r:id="rId9cfz9sz3camtb8yswrofd">
+      <w:hyperlink w:history="1" r:id="rIdqu0gt4uw0hjnljhz6pzto">
         <w:r>
           <w:rPr>
             <w:color w:val="315CBB"/>
@@ -1009,7 +1009,7 @@
       <w:pPr>
         <w:spacing w:after="80" w:before="80" w:line="300"/>
       </w:pPr>
-      <w:hyperlink w:history="1" r:id="rIdshxxqiwn4mlgcq476msc8">
+      <w:hyperlink w:history="1" r:id="rIdpz0mkwnsb0yjm1biy0dkr">
         <w:r>
           <w:rPr>
             <w:color w:val="315CBB"/>
@@ -1027,7 +1027,7 @@
         </w:rPr>
         <w:t xml:space="preserve">   </w:t>
       </w:r>
-      <w:hyperlink w:history="1" r:id="rIdgfhteuvjqa8-zlufoap9f">
+      <w:hyperlink w:history="1" r:id="rIda0quvgmng7bwan-tn4htv">
         <w:r>
           <w:rPr>
             <w:color w:val="315CBB"/>
@@ -1045,7 +1045,7 @@
         </w:rPr>
         <w:t xml:space="preserve">   </w:t>
       </w:r>
-      <w:hyperlink w:history="1" r:id="rIdsgeu4he1kummbqt6cfikc">
+      <w:hyperlink w:history="1" r:id="rIdzjdqkihb828rntn94cpr1">
         <w:r>
           <w:rPr>
             <w:color w:val="315CBB"/>
@@ -1063,7 +1063,7 @@
         </w:rPr>
         <w:t xml:space="preserve">   </w:t>
       </w:r>
-      <w:hyperlink w:history="1" r:id="rId7w9fah6qno4cgno63voqg">
+      <w:hyperlink w:history="1" r:id="rIdqd-fkfi0mzljm3u3ufhwd">
         <w:r>
           <w:rPr>
             <w:color w:val="315CBB"/>
@@ -1199,7 +1199,7 @@
       <w:pPr>
         <w:spacing w:after="80" w:before="0" w:line="300"/>
       </w:pPr>
-      <w:hyperlink w:history="1" r:id="rId6ztajzqdwfn7skeiscywy">
+      <w:hyperlink w:history="1" r:id="rIdthnd1-_ipatrie1rhwcvl">
         <w:r>
           <w:rPr>
             <w:color w:val="315CBB"/>
@@ -1522,7 +1522,7 @@
       <w:pPr>
         <w:spacing w:after="80" w:before="80" w:line="300"/>
       </w:pPr>
-      <w:hyperlink w:history="1" r:id="rIdnfpx534vkub8x_qm9vlsq">
+      <w:hyperlink w:history="1" r:id="rId25nfc0onjeizysmiaxonr">
         <w:r>
           <w:rPr>
             <w:color w:val="315CBB"/>
@@ -1540,7 +1540,7 @@
         </w:rPr>
         <w:t xml:space="preserve">   </w:t>
       </w:r>
-      <w:hyperlink w:history="1" r:id="rIdkcqh8n8u4zzv-te_5ouqb">
+      <w:hyperlink w:history="1" r:id="rId1lmev3tzlikwslaqo527v">
         <w:r>
           <w:rPr>
             <w:color w:val="315CBB"/>
@@ -1663,7 +1663,7 @@
             <w:r>
               <w:br/>
             </w:r>
-            <w:hyperlink w:history="1" r:id="rId8n8q7azbmmyhfzj99kg3z">
+            <w:hyperlink w:history="1" r:id="rIdcndamkm5ypcjpp_qnv7gi">
               <w:r>
                 <w:rPr>
                   <w:color w:val="315CBB"/>
@@ -1676,7 +1676,7 @@
             <w:r>
               <w:br/>
             </w:r>
-            <w:hyperlink w:history="1" r:id="rIdl3jvv0qvjcau0accqbwil">
+            <w:hyperlink w:history="1" r:id="rIdxoytliq_csxkvq7xcth8j">
               <w:r>
                 <w:rPr>
                   <w:color w:val="315CBB"/>
@@ -1861,6 +1861,7 @@
     <w:p>
       <w:pPr>
         <w:keepNext/>
+        <w:pageBreakBefore/>
         <w:pBdr>
           <w:bottom w:val="single" w:color="6A80BD" w:sz="12" w:space="4"/>
         </w:pBdr>
@@ -1965,7 +1966,7 @@
             <w:pPr>
               <w:spacing w:after="80" w:before="80" w:line="300"/>
             </w:pPr>
-            <w:hyperlink w:history="1" r:id="rIdroqxpfudsjttfe5rn9bhz">
+            <w:hyperlink w:history="1" r:id="rIdujxk3a2wch9htsnrvhah6">
               <w:r>
                 <w:rPr>
                   <w:color w:val="315CBB"/>
@@ -1983,7 +1984,7 @@
               </w:rPr>
               <w:t xml:space="preserve">   </w:t>
             </w:r>
-            <w:hyperlink w:history="1" r:id="rId0kb68sgrr9kipkjzt3_vc">
+            <w:hyperlink w:history="1" r:id="rId3ws9zr_cmokp5wxriw7be">
               <w:r>
                 <w:rPr>
                   <w:color w:val="315CBB"/>
@@ -2001,7 +2002,7 @@
               </w:rPr>
               <w:t xml:space="preserve">   </w:t>
             </w:r>
-            <w:hyperlink w:history="1" r:id="rIdmuxtruq98ztikrxcz0nel">
+            <w:hyperlink w:history="1" r:id="rIdqdlhbptvi7lwmx3xzbfhh">
               <w:r>
                 <w:rPr>
                   <w:color w:val="315CBB"/>

--- a/site/resume.docx
+++ b/site/resume.docx
@@ -102,7 +102,7 @@
             <w:pPr>
               <w:spacing w:after="80" w:before="80" w:line="300"/>
             </w:pPr>
-            <w:hyperlink w:history="1" r:id="rIdomyuljoarde7nrsi1e127">
+            <w:hyperlink w:history="1" r:id="rIdsctfqukvskjshkrqf5io3">
               <w:r>
                 <w:rPr>
                   <w:color w:val="315CBB"/>
@@ -120,7 +120,7 @@
               </w:rPr>
               <w:t xml:space="preserve">   </w:t>
             </w:r>
-            <w:hyperlink w:history="1" r:id="rIdhtnheup-quedaqh5jnysx">
+            <w:hyperlink w:history="1" r:id="rIdbnzziyyiuh0frxocnmtq7">
               <w:r>
                 <w:rPr>
                   <w:color w:val="315CBB"/>
@@ -138,7 +138,7 @@
               </w:rPr>
               <w:t xml:space="preserve">   </w:t>
             </w:r>
-            <w:hyperlink w:history="1" r:id="rIdk7wseg1g1rwjbmttar-3s">
+            <w:hyperlink w:history="1" r:id="rIdzei3dsbfq8zqfz4n0x5md">
               <w:r>
                 <w:rPr>
                   <w:color w:val="315CBB"/>
@@ -156,7 +156,7 @@
               </w:rPr>
               <w:t xml:space="preserve">   </w:t>
             </w:r>
-            <w:hyperlink w:history="1" r:id="rIdly8wucl4dqfhis7ju7tva">
+            <w:hyperlink w:history="1" r:id="rIdriq4nvlwm0srmcyyuvk02">
               <w:r>
                 <w:rPr>
                   <w:color w:val="315CBB"/>
@@ -393,7 +393,7 @@
       <w:pPr>
         <w:spacing w:after="80" w:before="80" w:line="300"/>
       </w:pPr>
-      <w:hyperlink w:history="1" r:id="rIdbzubygv--ilg556zanpaz">
+      <w:hyperlink w:history="1" r:id="rIdmgasyvyxg_qlsvudhpwfk">
         <w:r>
           <w:rPr>
             <w:color w:val="315CBB"/>
@@ -411,7 +411,7 @@
         </w:rPr>
         <w:t xml:space="preserve">   </w:t>
       </w:r>
-      <w:hyperlink w:history="1" r:id="rIdqu0gt4uw0hjnljhz6pzto">
+      <w:hyperlink w:history="1" r:id="rIdjykx7hudtjuff6nqiy8en">
         <w:r>
           <w:rPr>
             <w:color w:val="315CBB"/>
@@ -1009,7 +1009,7 @@
       <w:pPr>
         <w:spacing w:after="80" w:before="80" w:line="300"/>
       </w:pPr>
-      <w:hyperlink w:history="1" r:id="rIdpz0mkwnsb0yjm1biy0dkr">
+      <w:hyperlink w:history="1" r:id="rIdbwzpx_nri9eecntg18nhd">
         <w:r>
           <w:rPr>
             <w:color w:val="315CBB"/>
@@ -1027,7 +1027,7 @@
         </w:rPr>
         <w:t xml:space="preserve">   </w:t>
       </w:r>
-      <w:hyperlink w:history="1" r:id="rIda0quvgmng7bwan-tn4htv">
+      <w:hyperlink w:history="1" r:id="rIdt9l26hmlq3214d5fdnvyd">
         <w:r>
           <w:rPr>
             <w:color w:val="315CBB"/>
@@ -1045,7 +1045,7 @@
         </w:rPr>
         <w:t xml:space="preserve">   </w:t>
       </w:r>
-      <w:hyperlink w:history="1" r:id="rIdzjdqkihb828rntn94cpr1">
+      <w:hyperlink w:history="1" r:id="rIdfjqmcoylz2bihojl6gx4p">
         <w:r>
           <w:rPr>
             <w:color w:val="315CBB"/>
@@ -1063,7 +1063,7 @@
         </w:rPr>
         <w:t xml:space="preserve">   </w:t>
       </w:r>
-      <w:hyperlink w:history="1" r:id="rIdqd-fkfi0mzljm3u3ufhwd">
+      <w:hyperlink w:history="1" r:id="rIddh-pewblqz4e2uqiotteo">
         <w:r>
           <w:rPr>
             <w:color w:val="315CBB"/>
@@ -1199,7 +1199,7 @@
       <w:pPr>
         <w:spacing w:after="80" w:before="0" w:line="300"/>
       </w:pPr>
-      <w:hyperlink w:history="1" r:id="rIdthnd1-_ipatrie1rhwcvl">
+      <w:hyperlink w:history="1" r:id="rIdseugab4ib3s0w4f8s_ada">
         <w:r>
           <w:rPr>
             <w:color w:val="315CBB"/>
@@ -1522,7 +1522,7 @@
       <w:pPr>
         <w:spacing w:after="80" w:before="80" w:line="300"/>
       </w:pPr>
-      <w:hyperlink w:history="1" r:id="rId25nfc0onjeizysmiaxonr">
+      <w:hyperlink w:history="1" r:id="rId4u3qvoeht7rby8wnljzs_">
         <w:r>
           <w:rPr>
             <w:color w:val="315CBB"/>
@@ -1540,7 +1540,7 @@
         </w:rPr>
         <w:t xml:space="preserve">   </w:t>
       </w:r>
-      <w:hyperlink w:history="1" r:id="rId1lmev3tzlikwslaqo527v">
+      <w:hyperlink w:history="1" r:id="rIddlhub2rj1zavvw6qqrlnc">
         <w:r>
           <w:rPr>
             <w:color w:val="315CBB"/>
@@ -1663,7 +1663,7 @@
             <w:r>
               <w:br/>
             </w:r>
-            <w:hyperlink w:history="1" r:id="rIdcndamkm5ypcjpp_qnv7gi">
+            <w:hyperlink w:history="1" r:id="rIdg2ozoyclfwvcgfm5lxwtb">
               <w:r>
                 <w:rPr>
                   <w:color w:val="315CBB"/>
@@ -1676,7 +1676,7 @@
             <w:r>
               <w:br/>
             </w:r>
-            <w:hyperlink w:history="1" r:id="rIdxoytliq_csxkvq7xcth8j">
+            <w:hyperlink w:history="1" r:id="rIdahoid0s9_1jwu7squ6pgz">
               <w:r>
                 <w:rPr>
                   <w:color w:val="315CBB"/>
@@ -1966,7 +1966,7 @@
             <w:pPr>
               <w:spacing w:after="80" w:before="80" w:line="300"/>
             </w:pPr>
-            <w:hyperlink w:history="1" r:id="rIdujxk3a2wch9htsnrvhah6">
+            <w:hyperlink w:history="1" r:id="rIdnho1eheuwz0cyrhi8jwnp">
               <w:r>
                 <w:rPr>
                   <w:color w:val="315CBB"/>
@@ -1984,7 +1984,7 @@
               </w:rPr>
               <w:t xml:space="preserve">   </w:t>
             </w:r>
-            <w:hyperlink w:history="1" r:id="rId3ws9zr_cmokp5wxriw7be">
+            <w:hyperlink w:history="1" r:id="rIdpm4c_of3fqxgcmw6obzfi">
               <w:r>
                 <w:rPr>
                   <w:color w:val="315CBB"/>
@@ -2002,7 +2002,7 @@
               </w:rPr>
               <w:t xml:space="preserve">   </w:t>
             </w:r>
-            <w:hyperlink w:history="1" r:id="rIdqdlhbptvi7lwmx3xzbfhh">
+            <w:hyperlink w:history="1" r:id="rIdqfxyxwskyrfgs991--zoz">
               <w:r>
                 <w:rPr>
                   <w:color w:val="315CBB"/>

--- a/site/resume.docx
+++ b/site/resume.docx
@@ -102,7 +102,7 @@
             <w:pPr>
               <w:spacing w:after="80" w:before="80" w:line="300"/>
             </w:pPr>
-            <w:hyperlink w:history="1" r:id="rIdsctfqukvskjshkrqf5io3">
+            <w:hyperlink w:history="1" r:id="rIdkdwzzymb_ys711sdfsp1q">
               <w:r>
                 <w:rPr>
                   <w:color w:val="315CBB"/>
@@ -120,7 +120,7 @@
               </w:rPr>
               <w:t xml:space="preserve">   </w:t>
             </w:r>
-            <w:hyperlink w:history="1" r:id="rIdbnzziyyiuh0frxocnmtq7">
+            <w:hyperlink w:history="1" r:id="rId77rkfj03u-rkwy-b2irch">
               <w:r>
                 <w:rPr>
                   <w:color w:val="315CBB"/>
@@ -138,7 +138,7 @@
               </w:rPr>
               <w:t xml:space="preserve">   </w:t>
             </w:r>
-            <w:hyperlink w:history="1" r:id="rIdzei3dsbfq8zqfz4n0x5md">
+            <w:hyperlink w:history="1" r:id="rId8ocausqunyp0jvb4nrk09">
               <w:r>
                 <w:rPr>
                   <w:color w:val="315CBB"/>
@@ -156,7 +156,7 @@
               </w:rPr>
               <w:t xml:space="preserve">   </w:t>
             </w:r>
-            <w:hyperlink w:history="1" r:id="rIdriq4nvlwm0srmcyyuvk02">
+            <w:hyperlink w:history="1" r:id="rId1skkewodxdxeebzjki2cv">
               <w:r>
                 <w:rPr>
                   <w:color w:val="315CBB"/>
@@ -373,7 +373,7 @@
           <w:sz w:val="18"/>
           <w:szCs w:val="18"/>
         </w:rPr>
-        <w:t xml:space="preserve">팀 프로젝트 / AI 기능 전체 리드</w:t>
+        <w:t xml:space="preserve">팀 프로젝트 (3명 + 디자이너) / AI 파트 리드</w:t>
       </w:r>
     </w:p>
     <w:p>
@@ -386,14 +386,25 @@
           <w:sz w:val="18"/>
           <w:szCs w:val="18"/>
         </w:rPr>
-        <w:t xml:space="preserve">프론트엔드·백엔드 개발은 팀원 담당. MSA의 초기 설계를 제안하고 팀원·멘토와 논의해 최종 구조를 함께 완성했습니다.</w:t>
+        <w:t xml:space="preserve">시작 계기: 팀원이 제기한 문서 관리의 불편함을 디자인 싱킹으로 구체화. 저장만 해 둔 문서를 필요할 때 찾지 못하는 문제를 풀고자 했습니다.</w:t>
+      </w:r>
+      <w:r>
+        <w:br/>
+      </w:r>
+      <w:r>
+        <w:rPr>
+          <w:color w:val="607089"/>
+          <w:sz w:val="18"/>
+          <w:szCs w:val="18"/>
+        </w:rPr>
+        <w:t xml:space="preserve">팀 구성: 본인(AI 전체), 백엔드 1명(Spring 백엔드 전체), 프론트엔드·DevOps 1명(프론트엔드, MSA 기반 AWS 배포), 외주 디자이너 · 멘토 3명</w:t>
       </w:r>
     </w:p>
     <w:p>
       <w:pPr>
         <w:spacing w:after="80" w:before="80" w:line="300"/>
       </w:pPr>
-      <w:hyperlink w:history="1" r:id="rIdmgasyvyxg_qlsvudhpwfk">
+      <w:hyperlink w:history="1" r:id="rIdobtzs84mpskervfnc4jxb">
         <w:r>
           <w:rPr>
             <w:color w:val="315CBB"/>
@@ -411,7 +422,7 @@
         </w:rPr>
         <w:t xml:space="preserve">   </w:t>
       </w:r>
-      <w:hyperlink w:history="1" r:id="rIdjykx7hudtjuff6nqiy8en">
+      <w:hyperlink w:history="1" r:id="rIdhylsa4m8worhf-pjsoe10">
         <w:r>
           <w:rPr>
             <w:color w:val="315CBB"/>
@@ -1009,7 +1020,7 @@
       <w:pPr>
         <w:spacing w:after="80" w:before="80" w:line="300"/>
       </w:pPr>
-      <w:hyperlink w:history="1" r:id="rIdbwzpx_nri9eecntg18nhd">
+      <w:hyperlink w:history="1" r:id="rIdicbjluovptwatqnkhn_ma">
         <w:r>
           <w:rPr>
             <w:color w:val="315CBB"/>
@@ -1027,7 +1038,7 @@
         </w:rPr>
         <w:t xml:space="preserve">   </w:t>
       </w:r>
-      <w:hyperlink w:history="1" r:id="rIdt9l26hmlq3214d5fdnvyd">
+      <w:hyperlink w:history="1" r:id="rIduwkk1kqjf64fpt3tq6hjz">
         <w:r>
           <w:rPr>
             <w:color w:val="315CBB"/>
@@ -1045,7 +1056,7 @@
         </w:rPr>
         <w:t xml:space="preserve">   </w:t>
       </w:r>
-      <w:hyperlink w:history="1" r:id="rIdfjqmcoylz2bihojl6gx4p">
+      <w:hyperlink w:history="1" r:id="rIdlyfvkdt8hq5hantvf9dge">
         <w:r>
           <w:rPr>
             <w:color w:val="315CBB"/>
@@ -1063,7 +1074,7 @@
         </w:rPr>
         <w:t xml:space="preserve">   </w:t>
       </w:r>
-      <w:hyperlink w:history="1" r:id="rIddh-pewblqz4e2uqiotteo">
+      <w:hyperlink w:history="1" r:id="rIdfa3vh5opw-dkbxf6grpk8">
         <w:r>
           <w:rPr>
             <w:color w:val="315CBB"/>
@@ -1168,7 +1179,7 @@
           <w:sz w:val="18"/>
           <w:szCs w:val="18"/>
         </w:rPr>
-        <w:t xml:space="preserve">개인 맞춤 AI 안심 복약 솔루션 · 부산대학교</w:t>
+        <w:t xml:space="preserve">개인 맞춤 AI 안심 복약 솔루션 · 부산대학교 졸업과제</w:t>
       </w:r>
       <w:r>
         <w:br/>
@@ -1179,7 +1190,7 @@
           <w:sz w:val="18"/>
           <w:szCs w:val="18"/>
         </w:rPr>
-        <w:t xml:space="preserve">팀 프로젝트 / Backend · AI 응용 개발</w:t>
+        <w:t xml:space="preserve">팀 프로젝트 (3명 + 디자이너) / 핵심 백엔드 · 데이터 정제</w:t>
       </w:r>
     </w:p>
     <w:p>
@@ -1192,14 +1203,25 @@
           <w:sz w:val="18"/>
           <w:szCs w:val="18"/>
         </w:rPr>
-        <w:t xml:space="preserve">팀원 담당: Android 전반과 문진표 기능, 사용자 DB 모델링, 로그인 등 사용자 관련 기능과 AES-GCM 등 보안 구현. 아래 목록은 제가 구현한 기능입니다.</w:t>
+        <w:t xml:space="preserve">시작 계기: 약품 정보가 흩어져 있어, 지금 건강 상태에서 특정 약을 먹어도 되는지 확인하기 어렵다는 문제에서 출발했습니다.</w:t>
+      </w:r>
+      <w:r>
+        <w:br/>
+      </w:r>
+      <w:r>
+        <w:rPr>
+          <w:color w:val="607089"/>
+          <w:sz w:val="18"/>
+          <w:szCs w:val="18"/>
+        </w:rPr>
+        <w:t xml:space="preserve">팀 구성: 본인(백엔드·AI), Android 1명(Kotlin 앱 전반), 백엔드·보안 1명(사용자 DB, 로그인, 문진표, AES-GCM), 디자이너. 아래 목록은 제가 구현한 기능입니다.</w:t>
       </w:r>
     </w:p>
     <w:p>
       <w:pPr>
         <w:spacing w:after="80" w:before="0" w:line="300"/>
       </w:pPr>
-      <w:hyperlink w:history="1" r:id="rIdseugab4ib3s0w4f8s_ada">
+      <w:hyperlink w:history="1" r:id="rId--zvqgqdmp6ebjtz2c2th">
         <w:r>
           <w:rPr>
             <w:color w:val="315CBB"/>
@@ -1522,7 +1544,7 @@
       <w:pPr>
         <w:spacing w:after="80" w:before="80" w:line="300"/>
       </w:pPr>
-      <w:hyperlink w:history="1" r:id="rId4u3qvoeht7rby8wnljzs_">
+      <w:hyperlink w:history="1" r:id="rIda-qvchewwzn4dsnhfunqa">
         <w:r>
           <w:rPr>
             <w:color w:val="315CBB"/>
@@ -1540,7 +1562,7 @@
         </w:rPr>
         <w:t xml:space="preserve">   </w:t>
       </w:r>
-      <w:hyperlink w:history="1" r:id="rIddlhub2rj1zavvw6qqrlnc">
+      <w:hyperlink w:history="1" r:id="rIdmo-g2vectyfx37v-yfp2o">
         <w:r>
           <w:rPr>
             <w:color w:val="315CBB"/>
@@ -1663,7 +1685,7 @@
             <w:r>
               <w:br/>
             </w:r>
-            <w:hyperlink w:history="1" r:id="rIdg2ozoyclfwvcgfm5lxwtb">
+            <w:hyperlink w:history="1" r:id="rIdw2vtwur5jd_zpajnbvsb1">
               <w:r>
                 <w:rPr>
                   <w:color w:val="315CBB"/>
@@ -1676,7 +1698,7 @@
             <w:r>
               <w:br/>
             </w:r>
-            <w:hyperlink w:history="1" r:id="rIdahoid0s9_1jwu7squ6pgz">
+            <w:hyperlink w:history="1" r:id="rIdz8vsc691r7sziwzp4ryjz">
               <w:r>
                 <w:rPr>
                   <w:color w:val="315CBB"/>
@@ -1919,7 +1941,7 @@
                 <w:sz w:val="20"/>
                 <w:szCs w:val="20"/>
               </w:rPr>
-              <w:t xml:space="preserve">2026.06 — 2026.06</w:t>
+              <w:t xml:space="preserve">2022.02 — 2025.07</w:t>
             </w:r>
           </w:p>
         </w:tc>
@@ -1946,6 +1968,108 @@
                 <w:sz w:val="24"/>
                 <w:szCs w:val="24"/>
               </w:rPr>
+              <w:t xml:space="preserve">백준 945일 연속 문제 해결</w:t>
+            </w:r>
+          </w:p>
+          <w:p>
+            <w:pPr>
+              <w:spacing w:after="80" w:before="0" w:line="300"/>
+            </w:pPr>
+            <w:r>
+              <w:rPr>
+                <w:color w:val="203047"/>
+                <w:sz w:val="20"/>
+                <w:szCs w:val="20"/>
+              </w:rPr>
+              <w:t xml:space="preserve">하루 한 문제를 목표로 solved.ac 기준 최장 945일 연속 문제를 해결했습니다. 누적 1,659문제, solved.ac Platinum IV. 풀이는 GitHub 저장소에 기록했습니다.</w:t>
+            </w:r>
+          </w:p>
+          <w:p>
+            <w:pPr>
+              <w:spacing w:after="80" w:before="0" w:line="300"/>
+            </w:pPr>
+            <w:hyperlink w:history="1" r:id="rId-hlgrko-lejy3723kat7z">
+              <w:r>
+                <w:rPr>
+                  <w:color w:val="315CBB"/>
+                  <w:sz w:val="20"/>
+                  <w:szCs w:val="20"/>
+                </w:rPr>
+                <w:t xml:space="preserve">BaekJoon 풀이 저장소 ↗</w:t>
+              </w:r>
+            </w:hyperlink>
+          </w:p>
+        </w:tc>
+      </w:tr>
+    </w:tbl>
+    <w:tbl>
+      <w:tblPr>
+        <w:tblW w:type="dxa" w:w="10092"/>
+        <w:tblBorders>
+          <w:top w:val="none" w:color="FFFFFF" w:sz="0"/>
+          <w:left w:val="none" w:color="FFFFFF" w:sz="0"/>
+          <w:bottom w:val="single" w:color="E3E8F0" w:sz="4"/>
+          <w:right w:val="none" w:color="FFFFFF" w:sz="0"/>
+          <w:insideH w:val="none" w:color="FFFFFF" w:sz="0"/>
+          <w:insideV w:val="none" w:color="FFFFFF" w:sz="0"/>
+        </w:tblBorders>
+        <w:tblLayout w:type="fixed"/>
+      </w:tblPr>
+      <w:tblGrid>
+        <w:gridCol w:w="2523"/>
+        <w:gridCol w:w="7569"/>
+      </w:tblGrid>
+      <w:tr>
+        <w:trPr>
+          <w:cantSplit/>
+        </w:trPr>
+        <w:tc>
+          <w:tcPr>
+            <w:tcW w:type="dxa" w:w="2523"/>
+            <w:tcMar>
+              <w:top w:type="dxa" w:w="60"/>
+              <w:left w:type="dxa" w:w="0"/>
+              <w:bottom w:type="dxa" w:w="60"/>
+              <w:right w:type="dxa" w:w="120"/>
+            </w:tcMar>
+          </w:tcPr>
+          <w:p>
+            <w:pPr>
+              <w:spacing w:after="80" w:before="0" w:line="300"/>
+            </w:pPr>
+            <w:r>
+              <w:rPr>
+                <w:color w:val="203047"/>
+                <w:sz w:val="20"/>
+                <w:szCs w:val="20"/>
+              </w:rPr>
+              <w:t xml:space="preserve">2026.06 — 2026.06</w:t>
+            </w:r>
+          </w:p>
+        </w:tc>
+        <w:tc>
+          <w:tcPr>
+            <w:tcW w:type="dxa" w:w="7569"/>
+            <w:tcMar>
+              <w:top w:type="dxa" w:w="60"/>
+              <w:left w:type="dxa" w:w="0"/>
+              <w:bottom w:type="dxa" w:w="60"/>
+              <w:right w:type="dxa" w:w="0"/>
+            </w:tcMar>
+          </w:tcPr>
+          <w:p>
+            <w:pPr>
+              <w:keepNext/>
+              <w:spacing w:after="0" w:before="0" w:line="276"/>
+            </w:pPr>
+            <w:r>
+              <w:rPr>
+                <w:b/>
+                <w:bCs/>
+                <w:color w:val="203047"/>
+                <w:sz w:val="24"/>
+                <w:szCs w:val="24"/>
+              </w:rPr>
               <w:t xml:space="preserve">Rhwp 오픈소스 기여</w:t>
             </w:r>
           </w:p>
@@ -1966,7 +2090,7 @@
             <w:pPr>
               <w:spacing w:after="80" w:before="80" w:line="300"/>
             </w:pPr>
-            <w:hyperlink w:history="1" r:id="rIdnho1eheuwz0cyrhi8jwnp">
+            <w:hyperlink w:history="1" r:id="rIdfwly24obqej3xmpze96yf">
               <w:r>
                 <w:rPr>
                   <w:color w:val="315CBB"/>
@@ -1984,7 +2108,7 @@
               </w:rPr>
               <w:t xml:space="preserve">   </w:t>
             </w:r>
-            <w:hyperlink w:history="1" r:id="rIdpm4c_of3fqxgcmw6obzfi">
+            <w:hyperlink w:history="1" r:id="rId1erxexq2mdlltxtl4o9vt">
               <w:r>
                 <w:rPr>
                   <w:color w:val="315CBB"/>
@@ -2002,7 +2126,7 @@
               </w:rPr>
               <w:t xml:space="preserve">   </w:t>
             </w:r>
-            <w:hyperlink w:history="1" r:id="rIdqfxyxwskyrfgs991--zoz">
+            <w:hyperlink w:history="1" r:id="rIdqzpbpe6w85djjayeepkxi">
               <w:r>
                 <w:rPr>
                   <w:color w:val="315CBB"/>

--- a/site/resume.docx
+++ b/site/resume.docx
@@ -102,7 +102,7 @@
             <w:pPr>
               <w:spacing w:after="80" w:before="80" w:line="300"/>
             </w:pPr>
-            <w:hyperlink w:history="1" r:id="rIdkdwzzymb_ys711sdfsp1q">
+            <w:hyperlink w:history="1" r:id="rIdyddmaepgym2pork0bqkgu">
               <w:r>
                 <w:rPr>
                   <w:color w:val="315CBB"/>
@@ -120,7 +120,7 @@
               </w:rPr>
               <w:t xml:space="preserve">   </w:t>
             </w:r>
-            <w:hyperlink w:history="1" r:id="rId77rkfj03u-rkwy-b2irch">
+            <w:hyperlink w:history="1" r:id="rIdppm_jbwuebujjgpmrmarn">
               <w:r>
                 <w:rPr>
                   <w:color w:val="315CBB"/>
@@ -138,7 +138,7 @@
               </w:rPr>
               <w:t xml:space="preserve">   </w:t>
             </w:r>
-            <w:hyperlink w:history="1" r:id="rId8ocausqunyp0jvb4nrk09">
+            <w:hyperlink w:history="1" r:id="rId1rxycyj_r8bzpvoko9u7e">
               <w:r>
                 <w:rPr>
                   <w:color w:val="315CBB"/>
@@ -156,7 +156,7 @@
               </w:rPr>
               <w:t xml:space="preserve">   </w:t>
             </w:r>
-            <w:hyperlink w:history="1" r:id="rId1skkewodxdxeebzjki2cv">
+            <w:hyperlink w:history="1" r:id="rId_yrbjnjf-0oyttmvfztoo">
               <w:r>
                 <w:rPr>
                   <w:color w:val="315CBB"/>
@@ -404,7 +404,7 @@
       <w:pPr>
         <w:spacing w:after="80" w:before="80" w:line="300"/>
       </w:pPr>
-      <w:hyperlink w:history="1" r:id="rIdobtzs84mpskervfnc4jxb">
+      <w:hyperlink w:history="1" r:id="rIdfau8ojjtd9n5emss3dc-d">
         <w:r>
           <w:rPr>
             <w:color w:val="315CBB"/>
@@ -422,7 +422,7 @@
         </w:rPr>
         <w:t xml:space="preserve">   </w:t>
       </w:r>
-      <w:hyperlink w:history="1" r:id="rIdhylsa4m8worhf-pjsoe10">
+      <w:hyperlink w:history="1" r:id="rIdfvpwrjiuzvfwstucjmzue">
         <w:r>
           <w:rPr>
             <w:color w:val="315CBB"/>
@@ -1020,7 +1020,7 @@
       <w:pPr>
         <w:spacing w:after="80" w:before="80" w:line="300"/>
       </w:pPr>
-      <w:hyperlink w:history="1" r:id="rIdicbjluovptwatqnkhn_ma">
+      <w:hyperlink w:history="1" r:id="rIdj7tndmuxszao5rboqw3mz">
         <w:r>
           <w:rPr>
             <w:color w:val="315CBB"/>
@@ -1038,7 +1038,7 @@
         </w:rPr>
         <w:t xml:space="preserve">   </w:t>
       </w:r>
-      <w:hyperlink w:history="1" r:id="rIduwkk1kqjf64fpt3tq6hjz">
+      <w:hyperlink w:history="1" r:id="rId1ckl0_vqpmumniabre0hi">
         <w:r>
           <w:rPr>
             <w:color w:val="315CBB"/>
@@ -1056,7 +1056,7 @@
         </w:rPr>
         <w:t xml:space="preserve">   </w:t>
       </w:r>
-      <w:hyperlink w:history="1" r:id="rIdlyfvkdt8hq5hantvf9dge">
+      <w:hyperlink w:history="1" r:id="rId8brtrsc6sxnnbtvl2li4c">
         <w:r>
           <w:rPr>
             <w:color w:val="315CBB"/>
@@ -1074,7 +1074,7 @@
         </w:rPr>
         <w:t xml:space="preserve">   </w:t>
       </w:r>
-      <w:hyperlink w:history="1" r:id="rIdfa3vh5opw-dkbxf6grpk8">
+      <w:hyperlink w:history="1" r:id="rIdwhadnehcb22etxyuhrwnm">
         <w:r>
           <w:rPr>
             <w:color w:val="315CBB"/>
@@ -1221,7 +1221,7 @@
       <w:pPr>
         <w:spacing w:after="80" w:before="0" w:line="300"/>
       </w:pPr>
-      <w:hyperlink w:history="1" r:id="rId--zvqgqdmp6ebjtz2c2th">
+      <w:hyperlink w:history="1" r:id="rId2n_vmahlytixooccohsrg">
         <w:r>
           <w:rPr>
             <w:color w:val="315CBB"/>
@@ -1544,7 +1544,7 @@
       <w:pPr>
         <w:spacing w:after="80" w:before="80" w:line="300"/>
       </w:pPr>
-      <w:hyperlink w:history="1" r:id="rIda-qvchewwzn4dsnhfunqa">
+      <w:hyperlink w:history="1" r:id="rIdbtgxxv1gdb_gm1e2wu6ts">
         <w:r>
           <w:rPr>
             <w:color w:val="315CBB"/>
@@ -1562,7 +1562,7 @@
         </w:rPr>
         <w:t xml:space="preserve">   </w:t>
       </w:r>
-      <w:hyperlink w:history="1" r:id="rIdmo-g2vectyfx37v-yfp2o">
+      <w:hyperlink w:history="1" r:id="rIdngyr3zpzha2sfwizag6p1">
         <w:r>
           <w:rPr>
             <w:color w:val="315CBB"/>
@@ -1685,7 +1685,7 @@
             <w:r>
               <w:br/>
             </w:r>
-            <w:hyperlink w:history="1" r:id="rIdw2vtwur5jd_zpajnbvsb1">
+            <w:hyperlink w:history="1" r:id="rIdewjk3vr7mj-oxieku9gbp">
               <w:r>
                 <w:rPr>
                   <w:color w:val="315CBB"/>
@@ -1698,7 +1698,7 @@
             <w:r>
               <w:br/>
             </w:r>
-            <w:hyperlink w:history="1" r:id="rIdz8vsc691r7sziwzp4ryjz">
+            <w:hyperlink w:history="1" r:id="rIdksabjc24olpwb5anpzmpf">
               <w:r>
                 <w:rPr>
                   <w:color w:val="315CBB"/>
@@ -1915,7 +1915,8 @@
       </w:tblPr>
       <w:tblGrid>
         <w:gridCol w:w="2523"/>
-        <w:gridCol w:w="7569"/>
+        <w:gridCol w:w="1110"/>
+        <w:gridCol w:w="6459"/>
       </w:tblGrid>
       <w:tr>
         <w:trPr>
@@ -1947,7 +1948,63 @@
         </w:tc>
         <w:tc>
           <w:tcPr>
-            <w:tcW w:type="dxa" w:w="7569"/>
+            <w:tcW w:type="dxa" w:w="1110"/>
+            <w:tcMar>
+              <w:top w:type="dxa" w:w="60"/>
+              <w:left w:type="dxa" w:w="0"/>
+              <w:bottom w:type="dxa" w:w="60"/>
+              <w:right w:type="dxa" w:w="0"/>
+            </w:tcMar>
+          </w:tcPr>
+          <w:p>
+            <w:pPr>
+              <w:spacing w:after="80" w:before="0" w:line="300"/>
+            </w:pPr>
+            <w:r>
+              <w:drawing>
+                <wp:inline distT="0" distB="0" distL="0" distR="0">
+                  <wp:extent cx="609600" cy="409575"/>
+                  <wp:effectExtent t="0" r="0" b="0" l="0"/>
+                  <wp:docPr id="1" name="" descr="" title=""/>
+                  <wp:cNvGraphicFramePr>
+                    <a:graphicFrameLocks xmlns:a="http://schemas.openxmlformats.org/drawingml/2006/main" noChangeAspect="1"/>
+                  </wp:cNvGraphicFramePr>
+                  <a:graphic xmlns:a="http://schemas.openxmlformats.org/drawingml/2006/main">
+                    <a:graphicData uri="http://schemas.openxmlformats.org/drawingml/2006/picture">
+                      <pic:pic xmlns:pic="http://schemas.openxmlformats.org/drawingml/2006/picture">
+                        <pic:nvPicPr>
+                          <pic:cNvPr id="0" name="" descr=""/>
+                          <pic:cNvPicPr>
+                            <a:picLocks noChangeAspect="1" noChangeArrowheads="1"/>
+                          </pic:cNvPicPr>
+                        </pic:nvPicPr>
+                        <pic:blipFill>
+                          <a:blip r:embed="rId8" cstate="none"/>
+                          <a:srcRect/>
+                          <a:stretch>
+                            <a:fillRect/>
+                          </a:stretch>
+                        </pic:blipFill>
+                        <pic:spPr bwMode="auto">
+                          <a:xfrm>
+                            <a:off x="0" y="0"/>
+                            <a:ext cx="609600" cy="409575"/>
+                          </a:xfrm>
+                          <a:prstGeom prst="rect">
+                            <a:avLst/>
+                          </a:prstGeom>
+                        </pic:spPr>
+                      </pic:pic>
+                    </a:graphicData>
+                  </a:graphic>
+                </wp:inline>
+              </w:drawing>
+            </w:r>
+          </w:p>
+        </w:tc>
+        <w:tc>
+          <w:tcPr>
+            <w:tcW w:type="dxa" w:w="6459"/>
             <w:tcMar>
               <w:top w:type="dxa" w:w="60"/>
               <w:left w:type="dxa" w:w="0"/>
@@ -1988,7 +2045,7 @@
             <w:pPr>
               <w:spacing w:after="80" w:before="0" w:line="300"/>
             </w:pPr>
-            <w:hyperlink w:history="1" r:id="rId-hlgrko-lejy3723kat7z">
+            <w:hyperlink w:history="1" r:id="rIdsobhjhrdpjrjx4_cy9rtg">
               <w:r>
                 <w:rPr>
                   <w:color w:val="315CBB"/>
@@ -2090,7 +2147,7 @@
             <w:pPr>
               <w:spacing w:after="80" w:before="80" w:line="300"/>
             </w:pPr>
-            <w:hyperlink w:history="1" r:id="rIdfwly24obqej3xmpze96yf">
+            <w:hyperlink w:history="1" r:id="rIdx7fe6yiuant895wl0pzab">
               <w:r>
                 <w:rPr>
                   <w:color w:val="315CBB"/>
@@ -2108,7 +2165,7 @@
               </w:rPr>
               <w:t xml:space="preserve">   </w:t>
             </w:r>
-            <w:hyperlink w:history="1" r:id="rId1erxexq2mdlltxtl4o9vt">
+            <w:hyperlink w:history="1" r:id="rId7fvl5ghgnpgbx348plzy3">
               <w:r>
                 <w:rPr>
                   <w:color w:val="315CBB"/>
@@ -2126,7 +2183,7 @@
               </w:rPr>
               <w:t xml:space="preserve">   </w:t>
             </w:r>
-            <w:hyperlink w:history="1" r:id="rIdqzpbpe6w85djjayeepkxi">
+            <w:hyperlink w:history="1" r:id="rIdm1wbcb-qp7hnhzxsbsilt">
               <w:r>
                 <w:rPr>
                   <w:color w:val="315CBB"/>
@@ -2227,7 +2284,7 @@
                           </pic:cNvPicPr>
                         </pic:nvPicPr>
                         <pic:blipFill>
-                          <a:blip r:embed="rId8" cstate="none"/>
+                          <a:blip r:embed="rId9" cstate="none"/>
                           <a:srcRect/>
                           <a:stretch>
                             <a:fillRect/>
@@ -2384,7 +2441,7 @@
                           </pic:cNvPicPr>
                         </pic:nvPicPr>
                         <pic:blipFill>
-                          <a:blip r:embed="rId9" cstate="none"/>
+                          <a:blip r:embed="rId10" cstate="none"/>
                           <a:srcRect/>
                           <a:stretch>
                             <a:fillRect/>
@@ -2791,147 +2848,6 @@
                 <w:szCs w:val="20"/>
               </w:rPr>
               <w:t xml:space="preserve">2025.10</w:t>
-            </w:r>
-          </w:p>
-        </w:tc>
-        <w:tc>
-          <w:tcPr>
-            <w:tcW w:type="dxa" w:w="1110"/>
-            <w:tcMar>
-              <w:top w:type="dxa" w:w="60"/>
-              <w:left w:type="dxa" w:w="0"/>
-              <w:bottom w:type="dxa" w:w="60"/>
-              <w:right w:type="dxa" w:w="0"/>
-            </w:tcMar>
-          </w:tcPr>
-          <w:p>
-            <w:pPr>
-              <w:spacing w:after="80" w:before="0" w:line="300"/>
-            </w:pPr>
-            <w:r>
-              <w:drawing>
-                <wp:inline distT="0" distB="0" distL="0" distR="0">
-                  <wp:extent cx="542925" cy="762000"/>
-                  <wp:effectExtent t="0" r="0" b="0" l="0"/>
-                  <wp:docPr id="1" name="" descr="" title=""/>
-                  <wp:cNvGraphicFramePr>
-                    <a:graphicFrameLocks xmlns:a="http://schemas.openxmlformats.org/drawingml/2006/main" noChangeAspect="1"/>
-                  </wp:cNvGraphicFramePr>
-                  <a:graphic xmlns:a="http://schemas.openxmlformats.org/drawingml/2006/main">
-                    <a:graphicData uri="http://schemas.openxmlformats.org/drawingml/2006/picture">
-                      <pic:pic xmlns:pic="http://schemas.openxmlformats.org/drawingml/2006/picture">
-                        <pic:nvPicPr>
-                          <pic:cNvPr id="0" name="" descr=""/>
-                          <pic:cNvPicPr>
-                            <a:picLocks noChangeAspect="1" noChangeArrowheads="1"/>
-                          </pic:cNvPicPr>
-                        </pic:nvPicPr>
-                        <pic:blipFill>
-                          <a:blip r:embed="rId10" cstate="none"/>
-                          <a:srcRect/>
-                          <a:stretch>
-                            <a:fillRect/>
-                          </a:stretch>
-                        </pic:blipFill>
-                        <pic:spPr bwMode="auto">
-                          <a:xfrm>
-                            <a:off x="0" y="0"/>
-                            <a:ext cx="542925" cy="762000"/>
-                          </a:xfrm>
-                          <a:prstGeom prst="rect">
-                            <a:avLst/>
-                          </a:prstGeom>
-                        </pic:spPr>
-                      </pic:pic>
-                    </a:graphicData>
-                  </a:graphic>
-                </wp:inline>
-              </w:drawing>
-            </w:r>
-          </w:p>
-        </w:tc>
-        <w:tc>
-          <w:tcPr>
-            <w:tcW w:type="dxa" w:w="6459"/>
-            <w:tcMar>
-              <w:top w:type="dxa" w:w="60"/>
-              <w:left w:type="dxa" w:w="0"/>
-              <w:bottom w:type="dxa" w:w="60"/>
-              <w:right w:type="dxa" w:w="0"/>
-            </w:tcMar>
-          </w:tcPr>
-          <w:p>
-            <w:pPr>
-              <w:spacing w:after="80" w:before="0" w:line="300"/>
-            </w:pPr>
-            <w:r>
-              <w:rPr>
-                <w:b/>
-                <w:bCs/>
-                <w:color w:val="203047"/>
-                <w:sz w:val="20"/>
-                <w:szCs w:val="20"/>
-              </w:rPr>
-              <w:t xml:space="preserve">캡스톤디자인 금상</w:t>
-            </w:r>
-            <w:r>
-              <w:br/>
-            </w:r>
-            <w:r>
-              <w:rPr>
-                <w:color w:val="203047"/>
-                <w:sz w:val="20"/>
-                <w:szCs w:val="20"/>
-              </w:rPr>
-              <w:t xml:space="preserve">소프트웨어·인공지능 분과 / 부산대학교 정보의생명공학대학</w:t>
-            </w:r>
-          </w:p>
-        </w:tc>
-      </w:tr>
-    </w:tbl>
-    <w:tbl>
-      <w:tblPr>
-        <w:tblW w:type="dxa" w:w="10092"/>
-        <w:tblBorders>
-          <w:top w:val="none" w:color="FFFFFF" w:sz="0"/>
-          <w:left w:val="none" w:color="FFFFFF" w:sz="0"/>
-          <w:bottom w:val="single" w:color="E3E8F0" w:sz="4"/>
-          <w:right w:val="none" w:color="FFFFFF" w:sz="0"/>
-          <w:insideH w:val="none" w:color="FFFFFF" w:sz="0"/>
-          <w:insideV w:val="none" w:color="FFFFFF" w:sz="0"/>
-        </w:tblBorders>
-        <w:tblLayout w:type="fixed"/>
-      </w:tblPr>
-      <w:tblGrid>
-        <w:gridCol w:w="2523"/>
-        <w:gridCol w:w="1110"/>
-        <w:gridCol w:w="6459"/>
-      </w:tblGrid>
-      <w:tr>
-        <w:trPr>
-          <w:cantSplit/>
-        </w:trPr>
-        <w:tc>
-          <w:tcPr>
-            <w:tcW w:type="dxa" w:w="2523"/>
-            <w:tcMar>
-              <w:top w:type="dxa" w:w="60"/>
-              <w:left w:type="dxa" w:w="0"/>
-              <w:bottom w:type="dxa" w:w="60"/>
-              <w:right w:type="dxa" w:w="120"/>
-            </w:tcMar>
-          </w:tcPr>
-          <w:p>
-            <w:pPr>
-              <w:spacing w:after="80" w:before="0" w:line="300"/>
-            </w:pPr>
-            <w:r>
-              <w:rPr>
-                <w:color w:val="203047"/>
-                <w:sz w:val="20"/>
-                <w:szCs w:val="20"/>
-              </w:rPr>
-              <w:t xml:space="preserve">2025.09</w:t>
             </w:r>
           </w:p>
         </w:tc>
@@ -3013,7 +2929,7 @@
                 <w:sz w:val="20"/>
                 <w:szCs w:val="20"/>
               </w:rPr>
-              <w:t xml:space="preserve">부산 DATA WEEK 최우수상</w:t>
+              <w:t xml:space="preserve">캡스톤디자인 금상</w:t>
             </w:r>
             <w:r>
               <w:br/>
@@ -3024,7 +2940,7 @@
                 <w:sz w:val="20"/>
                 <w:szCs w:val="20"/>
               </w:rPr>
-              <w:t xml:space="preserve">데이터 활용 우수사례 공모전 / 부산테크노파크</w:t>
+              <w:t xml:space="preserve">소프트웨어·인공지능 분과 / 부산대학교 정보의생명공학대학</w:t>
             </w:r>
           </w:p>
         </w:tc>
@@ -3154,7 +3070,7 @@
                 <w:sz w:val="20"/>
                 <w:szCs w:val="20"/>
               </w:rPr>
-              <w:t xml:space="preserve">AI LAUNCH 커리어스쿨 창업톤 장려상</w:t>
+              <w:t xml:space="preserve">부산 DATA WEEK 최우수상</w:t>
             </w:r>
             <w:r>
               <w:br/>
@@ -3165,7 +3081,7 @@
                 <w:sz w:val="20"/>
                 <w:szCs w:val="20"/>
               </w:rPr>
-              <w:t xml:space="preserve">KRYPTON X x Root Impact x Google.org</w:t>
+              <w:t xml:space="preserve">데이터 활용 우수사례 공모전 / 부산테크노파크</w:t>
             </w:r>
           </w:p>
         </w:tc>
@@ -3213,7 +3129,7 @@
                 <w:sz w:val="20"/>
                 <w:szCs w:val="20"/>
               </w:rPr>
-              <w:t xml:space="preserve">2025.08</w:t>
+              <w:t xml:space="preserve">2025.09</w:t>
             </w:r>
           </w:p>
         </w:tc>
@@ -3251,6 +3167,147 @@
                         </pic:nvPicPr>
                         <pic:blipFill>
                           <a:blip r:embed="rId13" cstate="none"/>
+                          <a:srcRect/>
+                          <a:stretch>
+                            <a:fillRect/>
+                          </a:stretch>
+                        </pic:blipFill>
+                        <pic:spPr bwMode="auto">
+                          <a:xfrm>
+                            <a:off x="0" y="0"/>
+                            <a:ext cx="542925" cy="762000"/>
+                          </a:xfrm>
+                          <a:prstGeom prst="rect">
+                            <a:avLst/>
+                          </a:prstGeom>
+                        </pic:spPr>
+                      </pic:pic>
+                    </a:graphicData>
+                  </a:graphic>
+                </wp:inline>
+              </w:drawing>
+            </w:r>
+          </w:p>
+        </w:tc>
+        <w:tc>
+          <w:tcPr>
+            <w:tcW w:type="dxa" w:w="6459"/>
+            <w:tcMar>
+              <w:top w:type="dxa" w:w="60"/>
+              <w:left w:type="dxa" w:w="0"/>
+              <w:bottom w:type="dxa" w:w="60"/>
+              <w:right w:type="dxa" w:w="0"/>
+            </w:tcMar>
+          </w:tcPr>
+          <w:p>
+            <w:pPr>
+              <w:spacing w:after="80" w:before="0" w:line="300"/>
+            </w:pPr>
+            <w:r>
+              <w:rPr>
+                <w:b/>
+                <w:bCs/>
+                <w:color w:val="203047"/>
+                <w:sz w:val="20"/>
+                <w:szCs w:val="20"/>
+              </w:rPr>
+              <w:t xml:space="preserve">AI LAUNCH 커리어스쿨 창업톤 장려상</w:t>
+            </w:r>
+            <w:r>
+              <w:br/>
+            </w:r>
+            <w:r>
+              <w:rPr>
+                <w:color w:val="203047"/>
+                <w:sz w:val="20"/>
+                <w:szCs w:val="20"/>
+              </w:rPr>
+              <w:t xml:space="preserve">KRYPTON X x Root Impact x Google.org</w:t>
+            </w:r>
+          </w:p>
+        </w:tc>
+      </w:tr>
+    </w:tbl>
+    <w:tbl>
+      <w:tblPr>
+        <w:tblW w:type="dxa" w:w="10092"/>
+        <w:tblBorders>
+          <w:top w:val="none" w:color="FFFFFF" w:sz="0"/>
+          <w:left w:val="none" w:color="FFFFFF" w:sz="0"/>
+          <w:bottom w:val="single" w:color="E3E8F0" w:sz="4"/>
+          <w:right w:val="none" w:color="FFFFFF" w:sz="0"/>
+          <w:insideH w:val="none" w:color="FFFFFF" w:sz="0"/>
+          <w:insideV w:val="none" w:color="FFFFFF" w:sz="0"/>
+        </w:tblBorders>
+        <w:tblLayout w:type="fixed"/>
+      </w:tblPr>
+      <w:tblGrid>
+        <w:gridCol w:w="2523"/>
+        <w:gridCol w:w="1110"/>
+        <w:gridCol w:w="6459"/>
+      </w:tblGrid>
+      <w:tr>
+        <w:trPr>
+          <w:cantSplit/>
+        </w:trPr>
+        <w:tc>
+          <w:tcPr>
+            <w:tcW w:type="dxa" w:w="2523"/>
+            <w:tcMar>
+              <w:top w:type="dxa" w:w="60"/>
+              <w:left w:type="dxa" w:w="0"/>
+              <w:bottom w:type="dxa" w:w="60"/>
+              <w:right w:type="dxa" w:w="120"/>
+            </w:tcMar>
+          </w:tcPr>
+          <w:p>
+            <w:pPr>
+              <w:spacing w:after="80" w:before="0" w:line="300"/>
+            </w:pPr>
+            <w:r>
+              <w:rPr>
+                <w:color w:val="203047"/>
+                <w:sz w:val="20"/>
+                <w:szCs w:val="20"/>
+              </w:rPr>
+              <w:t xml:space="preserve">2025.08</w:t>
+            </w:r>
+          </w:p>
+        </w:tc>
+        <w:tc>
+          <w:tcPr>
+            <w:tcW w:type="dxa" w:w="1110"/>
+            <w:tcMar>
+              <w:top w:type="dxa" w:w="60"/>
+              <w:left w:type="dxa" w:w="0"/>
+              <w:bottom w:type="dxa" w:w="60"/>
+              <w:right w:type="dxa" w:w="0"/>
+            </w:tcMar>
+          </w:tcPr>
+          <w:p>
+            <w:pPr>
+              <w:spacing w:after="80" w:before="0" w:line="300"/>
+            </w:pPr>
+            <w:r>
+              <w:drawing>
+                <wp:inline distT="0" distB="0" distL="0" distR="0">
+                  <wp:extent cx="542925" cy="762000"/>
+                  <wp:effectExtent t="0" r="0" b="0" l="0"/>
+                  <wp:docPr id="1" name="" descr="" title=""/>
+                  <wp:cNvGraphicFramePr>
+                    <a:graphicFrameLocks xmlns:a="http://schemas.openxmlformats.org/drawingml/2006/main" noChangeAspect="1"/>
+                  </wp:cNvGraphicFramePr>
+                  <a:graphic xmlns:a="http://schemas.openxmlformats.org/drawingml/2006/main">
+                    <a:graphicData uri="http://schemas.openxmlformats.org/drawingml/2006/picture">
+                      <pic:pic xmlns:pic="http://schemas.openxmlformats.org/drawingml/2006/picture">
+                        <pic:nvPicPr>
+                          <pic:cNvPr id="0" name="" descr=""/>
+                          <pic:cNvPicPr>
+                            <a:picLocks noChangeAspect="1" noChangeArrowheads="1"/>
+                          </pic:cNvPicPr>
+                        </pic:nvPicPr>
+                        <pic:blipFill>
+                          <a:blip r:embed="rId14" cstate="none"/>
                           <a:srcRect/>
                           <a:stretch>
                             <a:fillRect/>

--- a/site/resume.docx
+++ b/site/resume.docx
@@ -102,7 +102,7 @@
             <w:pPr>
               <w:spacing w:after="80" w:before="80" w:line="300"/>
             </w:pPr>
-            <w:hyperlink w:history="1" r:id="rIdyddmaepgym2pork0bqkgu">
+            <w:hyperlink w:history="1" r:id="rIdutk2ds1wwipou43kvecl7">
               <w:r>
                 <w:rPr>
                   <w:color w:val="315CBB"/>
@@ -120,7 +120,7 @@
               </w:rPr>
               <w:t xml:space="preserve">   </w:t>
             </w:r>
-            <w:hyperlink w:history="1" r:id="rIdppm_jbwuebujjgpmrmarn">
+            <w:hyperlink w:history="1" r:id="rId-efe9fx8h5xyikwggux4m">
               <w:r>
                 <w:rPr>
                   <w:color w:val="315CBB"/>
@@ -138,7 +138,7 @@
               </w:rPr>
               <w:t xml:space="preserve">   </w:t>
             </w:r>
-            <w:hyperlink w:history="1" r:id="rId1rxycyj_r8bzpvoko9u7e">
+            <w:hyperlink w:history="1" r:id="rIdrxriurut5_jyxot6rxdfd">
               <w:r>
                 <w:rPr>
                   <w:color w:val="315CBB"/>
@@ -156,7 +156,7 @@
               </w:rPr>
               <w:t xml:space="preserve">   </w:t>
             </w:r>
-            <w:hyperlink w:history="1" r:id="rId_yrbjnjf-0oyttmvfztoo">
+            <w:hyperlink w:history="1" r:id="rIdt65fbxsm0bdfr01d1obvu">
               <w:r>
                 <w:rPr>
                   <w:color w:val="315CBB"/>
@@ -404,7 +404,7 @@
       <w:pPr>
         <w:spacing w:after="80" w:before="80" w:line="300"/>
       </w:pPr>
-      <w:hyperlink w:history="1" r:id="rIdfau8ojjtd9n5emss3dc-d">
+      <w:hyperlink w:history="1" r:id="rId-qh8lr7e8km9ufsaf8nlj">
         <w:r>
           <w:rPr>
             <w:color w:val="315CBB"/>
@@ -422,7 +422,7 @@
         </w:rPr>
         <w:t xml:space="preserve">   </w:t>
       </w:r>
-      <w:hyperlink w:history="1" r:id="rIdfvpwrjiuzvfwstucjmzue">
+      <w:hyperlink w:history="1" r:id="rIdwjftwlnzeh94mrxm9w8qr">
         <w:r>
           <w:rPr>
             <w:color w:val="315CBB"/>
@@ -1020,7 +1020,7 @@
       <w:pPr>
         <w:spacing w:after="80" w:before="80" w:line="300"/>
       </w:pPr>
-      <w:hyperlink w:history="1" r:id="rIdj7tndmuxszao5rboqw3mz">
+      <w:hyperlink w:history="1" r:id="rIdpot3iadz5087m-yzsyfci">
         <w:r>
           <w:rPr>
             <w:color w:val="315CBB"/>
@@ -1038,7 +1038,7 @@
         </w:rPr>
         <w:t xml:space="preserve">   </w:t>
       </w:r>
-      <w:hyperlink w:history="1" r:id="rId1ckl0_vqpmumniabre0hi">
+      <w:hyperlink w:history="1" r:id="rIdyzclghdytb3nb96apd2tl">
         <w:r>
           <w:rPr>
             <w:color w:val="315CBB"/>
@@ -1056,7 +1056,7 @@
         </w:rPr>
         <w:t xml:space="preserve">   </w:t>
       </w:r>
-      <w:hyperlink w:history="1" r:id="rId8brtrsc6sxnnbtvl2li4c">
+      <w:hyperlink w:history="1" r:id="rId_utb7k4omer8us2wb5iju">
         <w:r>
           <w:rPr>
             <w:color w:val="315CBB"/>
@@ -1074,7 +1074,7 @@
         </w:rPr>
         <w:t xml:space="preserve">   </w:t>
       </w:r>
-      <w:hyperlink w:history="1" r:id="rIdwhadnehcb22etxyuhrwnm">
+      <w:hyperlink w:history="1" r:id="rId7qzn9ye1tufy4bshlvtpi">
         <w:r>
           <w:rPr>
             <w:color w:val="315CBB"/>
@@ -1221,7 +1221,7 @@
       <w:pPr>
         <w:spacing w:after="80" w:before="0" w:line="300"/>
       </w:pPr>
-      <w:hyperlink w:history="1" r:id="rId2n_vmahlytixooccohsrg">
+      <w:hyperlink w:history="1" r:id="rIds3wfth7u7jtb7iiee6eav">
         <w:r>
           <w:rPr>
             <w:color w:val="315CBB"/>
@@ -1544,7 +1544,7 @@
       <w:pPr>
         <w:spacing w:after="80" w:before="80" w:line="300"/>
       </w:pPr>
-      <w:hyperlink w:history="1" r:id="rIdbtgxxv1gdb_gm1e2wu6ts">
+      <w:hyperlink w:history="1" r:id="rIdwai8i7hs0hidkjtve_lfb">
         <w:r>
           <w:rPr>
             <w:color w:val="315CBB"/>
@@ -1562,7 +1562,7 @@
         </w:rPr>
         <w:t xml:space="preserve">   </w:t>
       </w:r>
-      <w:hyperlink w:history="1" r:id="rIdngyr3zpzha2sfwizag6p1">
+      <w:hyperlink w:history="1" r:id="rId6mgy0edys8rh8x8mgtgqn">
         <w:r>
           <w:rPr>
             <w:color w:val="315CBB"/>
@@ -1685,7 +1685,7 @@
             <w:r>
               <w:br/>
             </w:r>
-            <w:hyperlink w:history="1" r:id="rIdewjk3vr7mj-oxieku9gbp">
+            <w:hyperlink w:history="1" r:id="rId4oxltiobhr5obyxq7zfc-">
               <w:r>
                 <w:rPr>
                   <w:color w:val="315CBB"/>
@@ -1698,7 +1698,7 @@
             <w:r>
               <w:br/>
             </w:r>
-            <w:hyperlink w:history="1" r:id="rIdksabjc24olpwb5anpzmpf">
+            <w:hyperlink w:history="1" r:id="rIddr7u4qq8k2fycuujhe-s8">
               <w:r>
                 <w:rPr>
                   <w:color w:val="315CBB"/>
@@ -1915,6 +1915,152 @@
       </w:tblPr>
       <w:tblGrid>
         <w:gridCol w:w="2523"/>
+        <w:gridCol w:w="7569"/>
+      </w:tblGrid>
+      <w:tr>
+        <w:trPr>
+          <w:cantSplit/>
+        </w:trPr>
+        <w:tc>
+          <w:tcPr>
+            <w:tcW w:type="dxa" w:w="2523"/>
+            <w:tcMar>
+              <w:top w:type="dxa" w:w="60"/>
+              <w:left w:type="dxa" w:w="0"/>
+              <w:bottom w:type="dxa" w:w="60"/>
+              <w:right w:type="dxa" w:w="120"/>
+            </w:tcMar>
+          </w:tcPr>
+          <w:p>
+            <w:pPr>
+              <w:spacing w:after="80" w:before="0" w:line="300"/>
+            </w:pPr>
+            <w:r>
+              <w:rPr>
+                <w:color w:val="203047"/>
+                <w:sz w:val="20"/>
+                <w:szCs w:val="20"/>
+              </w:rPr>
+              <w:t xml:space="preserve">2026.06 — 2026.06</w:t>
+            </w:r>
+          </w:p>
+        </w:tc>
+        <w:tc>
+          <w:tcPr>
+            <w:tcW w:type="dxa" w:w="7569"/>
+            <w:tcMar>
+              <w:top w:type="dxa" w:w="60"/>
+              <w:left w:type="dxa" w:w="0"/>
+              <w:bottom w:type="dxa" w:w="60"/>
+              <w:right w:type="dxa" w:w="0"/>
+            </w:tcMar>
+          </w:tcPr>
+          <w:p>
+            <w:pPr>
+              <w:keepNext/>
+              <w:spacing w:after="0" w:before="0" w:line="276"/>
+            </w:pPr>
+            <w:r>
+              <w:rPr>
+                <w:b/>
+                <w:bCs/>
+                <w:color w:val="203047"/>
+                <w:sz w:val="24"/>
+                <w:szCs w:val="24"/>
+              </w:rPr>
+              <w:t xml:space="preserve">Rhwp 오픈소스 기여</w:t>
+            </w:r>
+          </w:p>
+          <w:p>
+            <w:pPr>
+              <w:spacing w:after="80" w:before="0" w:line="300"/>
+            </w:pPr>
+            <w:r>
+              <w:rPr>
+                <w:color w:val="203047"/>
+                <w:sz w:val="20"/>
+                <w:szCs w:val="20"/>
+              </w:rPr>
+              <w:t xml:space="preserve">Rust 기반 HWP/HWPX 프로젝트의 오류 분석, 수정안 제출과 CI 대응. 그림·표·도형의 textFlow 속성이 저장 후 초기화되는 오류를 수정했습니다.</w:t>
+            </w:r>
+          </w:p>
+          <w:p>
+            <w:pPr>
+              <w:spacing w:after="80" w:before="80" w:line="300"/>
+            </w:pPr>
+            <w:hyperlink w:history="1" r:id="rIdkf1udbfqmovcxihokapxz">
+              <w:r>
+                <w:rPr>
+                  <w:color w:val="315CBB"/>
+                  <w:sz w:val="20"/>
+                  <w:szCs w:val="20"/>
+                </w:rPr>
+                <w:t xml:space="preserve">GitHub 저장소 ↗</w:t>
+              </w:r>
+            </w:hyperlink>
+            <w:r>
+              <w:rPr>
+                <w:color w:val="203047"/>
+                <w:sz w:val="20"/>
+                <w:szCs w:val="20"/>
+              </w:rPr>
+              <w:t xml:space="preserve">   </w:t>
+            </w:r>
+            <w:hyperlink w:history="1" r:id="rIdr8jqnsrokj1g1u1cllluw">
+              <w:r>
+                <w:rPr>
+                  <w:color w:val="315CBB"/>
+                  <w:sz w:val="20"/>
+                  <w:szCs w:val="20"/>
+                </w:rPr>
+                <w:t xml:space="preserve">PR #1213 · 병합 ↗</w:t>
+              </w:r>
+            </w:hyperlink>
+            <w:r>
+              <w:rPr>
+                <w:color w:val="203047"/>
+                <w:sz w:val="20"/>
+                <w:szCs w:val="20"/>
+              </w:rPr>
+              <w:t xml:space="preserve">   </w:t>
+            </w:r>
+            <w:hyperlink w:history="1" r:id="rIdz_c3k08fmy-7lu426hlg3">
+              <w:r>
+                <w:rPr>
+                  <w:color w:val="315CBB"/>
+                  <w:sz w:val="20"/>
+                  <w:szCs w:val="20"/>
+                </w:rPr>
+                <w:t xml:space="preserve">PR #1351 · 제출 ↗</w:t>
+              </w:r>
+            </w:hyperlink>
+            <w:r>
+              <w:rPr>
+                <w:color w:val="203047"/>
+                <w:sz w:val="20"/>
+                <w:szCs w:val="20"/>
+              </w:rPr>
+              <w:t xml:space="preserve">   </w:t>
+            </w:r>
+          </w:p>
+        </w:tc>
+      </w:tr>
+    </w:tbl>
+    <w:tbl>
+      <w:tblPr>
+        <w:tblW w:type="dxa" w:w="10092"/>
+        <w:tblBorders>
+          <w:top w:val="none" w:color="FFFFFF" w:sz="0"/>
+          <w:left w:val="none" w:color="FFFFFF" w:sz="0"/>
+          <w:bottom w:val="single" w:color="E3E8F0" w:sz="4"/>
+          <w:right w:val="none" w:color="FFFFFF" w:sz="0"/>
+          <w:insideH w:val="none" w:color="FFFFFF" w:sz="0"/>
+          <w:insideV w:val="none" w:color="FFFFFF" w:sz="0"/>
+        </w:tblBorders>
+        <w:tblLayout w:type="fixed"/>
+      </w:tblPr>
+      <w:tblGrid>
+        <w:gridCol w:w="2523"/>
         <w:gridCol w:w="1110"/>
         <w:gridCol w:w="6459"/>
       </w:tblGrid>
@@ -1942,7 +2088,7 @@
                 <w:sz w:val="20"/>
                 <w:szCs w:val="20"/>
               </w:rPr>
-              <w:t xml:space="preserve">2022.02 — 2025.07</w:t>
+              <w:t xml:space="preserve">2025.03 — 2026.01</w:t>
             </w:r>
           </w:p>
         </w:tc>
@@ -1963,7 +2109,7 @@
             <w:r>
               <w:drawing>
                 <wp:inline distT="0" distB="0" distL="0" distR="0">
-                  <wp:extent cx="609600" cy="409575"/>
+                  <wp:extent cx="552450" cy="762000"/>
                   <wp:effectExtent t="0" r="0" b="0" l="0"/>
                   <wp:docPr id="1" name="" descr="" title=""/>
                   <wp:cNvGraphicFramePr>
@@ -1988,7 +2134,7 @@
                         <pic:spPr bwMode="auto">
                           <a:xfrm>
                             <a:off x="0" y="0"/>
-                            <a:ext cx="609600" cy="409575"/>
+                            <a:ext cx="552450" cy="762000"/>
                           </a:xfrm>
                           <a:prstGeom prst="rect">
                             <a:avLst/>
@@ -2025,181 +2171,33 @@
                 <w:sz w:val="24"/>
                 <w:szCs w:val="24"/>
               </w:rPr>
-              <w:t xml:space="preserve">백준 945일 연속 문제 해결</w:t>
-            </w:r>
-          </w:p>
-          <w:p>
-            <w:pPr>
-              <w:spacing w:after="80" w:before="0" w:line="300"/>
-            </w:pPr>
-            <w:r>
-              <w:rPr>
-                <w:color w:val="203047"/>
-                <w:sz w:val="20"/>
-                <w:szCs w:val="20"/>
-              </w:rPr>
-              <w:t xml:space="preserve">하루 한 문제를 목표로 solved.ac 기준 최장 945일 연속 문제를 해결했습니다. 누적 1,659문제, solved.ac Platinum IV. 풀이는 GitHub 저장소에 기록했습니다.</w:t>
-            </w:r>
-          </w:p>
-          <w:p>
-            <w:pPr>
-              <w:spacing w:after="80" w:before="0" w:line="300"/>
-            </w:pPr>
-            <w:hyperlink w:history="1" r:id="rIdsobhjhrdpjrjx4_cy9rtg">
-              <w:r>
-                <w:rPr>
-                  <w:color w:val="315CBB"/>
-                  <w:sz w:val="20"/>
-                  <w:szCs w:val="20"/>
-                </w:rPr>
-                <w:t xml:space="preserve">BaekJoon 풀이 저장소 ↗</w:t>
-              </w:r>
-            </w:hyperlink>
-          </w:p>
-        </w:tc>
-      </w:tr>
-    </w:tbl>
-    <w:tbl>
-      <w:tblPr>
-        <w:tblW w:type="dxa" w:w="10092"/>
-        <w:tblBorders>
-          <w:top w:val="none" w:color="FFFFFF" w:sz="0"/>
-          <w:left w:val="none" w:color="FFFFFF" w:sz="0"/>
-          <w:bottom w:val="single" w:color="E3E8F0" w:sz="4"/>
-          <w:right w:val="none" w:color="FFFFFF" w:sz="0"/>
-          <w:insideH w:val="none" w:color="FFFFFF" w:sz="0"/>
-          <w:insideV w:val="none" w:color="FFFFFF" w:sz="0"/>
-        </w:tblBorders>
-        <w:tblLayout w:type="fixed"/>
-      </w:tblPr>
-      <w:tblGrid>
-        <w:gridCol w:w="2523"/>
-        <w:gridCol w:w="7569"/>
-      </w:tblGrid>
-      <w:tr>
-        <w:trPr>
-          <w:cantSplit/>
-        </w:trPr>
-        <w:tc>
-          <w:tcPr>
-            <w:tcW w:type="dxa" w:w="2523"/>
-            <w:tcMar>
-              <w:top w:type="dxa" w:w="60"/>
-              <w:left w:type="dxa" w:w="0"/>
-              <w:bottom w:type="dxa" w:w="60"/>
-              <w:right w:type="dxa" w:w="120"/>
-            </w:tcMar>
-          </w:tcPr>
-          <w:p>
-            <w:pPr>
-              <w:spacing w:after="80" w:before="0" w:line="300"/>
-            </w:pPr>
-            <w:r>
-              <w:rPr>
-                <w:color w:val="203047"/>
-                <w:sz w:val="20"/>
-                <w:szCs w:val="20"/>
-              </w:rPr>
-              <w:t xml:space="preserve">2026.06 — 2026.06</w:t>
-            </w:r>
-          </w:p>
-        </w:tc>
-        <w:tc>
-          <w:tcPr>
-            <w:tcW w:type="dxa" w:w="7569"/>
-            <w:tcMar>
-              <w:top w:type="dxa" w:w="60"/>
-              <w:left w:type="dxa" w:w="0"/>
-              <w:bottom w:type="dxa" w:w="60"/>
-              <w:right w:type="dxa" w:w="0"/>
-            </w:tcMar>
-          </w:tcPr>
-          <w:p>
-            <w:pPr>
-              <w:keepNext/>
-              <w:spacing w:after="0" w:before="0" w:line="276"/>
-            </w:pPr>
-            <w:r>
-              <w:rPr>
-                <w:b/>
-                <w:bCs/>
-                <w:color w:val="203047"/>
-                <w:sz w:val="24"/>
-                <w:szCs w:val="24"/>
-              </w:rPr>
-              <w:t xml:space="preserve">Rhwp 오픈소스 기여</w:t>
-            </w:r>
-          </w:p>
-          <w:p>
-            <w:pPr>
-              <w:spacing w:after="80" w:before="0" w:line="300"/>
-            </w:pPr>
-            <w:r>
-              <w:rPr>
-                <w:color w:val="203047"/>
-                <w:sz w:val="20"/>
-                <w:szCs w:val="20"/>
-              </w:rPr>
-              <w:t xml:space="preserve">Rust 기반 HWP/HWPX 프로젝트의 오류 분석, 수정안 제출과 CI 대응. 그림·표·도형의 textFlow 속성이 저장 후 초기화되는 오류를 수정했습니다.</w:t>
-            </w:r>
-          </w:p>
-          <w:p>
-            <w:pPr>
-              <w:spacing w:after="80" w:before="80" w:line="300"/>
-            </w:pPr>
-            <w:hyperlink w:history="1" r:id="rIdx7fe6yiuant895wl0pzab">
-              <w:r>
-                <w:rPr>
-                  <w:color w:val="315CBB"/>
-                  <w:sz w:val="20"/>
-                  <w:szCs w:val="20"/>
-                </w:rPr>
-                <w:t xml:space="preserve">GitHub 저장소 ↗</w:t>
-              </w:r>
-            </w:hyperlink>
-            <w:r>
-              <w:rPr>
-                <w:color w:val="203047"/>
-                <w:sz w:val="20"/>
-                <w:szCs w:val="20"/>
-              </w:rPr>
-              <w:t xml:space="preserve">   </w:t>
-            </w:r>
-            <w:hyperlink w:history="1" r:id="rId7fvl5ghgnpgbx348plzy3">
-              <w:r>
-                <w:rPr>
-                  <w:color w:val="315CBB"/>
-                  <w:sz w:val="20"/>
-                  <w:szCs w:val="20"/>
-                </w:rPr>
-                <w:t xml:space="preserve">PR #1213 · 병합 ↗</w:t>
-              </w:r>
-            </w:hyperlink>
-            <w:r>
-              <w:rPr>
-                <w:color w:val="203047"/>
-                <w:sz w:val="20"/>
-                <w:szCs w:val="20"/>
-              </w:rPr>
-              <w:t xml:space="preserve">   </w:t>
-            </w:r>
-            <w:hyperlink w:history="1" r:id="rIdm1wbcb-qp7hnhzxsbsilt">
-              <w:r>
-                <w:rPr>
-                  <w:color w:val="315CBB"/>
-                  <w:sz w:val="20"/>
-                  <w:szCs w:val="20"/>
-                </w:rPr>
-                <w:t xml:space="preserve">PR #1351 · 제출 ↗</w:t>
-              </w:r>
-            </w:hyperlink>
-            <w:r>
-              <w:rPr>
-                <w:color w:val="203047"/>
-                <w:sz w:val="20"/>
-                <w:szCs w:val="20"/>
-              </w:rPr>
-              <w:t xml:space="preserve">   </w:t>
+              <w:t xml:space="preserve">부산대학교 APPTIVE</w:t>
+            </w:r>
+          </w:p>
+          <w:p>
+            <w:pPr>
+              <w:spacing w:after="80" w:before="0" w:line="300"/>
+            </w:pPr>
+            <w:r>
+              <w:rPr>
+                <w:color w:val="203047"/>
+                <w:sz w:val="20"/>
+                <w:szCs w:val="20"/>
+              </w:rPr>
+              <w:t xml:space="preserve">Backend 멘티 및 멘토. 멘티 12명 대상 6회 멘토링과 코드 리뷰. HTTP·Servlet·REST API·DB 기초를 보강하는 커리큘럼 개편에 참여했습니다.</w:t>
+            </w:r>
+          </w:p>
+          <w:p>
+            <w:pPr>
+              <w:spacing w:after="80" w:before="0" w:line="300"/>
+            </w:pPr>
+            <w:r>
+              <w:rPr>
+                <w:color w:val="607089"/>
+                <w:sz w:val="18"/>
+                <w:szCs w:val="18"/>
+              </w:rPr>
+              <w:t xml:space="preserve">APPTIVE 백엔드 멘토 공로상 · 2026.01.09</w:t>
             </w:r>
           </w:p>
         </w:tc>
@@ -2247,7 +2245,7 @@
                 <w:sz w:val="20"/>
                 <w:szCs w:val="20"/>
               </w:rPr>
-              <w:t xml:space="preserve">2025.03 — 2026.01</w:t>
+              <w:t xml:space="preserve">2025.11 / 2025.07</w:t>
             </w:r>
           </w:p>
         </w:tc>
@@ -2268,7 +2266,7 @@
             <w:r>
               <w:drawing>
                 <wp:inline distT="0" distB="0" distL="0" distR="0">
-                  <wp:extent cx="552450" cy="762000"/>
+                  <wp:extent cx="609600" cy="457200"/>
                   <wp:effectExtent t="0" r="0" b="0" l="0"/>
                   <wp:docPr id="1" name="" descr="" title=""/>
                   <wp:cNvGraphicFramePr>
@@ -2293,7 +2291,7 @@
                         <pic:spPr bwMode="auto">
                           <a:xfrm>
                             <a:off x="0" y="0"/>
-                            <a:ext cx="552450" cy="762000"/>
+                            <a:ext cx="609600" cy="457200"/>
                           </a:xfrm>
                           <a:prstGeom prst="rect">
                             <a:avLst/>
@@ -2330,33 +2328,20 @@
                 <w:sz w:val="24"/>
                 <w:szCs w:val="24"/>
               </w:rPr>
-              <w:t xml:space="preserve">부산대학교 APPTIVE</w:t>
-            </w:r>
-          </w:p>
-          <w:p>
-            <w:pPr>
-              <w:spacing w:after="80" w:before="0" w:line="300"/>
-            </w:pPr>
-            <w:r>
-              <w:rPr>
-                <w:color w:val="203047"/>
-                <w:sz w:val="20"/>
-                <w:szCs w:val="20"/>
-              </w:rPr>
-              <w:t xml:space="preserve">Backend 멘티 및 멘토. 멘티 12명 대상 6회 멘토링과 코드 리뷰. HTTP·Servlet·REST API·DB 기초를 보강하는 커리큘럼 개편에 참여했습니다.</w:t>
-            </w:r>
-          </w:p>
-          <w:p>
-            <w:pPr>
-              <w:spacing w:after="80" w:before="0" w:line="300"/>
-            </w:pPr>
-            <w:r>
-              <w:rPr>
-                <w:color w:val="607089"/>
-                <w:sz w:val="18"/>
-                <w:szCs w:val="18"/>
-              </w:rPr>
-              <w:t xml:space="preserve">APPTIVE 백엔드 멘토 공로상 · 2026.01.09</w:t>
+              <w:t xml:space="preserve">SK AI SUMMIT · K-ICT WEEK in Busan</w:t>
+            </w:r>
+          </w:p>
+          <w:p>
+            <w:pPr>
+              <w:spacing w:after="80" w:before="0" w:line="300"/>
+            </w:pPr>
+            <w:r>
+              <w:rPr>
+                <w:color w:val="203047"/>
+                <w:sz w:val="20"/>
+                <w:szCs w:val="20"/>
+              </w:rPr>
+              <w:t xml:space="preserve">부산대학교 대표 전시팀으로 Pilltip 부스를 운영하고 서비스 시연과 기술 질의응답을 진행했습니다.</w:t>
             </w:r>
           </w:p>
         </w:tc>
@@ -2404,7 +2389,7 @@
                 <w:sz w:val="20"/>
                 <w:szCs w:val="20"/>
               </w:rPr>
-              <w:t xml:space="preserve">2025.11 / 2025.07</w:t>
+              <w:t xml:space="preserve">2022.02 — 2025.07</w:t>
             </w:r>
           </w:p>
         </w:tc>
@@ -2425,7 +2410,7 @@
             <w:r>
               <w:drawing>
                 <wp:inline distT="0" distB="0" distL="0" distR="0">
-                  <wp:extent cx="609600" cy="457200"/>
+                  <wp:extent cx="609600" cy="409575"/>
                   <wp:effectExtent t="0" r="0" b="0" l="0"/>
                   <wp:docPr id="1" name="" descr="" title=""/>
                   <wp:cNvGraphicFramePr>
@@ -2450,7 +2435,7 @@
                         <pic:spPr bwMode="auto">
                           <a:xfrm>
                             <a:off x="0" y="0"/>
-                            <a:ext cx="609600" cy="457200"/>
+                            <a:ext cx="609600" cy="409575"/>
                           </a:xfrm>
                           <a:prstGeom prst="rect">
                             <a:avLst/>
@@ -2487,21 +2472,36 @@
                 <w:sz w:val="24"/>
                 <w:szCs w:val="24"/>
               </w:rPr>
-              <w:t xml:space="preserve">SK AI SUMMIT · K-ICT WEEK in Busan</w:t>
-            </w:r>
-          </w:p>
-          <w:p>
-            <w:pPr>
-              <w:spacing w:after="80" w:before="0" w:line="300"/>
-            </w:pPr>
-            <w:r>
-              <w:rPr>
-                <w:color w:val="203047"/>
-                <w:sz w:val="20"/>
-                <w:szCs w:val="20"/>
-              </w:rPr>
-              <w:t xml:space="preserve">부산대학교 대표 전시팀으로 Pilltip 부스를 운영하고 서비스 시연과 기술 질의응답을 진행했습니다.</w:t>
-            </w:r>
+              <w:t xml:space="preserve">백준 945일 연속 문제 해결</w:t>
+            </w:r>
+          </w:p>
+          <w:p>
+            <w:pPr>
+              <w:spacing w:after="80" w:before="0" w:line="300"/>
+            </w:pPr>
+            <w:r>
+              <w:rPr>
+                <w:color w:val="203047"/>
+                <w:sz w:val="20"/>
+                <w:szCs w:val="20"/>
+              </w:rPr>
+              <w:t xml:space="preserve">하루 한 문제를 목표로 solved.ac 기준 최장 945일 연속 문제를 해결했습니다. 누적 1,659문제, solved.ac Platinum IV. 풀이는 GitHub 저장소에 기록했습니다.</w:t>
+            </w:r>
+          </w:p>
+          <w:p>
+            <w:pPr>
+              <w:spacing w:after="80" w:before="0" w:line="300"/>
+            </w:pPr>
+            <w:hyperlink w:history="1" r:id="rIdkxo_ansbwdwj71n640ixv">
+              <w:r>
+                <w:rPr>
+                  <w:color w:val="315CBB"/>
+                  <w:sz w:val="20"/>
+                  <w:szCs w:val="20"/>
+                </w:rPr>
+                <w:t xml:space="preserve">BaekJoon 풀이 저장소 ↗</w:t>
+              </w:r>
+            </w:hyperlink>
           </w:p>
         </w:tc>
       </w:tr>

--- a/site/resume.docx
+++ b/site/resume.docx
@@ -102,7 +102,7 @@
             <w:pPr>
               <w:spacing w:after="80" w:before="80" w:line="300"/>
             </w:pPr>
-            <w:hyperlink w:history="1" r:id="rIdutk2ds1wwipou43kvecl7">
+            <w:hyperlink w:history="1" r:id="rId98ptfovqbfzj-bqp-rx7v">
               <w:r>
                 <w:rPr>
                   <w:color w:val="315CBB"/>
@@ -120,7 +120,7 @@
               </w:rPr>
               <w:t xml:space="preserve">   </w:t>
             </w:r>
-            <w:hyperlink w:history="1" r:id="rId-efe9fx8h5xyikwggux4m">
+            <w:hyperlink w:history="1" r:id="rIdfgsqzarbr-mue55armt5b">
               <w:r>
                 <w:rPr>
                   <w:color w:val="315CBB"/>
@@ -138,7 +138,7 @@
               </w:rPr>
               <w:t xml:space="preserve">   </w:t>
             </w:r>
-            <w:hyperlink w:history="1" r:id="rIdrxriurut5_jyxot6rxdfd">
+            <w:hyperlink w:history="1" r:id="rId4gffeewsrnycxx4c_w7e1">
               <w:r>
                 <w:rPr>
                   <w:color w:val="315CBB"/>
@@ -156,7 +156,7 @@
               </w:rPr>
               <w:t xml:space="preserve">   </w:t>
             </w:r>
-            <w:hyperlink w:history="1" r:id="rIdt65fbxsm0bdfr01d1obvu">
+            <w:hyperlink w:history="1" r:id="rId7juvb6ij8owgtfawmklfv">
               <w:r>
                 <w:rPr>
                   <w:color w:val="315CBB"/>
@@ -404,7 +404,7 @@
       <w:pPr>
         <w:spacing w:after="80" w:before="80" w:line="300"/>
       </w:pPr>
-      <w:hyperlink w:history="1" r:id="rId-qh8lr7e8km9ufsaf8nlj">
+      <w:hyperlink w:history="1" r:id="rId-bsfnh1jjhi3ofh2tfggo">
         <w:r>
           <w:rPr>
             <w:color w:val="315CBB"/>
@@ -422,7 +422,7 @@
         </w:rPr>
         <w:t xml:space="preserve">   </w:t>
       </w:r>
-      <w:hyperlink w:history="1" r:id="rIdwjftwlnzeh94mrxm9w8qr">
+      <w:hyperlink w:history="1" r:id="rId-_rfzeifyqm-_dlg6e_oj">
         <w:r>
           <w:rPr>
             <w:color w:val="315CBB"/>
@@ -1020,7 +1020,7 @@
       <w:pPr>
         <w:spacing w:after="80" w:before="80" w:line="300"/>
       </w:pPr>
-      <w:hyperlink w:history="1" r:id="rIdpot3iadz5087m-yzsyfci">
+      <w:hyperlink w:history="1" r:id="rIdjx0hefngx8jj4ssx3qtli">
         <w:r>
           <w:rPr>
             <w:color w:val="315CBB"/>
@@ -1038,7 +1038,7 @@
         </w:rPr>
         <w:t xml:space="preserve">   </w:t>
       </w:r>
-      <w:hyperlink w:history="1" r:id="rIdyzclghdytb3nb96apd2tl">
+      <w:hyperlink w:history="1" r:id="rIdne9mizqvr1dtzozf7nqxn">
         <w:r>
           <w:rPr>
             <w:color w:val="315CBB"/>
@@ -1056,7 +1056,7 @@
         </w:rPr>
         <w:t xml:space="preserve">   </w:t>
       </w:r>
-      <w:hyperlink w:history="1" r:id="rId_utb7k4omer8us2wb5iju">
+      <w:hyperlink w:history="1" r:id="rIdtreu0unkaoecandad36at">
         <w:r>
           <w:rPr>
             <w:color w:val="315CBB"/>
@@ -1074,7 +1074,7 @@
         </w:rPr>
         <w:t xml:space="preserve">   </w:t>
       </w:r>
-      <w:hyperlink w:history="1" r:id="rId7qzn9ye1tufy4bshlvtpi">
+      <w:hyperlink w:history="1" r:id="rIdnfukg1g0vu6bivitsddjx">
         <w:r>
           <w:rPr>
             <w:color w:val="315CBB"/>
@@ -1221,7 +1221,7 @@
       <w:pPr>
         <w:spacing w:after="80" w:before="0" w:line="300"/>
       </w:pPr>
-      <w:hyperlink w:history="1" r:id="rIds3wfth7u7jtb7iiee6eav">
+      <w:hyperlink w:history="1" r:id="rIdnn-beryqkod4ryc4om4j4">
         <w:r>
           <w:rPr>
             <w:color w:val="315CBB"/>
@@ -1544,7 +1544,7 @@
       <w:pPr>
         <w:spacing w:after="80" w:before="80" w:line="300"/>
       </w:pPr>
-      <w:hyperlink w:history="1" r:id="rIdwai8i7hs0hidkjtve_lfb">
+      <w:hyperlink w:history="1" r:id="rId7rnevvwsk5eh3yg7ebs9t">
         <w:r>
           <w:rPr>
             <w:color w:val="315CBB"/>
@@ -1562,7 +1562,7 @@
         </w:rPr>
         <w:t xml:space="preserve">   </w:t>
       </w:r>
-      <w:hyperlink w:history="1" r:id="rId6mgy0edys8rh8x8mgtgqn">
+      <w:hyperlink w:history="1" r:id="rIdpswuollspydu9qkfkskkn">
         <w:r>
           <w:rPr>
             <w:color w:val="315CBB"/>
@@ -1685,7 +1685,7 @@
             <w:r>
               <w:br/>
             </w:r>
-            <w:hyperlink w:history="1" r:id="rId4oxltiobhr5obyxq7zfc-">
+            <w:hyperlink w:history="1" r:id="rIdw_kuii6p4mdpcgrxjxk2j">
               <w:r>
                 <w:rPr>
                   <w:color w:val="315CBB"/>
@@ -1698,7 +1698,7 @@
             <w:r>
               <w:br/>
             </w:r>
-            <w:hyperlink w:history="1" r:id="rIddr7u4qq8k2fycuujhe-s8">
+            <w:hyperlink w:history="1" r:id="rIdjqgun8zwpbjefmdqhbpdl">
               <w:r>
                 <w:rPr>
                   <w:color w:val="315CBB"/>
@@ -1779,7 +1779,7 @@
                 <w:sz w:val="20"/>
                 <w:szCs w:val="20"/>
               </w:rPr>
-              <w:t xml:space="preserve">LangChain · LangGraph · RAG · LLM Evaluation · Jev</w:t>
+              <w:t xml:space="preserve">LangChain · LangGraph · RAG · LLM Evaluation</w:t>
             </w:r>
             <w:r>
               <w:br/>
@@ -1790,7 +1790,7 @@
                 <w:sz w:val="20"/>
                 <w:szCs w:val="20"/>
               </w:rPr>
-              <w:t xml:space="preserve">Elasticsearch · Weaviate · BGE-M3 · BM25</w:t>
+              <w:t xml:space="preserve">Elasticsearch · Weaviate</w:t>
             </w:r>
           </w:p>
         </w:tc>
@@ -1988,7 +1988,7 @@
             <w:pPr>
               <w:spacing w:after="80" w:before="80" w:line="300"/>
             </w:pPr>
-            <w:hyperlink w:history="1" r:id="rIdkf1udbfqmovcxihokapxz">
+            <w:hyperlink w:history="1" r:id="rIdasi5dev7zk31hq0rbjed4">
               <w:r>
                 <w:rPr>
                   <w:color w:val="315CBB"/>
@@ -2006,7 +2006,7 @@
               </w:rPr>
               <w:t xml:space="preserve">   </w:t>
             </w:r>
-            <w:hyperlink w:history="1" r:id="rIdr8jqnsrokj1g1u1cllluw">
+            <w:hyperlink w:history="1" r:id="rIdryevkzwvddpmkvd6xvivo">
               <w:r>
                 <w:rPr>
                   <w:color w:val="315CBB"/>
@@ -2024,7 +2024,7 @@
               </w:rPr>
               <w:t xml:space="preserve">   </w:t>
             </w:r>
-            <w:hyperlink w:history="1" r:id="rIdz_c3k08fmy-7lu426hlg3">
+            <w:hyperlink w:history="1" r:id="rId-bpkvskdod9ynzyeov8v_">
               <w:r>
                 <w:rPr>
                   <w:color w:val="315CBB"/>
@@ -2492,7 +2492,7 @@
             <w:pPr>
               <w:spacing w:after="80" w:before="0" w:line="300"/>
             </w:pPr>
-            <w:hyperlink w:history="1" r:id="rIdkxo_ansbwdwj71n640ixv">
+            <w:hyperlink w:history="1" r:id="rIdda_yyenxbhtlzb_rd2s9u">
               <w:r>
                 <w:rPr>
                   <w:color w:val="315CBB"/>

--- a/site/resume.docx
+++ b/site/resume.docx
@@ -102,7 +102,7 @@
             <w:pPr>
               <w:spacing w:after="80" w:before="80" w:line="300"/>
             </w:pPr>
-            <w:hyperlink w:history="1" r:id="rId98ptfovqbfzj-bqp-rx7v">
+            <w:hyperlink w:history="1" r:id="rIdzghq4deqe7zllislzyqoa">
               <w:r>
                 <w:rPr>
                   <w:color w:val="315CBB"/>
@@ -120,7 +120,7 @@
               </w:rPr>
               <w:t xml:space="preserve">   </w:t>
             </w:r>
-            <w:hyperlink w:history="1" r:id="rIdfgsqzarbr-mue55armt5b">
+            <w:hyperlink w:history="1" r:id="rId_1yozhilu45n56-vilexa">
               <w:r>
                 <w:rPr>
                   <w:color w:val="315CBB"/>
@@ -138,7 +138,7 @@
               </w:rPr>
               <w:t xml:space="preserve">   </w:t>
             </w:r>
-            <w:hyperlink w:history="1" r:id="rId4gffeewsrnycxx4c_w7e1">
+            <w:hyperlink w:history="1" r:id="rId0jsc8domkqq62aavuh9ux">
               <w:r>
                 <w:rPr>
                   <w:color w:val="315CBB"/>
@@ -156,7 +156,7 @@
               </w:rPr>
               <w:t xml:space="preserve">   </w:t>
             </w:r>
-            <w:hyperlink w:history="1" r:id="rId7juvb6ij8owgtfawmklfv">
+            <w:hyperlink w:history="1" r:id="rIdhvrai0zv27cc8jhnzqq4e">
               <w:r>
                 <w:rPr>
                   <w:color w:val="315CBB"/>
@@ -404,7 +404,7 @@
       <w:pPr>
         <w:spacing w:after="80" w:before="80" w:line="300"/>
       </w:pPr>
-      <w:hyperlink w:history="1" r:id="rId-bsfnh1jjhi3ofh2tfggo">
+      <w:hyperlink w:history="1" r:id="rIdjmozqzyjg9hvmwyopic7t">
         <w:r>
           <w:rPr>
             <w:color w:val="315CBB"/>
@@ -422,7 +422,7 @@
         </w:rPr>
         <w:t xml:space="preserve">   </w:t>
       </w:r>
-      <w:hyperlink w:history="1" r:id="rId-_rfzeifyqm-_dlg6e_oj">
+      <w:hyperlink w:history="1" r:id="rIdlzts8_kree5bb4ptei_gy">
         <w:r>
           <w:rPr>
             <w:color w:val="315CBB"/>
@@ -1020,7 +1020,7 @@
       <w:pPr>
         <w:spacing w:after="80" w:before="80" w:line="300"/>
       </w:pPr>
-      <w:hyperlink w:history="1" r:id="rIdjx0hefngx8jj4ssx3qtli">
+      <w:hyperlink w:history="1" r:id="rIdkmflzdp-pemb9dt8eee-x">
         <w:r>
           <w:rPr>
             <w:color w:val="315CBB"/>
@@ -1038,7 +1038,7 @@
         </w:rPr>
         <w:t xml:space="preserve">   </w:t>
       </w:r>
-      <w:hyperlink w:history="1" r:id="rIdne9mizqvr1dtzozf7nqxn">
+      <w:hyperlink w:history="1" r:id="rIdf6faz0evkz2jngmqwqqsw">
         <w:r>
           <w:rPr>
             <w:color w:val="315CBB"/>
@@ -1056,7 +1056,7 @@
         </w:rPr>
         <w:t xml:space="preserve">   </w:t>
       </w:r>
-      <w:hyperlink w:history="1" r:id="rIdtreu0unkaoecandad36at">
+      <w:hyperlink w:history="1" r:id="rIdtt-m7huuzaxs32tshs2w1">
         <w:r>
           <w:rPr>
             <w:color w:val="315CBB"/>
@@ -1074,7 +1074,7 @@
         </w:rPr>
         <w:t xml:space="preserve">   </w:t>
       </w:r>
-      <w:hyperlink w:history="1" r:id="rIdnfukg1g0vu6bivitsddjx">
+      <w:hyperlink w:history="1" r:id="rIdpqzkge3qeuykns239roca">
         <w:r>
           <w:rPr>
             <w:color w:val="315CBB"/>
@@ -1221,7 +1221,7 @@
       <w:pPr>
         <w:spacing w:after="80" w:before="0" w:line="300"/>
       </w:pPr>
-      <w:hyperlink w:history="1" r:id="rIdnn-beryqkod4ryc4om4j4">
+      <w:hyperlink w:history="1" r:id="rIdn-cmnosfdgqu5fnkb0-7n">
         <w:r>
           <w:rPr>
             <w:color w:val="315CBB"/>
@@ -1544,7 +1544,7 @@
       <w:pPr>
         <w:spacing w:after="80" w:before="80" w:line="300"/>
       </w:pPr>
-      <w:hyperlink w:history="1" r:id="rId7rnevvwsk5eh3yg7ebs9t">
+      <w:hyperlink w:history="1" r:id="rIdr31avelqkl9umfbb7jor0">
         <w:r>
           <w:rPr>
             <w:color w:val="315CBB"/>
@@ -1562,7 +1562,7 @@
         </w:rPr>
         <w:t xml:space="preserve">   </w:t>
       </w:r>
-      <w:hyperlink w:history="1" r:id="rIdpswuollspydu9qkfkskkn">
+      <w:hyperlink w:history="1" r:id="rIdwzolfnzqwjjux9rb6m0wm">
         <w:r>
           <w:rPr>
             <w:color w:val="315CBB"/>
@@ -1685,7 +1685,7 @@
             <w:r>
               <w:br/>
             </w:r>
-            <w:hyperlink w:history="1" r:id="rIdw_kuii6p4mdpcgrxjxk2j">
+            <w:hyperlink w:history="1" r:id="rId8vgetsktxdnswf_pqhqbh">
               <w:r>
                 <w:rPr>
                   <w:color w:val="315CBB"/>
@@ -1698,7 +1698,7 @@
             <w:r>
               <w:br/>
             </w:r>
-            <w:hyperlink w:history="1" r:id="rIdjqgun8zwpbjefmdqhbpdl">
+            <w:hyperlink w:history="1" r:id="rIdqc56yjjcipsk3rnmjmezp">
               <w:r>
                 <w:rPr>
                   <w:color w:val="315CBB"/>
@@ -1988,7 +1988,7 @@
             <w:pPr>
               <w:spacing w:after="80" w:before="80" w:line="300"/>
             </w:pPr>
-            <w:hyperlink w:history="1" r:id="rIdasi5dev7zk31hq0rbjed4">
+            <w:hyperlink w:history="1" r:id="rIds8wmmwz4gqw8fjm-jxpqq">
               <w:r>
                 <w:rPr>
                   <w:color w:val="315CBB"/>
@@ -2006,7 +2006,7 @@
               </w:rPr>
               <w:t xml:space="preserve">   </w:t>
             </w:r>
-            <w:hyperlink w:history="1" r:id="rIdryevkzwvddpmkvd6xvivo">
+            <w:hyperlink w:history="1" r:id="rIdxnacmkbdjpyip_onnfgz4">
               <w:r>
                 <w:rPr>
                   <w:color w:val="315CBB"/>
@@ -2024,7 +2024,7 @@
               </w:rPr>
               <w:t xml:space="preserve">   </w:t>
             </w:r>
-            <w:hyperlink w:history="1" r:id="rId-bpkvskdod9ynzyeov8v_">
+            <w:hyperlink w:history="1" r:id="rIdgj52i8p1jrefjpmfw5mxg">
               <w:r>
                 <w:rPr>
                   <w:color w:val="315CBB"/>
@@ -2492,7 +2492,7 @@
             <w:pPr>
               <w:spacing w:after="80" w:before="0" w:line="300"/>
             </w:pPr>
-            <w:hyperlink w:history="1" r:id="rIdda_yyenxbhtlzb_rd2s9u">
+            <w:hyperlink w:history="1" r:id="rIdfckw-yjc8zng7cln_pahb">
               <w:r>
                 <w:rPr>
                   <w:color w:val="315CBB"/>

--- a/site/resume.docx
+++ b/site/resume.docx
@@ -102,7 +102,7 @@
             <w:pPr>
               <w:spacing w:after="80" w:before="80" w:line="300"/>
             </w:pPr>
-            <w:hyperlink w:history="1" r:id="rIdzghq4deqe7zllislzyqoa">
+            <w:hyperlink w:history="1" r:id="rIdesouprjj-oxya9s_t_aci">
               <w:r>
                 <w:rPr>
                   <w:color w:val="315CBB"/>
@@ -120,7 +120,7 @@
               </w:rPr>
               <w:t xml:space="preserve">   </w:t>
             </w:r>
-            <w:hyperlink w:history="1" r:id="rId_1yozhilu45n56-vilexa">
+            <w:hyperlink w:history="1" r:id="rIdc8tqzbyamicivlnn1xzyd">
               <w:r>
                 <w:rPr>
                   <w:color w:val="315CBB"/>
@@ -138,7 +138,7 @@
               </w:rPr>
               <w:t xml:space="preserve">   </w:t>
             </w:r>
-            <w:hyperlink w:history="1" r:id="rId0jsc8domkqq62aavuh9ux">
+            <w:hyperlink w:history="1" r:id="rIddtwdukifxgjuqckez9twc">
               <w:r>
                 <w:rPr>
                   <w:color w:val="315CBB"/>
@@ -156,7 +156,7 @@
               </w:rPr>
               <w:t xml:space="preserve">   </w:t>
             </w:r>
-            <w:hyperlink w:history="1" r:id="rIdhvrai0zv27cc8jhnzqq4e">
+            <w:hyperlink w:history="1" r:id="rIdyzbwbtemzmyqsbe81zrpf">
               <w:r>
                 <w:rPr>
                   <w:color w:val="315CBB"/>
@@ -404,7 +404,7 @@
       <w:pPr>
         <w:spacing w:after="80" w:before="80" w:line="300"/>
       </w:pPr>
-      <w:hyperlink w:history="1" r:id="rIdjmozqzyjg9hvmwyopic7t">
+      <w:hyperlink w:history="1" r:id="rIdadtf_cghimno48czyakxg">
         <w:r>
           <w:rPr>
             <w:color w:val="315CBB"/>
@@ -422,7 +422,7 @@
         </w:rPr>
         <w:t xml:space="preserve">   </w:t>
       </w:r>
-      <w:hyperlink w:history="1" r:id="rIdlzts8_kree5bb4ptei_gy">
+      <w:hyperlink w:history="1" r:id="rId5xndjos8jyd1tvqflhoeq">
         <w:r>
           <w:rPr>
             <w:color w:val="315CBB"/>
@@ -1020,7 +1020,7 @@
       <w:pPr>
         <w:spacing w:after="80" w:before="80" w:line="300"/>
       </w:pPr>
-      <w:hyperlink w:history="1" r:id="rIdkmflzdp-pemb9dt8eee-x">
+      <w:hyperlink w:history="1" r:id="rIdtmgpze0g4-n-4vzb2zcg4">
         <w:r>
           <w:rPr>
             <w:color w:val="315CBB"/>
@@ -1038,7 +1038,7 @@
         </w:rPr>
         <w:t xml:space="preserve">   </w:t>
       </w:r>
-      <w:hyperlink w:history="1" r:id="rIdf6faz0evkz2jngmqwqqsw">
+      <w:hyperlink w:history="1" r:id="rIdlubwktqvew3bkveazgehk">
         <w:r>
           <w:rPr>
             <w:color w:val="315CBB"/>
@@ -1056,7 +1056,7 @@
         </w:rPr>
         <w:t xml:space="preserve">   </w:t>
       </w:r>
-      <w:hyperlink w:history="1" r:id="rIdtt-m7huuzaxs32tshs2w1">
+      <w:hyperlink w:history="1" r:id="rIdp_6vrkct-9p7hoctlenxb">
         <w:r>
           <w:rPr>
             <w:color w:val="315CBB"/>
@@ -1074,7 +1074,7 @@
         </w:rPr>
         <w:t xml:space="preserve">   </w:t>
       </w:r>
-      <w:hyperlink w:history="1" r:id="rIdpqzkge3qeuykns239roca">
+      <w:hyperlink w:history="1" r:id="rIdlnjgxcvhh5k7f4aoe8pvd">
         <w:r>
           <w:rPr>
             <w:color w:val="315CBB"/>
@@ -1221,7 +1221,7 @@
       <w:pPr>
         <w:spacing w:after="80" w:before="0" w:line="300"/>
       </w:pPr>
-      <w:hyperlink w:history="1" r:id="rIdn-cmnosfdgqu5fnkb0-7n">
+      <w:hyperlink w:history="1" r:id="rIddpdvhscmzftduwli7yjfn">
         <w:r>
           <w:rPr>
             <w:color w:val="315CBB"/>
@@ -1544,7 +1544,7 @@
       <w:pPr>
         <w:spacing w:after="80" w:before="80" w:line="300"/>
       </w:pPr>
-      <w:hyperlink w:history="1" r:id="rIdr31avelqkl9umfbb7jor0">
+      <w:hyperlink w:history="1" r:id="rIdgue0cjfq4muwog2eqqh5_">
         <w:r>
           <w:rPr>
             <w:color w:val="315CBB"/>
@@ -1562,7 +1562,7 @@
         </w:rPr>
         <w:t xml:space="preserve">   </w:t>
       </w:r>
-      <w:hyperlink w:history="1" r:id="rIdwzolfnzqwjjux9rb6m0wm">
+      <w:hyperlink w:history="1" r:id="rId0o-ixxikrbcudtw2yuhu5">
         <w:r>
           <w:rPr>
             <w:color w:val="315CBB"/>
@@ -1685,7 +1685,7 @@
             <w:r>
               <w:br/>
             </w:r>
-            <w:hyperlink w:history="1" r:id="rId8vgetsktxdnswf_pqhqbh">
+            <w:hyperlink w:history="1" r:id="rId9mdg4f1ifmqpr-yfzgsii">
               <w:r>
                 <w:rPr>
                   <w:color w:val="315CBB"/>
@@ -1698,7 +1698,7 @@
             <w:r>
               <w:br/>
             </w:r>
-            <w:hyperlink w:history="1" r:id="rIdqc56yjjcipsk3rnmjmezp">
+            <w:hyperlink w:history="1" r:id="rIdxedybprejxa2-1md67jd0">
               <w:r>
                 <w:rPr>
                   <w:color w:val="315CBB"/>
@@ -1988,7 +1988,7 @@
             <w:pPr>
               <w:spacing w:after="80" w:before="80" w:line="300"/>
             </w:pPr>
-            <w:hyperlink w:history="1" r:id="rIds8wmmwz4gqw8fjm-jxpqq">
+            <w:hyperlink w:history="1" r:id="rIdupwarrgzjmumhndd2svjq">
               <w:r>
                 <w:rPr>
                   <w:color w:val="315CBB"/>
@@ -2006,7 +2006,7 @@
               </w:rPr>
               <w:t xml:space="preserve">   </w:t>
             </w:r>
-            <w:hyperlink w:history="1" r:id="rIdxnacmkbdjpyip_onnfgz4">
+            <w:hyperlink w:history="1" r:id="rIdlzsgnxxpg7ngp3fkfy7pk">
               <w:r>
                 <w:rPr>
                   <w:color w:val="315CBB"/>
@@ -2024,7 +2024,7 @@
               </w:rPr>
               <w:t xml:space="preserve">   </w:t>
             </w:r>
-            <w:hyperlink w:history="1" r:id="rIdgj52i8p1jrefjpmfw5mxg">
+            <w:hyperlink w:history="1" r:id="rIdob5lg7s4jjlpywvs8mcq7">
               <w:r>
                 <w:rPr>
                   <w:color w:val="315CBB"/>
@@ -2492,7 +2492,7 @@
             <w:pPr>
               <w:spacing w:after="80" w:before="0" w:line="300"/>
             </w:pPr>
-            <w:hyperlink w:history="1" r:id="rIdfckw-yjc8zng7cln_pahb">
+            <w:hyperlink w:history="1" r:id="rIdrcmfamgzf01s5avlpnsd3">
               <w:r>
                 <w:rPr>
                   <w:color w:val="315CBB"/>

--- a/site/resume.docx
+++ b/site/resume.docx
@@ -102,7 +102,7 @@
             <w:pPr>
               <w:spacing w:after="80" w:before="80" w:line="300"/>
             </w:pPr>
-            <w:hyperlink w:history="1" r:id="rIdesouprjj-oxya9s_t_aci">
+            <w:hyperlink w:history="1" r:id="rIdj3pp3yea8kj5snpxuydus">
               <w:r>
                 <w:rPr>
                   <w:color w:val="315CBB"/>
@@ -120,7 +120,7 @@
               </w:rPr>
               <w:t xml:space="preserve">   </w:t>
             </w:r>
-            <w:hyperlink w:history="1" r:id="rIdc8tqzbyamicivlnn1xzyd">
+            <w:hyperlink w:history="1" r:id="rId2g_4dot0jboo4sxto7it2">
               <w:r>
                 <w:rPr>
                   <w:color w:val="315CBB"/>
@@ -138,7 +138,7 @@
               </w:rPr>
               <w:t xml:space="preserve">   </w:t>
             </w:r>
-            <w:hyperlink w:history="1" r:id="rIddtwdukifxgjuqckez9twc">
+            <w:hyperlink w:history="1" r:id="rIdksounc8h9mvgjbrmkk812">
               <w:r>
                 <w:rPr>
                   <w:color w:val="315CBB"/>
@@ -156,7 +156,7 @@
               </w:rPr>
               <w:t xml:space="preserve">   </w:t>
             </w:r>
-            <w:hyperlink w:history="1" r:id="rIdyzbwbtemzmyqsbe81zrpf">
+            <w:hyperlink w:history="1" r:id="rIdtsprzhpbo-2rzbp1dm_cu">
               <w:r>
                 <w:rPr>
                   <w:color w:val="315CBB"/>
@@ -404,7 +404,7 @@
       <w:pPr>
         <w:spacing w:after="80" w:before="80" w:line="300"/>
       </w:pPr>
-      <w:hyperlink w:history="1" r:id="rIdadtf_cghimno48czyakxg">
+      <w:hyperlink w:history="1" r:id="rIdugzxk6lzhc1xhvjavx0px">
         <w:r>
           <w:rPr>
             <w:color w:val="315CBB"/>
@@ -422,7 +422,7 @@
         </w:rPr>
         <w:t xml:space="preserve">   </w:t>
       </w:r>
-      <w:hyperlink w:history="1" r:id="rId5xndjos8jyd1tvqflhoeq">
+      <w:hyperlink w:history="1" r:id="rIdlw7eckrsd0rahomgwoywv">
         <w:r>
           <w:rPr>
             <w:color w:val="315CBB"/>
@@ -1020,7 +1020,7 @@
       <w:pPr>
         <w:spacing w:after="80" w:before="80" w:line="300"/>
       </w:pPr>
-      <w:hyperlink w:history="1" r:id="rIdtmgpze0g4-n-4vzb2zcg4">
+      <w:hyperlink w:history="1" r:id="rId-p5csyg-l3ga80wec6smn">
         <w:r>
           <w:rPr>
             <w:color w:val="315CBB"/>
@@ -1038,7 +1038,7 @@
         </w:rPr>
         <w:t xml:space="preserve">   </w:t>
       </w:r>
-      <w:hyperlink w:history="1" r:id="rIdlubwktqvew3bkveazgehk">
+      <w:hyperlink w:history="1" r:id="rIdpbfaq3aghcglo28aqy4xk">
         <w:r>
           <w:rPr>
             <w:color w:val="315CBB"/>
@@ -1056,7 +1056,7 @@
         </w:rPr>
         <w:t xml:space="preserve">   </w:t>
       </w:r>
-      <w:hyperlink w:history="1" r:id="rIdp_6vrkct-9p7hoctlenxb">
+      <w:hyperlink w:history="1" r:id="rId2nx4rqztrs3scasvr4kht">
         <w:r>
           <w:rPr>
             <w:color w:val="315CBB"/>
@@ -1074,7 +1074,7 @@
         </w:rPr>
         <w:t xml:space="preserve">   </w:t>
       </w:r>
-      <w:hyperlink w:history="1" r:id="rIdlnjgxcvhh5k7f4aoe8pvd">
+      <w:hyperlink w:history="1" r:id="rIdgexmo40z21wviz4frgb5o">
         <w:r>
           <w:rPr>
             <w:color w:val="315CBB"/>
@@ -1221,7 +1221,7 @@
       <w:pPr>
         <w:spacing w:after="80" w:before="0" w:line="300"/>
       </w:pPr>
-      <w:hyperlink w:history="1" r:id="rIddpdvhscmzftduwli7yjfn">
+      <w:hyperlink w:history="1" r:id="rIdebexowrfvwk6mzvxhqtbp">
         <w:r>
           <w:rPr>
             <w:color w:val="315CBB"/>
@@ -1544,7 +1544,7 @@
       <w:pPr>
         <w:spacing w:after="80" w:before="80" w:line="300"/>
       </w:pPr>
-      <w:hyperlink w:history="1" r:id="rIdgue0cjfq4muwog2eqqh5_">
+      <w:hyperlink w:history="1" r:id="rId3ml4xnqufq9tqklw6uxxg">
         <w:r>
           <w:rPr>
             <w:color w:val="315CBB"/>
@@ -1562,7 +1562,7 @@
         </w:rPr>
         <w:t xml:space="preserve">   </w:t>
       </w:r>
-      <w:hyperlink w:history="1" r:id="rId0o-ixxikrbcudtw2yuhu5">
+      <w:hyperlink w:history="1" r:id="rIdg7mfkriofpfqjdtpvpam5">
         <w:r>
           <w:rPr>
             <w:color w:val="315CBB"/>
@@ -1685,7 +1685,7 @@
             <w:r>
               <w:br/>
             </w:r>
-            <w:hyperlink w:history="1" r:id="rId9mdg4f1ifmqpr-yfzgsii">
+            <w:hyperlink w:history="1" r:id="rIdalniadr2orikpspzytgmk">
               <w:r>
                 <w:rPr>
                   <w:color w:val="315CBB"/>
@@ -1698,7 +1698,7 @@
             <w:r>
               <w:br/>
             </w:r>
-            <w:hyperlink w:history="1" r:id="rIdxedybprejxa2-1md67jd0">
+            <w:hyperlink w:history="1" r:id="rIdxcdbknzn13e3kqvggqu2n">
               <w:r>
                 <w:rPr>
                   <w:color w:val="315CBB"/>
@@ -1988,7 +1988,7 @@
             <w:pPr>
               <w:spacing w:after="80" w:before="80" w:line="300"/>
             </w:pPr>
-            <w:hyperlink w:history="1" r:id="rIdupwarrgzjmumhndd2svjq">
+            <w:hyperlink w:history="1" r:id="rId0wes80xju9pucgeuag23c">
               <w:r>
                 <w:rPr>
                   <w:color w:val="315CBB"/>
@@ -2006,7 +2006,7 @@
               </w:rPr>
               <w:t xml:space="preserve">   </w:t>
             </w:r>
-            <w:hyperlink w:history="1" r:id="rIdlzsgnxxpg7ngp3fkfy7pk">
+            <w:hyperlink w:history="1" r:id="rId8vto6qfwrzu1vbftzfiaw">
               <w:r>
                 <w:rPr>
                   <w:color w:val="315CBB"/>
@@ -2024,7 +2024,7 @@
               </w:rPr>
               <w:t xml:space="preserve">   </w:t>
             </w:r>
-            <w:hyperlink w:history="1" r:id="rIdob5lg7s4jjlpywvs8mcq7">
+            <w:hyperlink w:history="1" r:id="rIdalurkzzs1v8vi1a3ir5hq">
               <w:r>
                 <w:rPr>
                   <w:color w:val="315CBB"/>
@@ -2492,7 +2492,7 @@
             <w:pPr>
               <w:spacing w:after="80" w:before="0" w:line="300"/>
             </w:pPr>
-            <w:hyperlink w:history="1" r:id="rIdrcmfamgzf01s5avlpnsd3">
+            <w:hyperlink w:history="1" r:id="rIdhi4hb28_zdp0nyfiurfzx">
               <w:r>
                 <w:rPr>
                   <w:color w:val="315CBB"/>

--- a/site/resume.docx
+++ b/site/resume.docx
@@ -102,7 +102,7 @@
             <w:pPr>
               <w:spacing w:after="80" w:before="80" w:line="300"/>
             </w:pPr>
-            <w:hyperlink w:history="1" r:id="rIdj3pp3yea8kj5snpxuydus">
+            <w:hyperlink w:history="1" r:id="rIdl-zr1o48v3obzxo_j8vzk">
               <w:r>
                 <w:rPr>
                   <w:color w:val="315CBB"/>
@@ -120,7 +120,7 @@
               </w:rPr>
               <w:t xml:space="preserve">   </w:t>
             </w:r>
-            <w:hyperlink w:history="1" r:id="rId2g_4dot0jboo4sxto7it2">
+            <w:hyperlink w:history="1" r:id="rId7jg79_lytt0t0dhbeczg7">
               <w:r>
                 <w:rPr>
                   <w:color w:val="315CBB"/>
@@ -138,7 +138,7 @@
               </w:rPr>
               <w:t xml:space="preserve">   </w:t>
             </w:r>
-            <w:hyperlink w:history="1" r:id="rIdksounc8h9mvgjbrmkk812">
+            <w:hyperlink w:history="1" r:id="rId9rjswswkyhqkm7ccsll0p">
               <w:r>
                 <w:rPr>
                   <w:color w:val="315CBB"/>
@@ -156,7 +156,7 @@
               </w:rPr>
               <w:t xml:space="preserve">   </w:t>
             </w:r>
-            <w:hyperlink w:history="1" r:id="rIdtsprzhpbo-2rzbp1dm_cu">
+            <w:hyperlink w:history="1" r:id="rIdv6qzfamy-woyhajahwdna">
               <w:r>
                 <w:rPr>
                   <w:color w:val="315CBB"/>
@@ -404,7 +404,7 @@
       <w:pPr>
         <w:spacing w:after="80" w:before="80" w:line="300"/>
       </w:pPr>
-      <w:hyperlink w:history="1" r:id="rIdugzxk6lzhc1xhvjavx0px">
+      <w:hyperlink w:history="1" r:id="rIdyh66csl-5dedhuaknjv1m">
         <w:r>
           <w:rPr>
             <w:color w:val="315CBB"/>
@@ -422,7 +422,7 @@
         </w:rPr>
         <w:t xml:space="preserve">   </w:t>
       </w:r>
-      <w:hyperlink w:history="1" r:id="rIdlw7eckrsd0rahomgwoywv">
+      <w:hyperlink w:history="1" r:id="rIda9kptgqfktsufezfdo-hg">
         <w:r>
           <w:rPr>
             <w:color w:val="315CBB"/>
@@ -1020,7 +1020,7 @@
       <w:pPr>
         <w:spacing w:after="80" w:before="80" w:line="300"/>
       </w:pPr>
-      <w:hyperlink w:history="1" r:id="rId-p5csyg-l3ga80wec6smn">
+      <w:hyperlink w:history="1" r:id="rIdlhf9e4cxo924hc4l4l9gj">
         <w:r>
           <w:rPr>
             <w:color w:val="315CBB"/>
@@ -1038,7 +1038,7 @@
         </w:rPr>
         <w:t xml:space="preserve">   </w:t>
       </w:r>
-      <w:hyperlink w:history="1" r:id="rIdpbfaq3aghcglo28aqy4xk">
+      <w:hyperlink w:history="1" r:id="rIdaawa8peqyqxdtifgasp1q">
         <w:r>
           <w:rPr>
             <w:color w:val="315CBB"/>
@@ -1056,7 +1056,7 @@
         </w:rPr>
         <w:t xml:space="preserve">   </w:t>
       </w:r>
-      <w:hyperlink w:history="1" r:id="rId2nx4rqztrs3scasvr4kht">
+      <w:hyperlink w:history="1" r:id="rIdrtxnyidfpc-wpbz58gb4i">
         <w:r>
           <w:rPr>
             <w:color w:val="315CBB"/>
@@ -1074,7 +1074,7 @@
         </w:rPr>
         <w:t xml:space="preserve">   </w:t>
       </w:r>
-      <w:hyperlink w:history="1" r:id="rIdgexmo40z21wviz4frgb5o">
+      <w:hyperlink w:history="1" r:id="rId337wxkuyjjokukqecs9jw">
         <w:r>
           <w:rPr>
             <w:color w:val="315CBB"/>
@@ -1221,7 +1221,7 @@
       <w:pPr>
         <w:spacing w:after="80" w:before="0" w:line="300"/>
       </w:pPr>
-      <w:hyperlink w:history="1" r:id="rIdebexowrfvwk6mzvxhqtbp">
+      <w:hyperlink w:history="1" r:id="rIdivqsdtw66t_hq9iv3hilk">
         <w:r>
           <w:rPr>
             <w:color w:val="315CBB"/>
@@ -1544,7 +1544,7 @@
       <w:pPr>
         <w:spacing w:after="80" w:before="80" w:line="300"/>
       </w:pPr>
-      <w:hyperlink w:history="1" r:id="rId3ml4xnqufq9tqklw6uxxg">
+      <w:hyperlink w:history="1" r:id="rId_-362_7hurjxe7deaxcwt">
         <w:r>
           <w:rPr>
             <w:color w:val="315CBB"/>
@@ -1562,7 +1562,7 @@
         </w:rPr>
         <w:t xml:space="preserve">   </w:t>
       </w:r>
-      <w:hyperlink w:history="1" r:id="rIdg7mfkriofpfqjdtpvpam5">
+      <w:hyperlink w:history="1" r:id="rIdxd0i281uvmt3kvuqe45nk">
         <w:r>
           <w:rPr>
             <w:color w:val="315CBB"/>
@@ -1685,7 +1685,7 @@
             <w:r>
               <w:br/>
             </w:r>
-            <w:hyperlink w:history="1" r:id="rIdalniadr2orikpspzytgmk">
+            <w:hyperlink w:history="1" r:id="rId3fy09yexbw_xlmsk_kaam">
               <w:r>
                 <w:rPr>
                   <w:color w:val="315CBB"/>
@@ -1698,7 +1698,7 @@
             <w:r>
               <w:br/>
             </w:r>
-            <w:hyperlink w:history="1" r:id="rIdxcdbknzn13e3kqvggqu2n">
+            <w:hyperlink w:history="1" r:id="rIdr34as3lheqymeitb5qiqg">
               <w:r>
                 <w:rPr>
                   <w:color w:val="315CBB"/>
@@ -1988,7 +1988,7 @@
             <w:pPr>
               <w:spacing w:after="80" w:before="80" w:line="300"/>
             </w:pPr>
-            <w:hyperlink w:history="1" r:id="rId0wes80xju9pucgeuag23c">
+            <w:hyperlink w:history="1" r:id="rIdjxmloinn3eghmliv5bbpi">
               <w:r>
                 <w:rPr>
                   <w:color w:val="315CBB"/>
@@ -2006,7 +2006,7 @@
               </w:rPr>
               <w:t xml:space="preserve">   </w:t>
             </w:r>
-            <w:hyperlink w:history="1" r:id="rId8vto6qfwrzu1vbftzfiaw">
+            <w:hyperlink w:history="1" r:id="rIdtdj78kisosqqxdcyf2gz5">
               <w:r>
                 <w:rPr>
                   <w:color w:val="315CBB"/>
@@ -2024,7 +2024,7 @@
               </w:rPr>
               <w:t xml:space="preserve">   </w:t>
             </w:r>
-            <w:hyperlink w:history="1" r:id="rIdalurkzzs1v8vi1a3ir5hq">
+            <w:hyperlink w:history="1" r:id="rIdgcssi42klyqaeaz1rquu4">
               <w:r>
                 <w:rPr>
                   <w:color w:val="315CBB"/>
@@ -2492,7 +2492,7 @@
             <w:pPr>
               <w:spacing w:after="80" w:before="0" w:line="300"/>
             </w:pPr>
-            <w:hyperlink w:history="1" r:id="rIdhi4hb28_zdp0nyfiurfzx">
+            <w:hyperlink w:history="1" r:id="rIdekcz93prh9_-rtimwokcc">
               <w:r>
                 <w:rPr>
                   <w:color w:val="315CBB"/>

--- a/site/resume.docx
+++ b/site/resume.docx
@@ -102,7 +102,7 @@
             <w:pPr>
               <w:spacing w:after="80" w:before="80" w:line="300"/>
             </w:pPr>
-            <w:hyperlink w:history="1" r:id="rIdl-zr1o48v3obzxo_j8vzk">
+            <w:hyperlink w:history="1" r:id="rId6lye90tvqtjjr2zt_dtf_">
               <w:r>
                 <w:rPr>
                   <w:color w:val="315CBB"/>
@@ -120,7 +120,7 @@
               </w:rPr>
               <w:t xml:space="preserve">   </w:t>
             </w:r>
-            <w:hyperlink w:history="1" r:id="rId7jg79_lytt0t0dhbeczg7">
+            <w:hyperlink w:history="1" r:id="rIdpj0itofe0qdfq8rsblxps">
               <w:r>
                 <w:rPr>
                   <w:color w:val="315CBB"/>
@@ -138,7 +138,7 @@
               </w:rPr>
               <w:t xml:space="preserve">   </w:t>
             </w:r>
-            <w:hyperlink w:history="1" r:id="rId9rjswswkyhqkm7ccsll0p">
+            <w:hyperlink w:history="1" r:id="rId7glctt1wgstri1aotdiof">
               <w:r>
                 <w:rPr>
                   <w:color w:val="315CBB"/>
@@ -156,7 +156,7 @@
               </w:rPr>
               <w:t xml:space="preserve">   </w:t>
             </w:r>
-            <w:hyperlink w:history="1" r:id="rIdv6qzfamy-woyhajahwdna">
+            <w:hyperlink w:history="1" r:id="rIdqgo_lebefaymhjkjqetl9">
               <w:r>
                 <w:rPr>
                   <w:color w:val="315CBB"/>
@@ -404,7 +404,7 @@
       <w:pPr>
         <w:spacing w:after="80" w:before="80" w:line="300"/>
       </w:pPr>
-      <w:hyperlink w:history="1" r:id="rIdyh66csl-5dedhuaknjv1m">
+      <w:hyperlink w:history="1" r:id="rIdusplxxy8xbfna30gee1kg">
         <w:r>
           <w:rPr>
             <w:color w:val="315CBB"/>
@@ -422,7 +422,7 @@
         </w:rPr>
         <w:t xml:space="preserve">   </w:t>
       </w:r>
-      <w:hyperlink w:history="1" r:id="rIda9kptgqfktsufezfdo-hg">
+      <w:hyperlink w:history="1" r:id="rIdnjqftglw28dalfnwfmqez">
         <w:r>
           <w:rPr>
             <w:color w:val="315CBB"/>
@@ -1020,7 +1020,7 @@
       <w:pPr>
         <w:spacing w:after="80" w:before="80" w:line="300"/>
       </w:pPr>
-      <w:hyperlink w:history="1" r:id="rIdlhf9e4cxo924hc4l4l9gj">
+      <w:hyperlink w:history="1" r:id="rIdnwreef16vdwwuemn443ez">
         <w:r>
           <w:rPr>
             <w:color w:val="315CBB"/>
@@ -1038,7 +1038,7 @@
         </w:rPr>
         <w:t xml:space="preserve">   </w:t>
       </w:r>
-      <w:hyperlink w:history="1" r:id="rIdaawa8peqyqxdtifgasp1q">
+      <w:hyperlink w:history="1" r:id="rIdetmtqrzr1jqpzkfy6dmct">
         <w:r>
           <w:rPr>
             <w:color w:val="315CBB"/>
@@ -1056,7 +1056,7 @@
         </w:rPr>
         <w:t xml:space="preserve">   </w:t>
       </w:r>
-      <w:hyperlink w:history="1" r:id="rIdrtxnyidfpc-wpbz58gb4i">
+      <w:hyperlink w:history="1" r:id="rIddttuq62zwqiipznhvo8v5">
         <w:r>
           <w:rPr>
             <w:color w:val="315CBB"/>
@@ -1074,7 +1074,7 @@
         </w:rPr>
         <w:t xml:space="preserve">   </w:t>
       </w:r>
-      <w:hyperlink w:history="1" r:id="rId337wxkuyjjokukqecs9jw">
+      <w:hyperlink w:history="1" r:id="rIdqsgskuksr1ab5vhif8wni">
         <w:r>
           <w:rPr>
             <w:color w:val="315CBB"/>
@@ -1221,7 +1221,7 @@
       <w:pPr>
         <w:spacing w:after="80" w:before="0" w:line="300"/>
       </w:pPr>
-      <w:hyperlink w:history="1" r:id="rIdivqsdtw66t_hq9iv3hilk">
+      <w:hyperlink w:history="1" r:id="rIdkr7kdexa6d7-3mlh29quq">
         <w:r>
           <w:rPr>
             <w:color w:val="315CBB"/>
@@ -1544,7 +1544,7 @@
       <w:pPr>
         <w:spacing w:after="80" w:before="80" w:line="300"/>
       </w:pPr>
-      <w:hyperlink w:history="1" r:id="rId_-362_7hurjxe7deaxcwt">
+      <w:hyperlink w:history="1" r:id="rId9dyitglrmqlx2w0zros8v">
         <w:r>
           <w:rPr>
             <w:color w:val="315CBB"/>
@@ -1562,7 +1562,7 @@
         </w:rPr>
         <w:t xml:space="preserve">   </w:t>
       </w:r>
-      <w:hyperlink w:history="1" r:id="rIdxd0i281uvmt3kvuqe45nk">
+      <w:hyperlink w:history="1" r:id="rIdna8tzztixro0agdq9bhuz">
         <w:r>
           <w:rPr>
             <w:color w:val="315CBB"/>
@@ -1685,7 +1685,7 @@
             <w:r>
               <w:br/>
             </w:r>
-            <w:hyperlink w:history="1" r:id="rId3fy09yexbw_xlmsk_kaam">
+            <w:hyperlink w:history="1" r:id="rIde7gw7ker0yw-3hh-4wwqh">
               <w:r>
                 <w:rPr>
                   <w:color w:val="315CBB"/>
@@ -1698,7 +1698,7 @@
             <w:r>
               <w:br/>
             </w:r>
-            <w:hyperlink w:history="1" r:id="rIdr34as3lheqymeitb5qiqg">
+            <w:hyperlink w:history="1" r:id="rIdutv_3l69vkt5czweoe-zg">
               <w:r>
                 <w:rPr>
                   <w:color w:val="315CBB"/>
@@ -1988,7 +1988,7 @@
             <w:pPr>
               <w:spacing w:after="80" w:before="80" w:line="300"/>
             </w:pPr>
-            <w:hyperlink w:history="1" r:id="rIdjxmloinn3eghmliv5bbpi">
+            <w:hyperlink w:history="1" r:id="rId5wfoo6kel48y0xsjalvyx">
               <w:r>
                 <w:rPr>
                   <w:color w:val="315CBB"/>
@@ -2006,7 +2006,7 @@
               </w:rPr>
               <w:t xml:space="preserve">   </w:t>
             </w:r>
-            <w:hyperlink w:history="1" r:id="rIdtdj78kisosqqxdcyf2gz5">
+            <w:hyperlink w:history="1" r:id="rId-m07qvpcyho6eglxr_vq0">
               <w:r>
                 <w:rPr>
                   <w:color w:val="315CBB"/>
@@ -2024,7 +2024,7 @@
               </w:rPr>
               <w:t xml:space="preserve">   </w:t>
             </w:r>
-            <w:hyperlink w:history="1" r:id="rIdgcssi42klyqaeaz1rquu4">
+            <w:hyperlink w:history="1" r:id="rIdkvbjfb0vrt9utcojiaqsm">
               <w:r>
                 <w:rPr>
                   <w:color w:val="315CBB"/>
@@ -2492,7 +2492,7 @@
             <w:pPr>
               <w:spacing w:after="80" w:before="0" w:line="300"/>
             </w:pPr>
-            <w:hyperlink w:history="1" r:id="rIdekcz93prh9_-rtimwokcc">
+            <w:hyperlink w:history="1" r:id="rId9-kmecfttrvp6xf5iqmcv">
               <w:r>
                 <w:rPr>
                   <w:color w:val="315CBB"/>

--- a/site/resume.docx
+++ b/site/resume.docx
@@ -102,7 +102,7 @@
             <w:pPr>
               <w:spacing w:after="80" w:before="80" w:line="300"/>
             </w:pPr>
-            <w:hyperlink w:history="1" r:id="rId6lye90tvqtjjr2zt_dtf_">
+            <w:hyperlink w:history="1" r:id="rIdubmo-2aj28j2r6vadu6lg">
               <w:r>
                 <w:rPr>
                   <w:color w:val="315CBB"/>
@@ -120,7 +120,7 @@
               </w:rPr>
               <w:t xml:space="preserve">   </w:t>
             </w:r>
-            <w:hyperlink w:history="1" r:id="rIdpj0itofe0qdfq8rsblxps">
+            <w:hyperlink w:history="1" r:id="rId8hw51_9k1tczeowqlmfke">
               <w:r>
                 <w:rPr>
                   <w:color w:val="315CBB"/>
@@ -138,7 +138,7 @@
               </w:rPr>
               <w:t xml:space="preserve">   </w:t>
             </w:r>
-            <w:hyperlink w:history="1" r:id="rId7glctt1wgstri1aotdiof">
+            <w:hyperlink w:history="1" r:id="rIdui2bxmdm8zl3wefmxkfje">
               <w:r>
                 <w:rPr>
                   <w:color w:val="315CBB"/>
@@ -156,7 +156,7 @@
               </w:rPr>
               <w:t xml:space="preserve">   </w:t>
             </w:r>
-            <w:hyperlink w:history="1" r:id="rIdqgo_lebefaymhjkjqetl9">
+            <w:hyperlink w:history="1" r:id="rIdy5bwolfcyacfdwpmx_y_h">
               <w:r>
                 <w:rPr>
                   <w:color w:val="315CBB"/>
@@ -404,7 +404,7 @@
       <w:pPr>
         <w:spacing w:after="80" w:before="80" w:line="300"/>
       </w:pPr>
-      <w:hyperlink w:history="1" r:id="rIdusplxxy8xbfna30gee1kg">
+      <w:hyperlink w:history="1" r:id="rId9ihszijmpqbhpyfcpo3pj">
         <w:r>
           <w:rPr>
             <w:color w:val="315CBB"/>
@@ -422,7 +422,7 @@
         </w:rPr>
         <w:t xml:space="preserve">   </w:t>
       </w:r>
-      <w:hyperlink w:history="1" r:id="rIdnjqftglw28dalfnwfmqez">
+      <w:hyperlink w:history="1" r:id="rIdbm2pvfel9ulgsiqfrtjco">
         <w:r>
           <w:rPr>
             <w:color w:val="315CBB"/>
@@ -1020,7 +1020,7 @@
       <w:pPr>
         <w:spacing w:after="80" w:before="80" w:line="300"/>
       </w:pPr>
-      <w:hyperlink w:history="1" r:id="rIdnwreef16vdwwuemn443ez">
+      <w:hyperlink w:history="1" r:id="rIdt0lzzdn3cvqy6da9q-gj7">
         <w:r>
           <w:rPr>
             <w:color w:val="315CBB"/>
@@ -1038,7 +1038,7 @@
         </w:rPr>
         <w:t xml:space="preserve">   </w:t>
       </w:r>
-      <w:hyperlink w:history="1" r:id="rIdetmtqrzr1jqpzkfy6dmct">
+      <w:hyperlink w:history="1" r:id="rIde3uf9zbxttcxe9w6jhpyx">
         <w:r>
           <w:rPr>
             <w:color w:val="315CBB"/>
@@ -1056,7 +1056,7 @@
         </w:rPr>
         <w:t xml:space="preserve">   </w:t>
       </w:r>
-      <w:hyperlink w:history="1" r:id="rIddttuq62zwqiipznhvo8v5">
+      <w:hyperlink w:history="1" r:id="rId9imvaonlnibnahi5ya4si">
         <w:r>
           <w:rPr>
             <w:color w:val="315CBB"/>
@@ -1074,7 +1074,7 @@
         </w:rPr>
         <w:t xml:space="preserve">   </w:t>
       </w:r>
-      <w:hyperlink w:history="1" r:id="rIdqsgskuksr1ab5vhif8wni">
+      <w:hyperlink w:history="1" r:id="rIdba5jxdhsyp_o49wapb6ij">
         <w:r>
           <w:rPr>
             <w:color w:val="315CBB"/>
@@ -1221,7 +1221,7 @@
       <w:pPr>
         <w:spacing w:after="80" w:before="0" w:line="300"/>
       </w:pPr>
-      <w:hyperlink w:history="1" r:id="rIdkr7kdexa6d7-3mlh29quq">
+      <w:hyperlink w:history="1" r:id="rIdxdtf-0a1tqmn_vpfb9nka">
         <w:r>
           <w:rPr>
             <w:color w:val="315CBB"/>
@@ -1544,7 +1544,7 @@
       <w:pPr>
         <w:spacing w:after="80" w:before="80" w:line="300"/>
       </w:pPr>
-      <w:hyperlink w:history="1" r:id="rId9dyitglrmqlx2w0zros8v">
+      <w:hyperlink w:history="1" r:id="rIdyxpgx0bevnq5xqh5p5gn4">
         <w:r>
           <w:rPr>
             <w:color w:val="315CBB"/>
@@ -1562,7 +1562,7 @@
         </w:rPr>
         <w:t xml:space="preserve">   </w:t>
       </w:r>
-      <w:hyperlink w:history="1" r:id="rIdna8tzztixro0agdq9bhuz">
+      <w:hyperlink w:history="1" r:id="rIdcdmzdxc9wwsq0ecafuw3h">
         <w:r>
           <w:rPr>
             <w:color w:val="315CBB"/>
@@ -1685,7 +1685,7 @@
             <w:r>
               <w:br/>
             </w:r>
-            <w:hyperlink w:history="1" r:id="rIde7gw7ker0yw-3hh-4wwqh">
+            <w:hyperlink w:history="1" r:id="rIdfthx2qonnhxkurunp4zfu">
               <w:r>
                 <w:rPr>
                   <w:color w:val="315CBB"/>
@@ -1698,7 +1698,7 @@
             <w:r>
               <w:br/>
             </w:r>
-            <w:hyperlink w:history="1" r:id="rIdutv_3l69vkt5czweoe-zg">
+            <w:hyperlink w:history="1" r:id="rIdygm3lrhflphcb2phkl_m1">
               <w:r>
                 <w:rPr>
                   <w:color w:val="315CBB"/>
@@ -1988,7 +1988,7 @@
             <w:pPr>
               <w:spacing w:after="80" w:before="80" w:line="300"/>
             </w:pPr>
-            <w:hyperlink w:history="1" r:id="rId5wfoo6kel48y0xsjalvyx">
+            <w:hyperlink w:history="1" r:id="rIdly3jd-5lhplhtf_giw50w">
               <w:r>
                 <w:rPr>
                   <w:color w:val="315CBB"/>
@@ -2006,7 +2006,7 @@
               </w:rPr>
               <w:t xml:space="preserve">   </w:t>
             </w:r>
-            <w:hyperlink w:history="1" r:id="rId-m07qvpcyho6eglxr_vq0">
+            <w:hyperlink w:history="1" r:id="rIdysihk5y8ugdkm5zurv5gv">
               <w:r>
                 <w:rPr>
                   <w:color w:val="315CBB"/>
@@ -2024,7 +2024,7 @@
               </w:rPr>
               <w:t xml:space="preserve">   </w:t>
             </w:r>
-            <w:hyperlink w:history="1" r:id="rIdkvbjfb0vrt9utcojiaqsm">
+            <w:hyperlink w:history="1" r:id="rIdesqqthh-ewukj1oyf1f-u">
               <w:r>
                 <w:rPr>
                   <w:color w:val="315CBB"/>
@@ -2492,7 +2492,7 @@
             <w:pPr>
               <w:spacing w:after="80" w:before="0" w:line="300"/>
             </w:pPr>
-            <w:hyperlink w:history="1" r:id="rId9-kmecfttrvp6xf5iqmcv">
+            <w:hyperlink w:history="1" r:id="rIdjz8rfodffw9v5xq2mpln5">
               <w:r>
                 <w:rPr>
                   <w:color w:val="315CBB"/>

--- a/site/resume.docx
+++ b/site/resume.docx
@@ -102,7 +102,7 @@
             <w:pPr>
               <w:spacing w:after="80" w:before="80" w:line="300"/>
             </w:pPr>
-            <w:hyperlink w:history="1" r:id="rIdubmo-2aj28j2r6vadu6lg">
+            <w:hyperlink w:history="1" r:id="rIdecbjgnq5sfeyez4gtnyx9">
               <w:r>
                 <w:rPr>
                   <w:color w:val="315CBB"/>
@@ -120,7 +120,7 @@
               </w:rPr>
               <w:t xml:space="preserve">   </w:t>
             </w:r>
-            <w:hyperlink w:history="1" r:id="rId8hw51_9k1tczeowqlmfke">
+            <w:hyperlink w:history="1" r:id="rId5z5azzlxaguukvq3el8-z">
               <w:r>
                 <w:rPr>
                   <w:color w:val="315CBB"/>
@@ -138,7 +138,7 @@
               </w:rPr>
               <w:t xml:space="preserve">   </w:t>
             </w:r>
-            <w:hyperlink w:history="1" r:id="rIdui2bxmdm8zl3wefmxkfje">
+            <w:hyperlink w:history="1" r:id="rIdzhkok1fsijxu9msih5dyo">
               <w:r>
                 <w:rPr>
                   <w:color w:val="315CBB"/>
@@ -156,7 +156,7 @@
               </w:rPr>
               <w:t xml:space="preserve">   </w:t>
             </w:r>
-            <w:hyperlink w:history="1" r:id="rIdy5bwolfcyacfdwpmx_y_h">
+            <w:hyperlink w:history="1" r:id="rId4eg2uy4jknvtpnqcqfpmv">
               <w:r>
                 <w:rPr>
                   <w:color w:val="315CBB"/>
@@ -404,7 +404,7 @@
       <w:pPr>
         <w:spacing w:after="80" w:before="80" w:line="300"/>
       </w:pPr>
-      <w:hyperlink w:history="1" r:id="rId9ihszijmpqbhpyfcpo3pj">
+      <w:hyperlink w:history="1" r:id="rIdsfw1fwvvtosklo0ed9n8t">
         <w:r>
           <w:rPr>
             <w:color w:val="315CBB"/>
@@ -422,7 +422,7 @@
         </w:rPr>
         <w:t xml:space="preserve">   </w:t>
       </w:r>
-      <w:hyperlink w:history="1" r:id="rIdbm2pvfel9ulgsiqfrtjco">
+      <w:hyperlink w:history="1" r:id="rIdm73kpgdztlz3195gd5a4l">
         <w:r>
           <w:rPr>
             <w:color w:val="315CBB"/>
@@ -1020,7 +1020,7 @@
       <w:pPr>
         <w:spacing w:after="80" w:before="80" w:line="300"/>
       </w:pPr>
-      <w:hyperlink w:history="1" r:id="rIdt0lzzdn3cvqy6da9q-gj7">
+      <w:hyperlink w:history="1" r:id="rIdbb07sou2byqhyqkfsqxx4">
         <w:r>
           <w:rPr>
             <w:color w:val="315CBB"/>
@@ -1038,7 +1038,7 @@
         </w:rPr>
         <w:t xml:space="preserve">   </w:t>
       </w:r>
-      <w:hyperlink w:history="1" r:id="rIde3uf9zbxttcxe9w6jhpyx">
+      <w:hyperlink w:history="1" r:id="rIdamyen2exdgkrenp8bac1p">
         <w:r>
           <w:rPr>
             <w:color w:val="315CBB"/>
@@ -1056,7 +1056,7 @@
         </w:rPr>
         <w:t xml:space="preserve">   </w:t>
       </w:r>
-      <w:hyperlink w:history="1" r:id="rId9imvaonlnibnahi5ya4si">
+      <w:hyperlink w:history="1" r:id="rIdvsdnmoph-lyvbshrp3xdg">
         <w:r>
           <w:rPr>
             <w:color w:val="315CBB"/>
@@ -1074,7 +1074,7 @@
         </w:rPr>
         <w:t xml:space="preserve">   </w:t>
       </w:r>
-      <w:hyperlink w:history="1" r:id="rIdba5jxdhsyp_o49wapb6ij">
+      <w:hyperlink w:history="1" r:id="rIdoteiea9fzcyfiigl0sjbm">
         <w:r>
           <w:rPr>
             <w:color w:val="315CBB"/>
@@ -1221,7 +1221,7 @@
       <w:pPr>
         <w:spacing w:after="80" w:before="0" w:line="300"/>
       </w:pPr>
-      <w:hyperlink w:history="1" r:id="rIdxdtf-0a1tqmn_vpfb9nka">
+      <w:hyperlink w:history="1" r:id="rIdcjw3oeelfvb_ax920amks">
         <w:r>
           <w:rPr>
             <w:color w:val="315CBB"/>
@@ -1544,7 +1544,7 @@
       <w:pPr>
         <w:spacing w:after="80" w:before="80" w:line="300"/>
       </w:pPr>
-      <w:hyperlink w:history="1" r:id="rIdyxpgx0bevnq5xqh5p5gn4">
+      <w:hyperlink w:history="1" r:id="rIdnx1_-shmoqfei4akhuvtd">
         <w:r>
           <w:rPr>
             <w:color w:val="315CBB"/>
@@ -1562,7 +1562,7 @@
         </w:rPr>
         <w:t xml:space="preserve">   </w:t>
       </w:r>
-      <w:hyperlink w:history="1" r:id="rIdcdmzdxc9wwsq0ecafuw3h">
+      <w:hyperlink w:history="1" r:id="rIdqyxlkfa3cxigbmqhbxycn">
         <w:r>
           <w:rPr>
             <w:color w:val="315CBB"/>
@@ -1685,7 +1685,7 @@
             <w:r>
               <w:br/>
             </w:r>
-            <w:hyperlink w:history="1" r:id="rIdfthx2qonnhxkurunp4zfu">
+            <w:hyperlink w:history="1" r:id="rId-drusd2fdeyl2tzwjgyse">
               <w:r>
                 <w:rPr>
                   <w:color w:val="315CBB"/>
@@ -1698,7 +1698,7 @@
             <w:r>
               <w:br/>
             </w:r>
-            <w:hyperlink w:history="1" r:id="rIdygm3lrhflphcb2phkl_m1">
+            <w:hyperlink w:history="1" r:id="rIdr1gq53vpxsbs_hgp1n2gk">
               <w:r>
                 <w:rPr>
                   <w:color w:val="315CBB"/>
@@ -1988,7 +1988,7 @@
             <w:pPr>
               <w:spacing w:after="80" w:before="80" w:line="300"/>
             </w:pPr>
-            <w:hyperlink w:history="1" r:id="rIdly3jd-5lhplhtf_giw50w">
+            <w:hyperlink w:history="1" r:id="rId18ejjdocmxttytsxyf8bl">
               <w:r>
                 <w:rPr>
                   <w:color w:val="315CBB"/>
@@ -2006,7 +2006,7 @@
               </w:rPr>
               <w:t xml:space="preserve">   </w:t>
             </w:r>
-            <w:hyperlink w:history="1" r:id="rIdysihk5y8ugdkm5zurv5gv">
+            <w:hyperlink w:history="1" r:id="rIdxyx0rw_grcea7epoy6uik">
               <w:r>
                 <w:rPr>
                   <w:color w:val="315CBB"/>
@@ -2024,7 +2024,7 @@
               </w:rPr>
               <w:t xml:space="preserve">   </w:t>
             </w:r>
-            <w:hyperlink w:history="1" r:id="rIdesqqthh-ewukj1oyf1f-u">
+            <w:hyperlink w:history="1" r:id="rIdzqnlzk9rbnlxw6rwjuqdz">
               <w:r>
                 <w:rPr>
                   <w:color w:val="315CBB"/>
@@ -2492,7 +2492,7 @@
             <w:pPr>
               <w:spacing w:after="80" w:before="0" w:line="300"/>
             </w:pPr>
-            <w:hyperlink w:history="1" r:id="rIdjz8rfodffw9v5xq2mpln5">
+            <w:hyperlink w:history="1" r:id="rId6ergqolui4cxwbglmeqc6">
               <w:r>
                 <w:rPr>
                   <w:color w:val="315CBB"/>

--- a/site/resume.docx
+++ b/site/resume.docx
@@ -102,7 +102,7 @@
             <w:pPr>
               <w:spacing w:after="80" w:before="80" w:line="300"/>
             </w:pPr>
-            <w:hyperlink w:history="1" r:id="rIdecbjgnq5sfeyez4gtnyx9">
+            <w:hyperlink w:history="1" r:id="rIdh8k-06ggaefnxn7ztlvbs">
               <w:r>
                 <w:rPr>
                   <w:color w:val="315CBB"/>
@@ -120,7 +120,7 @@
               </w:rPr>
               <w:t xml:space="preserve">   </w:t>
             </w:r>
-            <w:hyperlink w:history="1" r:id="rId5z5azzlxaguukvq3el8-z">
+            <w:hyperlink w:history="1" r:id="rIdchksdspl7rrdz8gzxccdp">
               <w:r>
                 <w:rPr>
                   <w:color w:val="315CBB"/>
@@ -138,7 +138,7 @@
               </w:rPr>
               <w:t xml:space="preserve">   </w:t>
             </w:r>
-            <w:hyperlink w:history="1" r:id="rIdzhkok1fsijxu9msih5dyo">
+            <w:hyperlink w:history="1" r:id="rId42ek6jplokjdoxykbpc0o">
               <w:r>
                 <w:rPr>
                   <w:color w:val="315CBB"/>
@@ -156,7 +156,7 @@
               </w:rPr>
               <w:t xml:space="preserve">   </w:t>
             </w:r>
-            <w:hyperlink w:history="1" r:id="rId4eg2uy4jknvtpnqcqfpmv">
+            <w:hyperlink w:history="1" r:id="rIdyv8sxipskutckacli8jyz">
               <w:r>
                 <w:rPr>
                   <w:color w:val="315CBB"/>
@@ -404,7 +404,7 @@
       <w:pPr>
         <w:spacing w:after="80" w:before="80" w:line="300"/>
       </w:pPr>
-      <w:hyperlink w:history="1" r:id="rIdsfw1fwvvtosklo0ed9n8t">
+      <w:hyperlink w:history="1" r:id="rIdukbdwf42h3fx1j2y2irp4">
         <w:r>
           <w:rPr>
             <w:color w:val="315CBB"/>
@@ -422,7 +422,7 @@
         </w:rPr>
         <w:t xml:space="preserve">   </w:t>
       </w:r>
-      <w:hyperlink w:history="1" r:id="rIdm73kpgdztlz3195gd5a4l">
+      <w:hyperlink w:history="1" r:id="rIdb7ekj_zs2qqu1cpved_or">
         <w:r>
           <w:rPr>
             <w:color w:val="315CBB"/>
@@ -1020,7 +1020,7 @@
       <w:pPr>
         <w:spacing w:after="80" w:before="80" w:line="300"/>
       </w:pPr>
-      <w:hyperlink w:history="1" r:id="rIdbb07sou2byqhyqkfsqxx4">
+      <w:hyperlink w:history="1" r:id="rIdyxrtlohg18a5d3cmkzu5j">
         <w:r>
           <w:rPr>
             <w:color w:val="315CBB"/>
@@ -1038,7 +1038,7 @@
         </w:rPr>
         <w:t xml:space="preserve">   </w:t>
       </w:r>
-      <w:hyperlink w:history="1" r:id="rIdamyen2exdgkrenp8bac1p">
+      <w:hyperlink w:history="1" r:id="rIdkz0zd-czmsdyljodhioly">
         <w:r>
           <w:rPr>
             <w:color w:val="315CBB"/>
@@ -1056,7 +1056,7 @@
         </w:rPr>
         <w:t xml:space="preserve">   </w:t>
       </w:r>
-      <w:hyperlink w:history="1" r:id="rIdvsdnmoph-lyvbshrp3xdg">
+      <w:hyperlink w:history="1" r:id="rIdsomnrnvswc4qqaqqtyl9h">
         <w:r>
           <w:rPr>
             <w:color w:val="315CBB"/>
@@ -1074,7 +1074,7 @@
         </w:rPr>
         <w:t xml:space="preserve">   </w:t>
       </w:r>
-      <w:hyperlink w:history="1" r:id="rIdoteiea9fzcyfiigl0sjbm">
+      <w:hyperlink w:history="1" r:id="rId_fbti7j9uzeemu8thbd9v">
         <w:r>
           <w:rPr>
             <w:color w:val="315CBB"/>
@@ -1221,7 +1221,7 @@
       <w:pPr>
         <w:spacing w:after="80" w:before="0" w:line="300"/>
       </w:pPr>
-      <w:hyperlink w:history="1" r:id="rIdcjw3oeelfvb_ax920amks">
+      <w:hyperlink w:history="1" r:id="rId8ijtk0qo_c62gyet8epqb">
         <w:r>
           <w:rPr>
             <w:color w:val="315CBB"/>
@@ -1544,7 +1544,7 @@
       <w:pPr>
         <w:spacing w:after="80" w:before="80" w:line="300"/>
       </w:pPr>
-      <w:hyperlink w:history="1" r:id="rIdnx1_-shmoqfei4akhuvtd">
+      <w:hyperlink w:history="1" r:id="rIdnatnyv0x1yiri26y0kbh8">
         <w:r>
           <w:rPr>
             <w:color w:val="315CBB"/>
@@ -1562,7 +1562,7 @@
         </w:rPr>
         <w:t xml:space="preserve">   </w:t>
       </w:r>
-      <w:hyperlink w:history="1" r:id="rIdqyxlkfa3cxigbmqhbxycn">
+      <w:hyperlink w:history="1" r:id="rIduwqeiean66llmql53bepo">
         <w:r>
           <w:rPr>
             <w:color w:val="315CBB"/>
@@ -1685,7 +1685,7 @@
             <w:r>
               <w:br/>
             </w:r>
-            <w:hyperlink w:history="1" r:id="rId-drusd2fdeyl2tzwjgyse">
+            <w:hyperlink w:history="1" r:id="rIdhywswyfnpflnkjvwpma7y">
               <w:r>
                 <w:rPr>
                   <w:color w:val="315CBB"/>
@@ -1698,7 +1698,7 @@
             <w:r>
               <w:br/>
             </w:r>
-            <w:hyperlink w:history="1" r:id="rIdr1gq53vpxsbs_hgp1n2gk">
+            <w:hyperlink w:history="1" r:id="rId-pctpkczcigw5c8-7cayb">
               <w:r>
                 <w:rPr>
                   <w:color w:val="315CBB"/>
@@ -1988,7 +1988,7 @@
             <w:pPr>
               <w:spacing w:after="80" w:before="80" w:line="300"/>
             </w:pPr>
-            <w:hyperlink w:history="1" r:id="rId18ejjdocmxttytsxyf8bl">
+            <w:hyperlink w:history="1" r:id="rIdoerzpjpc_cattjp-woq2y">
               <w:r>
                 <w:rPr>
                   <w:color w:val="315CBB"/>
@@ -2006,7 +2006,7 @@
               </w:rPr>
               <w:t xml:space="preserve">   </w:t>
             </w:r>
-            <w:hyperlink w:history="1" r:id="rIdxyx0rw_grcea7epoy6uik">
+            <w:hyperlink w:history="1" r:id="rIdeuojsa2xgsqjy7hx3bvbn">
               <w:r>
                 <w:rPr>
                   <w:color w:val="315CBB"/>
@@ -2024,7 +2024,7 @@
               </w:rPr>
               <w:t xml:space="preserve">   </w:t>
             </w:r>
-            <w:hyperlink w:history="1" r:id="rIdzqnlzk9rbnlxw6rwjuqdz">
+            <w:hyperlink w:history="1" r:id="rIdostvmpu31pg7d5pzunrwf">
               <w:r>
                 <w:rPr>
                   <w:color w:val="315CBB"/>
@@ -2492,7 +2492,7 @@
             <w:pPr>
               <w:spacing w:after="80" w:before="0" w:line="300"/>
             </w:pPr>
-            <w:hyperlink w:history="1" r:id="rId6ergqolui4cxwbglmeqc6">
+            <w:hyperlink w:history="1" r:id="rIdetx-qogpltagalclxy7s6">
               <w:r>
                 <w:rPr>
                   <w:color w:val="315CBB"/>

--- a/site/resume.docx
+++ b/site/resume.docx
@@ -102,7 +102,7 @@
             <w:pPr>
               <w:spacing w:after="80" w:before="80" w:line="300"/>
             </w:pPr>
-            <w:hyperlink w:history="1" r:id="rIdh8k-06ggaefnxn7ztlvbs">
+            <w:hyperlink w:history="1" r:id="rId6ywqp-vhjlzy7vn6idfmg">
               <w:r>
                 <w:rPr>
                   <w:color w:val="315CBB"/>
@@ -120,7 +120,7 @@
               </w:rPr>
               <w:t xml:space="preserve">   </w:t>
             </w:r>
-            <w:hyperlink w:history="1" r:id="rIdchksdspl7rrdz8gzxccdp">
+            <w:hyperlink w:history="1" r:id="rIdy1_qydexy_hnwcwiden5_">
               <w:r>
                 <w:rPr>
                   <w:color w:val="315CBB"/>
@@ -138,7 +138,7 @@
               </w:rPr>
               <w:t xml:space="preserve">   </w:t>
             </w:r>
-            <w:hyperlink w:history="1" r:id="rId42ek6jplokjdoxykbpc0o">
+            <w:hyperlink w:history="1" r:id="rIdzwb1qbgatrbnlm7qq5a0p">
               <w:r>
                 <w:rPr>
                   <w:color w:val="315CBB"/>
@@ -156,7 +156,7 @@
               </w:rPr>
               <w:t xml:space="preserve">   </w:t>
             </w:r>
-            <w:hyperlink w:history="1" r:id="rIdyv8sxipskutckacli8jyz">
+            <w:hyperlink w:history="1" r:id="rIdd4j0jalal5wdphvg82kjr">
               <w:r>
                 <w:rPr>
                   <w:color w:val="315CBB"/>
@@ -404,7 +404,7 @@
       <w:pPr>
         <w:spacing w:after="80" w:before="80" w:line="300"/>
       </w:pPr>
-      <w:hyperlink w:history="1" r:id="rIdukbdwf42h3fx1j2y2irp4">
+      <w:hyperlink w:history="1" r:id="rIdy971xyv_hgl_xl1ocdfk2">
         <w:r>
           <w:rPr>
             <w:color w:val="315CBB"/>
@@ -422,7 +422,7 @@
         </w:rPr>
         <w:t xml:space="preserve">   </w:t>
       </w:r>
-      <w:hyperlink w:history="1" r:id="rIdb7ekj_zs2qqu1cpved_or">
+      <w:hyperlink w:history="1" r:id="rId9d5hosin194k_cok72y8y">
         <w:r>
           <w:rPr>
             <w:color w:val="315CBB"/>
@@ -1020,7 +1020,7 @@
       <w:pPr>
         <w:spacing w:after="80" w:before="80" w:line="300"/>
       </w:pPr>
-      <w:hyperlink w:history="1" r:id="rIdyxrtlohg18a5d3cmkzu5j">
+      <w:hyperlink w:history="1" r:id="rIdzlsurjkck0tunwpuyoy-p">
         <w:r>
           <w:rPr>
             <w:color w:val="315CBB"/>
@@ -1038,7 +1038,7 @@
         </w:rPr>
         <w:t xml:space="preserve">   </w:t>
       </w:r>
-      <w:hyperlink w:history="1" r:id="rIdkz0zd-czmsdyljodhioly">
+      <w:hyperlink w:history="1" r:id="rIduutrxj_ywiq6dfsdcnj_w">
         <w:r>
           <w:rPr>
             <w:color w:val="315CBB"/>
@@ -1056,7 +1056,7 @@
         </w:rPr>
         <w:t xml:space="preserve">   </w:t>
       </w:r>
-      <w:hyperlink w:history="1" r:id="rIdsomnrnvswc4qqaqqtyl9h">
+      <w:hyperlink w:history="1" r:id="rIdttpmrwot4w1vfx83-rons">
         <w:r>
           <w:rPr>
             <w:color w:val="315CBB"/>
@@ -1074,7 +1074,7 @@
         </w:rPr>
         <w:t xml:space="preserve">   </w:t>
       </w:r>
-      <w:hyperlink w:history="1" r:id="rId_fbti7j9uzeemu8thbd9v">
+      <w:hyperlink w:history="1" r:id="rIdjqz7u_vjfdtmogwthx5dk">
         <w:r>
           <w:rPr>
             <w:color w:val="315CBB"/>
@@ -1221,7 +1221,7 @@
       <w:pPr>
         <w:spacing w:after="80" w:before="0" w:line="300"/>
       </w:pPr>
-      <w:hyperlink w:history="1" r:id="rId8ijtk0qo_c62gyet8epqb">
+      <w:hyperlink w:history="1" r:id="rIdtr0wwnay6ram5vjtqa_-7">
         <w:r>
           <w:rPr>
             <w:color w:val="315CBB"/>
@@ -1544,7 +1544,7 @@
       <w:pPr>
         <w:spacing w:after="80" w:before="80" w:line="300"/>
       </w:pPr>
-      <w:hyperlink w:history="1" r:id="rIdnatnyv0x1yiri26y0kbh8">
+      <w:hyperlink w:history="1" r:id="rIdbaua014fl9mcz9l4mvv1j">
         <w:r>
           <w:rPr>
             <w:color w:val="315CBB"/>
@@ -1562,7 +1562,7 @@
         </w:rPr>
         <w:t xml:space="preserve">   </w:t>
       </w:r>
-      <w:hyperlink w:history="1" r:id="rIduwqeiean66llmql53bepo">
+      <w:hyperlink w:history="1" r:id="rIdhmjau6qmtg7zft0n73hh_">
         <w:r>
           <w:rPr>
             <w:color w:val="315CBB"/>
@@ -1685,7 +1685,7 @@
             <w:r>
               <w:br/>
             </w:r>
-            <w:hyperlink w:history="1" r:id="rIdhywswyfnpflnkjvwpma7y">
+            <w:hyperlink w:history="1" r:id="rIdyboccxxsttpaiyacyfxt4">
               <w:r>
                 <w:rPr>
                   <w:color w:val="315CBB"/>
@@ -1698,7 +1698,7 @@
             <w:r>
               <w:br/>
             </w:r>
-            <w:hyperlink w:history="1" r:id="rId-pctpkczcigw5c8-7cayb">
+            <w:hyperlink w:history="1" r:id="rIdkubwtye5rf7cpojal1ulv">
               <w:r>
                 <w:rPr>
                   <w:color w:val="315CBB"/>
@@ -1988,7 +1988,7 @@
             <w:pPr>
               <w:spacing w:after="80" w:before="80" w:line="300"/>
             </w:pPr>
-            <w:hyperlink w:history="1" r:id="rIdoerzpjpc_cattjp-woq2y">
+            <w:hyperlink w:history="1" r:id="rIdssotwcv60bktksrtukjl5">
               <w:r>
                 <w:rPr>
                   <w:color w:val="315CBB"/>
@@ -2006,7 +2006,7 @@
               </w:rPr>
               <w:t xml:space="preserve">   </w:t>
             </w:r>
-            <w:hyperlink w:history="1" r:id="rIdeuojsa2xgsqjy7hx3bvbn">
+            <w:hyperlink w:history="1" r:id="rIdmnllj-7fyd1eajsk_ocpp">
               <w:r>
                 <w:rPr>
                   <w:color w:val="315CBB"/>
@@ -2024,7 +2024,7 @@
               </w:rPr>
               <w:t xml:space="preserve">   </w:t>
             </w:r>
-            <w:hyperlink w:history="1" r:id="rIdostvmpu31pg7d5pzunrwf">
+            <w:hyperlink w:history="1" r:id="rIdedew1f7cn3gxd2mqliuqr">
               <w:r>
                 <w:rPr>
                   <w:color w:val="315CBB"/>
@@ -2492,7 +2492,7 @@
             <w:pPr>
               <w:spacing w:after="80" w:before="0" w:line="300"/>
             </w:pPr>
-            <w:hyperlink w:history="1" r:id="rIdetx-qogpltagalclxy7s6">
+            <w:hyperlink w:history="1" r:id="rIdqr0dn-ovrqlfnoa2nkqr5">
               <w:r>
                 <w:rPr>
                   <w:color w:val="315CBB"/>

--- a/site/resume.docx
+++ b/site/resume.docx
@@ -102,7 +102,7 @@
             <w:pPr>
               <w:spacing w:after="80" w:before="80" w:line="300"/>
             </w:pPr>
-            <w:hyperlink w:history="1" r:id="rId6ywqp-vhjlzy7vn6idfmg">
+            <w:hyperlink w:history="1" r:id="rId2mg75tiewayhorditm8nu">
               <w:r>
                 <w:rPr>
                   <w:color w:val="315CBB"/>
@@ -120,7 +120,7 @@
               </w:rPr>
               <w:t xml:space="preserve">   </w:t>
             </w:r>
-            <w:hyperlink w:history="1" r:id="rIdy1_qydexy_hnwcwiden5_">
+            <w:hyperlink w:history="1" r:id="rId1mnszvonenwebsjww6xia">
               <w:r>
                 <w:rPr>
                   <w:color w:val="315CBB"/>
@@ -138,7 +138,7 @@
               </w:rPr>
               <w:t xml:space="preserve">   </w:t>
             </w:r>
-            <w:hyperlink w:history="1" r:id="rIdzwb1qbgatrbnlm7qq5a0p">
+            <w:hyperlink w:history="1" r:id="rIdirfqs1fauejhikk7zyguh">
               <w:r>
                 <w:rPr>
                   <w:color w:val="315CBB"/>
@@ -156,7 +156,7 @@
               </w:rPr>
               <w:t xml:space="preserve">   </w:t>
             </w:r>
-            <w:hyperlink w:history="1" r:id="rIdd4j0jalal5wdphvg82kjr">
+            <w:hyperlink w:history="1" r:id="rIdjww-br2pi2nywpv03yrxy">
               <w:r>
                 <w:rPr>
                   <w:color w:val="315CBB"/>
@@ -404,7 +404,7 @@
       <w:pPr>
         <w:spacing w:after="80" w:before="80" w:line="300"/>
       </w:pPr>
-      <w:hyperlink w:history="1" r:id="rIdy971xyv_hgl_xl1ocdfk2">
+      <w:hyperlink w:history="1" r:id="rIdgietff4zgti_j8vdhtvrq">
         <w:r>
           <w:rPr>
             <w:color w:val="315CBB"/>
@@ -422,7 +422,7 @@
         </w:rPr>
         <w:t xml:space="preserve">   </w:t>
       </w:r>
-      <w:hyperlink w:history="1" r:id="rId9d5hosin194k_cok72y8y">
+      <w:hyperlink w:history="1" r:id="rIdznlpxss2rbmryoy3umzht">
         <w:r>
           <w:rPr>
             <w:color w:val="315CBB"/>
@@ -1020,7 +1020,7 @@
       <w:pPr>
         <w:spacing w:after="80" w:before="80" w:line="300"/>
       </w:pPr>
-      <w:hyperlink w:history="1" r:id="rIdzlsurjkck0tunwpuyoy-p">
+      <w:hyperlink w:history="1" r:id="rIdyw6hi52gf9jn8rr95a7fl">
         <w:r>
           <w:rPr>
             <w:color w:val="315CBB"/>
@@ -1038,7 +1038,7 @@
         </w:rPr>
         <w:t xml:space="preserve">   </w:t>
       </w:r>
-      <w:hyperlink w:history="1" r:id="rIduutrxj_ywiq6dfsdcnj_w">
+      <w:hyperlink w:history="1" r:id="rIdb9jrglg1yy3xvav21ccmk">
         <w:r>
           <w:rPr>
             <w:color w:val="315CBB"/>
@@ -1056,7 +1056,7 @@
         </w:rPr>
         <w:t xml:space="preserve">   </w:t>
       </w:r>
-      <w:hyperlink w:history="1" r:id="rIdttpmrwot4w1vfx83-rons">
+      <w:hyperlink w:history="1" r:id="rIdrx1xodsbd0u83jh9heipa">
         <w:r>
           <w:rPr>
             <w:color w:val="315CBB"/>
@@ -1074,7 +1074,7 @@
         </w:rPr>
         <w:t xml:space="preserve">   </w:t>
       </w:r>
-      <w:hyperlink w:history="1" r:id="rIdjqz7u_vjfdtmogwthx5dk">
+      <w:hyperlink w:history="1" r:id="rId5orew_ve7mfwb29qxmcut">
         <w:r>
           <w:rPr>
             <w:color w:val="315CBB"/>
@@ -1221,7 +1221,7 @@
       <w:pPr>
         <w:spacing w:after="80" w:before="0" w:line="300"/>
       </w:pPr>
-      <w:hyperlink w:history="1" r:id="rIdtr0wwnay6ram5vjtqa_-7">
+      <w:hyperlink w:history="1" r:id="rIdnwjiz6zcxgxsybkad1mjw">
         <w:r>
           <w:rPr>
             <w:color w:val="315CBB"/>
@@ -1544,7 +1544,7 @@
       <w:pPr>
         <w:spacing w:after="80" w:before="80" w:line="300"/>
       </w:pPr>
-      <w:hyperlink w:history="1" r:id="rIdbaua014fl9mcz9l4mvv1j">
+      <w:hyperlink w:history="1" r:id="rIdmlrj4enf6aun-qgr7jrfn">
         <w:r>
           <w:rPr>
             <w:color w:val="315CBB"/>
@@ -1562,7 +1562,7 @@
         </w:rPr>
         <w:t xml:space="preserve">   </w:t>
       </w:r>
-      <w:hyperlink w:history="1" r:id="rIdhmjau6qmtg7zft0n73hh_">
+      <w:hyperlink w:history="1" r:id="rIdjxqomm87jpp1wj9yfjnms">
         <w:r>
           <w:rPr>
             <w:color w:val="315CBB"/>
@@ -1685,7 +1685,7 @@
             <w:r>
               <w:br/>
             </w:r>
-            <w:hyperlink w:history="1" r:id="rIdyboccxxsttpaiyacyfxt4">
+            <w:hyperlink w:history="1" r:id="rIddy9vbqllintm4pbdwtsjr">
               <w:r>
                 <w:rPr>
                   <w:color w:val="315CBB"/>
@@ -1698,7 +1698,7 @@
             <w:r>
               <w:br/>
             </w:r>
-            <w:hyperlink w:history="1" r:id="rIdkubwtye5rf7cpojal1ulv">
+            <w:hyperlink w:history="1" r:id="rId4d7pae1ctvkhccorwmy1o">
               <w:r>
                 <w:rPr>
                   <w:color w:val="315CBB"/>
@@ -1988,7 +1988,7 @@
             <w:pPr>
               <w:spacing w:after="80" w:before="80" w:line="300"/>
             </w:pPr>
-            <w:hyperlink w:history="1" r:id="rIdssotwcv60bktksrtukjl5">
+            <w:hyperlink w:history="1" r:id="rIde8p9ysythmce982gbjtj1">
               <w:r>
                 <w:rPr>
                   <w:color w:val="315CBB"/>
@@ -2006,7 +2006,7 @@
               </w:rPr>
               <w:t xml:space="preserve">   </w:t>
             </w:r>
-            <w:hyperlink w:history="1" r:id="rIdmnllj-7fyd1eajsk_ocpp">
+            <w:hyperlink w:history="1" r:id="rId35j-2fqzk0c0wynbnevrt">
               <w:r>
                 <w:rPr>
                   <w:color w:val="315CBB"/>
@@ -2024,7 +2024,7 @@
               </w:rPr>
               <w:t xml:space="preserve">   </w:t>
             </w:r>
-            <w:hyperlink w:history="1" r:id="rIdedew1f7cn3gxd2mqliuqr">
+            <w:hyperlink w:history="1" r:id="rIdumgj4eofmambjciz4coqb">
               <w:r>
                 <w:rPr>
                   <w:color w:val="315CBB"/>
@@ -2492,7 +2492,7 @@
             <w:pPr>
               <w:spacing w:after="80" w:before="0" w:line="300"/>
             </w:pPr>
-            <w:hyperlink w:history="1" r:id="rIdqr0dn-ovrqlfnoa2nkqr5">
+            <w:hyperlink w:history="1" r:id="rIdszsym7p83_sc8dhal8dih">
               <w:r>
                 <w:rPr>
                   <w:color w:val="315CBB"/>

--- a/site/resume.docx
+++ b/site/resume.docx
@@ -102,7 +102,7 @@
             <w:pPr>
               <w:spacing w:after="80" w:before="80" w:line="300"/>
             </w:pPr>
-            <w:hyperlink w:history="1" r:id="rId2mg75tiewayhorditm8nu">
+            <w:hyperlink w:history="1" r:id="rIdc1xb_6skcfkbb3mdthin1">
               <w:r>
                 <w:rPr>
                   <w:color w:val="315CBB"/>
@@ -120,7 +120,7 @@
               </w:rPr>
               <w:t xml:space="preserve">   </w:t>
             </w:r>
-            <w:hyperlink w:history="1" r:id="rId1mnszvonenwebsjww6xia">
+            <w:hyperlink w:history="1" r:id="rId46yk4kn_4n8qhhgdtcx6y">
               <w:r>
                 <w:rPr>
                   <w:color w:val="315CBB"/>
@@ -138,7 +138,7 @@
               </w:rPr>
               <w:t xml:space="preserve">   </w:t>
             </w:r>
-            <w:hyperlink w:history="1" r:id="rIdirfqs1fauejhikk7zyguh">
+            <w:hyperlink w:history="1" r:id="rIdu8ncrxpc6ignk7ardi9b7">
               <w:r>
                 <w:rPr>
                   <w:color w:val="315CBB"/>
@@ -156,7 +156,7 @@
               </w:rPr>
               <w:t xml:space="preserve">   </w:t>
             </w:r>
-            <w:hyperlink w:history="1" r:id="rIdjww-br2pi2nywpv03yrxy">
+            <w:hyperlink w:history="1" r:id="rId-wx_b5-cwxiol03z4zxwc">
               <w:r>
                 <w:rPr>
                   <w:color w:val="315CBB"/>
@@ -404,7 +404,7 @@
       <w:pPr>
         <w:spacing w:after="80" w:before="80" w:line="300"/>
       </w:pPr>
-      <w:hyperlink w:history="1" r:id="rIdgietff4zgti_j8vdhtvrq">
+      <w:hyperlink w:history="1" r:id="rIdxcj696qtlfiia4tnrs4bz">
         <w:r>
           <w:rPr>
             <w:color w:val="315CBB"/>
@@ -422,7 +422,7 @@
         </w:rPr>
         <w:t xml:space="preserve">   </w:t>
       </w:r>
-      <w:hyperlink w:history="1" r:id="rIdznlpxss2rbmryoy3umzht">
+      <w:hyperlink w:history="1" r:id="rIdykgviinriinbnvmt-olem">
         <w:r>
           <w:rPr>
             <w:color w:val="315CBB"/>
@@ -1020,7 +1020,7 @@
       <w:pPr>
         <w:spacing w:after="80" w:before="80" w:line="300"/>
       </w:pPr>
-      <w:hyperlink w:history="1" r:id="rIdyw6hi52gf9jn8rr95a7fl">
+      <w:hyperlink w:history="1" r:id="rIdsfetneuzmkwfdvhgtek6l">
         <w:r>
           <w:rPr>
             <w:color w:val="315CBB"/>
@@ -1038,7 +1038,7 @@
         </w:rPr>
         <w:t xml:space="preserve">   </w:t>
       </w:r>
-      <w:hyperlink w:history="1" r:id="rIdb9jrglg1yy3xvav21ccmk">
+      <w:hyperlink w:history="1" r:id="rIdpvdnxlklol4fwxgndsw4n">
         <w:r>
           <w:rPr>
             <w:color w:val="315CBB"/>
@@ -1056,7 +1056,7 @@
         </w:rPr>
         <w:t xml:space="preserve">   </w:t>
       </w:r>
-      <w:hyperlink w:history="1" r:id="rIdrx1xodsbd0u83jh9heipa">
+      <w:hyperlink w:history="1" r:id="rIdw8wx-whkwcmihnmlxfflb">
         <w:r>
           <w:rPr>
             <w:color w:val="315CBB"/>
@@ -1074,7 +1074,7 @@
         </w:rPr>
         <w:t xml:space="preserve">   </w:t>
       </w:r>
-      <w:hyperlink w:history="1" r:id="rId5orew_ve7mfwb29qxmcut">
+      <w:hyperlink w:history="1" r:id="rIdgxembnwvemjrcuugmlaa1">
         <w:r>
           <w:rPr>
             <w:color w:val="315CBB"/>
@@ -1221,7 +1221,7 @@
       <w:pPr>
         <w:spacing w:after="80" w:before="0" w:line="300"/>
       </w:pPr>
-      <w:hyperlink w:history="1" r:id="rIdnwjiz6zcxgxsybkad1mjw">
+      <w:hyperlink w:history="1" r:id="rId9ljwkbdpq95jyqqqqjefj">
         <w:r>
           <w:rPr>
             <w:color w:val="315CBB"/>
@@ -1544,7 +1544,7 @@
       <w:pPr>
         <w:spacing w:after="80" w:before="80" w:line="300"/>
       </w:pPr>
-      <w:hyperlink w:history="1" r:id="rIdmlrj4enf6aun-qgr7jrfn">
+      <w:hyperlink w:history="1" r:id="rId4fvrs2ed_sem-bgpcddml">
         <w:r>
           <w:rPr>
             <w:color w:val="315CBB"/>
@@ -1562,7 +1562,7 @@
         </w:rPr>
         <w:t xml:space="preserve">   </w:t>
       </w:r>
-      <w:hyperlink w:history="1" r:id="rIdjxqomm87jpp1wj9yfjnms">
+      <w:hyperlink w:history="1" r:id="rIdsgzgbdxm7ye3yu-idi5g_">
         <w:r>
           <w:rPr>
             <w:color w:val="315CBB"/>
@@ -1685,7 +1685,7 @@
             <w:r>
               <w:br/>
             </w:r>
-            <w:hyperlink w:history="1" r:id="rIddy9vbqllintm4pbdwtsjr">
+            <w:hyperlink w:history="1" r:id="rIdmuym6fxgfcgwnlgea3zgc">
               <w:r>
                 <w:rPr>
                   <w:color w:val="315CBB"/>
@@ -1698,7 +1698,7 @@
             <w:r>
               <w:br/>
             </w:r>
-            <w:hyperlink w:history="1" r:id="rId4d7pae1ctvkhccorwmy1o">
+            <w:hyperlink w:history="1" r:id="rIddxy5zt_fsqaw-ovkd47cf">
               <w:r>
                 <w:rPr>
                   <w:color w:val="315CBB"/>
@@ -1988,7 +1988,7 @@
             <w:pPr>
               <w:spacing w:after="80" w:before="80" w:line="300"/>
             </w:pPr>
-            <w:hyperlink w:history="1" r:id="rIde8p9ysythmce982gbjtj1">
+            <w:hyperlink w:history="1" r:id="rId4fk5tvw5ddnp7bgukh0vl">
               <w:r>
                 <w:rPr>
                   <w:color w:val="315CBB"/>
@@ -2006,7 +2006,7 @@
               </w:rPr>
               <w:t xml:space="preserve">   </w:t>
             </w:r>
-            <w:hyperlink w:history="1" r:id="rId35j-2fqzk0c0wynbnevrt">
+            <w:hyperlink w:history="1" r:id="rIdfakqjdf4uuenvekr-ouce">
               <w:r>
                 <w:rPr>
                   <w:color w:val="315CBB"/>
@@ -2024,7 +2024,7 @@
               </w:rPr>
               <w:t xml:space="preserve">   </w:t>
             </w:r>
-            <w:hyperlink w:history="1" r:id="rIdumgj4eofmambjciz4coqb">
+            <w:hyperlink w:history="1" r:id="rIdj9bhjdljcpmo1ai5djkgv">
               <w:r>
                 <w:rPr>
                   <w:color w:val="315CBB"/>
@@ -2492,7 +2492,7 @@
             <w:pPr>
               <w:spacing w:after="80" w:before="0" w:line="300"/>
             </w:pPr>
-            <w:hyperlink w:history="1" r:id="rIdszsym7p83_sc8dhal8dih">
+            <w:hyperlink w:history="1" r:id="rIdigmp9o1jg7flfinzuojdd">
               <w:r>
                 <w:rPr>
                   <w:color w:val="315CBB"/>

--- a/site/resume.docx
+++ b/site/resume.docx
@@ -102,7 +102,7 @@
             <w:pPr>
               <w:spacing w:after="80" w:before="80" w:line="300"/>
             </w:pPr>
-            <w:hyperlink w:history="1" r:id="rIdc1xb_6skcfkbb3mdthin1">
+            <w:hyperlink w:history="1" r:id="rIdozs-tlrtcvhpgcprirucc">
               <w:r>
                 <w:rPr>
                   <w:color w:val="315CBB"/>
@@ -120,7 +120,7 @@
               </w:rPr>
               <w:t xml:space="preserve">   </w:t>
             </w:r>
-            <w:hyperlink w:history="1" r:id="rId46yk4kn_4n8qhhgdtcx6y">
+            <w:hyperlink w:history="1" r:id="rIdvtay5fx2rx38udmxdw0fw">
               <w:r>
                 <w:rPr>
                   <w:color w:val="315CBB"/>
@@ -138,7 +138,7 @@
               </w:rPr>
               <w:t xml:space="preserve">   </w:t>
             </w:r>
-            <w:hyperlink w:history="1" r:id="rIdu8ncrxpc6ignk7ardi9b7">
+            <w:hyperlink w:history="1" r:id="rIddd3dw8hqq4h9mtazpfvqz">
               <w:r>
                 <w:rPr>
                   <w:color w:val="315CBB"/>
@@ -156,7 +156,7 @@
               </w:rPr>
               <w:t xml:space="preserve">   </w:t>
             </w:r>
-            <w:hyperlink w:history="1" r:id="rId-wx_b5-cwxiol03z4zxwc">
+            <w:hyperlink w:history="1" r:id="rIdgktfcqonq3cyuseha8v3m">
               <w:r>
                 <w:rPr>
                   <w:color w:val="315CBB"/>
@@ -402,27 +402,9 @@
     </w:p>
     <w:p>
       <w:pPr>
-        <w:spacing w:after="80" w:before="80" w:line="300"/>
-      </w:pPr>
-      <w:hyperlink w:history="1" r:id="rIdxcj696qtlfiia4tnrs4bz">
-        <w:r>
-          <w:rPr>
-            <w:color w:val="315CBB"/>
-            <w:sz w:val="20"/>
-            <w:szCs w:val="20"/>
-          </w:rPr>
-          <w:t xml:space="preserve">GitHub · local-pilot ↗</w:t>
-        </w:r>
-      </w:hyperlink>
-      <w:r>
-        <w:rPr>
-          <w:color w:val="203047"/>
-          <w:sz w:val="20"/>
-          <w:szCs w:val="20"/>
-        </w:rPr>
-        <w:t xml:space="preserve">   </w:t>
-      </w:r>
-      <w:hyperlink w:history="1" r:id="rIdykgviinriinbnvmt-olem">
+        <w:spacing w:after="80" w:before="0" w:line="300"/>
+      </w:pPr>
+      <w:hyperlink w:history="1" r:id="rIdr11olqny084gxko66p8ly">
         <w:r>
           <w:rPr>
             <w:color w:val="315CBB"/>
@@ -432,14 +414,6 @@
           <w:t xml:space="preserve">GitHub · AI 분리 저장소 ↗</w:t>
         </w:r>
       </w:hyperlink>
-      <w:r>
-        <w:rPr>
-          <w:color w:val="203047"/>
-          <w:sz w:val="20"/>
-          <w:szCs w:val="20"/>
-        </w:rPr>
-        <w:t xml:space="preserve">   </w:t>
-      </w:r>
     </w:p>
     <w:p>
       <w:pPr>
@@ -1020,7 +994,7 @@
       <w:pPr>
         <w:spacing w:after="80" w:before="80" w:line="300"/>
       </w:pPr>
-      <w:hyperlink w:history="1" r:id="rIdsfetneuzmkwfdvhgtek6l">
+      <w:hyperlink w:history="1" r:id="rIdpdze6pkrc-zhljmejymeg">
         <w:r>
           <w:rPr>
             <w:color w:val="315CBB"/>
@@ -1038,7 +1012,7 @@
         </w:rPr>
         <w:t xml:space="preserve">   </w:t>
       </w:r>
-      <w:hyperlink w:history="1" r:id="rIdpvdnxlklol4fwxgndsw4n">
+      <w:hyperlink w:history="1" r:id="rIdyalsf3yod-htd3vzdnos9">
         <w:r>
           <w:rPr>
             <w:color w:val="315CBB"/>
@@ -1056,7 +1030,7 @@
         </w:rPr>
         <w:t xml:space="preserve">   </w:t>
       </w:r>
-      <w:hyperlink w:history="1" r:id="rIdw8wx-whkwcmihnmlxfflb">
+      <w:hyperlink w:history="1" r:id="rId5leph2_r1hsju9tyjhecu">
         <w:r>
           <w:rPr>
             <w:color w:val="315CBB"/>
@@ -1074,7 +1048,7 @@
         </w:rPr>
         <w:t xml:space="preserve">   </w:t>
       </w:r>
-      <w:hyperlink w:history="1" r:id="rIdgxembnwvemjrcuugmlaa1">
+      <w:hyperlink w:history="1" r:id="rIdp5_hpgeoazzgfb-azud-y">
         <w:r>
           <w:rPr>
             <w:color w:val="315CBB"/>
@@ -1221,7 +1195,7 @@
       <w:pPr>
         <w:spacing w:after="80" w:before="0" w:line="300"/>
       </w:pPr>
-      <w:hyperlink w:history="1" r:id="rId9ljwkbdpq95jyqqqqjefj">
+      <w:hyperlink w:history="1" r:id="rIdk6wbdlzbkrfskzslbby-v">
         <w:r>
           <w:rPr>
             <w:color w:val="315CBB"/>
@@ -1544,7 +1518,7 @@
       <w:pPr>
         <w:spacing w:after="80" w:before="80" w:line="300"/>
       </w:pPr>
-      <w:hyperlink w:history="1" r:id="rId4fvrs2ed_sem-bgpcddml">
+      <w:hyperlink w:history="1" r:id="rIdaivhs4iqxip4jwx4nfldb">
         <w:r>
           <w:rPr>
             <w:color w:val="315CBB"/>
@@ -1562,7 +1536,7 @@
         </w:rPr>
         <w:t xml:space="preserve">   </w:t>
       </w:r>
-      <w:hyperlink w:history="1" r:id="rIdsgzgbdxm7ye3yu-idi5g_">
+      <w:hyperlink w:history="1" r:id="rIduo5qjsd2plwy_mc0uciya">
         <w:r>
           <w:rPr>
             <w:color w:val="315CBB"/>
@@ -1685,7 +1659,7 @@
             <w:r>
               <w:br/>
             </w:r>
-            <w:hyperlink w:history="1" r:id="rIdmuym6fxgfcgwnlgea3zgc">
+            <w:hyperlink w:history="1" r:id="rIdigmn0i1oufibljjtcofnu">
               <w:r>
                 <w:rPr>
                   <w:color w:val="315CBB"/>
@@ -1698,7 +1672,7 @@
             <w:r>
               <w:br/>
             </w:r>
-            <w:hyperlink w:history="1" r:id="rIddxy5zt_fsqaw-ovkd47cf">
+            <w:hyperlink w:history="1" r:id="rIdyouxya0foett29eoocw1s">
               <w:r>
                 <w:rPr>
                   <w:color w:val="315CBB"/>
@@ -1988,7 +1962,7 @@
             <w:pPr>
               <w:spacing w:after="80" w:before="80" w:line="300"/>
             </w:pPr>
-            <w:hyperlink w:history="1" r:id="rId4fk5tvw5ddnp7bgukh0vl">
+            <w:hyperlink w:history="1" r:id="rIdln3kbxx2u6hrxb4zkbskn">
               <w:r>
                 <w:rPr>
                   <w:color w:val="315CBB"/>
@@ -2006,7 +1980,7 @@
               </w:rPr>
               <w:t xml:space="preserve">   </w:t>
             </w:r>
-            <w:hyperlink w:history="1" r:id="rIdfakqjdf4uuenvekr-ouce">
+            <w:hyperlink w:history="1" r:id="rIdr8x47r89zgtgg0cvdfxo8">
               <w:r>
                 <w:rPr>
                   <w:color w:val="315CBB"/>
@@ -2024,7 +1998,7 @@
               </w:rPr>
               <w:t xml:space="preserve">   </w:t>
             </w:r>
-            <w:hyperlink w:history="1" r:id="rIdj9bhjdljcpmo1ai5djkgv">
+            <w:hyperlink w:history="1" r:id="rIdidsy5yqdxwqtjksxdq8-p">
               <w:r>
                 <w:rPr>
                   <w:color w:val="315CBB"/>
@@ -2492,7 +2466,7 @@
             <w:pPr>
               <w:spacing w:after="80" w:before="0" w:line="300"/>
             </w:pPr>
-            <w:hyperlink w:history="1" r:id="rIdigmp9o1jg7flfinzuojdd">
+            <w:hyperlink w:history="1" r:id="rIdwlvab7zufdh-gaylhjlzh">
               <w:r>
                 <w:rPr>
                   <w:color w:val="315CBB"/>

--- a/site/resume.docx
+++ b/site/resume.docx
@@ -102,7 +102,7 @@
             <w:pPr>
               <w:spacing w:after="80" w:before="80" w:line="300"/>
             </w:pPr>
-            <w:hyperlink w:history="1" r:id="rIdozs-tlrtcvhpgcprirucc">
+            <w:hyperlink w:history="1" r:id="rIdvxdm61ci3hap5rm84o9aq">
               <w:r>
                 <w:rPr>
                   <w:color w:val="315CBB"/>
@@ -120,7 +120,7 @@
               </w:rPr>
               <w:t xml:space="preserve">   </w:t>
             </w:r>
-            <w:hyperlink w:history="1" r:id="rIdvtay5fx2rx38udmxdw0fw">
+            <w:hyperlink w:history="1" r:id="rIdtf6i6omwhkw3obhvvstfo">
               <w:r>
                 <w:rPr>
                   <w:color w:val="315CBB"/>
@@ -138,7 +138,7 @@
               </w:rPr>
               <w:t xml:space="preserve">   </w:t>
             </w:r>
-            <w:hyperlink w:history="1" r:id="rIddd3dw8hqq4h9mtazpfvqz">
+            <w:hyperlink w:history="1" r:id="rId4wqiiebkzydzzjzogq-ef">
               <w:r>
                 <w:rPr>
                   <w:color w:val="315CBB"/>
@@ -156,7 +156,7 @@
               </w:rPr>
               <w:t xml:space="preserve">   </w:t>
             </w:r>
-            <w:hyperlink w:history="1" r:id="rIdgktfcqonq3cyuseha8v3m">
+            <w:hyperlink w:history="1" r:id="rId3hovy7bsnbllbgdapzfhu">
               <w:r>
                 <w:rPr>
                   <w:color w:val="315CBB"/>
@@ -404,7 +404,7 @@
       <w:pPr>
         <w:spacing w:after="80" w:before="0" w:line="300"/>
       </w:pPr>
-      <w:hyperlink w:history="1" r:id="rIdr11olqny084gxko66p8ly">
+      <w:hyperlink w:history="1" r:id="rIdwi4xhznpbrpyzwrqrflcx">
         <w:r>
           <w:rPr>
             <w:color w:val="315CBB"/>
@@ -994,7 +994,7 @@
       <w:pPr>
         <w:spacing w:after="80" w:before="80" w:line="300"/>
       </w:pPr>
-      <w:hyperlink w:history="1" r:id="rIdpdze6pkrc-zhljmejymeg">
+      <w:hyperlink w:history="1" r:id="rId1zypkkuquy_0k30cqotoi">
         <w:r>
           <w:rPr>
             <w:color w:val="315CBB"/>
@@ -1012,7 +1012,7 @@
         </w:rPr>
         <w:t xml:space="preserve">   </w:t>
       </w:r>
-      <w:hyperlink w:history="1" r:id="rIdyalsf3yod-htd3vzdnos9">
+      <w:hyperlink w:history="1" r:id="rIdtdkjjileqz2gfiekgbg3g">
         <w:r>
           <w:rPr>
             <w:color w:val="315CBB"/>
@@ -1030,7 +1030,7 @@
         </w:rPr>
         <w:t xml:space="preserve">   </w:t>
       </w:r>
-      <w:hyperlink w:history="1" r:id="rId5leph2_r1hsju9tyjhecu">
+      <w:hyperlink w:history="1" r:id="rIdma59gslym9r5c-jmtlx0y">
         <w:r>
           <w:rPr>
             <w:color w:val="315CBB"/>
@@ -1048,7 +1048,7 @@
         </w:rPr>
         <w:t xml:space="preserve">   </w:t>
       </w:r>
-      <w:hyperlink w:history="1" r:id="rIdp5_hpgeoazzgfb-azud-y">
+      <w:hyperlink w:history="1" r:id="rIdnfochg89_yeijmk-dlq4c">
         <w:r>
           <w:rPr>
             <w:color w:val="315CBB"/>
@@ -1195,7 +1195,7 @@
       <w:pPr>
         <w:spacing w:after="80" w:before="0" w:line="300"/>
       </w:pPr>
-      <w:hyperlink w:history="1" r:id="rIdk6wbdlzbkrfskzslbby-v">
+      <w:hyperlink w:history="1" r:id="rIdojissrk1_mp6gk9ik3d0q">
         <w:r>
           <w:rPr>
             <w:color w:val="315CBB"/>
@@ -1518,7 +1518,7 @@
       <w:pPr>
         <w:spacing w:after="80" w:before="80" w:line="300"/>
       </w:pPr>
-      <w:hyperlink w:history="1" r:id="rIdaivhs4iqxip4jwx4nfldb">
+      <w:hyperlink w:history="1" r:id="rIdyzdkyamga04iktr9x5tf7">
         <w:r>
           <w:rPr>
             <w:color w:val="315CBB"/>
@@ -1536,7 +1536,7 @@
         </w:rPr>
         <w:t xml:space="preserve">   </w:t>
       </w:r>
-      <w:hyperlink w:history="1" r:id="rIduo5qjsd2plwy_mc0uciya">
+      <w:hyperlink w:history="1" r:id="rId8ufbde9b2f9pfiwzofs--">
         <w:r>
           <w:rPr>
             <w:color w:val="315CBB"/>
@@ -1659,7 +1659,7 @@
             <w:r>
               <w:br/>
             </w:r>
-            <w:hyperlink w:history="1" r:id="rIdigmn0i1oufibljjtcofnu">
+            <w:hyperlink w:history="1" r:id="rIdwzw1tszhqo4hhxpkvv97o">
               <w:r>
                 <w:rPr>
                   <w:color w:val="315CBB"/>
@@ -1672,7 +1672,7 @@
             <w:r>
               <w:br/>
             </w:r>
-            <w:hyperlink w:history="1" r:id="rIdyouxya0foett29eoocw1s">
+            <w:hyperlink w:history="1" r:id="rId6sv_oa3-wzlbn7hn16r8j">
               <w:r>
                 <w:rPr>
                   <w:color w:val="315CBB"/>
@@ -1962,7 +1962,7 @@
             <w:pPr>
               <w:spacing w:after="80" w:before="80" w:line="300"/>
             </w:pPr>
-            <w:hyperlink w:history="1" r:id="rIdln3kbxx2u6hrxb4zkbskn">
+            <w:hyperlink w:history="1" r:id="rIdzd_br1br3ipplxxzewolg">
               <w:r>
                 <w:rPr>
                   <w:color w:val="315CBB"/>
@@ -1980,7 +1980,7 @@
               </w:rPr>
               <w:t xml:space="preserve">   </w:t>
             </w:r>
-            <w:hyperlink w:history="1" r:id="rIdr8x47r89zgtgg0cvdfxo8">
+            <w:hyperlink w:history="1" r:id="rIdbr3didnmp4zufldzpphbt">
               <w:r>
                 <w:rPr>
                   <w:color w:val="315CBB"/>
@@ -1998,7 +1998,7 @@
               </w:rPr>
               <w:t xml:space="preserve">   </w:t>
             </w:r>
-            <w:hyperlink w:history="1" r:id="rIdidsy5yqdxwqtjksxdq8-p">
+            <w:hyperlink w:history="1" r:id="rIdxsoh7gmejqfsycg42ixrh">
               <w:r>
                 <w:rPr>
                   <w:color w:val="315CBB"/>
@@ -2466,7 +2466,7 @@
             <w:pPr>
               <w:spacing w:after="80" w:before="0" w:line="300"/>
             </w:pPr>
-            <w:hyperlink w:history="1" r:id="rIdwlvab7zufdh-gaylhjlzh">
+            <w:hyperlink w:history="1" r:id="rIdfdnxecgt8jnaiyyalstf9">
               <w:r>
                 <w:rPr>
                   <w:color w:val="315CBB"/>

--- a/site/resume.docx
+++ b/site/resume.docx
@@ -102,7 +102,7 @@
             <w:pPr>
               <w:spacing w:after="80" w:before="80" w:line="300"/>
             </w:pPr>
-            <w:hyperlink w:history="1" r:id="rIdvxdm61ci3hap5rm84o9aq">
+            <w:hyperlink w:history="1" r:id="rIdff3tnhrwlp5da0c57o7we">
               <w:r>
                 <w:rPr>
                   <w:color w:val="315CBB"/>
@@ -120,7 +120,7 @@
               </w:rPr>
               <w:t xml:space="preserve">   </w:t>
             </w:r>
-            <w:hyperlink w:history="1" r:id="rIdtf6i6omwhkw3obhvvstfo">
+            <w:hyperlink w:history="1" r:id="rIdmbyrkwuyz35itooxyaawb">
               <w:r>
                 <w:rPr>
                   <w:color w:val="315CBB"/>
@@ -138,7 +138,7 @@
               </w:rPr>
               <w:t xml:space="preserve">   </w:t>
             </w:r>
-            <w:hyperlink w:history="1" r:id="rId4wqiiebkzydzzjzogq-ef">
+            <w:hyperlink w:history="1" r:id="rIdjgqfpee0nm-_sbmaq9lzz">
               <w:r>
                 <w:rPr>
                   <w:color w:val="315CBB"/>
@@ -156,7 +156,7 @@
               </w:rPr>
               <w:t xml:space="preserve">   </w:t>
             </w:r>
-            <w:hyperlink w:history="1" r:id="rId3hovy7bsnbllbgdapzfhu">
+            <w:hyperlink w:history="1" r:id="rIduxjvr5khn90qpvvroc_cy">
               <w:r>
                 <w:rPr>
                   <w:color w:val="315CBB"/>
@@ -404,7 +404,7 @@
       <w:pPr>
         <w:spacing w:after="80" w:before="0" w:line="300"/>
       </w:pPr>
-      <w:hyperlink w:history="1" r:id="rIdwi4xhznpbrpyzwrqrflcx">
+      <w:hyperlink w:history="1" r:id="rId4a6gowfxtbyhth5dsqx1f">
         <w:r>
           <w:rPr>
             <w:color w:val="315CBB"/>
@@ -994,7 +994,7 @@
       <w:pPr>
         <w:spacing w:after="80" w:before="80" w:line="300"/>
       </w:pPr>
-      <w:hyperlink w:history="1" r:id="rId1zypkkuquy_0k30cqotoi">
+      <w:hyperlink w:history="1" r:id="rIdw2cnsniu8sozssvseakxs">
         <w:r>
           <w:rPr>
             <w:color w:val="315CBB"/>
@@ -1012,7 +1012,7 @@
         </w:rPr>
         <w:t xml:space="preserve">   </w:t>
       </w:r>
-      <w:hyperlink w:history="1" r:id="rIdtdkjjileqz2gfiekgbg3g">
+      <w:hyperlink w:history="1" r:id="rIdkrpuigpzmnjk3hz5thvp5">
         <w:r>
           <w:rPr>
             <w:color w:val="315CBB"/>
@@ -1030,7 +1030,7 @@
         </w:rPr>
         <w:t xml:space="preserve">   </w:t>
       </w:r>
-      <w:hyperlink w:history="1" r:id="rIdma59gslym9r5c-jmtlx0y">
+      <w:hyperlink w:history="1" r:id="rIdjldyu_dklvsm-1s3php6w">
         <w:r>
           <w:rPr>
             <w:color w:val="315CBB"/>
@@ -1048,7 +1048,7 @@
         </w:rPr>
         <w:t xml:space="preserve">   </w:t>
       </w:r>
-      <w:hyperlink w:history="1" r:id="rIdnfochg89_yeijmk-dlq4c">
+      <w:hyperlink w:history="1" r:id="rIdg4awqsgzrpf2gofd_qess">
         <w:r>
           <w:rPr>
             <w:color w:val="315CBB"/>
@@ -1195,7 +1195,7 @@
       <w:pPr>
         <w:spacing w:after="80" w:before="0" w:line="300"/>
       </w:pPr>
-      <w:hyperlink w:history="1" r:id="rIdojissrk1_mp6gk9ik3d0q">
+      <w:hyperlink w:history="1" r:id="rIdggxldoxolo-wdf5gsznjr">
         <w:r>
           <w:rPr>
             <w:color w:val="315CBB"/>
@@ -1518,7 +1518,7 @@
       <w:pPr>
         <w:spacing w:after="80" w:before="80" w:line="300"/>
       </w:pPr>
-      <w:hyperlink w:history="1" r:id="rIdyzdkyamga04iktr9x5tf7">
+      <w:hyperlink w:history="1" r:id="rIdx7xsvlhl-vx-jvru-vtt2">
         <w:r>
           <w:rPr>
             <w:color w:val="315CBB"/>
@@ -1536,7 +1536,7 @@
         </w:rPr>
         <w:t xml:space="preserve">   </w:t>
       </w:r>
-      <w:hyperlink w:history="1" r:id="rId8ufbde9b2f9pfiwzofs--">
+      <w:hyperlink w:history="1" r:id="rIdv0w_mqqahg1yc6s_qwfze">
         <w:r>
           <w:rPr>
             <w:color w:val="315CBB"/>
@@ -1659,7 +1659,7 @@
             <w:r>
               <w:br/>
             </w:r>
-            <w:hyperlink w:history="1" r:id="rIdwzw1tszhqo4hhxpkvv97o">
+            <w:hyperlink w:history="1" r:id="rIdop_4zfzn_brfvm6pfsbq4">
               <w:r>
                 <w:rPr>
                   <w:color w:val="315CBB"/>
@@ -1672,7 +1672,7 @@
             <w:r>
               <w:br/>
             </w:r>
-            <w:hyperlink w:history="1" r:id="rId6sv_oa3-wzlbn7hn16r8j">
+            <w:hyperlink w:history="1" r:id="rIdgvdzztju1puzebcjdrcaw">
               <w:r>
                 <w:rPr>
                   <w:color w:val="315CBB"/>
@@ -1962,7 +1962,7 @@
             <w:pPr>
               <w:spacing w:after="80" w:before="80" w:line="300"/>
             </w:pPr>
-            <w:hyperlink w:history="1" r:id="rIdzd_br1br3ipplxxzewolg">
+            <w:hyperlink w:history="1" r:id="rIdbtw1tysxfpqktnrxgeagt">
               <w:r>
                 <w:rPr>
                   <w:color w:val="315CBB"/>
@@ -1980,7 +1980,7 @@
               </w:rPr>
               <w:t xml:space="preserve">   </w:t>
             </w:r>
-            <w:hyperlink w:history="1" r:id="rIdbr3didnmp4zufldzpphbt">
+            <w:hyperlink w:history="1" r:id="rId9dmxi_gerlzu5bzjp6ner">
               <w:r>
                 <w:rPr>
                   <w:color w:val="315CBB"/>
@@ -1998,7 +1998,7 @@
               </w:rPr>
               <w:t xml:space="preserve">   </w:t>
             </w:r>
-            <w:hyperlink w:history="1" r:id="rIdxsoh7gmejqfsycg42ixrh">
+            <w:hyperlink w:history="1" r:id="rId6rrcbydtuhmvorih1zog2">
               <w:r>
                 <w:rPr>
                   <w:color w:val="315CBB"/>
@@ -2466,7 +2466,7 @@
             <w:pPr>
               <w:spacing w:after="80" w:before="0" w:line="300"/>
             </w:pPr>
-            <w:hyperlink w:history="1" r:id="rIdfdnxecgt8jnaiyyalstf9">
+            <w:hyperlink w:history="1" r:id="rId8bv651rnevxbgjdkxfvff">
               <w:r>
                 <w:rPr>
                   <w:color w:val="315CBB"/>

--- a/site/resume.docx
+++ b/site/resume.docx
@@ -102,7 +102,7 @@
             <w:pPr>
               <w:spacing w:after="80" w:before="80" w:line="300"/>
             </w:pPr>
-            <w:hyperlink w:history="1" r:id="rIdff3tnhrwlp5da0c57o7we">
+            <w:hyperlink w:history="1" r:id="rIdn8zlmzhwjvjq1t2cpr_lh">
               <w:r>
                 <w:rPr>
                   <w:color w:val="315CBB"/>
@@ -120,7 +120,7 @@
               </w:rPr>
               <w:t xml:space="preserve">   </w:t>
             </w:r>
-            <w:hyperlink w:history="1" r:id="rIdmbyrkwuyz35itooxyaawb">
+            <w:hyperlink w:history="1" r:id="rId7u1brm2l7pxxirbwfexvb">
               <w:r>
                 <w:rPr>
                   <w:color w:val="315CBB"/>
@@ -138,7 +138,7 @@
               </w:rPr>
               <w:t xml:space="preserve">   </w:t>
             </w:r>
-            <w:hyperlink w:history="1" r:id="rIdjgqfpee0nm-_sbmaq9lzz">
+            <w:hyperlink w:history="1" r:id="rId5shksruncc9-kentmrfre">
               <w:r>
                 <w:rPr>
                   <w:color w:val="315CBB"/>
@@ -156,7 +156,7 @@
               </w:rPr>
               <w:t xml:space="preserve">   </w:t>
             </w:r>
-            <w:hyperlink w:history="1" r:id="rIduxjvr5khn90qpvvroc_cy">
+            <w:hyperlink w:history="1" r:id="rIded-z02gipz_tnvnjrxmq6">
               <w:r>
                 <w:rPr>
                   <w:color w:val="315CBB"/>
@@ -362,7 +362,7 @@
           <w:sz w:val="18"/>
           <w:szCs w:val="18"/>
         </w:rPr>
-        <w:t xml:space="preserve">LLM Wiki 기반 AI 워크스페이스 · AI SW 마에스트로 17기</w:t>
+        <w:t xml:space="preserve">LLM Wiki 기반 AI 워크스페이스 · AI SW 마에스트로 17기 · AWS EKS 배포 완료, QA 진행 중</w:t>
       </w:r>
       <w:r>
         <w:br/>
@@ -404,7 +404,7 @@
       <w:pPr>
         <w:spacing w:after="80" w:before="0" w:line="300"/>
       </w:pPr>
-      <w:hyperlink w:history="1" r:id="rId4a6gowfxtbyhth5dsqx1f">
+      <w:hyperlink w:history="1" r:id="rIdq6dibahjvir9wxbtm4j71">
         <w:r>
           <w:rPr>
             <w:color w:val="315CBB"/>
@@ -893,7 +893,7 @@
           <w:sz w:val="20"/>
           <w:szCs w:val="20"/>
         </w:rPr>
-        <w:t xml:space="preserve"> 질문·편집·문서 생성·폴더 정리 등 작업 종류와 부가 조건을 고르는 라우팅에 선택형 판단 모델 Jev 적용.</w:t>
+        <w:t xml:space="preserve"> 질문·편집·문서 생성·폴더 정리 등 작업 종류와 부가 조건을 고르는 라우팅에 선택형 판단 모델 Jev(정해진 선택지 중에서만 답을 고르는 모델) 적용.</w:t>
       </w:r>
       <w:r>
         <w:br/>
@@ -914,7 +914,7 @@
           <w:sz w:val="20"/>
           <w:szCs w:val="20"/>
         </w:rPr>
-        <w:t xml:space="preserve"> 동일 요청 98개에서 작업 종류와 부가 조건을 모두 맞힌 수 77 → 81건. 판단시간 중앙값 8.967초 → 0.658초.</w:t>
+        <w:t xml:space="preserve"> 동일 요청 98개에서 작업 종류와 부가 조건을 모두 맞힌 수 77 → 81건(같은 선택지를 준 GPT-5-nano 63건). 판단시간 중앙값 8.967초 → 0.658초.</w:t>
       </w:r>
     </w:p>
     <w:p>
@@ -994,7 +994,7 @@
       <w:pPr>
         <w:spacing w:after="80" w:before="80" w:line="300"/>
       </w:pPr>
-      <w:hyperlink w:history="1" r:id="rIdw2cnsniu8sozssvseakxs">
+      <w:hyperlink w:history="1" r:id="rIdusfzfv034dpe4s3iieb7g">
         <w:r>
           <w:rPr>
             <w:color w:val="315CBB"/>
@@ -1012,7 +1012,7 @@
         </w:rPr>
         <w:t xml:space="preserve">   </w:t>
       </w:r>
-      <w:hyperlink w:history="1" r:id="rIdkrpuigpzmnjk3hz5thvp5">
+      <w:hyperlink w:history="1" r:id="rIdkob60172pezkyhyd6vzz9">
         <w:r>
           <w:rPr>
             <w:color w:val="315CBB"/>
@@ -1030,14 +1030,14 @@
         </w:rPr>
         <w:t xml:space="preserve">   </w:t>
       </w:r>
-      <w:hyperlink w:history="1" r:id="rIdjldyu_dklvsm-1s3php6w">
+      <w:hyperlink w:history="1" r:id="rIdwudinkn39nyft3kscufkv">
         <w:r>
           <w:rPr>
             <w:color w:val="315CBB"/>
             <w:sz w:val="20"/>
             <w:szCs w:val="20"/>
           </w:rPr>
-          <w:t xml:space="preserve">Agent Skill 설계 ↗</w:t>
+          <w:t xml:space="preserve">에이전트 실행 환경 ↗</w:t>
         </w:r>
       </w:hyperlink>
       <w:r>
@@ -1048,7 +1048,7 @@
         </w:rPr>
         <w:t xml:space="preserve">   </w:t>
       </w:r>
-      <w:hyperlink w:history="1" r:id="rIdg4awqsgzrpf2gofd_qess">
+      <w:hyperlink w:history="1" r:id="rId1gut-cwlbpyeba4u6rsta">
         <w:r>
           <w:rPr>
             <w:color w:val="315CBB"/>
@@ -1195,7 +1195,7 @@
       <w:pPr>
         <w:spacing w:after="80" w:before="0" w:line="300"/>
       </w:pPr>
-      <w:hyperlink w:history="1" r:id="rIdggxldoxolo-wdf5gsznjr">
+      <w:hyperlink w:history="1" r:id="rIdonhbs_xvltvatxar3zs6g">
         <w:r>
           <w:rPr>
             <w:color w:val="315CBB"/>
@@ -1518,7 +1518,7 @@
       <w:pPr>
         <w:spacing w:after="80" w:before="80" w:line="300"/>
       </w:pPr>
-      <w:hyperlink w:history="1" r:id="rIdx7xsvlhl-vx-jvru-vtt2">
+      <w:hyperlink w:history="1" r:id="rIdxb5kxpbyxllnnqxureyqp">
         <w:r>
           <w:rPr>
             <w:color w:val="315CBB"/>
@@ -1536,7 +1536,7 @@
         </w:rPr>
         <w:t xml:space="preserve">   </w:t>
       </w:r>
-      <w:hyperlink w:history="1" r:id="rIdv0w_mqqahg1yc6s_qwfze">
+      <w:hyperlink w:history="1" r:id="rIduzfylderg2zg5zqtxmzvx">
         <w:r>
           <w:rPr>
             <w:color w:val="315CBB"/>
@@ -1659,7 +1659,7 @@
             <w:r>
               <w:br/>
             </w:r>
-            <w:hyperlink w:history="1" r:id="rIdop_4zfzn_brfvm6pfsbq4">
+            <w:hyperlink w:history="1" r:id="rIds6tmadhd94hirgpnligvv">
               <w:r>
                 <w:rPr>
                   <w:color w:val="315CBB"/>
@@ -1672,7 +1672,7 @@
             <w:r>
               <w:br/>
             </w:r>
-            <w:hyperlink w:history="1" r:id="rIdgvdzztju1puzebcjdrcaw">
+            <w:hyperlink w:history="1" r:id="rIdmblrimeddfkwkyi-o-vzq">
               <w:r>
                 <w:rPr>
                   <w:color w:val="315CBB"/>
@@ -1962,7 +1962,7 @@
             <w:pPr>
               <w:spacing w:after="80" w:before="80" w:line="300"/>
             </w:pPr>
-            <w:hyperlink w:history="1" r:id="rIdbtw1tysxfpqktnrxgeagt">
+            <w:hyperlink w:history="1" r:id="rIduklxdwfmv9j7f02orlaj7">
               <w:r>
                 <w:rPr>
                   <w:color w:val="315CBB"/>
@@ -1980,7 +1980,7 @@
               </w:rPr>
               <w:t xml:space="preserve">   </w:t>
             </w:r>
-            <w:hyperlink w:history="1" r:id="rId9dmxi_gerlzu5bzjp6ner">
+            <w:hyperlink w:history="1" r:id="rId1ad-eddnb5i0kxcqxgoes">
               <w:r>
                 <w:rPr>
                   <w:color w:val="315CBB"/>
@@ -1998,7 +1998,7 @@
               </w:rPr>
               <w:t xml:space="preserve">   </w:t>
             </w:r>
-            <w:hyperlink w:history="1" r:id="rId6rrcbydtuhmvorih1zog2">
+            <w:hyperlink w:history="1" r:id="rIdzuufz1cwasbms8bp-1srg">
               <w:r>
                 <w:rPr>
                   <w:color w:val="315CBB"/>
@@ -2466,7 +2466,7 @@
             <w:pPr>
               <w:spacing w:after="80" w:before="0" w:line="300"/>
             </w:pPr>
-            <w:hyperlink w:history="1" r:id="rId8bv651rnevxbgjdkxfvff">
+            <w:hyperlink w:history="1" r:id="rIdvvjtbw_j_l8bzdtehw5ym">
               <w:r>
                 <w:rPr>
                   <w:color w:val="315CBB"/>

--- a/site/resume.docx
+++ b/site/resume.docx
@@ -95,14 +95,14 @@
                 <w:sz w:val="22"/>
                 <w:szCs w:val="22"/>
               </w:rPr>
-              <w:t xml:space="preserve">Backend Engineer · AI Application Developer</w:t>
+              <w:t xml:space="preserve">AI Application Developer · Backend Engineer</w:t>
             </w:r>
           </w:p>
           <w:p>
             <w:pPr>
               <w:spacing w:after="80" w:before="80" w:line="300"/>
             </w:pPr>
-            <w:hyperlink w:history="1" r:id="rIdn8zlmzhwjvjq1t2cpr_lh">
+            <w:hyperlink w:history="1" r:id="rId4gr8uauspb35hqlws1mrn">
               <w:r>
                 <w:rPr>
                   <w:color w:val="315CBB"/>
@@ -120,7 +120,7 @@
               </w:rPr>
               <w:t xml:space="preserve">   </w:t>
             </w:r>
-            <w:hyperlink w:history="1" r:id="rId7u1brm2l7pxxirbwfexvb">
+            <w:hyperlink w:history="1" r:id="rIdrsssuu2x-khuaoiztgda3">
               <w:r>
                 <w:rPr>
                   <w:color w:val="315CBB"/>
@@ -138,7 +138,7 @@
               </w:rPr>
               <w:t xml:space="preserve">   </w:t>
             </w:r>
-            <w:hyperlink w:history="1" r:id="rId5shksruncc9-kentmrfre">
+            <w:hyperlink w:history="1" r:id="rIdhfz-2bcy3pomyjqb5lxqn">
               <w:r>
                 <w:rPr>
                   <w:color w:val="315CBB"/>
@@ -156,7 +156,7 @@
               </w:rPr>
               <w:t xml:space="preserve">   </w:t>
             </w:r>
-            <w:hyperlink w:history="1" r:id="rIded-z02gipz_tnvnjrxmq6">
+            <w:hyperlink w:history="1" r:id="rIdl7lnxrqjr_rsyrgl1ugtw">
               <w:r>
                 <w:rPr>
                   <w:color w:val="315CBB"/>
@@ -214,7 +214,7 @@
           <w:sz w:val="20"/>
           <w:szCs w:val="20"/>
         </w:rPr>
-        <w:t xml:space="preserve">PDF 변환 통과율 45.17% → 89.89% 개선</w:t>
+        <w:t xml:space="preserve">RAG 근거 선택: 근거 충족률 66.25% → 91.25%, 잘못된 근거 20 → 0건</w:t>
       </w:r>
     </w:p>
     <w:p>
@@ -234,7 +234,7 @@
           <w:sz w:val="20"/>
           <w:szCs w:val="20"/>
         </w:rPr>
-        <w:t xml:space="preserve">RAG 근거 충족률 66.25% → 91.25% 개선</w:t>
+        <w:t xml:space="preserve">에이전트 실행 환경: 사용자 정의 Skill과 승인 기반 실행, 편집 품질 94/114 → 104/114</w:t>
       </w:r>
     </w:p>
     <w:p>
@@ -254,7 +254,7 @@
           <w:sz w:val="20"/>
           <w:szCs w:val="20"/>
         </w:rPr>
-        <w:t xml:space="preserve">약품 설명 변환: 예상 $200 대비 실제 $11.18</w:t>
+        <w:t xml:space="preserve">데이터 파이프라인: PDF 변환 통과율 45.17% → 89.89%, 약품 변환 비용 예상 $200 대비 $11.18</w:t>
       </w:r>
     </w:p>
     <w:p>
@@ -404,7 +404,7 @@
       <w:pPr>
         <w:spacing w:after="80" w:before="0" w:line="300"/>
       </w:pPr>
-      <w:hyperlink w:history="1" r:id="rIdq6dibahjvir9wxbtm4j71">
+      <w:hyperlink w:history="1" r:id="rIdlfxazyqd0okq2ioiplegf">
         <w:r>
           <w:rPr>
             <w:color w:val="315CBB"/>
@@ -428,7 +428,7 @@
           <w:sz w:val="22"/>
           <w:szCs w:val="22"/>
         </w:rPr>
-        <w:t xml:space="preserve">문서 확장자 변환 파이프라인 구축과 Wiki 생성 시간 개선</w:t>
+        <w:t xml:space="preserve">RAG 과정의 검색 정확도 개선</w:t>
       </w:r>
     </w:p>
     <w:p>
@@ -441,7 +441,7 @@
           <w:sz w:val="18"/>
           <w:szCs w:val="18"/>
         </w:rPr>
-        <w:t xml:space="preserve">사용자가 올린 PDF를 검색과 답변에 활용하도록 변환하고, 여러 문서의 Wiki 생성 시간을 줄였습니다. PDF 30쪽의 내부 평가 통과율은 45.17% → 89.89%, 문서 4개 분석 시간은 282.11초 → 73.89초로 개선했습니다.</w:t>
+        <w:t xml:space="preserve">저장된 문서에서 AI 답변에 필요한 근거를 찾는 기능입니다. 답이 있는 80문항의 근거 충족률을 66.25% → 91.25%로 높이고, 답 없는 20문항의 잘못된 근거 반환을 20 → 0건으로 줄였습니다.</w:t>
       </w:r>
     </w:p>
     <w:p>
@@ -461,7 +461,7 @@
           <w:sz w:val="20"/>
           <w:szCs w:val="20"/>
         </w:rPr>
-        <w:t xml:space="preserve">PDF → Markdown 변환</w:t>
+        <w:t xml:space="preserve">답변 근거 선택 개선</w:t>
       </w:r>
       <w:r>
         <w:br/>
@@ -482,7 +482,7 @@
           <w:sz w:val="20"/>
           <w:szCs w:val="20"/>
         </w:rPr>
-        <w:t xml:space="preserve"> 오픈소스 변환에서 표·수식이 손상됐고, 전체 AI 변환에도 오류와 호출 부담이 남음.</w:t>
+        <w:t xml:space="preserve"> 기존 검색이 필요한 근거를 놓치고, 답이 없는 질문에도 근거를 반환.</w:t>
       </w:r>
       <w:r>
         <w:br/>
@@ -503,7 +503,7 @@
           <w:sz w:val="20"/>
           <w:szCs w:val="20"/>
         </w:rPr>
-        <w:t xml:space="preserve"> PDF 변환 오픈소스를 비교해 AnyDoc 채택. 깨진 본문만 AI로 복원. 표·수식은 별도 처리하고 그림은 원본 보존.</w:t>
+        <w:t xml:space="preserve"> 라우팅에서 효과를 본 선택형 판단 모델 Jev를 RAG에 적용. 전체 근거 실험 후 동일 후보·반환량으로 비교 조건을 맞추고, 후보 300개·최대 4병렬로 조정.</w:t>
       </w:r>
       <w:r>
         <w:br/>
@@ -524,7 +524,36 @@
           <w:sz w:val="20"/>
           <w:szCs w:val="20"/>
         </w:rPr>
-        <w:t xml:space="preserve"> PDF 30쪽의 내부 평가 통과율 45.17% → 89.89%.</w:t>
+        <w:t xml:space="preserve"> 논문 9편의 평가에서 답이 있는 80문항의 근거 충족률 66.25% → 91.25%. 답 없는 20문항의 잘못된 근거 반환 20 → 0건. Jev 최적화 전후 시간 중앙값 9.090초 → 2.251초.</w:t>
+      </w:r>
+    </w:p>
+    <w:p>
+      <w:pPr>
+        <w:keepNext/>
+        <w:spacing w:after="80" w:before="240" w:line="276"/>
+      </w:pPr>
+      <w:r>
+        <w:rPr>
+          <w:b/>
+          <w:bCs/>
+          <w:color w:val="315CBB"/>
+          <w:sz w:val="22"/>
+          <w:szCs w:val="22"/>
+        </w:rPr>
+        <w:t xml:space="preserve">Skill 기능 구현과 AI Agent 라우팅 성능 개선</w:t>
+      </w:r>
+    </w:p>
+    <w:p>
+      <w:pPr>
+        <w:spacing w:after="80" w:before="0" w:line="300"/>
+      </w:pPr>
+      <w:r>
+        <w:rPr>
+          <w:color w:val="607089"/>
+          <w:sz w:val="18"/>
+          <w:szCs w:val="18"/>
+        </w:rPr>
+        <w:t xml:space="preserve">반복 작업을 Skill로 저장·재사용하고 실제 변경은 사용자 승인 후 반영하도록 구현했습니다. 요청을 질문·편집 등으로 분류하는 라우팅에는 Jev를 적용해 정답 77/98 → 81/98건, 판단시간 중앙값 8.967초 → 0.658초로 개선했습니다.</w:t>
       </w:r>
     </w:p>
     <w:p>
@@ -544,7 +573,7 @@
           <w:sz w:val="20"/>
           <w:szCs w:val="20"/>
         </w:rPr>
-        <w:t xml:space="preserve">문서의 Wiki 생성 병렬화</w:t>
+        <w:t xml:space="preserve">사용자 정의 작업 지침(Skill)</w:t>
       </w:r>
       <w:r>
         <w:br/>
@@ -565,7 +594,7 @@
           <w:sz w:val="20"/>
           <w:szCs w:val="20"/>
         </w:rPr>
-        <w:t xml:space="preserve"> 앞선 문서의 외부 AI 응답을 기다리는 동안 뒤의 문서 처리가 지연.</w:t>
+        <w:t xml:space="preserve"> 사용자마다 다른 반복 작업을 개발자가 모두 기능으로 추가하기 어려움.</w:t>
       </w:r>
       <w:r>
         <w:br/>
@@ -586,7 +615,7 @@
           <w:sz w:val="20"/>
           <w:szCs w:val="20"/>
         </w:rPr>
-        <w:t xml:space="preserve"> Worker 수와 내부 동시 요청 수를 각각 변경하며 비교. 메모리 증가를 고려해 Worker 최대 4개를 채택하고, 오히려 느려진 추가 동시 요청, GPU 병렬화는 제외.</w:t>
+        <w:t xml:space="preserve"> 자연어 지침의 작성·검토·게시 기능과 권한·승인 우회 검사를 구현. 실제 문서 변경은 미리보기를 확인한 뒤 별도로 승인하도록 설계.</w:t>
       </w:r>
       <w:r>
         <w:br/>
@@ -607,36 +636,7 @@
           <w:sz w:val="20"/>
           <w:szCs w:val="20"/>
         </w:rPr>
-        <w:t xml:space="preserve"> 문서 4개 분석 시간 282.11초 → 73.89초(약 74% 감소)</w:t>
-      </w:r>
-    </w:p>
-    <w:p>
-      <w:pPr>
-        <w:keepNext/>
-        <w:spacing w:after="80" w:before="240" w:line="276"/>
-      </w:pPr>
-      <w:r>
-        <w:rPr>
-          <w:b/>
-          <w:bCs/>
-          <w:color w:val="315CBB"/>
-          <w:sz w:val="22"/>
-          <w:szCs w:val="22"/>
-        </w:rPr>
-        <w:t xml:space="preserve">RAG 과정의 검색 정확도 개선</w:t>
-      </w:r>
-    </w:p>
-    <w:p>
-      <w:pPr>
-        <w:spacing w:after="80" w:before="0" w:line="300"/>
-      </w:pPr>
-      <w:r>
-        <w:rPr>
-          <w:color w:val="607089"/>
-          <w:sz w:val="18"/>
-          <w:szCs w:val="18"/>
-        </w:rPr>
-        <w:t xml:space="preserve">저장된 문서에서 AI 답변에 필요한 근거를 찾는 기능입니다. 답이 있는 80문항의 근거 충족률을 66.25% → 91.25%로 높이고, 답 없는 20문항의 잘못된 근거 반환을 20 → 0건으로 줄였습니다.</w:t>
+        <w:t xml:space="preserve"> 게시한 Skill을 Agent에서 사용할 수 있도록 구현. 문서 6개 검증에서 승인 전 변경 없이, 승인 후 폴더 3개 생성과 문서 이동 확인.</w:t>
       </w:r>
     </w:p>
     <w:p>
@@ -656,7 +656,7 @@
           <w:sz w:val="20"/>
           <w:szCs w:val="20"/>
         </w:rPr>
-        <w:t xml:space="preserve">답변 근거 선택 개선</w:t>
+        <w:t xml:space="preserve">Jev 기반 요청 분류 개선</w:t>
       </w:r>
       <w:r>
         <w:br/>
@@ -677,7 +677,7 @@
           <w:sz w:val="20"/>
           <w:szCs w:val="20"/>
         </w:rPr>
-        <w:t xml:space="preserve"> 기존 검색이 필요한 근거를 놓치고, 답이 없는 질문에도 근거를 반환.</w:t>
+        <w:t xml:space="preserve"> 사용자 질문을 문서 편집으로 분류하는 등 잘못된 작업으로 연결.</w:t>
       </w:r>
       <w:r>
         <w:br/>
@@ -698,7 +698,7 @@
           <w:sz w:val="20"/>
           <w:szCs w:val="20"/>
         </w:rPr>
-        <w:t xml:space="preserve"> 라우팅에서 효과를 본 선택형 판단 모델 Jev를 RAG에 적용. 전체 근거 실험 후 동일 후보·반환량으로 비교 조건을 맞추고, 후보 300개·최대 4병렬로 조정.</w:t>
+        <w:t xml:space="preserve"> 질문·편집·문서 생성·폴더 정리 등 작업 종류와 부가 조건을 고르는 라우팅에 선택형 판단 모델 Jev(정해진 선택지 중에서만 답을 고르는 모델) 적용.</w:t>
       </w:r>
       <w:r>
         <w:br/>
@@ -719,7 +719,7 @@
           <w:sz w:val="20"/>
           <w:szCs w:val="20"/>
         </w:rPr>
-        <w:t xml:space="preserve"> 논문 9편의 평가에서 답이 있는 80문항의 근거 충족률 66.25% → 91.25%. 답 없는 20문항의 잘못된 근거 반환 20 → 0건. Jev 최적화 전후 시간 중앙값 9.090초 → 2.251초.</w:t>
+        <w:t xml:space="preserve"> 동일 요청 98개에서 작업 종류와 부가 조건을 모두 맞힌 수 77 → 81건(같은 선택지를 준 GPT-5-nano 63건). 판단시간 중앙값 8.967초 → 0.658초.</w:t>
       </w:r>
     </w:p>
     <w:p>
@@ -735,7 +735,7 @@
           <w:sz w:val="22"/>
           <w:szCs w:val="22"/>
         </w:rPr>
-        <w:t xml:space="preserve">Skill 기능 구현과 AI Agent 라우팅 성능 개선</w:t>
+        <w:t xml:space="preserve">대화 맥락과 편집 입력 구성</w:t>
       </w:r>
     </w:p>
     <w:p>
@@ -748,7 +748,7 @@
           <w:sz w:val="18"/>
           <w:szCs w:val="18"/>
         </w:rPr>
-        <w:t xml:space="preserve">반복 작업을 Skill로 저장·재사용하고 실제 변경은 사용자 승인 후 반영하도록 구현했습니다. 요청을 질문·편집 등으로 분류하는 라우팅에는 Jev를 적용해 정답 77/98 → 81/98건, 판단시간 중앙값 8.967초 → 0.658초로 개선했습니다.</w:t>
+        <w:t xml:space="preserve">대화가 길어져도 맥락을 유지하고, 문서 편집에서 모델에 보내는 입력을 줄이는 작업입니다. 최근 여섯 턴은 원문으로 두고 그 이전은 누적 요약으로 압축했습니다.</w:t>
       </w:r>
     </w:p>
     <w:p>
@@ -768,7 +768,7 @@
           <w:sz w:val="20"/>
           <w:szCs w:val="20"/>
         </w:rPr>
-        <w:t xml:space="preserve">사용자 정의 작업 지침(Skill)</w:t>
+        <w:t xml:space="preserve">대화 메모리</w:t>
       </w:r>
       <w:r>
         <w:br/>
@@ -789,7 +789,7 @@
           <w:sz w:val="20"/>
           <w:szCs w:val="20"/>
         </w:rPr>
-        <w:t xml:space="preserve"> 사용자마다 다른 반복 작업을 개발자가 모두 기능으로 추가하기 어려움.</w:t>
+        <w:t xml:space="preserve"> 대화가 길어지면 이전 턴을 전부 모델에 넣을 수 없음.</w:t>
       </w:r>
       <w:r>
         <w:br/>
@@ -810,7 +810,7 @@
           <w:sz w:val="20"/>
           <w:szCs w:val="20"/>
         </w:rPr>
-        <w:t xml:space="preserve"> 자연어 지침의 작성·검토·게시 기능과 권한·승인 우회 검사를 구현. 실제 문서 변경은 미리보기를 확인한 뒤 별도로 승인하도록 설계.</w:t>
+        <w:t xml:space="preserve"> 최근 여섯 턴은 원문 유지, 그 이전은 누적 요약으로 압축. 요약 호출 실패 시 이전 요약을 유지. 라우터에는 요약·최근 메시지와 이전 턴의 라우팅 결정까지 전달.</w:t>
       </w:r>
       <w:r>
         <w:br/>
@@ -831,7 +831,7 @@
           <w:sz w:val="20"/>
           <w:szCs w:val="20"/>
         </w:rPr>
-        <w:t xml:space="preserve"> 게시한 Skill을 Agent에서 사용가능하도록 구현. 문서 6개 검증에서 승인 전 변경 없이, 승인 후 폴더 3개 생성과 문서 이동 확인.</w:t>
+        <w:t xml:space="preserve"> 지시어가 가리키는 대상을 이전 턴에서 찾아 라우팅에 반영.</w:t>
       </w:r>
     </w:p>
     <w:p>
@@ -851,7 +851,7 @@
           <w:sz w:val="20"/>
           <w:szCs w:val="20"/>
         </w:rPr>
-        <w:t xml:space="preserve">Jev 기반 요청 분류 개선</w:t>
+        <w:t xml:space="preserve">편집 입력 범위 제한</w:t>
       </w:r>
       <w:r>
         <w:br/>
@@ -872,7 +872,7 @@
           <w:sz w:val="20"/>
           <w:szCs w:val="20"/>
         </w:rPr>
-        <w:t xml:space="preserve"> 사용자 질문을 문서 편집으로 분류하는 등 잘못된 작업으로 연결.</w:t>
+        <w:t xml:space="preserve"> 문서 전체를 모델에 보내면 비용과 지연이 커짐.</w:t>
       </w:r>
       <w:r>
         <w:br/>
@@ -893,7 +893,7 @@
           <w:sz w:val="20"/>
           <w:szCs w:val="20"/>
         </w:rPr>
-        <w:t xml:space="preserve"> 질문·편집·문서 생성·폴더 정리 등 작업 종류와 부가 조건을 고르는 라우팅에 선택형 판단 모델 Jev(정해진 선택지 중에서만 답을 고르는 모델) 적용.</w:t>
+        <w:t xml:space="preserve"> 편집 대상 줄 범위와 위아래 문맥만 전달하고, 표·코드 블록 경계를 걸치는 범위는 거절. 원문 대비 입력 비율과 처리 시간 평균·p95를 벤치마크로 확인.</w:t>
       </w:r>
       <w:r>
         <w:br/>
@@ -914,7 +914,7 @@
           <w:sz w:val="20"/>
           <w:szCs w:val="20"/>
         </w:rPr>
-        <w:t xml:space="preserve"> 동일 요청 98개에서 작업 종류와 부가 조건을 모두 맞힌 수 77 → 81건(같은 선택지를 준 GPT-5-nano 63건). 판단시간 중앙값 8.967초 → 0.658초.</w:t>
+        <w:t xml:space="preserve"> 문서 길이와 무관하게 편집 입력을 대상 범위 중심으로 유지.</w:t>
       </w:r>
     </w:p>
     <w:p>
@@ -930,7 +930,7 @@
           <w:sz w:val="22"/>
           <w:szCs w:val="22"/>
         </w:rPr>
-        <w:t xml:space="preserve">서비스별 책임과 통신 구조 설계</w:t>
+        <w:t xml:space="preserve">문서 확장자 변환 파이프라인 구축과 Wiki 생성 시간 개선</w:t>
       </w:r>
     </w:p>
     <w:p>
@@ -943,7 +943,7 @@
           <w:sz w:val="18"/>
           <w:szCs w:val="18"/>
         </w:rPr>
-        <w:t xml:space="preserve">AI 기능을 포함한 서비스의 책임과 데이터 소유권, 서비스 간 통신 방식을 정하는 작업입니다. 초기 설계를 제안하고 팀원·멘토와 함께 최종 구조를 완성했습니다.</w:t>
+        <w:t xml:space="preserve">사용자가 올린 PDF를 검색과 답변에 활용하도록 변환하고, 여러 문서의 Wiki 생성 시간을 줄였습니다. PDF 30쪽의 내부 평가 통과율은 45.17% → 89.89%, 문서 4개 분석 시간은 282.11초 → 73.89초로 개선했습니다.</w:t>
       </w:r>
     </w:p>
     <w:p>
@@ -957,11 +957,175 @@
       </w:pPr>
       <w:r>
         <w:rPr>
-          <w:color w:val="203047"/>
-          <w:sz w:val="20"/>
-          <w:szCs w:val="20"/>
-        </w:rPr>
-        <w:t xml:space="preserve">MSA 초기 설계 제안 후 팀원·멘토와 데이터 소유권, 서비스 경계, 통신 방식을 논의해 최종 구조 공동 설계.</w:t>
+          <w:b/>
+          <w:bCs/>
+          <w:color w:val="203047"/>
+          <w:sz w:val="20"/>
+          <w:szCs w:val="20"/>
+        </w:rPr>
+        <w:t xml:space="preserve">PDF → Markdown 변환</w:t>
+      </w:r>
+      <w:r>
+        <w:br/>
+      </w:r>
+      <w:r>
+        <w:rPr>
+          <w:b/>
+          <w:bCs/>
+          <w:color w:val="C0392B"/>
+          <w:sz w:val="20"/>
+          <w:szCs w:val="20"/>
+        </w:rPr>
+        <w:t xml:space="preserve">문제:</w:t>
+      </w:r>
+      <w:r>
+        <w:rPr>
+          <w:color w:val="203047"/>
+          <w:sz w:val="20"/>
+          <w:szCs w:val="20"/>
+        </w:rPr>
+        <w:t xml:space="preserve"> 오픈소스 변환에서 표·수식이 손상됐고, 전체 AI 변환에도 오류와 호출 부담이 남음.</w:t>
+      </w:r>
+      <w:r>
+        <w:br/>
+      </w:r>
+      <w:r>
+        <w:rPr>
+          <w:b/>
+          <w:bCs/>
+          <w:color w:val="1F6FEB"/>
+          <w:sz w:val="20"/>
+          <w:szCs w:val="20"/>
+        </w:rPr>
+        <w:t xml:space="preserve">해결:</w:t>
+      </w:r>
+      <w:r>
+        <w:rPr>
+          <w:color w:val="203047"/>
+          <w:sz w:val="20"/>
+          <w:szCs w:val="20"/>
+        </w:rPr>
+        <w:t xml:space="preserve"> PDF 변환 오픈소스를 비교해 AnyDoc 채택. 깨진 본문만 AI로 복원. 표·수식은 별도 처리하고 그림은 원본 보존.</w:t>
+      </w:r>
+      <w:r>
+        <w:br/>
+      </w:r>
+      <w:r>
+        <w:rPr>
+          <w:b/>
+          <w:bCs/>
+          <w:color w:val="1E8449"/>
+          <w:sz w:val="20"/>
+          <w:szCs w:val="20"/>
+        </w:rPr>
+        <w:t xml:space="preserve">성과:</w:t>
+      </w:r>
+      <w:r>
+        <w:rPr>
+          <w:color w:val="203047"/>
+          <w:sz w:val="20"/>
+          <w:szCs w:val="20"/>
+        </w:rPr>
+        <w:t xml:space="preserve"> PDF 30쪽의 내부 평가 통과율 45.17% → 89.89%.</w:t>
+      </w:r>
+    </w:p>
+    <w:p>
+      <w:pPr>
+        <w:pStyle w:val="ListParagraph"/>
+        <w:numPr>
+          <w:ilvl w:val="0"/>
+          <w:numId w:val="1"/>
+        </w:numPr>
+        <w:spacing w:after="100" w:before="100" w:line="300"/>
+      </w:pPr>
+      <w:r>
+        <w:rPr>
+          <w:b/>
+          <w:bCs/>
+          <w:color w:val="203047"/>
+          <w:sz w:val="20"/>
+          <w:szCs w:val="20"/>
+        </w:rPr>
+        <w:t xml:space="preserve">문서의 Wiki 생성 병렬화</w:t>
+      </w:r>
+      <w:r>
+        <w:br/>
+      </w:r>
+      <w:r>
+        <w:rPr>
+          <w:b/>
+          <w:bCs/>
+          <w:color w:val="C0392B"/>
+          <w:sz w:val="20"/>
+          <w:szCs w:val="20"/>
+        </w:rPr>
+        <w:t xml:space="preserve">문제:</w:t>
+      </w:r>
+      <w:r>
+        <w:rPr>
+          <w:color w:val="203047"/>
+          <w:sz w:val="20"/>
+          <w:szCs w:val="20"/>
+        </w:rPr>
+        <w:t xml:space="preserve"> 앞선 문서의 외부 AI 응답을 기다리는 동안 뒤의 문서 처리가 지연.</w:t>
+      </w:r>
+      <w:r>
+        <w:br/>
+      </w:r>
+      <w:r>
+        <w:rPr>
+          <w:b/>
+          <w:bCs/>
+          <w:color w:val="1F6FEB"/>
+          <w:sz w:val="20"/>
+          <w:szCs w:val="20"/>
+        </w:rPr>
+        <w:t xml:space="preserve">해결:</w:t>
+      </w:r>
+      <w:r>
+        <w:rPr>
+          <w:color w:val="203047"/>
+          <w:sz w:val="20"/>
+          <w:szCs w:val="20"/>
+        </w:rPr>
+        <w:t xml:space="preserve"> Worker 수와 내부 동시 요청 수를 각각 변경하며 비교. 메모리 증가를 고려해 Worker 최대 4개를 채택하고, 오히려 느려진 추가 동시 요청, GPU 병렬화는 제외.</w:t>
+      </w:r>
+      <w:r>
+        <w:br/>
+      </w:r>
+      <w:r>
+        <w:rPr>
+          <w:b/>
+          <w:bCs/>
+          <w:color w:val="1E8449"/>
+          <w:sz w:val="20"/>
+          <w:szCs w:val="20"/>
+        </w:rPr>
+        <w:t xml:space="preserve">성과:</w:t>
+      </w:r>
+      <w:r>
+        <w:rPr>
+          <w:color w:val="203047"/>
+          <w:sz w:val="20"/>
+          <w:szCs w:val="20"/>
+        </w:rPr>
+        <w:t xml:space="preserve"> 문서 4개 분석 시간 282.11초 → 73.89초(약 74% 감소)</w:t>
+      </w:r>
+    </w:p>
+    <w:p>
+      <w:pPr>
+        <w:keepNext/>
+        <w:spacing w:after="80" w:before="240" w:line="276"/>
+      </w:pPr>
+      <w:r>
+        <w:rPr>
+          <w:b/>
+          <w:bCs/>
+          <w:color w:val="315CBB"/>
+          <w:sz w:val="22"/>
+          <w:szCs w:val="22"/>
+        </w:rPr>
+        <w:t xml:space="preserve">서비스별 책임과 통신 구조 설계</w:t>
       </w:r>
     </w:p>
     <w:p>
@@ -974,7 +1138,25 @@
           <w:sz w:val="18"/>
           <w:szCs w:val="18"/>
         </w:rPr>
-        <w:t xml:space="preserve">수치는 내부 평가 기준이며, RAG 시간 단축은 Jev 최적화 전후 비교입니다. 문서 병렬 처리 시간은 저장·후처리를 제외한 분석 단계 기준입니다.</w:t>
+        <w:t xml:space="preserve">AI 기능을 포함한 서비스의 책임과 데이터 소유권, 서비스 간 통신 방식을 정하는 작업입니다. 초기 설계를 제안하고 팀원·멘토와 함께 최종 구조를 완성했습니다.</w:t>
+      </w:r>
+    </w:p>
+    <w:p>
+      <w:pPr>
+        <w:pStyle w:val="ListParagraph"/>
+        <w:numPr>
+          <w:ilvl w:val="0"/>
+          <w:numId w:val="1"/>
+        </w:numPr>
+        <w:spacing w:after="100" w:before="100" w:line="300"/>
+      </w:pPr>
+      <w:r>
+        <w:rPr>
+          <w:color w:val="203047"/>
+          <w:sz w:val="20"/>
+          <w:szCs w:val="20"/>
+        </w:rPr>
+        <w:t xml:space="preserve">MSA 초기 설계 제안 후 팀원·멘토와 데이터 소유권, 서비스 경계, 통신 방식을 논의해 최종 구조 공동 설계.</w:t>
       </w:r>
     </w:p>
     <w:p>
@@ -987,6 +1169,19 @@
           <w:sz w:val="18"/>
           <w:szCs w:val="18"/>
         </w:rPr>
+        <w:t xml:space="preserve">수치는 내부 평가 기준이며, RAG 시간 단축은 Jev 최적화 전후 비교입니다. 문서 병렬 처리 시간은 저장·후처리를 제외한 분석 단계 기준입니다.</w:t>
+      </w:r>
+    </w:p>
+    <w:p>
+      <w:pPr>
+        <w:spacing w:after="80" w:before="0" w:line="300"/>
+      </w:pPr>
+      <w:r>
+        <w:rPr>
+          <w:color w:val="607089"/>
+          <w:sz w:val="18"/>
+          <w:szCs w:val="18"/>
+        </w:rPr>
         <w:t xml:space="preserve">문제 해결 과정과 실험 결과는 상세 포트폴리오에서 볼 수 있습니다.</w:t>
       </w:r>
     </w:p>
@@ -994,7 +1189,43 @@
       <w:pPr>
         <w:spacing w:after="80" w:before="80" w:line="300"/>
       </w:pPr>
-      <w:hyperlink w:history="1" r:id="rIdusfzfv034dpe4s3iieb7g">
+      <w:hyperlink w:history="1" r:id="rIdamfkfkqxtbaw26r04diaw">
+        <w:r>
+          <w:rPr>
+            <w:color w:val="315CBB"/>
+            <w:sz w:val="20"/>
+            <w:szCs w:val="20"/>
+          </w:rPr>
+          <w:t xml:space="preserve">RAG 근거 선택 ↗</w:t>
+        </w:r>
+      </w:hyperlink>
+      <w:r>
+        <w:rPr>
+          <w:color w:val="203047"/>
+          <w:sz w:val="20"/>
+          <w:szCs w:val="20"/>
+        </w:rPr>
+        <w:t xml:space="preserve">   </w:t>
+      </w:r>
+      <w:hyperlink w:history="1" r:id="rIde3dtjplb7ac11iyvxcel5">
+        <w:r>
+          <w:rPr>
+            <w:color w:val="315CBB"/>
+            <w:sz w:val="20"/>
+            <w:szCs w:val="20"/>
+          </w:rPr>
+          <w:t xml:space="preserve">에이전트 실행 환경 ↗</w:t>
+        </w:r>
+      </w:hyperlink>
+      <w:r>
+        <w:rPr>
+          <w:color w:val="203047"/>
+          <w:sz w:val="20"/>
+          <w:szCs w:val="20"/>
+        </w:rPr>
+        <w:t xml:space="preserve">   </w:t>
+      </w:r>
+      <w:hyperlink w:history="1" r:id="rIdjroq9j7c367vqrtlao-un">
         <w:r>
           <w:rPr>
             <w:color w:val="315CBB"/>
@@ -1012,7 +1243,7 @@
         </w:rPr>
         <w:t xml:space="preserve">   </w:t>
       </w:r>
-      <w:hyperlink w:history="1" r:id="rIdkob60172pezkyhyd6vzz9">
+      <w:hyperlink w:history="1" r:id="rId7s4p__qbawz4h-uthd-dv">
         <w:r>
           <w:rPr>
             <w:color w:val="315CBB"/>
@@ -1020,42 +1251,6 @@
             <w:szCs w:val="20"/>
           </w:rPr>
           <w:t xml:space="preserve">문서 병렬 처리 ↗</w:t>
-        </w:r>
-      </w:hyperlink>
-      <w:r>
-        <w:rPr>
-          <w:color w:val="203047"/>
-          <w:sz w:val="20"/>
-          <w:szCs w:val="20"/>
-        </w:rPr>
-        <w:t xml:space="preserve">   </w:t>
-      </w:r>
-      <w:hyperlink w:history="1" r:id="rIdwudinkn39nyft3kscufkv">
-        <w:r>
-          <w:rPr>
-            <w:color w:val="315CBB"/>
-            <w:sz w:val="20"/>
-            <w:szCs w:val="20"/>
-          </w:rPr>
-          <w:t xml:space="preserve">에이전트 실행 환경 ↗</w:t>
-        </w:r>
-      </w:hyperlink>
-      <w:r>
-        <w:rPr>
-          <w:color w:val="203047"/>
-          <w:sz w:val="20"/>
-          <w:szCs w:val="20"/>
-        </w:rPr>
-        <w:t xml:space="preserve">   </w:t>
-      </w:r>
-      <w:hyperlink w:history="1" r:id="rId1gut-cwlbpyeba4u6rsta">
-        <w:r>
-          <w:rPr>
-            <w:color w:val="315CBB"/>
-            <w:sz w:val="20"/>
-            <w:szCs w:val="20"/>
-          </w:rPr>
-          <w:t xml:space="preserve">RAG 근거 선택 ↗</w:t>
         </w:r>
       </w:hyperlink>
       <w:r>
@@ -1195,7 +1390,7 @@
       <w:pPr>
         <w:spacing w:after="80" w:before="0" w:line="300"/>
       </w:pPr>
-      <w:hyperlink w:history="1" r:id="rIdonhbs_xvltvatxar3zs6g">
+      <w:hyperlink w:history="1" r:id="rIdrmjzhwq-_yifxsinm5fme">
         <w:r>
           <w:rPr>
             <w:color w:val="315CBB"/>
@@ -1503,6 +1698,22 @@
     </w:p>
     <w:p>
       <w:pPr>
+        <w:keepNext/>
+        <w:spacing w:after="80" w:before="240" w:line="276"/>
+      </w:pPr>
+      <w:r>
+        <w:rPr>
+          <w:b/>
+          <w:bCs/>
+          <w:color w:val="315CBB"/>
+          <w:sz w:val="22"/>
+          <w:szCs w:val="22"/>
+        </w:rPr>
+        <w:t xml:space="preserve">전시 현장 피드백을 반영한 기능 확장</w:t>
+      </w:r>
+    </w:p>
+    <w:p>
+      <w:pPr>
         <w:spacing w:after="80" w:before="0" w:line="300"/>
       </w:pPr>
       <w:r>
@@ -1511,6 +1722,99 @@
           <w:sz w:val="18"/>
           <w:szCs w:val="18"/>
         </w:rPr>
+        <w:t xml:space="preserve">부산대학교 대표 전시팀으로 부스를 운영하며 받은 피드백을 다음 개발 범위에 반영했습니다. 첫 전시에서 나온 건강기능식품 요청을 보유한 데이터 범위에서 기능으로 연결했습니다.</w:t>
+      </w:r>
+    </w:p>
+    <w:p>
+      <w:pPr>
+        <w:pStyle w:val="ListParagraph"/>
+        <w:numPr>
+          <w:ilvl w:val="0"/>
+          <w:numId w:val="1"/>
+        </w:numPr>
+        <w:spacing w:after="100" w:before="100" w:line="300"/>
+      </w:pPr>
+      <w:r>
+        <w:rPr>
+          <w:color w:val="203047"/>
+          <w:sz w:val="20"/>
+          <w:szCs w:val="20"/>
+        </w:rPr>
+        <w:t xml:space="preserve">건강기능식품 지원 확대</w:t>
+      </w:r>
+      <w:r>
+        <w:br/>
+      </w:r>
+      <w:r>
+        <w:rPr>
+          <w:color w:val="203047"/>
+          <w:sz w:val="20"/>
+          <w:szCs w:val="20"/>
+        </w:rPr>
+        <w:t xml:space="preserve">피드백: 첫 전시에서 의약품만이 아니라 건강기능식품도 함께 확인하고 싶다는 요청을 받았습니다.</w:t>
+      </w:r>
+      <w:r>
+        <w:br/>
+      </w:r>
+      <w:r>
+        <w:rPr>
+          <w:color w:val="203047"/>
+          <w:sz w:val="20"/>
+          <w:szCs w:val="20"/>
+        </w:rPr>
+        <w:t xml:space="preserve">반영: 보유한 건강기능식품 데이터 범위에서 검색·자동완성 대상에 추가하고, 복용 주의·병용 정보 표출, 복약 알림·기록 등록, 챗봇 답변 대상까지 확장했습니다.</w:t>
+      </w:r>
+      <w:r>
+        <w:br/>
+      </w:r>
+      <w:r>
+        <w:rPr>
+          <w:color w:val="203047"/>
+          <w:sz w:val="20"/>
+          <w:szCs w:val="20"/>
+        </w:rPr>
+        <w:t xml:space="preserve">범위: 확보한 데이터에 한정되며, 의약품과 같은 수준의 전수 정보는 아닙니다.</w:t>
+      </w:r>
+    </w:p>
+    <w:p>
+      <w:pPr>
+        <w:pStyle w:val="ListParagraph"/>
+        <w:numPr>
+          <w:ilvl w:val="0"/>
+          <w:numId w:val="1"/>
+        </w:numPr>
+        <w:spacing w:after="100" w:before="100" w:line="300"/>
+      </w:pPr>
+      <w:r>
+        <w:rPr>
+          <w:color w:val="203047"/>
+          <w:sz w:val="20"/>
+          <w:szCs w:val="20"/>
+        </w:rPr>
+        <w:t xml:space="preserve">반영하지 못한 지적</w:t>
+      </w:r>
+      <w:r>
+        <w:br/>
+      </w:r>
+      <w:r>
+        <w:rPr>
+          <w:color w:val="203047"/>
+          <w:sz w:val="20"/>
+          <w:szCs w:val="20"/>
+        </w:rPr>
+        <w:t xml:space="preserve">실행 환경을 컨테이너로 옮기는 편이 낫다는 지적을 받았지만 졸업과제 기간 내에는 적용하지 못했습니다. 이후 Fruition에서는 컨테이너 기반 배포를 전제로 AI 서비스를 나눴습니다.</w:t>
+      </w:r>
+    </w:p>
+    <w:p>
+      <w:pPr>
+        <w:spacing w:after="80" w:before="0" w:line="300"/>
+      </w:pPr>
+      <w:r>
+        <w:rPr>
+          <w:color w:val="607089"/>
+          <w:sz w:val="18"/>
+          <w:szCs w:val="18"/>
+        </w:rPr>
         <w:t xml:space="preserve">문제 해결 과정과 실험 결과는 상세 포트폴리오에서 볼 수 있습니다.</w:t>
       </w:r>
     </w:p>
@@ -1518,7 +1822,7 @@
       <w:pPr>
         <w:spacing w:after="80" w:before="80" w:line="300"/>
       </w:pPr>
-      <w:hyperlink w:history="1" r:id="rIdxb5kxpbyxllnnqxureyqp">
+      <w:hyperlink w:history="1" r:id="rIdn_k6ejhtv1dof2f_7qh8t">
         <w:r>
           <w:rPr>
             <w:color w:val="315CBB"/>
@@ -1536,7 +1840,7 @@
         </w:rPr>
         <w:t xml:space="preserve">   </w:t>
       </w:r>
-      <w:hyperlink w:history="1" r:id="rIduzfylderg2zg5zqtxmzvx">
+      <w:hyperlink w:history="1" r:id="rIds1gimctygdqu1lla1kkkn">
         <w:r>
           <w:rPr>
             <w:color w:val="315CBB"/>
@@ -1617,7 +1921,7 @@
                 <w:sz w:val="20"/>
                 <w:szCs w:val="20"/>
               </w:rPr>
-              <w:t xml:space="preserve">Backend</w:t>
+              <w:t xml:space="preserve">AI &amp; Search</w:t>
             </w:r>
           </w:p>
         </w:tc>
@@ -1641,47 +1945,19 @@
                 <w:sz w:val="20"/>
                 <w:szCs w:val="20"/>
               </w:rPr>
-              <w:t xml:space="preserve">Java · Spring Boot · Spring AI · Python</w:t>
-            </w:r>
-          </w:p>
-          <w:p>
-            <w:pPr>
-              <w:spacing w:after="80" w:before="0" w:line="300"/>
-            </w:pPr>
-            <w:r>
-              <w:rPr>
-                <w:color w:val="607089"/>
-                <w:sz w:val="18"/>
-                <w:szCs w:val="18"/>
-              </w:rPr>
-              <w:t xml:space="preserve">인증·인가 구현 (Spring Security, Oauth 2.0)</w:t>
+              <w:t xml:space="preserve">LangChain · LangGraph · RAG · LLM Evaluation · Prompt Injection 대응</w:t>
             </w:r>
             <w:r>
               <w:br/>
             </w:r>
-            <w:hyperlink w:history="1" r:id="rIds6tmadhd94hirgpnligvv">
-              <w:r>
-                <w:rPr>
-                  <w:color w:val="315CBB"/>
-                  <w:sz w:val="18"/>
-                  <w:szCs w:val="18"/>
-                </w:rPr>
-                <w:t xml:space="preserve">개인 쇼핑몰 · 로그인 구현 ↗</w:t>
-              </w:r>
-            </w:hyperlink>
-            <w:r>
-              <w:br/>
-            </w:r>
-            <w:hyperlink w:history="1" r:id="rIdmblrimeddfkwkyi-o-vzq">
-              <w:r>
-                <w:rPr>
-                  <w:color w:val="315CBB"/>
-                  <w:sz w:val="18"/>
-                  <w:szCs w:val="18"/>
-                </w:rPr>
-                <w:t xml:space="preserve">Todo 웹 · OAuth 연동 ↗</w:t>
-              </w:r>
-            </w:hyperlink>
+            <w:r>
+              <w:rPr>
+                <w:color w:val="203047"/>
+                <w:sz w:val="20"/>
+                <w:szCs w:val="20"/>
+              </w:rPr>
+              <w:t xml:space="preserve">Elasticsearch · Weaviate</w:t>
+            </w:r>
           </w:p>
         </w:tc>
       </w:tr>
@@ -1729,7 +2005,7 @@
                 <w:sz w:val="20"/>
                 <w:szCs w:val="20"/>
               </w:rPr>
-              <w:t xml:space="preserve">AI &amp; Search</w:t>
+              <w:t xml:space="preserve">Backend</w:t>
             </w:r>
           </w:p>
         </w:tc>
@@ -1753,18 +2029,20 @@
                 <w:sz w:val="20"/>
                 <w:szCs w:val="20"/>
               </w:rPr>
-              <w:t xml:space="preserve">LangChain · LangGraph · RAG · LLM Evaluation</w:t>
-            </w:r>
-            <w:r>
-              <w:br/>
-            </w:r>
-            <w:r>
-              <w:rPr>
-                <w:color w:val="203047"/>
-                <w:sz w:val="20"/>
-                <w:szCs w:val="20"/>
-              </w:rPr>
-              <w:t xml:space="preserve">Elasticsearch · Weaviate</w:t>
+              <w:t xml:space="preserve">Java · Spring Boot · Spring AI · Python</w:t>
+            </w:r>
+          </w:p>
+          <w:p>
+            <w:pPr>
+              <w:spacing w:after="80" w:before="0" w:line="300"/>
+            </w:pPr>
+            <w:r>
+              <w:rPr>
+                <w:color w:val="607089"/>
+                <w:sz w:val="18"/>
+                <w:szCs w:val="18"/>
+              </w:rPr>
+              <w:t xml:space="preserve">인증·인가 구현 (Spring Security, OAuth 2.0)</w:t>
             </w:r>
           </w:p>
         </w:tc>
@@ -1962,7 +2240,7 @@
             <w:pPr>
               <w:spacing w:after="80" w:before="80" w:line="300"/>
             </w:pPr>
-            <w:hyperlink w:history="1" r:id="rIduklxdwfmv9j7f02orlaj7">
+            <w:hyperlink w:history="1" r:id="rIdkezzuiixhumeoq5b5cam-">
               <w:r>
                 <w:rPr>
                   <w:color w:val="315CBB"/>
@@ -1980,7 +2258,7 @@
               </w:rPr>
               <w:t xml:space="preserve">   </w:t>
             </w:r>
-            <w:hyperlink w:history="1" r:id="rId1ad-eddnb5i0kxcqxgoes">
+            <w:hyperlink w:history="1" r:id="rIdf06tqxuyloavck_s09vla">
               <w:r>
                 <w:rPr>
                   <w:color w:val="315CBB"/>
@@ -1998,7 +2276,7 @@
               </w:rPr>
               <w:t xml:space="preserve">   </w:t>
             </w:r>
-            <w:hyperlink w:history="1" r:id="rIdzuufz1cwasbms8bp-1srg">
+            <w:hyperlink w:history="1" r:id="rIdghk85vauptdmckrh8buxo">
               <w:r>
                 <w:rPr>
                   <w:color w:val="315CBB"/>
@@ -2466,7 +2744,7 @@
             <w:pPr>
               <w:spacing w:after="80" w:before="0" w:line="300"/>
             </w:pPr>
-            <w:hyperlink w:history="1" r:id="rIdvvjtbw_j_l8bzdtehw5ym">
+            <w:hyperlink w:history="1" r:id="rIdeiuzy7x7nycxohctamdso">
               <w:r>
                 <w:rPr>
                   <w:color w:val="315CBB"/>

--- a/site/resume.docx
+++ b/site/resume.docx
@@ -46,7 +46,7 @@
                 <w:sz w:val="20"/>
                 <w:szCs w:val="20"/>
               </w:rPr>
-              <w:t xml:space="preserve">김재형 · Backend / AI Application Developer</w:t>
+              <w:t xml:space="preserve">김재형 · AI Application Developer / Backend Engineer</w:t>
             </w:r>
           </w:p>
           <w:p>
@@ -102,7 +102,7 @@
             <w:pPr>
               <w:spacing w:after="80" w:before="80" w:line="300"/>
             </w:pPr>
-            <w:hyperlink w:history="1" r:id="rId4gr8uauspb35hqlws1mrn">
+            <w:hyperlink w:history="1" r:id="rId1w1wpuufkbs0mylyeo0rz">
               <w:r>
                 <w:rPr>
                   <w:color w:val="315CBB"/>
@@ -120,7 +120,7 @@
               </w:rPr>
               <w:t xml:space="preserve">   </w:t>
             </w:r>
-            <w:hyperlink w:history="1" r:id="rIdrsssuu2x-khuaoiztgda3">
+            <w:hyperlink w:history="1" r:id="rId-hnden7dn3hzeojl4ee_c">
               <w:r>
                 <w:rPr>
                   <w:color w:val="315CBB"/>
@@ -138,7 +138,7 @@
               </w:rPr>
               <w:t xml:space="preserve">   </w:t>
             </w:r>
-            <w:hyperlink w:history="1" r:id="rIdhfz-2bcy3pomyjqb5lxqn">
+            <w:hyperlink w:history="1" r:id="rIdjovkwj5agfsb3igjyni-3">
               <w:r>
                 <w:rPr>
                   <w:color w:val="315CBB"/>
@@ -156,7 +156,7 @@
               </w:rPr>
               <w:t xml:space="preserve">   </w:t>
             </w:r>
-            <w:hyperlink w:history="1" r:id="rIdl7lnxrqjr_rsyrgl1ugtw">
+            <w:hyperlink w:history="1" r:id="rIdfgsthzz1ilfrkadkmwx5s">
               <w:r>
                 <w:rPr>
                   <w:color w:val="315CBB"/>
@@ -404,7 +404,7 @@
       <w:pPr>
         <w:spacing w:after="80" w:before="0" w:line="300"/>
       </w:pPr>
-      <w:hyperlink w:history="1" r:id="rIdlfxazyqd0okq2ioiplegf">
+      <w:hyperlink w:history="1" r:id="rIdnqzgvr_fy2eo80vvxp-jk">
         <w:r>
           <w:rPr>
             <w:color w:val="315CBB"/>
@@ -1189,7 +1189,7 @@
       <w:pPr>
         <w:spacing w:after="80" w:before="80" w:line="300"/>
       </w:pPr>
-      <w:hyperlink w:history="1" r:id="rIdamfkfkqxtbaw26r04diaw">
+      <w:hyperlink w:history="1" r:id="rIdxm7s5hr8bvu-9hicvfqgk">
         <w:r>
           <w:rPr>
             <w:color w:val="315CBB"/>
@@ -1207,7 +1207,7 @@
         </w:rPr>
         <w:t xml:space="preserve">   </w:t>
       </w:r>
-      <w:hyperlink w:history="1" r:id="rIde3dtjplb7ac11iyvxcel5">
+      <w:hyperlink w:history="1" r:id="rIddk5wp2pk55bb4kvsorzmg">
         <w:r>
           <w:rPr>
             <w:color w:val="315CBB"/>
@@ -1225,7 +1225,7 @@
         </w:rPr>
         <w:t xml:space="preserve">   </w:t>
       </w:r>
-      <w:hyperlink w:history="1" r:id="rIdjroq9j7c367vqrtlao-un">
+      <w:hyperlink w:history="1" r:id="rIdjgy6k8mdcerulz60b167n">
         <w:r>
           <w:rPr>
             <w:color w:val="315CBB"/>
@@ -1243,7 +1243,7 @@
         </w:rPr>
         <w:t xml:space="preserve">   </w:t>
       </w:r>
-      <w:hyperlink w:history="1" r:id="rId7s4p__qbawz4h-uthd-dv">
+      <w:hyperlink w:history="1" r:id="rId759z-dqxqth5wey2jj90l">
         <w:r>
           <w:rPr>
             <w:color w:val="315CBB"/>
@@ -1390,7 +1390,7 @@
       <w:pPr>
         <w:spacing w:after="80" w:before="0" w:line="300"/>
       </w:pPr>
-      <w:hyperlink w:history="1" r:id="rIdrmjzhwq-_yifxsinm5fme">
+      <w:hyperlink w:history="1" r:id="rId7mqltaca-_eyxw6lcmpiv">
         <w:r>
           <w:rPr>
             <w:color w:val="315CBB"/>
@@ -1657,7 +1657,7 @@
           <w:sz w:val="20"/>
           <w:szCs w:val="20"/>
         </w:rPr>
-        <w:t xml:space="preserve">Java·Spring Boot 기반 의약품 DB 설계, 의약품 검색·자동완성과 복약 위험정보(DUR) 표출 구현.</w:t>
+        <w:t xml:space="preserve">Java·Spring Boot 기반 의약품 DB 설계, 검색·자동완성과 복약 위험정보(DUR) 표출 구현.</w:t>
       </w:r>
     </w:p>
     <w:p>
@@ -1675,7 +1675,36 @@
           <w:sz w:val="20"/>
           <w:szCs w:val="20"/>
         </w:rPr>
-        <w:t xml:space="preserve">FCM을 활용한 복약 알림·복약 로그, 딥링크 기반 친구 초대, 가족 프로필 전환 기능 구현.</w:t>
+        <w:t xml:space="preserve">FCM 복약 알림·로그, 딥링크 친구 초대, 가족 프로필 전환을 구현하고, Notion에 API 문서·회의록·ADR을 남겨 의사결정을 공유했습니다.</w:t>
+      </w:r>
+    </w:p>
+    <w:p>
+      <w:pPr>
+        <w:keepNext/>
+        <w:spacing w:after="80" w:before="240" w:line="276"/>
+      </w:pPr>
+      <w:r>
+        <w:rPr>
+          <w:b/>
+          <w:bCs/>
+          <w:color w:val="315CBB"/>
+          <w:sz w:val="22"/>
+          <w:szCs w:val="22"/>
+        </w:rPr>
+        <w:t xml:space="preserve">전시 현장 피드백을 반영한 기능 확장</w:t>
+      </w:r>
+    </w:p>
+    <w:p>
+      <w:pPr>
+        <w:spacing w:after="80" w:before="0" w:line="300"/>
+      </w:pPr>
+      <w:r>
+        <w:rPr>
+          <w:color w:val="607089"/>
+          <w:sz w:val="18"/>
+          <w:szCs w:val="18"/>
+        </w:rPr>
+        <w:t xml:space="preserve">부산대학교 대표 전시팀으로 부스를 운영하며 받은 피드백을 다음 개발 범위에 반영했습니다. 첫 전시에서 나온 건강기능식품 요청을 보유한 데이터 범위에서 기능으로 연결했습니다.</w:t>
       </w:r>
     </w:p>
     <w:p>
@@ -1693,36 +1722,40 @@
           <w:sz w:val="20"/>
           <w:szCs w:val="20"/>
         </w:rPr>
-        <w:t xml:space="preserve">Notion에 API 문서, 회의록, ADR을 작성해 의사결정 내용 공유.</w:t>
-      </w:r>
-    </w:p>
-    <w:p>
-      <w:pPr>
-        <w:keepNext/>
-        <w:spacing w:after="80" w:before="240" w:line="276"/>
-      </w:pPr>
-      <w:r>
-        <w:rPr>
-          <w:b/>
-          <w:bCs/>
-          <w:color w:val="315CBB"/>
-          <w:sz w:val="22"/>
-          <w:szCs w:val="22"/>
-        </w:rPr>
-        <w:t xml:space="preserve">전시 현장 피드백을 반영한 기능 확장</w:t>
-      </w:r>
-    </w:p>
-    <w:p>
-      <w:pPr>
-        <w:spacing w:after="80" w:before="0" w:line="300"/>
-      </w:pPr>
-      <w:r>
-        <w:rPr>
-          <w:color w:val="607089"/>
-          <w:sz w:val="18"/>
-          <w:szCs w:val="18"/>
-        </w:rPr>
-        <w:t xml:space="preserve">부산대학교 대표 전시팀으로 부스를 운영하며 받은 피드백을 다음 개발 범위에 반영했습니다. 첫 전시에서 나온 건강기능식품 요청을 보유한 데이터 범위에서 기능으로 연결했습니다.</w:t>
+        <w:t xml:space="preserve">건강기능식품 지원 확대</w:t>
+      </w:r>
+      <w:r>
+        <w:br/>
+      </w:r>
+      <w:r>
+        <w:rPr>
+          <w:color w:val="203047"/>
+          <w:sz w:val="20"/>
+          <w:szCs w:val="20"/>
+        </w:rPr>
+        <w:t xml:space="preserve">피드백: 첫 전시에서 의약품만이 아니라 건강기능식품도 함께 확인하고 싶다는 요청을 받았습니다.</w:t>
+      </w:r>
+      <w:r>
+        <w:br/>
+      </w:r>
+      <w:r>
+        <w:rPr>
+          <w:color w:val="203047"/>
+          <w:sz w:val="20"/>
+          <w:szCs w:val="20"/>
+        </w:rPr>
+        <w:t xml:space="preserve">반영: 보유한 건강기능식품 데이터 범위에서 검색·자동완성 대상에 추가하고, 복용 주의·병용 정보 표출, 복약 알림·기록 등록, 챗봇 답변 대상까지 확장했습니다.</w:t>
+      </w:r>
+      <w:r>
+        <w:br/>
+      </w:r>
+      <w:r>
+        <w:rPr>
+          <w:color w:val="203047"/>
+          <w:sz w:val="20"/>
+          <w:szCs w:val="20"/>
+        </w:rPr>
+        <w:t xml:space="preserve">범위: 확보한 데이터에 한정되며, 의약품과 같은 수준의 전수 정보는 아닙니다.</w:t>
       </w:r>
     </w:p>
     <w:p>
@@ -1740,57 +1773,6 @@
           <w:sz w:val="20"/>
           <w:szCs w:val="20"/>
         </w:rPr>
-        <w:t xml:space="preserve">건강기능식품 지원 확대</w:t>
-      </w:r>
-      <w:r>
-        <w:br/>
-      </w:r>
-      <w:r>
-        <w:rPr>
-          <w:color w:val="203047"/>
-          <w:sz w:val="20"/>
-          <w:szCs w:val="20"/>
-        </w:rPr>
-        <w:t xml:space="preserve">피드백: 첫 전시에서 의약품만이 아니라 건강기능식품도 함께 확인하고 싶다는 요청을 받았습니다.</w:t>
-      </w:r>
-      <w:r>
-        <w:br/>
-      </w:r>
-      <w:r>
-        <w:rPr>
-          <w:color w:val="203047"/>
-          <w:sz w:val="20"/>
-          <w:szCs w:val="20"/>
-        </w:rPr>
-        <w:t xml:space="preserve">반영: 보유한 건강기능식품 데이터 범위에서 검색·자동완성 대상에 추가하고, 복용 주의·병용 정보 표출, 복약 알림·기록 등록, 챗봇 답변 대상까지 확장했습니다.</w:t>
-      </w:r>
-      <w:r>
-        <w:br/>
-      </w:r>
-      <w:r>
-        <w:rPr>
-          <w:color w:val="203047"/>
-          <w:sz w:val="20"/>
-          <w:szCs w:val="20"/>
-        </w:rPr>
-        <w:t xml:space="preserve">범위: 확보한 데이터에 한정되며, 의약품과 같은 수준의 전수 정보는 아닙니다.</w:t>
-      </w:r>
-    </w:p>
-    <w:p>
-      <w:pPr>
-        <w:pStyle w:val="ListParagraph"/>
-        <w:numPr>
-          <w:ilvl w:val="0"/>
-          <w:numId w:val="1"/>
-        </w:numPr>
-        <w:spacing w:after="100" w:before="100" w:line="300"/>
-      </w:pPr>
-      <w:r>
-        <w:rPr>
-          <w:color w:val="203047"/>
-          <w:sz w:val="20"/>
-          <w:szCs w:val="20"/>
-        </w:rPr>
         <w:t xml:space="preserve">반영하지 못한 지적</w:t>
       </w:r>
       <w:r>
@@ -1822,7 +1804,7 @@
       <w:pPr>
         <w:spacing w:after="80" w:before="80" w:line="300"/>
       </w:pPr>
-      <w:hyperlink w:history="1" r:id="rIdn_k6ejhtv1dof2f_7qh8t">
+      <w:hyperlink w:history="1" r:id="rIdw4rxh5cuei1dzeh_hiwxj">
         <w:r>
           <w:rPr>
             <w:color w:val="315CBB"/>
@@ -1840,7 +1822,7 @@
         </w:rPr>
         <w:t xml:space="preserve">   </w:t>
       </w:r>
-      <w:hyperlink w:history="1" r:id="rIds1gimctygdqu1lla1kkkn">
+      <w:hyperlink w:history="1" r:id="rIdaipzp5x7dd0k1psosl7pt">
         <w:r>
           <w:rPr>
             <w:color w:val="315CBB"/>
@@ -2240,7 +2222,7 @@
             <w:pPr>
               <w:spacing w:after="80" w:before="80" w:line="300"/>
             </w:pPr>
-            <w:hyperlink w:history="1" r:id="rIdkezzuiixhumeoq5b5cam-">
+            <w:hyperlink w:history="1" r:id="rIdczla7dfeimeb53xp3ad7t">
               <w:r>
                 <w:rPr>
                   <w:color w:val="315CBB"/>
@@ -2258,7 +2240,7 @@
               </w:rPr>
               <w:t xml:space="preserve">   </w:t>
             </w:r>
-            <w:hyperlink w:history="1" r:id="rIdf06tqxuyloavck_s09vla">
+            <w:hyperlink w:history="1" r:id="rIdd9xbwq70_kkybnbssoduu">
               <w:r>
                 <w:rPr>
                   <w:color w:val="315CBB"/>
@@ -2276,7 +2258,7 @@
               </w:rPr>
               <w:t xml:space="preserve">   </w:t>
             </w:r>
-            <w:hyperlink w:history="1" r:id="rIdghk85vauptdmckrh8buxo">
+            <w:hyperlink w:history="1" r:id="rIdatdgfst3nx0rp13ewthgn">
               <w:r>
                 <w:rPr>
                   <w:color w:val="315CBB"/>
@@ -2744,7 +2726,7 @@
             <w:pPr>
               <w:spacing w:after="80" w:before="0" w:line="300"/>
             </w:pPr>
-            <w:hyperlink w:history="1" r:id="rIdeiuzy7x7nycxohctamdso">
+            <w:hyperlink w:history="1" r:id="rIdvpfkq9poaqigdisdsq1h0">
               <w:r>
                 <w:rPr>
                   <w:color w:val="315CBB"/>
@@ -3687,7 +3669,7 @@
         <w:sz w:val="16"/>
         <w:szCs w:val="16"/>
       </w:rPr>
-      <w:t xml:space="preserve">김재형 · Backend / AI Application Developer</w:t>
+      <w:t xml:space="preserve">김재형 · AI Application Developer / Backend Engineer</w:t>
     </w:r>
     <w:r>
       <w:tab/>

--- a/site/resume.docx
+++ b/site/resume.docx
@@ -102,7 +102,7 @@
             <w:pPr>
               <w:spacing w:after="80" w:before="80" w:line="300"/>
             </w:pPr>
-            <w:hyperlink w:history="1" r:id="rId1w1wpuufkbs0mylyeo0rz">
+            <w:hyperlink w:history="1" r:id="rIdp6z0xltufotvsha1s8zyh">
               <w:r>
                 <w:rPr>
                   <w:color w:val="315CBB"/>
@@ -120,7 +120,7 @@
               </w:rPr>
               <w:t xml:space="preserve">   </w:t>
             </w:r>
-            <w:hyperlink w:history="1" r:id="rId-hnden7dn3hzeojl4ee_c">
+            <w:hyperlink w:history="1" r:id="rIdbhla60kbokg0x2qmunt3u">
               <w:r>
                 <w:rPr>
                   <w:color w:val="315CBB"/>
@@ -138,7 +138,7 @@
               </w:rPr>
               <w:t xml:space="preserve">   </w:t>
             </w:r>
-            <w:hyperlink w:history="1" r:id="rIdjovkwj5agfsb3igjyni-3">
+            <w:hyperlink w:history="1" r:id="rIddecimevurszvbyl6lkmfi">
               <w:r>
                 <w:rPr>
                   <w:color w:val="315CBB"/>
@@ -156,7 +156,7 @@
               </w:rPr>
               <w:t xml:space="preserve">   </w:t>
             </w:r>
-            <w:hyperlink w:history="1" r:id="rIdfgsthzz1ilfrkadkmwx5s">
+            <w:hyperlink w:history="1" r:id="rIddwt5ay5fovltlutgcihp4">
               <w:r>
                 <w:rPr>
                   <w:color w:val="315CBB"/>
@@ -404,7 +404,7 @@
       <w:pPr>
         <w:spacing w:after="80" w:before="0" w:line="300"/>
       </w:pPr>
-      <w:hyperlink w:history="1" r:id="rIdnqzgvr_fy2eo80vvxp-jk">
+      <w:hyperlink w:history="1" r:id="rId5wdr952_kqvumypb0iazu">
         <w:r>
           <w:rPr>
             <w:color w:val="315CBB"/>
@@ -1189,7 +1189,7 @@
       <w:pPr>
         <w:spacing w:after="80" w:before="80" w:line="300"/>
       </w:pPr>
-      <w:hyperlink w:history="1" r:id="rIdxm7s5hr8bvu-9hicvfqgk">
+      <w:hyperlink w:history="1" r:id="rIdyn51ohxnhsw18dcvktljp">
         <w:r>
           <w:rPr>
             <w:color w:val="315CBB"/>
@@ -1207,7 +1207,7 @@
         </w:rPr>
         <w:t xml:space="preserve">   </w:t>
       </w:r>
-      <w:hyperlink w:history="1" r:id="rIddk5wp2pk55bb4kvsorzmg">
+      <w:hyperlink w:history="1" r:id="rIdqmfzw7zdmpftqbos6z7o1">
         <w:r>
           <w:rPr>
             <w:color w:val="315CBB"/>
@@ -1225,7 +1225,7 @@
         </w:rPr>
         <w:t xml:space="preserve">   </w:t>
       </w:r>
-      <w:hyperlink w:history="1" r:id="rIdjgy6k8mdcerulz60b167n">
+      <w:hyperlink w:history="1" r:id="rIda1xgsfc0xfokxskk2d6rd">
         <w:r>
           <w:rPr>
             <w:color w:val="315CBB"/>
@@ -1243,7 +1243,7 @@
         </w:rPr>
         <w:t xml:space="preserve">   </w:t>
       </w:r>
-      <w:hyperlink w:history="1" r:id="rId759z-dqxqth5wey2jj90l">
+      <w:hyperlink w:history="1" r:id="rId_erxec7wu7ae-zoi0pq9r">
         <w:r>
           <w:rPr>
             <w:color w:val="315CBB"/>
@@ -1390,7 +1390,7 @@
       <w:pPr>
         <w:spacing w:after="80" w:before="0" w:line="300"/>
       </w:pPr>
-      <w:hyperlink w:history="1" r:id="rId7mqltaca-_eyxw6lcmpiv">
+      <w:hyperlink w:history="1" r:id="rIddyveej859amnx7tawbt8d">
         <w:r>
           <w:rPr>
             <w:color w:val="315CBB"/>
@@ -1804,7 +1804,7 @@
       <w:pPr>
         <w:spacing w:after="80" w:before="80" w:line="300"/>
       </w:pPr>
-      <w:hyperlink w:history="1" r:id="rIdw4rxh5cuei1dzeh_hiwxj">
+      <w:hyperlink w:history="1" r:id="rId4nohd3ernue_r9bwn5p0r">
         <w:r>
           <w:rPr>
             <w:color w:val="315CBB"/>
@@ -1822,7 +1822,7 @@
         </w:rPr>
         <w:t xml:space="preserve">   </w:t>
       </w:r>
-      <w:hyperlink w:history="1" r:id="rIdaipzp5x7dd0k1psosl7pt">
+      <w:hyperlink w:history="1" r:id="rIdhjhyivghbn2vecr9ey5o8">
         <w:r>
           <w:rPr>
             <w:color w:val="315CBB"/>
@@ -2222,7 +2222,7 @@
             <w:pPr>
               <w:spacing w:after="80" w:before="80" w:line="300"/>
             </w:pPr>
-            <w:hyperlink w:history="1" r:id="rIdczla7dfeimeb53xp3ad7t">
+            <w:hyperlink w:history="1" r:id="rIdlxljsgoj1xjurq0k9iro8">
               <w:r>
                 <w:rPr>
                   <w:color w:val="315CBB"/>
@@ -2240,7 +2240,7 @@
               </w:rPr>
               <w:t xml:space="preserve">   </w:t>
             </w:r>
-            <w:hyperlink w:history="1" r:id="rIdd9xbwq70_kkybnbssoduu">
+            <w:hyperlink w:history="1" r:id="rIdqjkrqxf3toig-hnmcssk3">
               <w:r>
                 <w:rPr>
                   <w:color w:val="315CBB"/>
@@ -2258,7 +2258,7 @@
               </w:rPr>
               <w:t xml:space="preserve">   </w:t>
             </w:r>
-            <w:hyperlink w:history="1" r:id="rIdatdgfst3nx0rp13ewthgn">
+            <w:hyperlink w:history="1" r:id="rIddviu3fyla66z11xdrfimw">
               <w:r>
                 <w:rPr>
                   <w:color w:val="315CBB"/>
@@ -2726,7 +2726,7 @@
             <w:pPr>
               <w:spacing w:after="80" w:before="0" w:line="300"/>
             </w:pPr>
-            <w:hyperlink w:history="1" r:id="rIdvpfkq9poaqigdisdsq1h0">
+            <w:hyperlink w:history="1" r:id="rId5mfnhgqmlzyn5lhi7t9p1">
               <w:r>
                 <w:rPr>
                   <w:color w:val="315CBB"/>

--- a/site/resume.docx
+++ b/site/resume.docx
@@ -102,7 +102,7 @@
             <w:pPr>
               <w:spacing w:after="80" w:before="80" w:line="300"/>
             </w:pPr>
-            <w:hyperlink w:history="1" r:id="rIdp6z0xltufotvsha1s8zyh">
+            <w:hyperlink w:history="1" r:id="rIdwaunjor7dsv2ud6_szixa">
               <w:r>
                 <w:rPr>
                   <w:color w:val="315CBB"/>
@@ -120,7 +120,7 @@
               </w:rPr>
               <w:t xml:space="preserve">   </w:t>
             </w:r>
-            <w:hyperlink w:history="1" r:id="rIdbhla60kbokg0x2qmunt3u">
+            <w:hyperlink w:history="1" r:id="rIdhdnlh6og6mhpov9qotduv">
               <w:r>
                 <w:rPr>
                   <w:color w:val="315CBB"/>
@@ -138,7 +138,7 @@
               </w:rPr>
               <w:t xml:space="preserve">   </w:t>
             </w:r>
-            <w:hyperlink w:history="1" r:id="rIddecimevurszvbyl6lkmfi">
+            <w:hyperlink w:history="1" r:id="rIdmidzovuvfn870mxfqwj2m">
               <w:r>
                 <w:rPr>
                   <w:color w:val="315CBB"/>
@@ -156,7 +156,7 @@
               </w:rPr>
               <w:t xml:space="preserve">   </w:t>
             </w:r>
-            <w:hyperlink w:history="1" r:id="rIddwt5ay5fovltlutgcihp4">
+            <w:hyperlink w:history="1" r:id="rIdwwqlfkv_nasu11npl6uvs">
               <w:r>
                 <w:rPr>
                   <w:color w:val="315CBB"/>
@@ -404,7 +404,7 @@
       <w:pPr>
         <w:spacing w:after="80" w:before="0" w:line="300"/>
       </w:pPr>
-      <w:hyperlink w:history="1" r:id="rId5wdr952_kqvumypb0iazu">
+      <w:hyperlink w:history="1" r:id="rId-ak12ofnkllz0dccdnb2q">
         <w:r>
           <w:rPr>
             <w:color w:val="315CBB"/>
@@ -1125,7 +1125,7 @@
           <w:sz w:val="22"/>
           <w:szCs w:val="22"/>
         </w:rPr>
-        <w:t xml:space="preserve">서비스별 책임과 통신 구조 설계</w:t>
+        <w:t xml:space="preserve">서비스별 책임과 통신 구조, LLM 추적 환경 구성</w:t>
       </w:r>
     </w:p>
     <w:p>
@@ -1138,7 +1138,7 @@
           <w:sz w:val="18"/>
           <w:szCs w:val="18"/>
         </w:rPr>
-        <w:t xml:space="preserve">AI 기능을 포함한 서비스의 책임과 데이터 소유권, 서비스 간 통신 방식을 정하는 작업입니다. 초기 설계를 제안하고 팀원·멘토와 함께 최종 구조를 완성했습니다.</w:t>
+        <w:t xml:space="preserve">AI 기능을 포함한 서비스의 책임과 데이터 소유권, 서비스 간 통신 방식을 정하고, AI 실행 과정을 단계 단위로 확인할 수 있는 추적 환경을 붙이는 작업입니다.</w:t>
       </w:r>
     </w:p>
     <w:p>
@@ -1161,6 +1161,89 @@
     </w:p>
     <w:p>
       <w:pPr>
+        <w:pStyle w:val="ListParagraph"/>
+        <w:numPr>
+          <w:ilvl w:val="0"/>
+          <w:numId w:val="1"/>
+        </w:numPr>
+        <w:spacing w:after="100" w:before="100" w:line="300"/>
+      </w:pPr>
+      <w:r>
+        <w:rPr>
+          <w:b/>
+          <w:bCs/>
+          <w:color w:val="203047"/>
+          <w:sz w:val="20"/>
+          <w:szCs w:val="20"/>
+        </w:rPr>
+        <w:t xml:space="preserve">LLM 실행 추적과 민감정보 경계</w:t>
+      </w:r>
+      <w:r>
+        <w:br/>
+      </w:r>
+      <w:r>
+        <w:rPr>
+          <w:b/>
+          <w:bCs/>
+          <w:color w:val="C0392B"/>
+          <w:sz w:val="20"/>
+          <w:szCs w:val="20"/>
+        </w:rPr>
+        <w:t xml:space="preserve">문제:</w:t>
+      </w:r>
+      <w:r>
+        <w:rPr>
+          <w:color w:val="203047"/>
+          <w:sz w:val="20"/>
+          <w:szCs w:val="20"/>
+        </w:rPr>
+        <w:t xml:space="preserve"> 평가 루프가 일반 Python 흐름이라 의미 추출·평가·재시도 단계를 나눠 볼 수 없었고, 추적 도구에 보내는 내용에 민감정보가 섞일 수 있었음.</w:t>
+      </w:r>
+      <w:r>
+        <w:br/>
+      </w:r>
+      <w:r>
+        <w:rPr>
+          <w:b/>
+          <w:bCs/>
+          <w:color w:val="1F6FEB"/>
+          <w:sz w:val="20"/>
+          <w:szCs w:val="20"/>
+        </w:rPr>
+        <w:t xml:space="preserve">해결:</w:t>
+      </w:r>
+      <w:r>
+        <w:rPr>
+          <w:color w:val="203047"/>
+          <w:sz w:val="20"/>
+          <w:szCs w:val="20"/>
+        </w:rPr>
+        <w:t xml:space="preserve"> 평가 루프를 LangGraph 그래프로 재구성해 응답 생성·평가·재시도를 노드 단위로 추적. LangSmith 키가 없으면 그래프 실행은 유지하고 추적만 생략. Agent 그래프는 추적을 끄고 도구 조회 원문을 상태 저장에서 제외하며, 보관 기간이 끝나면 저장 상태를 먼저 삭제. 자체 프롬프트 로그는 기록 전에 숫자 개인정보를 마스킹.</w:t>
+      </w:r>
+      <w:r>
+        <w:br/>
+      </w:r>
+      <w:r>
+        <w:rPr>
+          <w:b/>
+          <w:bCs/>
+          <w:color w:val="1E8449"/>
+          <w:sz w:val="20"/>
+          <w:szCs w:val="20"/>
+        </w:rPr>
+        <w:t xml:space="preserve">성과:</w:t>
+      </w:r>
+      <w:r>
+        <w:rPr>
+          <w:color w:val="203047"/>
+          <w:sz w:val="20"/>
+          <w:szCs w:val="20"/>
+        </w:rPr>
+        <w:t xml:space="preserve"> 요청 실행에서 그래프 노드와 모델 호출 구간을 확인. 시간을 재는 실험에서는 추적과 프롬프트 로그를 모두 끄고 실행해 계측 부담이 측정값에 섞이지 않게 했습니다.</w:t>
+      </w:r>
+    </w:p>
+    <w:p>
+      <w:pPr>
         <w:spacing w:after="80" w:before="0" w:line="300"/>
       </w:pPr>
       <w:r>
@@ -1189,7 +1272,7 @@
       <w:pPr>
         <w:spacing w:after="80" w:before="80" w:line="300"/>
       </w:pPr>
-      <w:hyperlink w:history="1" r:id="rIdyn51ohxnhsw18dcvktljp">
+      <w:hyperlink w:history="1" r:id="rIduzcmujrzrx0vv2ivxiovw">
         <w:r>
           <w:rPr>
             <w:color w:val="315CBB"/>
@@ -1207,7 +1290,7 @@
         </w:rPr>
         <w:t xml:space="preserve">   </w:t>
       </w:r>
-      <w:hyperlink w:history="1" r:id="rIdqmfzw7zdmpftqbos6z7o1">
+      <w:hyperlink w:history="1" r:id="rIdqaoagkkqzx06dzbp_exxp">
         <w:r>
           <w:rPr>
             <w:color w:val="315CBB"/>
@@ -1225,7 +1308,7 @@
         </w:rPr>
         <w:t xml:space="preserve">   </w:t>
       </w:r>
-      <w:hyperlink w:history="1" r:id="rIda1xgsfc0xfokxskk2d6rd">
+      <w:hyperlink w:history="1" r:id="rIdsfcyda1ktgkq9r2rcq29y">
         <w:r>
           <w:rPr>
             <w:color w:val="315CBB"/>
@@ -1243,7 +1326,7 @@
         </w:rPr>
         <w:t xml:space="preserve">   </w:t>
       </w:r>
-      <w:hyperlink w:history="1" r:id="rId_erxec7wu7ae-zoi0pq9r">
+      <w:hyperlink w:history="1" r:id="rId5mqshzatmhyy06b7fackq">
         <w:r>
           <w:rPr>
             <w:color w:val="315CBB"/>
@@ -1390,7 +1473,7 @@
       <w:pPr>
         <w:spacing w:after="80" w:before="0" w:line="300"/>
       </w:pPr>
-      <w:hyperlink w:history="1" r:id="rIddyveej859amnx7tawbt8d">
+      <w:hyperlink w:history="1" r:id="rId-smvpq6c5vcszn42_ulyy">
         <w:r>
           <w:rPr>
             <w:color w:val="315CBB"/>
@@ -1804,7 +1887,7 @@
       <w:pPr>
         <w:spacing w:after="80" w:before="80" w:line="300"/>
       </w:pPr>
-      <w:hyperlink w:history="1" r:id="rId4nohd3ernue_r9bwn5p0r">
+      <w:hyperlink w:history="1" r:id="rIdxhovzvyuy0djzv677dgbj">
         <w:r>
           <w:rPr>
             <w:color w:val="315CBB"/>
@@ -1822,7 +1905,7 @@
         </w:rPr>
         <w:t xml:space="preserve">   </w:t>
       </w:r>
-      <w:hyperlink w:history="1" r:id="rIdhjhyivghbn2vecr9ey5o8">
+      <w:hyperlink w:history="1" r:id="rId12f_e9liy52i5baifb9-k">
         <w:r>
           <w:rPr>
             <w:color w:val="315CBB"/>
@@ -1927,7 +2010,7 @@
                 <w:sz w:val="20"/>
                 <w:szCs w:val="20"/>
               </w:rPr>
-              <w:t xml:space="preserve">LangChain · LangGraph · RAG · LLM Evaluation · Prompt Injection 대응</w:t>
+              <w:t xml:space="preserve">LangChain · LangGraph · Spring AI · RAG · LLM Evaluation · Prompt Injection 대응</w:t>
             </w:r>
             <w:r>
               <w:br/>
@@ -1938,7 +2021,7 @@
                 <w:sz w:val="20"/>
                 <w:szCs w:val="20"/>
               </w:rPr>
-              <w:t xml:space="preserve">Elasticsearch · Weaviate</w:t>
+              <w:t xml:space="preserve">LangSmith · Elasticsearch · Weaviate</w:t>
             </w:r>
           </w:p>
         </w:tc>
@@ -2011,20 +2094,7 @@
                 <w:sz w:val="20"/>
                 <w:szCs w:val="20"/>
               </w:rPr>
-              <w:t xml:space="preserve">Java · Spring Boot · Spring AI · Python</w:t>
-            </w:r>
-          </w:p>
-          <w:p>
-            <w:pPr>
-              <w:spacing w:after="80" w:before="0" w:line="300"/>
-            </w:pPr>
-            <w:r>
-              <w:rPr>
-                <w:color w:val="607089"/>
-                <w:sz w:val="18"/>
-                <w:szCs w:val="18"/>
-              </w:rPr>
-              <w:t xml:space="preserve">인증·인가 구현 (Spring Security, OAuth 2.0)</w:t>
+              <w:t xml:space="preserve">Java · Spring Boot · Python</w:t>
             </w:r>
           </w:p>
         </w:tc>
@@ -2222,7 +2292,7 @@
             <w:pPr>
               <w:spacing w:after="80" w:before="80" w:line="300"/>
             </w:pPr>
-            <w:hyperlink w:history="1" r:id="rIdlxljsgoj1xjurq0k9iro8">
+            <w:hyperlink w:history="1" r:id="rIdd3wucjlc3qkqpwpxv74ic">
               <w:r>
                 <w:rPr>
                   <w:color w:val="315CBB"/>
@@ -2240,7 +2310,7 @@
               </w:rPr>
               <w:t xml:space="preserve">   </w:t>
             </w:r>
-            <w:hyperlink w:history="1" r:id="rIdqjkrqxf3toig-hnmcssk3">
+            <w:hyperlink w:history="1" r:id="rIdvkwfaj8viyw_4waithm2z">
               <w:r>
                 <w:rPr>
                   <w:color w:val="315CBB"/>
@@ -2258,7 +2328,7 @@
               </w:rPr>
               <w:t xml:space="preserve">   </w:t>
             </w:r>
-            <w:hyperlink w:history="1" r:id="rIddviu3fyla66z11xdrfimw">
+            <w:hyperlink w:history="1" r:id="rIdxhmhcugioiyyr0nzeqg2s">
               <w:r>
                 <w:rPr>
                   <w:color w:val="315CBB"/>
@@ -2726,7 +2796,7 @@
             <w:pPr>
               <w:spacing w:after="80" w:before="0" w:line="300"/>
             </w:pPr>
-            <w:hyperlink w:history="1" r:id="rId5mfnhgqmlzyn5lhi7t9p1">
+            <w:hyperlink w:history="1" r:id="rIdsigma5lpdzjpzdo-mb4le">
               <w:r>
                 <w:rPr>
                   <w:color w:val="315CBB"/>

--- a/site/resume.docx
+++ b/site/resume.docx
@@ -102,7 +102,7 @@
             <w:pPr>
               <w:spacing w:after="80" w:before="80" w:line="300"/>
             </w:pPr>
-            <w:hyperlink w:history="1" r:id="rIdwaunjor7dsv2ud6_szixa">
+            <w:hyperlink w:history="1" r:id="rId6v5tvujca775ot9jkyqr3">
               <w:r>
                 <w:rPr>
                   <w:color w:val="315CBB"/>
@@ -120,7 +120,7 @@
               </w:rPr>
               <w:t xml:space="preserve">   </w:t>
             </w:r>
-            <w:hyperlink w:history="1" r:id="rIdhdnlh6og6mhpov9qotduv">
+            <w:hyperlink w:history="1" r:id="rIdbdpbyjldd36on4ii7nvmr">
               <w:r>
                 <w:rPr>
                   <w:color w:val="315CBB"/>
@@ -138,7 +138,7 @@
               </w:rPr>
               <w:t xml:space="preserve">   </w:t>
             </w:r>
-            <w:hyperlink w:history="1" r:id="rIdmidzovuvfn870mxfqwj2m">
+            <w:hyperlink w:history="1" r:id="rId4-teqo1fadjbkh9orkhrd">
               <w:r>
                 <w:rPr>
                   <w:color w:val="315CBB"/>
@@ -156,7 +156,7 @@
               </w:rPr>
               <w:t xml:space="preserve">   </w:t>
             </w:r>
-            <w:hyperlink w:history="1" r:id="rIdwwqlfkv_nasu11npl6uvs">
+            <w:hyperlink w:history="1" r:id="rIdl-vp6gbiploflyteoi5-a">
               <w:r>
                 <w:rPr>
                   <w:color w:val="315CBB"/>
@@ -404,7 +404,7 @@
       <w:pPr>
         <w:spacing w:after="80" w:before="0" w:line="300"/>
       </w:pPr>
-      <w:hyperlink w:history="1" r:id="rId-ak12ofnkllz0dccdnb2q">
+      <w:hyperlink w:history="1" r:id="rId3tvugcg3gs__r2j6mbxkp">
         <w:r>
           <w:rPr>
             <w:color w:val="315CBB"/>
@@ -1244,6 +1244,22 @@
     </w:p>
     <w:p>
       <w:pPr>
+        <w:keepNext/>
+        <w:spacing w:after="80" w:before="240" w:line="276"/>
+      </w:pPr>
+      <w:r>
+        <w:rPr>
+          <w:b/>
+          <w:bCs/>
+          <w:color w:val="315CBB"/>
+          <w:sz w:val="22"/>
+          <w:szCs w:val="22"/>
+        </w:rPr>
+        <w:t xml:space="preserve">작업 취소와 저장한 변경의 복구</w:t>
+      </w:r>
+    </w:p>
+    <w:p>
+      <w:pPr>
         <w:spacing w:after="80" w:before="0" w:line="300"/>
       </w:pPr>
       <w:r>
@@ -1252,7 +1268,173 @@
           <w:sz w:val="18"/>
           <w:szCs w:val="18"/>
         </w:rPr>
-        <w:t xml:space="preserve">수치는 내부 평가 기준이며, RAG 시간 단축은 Jev 최적화 전후 비교입니다. 문서 병렬 처리 시간은 저장·후처리를 제외한 분석 단계 기준입니다.</w:t>
+        <w:t xml:space="preserve">AI가 이미 저장한 변경을 되돌리고, 무엇을 되돌렸는지 남기는 작업입니다. 여러 저장소에 걸친 실행을 하나의 트랜잭션으로 묶을 수 없어 역작업으로 복구했습니다.</w:t>
+      </w:r>
+    </w:p>
+    <w:p>
+      <w:pPr>
+        <w:pStyle w:val="ListParagraph"/>
+        <w:numPr>
+          <w:ilvl w:val="0"/>
+          <w:numId w:val="1"/>
+        </w:numPr>
+        <w:spacing w:after="100" w:before="100" w:line="300"/>
+      </w:pPr>
+      <w:r>
+        <w:rPr>
+          <w:b/>
+          <w:bCs/>
+          <w:color w:val="203047"/>
+          <w:sz w:val="20"/>
+          <w:szCs w:val="20"/>
+        </w:rPr>
+        <w:t xml:space="preserve">취소한 작업의 역순 복구</w:t>
+      </w:r>
+      <w:r>
+        <w:br/>
+      </w:r>
+      <w:r>
+        <w:rPr>
+          <w:b/>
+          <w:bCs/>
+          <w:color w:val="C0392B"/>
+          <w:sz w:val="20"/>
+          <w:szCs w:val="20"/>
+        </w:rPr>
+        <w:t xml:space="preserve">문제:</w:t>
+      </w:r>
+      <w:r>
+        <w:rPr>
+          <w:color w:val="203047"/>
+          <w:sz w:val="20"/>
+          <w:szCs w:val="20"/>
+        </w:rPr>
+        <w:t xml:space="preserve"> AI 작업이 모델 호출 사이에 문서·폴더·Wiki·Skill을 여러 번 저장해, 실행만 멈추면 일부 변경이 남음.</w:t>
+      </w:r>
+      <w:r>
+        <w:br/>
+      </w:r>
+      <w:r>
+        <w:rPr>
+          <w:b/>
+          <w:bCs/>
+          <w:color w:val="1F6FEB"/>
+          <w:sz w:val="20"/>
+          <w:szCs w:val="20"/>
+        </w:rPr>
+        <w:t xml:space="preserve">해결:</w:t>
+      </w:r>
+      <w:r>
+        <w:rPr>
+          <w:color w:val="203047"/>
+          <w:sz w:val="20"/>
+          <w:szCs w:val="20"/>
+        </w:rPr>
+        <w:t xml:space="preserve"> 취소 상태를 먼저 저장해 후속 쓰기를 막고, 변경 전 snapshot과 승인에 연결된 멱등키로 자식부터 역순 복구. Agent 턴과 복구가 같은 실행 잠금을 쓰고, 본문은 새 revision으로 저장해 늦은 이벤트의 덮어쓰기를 방지. 복구는 모델 호출 없이 실행 기록만 사용.</w:t>
+      </w:r>
+      <w:r>
+        <w:br/>
+      </w:r>
+      <w:r>
+        <w:rPr>
+          <w:b/>
+          <w:bCs/>
+          <w:color w:val="1E8449"/>
+          <w:sz w:val="20"/>
+          <w:szCs w:val="20"/>
+        </w:rPr>
+        <w:t xml:space="preserve">성과:</w:t>
+      </w:r>
+      <w:r>
+        <w:rPr>
+          <w:color w:val="203047"/>
+          <w:sz w:val="20"/>
+          <w:szCs w:val="20"/>
+        </w:rPr>
+        <w:t xml:space="preserve"> 전체 복구를 확인해야 취소가 확정되고, 충돌은 재시도 상태로 보존.</w:t>
+      </w:r>
+    </w:p>
+    <w:p>
+      <w:pPr>
+        <w:pStyle w:val="ListParagraph"/>
+        <w:numPr>
+          <w:ilvl w:val="0"/>
+          <w:numId w:val="1"/>
+        </w:numPr>
+        <w:spacing w:after="100" w:before="100" w:line="300"/>
+      </w:pPr>
+      <w:r>
+        <w:rPr>
+          <w:b/>
+          <w:bCs/>
+          <w:color w:val="203047"/>
+          <w:sz w:val="20"/>
+          <w:szCs w:val="20"/>
+        </w:rPr>
+        <w:t xml:space="preserve">다른 작업의 기여를 지우지 않는 복구</w:t>
+      </w:r>
+      <w:r>
+        <w:br/>
+      </w:r>
+      <w:r>
+        <w:rPr>
+          <w:b/>
+          <w:bCs/>
+          <w:color w:val="C0392B"/>
+          <w:sz w:val="20"/>
+          <w:szCs w:val="20"/>
+        </w:rPr>
+        <w:t xml:space="preserve">문제:</w:t>
+      </w:r>
+      <w:r>
+        <w:rPr>
+          <w:color w:val="203047"/>
+          <w:sz w:val="20"/>
+          <w:szCs w:val="20"/>
+        </w:rPr>
+        <w:t xml:space="preserve"> 개념 페이지가 여러 문서의 기여를 합친 결과라, 과거 snapshot으로 덮으면 다른 문서의 정상 기여까지 사라짐.</w:t>
+      </w:r>
+      <w:r>
+        <w:br/>
+      </w:r>
+      <w:r>
+        <w:rPr>
+          <w:b/>
+          <w:bCs/>
+          <w:color w:val="1F6FEB"/>
+          <w:sz w:val="20"/>
+          <w:szCs w:val="20"/>
+        </w:rPr>
+        <w:t xml:space="preserve">해결:</w:t>
+      </w:r>
+      <w:r>
+        <w:rPr>
+          <w:color w:val="203047"/>
+          <w:sz w:val="20"/>
+          <w:szCs w:val="20"/>
+        </w:rPr>
+        <w:t xml:space="preserve"> 작업·페이지 revision·문서별 기여를 덧붙이기만 하는 이력으로 남기고, 복구 시 대상 기여만 제외해 재조립. 물리 삭제 대신 삭제 표시로 감사 이력 보존.</w:t>
+      </w:r>
+      <w:r>
+        <w:br/>
+      </w:r>
+      <w:r>
+        <w:rPr>
+          <w:b/>
+          <w:bCs/>
+          <w:color w:val="1E8449"/>
+          <w:sz w:val="20"/>
+          <w:szCs w:val="20"/>
+        </w:rPr>
+        <w:t xml:space="preserve">성과:</w:t>
+      </w:r>
+      <w:r>
+        <w:rPr>
+          <w:color w:val="203047"/>
+          <w:sz w:val="20"/>
+          <w:szCs w:val="20"/>
+        </w:rPr>
+        <w:t xml:space="preserve"> 비동기 복구 중 상태 변화를 revision과 기여 hash로 검증하고, 복구 자체도 새 이력으로 기록.</w:t>
       </w:r>
     </w:p>
     <w:p>
@@ -1265,6 +1447,19 @@
           <w:sz w:val="18"/>
           <w:szCs w:val="18"/>
         </w:rPr>
+        <w:t xml:space="preserve">수치는 내부 평가 기준이며, RAG 시간 단축은 Jev 최적화 전후 비교입니다. 문서 병렬 처리 시간은 저장·후처리를 제외한 분석 단계 기준입니다.</w:t>
+      </w:r>
+    </w:p>
+    <w:p>
+      <w:pPr>
+        <w:spacing w:after="80" w:before="0" w:line="300"/>
+      </w:pPr>
+      <w:r>
+        <w:rPr>
+          <w:color w:val="607089"/>
+          <w:sz w:val="18"/>
+          <w:szCs w:val="18"/>
+        </w:rPr>
         <w:t xml:space="preserve">문제 해결 과정과 실험 결과는 상세 포트폴리오에서 볼 수 있습니다.</w:t>
       </w:r>
     </w:p>
@@ -1272,7 +1467,7 @@
       <w:pPr>
         <w:spacing w:after="80" w:before="80" w:line="300"/>
       </w:pPr>
-      <w:hyperlink w:history="1" r:id="rIduzcmujrzrx0vv2ivxiovw">
+      <w:hyperlink w:history="1" r:id="rIdq7gwkcjjagwd1rzqcv1l8">
         <w:r>
           <w:rPr>
             <w:color w:val="315CBB"/>
@@ -1290,7 +1485,7 @@
         </w:rPr>
         <w:t xml:space="preserve">   </w:t>
       </w:r>
-      <w:hyperlink w:history="1" r:id="rIdqaoagkkqzx06dzbp_exxp">
+      <w:hyperlink w:history="1" r:id="rIdqdmrrobwjdcfphkm45m5y">
         <w:r>
           <w:rPr>
             <w:color w:val="315CBB"/>
@@ -1308,7 +1503,7 @@
         </w:rPr>
         <w:t xml:space="preserve">   </w:t>
       </w:r>
-      <w:hyperlink w:history="1" r:id="rIdsfcyda1ktgkq9r2rcq29y">
+      <w:hyperlink w:history="1" r:id="rId0exbsm15snhew21khbtz_">
         <w:r>
           <w:rPr>
             <w:color w:val="315CBB"/>
@@ -1326,7 +1521,7 @@
         </w:rPr>
         <w:t xml:space="preserve">   </w:t>
       </w:r>
-      <w:hyperlink w:history="1" r:id="rId5mqshzatmhyy06b7fackq">
+      <w:hyperlink w:history="1" r:id="rIdt4ys3pb3u3tcseivskrds">
         <w:r>
           <w:rPr>
             <w:color w:val="315CBB"/>
@@ -1473,7 +1668,7 @@
       <w:pPr>
         <w:spacing w:after="80" w:before="0" w:line="300"/>
       </w:pPr>
-      <w:hyperlink w:history="1" r:id="rId-smvpq6c5vcszn42_ulyy">
+      <w:hyperlink w:history="1" r:id="rIdf0axn3b4dwma3b30v8lkn">
         <w:r>
           <w:rPr>
             <w:color w:val="315CBB"/>
@@ -1887,7 +2082,7 @@
       <w:pPr>
         <w:spacing w:after="80" w:before="80" w:line="300"/>
       </w:pPr>
-      <w:hyperlink w:history="1" r:id="rIdxhovzvyuy0djzv677dgbj">
+      <w:hyperlink w:history="1" r:id="rIdmdcojw3nz6l-qwqojsiom">
         <w:r>
           <w:rPr>
             <w:color w:val="315CBB"/>
@@ -1905,7 +2100,7 @@
         </w:rPr>
         <w:t xml:space="preserve">   </w:t>
       </w:r>
-      <w:hyperlink w:history="1" r:id="rId12f_e9liy52i5baifb9-k">
+      <w:hyperlink w:history="1" r:id="rIdqu1y3l2n9m5o8jm0xrfra">
         <w:r>
           <w:rPr>
             <w:color w:val="315CBB"/>
@@ -2292,7 +2487,7 @@
             <w:pPr>
               <w:spacing w:after="80" w:before="80" w:line="300"/>
             </w:pPr>
-            <w:hyperlink w:history="1" r:id="rIdd3wucjlc3qkqpwpxv74ic">
+            <w:hyperlink w:history="1" r:id="rIdhwv-ioe8x_uejkfduuo8s">
               <w:r>
                 <w:rPr>
                   <w:color w:val="315CBB"/>
@@ -2310,7 +2505,7 @@
               </w:rPr>
               <w:t xml:space="preserve">   </w:t>
             </w:r>
-            <w:hyperlink w:history="1" r:id="rIdvkwfaj8viyw_4waithm2z">
+            <w:hyperlink w:history="1" r:id="rIdw6vadpths-72gjfa7lx0a">
               <w:r>
                 <w:rPr>
                   <w:color w:val="315CBB"/>
@@ -2328,7 +2523,7 @@
               </w:rPr>
               <w:t xml:space="preserve">   </w:t>
             </w:r>
-            <w:hyperlink w:history="1" r:id="rIdxhmhcugioiyyr0nzeqg2s">
+            <w:hyperlink w:history="1" r:id="rId7fvqj6ixn9jc3ptgkl4jq">
               <w:r>
                 <w:rPr>
                   <w:color w:val="315CBB"/>
@@ -2796,7 +2991,7 @@
             <w:pPr>
               <w:spacing w:after="80" w:before="0" w:line="300"/>
             </w:pPr>
-            <w:hyperlink w:history="1" r:id="rIdsigma5lpdzjpzdo-mb4le">
+            <w:hyperlink w:history="1" r:id="rIdi-a-u5ukwz755vljpzhvx">
               <w:r>
                 <w:rPr>
                   <w:color w:val="315CBB"/>

--- a/site/resume.docx
+++ b/site/resume.docx
@@ -102,7 +102,7 @@
             <w:pPr>
               <w:spacing w:after="80" w:before="80" w:line="300"/>
             </w:pPr>
-            <w:hyperlink w:history="1" r:id="rId6v5tvujca775ot9jkyqr3">
+            <w:hyperlink w:history="1" r:id="rId3_cenm7wldeuhshtymldq">
               <w:r>
                 <w:rPr>
                   <w:color w:val="315CBB"/>
@@ -120,7 +120,7 @@
               </w:rPr>
               <w:t xml:space="preserve">   </w:t>
             </w:r>
-            <w:hyperlink w:history="1" r:id="rIdbdpbyjldd36on4ii7nvmr">
+            <w:hyperlink w:history="1" r:id="rIdwrjxi1gqpsbamftm5rt9s">
               <w:r>
                 <w:rPr>
                   <w:color w:val="315CBB"/>
@@ -138,7 +138,7 @@
               </w:rPr>
               <w:t xml:space="preserve">   </w:t>
             </w:r>
-            <w:hyperlink w:history="1" r:id="rId4-teqo1fadjbkh9orkhrd">
+            <w:hyperlink w:history="1" r:id="rIdzcfhl1wjbl4grmsie_eb6">
               <w:r>
                 <w:rPr>
                   <w:color w:val="315CBB"/>
@@ -156,7 +156,7 @@
               </w:rPr>
               <w:t xml:space="preserve">   </w:t>
             </w:r>
-            <w:hyperlink w:history="1" r:id="rIdl-vp6gbiploflyteoi5-a">
+            <w:hyperlink w:history="1" r:id="rIdsj7rfk-wdoynzeq2vfdpc">
               <w:r>
                 <w:rPr>
                   <w:color w:val="315CBB"/>
@@ -404,7 +404,7 @@
       <w:pPr>
         <w:spacing w:after="80" w:before="0" w:line="300"/>
       </w:pPr>
-      <w:hyperlink w:history="1" r:id="rId3tvugcg3gs__r2j6mbxkp">
+      <w:hyperlink w:history="1" r:id="rIdrw80en_rqhvoavabqxfjg">
         <w:r>
           <w:rPr>
             <w:color w:val="315CBB"/>
@@ -540,7 +540,7 @@
           <w:sz w:val="22"/>
           <w:szCs w:val="22"/>
         </w:rPr>
-        <w:t xml:space="preserve">Skill 기능 구현과 AI Agent 라우팅 성능 개선</w:t>
+        <w:t xml:space="preserve">에이전트 실행 환경 - Skill·승인·라우팅과 대화 맥락</w:t>
       </w:r>
     </w:p>
     <w:p>
@@ -553,7 +553,7 @@
           <w:sz w:val="18"/>
           <w:szCs w:val="18"/>
         </w:rPr>
-        <w:t xml:space="preserve">반복 작업을 Skill로 저장·재사용하고 실제 변경은 사용자 승인 후 반영하도록 구현했습니다. 요청을 질문·편집 등으로 분류하는 라우팅에는 Jev를 적용해 정답 77/98 → 81/98건, 판단시간 중앙값 8.967초 → 0.658초로 개선했습니다.</w:t>
+        <w:t xml:space="preserve">반복 작업을 Skill로 저장·재사용하고 실제 변경은 사용자 승인 후 반영하도록 구현했습니다. 요청 분류 라우팅에는 Jev를 적용해 정답 77/98 → 81/98건, 판단시간 중앙값 8.967초 → 0.658초로 개선했고, 모델에 보낼 대화 맥락과 편집 입력의 범위도 함께 정했습니다.</w:t>
       </w:r>
     </w:p>
     <w:p>
@@ -724,35 +724,6 @@
     </w:p>
     <w:p>
       <w:pPr>
-        <w:keepNext/>
-        <w:spacing w:after="80" w:before="240" w:line="276"/>
-      </w:pPr>
-      <w:r>
-        <w:rPr>
-          <w:b/>
-          <w:bCs/>
-          <w:color w:val="315CBB"/>
-          <w:sz w:val="22"/>
-          <w:szCs w:val="22"/>
-        </w:rPr>
-        <w:t xml:space="preserve">대화 맥락과 편집 입력 구성</w:t>
-      </w:r>
-    </w:p>
-    <w:p>
-      <w:pPr>
-        <w:spacing w:after="80" w:before="0" w:line="300"/>
-      </w:pPr>
-      <w:r>
-        <w:rPr>
-          <w:color w:val="607089"/>
-          <w:sz w:val="18"/>
-          <w:szCs w:val="18"/>
-        </w:rPr>
-        <w:t xml:space="preserve">대화가 길어져도 맥락을 유지하고, 문서 편집에서 모델에 보내는 입력을 줄이는 작업입니다. 최근 여섯 턴은 원문으로 두고 그 이전은 누적 요약으로 압축했습니다.</w:t>
-      </w:r>
-    </w:p>
-    <w:p>
-      <w:pPr>
         <w:pStyle w:val="ListParagraph"/>
         <w:numPr>
           <w:ilvl w:val="0"/>
@@ -810,28 +781,7 @@
           <w:sz w:val="20"/>
           <w:szCs w:val="20"/>
         </w:rPr>
-        <w:t xml:space="preserve"> 최근 여섯 턴은 원문 유지, 그 이전은 누적 요약으로 압축. 요약 호출 실패 시 이전 요약을 유지. 라우터에는 요약·최근 메시지와 이전 턴의 라우팅 결정까지 전달.</w:t>
-      </w:r>
-      <w:r>
-        <w:br/>
-      </w:r>
-      <w:r>
-        <w:rPr>
-          <w:b/>
-          <w:bCs/>
-          <w:color w:val="1E8449"/>
-          <w:sz w:val="20"/>
-          <w:szCs w:val="20"/>
-        </w:rPr>
-        <w:t xml:space="preserve">성과:</w:t>
-      </w:r>
-      <w:r>
-        <w:rPr>
-          <w:color w:val="203047"/>
-          <w:sz w:val="20"/>
-          <w:szCs w:val="20"/>
-        </w:rPr>
-        <w:t xml:space="preserve"> 지시어가 가리키는 대상을 이전 턴에서 찾아 라우팅에 반영.</w:t>
+        <w:t xml:space="preserve"> 최근 여섯 턴은 원문, 그 이전은 누적 요약으로 압축하고 요약 호출 실패 시 이전 요약을 유지. 라우터에 이전 턴의 라우팅 결정까지 전달해 지시어가 가리키는 대상을 해소.</w:t>
       </w:r>
     </w:p>
     <w:p>
@@ -893,28 +843,7 @@
           <w:sz w:val="20"/>
           <w:szCs w:val="20"/>
         </w:rPr>
-        <w:t xml:space="preserve"> 편집 대상 줄 범위와 위아래 문맥만 전달하고, 표·코드 블록 경계를 걸치는 범위는 거절. 원문 대비 입력 비율과 처리 시간 평균·p95를 벤치마크로 확인.</w:t>
-      </w:r>
-      <w:r>
-        <w:br/>
-      </w:r>
-      <w:r>
-        <w:rPr>
-          <w:b/>
-          <w:bCs/>
-          <w:color w:val="1E8449"/>
-          <w:sz w:val="20"/>
-          <w:szCs w:val="20"/>
-        </w:rPr>
-        <w:t xml:space="preserve">성과:</w:t>
-      </w:r>
-      <w:r>
-        <w:rPr>
-          <w:color w:val="203047"/>
-          <w:sz w:val="20"/>
-          <w:szCs w:val="20"/>
-        </w:rPr>
-        <w:t xml:space="preserve"> 문서 길이와 무관하게 편집 입력을 대상 범위 중심으로 유지.</w:t>
+        <w:t xml:space="preserve"> 대상 줄 범위와 주변 문맥만 전달하고 표·코드 블록 경계를 걸치는 범위는 거절. 원문 대비 입력 비율과 처리 시간 평균·p95를 벤치마크로 확인.</w:t>
       </w:r>
     </w:p>
     <w:p>
@@ -930,7 +859,7 @@
           <w:sz w:val="22"/>
           <w:szCs w:val="22"/>
         </w:rPr>
-        <w:t xml:space="preserve">문서 확장자 변환 파이프라인 구축과 Wiki 생성 시간 개선</w:t>
+        <w:t xml:space="preserve">실행 신뢰성과 LLM 추적</w:t>
       </w:r>
     </w:p>
     <w:p>
@@ -943,7 +872,7 @@
           <w:sz w:val="18"/>
           <w:szCs w:val="18"/>
         </w:rPr>
-        <w:t xml:space="preserve">사용자가 올린 PDF를 검색과 답변에 활용하도록 변환하고, 여러 문서의 Wiki 생성 시간을 줄였습니다. PDF 30쪽의 내부 평가 통과율은 45.17% → 89.89%, 문서 4개 분석 시간은 282.11초 → 73.89초로 개선했습니다.</w:t>
+        <w:t xml:space="preserve">AI가 이미 저장한 변경을 되돌리고, 실행 과정을 단계 단위로 확인할 수 있게 하는 작업입니다. 여러 저장소에 걸친 실행을 하나의 트랜잭션으로 묶을 수 없어 역작업으로 복구했습니다.</w:t>
       </w:r>
     </w:p>
     <w:p>
@@ -963,7 +892,7 @@
           <w:sz w:val="20"/>
           <w:szCs w:val="20"/>
         </w:rPr>
-        <w:t xml:space="preserve">PDF → Markdown 변환</w:t>
+        <w:t xml:space="preserve">취소한 작업의 역순 복구</w:t>
       </w:r>
       <w:r>
         <w:br/>
@@ -984,7 +913,7 @@
           <w:sz w:val="20"/>
           <w:szCs w:val="20"/>
         </w:rPr>
-        <w:t xml:space="preserve"> 오픈소스 변환에서 표·수식이 손상됐고, 전체 AI 변환에도 오류와 호출 부담이 남음.</w:t>
+        <w:t xml:space="preserve"> AI 작업이 모델 호출 사이에 문서·폴더·Wiki·Skill을 여러 번 저장해, 실행만 멈추면 일부 변경이 남음.</w:t>
       </w:r>
       <w:r>
         <w:br/>
@@ -1005,28 +934,7 @@
           <w:sz w:val="20"/>
           <w:szCs w:val="20"/>
         </w:rPr>
-        <w:t xml:space="preserve"> PDF 변환 오픈소스를 비교해 AnyDoc 채택. 깨진 본문만 AI로 복원. 표·수식은 별도 처리하고 그림은 원본 보존.</w:t>
-      </w:r>
-      <w:r>
-        <w:br/>
-      </w:r>
-      <w:r>
-        <w:rPr>
-          <w:b/>
-          <w:bCs/>
-          <w:color w:val="1E8449"/>
-          <w:sz w:val="20"/>
-          <w:szCs w:val="20"/>
-        </w:rPr>
-        <w:t xml:space="preserve">성과:</w:t>
-      </w:r>
-      <w:r>
-        <w:rPr>
-          <w:color w:val="203047"/>
-          <w:sz w:val="20"/>
-          <w:szCs w:val="20"/>
-        </w:rPr>
-        <w:t xml:space="preserve"> PDF 30쪽의 내부 평가 통과율 45.17% → 89.89%.</w:t>
+        <w:t xml:space="preserve"> 취소 상태를 먼저 저장해 후속 쓰기를 막고, 변경 전 snapshot과 승인에 연결된 멱등키로 자식부터 역순 복구. 복구는 모델 호출 없이 실행 기록만 쓰고, 전체 복구를 확인해야 취소가 확정.</w:t>
       </w:r>
     </w:p>
     <w:p>
@@ -1046,7 +954,7 @@
           <w:sz w:val="20"/>
           <w:szCs w:val="20"/>
         </w:rPr>
-        <w:t xml:space="preserve">문서의 Wiki 생성 병렬화</w:t>
+        <w:t xml:space="preserve">다른 작업의 기여를 지우지 않는 복구</w:t>
       </w:r>
       <w:r>
         <w:br/>
@@ -1067,7 +975,7 @@
           <w:sz w:val="20"/>
           <w:szCs w:val="20"/>
         </w:rPr>
-        <w:t xml:space="preserve"> 앞선 문서의 외부 AI 응답을 기다리는 동안 뒤의 문서 처리가 지연.</w:t>
+        <w:t xml:space="preserve"> 개념 페이지가 여러 문서의 기여를 합친 결과라, 과거 snapshot으로 덮으면 다른 문서의 정상 기여까지 사라짐.</w:t>
       </w:r>
       <w:r>
         <w:br/>
@@ -1088,57 +996,7 @@
           <w:sz w:val="20"/>
           <w:szCs w:val="20"/>
         </w:rPr>
-        <w:t xml:space="preserve"> Worker 수와 내부 동시 요청 수를 각각 변경하며 비교. 메모리 증가를 고려해 Worker 최대 4개를 채택하고, 오히려 느려진 추가 동시 요청, GPU 병렬화는 제외.</w:t>
-      </w:r>
-      <w:r>
-        <w:br/>
-      </w:r>
-      <w:r>
-        <w:rPr>
-          <w:b/>
-          <w:bCs/>
-          <w:color w:val="1E8449"/>
-          <w:sz w:val="20"/>
-          <w:szCs w:val="20"/>
-        </w:rPr>
-        <w:t xml:space="preserve">성과:</w:t>
-      </w:r>
-      <w:r>
-        <w:rPr>
-          <w:color w:val="203047"/>
-          <w:sz w:val="20"/>
-          <w:szCs w:val="20"/>
-        </w:rPr>
-        <w:t xml:space="preserve"> 문서 4개 분석 시간 282.11초 → 73.89초(약 74% 감소)</w:t>
-      </w:r>
-    </w:p>
-    <w:p>
-      <w:pPr>
-        <w:keepNext/>
-        <w:spacing w:after="80" w:before="240" w:line="276"/>
-      </w:pPr>
-      <w:r>
-        <w:rPr>
-          <w:b/>
-          <w:bCs/>
-          <w:color w:val="315CBB"/>
-          <w:sz w:val="22"/>
-          <w:szCs w:val="22"/>
-        </w:rPr>
-        <w:t xml:space="preserve">서비스별 책임과 통신 구조, LLM 추적 환경 구성</w:t>
-      </w:r>
-    </w:p>
-    <w:p>
-      <w:pPr>
-        <w:spacing w:after="80" w:before="0" w:line="300"/>
-      </w:pPr>
-      <w:r>
-        <w:rPr>
-          <w:color w:val="607089"/>
-          <w:sz w:val="18"/>
-          <w:szCs w:val="18"/>
-        </w:rPr>
-        <w:t xml:space="preserve">AI 기능을 포함한 서비스의 책임과 데이터 소유권, 서비스 간 통신 방식을 정하고, AI 실행 과정을 단계 단위로 확인할 수 있는 추적 환경을 붙이는 작업입니다.</w:t>
+        <w:t xml:space="preserve"> 작업·revision·문서별 기여를 덧붙이기만 하는 이력으로 남기고 복구 시 대상 기여만 제외해 재조립. 물리 삭제 대신 삭제 표시로 감사 이력 보존.</w:t>
       </w:r>
     </w:p>
     <w:p>
@@ -1152,11 +1010,84 @@
       </w:pPr>
       <w:r>
         <w:rPr>
-          <w:color w:val="203047"/>
-          <w:sz w:val="20"/>
-          <w:szCs w:val="20"/>
-        </w:rPr>
-        <w:t xml:space="preserve">MSA 초기 설계 제안 후 팀원·멘토와 데이터 소유권, 서비스 경계, 통신 방식을 논의해 최종 구조 공동 설계.</w:t>
+          <w:b/>
+          <w:bCs/>
+          <w:color w:val="203047"/>
+          <w:sz w:val="20"/>
+          <w:szCs w:val="20"/>
+        </w:rPr>
+        <w:t xml:space="preserve">LLM 실행 추적과 민감정보 경계</w:t>
+      </w:r>
+      <w:r>
+        <w:br/>
+      </w:r>
+      <w:r>
+        <w:rPr>
+          <w:b/>
+          <w:bCs/>
+          <w:color w:val="C0392B"/>
+          <w:sz w:val="20"/>
+          <w:szCs w:val="20"/>
+        </w:rPr>
+        <w:t xml:space="preserve">문제:</w:t>
+      </w:r>
+      <w:r>
+        <w:rPr>
+          <w:color w:val="203047"/>
+          <w:sz w:val="20"/>
+          <w:szCs w:val="20"/>
+        </w:rPr>
+        <w:t xml:space="preserve"> 평가 루프가 일반 Python 흐름이라 단계별로 볼 수 없고, 추적에 보내는 내용에 민감정보가 섞일 수 있었음.</w:t>
+      </w:r>
+      <w:r>
+        <w:br/>
+      </w:r>
+      <w:r>
+        <w:rPr>
+          <w:b/>
+          <w:bCs/>
+          <w:color w:val="1F6FEB"/>
+          <w:sz w:val="20"/>
+          <w:szCs w:val="20"/>
+        </w:rPr>
+        <w:t xml:space="preserve">해결:</w:t>
+      </w:r>
+      <w:r>
+        <w:rPr>
+          <w:color w:val="203047"/>
+          <w:sz w:val="20"/>
+          <w:szCs w:val="20"/>
+        </w:rPr>
+        <w:t xml:space="preserve"> 평가 루프를 LangGraph 그래프로 재구성해 생성·평가·재시도를 노드 단위로 추적. Agent 그래프는 추적을 끄고 도구 조회 원문을 상태 저장에서 제외하며, 자체 프롬프트 로그는 기록 전 숫자 개인정보를 마스킹. 시간을 재는 실험은 추적과 로그를 모두 끄고 실행.</w:t>
+      </w:r>
+    </w:p>
+    <w:p>
+      <w:pPr>
+        <w:keepNext/>
+        <w:spacing w:after="80" w:before="240" w:line="276"/>
+      </w:pPr>
+      <w:r>
+        <w:rPr>
+          <w:b/>
+          <w:bCs/>
+          <w:color w:val="315CBB"/>
+          <w:sz w:val="22"/>
+          <w:szCs w:val="22"/>
+        </w:rPr>
+        <w:t xml:space="preserve">문서 확장자 변환 파이프라인 구축과 Wiki 생성 시간 개선</w:t>
+      </w:r>
+    </w:p>
+    <w:p>
+      <w:pPr>
+        <w:spacing w:after="80" w:before="0" w:line="300"/>
+      </w:pPr>
+      <w:r>
+        <w:rPr>
+          <w:color w:val="607089"/>
+          <w:sz w:val="18"/>
+          <w:szCs w:val="18"/>
+        </w:rPr>
+        <w:t xml:space="preserve">사용자가 올린 PDF를 검색과 답변에 활용하도록 변환하고, 여러 문서의 Wiki 생성 시간을 줄였습니다. PDF 30쪽의 내부 평가 통과율은 45.17% → 89.89%, 문서 4개 분석 시간은 282.11초 → 73.89초로 개선했습니다.</w:t>
       </w:r>
     </w:p>
     <w:p>
@@ -1176,7 +1107,7 @@
           <w:sz w:val="20"/>
           <w:szCs w:val="20"/>
         </w:rPr>
-        <w:t xml:space="preserve">LLM 실행 추적과 민감정보 경계</w:t>
+        <w:t xml:space="preserve">PDF → Markdown 변환</w:t>
       </w:r>
       <w:r>
         <w:br/>
@@ -1197,7 +1128,7 @@
           <w:sz w:val="20"/>
           <w:szCs w:val="20"/>
         </w:rPr>
-        <w:t xml:space="preserve"> 평가 루프가 일반 Python 흐름이라 의미 추출·평가·재시도 단계를 나눠 볼 수 없었고, 추적 도구에 보내는 내용에 민감정보가 섞일 수 있었음.</w:t>
+        <w:t xml:space="preserve"> 오픈소스 변환에서 표·수식이 손상됐고, 전체 AI 변환에도 오류와 호출 부담이 남음.</w:t>
       </w:r>
       <w:r>
         <w:br/>
@@ -1218,7 +1149,7 @@
           <w:sz w:val="20"/>
           <w:szCs w:val="20"/>
         </w:rPr>
-        <w:t xml:space="preserve"> 평가 루프를 LangGraph 그래프로 재구성해 응답 생성·평가·재시도를 노드 단위로 추적. LangSmith 키가 없으면 그래프 실행은 유지하고 추적만 생략. Agent 그래프는 추적을 끄고 도구 조회 원문을 상태 저장에서 제외하며, 보관 기간이 끝나면 저장 상태를 먼저 삭제. 자체 프롬프트 로그는 기록 전에 숫자 개인정보를 마스킹.</w:t>
+        <w:t xml:space="preserve"> PDF 변환 오픈소스를 비교해 AnyDoc 채택. 깨진 본문만 AI로 복원. 표·수식은 별도 처리하고 그림은 원본 보존.</w:t>
       </w:r>
       <w:r>
         <w:br/>
@@ -1239,36 +1170,7 @@
           <w:sz w:val="20"/>
           <w:szCs w:val="20"/>
         </w:rPr>
-        <w:t xml:space="preserve"> 요청 실행에서 그래프 노드와 모델 호출 구간을 확인. 시간을 재는 실험에서는 추적과 프롬프트 로그를 모두 끄고 실행해 계측 부담이 측정값에 섞이지 않게 했습니다.</w:t>
-      </w:r>
-    </w:p>
-    <w:p>
-      <w:pPr>
-        <w:keepNext/>
-        <w:spacing w:after="80" w:before="240" w:line="276"/>
-      </w:pPr>
-      <w:r>
-        <w:rPr>
-          <w:b/>
-          <w:bCs/>
-          <w:color w:val="315CBB"/>
-          <w:sz w:val="22"/>
-          <w:szCs w:val="22"/>
-        </w:rPr>
-        <w:t xml:space="preserve">작업 취소와 저장한 변경의 복구</w:t>
-      </w:r>
-    </w:p>
-    <w:p>
-      <w:pPr>
-        <w:spacing w:after="80" w:before="0" w:line="300"/>
-      </w:pPr>
-      <w:r>
-        <w:rPr>
-          <w:color w:val="607089"/>
-          <w:sz w:val="18"/>
-          <w:szCs w:val="18"/>
-        </w:rPr>
-        <w:t xml:space="preserve">AI가 이미 저장한 변경을 되돌리고, 무엇을 되돌렸는지 남기는 작업입니다. 여러 저장소에 걸친 실행을 하나의 트랜잭션으로 묶을 수 없어 역작업으로 복구했습니다.</w:t>
+        <w:t xml:space="preserve"> PDF 30쪽의 내부 평가 통과율 45.17% → 89.89%.</w:t>
       </w:r>
     </w:p>
     <w:p>
@@ -1288,7 +1190,7 @@
           <w:sz w:val="20"/>
           <w:szCs w:val="20"/>
         </w:rPr>
-        <w:t xml:space="preserve">취소한 작업의 역순 복구</w:t>
+        <w:t xml:space="preserve">문서의 Wiki 생성 병렬화</w:t>
       </w:r>
       <w:r>
         <w:br/>
@@ -1309,7 +1211,7 @@
           <w:sz w:val="20"/>
           <w:szCs w:val="20"/>
         </w:rPr>
-        <w:t xml:space="preserve"> AI 작업이 모델 호출 사이에 문서·폴더·Wiki·Skill을 여러 번 저장해, 실행만 멈추면 일부 변경이 남음.</w:t>
+        <w:t xml:space="preserve"> 앞선 문서의 외부 AI 응답을 기다리는 동안 뒤의 문서 처리가 지연.</w:t>
       </w:r>
       <w:r>
         <w:br/>
@@ -1330,7 +1232,7 @@
           <w:sz w:val="20"/>
           <w:szCs w:val="20"/>
         </w:rPr>
-        <w:t xml:space="preserve"> 취소 상태를 먼저 저장해 후속 쓰기를 막고, 변경 전 snapshot과 승인에 연결된 멱등키로 자식부터 역순 복구. Agent 턴과 복구가 같은 실행 잠금을 쓰고, 본문은 새 revision으로 저장해 늦은 이벤트의 덮어쓰기를 방지. 복구는 모델 호출 없이 실행 기록만 사용.</w:t>
+        <w:t xml:space="preserve"> Worker 수와 내부 동시 요청 수를 각각 변경하며 비교. 메모리 증가를 고려해 Worker 최대 4개를 채택하고, 오히려 느려진 추가 동시 요청, GPU 병렬화는 제외.</w:t>
       </w:r>
       <w:r>
         <w:br/>
@@ -1351,90 +1253,7 @@
           <w:sz w:val="20"/>
           <w:szCs w:val="20"/>
         </w:rPr>
-        <w:t xml:space="preserve"> 전체 복구를 확인해야 취소가 확정되고, 충돌은 재시도 상태로 보존.</w:t>
-      </w:r>
-    </w:p>
-    <w:p>
-      <w:pPr>
-        <w:pStyle w:val="ListParagraph"/>
-        <w:numPr>
-          <w:ilvl w:val="0"/>
-          <w:numId w:val="1"/>
-        </w:numPr>
-        <w:spacing w:after="100" w:before="100" w:line="300"/>
-      </w:pPr>
-      <w:r>
-        <w:rPr>
-          <w:b/>
-          <w:bCs/>
-          <w:color w:val="203047"/>
-          <w:sz w:val="20"/>
-          <w:szCs w:val="20"/>
-        </w:rPr>
-        <w:t xml:space="preserve">다른 작업의 기여를 지우지 않는 복구</w:t>
-      </w:r>
-      <w:r>
-        <w:br/>
-      </w:r>
-      <w:r>
-        <w:rPr>
-          <w:b/>
-          <w:bCs/>
-          <w:color w:val="C0392B"/>
-          <w:sz w:val="20"/>
-          <w:szCs w:val="20"/>
-        </w:rPr>
-        <w:t xml:space="preserve">문제:</w:t>
-      </w:r>
-      <w:r>
-        <w:rPr>
-          <w:color w:val="203047"/>
-          <w:sz w:val="20"/>
-          <w:szCs w:val="20"/>
-        </w:rPr>
-        <w:t xml:space="preserve"> 개념 페이지가 여러 문서의 기여를 합친 결과라, 과거 snapshot으로 덮으면 다른 문서의 정상 기여까지 사라짐.</w:t>
-      </w:r>
-      <w:r>
-        <w:br/>
-      </w:r>
-      <w:r>
-        <w:rPr>
-          <w:b/>
-          <w:bCs/>
-          <w:color w:val="1F6FEB"/>
-          <w:sz w:val="20"/>
-          <w:szCs w:val="20"/>
-        </w:rPr>
-        <w:t xml:space="preserve">해결:</w:t>
-      </w:r>
-      <w:r>
-        <w:rPr>
-          <w:color w:val="203047"/>
-          <w:sz w:val="20"/>
-          <w:szCs w:val="20"/>
-        </w:rPr>
-        <w:t xml:space="preserve"> 작업·페이지 revision·문서별 기여를 덧붙이기만 하는 이력으로 남기고, 복구 시 대상 기여만 제외해 재조립. 물리 삭제 대신 삭제 표시로 감사 이력 보존.</w:t>
-      </w:r>
-      <w:r>
-        <w:br/>
-      </w:r>
-      <w:r>
-        <w:rPr>
-          <w:b/>
-          <w:bCs/>
-          <w:color w:val="1E8449"/>
-          <w:sz w:val="20"/>
-          <w:szCs w:val="20"/>
-        </w:rPr>
-        <w:t xml:space="preserve">성과:</w:t>
-      </w:r>
-      <w:r>
-        <w:rPr>
-          <w:color w:val="203047"/>
-          <w:sz w:val="20"/>
-          <w:szCs w:val="20"/>
-        </w:rPr>
-        <w:t xml:space="preserve"> 비동기 복구 중 상태 변화를 revision과 기여 hash로 검증하고, 복구 자체도 새 이력으로 기록.</w:t>
+        <w:t xml:space="preserve"> 문서 4개 분석 시간 282.11초 → 73.89초(약 74% 감소)</w:t>
       </w:r>
     </w:p>
     <w:p>
@@ -1447,7 +1266,7 @@
           <w:sz w:val="18"/>
           <w:szCs w:val="18"/>
         </w:rPr>
-        <w:t xml:space="preserve">수치는 내부 평가 기준이며, RAG 시간 단축은 Jev 최적화 전후 비교입니다. 문서 병렬 처리 시간은 저장·후처리를 제외한 분석 단계 기준입니다.</w:t>
+        <w:t xml:space="preserve">MSA 초기 설계 제안 후 팀원·멘토와 데이터 소유권, 서비스 경계, 통신 방식을 논의해 최종 구조 공동 설계.</w:t>
       </w:r>
     </w:p>
     <w:p>
@@ -1460,6 +1279,19 @@
           <w:sz w:val="18"/>
           <w:szCs w:val="18"/>
         </w:rPr>
+        <w:t xml:space="preserve">수치는 내부 평가 기준이며, RAG 시간 단축은 Jev 최적화 전후 비교입니다. 문서 병렬 처리 시간은 저장·후처리를 제외한 분석 단계 기준입니다.</w:t>
+      </w:r>
+    </w:p>
+    <w:p>
+      <w:pPr>
+        <w:spacing w:after="80" w:before="0" w:line="300"/>
+      </w:pPr>
+      <w:r>
+        <w:rPr>
+          <w:color w:val="607089"/>
+          <w:sz w:val="18"/>
+          <w:szCs w:val="18"/>
+        </w:rPr>
         <w:t xml:space="preserve">문제 해결 과정과 실험 결과는 상세 포트폴리오에서 볼 수 있습니다.</w:t>
       </w:r>
     </w:p>
@@ -1467,7 +1299,7 @@
       <w:pPr>
         <w:spacing w:after="80" w:before="80" w:line="300"/>
       </w:pPr>
-      <w:hyperlink w:history="1" r:id="rIdq7gwkcjjagwd1rzqcv1l8">
+      <w:hyperlink w:history="1" r:id="rIdhppqm2jrfbxdv83wcez9n">
         <w:r>
           <w:rPr>
             <w:color w:val="315CBB"/>
@@ -1485,7 +1317,7 @@
         </w:rPr>
         <w:t xml:space="preserve">   </w:t>
       </w:r>
-      <w:hyperlink w:history="1" r:id="rIdqdmrrobwjdcfphkm45m5y">
+      <w:hyperlink w:history="1" r:id="rIdb0wxdmbzxarumfc5lrlsr">
         <w:r>
           <w:rPr>
             <w:color w:val="315CBB"/>
@@ -1503,7 +1335,7 @@
         </w:rPr>
         <w:t xml:space="preserve">   </w:t>
       </w:r>
-      <w:hyperlink w:history="1" r:id="rId0exbsm15snhew21khbtz_">
+      <w:hyperlink w:history="1" r:id="rIdtmwv9k4ppia0gfai29puk">
         <w:r>
           <w:rPr>
             <w:color w:val="315CBB"/>
@@ -1521,7 +1353,7 @@
         </w:rPr>
         <w:t xml:space="preserve">   </w:t>
       </w:r>
-      <w:hyperlink w:history="1" r:id="rIdt4ys3pb3u3tcseivskrds">
+      <w:hyperlink w:history="1" r:id="rIdlgfbb9mh2cqaxsnyfxrbs">
         <w:r>
           <w:rPr>
             <w:color w:val="315CBB"/>
@@ -1668,7 +1500,7 @@
       <w:pPr>
         <w:spacing w:after="80" w:before="0" w:line="300"/>
       </w:pPr>
-      <w:hyperlink w:history="1" r:id="rIdf0axn3b4dwma3b30v8lkn">
+      <w:hyperlink w:history="1" r:id="rIdpgchjksdieqzy_tlyy1ge">
         <w:r>
           <w:rPr>
             <w:color w:val="315CBB"/>
@@ -1996,6 +1828,8 @@
       </w:pPr>
       <w:r>
         <w:rPr>
+          <w:b/>
+          <w:bCs/>
           <w:color w:val="203047"/>
           <w:sz w:val="20"/>
           <w:szCs w:val="20"/>
@@ -2007,33 +1841,63 @@
       </w:r>
       <w:r>
         <w:rPr>
-          <w:color w:val="203047"/>
-          <w:sz w:val="20"/>
-          <w:szCs w:val="20"/>
-        </w:rPr>
-        <w:t xml:space="preserve">피드백: 첫 전시에서 의약품만이 아니라 건강기능식품도 함께 확인하고 싶다는 요청을 받았습니다.</w:t>
+          <w:b/>
+          <w:bCs/>
+          <w:color w:val="C0392B"/>
+          <w:sz w:val="20"/>
+          <w:szCs w:val="20"/>
+        </w:rPr>
+        <w:t xml:space="preserve">문제:</w:t>
+      </w:r>
+      <w:r>
+        <w:rPr>
+          <w:color w:val="203047"/>
+          <w:sz w:val="20"/>
+          <w:szCs w:val="20"/>
+        </w:rPr>
+        <w:t xml:space="preserve"> 첫 전시에서 의약품만 확인할 수 있어, 건강기능식품도 함께 보고 싶다는 요청을 받음.</w:t>
       </w:r>
       <w:r>
         <w:br/>
       </w:r>
       <w:r>
         <w:rPr>
-          <w:color w:val="203047"/>
-          <w:sz w:val="20"/>
-          <w:szCs w:val="20"/>
-        </w:rPr>
-        <w:t xml:space="preserve">반영: 보유한 건강기능식품 데이터 범위에서 검색·자동완성 대상에 추가하고, 복용 주의·병용 정보 표출, 복약 알림·기록 등록, 챗봇 답변 대상까지 확장했습니다.</w:t>
+          <w:b/>
+          <w:bCs/>
+          <w:color w:val="1F6FEB"/>
+          <w:sz w:val="20"/>
+          <w:szCs w:val="20"/>
+        </w:rPr>
+        <w:t xml:space="preserve">해결:</w:t>
+      </w:r>
+      <w:r>
+        <w:rPr>
+          <w:color w:val="203047"/>
+          <w:sz w:val="20"/>
+          <w:szCs w:val="20"/>
+        </w:rPr>
+        <w:t xml:space="preserve"> 보유한 건강기능식품 데이터 범위에서 검색·자동완성 대상에 추가하고, 복용 주의·병용 정보 표출, 복약 알림·기록 등록, 챗봇 답변 대상까지 확장.</w:t>
       </w:r>
       <w:r>
         <w:br/>
       </w:r>
       <w:r>
         <w:rPr>
-          <w:color w:val="203047"/>
-          <w:sz w:val="20"/>
-          <w:szCs w:val="20"/>
-        </w:rPr>
-        <w:t xml:space="preserve">범위: 확보한 데이터에 한정되며, 의약품과 같은 수준의 전수 정보는 아닙니다.</w:t>
+          <w:b/>
+          <w:bCs/>
+          <w:color w:val="1E8449"/>
+          <w:sz w:val="20"/>
+          <w:szCs w:val="20"/>
+        </w:rPr>
+        <w:t xml:space="preserve">성과:</w:t>
+      </w:r>
+      <w:r>
+        <w:rPr>
+          <w:color w:val="203047"/>
+          <w:sz w:val="20"/>
+          <w:szCs w:val="20"/>
+        </w:rPr>
+        <w:t xml:space="preserve"> 전시에서 받은 요청을 다음 개발 범위로 연결. 확보한 데이터에 한정되며 의약품과 같은 전수 정보는 아님.</w:t>
       </w:r>
     </w:p>
     <w:p>
@@ -2082,7 +1946,7 @@
       <w:pPr>
         <w:spacing w:after="80" w:before="80" w:line="300"/>
       </w:pPr>
-      <w:hyperlink w:history="1" r:id="rIdmdcojw3nz6l-qwqojsiom">
+      <w:hyperlink w:history="1" r:id="rIdvta3qbnindpb_lsjmrihe">
         <w:r>
           <w:rPr>
             <w:color w:val="315CBB"/>
@@ -2100,7 +1964,7 @@
         </w:rPr>
         <w:t xml:space="preserve">   </w:t>
       </w:r>
-      <w:hyperlink w:history="1" r:id="rIdqu1y3l2n9m5o8jm0xrfra">
+      <w:hyperlink w:history="1" r:id="rIdahgncepdt4vn0juvbhspg">
         <w:r>
           <w:rPr>
             <w:color w:val="315CBB"/>
@@ -2487,7 +2351,7 @@
             <w:pPr>
               <w:spacing w:after="80" w:before="80" w:line="300"/>
             </w:pPr>
-            <w:hyperlink w:history="1" r:id="rIdhwv-ioe8x_uejkfduuo8s">
+            <w:hyperlink w:history="1" r:id="rIdfmvczqxpfbcbgaef-op1h">
               <w:r>
                 <w:rPr>
                   <w:color w:val="315CBB"/>
@@ -2505,7 +2369,7 @@
               </w:rPr>
               <w:t xml:space="preserve">   </w:t>
             </w:r>
-            <w:hyperlink w:history="1" r:id="rIdw6vadpths-72gjfa7lx0a">
+            <w:hyperlink w:history="1" r:id="rIdas4ubzo1hgqyvimccy2ih">
               <w:r>
                 <w:rPr>
                   <w:color w:val="315CBB"/>
@@ -2523,7 +2387,7 @@
               </w:rPr>
               <w:t xml:space="preserve">   </w:t>
             </w:r>
-            <w:hyperlink w:history="1" r:id="rId7fvqj6ixn9jc3ptgkl4jq">
+            <w:hyperlink w:history="1" r:id="rIdngjbewt9owblhes09ldzl">
               <w:r>
                 <w:rPr>
                   <w:color w:val="315CBB"/>
@@ -2991,7 +2855,7 @@
             <w:pPr>
               <w:spacing w:after="80" w:before="0" w:line="300"/>
             </w:pPr>
-            <w:hyperlink w:history="1" r:id="rIdi-a-u5ukwz755vljpzhvx">
+            <w:hyperlink w:history="1" r:id="rIdau9-tobmooruv6_nkznuf">
               <w:r>
                 <w:rPr>
                   <w:color w:val="315CBB"/>

--- a/site/resume.docx
+++ b/site/resume.docx
@@ -4,7 +4,7 @@
   <w:body>
     <w:tbl>
       <w:tblPr>
-        <w:tblW w:type="dxa" w:w="10092"/>
+        <w:tblW w:type="dxa" w:w="10318"/>
         <w:tblBorders>
           <w:top w:val="none" w:color="FFFFFF" w:sz="0"/>
           <w:left w:val="none" w:color="FFFFFF" w:sz="0"/>
@@ -16,7 +16,7 @@
         <w:tblLayout w:type="fixed"/>
       </w:tblPr>
       <w:tblGrid>
-        <w:gridCol w:w="10092"/>
+        <w:gridCol w:w="10318"/>
       </w:tblGrid>
       <w:tr>
         <w:trPr>
@@ -24,27 +24,27 @@
         </w:trPr>
         <w:tc>
           <w:tcPr>
-            <w:tcW w:type="dxa" w:w="10092"/>
+            <w:tcW w:type="dxa" w:w="10318"/>
             <w:shd w:fill="EFF3FC"/>
             <w:tcMar>
-              <w:top w:type="dxa" w:w="200"/>
-              <w:left w:type="dxa" w:w="260"/>
-              <w:bottom w:type="dxa" w:w="200"/>
-              <w:right w:type="dxa" w:w="260"/>
+              <w:top w:type="dxa" w:w="195"/>
+              <w:left w:type="dxa" w:w="240"/>
+              <w:bottom w:type="dxa" w:w="195"/>
+              <w:right w:type="dxa" w:w="240"/>
             </w:tcMar>
           </w:tcPr>
           <w:p>
             <w:pPr>
               <w:keepNext/>
-              <w:spacing w:after="60" w:before="0" w:line="276"/>
+              <w:spacing w:after="0" w:before="0" w:line="334"/>
             </w:pPr>
             <w:r>
               <w:rPr>
                 <w:b/>
                 <w:bCs/>
                 <w:color w:val="315CBB"/>
-                <w:sz w:val="20"/>
-                <w:szCs w:val="20"/>
+                <w:sz w:val="23"/>
+                <w:szCs w:val="23"/>
               </w:rPr>
               <w:t xml:space="preserve">김재형 · AI Application Developer / Backend Engineer</w:t>
             </w:r>
@@ -52,15 +52,15 @@
           <w:p>
             <w:pPr>
               <w:keepNext/>
-              <w:spacing w:after="80" w:before="60" w:line="276"/>
+              <w:spacing w:after="75" w:before="75" w:line="377"/>
             </w:pPr>
             <w:r>
               <w:rPr>
                 <w:b/>
                 <w:bCs/>
                 <w:color w:val="315CBB"/>
-                <w:sz w:val="34"/>
-                <w:szCs w:val="34"/>
+                <w:sz w:val="26"/>
+                <w:szCs w:val="26"/>
               </w:rPr>
               <w:t xml:space="preserve">실패의 원인을 깊이 파고들어</w:t>
             </w:r>
@@ -69,8 +69,8 @@
                 <w:b/>
                 <w:bCs/>
                 <w:color w:val="315CBB"/>
-                <w:sz w:val="34"/>
-                <w:szCs w:val="34"/>
+                <w:sz w:val="26"/>
+                <w:szCs w:val="26"/>
               </w:rPr>
               <w:t xml:space="preserve"> </w:t>
             </w:r>
@@ -79,35 +79,35 @@
                 <w:b/>
                 <w:bCs/>
                 <w:color w:val="315CBB"/>
-                <w:sz w:val="34"/>
-                <w:szCs w:val="34"/>
+                <w:sz w:val="26"/>
+                <w:szCs w:val="26"/>
               </w:rPr>
               <w:t xml:space="preserve">해결하는 것을 좋아하는 개발자</w:t>
             </w:r>
           </w:p>
           <w:p>
             <w:pPr>
-              <w:spacing w:after="140" w:before="0" w:line="300"/>
+              <w:spacing w:after="90" w:before="0" w:line="218"/>
             </w:pPr>
             <w:r>
               <w:rPr>
                 <w:color w:val="607089"/>
-                <w:sz w:val="22"/>
-                <w:szCs w:val="22"/>
+                <w:sz w:val="15"/>
+                <w:szCs w:val="15"/>
               </w:rPr>
               <w:t xml:space="preserve">AI Application Developer · Backend Engineer</w:t>
             </w:r>
           </w:p>
           <w:p>
             <w:pPr>
-              <w:spacing w:after="80" w:before="80" w:line="300"/>
-            </w:pPr>
-            <w:hyperlink w:history="1" r:id="rId3_cenm7wldeuhshtymldq">
+              <w:spacing w:after="0" w:before="75" w:line="218"/>
+            </w:pPr>
+            <w:hyperlink w:history="1" r:id="rIdk-aia8fa4zqvrxt3awsqr">
               <w:r>
                 <w:rPr>
                   <w:color w:val="315CBB"/>
-                  <w:sz w:val="20"/>
-                  <w:szCs w:val="20"/>
+                  <w:sz w:val="15"/>
+                  <w:szCs w:val="15"/>
                 </w:rPr>
                 <w:t xml:space="preserve">kkuldangi2@gmail.com</w:t>
               </w:r>
@@ -115,17 +115,17 @@
             <w:r>
               <w:rPr>
                 <w:color w:val="203047"/>
-                <w:sz w:val="20"/>
-                <w:szCs w:val="20"/>
+                <w:sz w:val="15"/>
+                <w:szCs w:val="15"/>
               </w:rPr>
               <w:t xml:space="preserve">   </w:t>
             </w:r>
-            <w:hyperlink w:history="1" r:id="rIdwrjxi1gqpsbamftm5rt9s">
+            <w:hyperlink w:history="1" r:id="rId198xc60k5vjxt36jhomg6">
               <w:r>
                 <w:rPr>
                   <w:color w:val="315CBB"/>
-                  <w:sz w:val="20"/>
-                  <w:szCs w:val="20"/>
+                  <w:sz w:val="15"/>
+                  <w:szCs w:val="15"/>
                 </w:rPr>
                 <w:t xml:space="preserve">GitHub ↗</w:t>
               </w:r>
@@ -133,17 +133,17 @@
             <w:r>
               <w:rPr>
                 <w:color w:val="203047"/>
-                <w:sz w:val="20"/>
-                <w:szCs w:val="20"/>
+                <w:sz w:val="15"/>
+                <w:szCs w:val="15"/>
               </w:rPr>
               <w:t xml:space="preserve">   </w:t>
             </w:r>
-            <w:hyperlink w:history="1" r:id="rIdzcfhl1wjbl4grmsie_eb6">
+            <w:hyperlink w:history="1" r:id="rIdmhd8kfildny4ytsrsyaw4">
               <w:r>
                 <w:rPr>
                   <w:color w:val="315CBB"/>
-                  <w:sz w:val="20"/>
-                  <w:szCs w:val="20"/>
+                  <w:sz w:val="15"/>
+                  <w:szCs w:val="15"/>
                 </w:rPr>
                 <w:t xml:space="preserve">Blog ↗</w:t>
               </w:r>
@@ -151,17 +151,17 @@
             <w:r>
               <w:rPr>
                 <w:color w:val="203047"/>
-                <w:sz w:val="20"/>
-                <w:szCs w:val="20"/>
+                <w:sz w:val="15"/>
+                <w:szCs w:val="15"/>
               </w:rPr>
               <w:t xml:space="preserve">   </w:t>
             </w:r>
-            <w:hyperlink w:history="1" r:id="rIdsj7rfk-wdoynzeq2vfdpc">
+            <w:hyperlink w:history="1" r:id="rIddxzmqiiyzovshe7pfhabt">
               <w:r>
                 <w:rPr>
                   <w:color w:val="315CBB"/>
-                  <w:sz w:val="20"/>
-                  <w:szCs w:val="20"/>
+                  <w:sz w:val="15"/>
+                  <w:szCs w:val="15"/>
                 </w:rPr>
                 <w:t xml:space="preserve">LinkedIn ↗</w:t>
               </w:r>
@@ -169,8 +169,8 @@
             <w:r>
               <w:rPr>
                 <w:color w:val="203047"/>
-                <w:sz w:val="20"/>
-                <w:szCs w:val="20"/>
+                <w:sz w:val="15"/>
+                <w:szCs w:val="15"/>
               </w:rPr>
               <w:t xml:space="preserve">   </w:t>
             </w:r>
@@ -184,15 +184,15 @@
         <w:pBdr>
           <w:bottom w:val="single" w:color="6A80BD" w:sz="12" w:space="4"/>
         </w:pBdr>
-        <w:spacing w:after="180" w:before="420" w:line="276"/>
+        <w:spacing w:after="135" w:before="240" w:line="261"/>
       </w:pPr>
       <w:r>
         <w:rPr>
           <w:b/>
           <w:bCs/>
           <w:color w:val="315CBB"/>
-          <w:sz w:val="24"/>
-          <w:szCs w:val="24"/>
+          <w:sz w:val="18"/>
+          <w:szCs w:val="18"/>
         </w:rPr>
         <w:t xml:space="preserve">SUMMARY</w:t>
       </w:r>
@@ -204,15 +204,15 @@
           <w:ilvl w:val="0"/>
           <w:numId w:val="1"/>
         </w:numPr>
-        <w:spacing w:after="100" w:before="100" w:line="300"/>
-      </w:pPr>
-      <w:r>
-        <w:rPr>
-          <w:b/>
-          <w:bCs/>
-          <w:color w:val="203047"/>
-          <w:sz w:val="20"/>
-          <w:szCs w:val="20"/>
+        <w:spacing w:after="75" w:before="0" w:line="218"/>
+      </w:pPr>
+      <w:r>
+        <w:rPr>
+          <w:b/>
+          <w:bCs/>
+          <w:color w:val="203047"/>
+          <w:sz w:val="15"/>
+          <w:szCs w:val="15"/>
         </w:rPr>
         <w:t xml:space="preserve">RAG 근거 선택: 근거 충족률 66.25% → 91.25%, 잘못된 근거 20 → 0건</w:t>
       </w:r>
@@ -224,15 +224,15 @@
           <w:ilvl w:val="0"/>
           <w:numId w:val="1"/>
         </w:numPr>
-        <w:spacing w:after="100" w:before="100" w:line="300"/>
-      </w:pPr>
-      <w:r>
-        <w:rPr>
-          <w:b/>
-          <w:bCs/>
-          <w:color w:val="203047"/>
-          <w:sz w:val="20"/>
-          <w:szCs w:val="20"/>
+        <w:spacing w:after="75" w:before="0" w:line="218"/>
+      </w:pPr>
+      <w:r>
+        <w:rPr>
+          <w:b/>
+          <w:bCs/>
+          <w:color w:val="203047"/>
+          <w:sz w:val="15"/>
+          <w:szCs w:val="15"/>
         </w:rPr>
         <w:t xml:space="preserve">에이전트 실행 환경: 사용자 정의 Skill과 승인 기반 실행, 편집 품질 94/114 → 104/114</w:t>
       </w:r>
@@ -244,15 +244,15 @@
           <w:ilvl w:val="0"/>
           <w:numId w:val="1"/>
         </w:numPr>
-        <w:spacing w:after="100" w:before="100" w:line="300"/>
-      </w:pPr>
-      <w:r>
-        <w:rPr>
-          <w:b/>
-          <w:bCs/>
-          <w:color w:val="203047"/>
-          <w:sz w:val="20"/>
-          <w:szCs w:val="20"/>
+        <w:spacing w:after="75" w:before="0" w:line="218"/>
+      </w:pPr>
+      <w:r>
+        <w:rPr>
+          <w:b/>
+          <w:bCs/>
+          <w:color w:val="203047"/>
+          <w:sz w:val="15"/>
+          <w:szCs w:val="15"/>
         </w:rPr>
         <w:t xml:space="preserve">데이터 파이프라인: PDF 변환 통과율 45.17% → 89.89%, 약품 변환 비용 예상 $200 대비 $11.18</w:t>
       </w:r>
@@ -263,22 +263,22 @@
         <w:pBdr>
           <w:bottom w:val="single" w:color="6A80BD" w:sz="12" w:space="4"/>
         </w:pBdr>
-        <w:spacing w:after="180" w:before="420" w:line="276"/>
+        <w:spacing w:after="135" w:before="240" w:line="261"/>
       </w:pPr>
       <w:r>
         <w:rPr>
           <w:b/>
           <w:bCs/>
           <w:color w:val="315CBB"/>
-          <w:sz w:val="24"/>
-          <w:szCs w:val="24"/>
+          <w:sz w:val="18"/>
+          <w:szCs w:val="18"/>
         </w:rPr>
         <w:t xml:space="preserve">PROJECTS &amp; EXPERIENCE</w:t>
       </w:r>
     </w:p>
     <w:tbl>
       <w:tblPr>
-        <w:tblW w:type="dxa" w:w="10092"/>
+        <w:tblW w:type="dxa" w:w="10318"/>
         <w:tblBorders>
           <w:top w:val="none" w:color="FFFFFF" w:sz="0"/>
           <w:left w:val="none" w:color="FFFFFF" w:sz="0"/>
@@ -290,8 +290,8 @@
         <w:tblLayout w:type="fixed"/>
       </w:tblPr>
       <w:tblGrid>
-        <w:gridCol w:w="7064"/>
-        <w:gridCol w:w="3028"/>
+        <w:gridCol w:w="7223"/>
+        <w:gridCol w:w="3095"/>
       </w:tblGrid>
       <w:tr>
         <w:trPr>
@@ -299,26 +299,26 @@
         </w:trPr>
         <w:tc>
           <w:tcPr>
-            <w:tcW w:type="dxa" w:w="7064"/>
+            <w:tcW w:type="dxa" w:w="7223"/>
             <w:tcMar>
-              <w:top w:type="dxa" w:w="280"/>
+              <w:top w:type="dxa" w:w="204"/>
               <w:left w:type="dxa" w:w="0"/>
-              <w:bottom w:type="dxa" w:w="60"/>
+              <w:bottom w:type="dxa" w:w="44"/>
               <w:right w:type="dxa" w:w="0"/>
             </w:tcMar>
           </w:tcPr>
           <w:p>
             <w:pPr>
               <w:keepNext/>
-              <w:spacing w:after="0" w:before="0" w:line="276"/>
+              <w:spacing w:after="0" w:before="0" w:line="377"/>
             </w:pPr>
             <w:r>
               <w:rPr>
                 <w:b/>
                 <w:bCs/>
                 <w:color w:val="203047"/>
-                <w:sz w:val="24"/>
-                <w:szCs w:val="24"/>
+                <w:sz w:val="26"/>
+                <w:szCs w:val="26"/>
               </w:rPr>
               <w:t xml:space="preserve">Fruition</w:t>
             </w:r>
@@ -326,25 +326,25 @@
         </w:tc>
         <w:tc>
           <w:tcPr>
-            <w:tcW w:type="dxa" w:w="3028"/>
+            <w:tcW w:type="dxa" w:w="3095"/>
             <w:tcMar>
-              <w:top w:type="dxa" w:w="280"/>
+              <w:top w:type="dxa" w:w="204"/>
               <w:left w:type="dxa" w:w="0"/>
-              <w:bottom w:type="dxa" w:w="60"/>
+              <w:bottom w:type="dxa" w:w="44"/>
               <w:right w:type="dxa" w:w="0"/>
             </w:tcMar>
           </w:tcPr>
           <w:p>
             <w:pPr>
               <w:keepNext/>
-              <w:spacing w:after="80" w:before="0" w:line="300"/>
+              <w:spacing w:after="75" w:before="0" w:line="203"/>
               <w:jc w:val="right"/>
             </w:pPr>
             <w:r>
               <w:rPr>
                 <w:color w:val="607089"/>
-                <w:sz w:val="18"/>
-                <w:szCs w:val="18"/>
+                <w:sz w:val="14"/>
+                <w:szCs w:val="14"/>
               </w:rPr>
               <w:t xml:space="preserve">2026.04 — 현재</w:t>
             </w:r>
@@ -354,13 +354,13 @@
     </w:tbl>
     <w:p>
       <w:pPr>
-        <w:spacing w:after="80" w:before="0" w:line="300"/>
+        <w:spacing w:after="75" w:before="0" w:line="203"/>
       </w:pPr>
       <w:r>
         <w:rPr>
           <w:color w:val="607089"/>
-          <w:sz w:val="18"/>
-          <w:szCs w:val="18"/>
+          <w:sz w:val="14"/>
+          <w:szCs w:val="14"/>
         </w:rPr>
         <w:t xml:space="preserve">LLM Wiki 기반 AI 워크스페이스 · AI SW 마에스트로 17기 · AWS EKS 배포 완료, QA 진행 중</w:t>
       </w:r>
@@ -370,21 +370,21 @@
       <w:r>
         <w:rPr>
           <w:color w:val="607089"/>
-          <w:sz w:val="18"/>
-          <w:szCs w:val="18"/>
+          <w:sz w:val="14"/>
+          <w:szCs w:val="14"/>
         </w:rPr>
         <w:t xml:space="preserve">팀 프로젝트 (3명 + 디자이너) / AI 파트 리드</w:t>
       </w:r>
     </w:p>
     <w:p>
       <w:pPr>
-        <w:spacing w:after="80" w:before="0" w:line="300"/>
+        <w:spacing w:after="75" w:before="0" w:line="203"/>
       </w:pPr>
       <w:r>
         <w:rPr>
           <w:color w:val="607089"/>
-          <w:sz w:val="18"/>
-          <w:szCs w:val="18"/>
+          <w:sz w:val="14"/>
+          <w:szCs w:val="14"/>
         </w:rPr>
         <w:t xml:space="preserve">시작 계기: 팀원이 제기한 문서 관리의 불편함을 디자인 싱킹으로 구체화. 저장만 해 둔 문서를 필요할 때 찾지 못하는 문제를 풀고자 했습니다.</w:t>
       </w:r>
@@ -394,22 +394,22 @@
       <w:r>
         <w:rPr>
           <w:color w:val="607089"/>
-          <w:sz w:val="18"/>
-          <w:szCs w:val="18"/>
+          <w:sz w:val="14"/>
+          <w:szCs w:val="14"/>
         </w:rPr>
         <w:t xml:space="preserve">팀 구성: 본인(AI 전체), 백엔드 1명(Spring 백엔드 전체), 프론트엔드·DevOps 1명(프론트엔드, MSA 기반 AWS 배포), 외주 디자이너 · 멘토 3명</w:t>
       </w:r>
     </w:p>
     <w:p>
       <w:pPr>
-        <w:spacing w:after="80" w:before="0" w:line="300"/>
-      </w:pPr>
-      <w:hyperlink w:history="1" r:id="rIdrw80en_rqhvoavabqxfjg">
+        <w:spacing w:after="75" w:before="0" w:line="218"/>
+      </w:pPr>
+      <w:hyperlink w:history="1" r:id="rIdmmuzeekksvc9fko8aorar">
         <w:r>
           <w:rPr>
             <w:color w:val="315CBB"/>
-            <w:sz w:val="20"/>
-            <w:szCs w:val="20"/>
+            <w:sz w:val="15"/>
+            <w:szCs w:val="15"/>
           </w:rPr>
           <w:t xml:space="preserve">GitHub · AI 분리 저장소 ↗</w:t>
         </w:r>
@@ -418,28 +418,28 @@
     <w:p>
       <w:pPr>
         <w:keepNext/>
-        <w:spacing w:after="80" w:before="240" w:line="276"/>
+        <w:spacing w:after="45" w:before="105" w:line="247"/>
       </w:pPr>
       <w:r>
         <w:rPr>
           <w:b/>
           <w:bCs/>
           <w:color w:val="315CBB"/>
-          <w:sz w:val="22"/>
-          <w:szCs w:val="22"/>
+          <w:sz w:val="17"/>
+          <w:szCs w:val="17"/>
         </w:rPr>
         <w:t xml:space="preserve">RAG 과정의 검색 정확도 개선</w:t>
       </w:r>
     </w:p>
     <w:p>
       <w:pPr>
-        <w:spacing w:after="80" w:before="0" w:line="300"/>
+        <w:spacing w:after="75" w:before="0" w:line="203"/>
       </w:pPr>
       <w:r>
         <w:rPr>
           <w:color w:val="607089"/>
-          <w:sz w:val="18"/>
-          <w:szCs w:val="18"/>
+          <w:sz w:val="14"/>
+          <w:szCs w:val="14"/>
         </w:rPr>
         <w:t xml:space="preserve">저장된 문서에서 AI 답변에 필요한 근거를 찾는 기능입니다. 답이 있는 80문항의 근거 충족률을 66.25% → 91.25%로 높이고, 답 없는 20문항의 잘못된 근거 반환을 20 → 0건으로 줄였습니다.</w:t>
       </w:r>
@@ -451,15 +451,15 @@
           <w:ilvl w:val="0"/>
           <w:numId w:val="1"/>
         </w:numPr>
-        <w:spacing w:after="100" w:before="100" w:line="300"/>
-      </w:pPr>
-      <w:r>
-        <w:rPr>
-          <w:b/>
-          <w:bCs/>
-          <w:color w:val="203047"/>
-          <w:sz w:val="20"/>
-          <w:szCs w:val="20"/>
+        <w:spacing w:after="75" w:before="0" w:line="218"/>
+      </w:pPr>
+      <w:r>
+        <w:rPr>
+          <w:b/>
+          <w:bCs/>
+          <w:color w:val="203047"/>
+          <w:sz w:val="15"/>
+          <w:szCs w:val="15"/>
         </w:rPr>
         <w:t xml:space="preserve">답변 근거 선택 개선</w:t>
       </w:r>
@@ -471,16 +471,16 @@
           <w:b/>
           <w:bCs/>
           <w:color w:val="C0392B"/>
-          <w:sz w:val="20"/>
-          <w:szCs w:val="20"/>
+          <w:sz w:val="15"/>
+          <w:szCs w:val="15"/>
         </w:rPr>
         <w:t xml:space="preserve">문제:</w:t>
       </w:r>
       <w:r>
         <w:rPr>
           <w:color w:val="203047"/>
-          <w:sz w:val="20"/>
-          <w:szCs w:val="20"/>
+          <w:sz w:val="15"/>
+          <w:szCs w:val="15"/>
         </w:rPr>
         <w:t xml:space="preserve"> 기존 검색이 필요한 근거를 놓치고, 답이 없는 질문에도 근거를 반환.</w:t>
       </w:r>
@@ -492,16 +492,16 @@
           <w:b/>
           <w:bCs/>
           <w:color w:val="1F6FEB"/>
-          <w:sz w:val="20"/>
-          <w:szCs w:val="20"/>
+          <w:sz w:val="15"/>
+          <w:szCs w:val="15"/>
         </w:rPr>
         <w:t xml:space="preserve">해결:</w:t>
       </w:r>
       <w:r>
         <w:rPr>
           <w:color w:val="203047"/>
-          <w:sz w:val="20"/>
-          <w:szCs w:val="20"/>
+          <w:sz w:val="15"/>
+          <w:szCs w:val="15"/>
         </w:rPr>
         <w:t xml:space="preserve"> 라우팅에서 효과를 본 선택형 판단 모델 Jev를 RAG에 적용. 전체 근거 실험 후 동일 후보·반환량으로 비교 조건을 맞추고, 후보 300개·최대 4병렬로 조정.</w:t>
       </w:r>
@@ -513,16 +513,16 @@
           <w:b/>
           <w:bCs/>
           <w:color w:val="1E8449"/>
-          <w:sz w:val="20"/>
-          <w:szCs w:val="20"/>
+          <w:sz w:val="15"/>
+          <w:szCs w:val="15"/>
         </w:rPr>
         <w:t xml:space="preserve">성과:</w:t>
       </w:r>
       <w:r>
         <w:rPr>
           <w:color w:val="203047"/>
-          <w:sz w:val="20"/>
-          <w:szCs w:val="20"/>
+          <w:sz w:val="15"/>
+          <w:szCs w:val="15"/>
         </w:rPr>
         <w:t xml:space="preserve"> 논문 9편의 평가에서 답이 있는 80문항의 근거 충족률 66.25% → 91.25%. 답 없는 20문항의 잘못된 근거 반환 20 → 0건. Jev 최적화 전후 시간 중앙값 9.090초 → 2.251초.</w:t>
       </w:r>
@@ -530,28 +530,28 @@
     <w:p>
       <w:pPr>
         <w:keepNext/>
-        <w:spacing w:after="80" w:before="240" w:line="276"/>
+        <w:spacing w:after="45" w:before="105" w:line="247"/>
       </w:pPr>
       <w:r>
         <w:rPr>
           <w:b/>
           <w:bCs/>
           <w:color w:val="315CBB"/>
-          <w:sz w:val="22"/>
-          <w:szCs w:val="22"/>
+          <w:sz w:val="17"/>
+          <w:szCs w:val="17"/>
         </w:rPr>
         <w:t xml:space="preserve">에이전트 실행 환경 - Skill·승인·라우팅과 대화 맥락</w:t>
       </w:r>
     </w:p>
     <w:p>
       <w:pPr>
-        <w:spacing w:after="80" w:before="0" w:line="300"/>
+        <w:spacing w:after="75" w:before="0" w:line="203"/>
       </w:pPr>
       <w:r>
         <w:rPr>
           <w:color w:val="607089"/>
-          <w:sz w:val="18"/>
-          <w:szCs w:val="18"/>
+          <w:sz w:val="14"/>
+          <w:szCs w:val="14"/>
         </w:rPr>
         <w:t xml:space="preserve">반복 작업을 Skill로 저장·재사용하고 실제 변경은 사용자 승인 후 반영하도록 구현했습니다. 요청 분류 라우팅에는 Jev를 적용해 정답 77/98 → 81/98건, 판단시간 중앙값 8.967초 → 0.658초로 개선했고, 모델에 보낼 대화 맥락과 편집 입력의 범위도 함께 정했습니다.</w:t>
       </w:r>
@@ -563,15 +563,15 @@
           <w:ilvl w:val="0"/>
           <w:numId w:val="1"/>
         </w:numPr>
-        <w:spacing w:after="100" w:before="100" w:line="300"/>
-      </w:pPr>
-      <w:r>
-        <w:rPr>
-          <w:b/>
-          <w:bCs/>
-          <w:color w:val="203047"/>
-          <w:sz w:val="20"/>
-          <w:szCs w:val="20"/>
+        <w:spacing w:after="75" w:before="0" w:line="218"/>
+      </w:pPr>
+      <w:r>
+        <w:rPr>
+          <w:b/>
+          <w:bCs/>
+          <w:color w:val="203047"/>
+          <w:sz w:val="15"/>
+          <w:szCs w:val="15"/>
         </w:rPr>
         <w:t xml:space="preserve">사용자 정의 작업 지침(Skill)</w:t>
       </w:r>
@@ -583,16 +583,16 @@
           <w:b/>
           <w:bCs/>
           <w:color w:val="C0392B"/>
-          <w:sz w:val="20"/>
-          <w:szCs w:val="20"/>
+          <w:sz w:val="15"/>
+          <w:szCs w:val="15"/>
         </w:rPr>
         <w:t xml:space="preserve">문제:</w:t>
       </w:r>
       <w:r>
         <w:rPr>
           <w:color w:val="203047"/>
-          <w:sz w:val="20"/>
-          <w:szCs w:val="20"/>
+          <w:sz w:val="15"/>
+          <w:szCs w:val="15"/>
         </w:rPr>
         <w:t xml:space="preserve"> 사용자마다 다른 반복 작업을 개발자가 모두 기능으로 추가하기 어려움.</w:t>
       </w:r>
@@ -604,16 +604,16 @@
           <w:b/>
           <w:bCs/>
           <w:color w:val="1F6FEB"/>
-          <w:sz w:val="20"/>
-          <w:szCs w:val="20"/>
+          <w:sz w:val="15"/>
+          <w:szCs w:val="15"/>
         </w:rPr>
         <w:t xml:space="preserve">해결:</w:t>
       </w:r>
       <w:r>
         <w:rPr>
           <w:color w:val="203047"/>
-          <w:sz w:val="20"/>
-          <w:szCs w:val="20"/>
+          <w:sz w:val="15"/>
+          <w:szCs w:val="15"/>
         </w:rPr>
         <w:t xml:space="preserve"> 자연어 지침의 작성·검토·게시 기능과 권한·승인 우회 검사를 구현. 실제 문서 변경은 미리보기를 확인한 뒤 별도로 승인하도록 설계.</w:t>
       </w:r>
@@ -625,16 +625,16 @@
           <w:b/>
           <w:bCs/>
           <w:color w:val="1E8449"/>
-          <w:sz w:val="20"/>
-          <w:szCs w:val="20"/>
+          <w:sz w:val="15"/>
+          <w:szCs w:val="15"/>
         </w:rPr>
         <w:t xml:space="preserve">성과:</w:t>
       </w:r>
       <w:r>
         <w:rPr>
           <w:color w:val="203047"/>
-          <w:sz w:val="20"/>
-          <w:szCs w:val="20"/>
+          <w:sz w:val="15"/>
+          <w:szCs w:val="15"/>
         </w:rPr>
         <w:t xml:space="preserve"> 게시한 Skill을 Agent에서 사용할 수 있도록 구현. 문서 6개 검증에서 승인 전 변경 없이, 승인 후 폴더 3개 생성과 문서 이동 확인.</w:t>
       </w:r>
@@ -646,15 +646,15 @@
           <w:ilvl w:val="0"/>
           <w:numId w:val="1"/>
         </w:numPr>
-        <w:spacing w:after="100" w:before="100" w:line="300"/>
-      </w:pPr>
-      <w:r>
-        <w:rPr>
-          <w:b/>
-          <w:bCs/>
-          <w:color w:val="203047"/>
-          <w:sz w:val="20"/>
-          <w:szCs w:val="20"/>
+        <w:spacing w:after="75" w:before="0" w:line="218"/>
+      </w:pPr>
+      <w:r>
+        <w:rPr>
+          <w:b/>
+          <w:bCs/>
+          <w:color w:val="203047"/>
+          <w:sz w:val="15"/>
+          <w:szCs w:val="15"/>
         </w:rPr>
         <w:t xml:space="preserve">Jev 기반 요청 분류 개선</w:t>
       </w:r>
@@ -666,16 +666,16 @@
           <w:b/>
           <w:bCs/>
           <w:color w:val="C0392B"/>
-          <w:sz w:val="20"/>
-          <w:szCs w:val="20"/>
+          <w:sz w:val="15"/>
+          <w:szCs w:val="15"/>
         </w:rPr>
         <w:t xml:space="preserve">문제:</w:t>
       </w:r>
       <w:r>
         <w:rPr>
           <w:color w:val="203047"/>
-          <w:sz w:val="20"/>
-          <w:szCs w:val="20"/>
+          <w:sz w:val="15"/>
+          <w:szCs w:val="15"/>
         </w:rPr>
         <w:t xml:space="preserve"> 사용자 질문을 문서 편집으로 분류하는 등 잘못된 작업으로 연결.</w:t>
       </w:r>
@@ -687,16 +687,16 @@
           <w:b/>
           <w:bCs/>
           <w:color w:val="1F6FEB"/>
-          <w:sz w:val="20"/>
-          <w:szCs w:val="20"/>
+          <w:sz w:val="15"/>
+          <w:szCs w:val="15"/>
         </w:rPr>
         <w:t xml:space="preserve">해결:</w:t>
       </w:r>
       <w:r>
         <w:rPr>
           <w:color w:val="203047"/>
-          <w:sz w:val="20"/>
-          <w:szCs w:val="20"/>
+          <w:sz w:val="15"/>
+          <w:szCs w:val="15"/>
         </w:rPr>
         <w:t xml:space="preserve"> 질문·편집·문서 생성·폴더 정리 등 작업 종류와 부가 조건을 고르는 라우팅에 선택형 판단 모델 Jev(정해진 선택지 중에서만 답을 고르는 모델) 적용.</w:t>
       </w:r>
@@ -708,16 +708,16 @@
           <w:b/>
           <w:bCs/>
           <w:color w:val="1E8449"/>
-          <w:sz w:val="20"/>
-          <w:szCs w:val="20"/>
+          <w:sz w:val="15"/>
+          <w:szCs w:val="15"/>
         </w:rPr>
         <w:t xml:space="preserve">성과:</w:t>
       </w:r>
       <w:r>
         <w:rPr>
           <w:color w:val="203047"/>
-          <w:sz w:val="20"/>
-          <w:szCs w:val="20"/>
+          <w:sz w:val="15"/>
+          <w:szCs w:val="15"/>
         </w:rPr>
         <w:t xml:space="preserve"> 동일 요청 98개에서 작업 종류와 부가 조건을 모두 맞힌 수 77 → 81건(같은 선택지를 준 GPT-5-nano 63건). 판단시간 중앙값 8.967초 → 0.658초.</w:t>
       </w:r>
@@ -729,15 +729,15 @@
           <w:ilvl w:val="0"/>
           <w:numId w:val="1"/>
         </w:numPr>
-        <w:spacing w:after="100" w:before="100" w:line="300"/>
-      </w:pPr>
-      <w:r>
-        <w:rPr>
-          <w:b/>
-          <w:bCs/>
-          <w:color w:val="203047"/>
-          <w:sz w:val="20"/>
-          <w:szCs w:val="20"/>
+        <w:spacing w:after="75" w:before="0" w:line="218"/>
+      </w:pPr>
+      <w:r>
+        <w:rPr>
+          <w:b/>
+          <w:bCs/>
+          <w:color w:val="203047"/>
+          <w:sz w:val="15"/>
+          <w:szCs w:val="15"/>
         </w:rPr>
         <w:t xml:space="preserve">대화 메모리</w:t>
       </w:r>
@@ -749,16 +749,16 @@
           <w:b/>
           <w:bCs/>
           <w:color w:val="C0392B"/>
-          <w:sz w:val="20"/>
-          <w:szCs w:val="20"/>
+          <w:sz w:val="15"/>
+          <w:szCs w:val="15"/>
         </w:rPr>
         <w:t xml:space="preserve">문제:</w:t>
       </w:r>
       <w:r>
         <w:rPr>
           <w:color w:val="203047"/>
-          <w:sz w:val="20"/>
-          <w:szCs w:val="20"/>
+          <w:sz w:val="15"/>
+          <w:szCs w:val="15"/>
         </w:rPr>
         <w:t xml:space="preserve"> 대화가 길어지면 이전 턴을 전부 모델에 넣을 수 없음.</w:t>
       </w:r>
@@ -770,16 +770,16 @@
           <w:b/>
           <w:bCs/>
           <w:color w:val="1F6FEB"/>
-          <w:sz w:val="20"/>
-          <w:szCs w:val="20"/>
+          <w:sz w:val="15"/>
+          <w:szCs w:val="15"/>
         </w:rPr>
         <w:t xml:space="preserve">해결:</w:t>
       </w:r>
       <w:r>
         <w:rPr>
           <w:color w:val="203047"/>
-          <w:sz w:val="20"/>
-          <w:szCs w:val="20"/>
+          <w:sz w:val="15"/>
+          <w:szCs w:val="15"/>
         </w:rPr>
         <w:t xml:space="preserve"> 최근 여섯 턴은 원문, 그 이전은 누적 요약으로 압축하고 요약 호출 실패 시 이전 요약을 유지. 라우터에 이전 턴의 라우팅 결정까지 전달해 지시어가 가리키는 대상을 해소.</w:t>
       </w:r>
@@ -791,15 +791,15 @@
           <w:ilvl w:val="0"/>
           <w:numId w:val="1"/>
         </w:numPr>
-        <w:spacing w:after="100" w:before="100" w:line="300"/>
-      </w:pPr>
-      <w:r>
-        <w:rPr>
-          <w:b/>
-          <w:bCs/>
-          <w:color w:val="203047"/>
-          <w:sz w:val="20"/>
-          <w:szCs w:val="20"/>
+        <w:spacing w:after="75" w:before="0" w:line="218"/>
+      </w:pPr>
+      <w:r>
+        <w:rPr>
+          <w:b/>
+          <w:bCs/>
+          <w:color w:val="203047"/>
+          <w:sz w:val="15"/>
+          <w:szCs w:val="15"/>
         </w:rPr>
         <w:t xml:space="preserve">편집 입력 범위 제한</w:t>
       </w:r>
@@ -811,16 +811,16 @@
           <w:b/>
           <w:bCs/>
           <w:color w:val="C0392B"/>
-          <w:sz w:val="20"/>
-          <w:szCs w:val="20"/>
+          <w:sz w:val="15"/>
+          <w:szCs w:val="15"/>
         </w:rPr>
         <w:t xml:space="preserve">문제:</w:t>
       </w:r>
       <w:r>
         <w:rPr>
           <w:color w:val="203047"/>
-          <w:sz w:val="20"/>
-          <w:szCs w:val="20"/>
+          <w:sz w:val="15"/>
+          <w:szCs w:val="15"/>
         </w:rPr>
         <w:t xml:space="preserve"> 문서 전체를 모델에 보내면 비용과 지연이 커짐.</w:t>
       </w:r>
@@ -832,16 +832,16 @@
           <w:b/>
           <w:bCs/>
           <w:color w:val="1F6FEB"/>
-          <w:sz w:val="20"/>
-          <w:szCs w:val="20"/>
+          <w:sz w:val="15"/>
+          <w:szCs w:val="15"/>
         </w:rPr>
         <w:t xml:space="preserve">해결:</w:t>
       </w:r>
       <w:r>
         <w:rPr>
           <w:color w:val="203047"/>
-          <w:sz w:val="20"/>
-          <w:szCs w:val="20"/>
+          <w:sz w:val="15"/>
+          <w:szCs w:val="15"/>
         </w:rPr>
         <w:t xml:space="preserve"> 대상 줄 범위와 주변 문맥만 전달하고 표·코드 블록 경계를 걸치는 범위는 거절. 원문 대비 입력 비율과 처리 시간 평균·p95를 벤치마크로 확인.</w:t>
       </w:r>
@@ -849,28 +849,28 @@
     <w:p>
       <w:pPr>
         <w:keepNext/>
-        <w:spacing w:after="80" w:before="240" w:line="276"/>
+        <w:spacing w:after="45" w:before="105" w:line="247"/>
       </w:pPr>
       <w:r>
         <w:rPr>
           <w:b/>
           <w:bCs/>
           <w:color w:val="315CBB"/>
-          <w:sz w:val="22"/>
-          <w:szCs w:val="22"/>
+          <w:sz w:val="17"/>
+          <w:szCs w:val="17"/>
         </w:rPr>
         <w:t xml:space="preserve">실행 신뢰성과 LLM 추적</w:t>
       </w:r>
     </w:p>
     <w:p>
       <w:pPr>
-        <w:spacing w:after="80" w:before="0" w:line="300"/>
+        <w:spacing w:after="75" w:before="0" w:line="203"/>
       </w:pPr>
       <w:r>
         <w:rPr>
           <w:color w:val="607089"/>
-          <w:sz w:val="18"/>
-          <w:szCs w:val="18"/>
+          <w:sz w:val="14"/>
+          <w:szCs w:val="14"/>
         </w:rPr>
         <w:t xml:space="preserve">AI가 이미 저장한 변경을 되돌리고, 실행 과정을 단계 단위로 확인할 수 있게 하는 작업입니다. 여러 저장소에 걸친 실행을 하나의 트랜잭션으로 묶을 수 없어 역작업으로 복구했습니다.</w:t>
       </w:r>
@@ -882,15 +882,15 @@
           <w:ilvl w:val="0"/>
           <w:numId w:val="1"/>
         </w:numPr>
-        <w:spacing w:after="100" w:before="100" w:line="300"/>
-      </w:pPr>
-      <w:r>
-        <w:rPr>
-          <w:b/>
-          <w:bCs/>
-          <w:color w:val="203047"/>
-          <w:sz w:val="20"/>
-          <w:szCs w:val="20"/>
+        <w:spacing w:after="75" w:before="0" w:line="218"/>
+      </w:pPr>
+      <w:r>
+        <w:rPr>
+          <w:b/>
+          <w:bCs/>
+          <w:color w:val="203047"/>
+          <w:sz w:val="15"/>
+          <w:szCs w:val="15"/>
         </w:rPr>
         <w:t xml:space="preserve">취소한 작업의 역순 복구</w:t>
       </w:r>
@@ -902,16 +902,16 @@
           <w:b/>
           <w:bCs/>
           <w:color w:val="C0392B"/>
-          <w:sz w:val="20"/>
-          <w:szCs w:val="20"/>
+          <w:sz w:val="15"/>
+          <w:szCs w:val="15"/>
         </w:rPr>
         <w:t xml:space="preserve">문제:</w:t>
       </w:r>
       <w:r>
         <w:rPr>
           <w:color w:val="203047"/>
-          <w:sz w:val="20"/>
-          <w:szCs w:val="20"/>
+          <w:sz w:val="15"/>
+          <w:szCs w:val="15"/>
         </w:rPr>
         <w:t xml:space="preserve"> AI 작업이 모델 호출 사이에 문서·폴더·Wiki·Skill을 여러 번 저장해, 실행만 멈추면 일부 변경이 남음.</w:t>
       </w:r>
@@ -923,16 +923,16 @@
           <w:b/>
           <w:bCs/>
           <w:color w:val="1F6FEB"/>
-          <w:sz w:val="20"/>
-          <w:szCs w:val="20"/>
+          <w:sz w:val="15"/>
+          <w:szCs w:val="15"/>
         </w:rPr>
         <w:t xml:space="preserve">해결:</w:t>
       </w:r>
       <w:r>
         <w:rPr>
           <w:color w:val="203047"/>
-          <w:sz w:val="20"/>
-          <w:szCs w:val="20"/>
+          <w:sz w:val="15"/>
+          <w:szCs w:val="15"/>
         </w:rPr>
         <w:t xml:space="preserve"> 취소 상태를 먼저 저장해 후속 쓰기를 막고, 변경 전 snapshot과 승인에 연결된 멱등키로 자식부터 역순 복구. 복구는 모델 호출 없이 실행 기록만 쓰고, 전체 복구를 확인해야 취소가 확정.</w:t>
       </w:r>
@@ -944,15 +944,15 @@
           <w:ilvl w:val="0"/>
           <w:numId w:val="1"/>
         </w:numPr>
-        <w:spacing w:after="100" w:before="100" w:line="300"/>
-      </w:pPr>
-      <w:r>
-        <w:rPr>
-          <w:b/>
-          <w:bCs/>
-          <w:color w:val="203047"/>
-          <w:sz w:val="20"/>
-          <w:szCs w:val="20"/>
+        <w:spacing w:after="75" w:before="0" w:line="218"/>
+      </w:pPr>
+      <w:r>
+        <w:rPr>
+          <w:b/>
+          <w:bCs/>
+          <w:color w:val="203047"/>
+          <w:sz w:val="15"/>
+          <w:szCs w:val="15"/>
         </w:rPr>
         <w:t xml:space="preserve">다른 작업의 기여를 지우지 않는 복구</w:t>
       </w:r>
@@ -964,16 +964,16 @@
           <w:b/>
           <w:bCs/>
           <w:color w:val="C0392B"/>
-          <w:sz w:val="20"/>
-          <w:szCs w:val="20"/>
+          <w:sz w:val="15"/>
+          <w:szCs w:val="15"/>
         </w:rPr>
         <w:t xml:space="preserve">문제:</w:t>
       </w:r>
       <w:r>
         <w:rPr>
           <w:color w:val="203047"/>
-          <w:sz w:val="20"/>
-          <w:szCs w:val="20"/>
+          <w:sz w:val="15"/>
+          <w:szCs w:val="15"/>
         </w:rPr>
         <w:t xml:space="preserve"> 개념 페이지가 여러 문서의 기여를 합친 결과라, 과거 snapshot으로 덮으면 다른 문서의 정상 기여까지 사라짐.</w:t>
       </w:r>
@@ -985,16 +985,16 @@
           <w:b/>
           <w:bCs/>
           <w:color w:val="1F6FEB"/>
-          <w:sz w:val="20"/>
-          <w:szCs w:val="20"/>
+          <w:sz w:val="15"/>
+          <w:szCs w:val="15"/>
         </w:rPr>
         <w:t xml:space="preserve">해결:</w:t>
       </w:r>
       <w:r>
         <w:rPr>
           <w:color w:val="203047"/>
-          <w:sz w:val="20"/>
-          <w:szCs w:val="20"/>
+          <w:sz w:val="15"/>
+          <w:szCs w:val="15"/>
         </w:rPr>
         <w:t xml:space="preserve"> 작업·revision·문서별 기여를 덧붙이기만 하는 이력으로 남기고 복구 시 대상 기여만 제외해 재조립. 물리 삭제 대신 삭제 표시로 감사 이력 보존.</w:t>
       </w:r>
@@ -1006,15 +1006,15 @@
           <w:ilvl w:val="0"/>
           <w:numId w:val="1"/>
         </w:numPr>
-        <w:spacing w:after="100" w:before="100" w:line="300"/>
-      </w:pPr>
-      <w:r>
-        <w:rPr>
-          <w:b/>
-          <w:bCs/>
-          <w:color w:val="203047"/>
-          <w:sz w:val="20"/>
-          <w:szCs w:val="20"/>
+        <w:spacing w:after="75" w:before="0" w:line="218"/>
+      </w:pPr>
+      <w:r>
+        <w:rPr>
+          <w:b/>
+          <w:bCs/>
+          <w:color w:val="203047"/>
+          <w:sz w:val="15"/>
+          <w:szCs w:val="15"/>
         </w:rPr>
         <w:t xml:space="preserve">LLM 실행 추적과 민감정보 경계</w:t>
       </w:r>
@@ -1026,16 +1026,16 @@
           <w:b/>
           <w:bCs/>
           <w:color w:val="C0392B"/>
-          <w:sz w:val="20"/>
-          <w:szCs w:val="20"/>
+          <w:sz w:val="15"/>
+          <w:szCs w:val="15"/>
         </w:rPr>
         <w:t xml:space="preserve">문제:</w:t>
       </w:r>
       <w:r>
         <w:rPr>
           <w:color w:val="203047"/>
-          <w:sz w:val="20"/>
-          <w:szCs w:val="20"/>
+          <w:sz w:val="15"/>
+          <w:szCs w:val="15"/>
         </w:rPr>
         <w:t xml:space="preserve"> 평가 루프가 일반 Python 흐름이라 단계별로 볼 수 없고, 추적에 보내는 내용에 민감정보가 섞일 수 있었음.</w:t>
       </w:r>
@@ -1047,16 +1047,16 @@
           <w:b/>
           <w:bCs/>
           <w:color w:val="1F6FEB"/>
-          <w:sz w:val="20"/>
-          <w:szCs w:val="20"/>
+          <w:sz w:val="15"/>
+          <w:szCs w:val="15"/>
         </w:rPr>
         <w:t xml:space="preserve">해결:</w:t>
       </w:r>
       <w:r>
         <w:rPr>
           <w:color w:val="203047"/>
-          <w:sz w:val="20"/>
-          <w:szCs w:val="20"/>
+          <w:sz w:val="15"/>
+          <w:szCs w:val="15"/>
         </w:rPr>
         <w:t xml:space="preserve"> 평가 루프를 LangGraph 그래프로 재구성해 생성·평가·재시도를 노드 단위로 추적. Agent 그래프는 추적을 끄고 도구 조회 원문을 상태 저장에서 제외하며, 자체 프롬프트 로그는 기록 전 숫자 개인정보를 마스킹. 시간을 재는 실험은 추적과 로그를 모두 끄고 실행.</w:t>
       </w:r>
@@ -1064,28 +1064,28 @@
     <w:p>
       <w:pPr>
         <w:keepNext/>
-        <w:spacing w:after="80" w:before="240" w:line="276"/>
+        <w:spacing w:after="45" w:before="105" w:line="247"/>
       </w:pPr>
       <w:r>
         <w:rPr>
           <w:b/>
           <w:bCs/>
           <w:color w:val="315CBB"/>
-          <w:sz w:val="22"/>
-          <w:szCs w:val="22"/>
+          <w:sz w:val="17"/>
+          <w:szCs w:val="17"/>
         </w:rPr>
         <w:t xml:space="preserve">문서 확장자 변환 파이프라인 구축과 Wiki 생성 시간 개선</w:t>
       </w:r>
     </w:p>
     <w:p>
       <w:pPr>
-        <w:spacing w:after="80" w:before="0" w:line="300"/>
+        <w:spacing w:after="75" w:before="0" w:line="203"/>
       </w:pPr>
       <w:r>
         <w:rPr>
           <w:color w:val="607089"/>
-          <w:sz w:val="18"/>
-          <w:szCs w:val="18"/>
+          <w:sz w:val="14"/>
+          <w:szCs w:val="14"/>
         </w:rPr>
         <w:t xml:space="preserve">사용자가 올린 PDF를 검색과 답변에 활용하도록 변환하고, 여러 문서의 Wiki 생성 시간을 줄였습니다. PDF 30쪽의 내부 평가 통과율은 45.17% → 89.89%, 문서 4개 분석 시간은 282.11초 → 73.89초로 개선했습니다.</w:t>
       </w:r>
@@ -1097,15 +1097,15 @@
           <w:ilvl w:val="0"/>
           <w:numId w:val="1"/>
         </w:numPr>
-        <w:spacing w:after="100" w:before="100" w:line="300"/>
-      </w:pPr>
-      <w:r>
-        <w:rPr>
-          <w:b/>
-          <w:bCs/>
-          <w:color w:val="203047"/>
-          <w:sz w:val="20"/>
-          <w:szCs w:val="20"/>
+        <w:spacing w:after="75" w:before="0" w:line="218"/>
+      </w:pPr>
+      <w:r>
+        <w:rPr>
+          <w:b/>
+          <w:bCs/>
+          <w:color w:val="203047"/>
+          <w:sz w:val="15"/>
+          <w:szCs w:val="15"/>
         </w:rPr>
         <w:t xml:space="preserve">PDF → Markdown 변환</w:t>
       </w:r>
@@ -1117,16 +1117,16 @@
           <w:b/>
           <w:bCs/>
           <w:color w:val="C0392B"/>
-          <w:sz w:val="20"/>
-          <w:szCs w:val="20"/>
+          <w:sz w:val="15"/>
+          <w:szCs w:val="15"/>
         </w:rPr>
         <w:t xml:space="preserve">문제:</w:t>
       </w:r>
       <w:r>
         <w:rPr>
           <w:color w:val="203047"/>
-          <w:sz w:val="20"/>
-          <w:szCs w:val="20"/>
+          <w:sz w:val="15"/>
+          <w:szCs w:val="15"/>
         </w:rPr>
         <w:t xml:space="preserve"> 오픈소스 변환에서 표·수식이 손상됐고, 전체 AI 변환에도 오류와 호출 부담이 남음.</w:t>
       </w:r>
@@ -1138,16 +1138,16 @@
           <w:b/>
           <w:bCs/>
           <w:color w:val="1F6FEB"/>
-          <w:sz w:val="20"/>
-          <w:szCs w:val="20"/>
+          <w:sz w:val="15"/>
+          <w:szCs w:val="15"/>
         </w:rPr>
         <w:t xml:space="preserve">해결:</w:t>
       </w:r>
       <w:r>
         <w:rPr>
           <w:color w:val="203047"/>
-          <w:sz w:val="20"/>
-          <w:szCs w:val="20"/>
+          <w:sz w:val="15"/>
+          <w:szCs w:val="15"/>
         </w:rPr>
         <w:t xml:space="preserve"> PDF 변환 오픈소스를 비교해 AnyDoc 채택. 깨진 본문만 AI로 복원. 표·수식은 별도 처리하고 그림은 원본 보존.</w:t>
       </w:r>
@@ -1159,16 +1159,16 @@
           <w:b/>
           <w:bCs/>
           <w:color w:val="1E8449"/>
-          <w:sz w:val="20"/>
-          <w:szCs w:val="20"/>
+          <w:sz w:val="15"/>
+          <w:szCs w:val="15"/>
         </w:rPr>
         <w:t xml:space="preserve">성과:</w:t>
       </w:r>
       <w:r>
         <w:rPr>
           <w:color w:val="203047"/>
-          <w:sz w:val="20"/>
-          <w:szCs w:val="20"/>
+          <w:sz w:val="15"/>
+          <w:szCs w:val="15"/>
         </w:rPr>
         <w:t xml:space="preserve"> PDF 30쪽의 내부 평가 통과율 45.17% → 89.89%.</w:t>
       </w:r>
@@ -1180,15 +1180,15 @@
           <w:ilvl w:val="0"/>
           <w:numId w:val="1"/>
         </w:numPr>
-        <w:spacing w:after="100" w:before="100" w:line="300"/>
-      </w:pPr>
-      <w:r>
-        <w:rPr>
-          <w:b/>
-          <w:bCs/>
-          <w:color w:val="203047"/>
-          <w:sz w:val="20"/>
-          <w:szCs w:val="20"/>
+        <w:spacing w:after="75" w:before="0" w:line="218"/>
+      </w:pPr>
+      <w:r>
+        <w:rPr>
+          <w:b/>
+          <w:bCs/>
+          <w:color w:val="203047"/>
+          <w:sz w:val="15"/>
+          <w:szCs w:val="15"/>
         </w:rPr>
         <w:t xml:space="preserve">문서의 Wiki 생성 병렬화</w:t>
       </w:r>
@@ -1200,16 +1200,16 @@
           <w:b/>
           <w:bCs/>
           <w:color w:val="C0392B"/>
-          <w:sz w:val="20"/>
-          <w:szCs w:val="20"/>
+          <w:sz w:val="15"/>
+          <w:szCs w:val="15"/>
         </w:rPr>
         <w:t xml:space="preserve">문제:</w:t>
       </w:r>
       <w:r>
         <w:rPr>
           <w:color w:val="203047"/>
-          <w:sz w:val="20"/>
-          <w:szCs w:val="20"/>
+          <w:sz w:val="15"/>
+          <w:szCs w:val="15"/>
         </w:rPr>
         <w:t xml:space="preserve"> 앞선 문서의 외부 AI 응답을 기다리는 동안 뒤의 문서 처리가 지연.</w:t>
       </w:r>
@@ -1221,16 +1221,16 @@
           <w:b/>
           <w:bCs/>
           <w:color w:val="1F6FEB"/>
-          <w:sz w:val="20"/>
-          <w:szCs w:val="20"/>
+          <w:sz w:val="15"/>
+          <w:szCs w:val="15"/>
         </w:rPr>
         <w:t xml:space="preserve">해결:</w:t>
       </w:r>
       <w:r>
         <w:rPr>
           <w:color w:val="203047"/>
-          <w:sz w:val="20"/>
-          <w:szCs w:val="20"/>
+          <w:sz w:val="15"/>
+          <w:szCs w:val="15"/>
         </w:rPr>
         <w:t xml:space="preserve"> Worker 수와 내부 동시 요청 수를 각각 변경하며 비교. 메모리 증가를 고려해 Worker 최대 4개를 채택하고, 오히려 느려진 추가 동시 요청, GPU 병렬화는 제외.</w:t>
       </w:r>
@@ -1242,69 +1242,69 @@
           <w:b/>
           <w:bCs/>
           <w:color w:val="1E8449"/>
-          <w:sz w:val="20"/>
-          <w:szCs w:val="20"/>
+          <w:sz w:val="15"/>
+          <w:szCs w:val="15"/>
         </w:rPr>
         <w:t xml:space="preserve">성과:</w:t>
       </w:r>
       <w:r>
         <w:rPr>
           <w:color w:val="203047"/>
-          <w:sz w:val="20"/>
-          <w:szCs w:val="20"/>
+          <w:sz w:val="15"/>
+          <w:szCs w:val="15"/>
         </w:rPr>
         <w:t xml:space="preserve"> 문서 4개 분석 시간 282.11초 → 73.89초(약 74% 감소)</w:t>
       </w:r>
     </w:p>
     <w:p>
       <w:pPr>
-        <w:spacing w:after="80" w:before="0" w:line="300"/>
+        <w:spacing w:after="75" w:before="0" w:line="203"/>
       </w:pPr>
       <w:r>
         <w:rPr>
           <w:color w:val="607089"/>
-          <w:sz w:val="18"/>
-          <w:szCs w:val="18"/>
+          <w:sz w:val="14"/>
+          <w:szCs w:val="14"/>
         </w:rPr>
         <w:t xml:space="preserve">MSA 초기 설계 제안 후 팀원·멘토와 데이터 소유권, 서비스 경계, 통신 방식을 논의해 최종 구조 공동 설계.</w:t>
       </w:r>
     </w:p>
     <w:p>
       <w:pPr>
-        <w:spacing w:after="80" w:before="0" w:line="300"/>
+        <w:spacing w:after="75" w:before="0" w:line="203"/>
       </w:pPr>
       <w:r>
         <w:rPr>
           <w:color w:val="607089"/>
-          <w:sz w:val="18"/>
-          <w:szCs w:val="18"/>
+          <w:sz w:val="14"/>
+          <w:szCs w:val="14"/>
         </w:rPr>
         <w:t xml:space="preserve">수치는 내부 평가 기준이며, RAG 시간 단축은 Jev 최적화 전후 비교입니다. 문서 병렬 처리 시간은 저장·후처리를 제외한 분석 단계 기준입니다.</w:t>
       </w:r>
     </w:p>
     <w:p>
       <w:pPr>
-        <w:spacing w:after="80" w:before="0" w:line="300"/>
+        <w:spacing w:after="75" w:before="0" w:line="203"/>
       </w:pPr>
       <w:r>
         <w:rPr>
           <w:color w:val="607089"/>
-          <w:sz w:val="18"/>
-          <w:szCs w:val="18"/>
+          <w:sz w:val="14"/>
+          <w:szCs w:val="14"/>
         </w:rPr>
         <w:t xml:space="preserve">문제 해결 과정과 실험 결과는 상세 포트폴리오에서 볼 수 있습니다.</w:t>
       </w:r>
     </w:p>
     <w:p>
       <w:pPr>
-        <w:spacing w:after="80" w:before="80" w:line="300"/>
-      </w:pPr>
-      <w:hyperlink w:history="1" r:id="rIdhppqm2jrfbxdv83wcez9n">
+        <w:spacing w:after="0" w:before="75" w:line="218"/>
+      </w:pPr>
+      <w:hyperlink w:history="1" r:id="rIdrsd3uukmnmvrxay6odgsf">
         <w:r>
           <w:rPr>
             <w:color w:val="315CBB"/>
-            <w:sz w:val="20"/>
-            <w:szCs w:val="20"/>
+            <w:sz w:val="15"/>
+            <w:szCs w:val="15"/>
           </w:rPr>
           <w:t xml:space="preserve">RAG 근거 선택 ↗</w:t>
         </w:r>
@@ -1312,17 +1312,17 @@
       <w:r>
         <w:rPr>
           <w:color w:val="203047"/>
-          <w:sz w:val="20"/>
-          <w:szCs w:val="20"/>
+          <w:sz w:val="15"/>
+          <w:szCs w:val="15"/>
         </w:rPr>
         <w:t xml:space="preserve">   </w:t>
       </w:r>
-      <w:hyperlink w:history="1" r:id="rIdb0wxdmbzxarumfc5lrlsr">
+      <w:hyperlink w:history="1" r:id="rIdr3th43nq9w_2nqko_3ziv">
         <w:r>
           <w:rPr>
             <w:color w:val="315CBB"/>
-            <w:sz w:val="20"/>
-            <w:szCs w:val="20"/>
+            <w:sz w:val="15"/>
+            <w:szCs w:val="15"/>
           </w:rPr>
           <w:t xml:space="preserve">에이전트 실행 환경 ↗</w:t>
         </w:r>
@@ -1330,17 +1330,17 @@
       <w:r>
         <w:rPr>
           <w:color w:val="203047"/>
-          <w:sz w:val="20"/>
-          <w:szCs w:val="20"/>
+          <w:sz w:val="15"/>
+          <w:szCs w:val="15"/>
         </w:rPr>
         <w:t xml:space="preserve">   </w:t>
       </w:r>
-      <w:hyperlink w:history="1" r:id="rIdtmwv9k4ppia0gfai29puk">
+      <w:hyperlink w:history="1" r:id="rIdgc4htj8jbmtpg2eum811k">
         <w:r>
           <w:rPr>
             <w:color w:val="315CBB"/>
-            <w:sz w:val="20"/>
-            <w:szCs w:val="20"/>
+            <w:sz w:val="15"/>
+            <w:szCs w:val="15"/>
           </w:rPr>
           <w:t xml:space="preserve">PDF 변환 ↗</w:t>
         </w:r>
@@ -1348,17 +1348,17 @@
       <w:r>
         <w:rPr>
           <w:color w:val="203047"/>
-          <w:sz w:val="20"/>
-          <w:szCs w:val="20"/>
+          <w:sz w:val="15"/>
+          <w:szCs w:val="15"/>
         </w:rPr>
         <w:t xml:space="preserve">   </w:t>
       </w:r>
-      <w:hyperlink w:history="1" r:id="rIdlgfbb9mh2cqaxsnyfxrbs">
+      <w:hyperlink w:history="1" r:id="rIdfrgyjwrb-azc1jofncpuw">
         <w:r>
           <w:rPr>
             <w:color w:val="315CBB"/>
-            <w:sz w:val="20"/>
-            <w:szCs w:val="20"/>
+            <w:sz w:val="15"/>
+            <w:szCs w:val="15"/>
           </w:rPr>
           <w:t xml:space="preserve">문서 병렬 처리 ↗</w:t>
         </w:r>
@@ -1366,15 +1366,15 @@
       <w:r>
         <w:rPr>
           <w:color w:val="203047"/>
-          <w:sz w:val="20"/>
-          <w:szCs w:val="20"/>
+          <w:sz w:val="15"/>
+          <w:szCs w:val="15"/>
         </w:rPr>
         <w:t xml:space="preserve">   </w:t>
       </w:r>
     </w:p>
     <w:tbl>
       <w:tblPr>
-        <w:tblW w:type="dxa" w:w="10092"/>
+        <w:tblW w:type="dxa" w:w="10318"/>
         <w:tblBorders>
           <w:top w:val="none" w:color="FFFFFF" w:sz="0"/>
           <w:left w:val="none" w:color="FFFFFF" w:sz="0"/>
@@ -1386,8 +1386,8 @@
         <w:tblLayout w:type="fixed"/>
       </w:tblPr>
       <w:tblGrid>
-        <w:gridCol w:w="7064"/>
-        <w:gridCol w:w="3028"/>
+        <w:gridCol w:w="7223"/>
+        <w:gridCol w:w="3095"/>
       </w:tblGrid>
       <w:tr>
         <w:trPr>
@@ -1395,26 +1395,26 @@
         </w:trPr>
         <w:tc>
           <w:tcPr>
-            <w:tcW w:type="dxa" w:w="7064"/>
+            <w:tcW w:type="dxa" w:w="7223"/>
             <w:tcMar>
-              <w:top w:type="dxa" w:w="280"/>
+              <w:top w:type="dxa" w:w="204"/>
               <w:left w:type="dxa" w:w="0"/>
-              <w:bottom w:type="dxa" w:w="60"/>
+              <w:bottom w:type="dxa" w:w="44"/>
               <w:right w:type="dxa" w:w="0"/>
             </w:tcMar>
           </w:tcPr>
           <w:p>
             <w:pPr>
               <w:keepNext/>
-              <w:spacing w:after="0" w:before="0" w:line="276"/>
+              <w:spacing w:after="0" w:before="0" w:line="377"/>
             </w:pPr>
             <w:r>
               <w:rPr>
                 <w:b/>
                 <w:bCs/>
                 <w:color w:val="203047"/>
-                <w:sz w:val="24"/>
-                <w:szCs w:val="24"/>
+                <w:sz w:val="26"/>
+                <w:szCs w:val="26"/>
               </w:rPr>
               <w:t xml:space="preserve">Pilltip</w:t>
             </w:r>
@@ -1422,25 +1422,25 @@
         </w:tc>
         <w:tc>
           <w:tcPr>
-            <w:tcW w:type="dxa" w:w="3028"/>
+            <w:tcW w:type="dxa" w:w="3095"/>
             <w:tcMar>
-              <w:top w:type="dxa" w:w="280"/>
+              <w:top w:type="dxa" w:w="204"/>
               <w:left w:type="dxa" w:w="0"/>
-              <w:bottom w:type="dxa" w:w="60"/>
+              <w:bottom w:type="dxa" w:w="44"/>
               <w:right w:type="dxa" w:w="0"/>
             </w:tcMar>
           </w:tcPr>
           <w:p>
             <w:pPr>
               <w:keepNext/>
-              <w:spacing w:after="80" w:before="0" w:line="300"/>
+              <w:spacing w:after="75" w:before="0" w:line="203"/>
               <w:jc w:val="right"/>
             </w:pPr>
             <w:r>
               <w:rPr>
                 <w:color w:val="607089"/>
-                <w:sz w:val="18"/>
-                <w:szCs w:val="18"/>
+                <w:sz w:val="14"/>
+                <w:szCs w:val="14"/>
               </w:rPr>
               <w:t xml:space="preserve">2025.03 — 2025.12</w:t>
             </w:r>
@@ -1450,13 +1450,13 @@
     </w:tbl>
     <w:p>
       <w:pPr>
-        <w:spacing w:after="80" w:before="0" w:line="300"/>
+        <w:spacing w:after="75" w:before="0" w:line="203"/>
       </w:pPr>
       <w:r>
         <w:rPr>
           <w:color w:val="607089"/>
-          <w:sz w:val="18"/>
-          <w:szCs w:val="18"/>
+          <w:sz w:val="14"/>
+          <w:szCs w:val="14"/>
         </w:rPr>
         <w:t xml:space="preserve">개인 맞춤 AI 안심 복약 솔루션 · 부산대학교 졸업과제</w:t>
       </w:r>
@@ -1466,21 +1466,21 @@
       <w:r>
         <w:rPr>
           <w:color w:val="607089"/>
-          <w:sz w:val="18"/>
-          <w:szCs w:val="18"/>
+          <w:sz w:val="14"/>
+          <w:szCs w:val="14"/>
         </w:rPr>
         <w:t xml:space="preserve">팀 프로젝트 (3명 + 디자이너) / 핵심 백엔드 · 데이터 정제</w:t>
       </w:r>
     </w:p>
     <w:p>
       <w:pPr>
-        <w:spacing w:after="80" w:before="0" w:line="300"/>
+        <w:spacing w:after="75" w:before="0" w:line="203"/>
       </w:pPr>
       <w:r>
         <w:rPr>
           <w:color w:val="607089"/>
-          <w:sz w:val="18"/>
-          <w:szCs w:val="18"/>
+          <w:sz w:val="14"/>
+          <w:szCs w:val="14"/>
         </w:rPr>
         <w:t xml:space="preserve">시작 계기: 약품 정보가 흩어져 있어, 지금 건강 상태에서 특정 약을 먹어도 되는지 확인하기 어렵다는 문제에서 출발했습니다.</w:t>
       </w:r>
@@ -1490,22 +1490,22 @@
       <w:r>
         <w:rPr>
           <w:color w:val="607089"/>
-          <w:sz w:val="18"/>
-          <w:szCs w:val="18"/>
+          <w:sz w:val="14"/>
+          <w:szCs w:val="14"/>
         </w:rPr>
         <w:t xml:space="preserve">팀 구성: 본인(백엔드·AI), Android 1명(Kotlin 앱 전반), 백엔드·보안 1명(사용자 DB, 로그인, 문진표, AES-GCM), 디자이너. 아래 목록은 제가 구현한 기능입니다.</w:t>
       </w:r>
     </w:p>
     <w:p>
       <w:pPr>
-        <w:spacing w:after="80" w:before="0" w:line="300"/>
-      </w:pPr>
-      <w:hyperlink w:history="1" r:id="rIdpgchjksdieqzy_tlyy1ge">
+        <w:spacing w:after="75" w:before="0" w:line="218"/>
+      </w:pPr>
+      <w:hyperlink w:history="1" r:id="rIdxp9i5d-hnmo0efek8_6b6">
         <w:r>
           <w:rPr>
             <w:color w:val="315CBB"/>
-            <w:sz w:val="20"/>
-            <w:szCs w:val="20"/>
+            <w:sz w:val="15"/>
+            <w:szCs w:val="15"/>
           </w:rPr>
           <w:t xml:space="preserve">GitHub 저장소 ↗</w:t>
         </w:r>
@@ -1514,28 +1514,28 @@
     <w:p>
       <w:pPr>
         <w:keepNext/>
-        <w:spacing w:after="80" w:before="240" w:line="276"/>
+        <w:spacing w:after="45" w:before="105" w:line="247"/>
       </w:pPr>
       <w:r>
         <w:rPr>
           <w:b/>
           <w:bCs/>
           <w:color w:val="315CBB"/>
-          <w:sz w:val="22"/>
-          <w:szCs w:val="22"/>
+          <w:sz w:val="17"/>
+          <w:szCs w:val="17"/>
         </w:rPr>
         <w:t xml:space="preserve">데이터 정제 파이프라인 구축</w:t>
       </w:r>
     </w:p>
     <w:p>
       <w:pPr>
-        <w:spacing w:after="80" w:before="0" w:line="300"/>
+        <w:spacing w:after="75" w:before="0" w:line="203"/>
       </w:pPr>
       <w:r>
         <w:rPr>
           <w:color w:val="607089"/>
-          <w:sz w:val="18"/>
-          <w:szCs w:val="18"/>
+          <w:sz w:val="14"/>
+          <w:szCs w:val="14"/>
         </w:rPr>
         <w:t xml:space="preserve">약 4만 4천 건의 의약품 원문을 쉬운 설명으로 바꾸는 작업입니다. 중복 제거로 변환 대상을 1GB → 326MB로 줄이고 누락 정보를 보완한 뒤, 전체 원문 처리 예상 약 $200 대비 실제 API 지출 $11.18로 변환했습니다.</w:t>
       </w:r>
@@ -1547,23 +1547,23 @@
           <w:ilvl w:val="0"/>
           <w:numId w:val="1"/>
         </w:numPr>
-        <w:spacing w:after="100" w:before="100" w:line="300"/>
+        <w:spacing w:after="75" w:before="0" w:line="218"/>
       </w:pPr>
       <w:r>
         <w:rPr>
           <w:b/>
           <w:bCs/>
           <w:color w:val="C0392B"/>
-          <w:sz w:val="20"/>
-          <w:szCs w:val="20"/>
+          <w:sz w:val="15"/>
+          <w:szCs w:val="15"/>
         </w:rPr>
         <w:t xml:space="preserve">문제:</w:t>
       </w:r>
       <w:r>
         <w:rPr>
           <w:color w:val="203047"/>
-          <w:sz w:val="20"/>
-          <w:szCs w:val="20"/>
+          <w:sz w:val="15"/>
+          <w:szCs w:val="15"/>
         </w:rPr>
         <w:t xml:space="preserve"> 약 4만 4천 건의 약품 원문을 모두 쉬운 설명으로 변환하면 API 비용 약 $200 예상.</w:t>
       </w:r>
@@ -1575,16 +1575,16 @@
           <w:b/>
           <w:bCs/>
           <w:color w:val="1F6FEB"/>
-          <w:sz w:val="20"/>
-          <w:szCs w:val="20"/>
+          <w:sz w:val="15"/>
+          <w:szCs w:val="15"/>
         </w:rPr>
         <w:t xml:space="preserve">해결:</w:t>
       </w:r>
       <w:r>
         <w:rPr>
           <w:color w:val="203047"/>
-          <w:sz w:val="20"/>
-          <w:szCs w:val="20"/>
+          <w:sz w:val="15"/>
+          <w:szCs w:val="15"/>
         </w:rPr>
         <w:t xml:space="preserve"> 완전 일치 문장 → 의미가 같은 문장 순으로 중복 제거. 누락된 5%는 성분별 주의사항으로 보완하고, GPT Batch API로 변환한 뒤 약품별로 재연결.</w:t>
       </w:r>
@@ -1596,30 +1596,30 @@
           <w:b/>
           <w:bCs/>
           <w:color w:val="1E8449"/>
-          <w:sz w:val="20"/>
-          <w:szCs w:val="20"/>
+          <w:sz w:val="15"/>
+          <w:szCs w:val="15"/>
         </w:rPr>
         <w:t xml:space="preserve">성과:</w:t>
       </w:r>
       <w:r>
         <w:rPr>
           <w:color w:val="203047"/>
-          <w:sz w:val="20"/>
-          <w:szCs w:val="20"/>
+          <w:sz w:val="15"/>
+          <w:szCs w:val="15"/>
         </w:rPr>
         <w:t xml:space="preserve"> 변환 대상 1GB → 326MB. 전체 원문 변환 예상 비용 약 $200 대비 실제 API 지출 $11.18.</w:t>
       </w:r>
     </w:p>
     <w:p>
       <w:pPr>
-        <w:spacing w:after="80" w:before="0" w:line="300"/>
+        <w:spacing w:after="75" w:before="0" w:line="203"/>
         <w:ind w:left="720"/>
       </w:pPr>
       <w:r>
         <w:rPr>
           <w:color w:val="607089"/>
-          <w:sz w:val="18"/>
-          <w:szCs w:val="18"/>
+          <w:sz w:val="14"/>
+          <w:szCs w:val="14"/>
         </w:rPr>
         <w:t xml:space="preserve">비용은 예상치와 실지출의 비교이며 전처리 인건비는 제외했습니다.</w:t>
       </w:r>
@@ -1627,28 +1627,28 @@
     <w:p>
       <w:pPr>
         <w:keepNext/>
-        <w:spacing w:after="80" w:before="240" w:line="276"/>
+        <w:spacing w:after="45" w:before="105" w:line="247"/>
       </w:pPr>
       <w:r>
         <w:rPr>
           <w:b/>
           <w:bCs/>
           <w:color w:val="315CBB"/>
-          <w:sz w:val="22"/>
-          <w:szCs w:val="22"/>
+          <w:sz w:val="17"/>
+          <w:szCs w:val="17"/>
         </w:rPr>
         <w:t xml:space="preserve">개인 건강 정보 기반 답변 제공 AI 복약 챗봇 개발</w:t>
       </w:r>
     </w:p>
     <w:p>
       <w:pPr>
-        <w:spacing w:after="80" w:before="0" w:line="300"/>
+        <w:spacing w:after="75" w:before="0" w:line="203"/>
       </w:pPr>
       <w:r>
         <w:rPr>
           <w:color w:val="607089"/>
-          <w:sz w:val="18"/>
-          <w:szCs w:val="18"/>
+          <w:sz w:val="14"/>
+          <w:szCs w:val="14"/>
         </w:rPr>
         <w:t xml:space="preserve">사용자가 증상을 자연어로 물으면 관련 약품과 복약 정보를 찾는 기능입니다. 건강 프로필은 내부에서 판단해 개인화에 활용하고, 외부 AI에 보내는 정보와 분리했습니다.</w:t>
       </w:r>
@@ -1660,23 +1660,23 @@
           <w:ilvl w:val="0"/>
           <w:numId w:val="1"/>
         </w:numPr>
-        <w:spacing w:after="100" w:before="100" w:line="300"/>
+        <w:spacing w:after="75" w:before="0" w:line="218"/>
       </w:pPr>
       <w:r>
         <w:rPr>
           <w:b/>
           <w:bCs/>
           <w:color w:val="C0392B"/>
-          <w:sz w:val="20"/>
-          <w:szCs w:val="20"/>
+          <w:sz w:val="15"/>
+          <w:szCs w:val="15"/>
         </w:rPr>
         <w:t xml:space="preserve">문제:</w:t>
       </w:r>
       <w:r>
         <w:rPr>
           <w:color w:val="203047"/>
-          <w:sz w:val="20"/>
-          <w:szCs w:val="20"/>
+          <w:sz w:val="15"/>
+          <w:szCs w:val="15"/>
         </w:rPr>
         <w:t xml:space="preserve"> 일상적인 증상 표현과 약품 효능의 용어가 다르고, 개인화에 필요한 건강 정보는 외부 AI에 전달하기 어려움.</w:t>
       </w:r>
@@ -1688,16 +1688,16 @@
           <w:b/>
           <w:bCs/>
           <w:color w:val="1F6FEB"/>
-          <w:sz w:val="20"/>
-          <w:szCs w:val="20"/>
+          <w:sz w:val="15"/>
+          <w:szCs w:val="15"/>
         </w:rPr>
         <w:t xml:space="preserve">해결:</w:t>
       </w:r>
       <w:r>
         <w:rPr>
           <w:color w:val="203047"/>
-          <w:sz w:val="20"/>
-          <w:szCs w:val="20"/>
+          <w:sz w:val="15"/>
+          <w:szCs w:val="15"/>
         </w:rPr>
         <w:t xml:space="preserve"> Weaviate 의미 검색과 AI 오케스트레이션으로 약품 탐색·복약 위험·섭취량별 처리 경로 구성. 임신 여부·복용약·기저질환은 내부 코드로 판단.</w:t>
       </w:r>
@@ -1709,16 +1709,16 @@
           <w:b/>
           <w:bCs/>
           <w:color w:val="1E8449"/>
-          <w:sz w:val="20"/>
-          <w:szCs w:val="20"/>
+          <w:sz w:val="15"/>
+          <w:szCs w:val="15"/>
         </w:rPr>
         <w:t xml:space="preserve">성과:</w:t>
       </w:r>
       <w:r>
         <w:rPr>
           <w:color w:val="203047"/>
-          <w:sz w:val="20"/>
-          <w:szCs w:val="20"/>
+          <w:sz w:val="15"/>
+          <w:szCs w:val="15"/>
         </w:rPr>
         <w:t xml:space="preserve"> 자연어 증상으로 약품 정보를 탐색하고, 해당 건강 프로필을 외부 LLM 입력에서 제외한 개인화 흐름 구현.</w:t>
       </w:r>
@@ -1726,28 +1726,28 @@
     <w:p>
       <w:pPr>
         <w:keepNext/>
-        <w:spacing w:after="80" w:before="240" w:line="276"/>
+        <w:spacing w:after="45" w:before="105" w:line="247"/>
       </w:pPr>
       <w:r>
         <w:rPr>
           <w:b/>
           <w:bCs/>
           <w:color w:val="315CBB"/>
-          <w:sz w:val="22"/>
-          <w:szCs w:val="22"/>
+          <w:sz w:val="17"/>
+          <w:szCs w:val="17"/>
         </w:rPr>
         <w:t xml:space="preserve">백엔드 기능 구현</w:t>
       </w:r>
     </w:p>
     <w:p>
       <w:pPr>
-        <w:spacing w:after="80" w:before="0" w:line="300"/>
+        <w:spacing w:after="75" w:before="0" w:line="203"/>
       </w:pPr>
       <w:r>
         <w:rPr>
           <w:color w:val="607089"/>
-          <w:sz w:val="18"/>
-          <w:szCs w:val="18"/>
+          <w:sz w:val="14"/>
+          <w:szCs w:val="14"/>
         </w:rPr>
         <w:t xml:space="preserve">앱에서 약품을 찾고 복약 위험정보를 확인하며, 복약 알림·기록과 가족 프로필을 사용할 수 있도록 서버 기능을 구현했습니다. 모바일 앱과 사용자·보안 기능을 맡은 팀원과 연동했습니다.</w:t>
       </w:r>
@@ -1759,13 +1759,13 @@
           <w:ilvl w:val="0"/>
           <w:numId w:val="1"/>
         </w:numPr>
-        <w:spacing w:after="100" w:before="100" w:line="300"/>
-      </w:pPr>
-      <w:r>
-        <w:rPr>
-          <w:color w:val="203047"/>
-          <w:sz w:val="20"/>
-          <w:szCs w:val="20"/>
+        <w:spacing w:after="75" w:before="0" w:line="218"/>
+      </w:pPr>
+      <w:r>
+        <w:rPr>
+          <w:color w:val="203047"/>
+          <w:sz w:val="15"/>
+          <w:szCs w:val="15"/>
         </w:rPr>
         <w:t xml:space="preserve">Java·Spring Boot 기반 의약품 DB 설계, 검색·자동완성과 복약 위험정보(DUR) 표출 구현.</w:t>
       </w:r>
@@ -1777,13 +1777,13 @@
           <w:ilvl w:val="0"/>
           <w:numId w:val="1"/>
         </w:numPr>
-        <w:spacing w:after="100" w:before="100" w:line="300"/>
-      </w:pPr>
-      <w:r>
-        <w:rPr>
-          <w:color w:val="203047"/>
-          <w:sz w:val="20"/>
-          <w:szCs w:val="20"/>
+        <w:spacing w:after="75" w:before="0" w:line="218"/>
+      </w:pPr>
+      <w:r>
+        <w:rPr>
+          <w:color w:val="203047"/>
+          <w:sz w:val="15"/>
+          <w:szCs w:val="15"/>
         </w:rPr>
         <w:t xml:space="preserve">FCM 복약 알림·로그, 딥링크 친구 초대, 가족 프로필 전환을 구현하고, Notion에 API 문서·회의록·ADR을 남겨 의사결정을 공유했습니다.</w:t>
       </w:r>
@@ -1791,28 +1791,28 @@
     <w:p>
       <w:pPr>
         <w:keepNext/>
-        <w:spacing w:after="80" w:before="240" w:line="276"/>
+        <w:spacing w:after="45" w:before="105" w:line="247"/>
       </w:pPr>
       <w:r>
         <w:rPr>
           <w:b/>
           <w:bCs/>
           <w:color w:val="315CBB"/>
-          <w:sz w:val="22"/>
-          <w:szCs w:val="22"/>
+          <w:sz w:val="17"/>
+          <w:szCs w:val="17"/>
         </w:rPr>
         <w:t xml:space="preserve">전시 현장 피드백을 반영한 기능 확장</w:t>
       </w:r>
     </w:p>
     <w:p>
       <w:pPr>
-        <w:spacing w:after="80" w:before="0" w:line="300"/>
+        <w:spacing w:after="75" w:before="0" w:line="203"/>
       </w:pPr>
       <w:r>
         <w:rPr>
           <w:color w:val="607089"/>
-          <w:sz w:val="18"/>
-          <w:szCs w:val="18"/>
+          <w:sz w:val="14"/>
+          <w:szCs w:val="14"/>
         </w:rPr>
         <w:t xml:space="preserve">부산대학교 대표 전시팀으로 부스를 운영하며 받은 피드백을 다음 개발 범위에 반영했습니다. 첫 전시에서 나온 건강기능식품 요청을 보유한 데이터 범위에서 기능으로 연결했습니다.</w:t>
       </w:r>
@@ -1824,15 +1824,15 @@
           <w:ilvl w:val="0"/>
           <w:numId w:val="1"/>
         </w:numPr>
-        <w:spacing w:after="100" w:before="100" w:line="300"/>
-      </w:pPr>
-      <w:r>
-        <w:rPr>
-          <w:b/>
-          <w:bCs/>
-          <w:color w:val="203047"/>
-          <w:sz w:val="20"/>
-          <w:szCs w:val="20"/>
+        <w:spacing w:after="75" w:before="0" w:line="218"/>
+      </w:pPr>
+      <w:r>
+        <w:rPr>
+          <w:b/>
+          <w:bCs/>
+          <w:color w:val="203047"/>
+          <w:sz w:val="15"/>
+          <w:szCs w:val="15"/>
         </w:rPr>
         <w:t xml:space="preserve">건강기능식품 지원 확대</w:t>
       </w:r>
@@ -1844,16 +1844,16 @@
           <w:b/>
           <w:bCs/>
           <w:color w:val="C0392B"/>
-          <w:sz w:val="20"/>
-          <w:szCs w:val="20"/>
+          <w:sz w:val="15"/>
+          <w:szCs w:val="15"/>
         </w:rPr>
         <w:t xml:space="preserve">문제:</w:t>
       </w:r>
       <w:r>
         <w:rPr>
           <w:color w:val="203047"/>
-          <w:sz w:val="20"/>
-          <w:szCs w:val="20"/>
+          <w:sz w:val="15"/>
+          <w:szCs w:val="15"/>
         </w:rPr>
         <w:t xml:space="preserve"> 첫 전시에서 의약품만 확인할 수 있어, 건강기능식품도 함께 보고 싶다는 요청을 받음.</w:t>
       </w:r>
@@ -1865,16 +1865,16 @@
           <w:b/>
           <w:bCs/>
           <w:color w:val="1F6FEB"/>
-          <w:sz w:val="20"/>
-          <w:szCs w:val="20"/>
+          <w:sz w:val="15"/>
+          <w:szCs w:val="15"/>
         </w:rPr>
         <w:t xml:space="preserve">해결:</w:t>
       </w:r>
       <w:r>
         <w:rPr>
           <w:color w:val="203047"/>
-          <w:sz w:val="20"/>
-          <w:szCs w:val="20"/>
+          <w:sz w:val="15"/>
+          <w:szCs w:val="15"/>
         </w:rPr>
         <w:t xml:space="preserve"> 보유한 건강기능식품 데이터 범위에서 검색·자동완성 대상에 추가하고, 복용 주의·병용 정보 표출, 복약 알림·기록 등록, 챗봇 답변 대상까지 확장.</w:t>
       </w:r>
@@ -1886,16 +1886,16 @@
           <w:b/>
           <w:bCs/>
           <w:color w:val="1E8449"/>
-          <w:sz w:val="20"/>
-          <w:szCs w:val="20"/>
+          <w:sz w:val="15"/>
+          <w:szCs w:val="15"/>
         </w:rPr>
         <w:t xml:space="preserve">성과:</w:t>
       </w:r>
       <w:r>
         <w:rPr>
           <w:color w:val="203047"/>
-          <w:sz w:val="20"/>
-          <w:szCs w:val="20"/>
+          <w:sz w:val="15"/>
+          <w:szCs w:val="15"/>
         </w:rPr>
         <w:t xml:space="preserve"> 전시에서 받은 요청을 다음 개발 범위로 연결. 확보한 데이터에 한정되며 의약품과 같은 전수 정보는 아님.</w:t>
       </w:r>
@@ -1907,13 +1907,13 @@
           <w:ilvl w:val="0"/>
           <w:numId w:val="1"/>
         </w:numPr>
-        <w:spacing w:after="100" w:before="100" w:line="300"/>
-      </w:pPr>
-      <w:r>
-        <w:rPr>
-          <w:color w:val="203047"/>
-          <w:sz w:val="20"/>
-          <w:szCs w:val="20"/>
+        <w:spacing w:after="75" w:before="0" w:line="218"/>
+      </w:pPr>
+      <w:r>
+        <w:rPr>
+          <w:color w:val="203047"/>
+          <w:sz w:val="15"/>
+          <w:szCs w:val="15"/>
         </w:rPr>
         <w:t xml:space="preserve">반영하지 못한 지적</w:t>
       </w:r>
@@ -1923,35 +1923,35 @@
       <w:r>
         <w:rPr>
           <w:color w:val="203047"/>
-          <w:sz w:val="20"/>
-          <w:szCs w:val="20"/>
+          <w:sz w:val="15"/>
+          <w:szCs w:val="15"/>
         </w:rPr>
         <w:t xml:space="preserve">실행 환경을 컨테이너로 옮기는 편이 낫다는 지적을 받았지만 졸업과제 기간 내에는 적용하지 못했습니다. 이후 Fruition에서는 컨테이너 기반 배포를 전제로 AI 서비스를 나눴습니다.</w:t>
       </w:r>
     </w:p>
     <w:p>
       <w:pPr>
-        <w:spacing w:after="80" w:before="0" w:line="300"/>
+        <w:spacing w:after="75" w:before="0" w:line="203"/>
       </w:pPr>
       <w:r>
         <w:rPr>
           <w:color w:val="607089"/>
-          <w:sz w:val="18"/>
-          <w:szCs w:val="18"/>
+          <w:sz w:val="14"/>
+          <w:szCs w:val="14"/>
         </w:rPr>
         <w:t xml:space="preserve">문제 해결 과정과 실험 결과는 상세 포트폴리오에서 볼 수 있습니다.</w:t>
       </w:r>
     </w:p>
     <w:p>
       <w:pPr>
-        <w:spacing w:after="80" w:before="80" w:line="300"/>
-      </w:pPr>
-      <w:hyperlink w:history="1" r:id="rIdvta3qbnindpb_lsjmrihe">
+        <w:spacing w:after="0" w:before="75" w:line="218"/>
+      </w:pPr>
+      <w:hyperlink w:history="1" r:id="rIdvfsqvezdm3mabf2mwlg6y">
         <w:r>
           <w:rPr>
             <w:color w:val="315CBB"/>
-            <w:sz w:val="20"/>
-            <w:szCs w:val="20"/>
+            <w:sz w:val="15"/>
+            <w:szCs w:val="15"/>
           </w:rPr>
           <w:t xml:space="preserve">데이터 파이프라인 사례 ↗</w:t>
         </w:r>
@@ -1959,17 +1959,17 @@
       <w:r>
         <w:rPr>
           <w:color w:val="203047"/>
-          <w:sz w:val="20"/>
-          <w:szCs w:val="20"/>
+          <w:sz w:val="15"/>
+          <w:szCs w:val="15"/>
         </w:rPr>
         <w:t xml:space="preserve">   </w:t>
       </w:r>
-      <w:hyperlink w:history="1" r:id="rIdahgncepdt4vn0juvbhspg">
+      <w:hyperlink w:history="1" r:id="rIdnwcuddhgkozbnuhuqmb0a">
         <w:r>
           <w:rPr>
             <w:color w:val="315CBB"/>
-            <w:sz w:val="20"/>
-            <w:szCs w:val="20"/>
+            <w:sz w:val="15"/>
+            <w:szCs w:val="15"/>
           </w:rPr>
           <w:t xml:space="preserve">개인화 설계 사례 ↗</w:t>
         </w:r>
@@ -1977,8 +1977,8 @@
       <w:r>
         <w:rPr>
           <w:color w:val="203047"/>
-          <w:sz w:val="20"/>
-          <w:szCs w:val="20"/>
+          <w:sz w:val="15"/>
+          <w:szCs w:val="15"/>
         </w:rPr>
         <w:t xml:space="preserve">   </w:t>
       </w:r>
@@ -1989,22 +1989,22 @@
         <w:pBdr>
           <w:bottom w:val="single" w:color="6A80BD" w:sz="12" w:space="4"/>
         </w:pBdr>
-        <w:spacing w:after="180" w:before="420" w:line="276"/>
+        <w:spacing w:after="135" w:before="240" w:line="261"/>
       </w:pPr>
       <w:r>
         <w:rPr>
           <w:b/>
           <w:bCs/>
           <w:color w:val="315CBB"/>
-          <w:sz w:val="24"/>
-          <w:szCs w:val="24"/>
+          <w:sz w:val="18"/>
+          <w:szCs w:val="18"/>
         </w:rPr>
         <w:t xml:space="preserve">기술 </w:t>
       </w:r>
     </w:p>
     <w:tbl>
       <w:tblPr>
-        <w:tblW w:type="dxa" w:w="10092"/>
+        <w:tblW w:type="dxa" w:w="10318"/>
         <w:tblBorders>
           <w:top w:val="none" w:color="FFFFFF" w:sz="0"/>
           <w:left w:val="none" w:color="FFFFFF" w:sz="0"/>
@@ -2016,8 +2016,8 @@
         <w:tblLayout w:type="fixed"/>
       </w:tblPr>
       <w:tblGrid>
-        <w:gridCol w:w="2523"/>
-        <w:gridCol w:w="7569"/>
+        <w:gridCol w:w="2580"/>
+        <w:gridCol w:w="7739"/>
       </w:tblGrid>
       <w:tr>
         <w:trPr>
@@ -2025,25 +2025,25 @@
         </w:trPr>
         <w:tc>
           <w:tcPr>
-            <w:tcW w:type="dxa" w:w="2523"/>
+            <w:tcW w:type="dxa" w:w="2580"/>
             <w:tcMar>
-              <w:top w:type="dxa" w:w="60"/>
+              <w:top w:type="dxa" w:w="44"/>
               <w:left w:type="dxa" w:w="0"/>
-              <w:bottom w:type="dxa" w:w="60"/>
-              <w:right w:type="dxa" w:w="120"/>
+              <w:bottom w:type="dxa" w:w="44"/>
+              <w:right w:type="dxa" w:w="87"/>
             </w:tcMar>
           </w:tcPr>
           <w:p>
             <w:pPr>
-              <w:spacing w:after="80" w:before="0" w:line="300"/>
+              <w:spacing w:after="75" w:before="0" w:line="218"/>
             </w:pPr>
             <w:r>
               <w:rPr>
                 <w:b/>
                 <w:bCs/>
                 <w:color w:val="203047"/>
-                <w:sz w:val="20"/>
-                <w:szCs w:val="20"/>
+                <w:sz w:val="15"/>
+                <w:szCs w:val="15"/>
               </w:rPr>
               <w:t xml:space="preserve">AI &amp; Search</w:t>
             </w:r>
@@ -2051,23 +2051,23 @@
         </w:tc>
         <w:tc>
           <w:tcPr>
-            <w:tcW w:type="dxa" w:w="7569"/>
+            <w:tcW w:type="dxa" w:w="7739"/>
             <w:tcMar>
-              <w:top w:type="dxa" w:w="60"/>
+              <w:top w:type="dxa" w:w="44"/>
               <w:left w:type="dxa" w:w="0"/>
-              <w:bottom w:type="dxa" w:w="60"/>
+              <w:bottom w:type="dxa" w:w="44"/>
               <w:right w:type="dxa" w:w="0"/>
             </w:tcMar>
           </w:tcPr>
           <w:p>
             <w:pPr>
-              <w:spacing w:after="80" w:before="0" w:line="300"/>
-            </w:pPr>
-            <w:r>
-              <w:rPr>
-                <w:color w:val="203047"/>
-                <w:sz w:val="20"/>
-                <w:szCs w:val="20"/>
+              <w:spacing w:after="75" w:before="0" w:line="218"/>
+            </w:pPr>
+            <w:r>
+              <w:rPr>
+                <w:color w:val="203047"/>
+                <w:sz w:val="15"/>
+                <w:szCs w:val="15"/>
               </w:rPr>
               <w:t xml:space="preserve">LangChain · LangGraph · Spring AI · RAG · LLM Evaluation · Prompt Injection 대응</w:t>
             </w:r>
@@ -2077,8 +2077,8 @@
             <w:r>
               <w:rPr>
                 <w:color w:val="203047"/>
-                <w:sz w:val="20"/>
-                <w:szCs w:val="20"/>
+                <w:sz w:val="15"/>
+                <w:szCs w:val="15"/>
               </w:rPr>
               <w:t xml:space="preserve">LangSmith · Elasticsearch · Weaviate</w:t>
             </w:r>
@@ -2088,7 +2088,7 @@
     </w:tbl>
     <w:tbl>
       <w:tblPr>
-        <w:tblW w:type="dxa" w:w="10092"/>
+        <w:tblW w:type="dxa" w:w="10318"/>
         <w:tblBorders>
           <w:top w:val="none" w:color="FFFFFF" w:sz="0"/>
           <w:left w:val="none" w:color="FFFFFF" w:sz="0"/>
@@ -2100,8 +2100,8 @@
         <w:tblLayout w:type="fixed"/>
       </w:tblPr>
       <w:tblGrid>
-        <w:gridCol w:w="2523"/>
-        <w:gridCol w:w="7569"/>
+        <w:gridCol w:w="2580"/>
+        <w:gridCol w:w="7739"/>
       </w:tblGrid>
       <w:tr>
         <w:trPr>
@@ -2109,25 +2109,25 @@
         </w:trPr>
         <w:tc>
           <w:tcPr>
-            <w:tcW w:type="dxa" w:w="2523"/>
+            <w:tcW w:type="dxa" w:w="2580"/>
             <w:tcMar>
-              <w:top w:type="dxa" w:w="60"/>
+              <w:top w:type="dxa" w:w="44"/>
               <w:left w:type="dxa" w:w="0"/>
-              <w:bottom w:type="dxa" w:w="60"/>
-              <w:right w:type="dxa" w:w="120"/>
+              <w:bottom w:type="dxa" w:w="44"/>
+              <w:right w:type="dxa" w:w="87"/>
             </w:tcMar>
           </w:tcPr>
           <w:p>
             <w:pPr>
-              <w:spacing w:after="80" w:before="0" w:line="300"/>
+              <w:spacing w:after="75" w:before="0" w:line="218"/>
             </w:pPr>
             <w:r>
               <w:rPr>
                 <w:b/>
                 <w:bCs/>
                 <w:color w:val="203047"/>
-                <w:sz w:val="20"/>
-                <w:szCs w:val="20"/>
+                <w:sz w:val="15"/>
+                <w:szCs w:val="15"/>
               </w:rPr>
               <w:t xml:space="preserve">Backend</w:t>
             </w:r>
@@ -2135,23 +2135,23 @@
         </w:tc>
         <w:tc>
           <w:tcPr>
-            <w:tcW w:type="dxa" w:w="7569"/>
+            <w:tcW w:type="dxa" w:w="7739"/>
             <w:tcMar>
-              <w:top w:type="dxa" w:w="60"/>
+              <w:top w:type="dxa" w:w="44"/>
               <w:left w:type="dxa" w:w="0"/>
-              <w:bottom w:type="dxa" w:w="60"/>
+              <w:bottom w:type="dxa" w:w="44"/>
               <w:right w:type="dxa" w:w="0"/>
             </w:tcMar>
           </w:tcPr>
           <w:p>
             <w:pPr>
-              <w:spacing w:after="80" w:before="0" w:line="300"/>
-            </w:pPr>
-            <w:r>
-              <w:rPr>
-                <w:color w:val="203047"/>
-                <w:sz w:val="20"/>
-                <w:szCs w:val="20"/>
+              <w:spacing w:after="75" w:before="0" w:line="218"/>
+            </w:pPr>
+            <w:r>
+              <w:rPr>
+                <w:color w:val="203047"/>
+                <w:sz w:val="15"/>
+                <w:szCs w:val="15"/>
               </w:rPr>
               <w:t xml:space="preserve">Java · Spring Boot · Python</w:t>
             </w:r>
@@ -2161,7 +2161,7 @@
     </w:tbl>
     <w:tbl>
       <w:tblPr>
-        <w:tblW w:type="dxa" w:w="10092"/>
+        <w:tblW w:type="dxa" w:w="10318"/>
         <w:tblBorders>
           <w:top w:val="none" w:color="FFFFFF" w:sz="0"/>
           <w:left w:val="none" w:color="FFFFFF" w:sz="0"/>
@@ -2173,8 +2173,8 @@
         <w:tblLayout w:type="fixed"/>
       </w:tblPr>
       <w:tblGrid>
-        <w:gridCol w:w="2523"/>
-        <w:gridCol w:w="7569"/>
+        <w:gridCol w:w="2580"/>
+        <w:gridCol w:w="7739"/>
       </w:tblGrid>
       <w:tr>
         <w:trPr>
@@ -2182,25 +2182,25 @@
         </w:trPr>
         <w:tc>
           <w:tcPr>
-            <w:tcW w:type="dxa" w:w="2523"/>
+            <w:tcW w:type="dxa" w:w="2580"/>
             <w:tcMar>
-              <w:top w:type="dxa" w:w="60"/>
+              <w:top w:type="dxa" w:w="44"/>
               <w:left w:type="dxa" w:w="0"/>
-              <w:bottom w:type="dxa" w:w="60"/>
-              <w:right w:type="dxa" w:w="120"/>
+              <w:bottom w:type="dxa" w:w="44"/>
+              <w:right w:type="dxa" w:w="87"/>
             </w:tcMar>
           </w:tcPr>
           <w:p>
             <w:pPr>
-              <w:spacing w:after="80" w:before="0" w:line="300"/>
+              <w:spacing w:after="75" w:before="0" w:line="218"/>
             </w:pPr>
             <w:r>
               <w:rPr>
                 <w:b/>
                 <w:bCs/>
                 <w:color w:val="203047"/>
-                <w:sz w:val="20"/>
-                <w:szCs w:val="20"/>
+                <w:sz w:val="15"/>
+                <w:szCs w:val="15"/>
               </w:rPr>
               <w:t xml:space="preserve">Data &amp; Infra</w:t>
             </w:r>
@@ -2208,23 +2208,23 @@
         </w:tc>
         <w:tc>
           <w:tcPr>
-            <w:tcW w:type="dxa" w:w="7569"/>
+            <w:tcW w:type="dxa" w:w="7739"/>
             <w:tcMar>
-              <w:top w:type="dxa" w:w="60"/>
+              <w:top w:type="dxa" w:w="44"/>
               <w:left w:type="dxa" w:w="0"/>
-              <w:bottom w:type="dxa" w:w="60"/>
+              <w:bottom w:type="dxa" w:w="44"/>
               <w:right w:type="dxa" w:w="0"/>
             </w:tcMar>
           </w:tcPr>
           <w:p>
             <w:pPr>
-              <w:spacing w:after="80" w:before="0" w:line="300"/>
-            </w:pPr>
-            <w:r>
-              <w:rPr>
-                <w:color w:val="203047"/>
-                <w:sz w:val="20"/>
-                <w:szCs w:val="20"/>
+              <w:spacing w:after="75" w:before="0" w:line="218"/>
+            </w:pPr>
+            <w:r>
+              <w:rPr>
+                <w:color w:val="203047"/>
+                <w:sz w:val="15"/>
+                <w:szCs w:val="15"/>
               </w:rPr>
               <w:t xml:space="preserve">MySQL · PostgreSQL · Redis · Kafka</w:t>
             </w:r>
@@ -2234,8 +2234,8 @@
             <w:r>
               <w:rPr>
                 <w:color w:val="203047"/>
-                <w:sz w:val="20"/>
-                <w:szCs w:val="20"/>
+                <w:sz w:val="15"/>
+                <w:szCs w:val="15"/>
               </w:rPr>
               <w:t xml:space="preserve">Docker · Docker Compose · GitHub Actions</w:t>
             </w:r>
@@ -2246,26 +2246,25 @@
     <w:p>
       <w:pPr>
         <w:keepNext/>
-        <w:pageBreakBefore/>
         <w:pBdr>
           <w:bottom w:val="single" w:color="6A80BD" w:sz="12" w:space="4"/>
         </w:pBdr>
-        <w:spacing w:after="180" w:before="420" w:line="276"/>
+        <w:spacing w:after="135" w:before="240" w:line="261"/>
       </w:pPr>
       <w:r>
         <w:rPr>
           <w:b/>
           <w:bCs/>
           <w:color w:val="315CBB"/>
-          <w:sz w:val="24"/>
-          <w:szCs w:val="24"/>
+          <w:sz w:val="18"/>
+          <w:szCs w:val="18"/>
         </w:rPr>
         <w:t xml:space="preserve">활동 · 기여 </w:t>
       </w:r>
     </w:p>
     <w:tbl>
       <w:tblPr>
-        <w:tblW w:type="dxa" w:w="10092"/>
+        <w:tblW w:type="dxa" w:w="10318"/>
         <w:tblBorders>
           <w:top w:val="none" w:color="FFFFFF" w:sz="0"/>
           <w:left w:val="none" w:color="FFFFFF" w:sz="0"/>
@@ -2277,8 +2276,8 @@
         <w:tblLayout w:type="fixed"/>
       </w:tblPr>
       <w:tblGrid>
-        <w:gridCol w:w="2523"/>
-        <w:gridCol w:w="7569"/>
+        <w:gridCol w:w="2580"/>
+        <w:gridCol w:w="7739"/>
       </w:tblGrid>
       <w:tr>
         <w:trPr>
@@ -2286,23 +2285,23 @@
         </w:trPr>
         <w:tc>
           <w:tcPr>
-            <w:tcW w:type="dxa" w:w="2523"/>
+            <w:tcW w:type="dxa" w:w="2580"/>
             <w:tcMar>
-              <w:top w:type="dxa" w:w="60"/>
+              <w:top w:type="dxa" w:w="44"/>
               <w:left w:type="dxa" w:w="0"/>
-              <w:bottom w:type="dxa" w:w="60"/>
-              <w:right w:type="dxa" w:w="120"/>
+              <w:bottom w:type="dxa" w:w="44"/>
+              <w:right w:type="dxa" w:w="87"/>
             </w:tcMar>
           </w:tcPr>
           <w:p>
             <w:pPr>
-              <w:spacing w:after="80" w:before="0" w:line="300"/>
-            </w:pPr>
-            <w:r>
-              <w:rPr>
-                <w:color w:val="203047"/>
-                <w:sz w:val="20"/>
-                <w:szCs w:val="20"/>
+              <w:spacing w:after="75" w:before="0" w:line="218"/>
+            </w:pPr>
+            <w:r>
+              <w:rPr>
+                <w:color w:val="203047"/>
+                <w:sz w:val="15"/>
+                <w:szCs w:val="15"/>
               </w:rPr>
               <w:t xml:space="preserve">2026.06 — 2026.06</w:t>
             </w:r>
@@ -2310,53 +2309,53 @@
         </w:tc>
         <w:tc>
           <w:tcPr>
-            <w:tcW w:type="dxa" w:w="7569"/>
+            <w:tcW w:type="dxa" w:w="7739"/>
             <w:tcMar>
-              <w:top w:type="dxa" w:w="60"/>
+              <w:top w:type="dxa" w:w="44"/>
               <w:left w:type="dxa" w:w="0"/>
-              <w:bottom w:type="dxa" w:w="60"/>
+              <w:bottom w:type="dxa" w:w="44"/>
               <w:right w:type="dxa" w:w="0"/>
             </w:tcMar>
           </w:tcPr>
           <w:p>
             <w:pPr>
               <w:keepNext/>
-              <w:spacing w:after="0" w:before="0" w:line="276"/>
+              <w:spacing w:after="0" w:before="0" w:line="261"/>
             </w:pPr>
             <w:r>
               <w:rPr>
                 <w:b/>
                 <w:bCs/>
                 <w:color w:val="203047"/>
-                <w:sz w:val="24"/>
-                <w:szCs w:val="24"/>
+                <w:sz w:val="18"/>
+                <w:szCs w:val="18"/>
               </w:rPr>
               <w:t xml:space="preserve">Rhwp 오픈소스 기여</w:t>
             </w:r>
           </w:p>
           <w:p>
             <w:pPr>
-              <w:spacing w:after="80" w:before="0" w:line="300"/>
-            </w:pPr>
-            <w:r>
-              <w:rPr>
-                <w:color w:val="203047"/>
-                <w:sz w:val="20"/>
-                <w:szCs w:val="20"/>
+              <w:spacing w:after="75" w:before="0" w:line="218"/>
+            </w:pPr>
+            <w:r>
+              <w:rPr>
+                <w:color w:val="203047"/>
+                <w:sz w:val="15"/>
+                <w:szCs w:val="15"/>
               </w:rPr>
               <w:t xml:space="preserve">Rust 기반 HWP/HWPX 프로젝트의 오류 분석, 수정안 제출과 CI 대응. 그림·표·도형의 textFlow 속성이 저장 후 초기화되는 오류를 수정했습니다.</w:t>
             </w:r>
           </w:p>
           <w:p>
             <w:pPr>
-              <w:spacing w:after="80" w:before="80" w:line="300"/>
-            </w:pPr>
-            <w:hyperlink w:history="1" r:id="rIdfmvczqxpfbcbgaef-op1h">
+              <w:spacing w:after="0" w:before="75" w:line="218"/>
+            </w:pPr>
+            <w:hyperlink w:history="1" r:id="rId-w_hl2s2kib3ds7eatuas">
               <w:r>
                 <w:rPr>
                   <w:color w:val="315CBB"/>
-                  <w:sz w:val="20"/>
-                  <w:szCs w:val="20"/>
+                  <w:sz w:val="15"/>
+                  <w:szCs w:val="15"/>
                 </w:rPr>
                 <w:t xml:space="preserve">GitHub 저장소 ↗</w:t>
               </w:r>
@@ -2364,17 +2363,17 @@
             <w:r>
               <w:rPr>
                 <w:color w:val="203047"/>
-                <w:sz w:val="20"/>
-                <w:szCs w:val="20"/>
+                <w:sz w:val="15"/>
+                <w:szCs w:val="15"/>
               </w:rPr>
               <w:t xml:space="preserve">   </w:t>
             </w:r>
-            <w:hyperlink w:history="1" r:id="rIdas4ubzo1hgqyvimccy2ih">
+            <w:hyperlink w:history="1" r:id="rIdr_65tvaxydtlqcoht2m_3">
               <w:r>
                 <w:rPr>
                   <w:color w:val="315CBB"/>
-                  <w:sz w:val="20"/>
-                  <w:szCs w:val="20"/>
+                  <w:sz w:val="15"/>
+                  <w:szCs w:val="15"/>
                 </w:rPr>
                 <w:t xml:space="preserve">PR #1213 · 병합 ↗</w:t>
               </w:r>
@@ -2382,17 +2381,17 @@
             <w:r>
               <w:rPr>
                 <w:color w:val="203047"/>
-                <w:sz w:val="20"/>
-                <w:szCs w:val="20"/>
+                <w:sz w:val="15"/>
+                <w:szCs w:val="15"/>
               </w:rPr>
               <w:t xml:space="preserve">   </w:t>
             </w:r>
-            <w:hyperlink w:history="1" r:id="rIdngjbewt9owblhes09ldzl">
+            <w:hyperlink w:history="1" r:id="rIdijd-vvaq4wjzurezbfjly">
               <w:r>
                 <w:rPr>
                   <w:color w:val="315CBB"/>
-                  <w:sz w:val="20"/>
-                  <w:szCs w:val="20"/>
+                  <w:sz w:val="15"/>
+                  <w:szCs w:val="15"/>
                 </w:rPr>
                 <w:t xml:space="preserve">PR #1351 · 제출 ↗</w:t>
               </w:r>
@@ -2400,8 +2399,8 @@
             <w:r>
               <w:rPr>
                 <w:color w:val="203047"/>
-                <w:sz w:val="20"/>
-                <w:szCs w:val="20"/>
+                <w:sz w:val="15"/>
+                <w:szCs w:val="15"/>
               </w:rPr>
               <w:t xml:space="preserve">   </w:t>
             </w:r>
@@ -2411,7 +2410,7 @@
     </w:tbl>
     <w:tbl>
       <w:tblPr>
-        <w:tblW w:type="dxa" w:w="10092"/>
+        <w:tblW w:type="dxa" w:w="10318"/>
         <w:tblBorders>
           <w:top w:val="none" w:color="FFFFFF" w:sz="0"/>
           <w:left w:val="none" w:color="FFFFFF" w:sz="0"/>
@@ -2423,9 +2422,9 @@
         <w:tblLayout w:type="fixed"/>
       </w:tblPr>
       <w:tblGrid>
-        <w:gridCol w:w="2523"/>
-        <w:gridCol w:w="1110"/>
-        <w:gridCol w:w="6459"/>
+        <w:gridCol w:w="2580"/>
+        <w:gridCol w:w="1135"/>
+        <w:gridCol w:w="6604"/>
       </w:tblGrid>
       <w:tr>
         <w:trPr>
@@ -2433,23 +2432,23 @@
         </w:trPr>
         <w:tc>
           <w:tcPr>
-            <w:tcW w:type="dxa" w:w="2523"/>
+            <w:tcW w:type="dxa" w:w="2580"/>
             <w:tcMar>
-              <w:top w:type="dxa" w:w="60"/>
+              <w:top w:type="dxa" w:w="44"/>
               <w:left w:type="dxa" w:w="0"/>
-              <w:bottom w:type="dxa" w:w="60"/>
-              <w:right w:type="dxa" w:w="120"/>
+              <w:bottom w:type="dxa" w:w="44"/>
+              <w:right w:type="dxa" w:w="87"/>
             </w:tcMar>
           </w:tcPr>
           <w:p>
             <w:pPr>
-              <w:spacing w:after="80" w:before="0" w:line="300"/>
-            </w:pPr>
-            <w:r>
-              <w:rPr>
-                <w:color w:val="203047"/>
-                <w:sz w:val="20"/>
-                <w:szCs w:val="20"/>
+              <w:spacing w:after="75" w:before="0" w:line="218"/>
+            </w:pPr>
+            <w:r>
+              <w:rPr>
+                <w:color w:val="203047"/>
+                <w:sz w:val="15"/>
+                <w:szCs w:val="15"/>
               </w:rPr>
               <w:t xml:space="preserve">2025.03 — 2026.01</w:t>
             </w:r>
@@ -2457,22 +2456,22 @@
         </w:tc>
         <w:tc>
           <w:tcPr>
-            <w:tcW w:type="dxa" w:w="1110"/>
+            <w:tcW w:type="dxa" w:w="1135"/>
             <w:tcMar>
-              <w:top w:type="dxa" w:w="60"/>
+              <w:top w:type="dxa" w:w="44"/>
               <w:left w:type="dxa" w:w="0"/>
-              <w:bottom w:type="dxa" w:w="60"/>
+              <w:bottom w:type="dxa" w:w="44"/>
               <w:right w:type="dxa" w:w="0"/>
             </w:tcMar>
           </w:tcPr>
           <w:p>
             <w:pPr>
-              <w:spacing w:after="80" w:before="0" w:line="300"/>
+              <w:spacing w:after="75" w:before="0" w:line="218"/>
             </w:pPr>
             <w:r>
               <w:drawing>
                 <wp:inline distT="0" distB="0" distL="0" distR="0">
-                  <wp:extent cx="552450" cy="762000"/>
+                  <wp:extent cx="409575" cy="571500"/>
                   <wp:effectExtent t="0" r="0" b="0" l="0"/>
                   <wp:docPr id="1" name="" descr="" title=""/>
                   <wp:cNvGraphicFramePr>
@@ -2497,7 +2496,7 @@
                         <pic:spPr bwMode="auto">
                           <a:xfrm>
                             <a:off x="0" y="0"/>
-                            <a:ext cx="552450" cy="762000"/>
+                            <a:ext cx="409575" cy="571500"/>
                           </a:xfrm>
                           <a:prstGeom prst="rect">
                             <a:avLst/>
@@ -2513,52 +2512,52 @@
         </w:tc>
         <w:tc>
           <w:tcPr>
-            <w:tcW w:type="dxa" w:w="6459"/>
+            <w:tcW w:type="dxa" w:w="6604"/>
             <w:tcMar>
-              <w:top w:type="dxa" w:w="60"/>
+              <w:top w:type="dxa" w:w="44"/>
               <w:left w:type="dxa" w:w="0"/>
-              <w:bottom w:type="dxa" w:w="60"/>
+              <w:bottom w:type="dxa" w:w="44"/>
               <w:right w:type="dxa" w:w="0"/>
             </w:tcMar>
           </w:tcPr>
           <w:p>
             <w:pPr>
               <w:keepNext/>
-              <w:spacing w:after="0" w:before="0" w:line="276"/>
+              <w:spacing w:after="0" w:before="0" w:line="261"/>
             </w:pPr>
             <w:r>
               <w:rPr>
                 <w:b/>
                 <w:bCs/>
                 <w:color w:val="203047"/>
-                <w:sz w:val="24"/>
-                <w:szCs w:val="24"/>
-              </w:rPr>
-              <w:t xml:space="preserve">부산대학교 APPTIVE</w:t>
-            </w:r>
-          </w:p>
-          <w:p>
-            <w:pPr>
-              <w:spacing w:after="80" w:before="0" w:line="300"/>
-            </w:pPr>
-            <w:r>
-              <w:rPr>
-                <w:color w:val="203047"/>
-                <w:sz w:val="20"/>
-                <w:szCs w:val="20"/>
-              </w:rPr>
-              <w:t xml:space="preserve">Backend 멘티 및 멘토. 멘티 12명 대상 6회 멘토링과 코드 리뷰. HTTP·Servlet·REST API·DB 기초를 보강하는 커리큘럼 개편에 참여했습니다.</w:t>
-            </w:r>
-          </w:p>
-          <w:p>
-            <w:pPr>
-              <w:spacing w:after="80" w:before="0" w:line="300"/>
-            </w:pPr>
-            <w:r>
-              <w:rPr>
-                <w:color w:val="607089"/>
                 <w:sz w:val="18"/>
                 <w:szCs w:val="18"/>
+              </w:rPr>
+              <w:t xml:space="preserve">부산대학교 APPTIVE</w:t>
+            </w:r>
+          </w:p>
+          <w:p>
+            <w:pPr>
+              <w:spacing w:after="75" w:before="0" w:line="218"/>
+            </w:pPr>
+            <w:r>
+              <w:rPr>
+                <w:color w:val="203047"/>
+                <w:sz w:val="15"/>
+                <w:szCs w:val="15"/>
+              </w:rPr>
+              <w:t xml:space="preserve">Backend 멘티 및 멘토. 멘티 12명 대상 6회 멘토링과 코드 리뷰. HTTP·Servlet·REST API·DB 기초를 보강하는 커리큘럼 개편에 참여했습니다.</w:t>
+            </w:r>
+          </w:p>
+          <w:p>
+            <w:pPr>
+              <w:spacing w:after="75" w:before="0" w:line="203"/>
+            </w:pPr>
+            <w:r>
+              <w:rPr>
+                <w:color w:val="607089"/>
+                <w:sz w:val="14"/>
+                <w:szCs w:val="14"/>
               </w:rPr>
               <w:t xml:space="preserve">APPTIVE 백엔드 멘토 공로상 · 2026.01.09</w:t>
             </w:r>
@@ -2568,7 +2567,7 @@
     </w:tbl>
     <w:tbl>
       <w:tblPr>
-        <w:tblW w:type="dxa" w:w="10092"/>
+        <w:tblW w:type="dxa" w:w="10318"/>
         <w:tblBorders>
           <w:top w:val="none" w:color="FFFFFF" w:sz="0"/>
           <w:left w:val="none" w:color="FFFFFF" w:sz="0"/>
@@ -2580,9 +2579,9 @@
         <w:tblLayout w:type="fixed"/>
       </w:tblPr>
       <w:tblGrid>
-        <w:gridCol w:w="2523"/>
-        <w:gridCol w:w="1110"/>
-        <w:gridCol w:w="6459"/>
+        <w:gridCol w:w="2580"/>
+        <w:gridCol w:w="1135"/>
+        <w:gridCol w:w="6604"/>
       </w:tblGrid>
       <w:tr>
         <w:trPr>
@@ -2590,23 +2589,23 @@
         </w:trPr>
         <w:tc>
           <w:tcPr>
-            <w:tcW w:type="dxa" w:w="2523"/>
+            <w:tcW w:type="dxa" w:w="2580"/>
             <w:tcMar>
-              <w:top w:type="dxa" w:w="60"/>
+              <w:top w:type="dxa" w:w="44"/>
               <w:left w:type="dxa" w:w="0"/>
-              <w:bottom w:type="dxa" w:w="60"/>
-              <w:right w:type="dxa" w:w="120"/>
+              <w:bottom w:type="dxa" w:w="44"/>
+              <w:right w:type="dxa" w:w="87"/>
             </w:tcMar>
           </w:tcPr>
           <w:p>
             <w:pPr>
-              <w:spacing w:after="80" w:before="0" w:line="300"/>
-            </w:pPr>
-            <w:r>
-              <w:rPr>
-                <w:color w:val="203047"/>
-                <w:sz w:val="20"/>
-                <w:szCs w:val="20"/>
+              <w:spacing w:after="75" w:before="0" w:line="218"/>
+            </w:pPr>
+            <w:r>
+              <w:rPr>
+                <w:color w:val="203047"/>
+                <w:sz w:val="15"/>
+                <w:szCs w:val="15"/>
               </w:rPr>
               <w:t xml:space="preserve">2025.11 / 2025.07</w:t>
             </w:r>
@@ -2614,22 +2613,22 @@
         </w:tc>
         <w:tc>
           <w:tcPr>
-            <w:tcW w:type="dxa" w:w="1110"/>
+            <w:tcW w:type="dxa" w:w="1135"/>
             <w:tcMar>
-              <w:top w:type="dxa" w:w="60"/>
+              <w:top w:type="dxa" w:w="44"/>
               <w:left w:type="dxa" w:w="0"/>
-              <w:bottom w:type="dxa" w:w="60"/>
+              <w:bottom w:type="dxa" w:w="44"/>
               <w:right w:type="dxa" w:w="0"/>
             </w:tcMar>
           </w:tcPr>
           <w:p>
             <w:pPr>
-              <w:spacing w:after="80" w:before="0" w:line="300"/>
+              <w:spacing w:after="75" w:before="0" w:line="218"/>
             </w:pPr>
             <w:r>
               <w:drawing>
                 <wp:inline distT="0" distB="0" distL="0" distR="0">
-                  <wp:extent cx="609600" cy="457200"/>
+                  <wp:extent cx="571500" cy="428625"/>
                   <wp:effectExtent t="0" r="0" b="0" l="0"/>
                   <wp:docPr id="1" name="" descr="" title=""/>
                   <wp:cNvGraphicFramePr>
@@ -2654,7 +2653,7 @@
                         <pic:spPr bwMode="auto">
                           <a:xfrm>
                             <a:off x="0" y="0"/>
-                            <a:ext cx="609600" cy="457200"/>
+                            <a:ext cx="571500" cy="428625"/>
                           </a:xfrm>
                           <a:prstGeom prst="rect">
                             <a:avLst/>
@@ -2670,39 +2669,39 @@
         </w:tc>
         <w:tc>
           <w:tcPr>
-            <w:tcW w:type="dxa" w:w="6459"/>
+            <w:tcW w:type="dxa" w:w="6604"/>
             <w:tcMar>
-              <w:top w:type="dxa" w:w="60"/>
+              <w:top w:type="dxa" w:w="44"/>
               <w:left w:type="dxa" w:w="0"/>
-              <w:bottom w:type="dxa" w:w="60"/>
+              <w:bottom w:type="dxa" w:w="44"/>
               <w:right w:type="dxa" w:w="0"/>
             </w:tcMar>
           </w:tcPr>
           <w:p>
             <w:pPr>
               <w:keepNext/>
-              <w:spacing w:after="0" w:before="0" w:line="276"/>
+              <w:spacing w:after="0" w:before="0" w:line="261"/>
             </w:pPr>
             <w:r>
               <w:rPr>
                 <w:b/>
                 <w:bCs/>
                 <w:color w:val="203047"/>
-                <w:sz w:val="24"/>
-                <w:szCs w:val="24"/>
+                <w:sz w:val="18"/>
+                <w:szCs w:val="18"/>
               </w:rPr>
               <w:t xml:space="preserve">SK AI SUMMIT · K-ICT WEEK in Busan</w:t>
             </w:r>
           </w:p>
           <w:p>
             <w:pPr>
-              <w:spacing w:after="80" w:before="0" w:line="300"/>
-            </w:pPr>
-            <w:r>
-              <w:rPr>
-                <w:color w:val="203047"/>
-                <w:sz w:val="20"/>
-                <w:szCs w:val="20"/>
+              <w:spacing w:after="75" w:before="0" w:line="218"/>
+            </w:pPr>
+            <w:r>
+              <w:rPr>
+                <w:color w:val="203047"/>
+                <w:sz w:val="15"/>
+                <w:szCs w:val="15"/>
               </w:rPr>
               <w:t xml:space="preserve">부산대학교 대표 전시팀으로 Pilltip 부스를 운영하고 서비스 시연과 기술 질의응답을 진행했습니다.</w:t>
             </w:r>
@@ -2712,7 +2711,7 @@
     </w:tbl>
     <w:tbl>
       <w:tblPr>
-        <w:tblW w:type="dxa" w:w="10092"/>
+        <w:tblW w:type="dxa" w:w="10318"/>
         <w:tblBorders>
           <w:top w:val="none" w:color="FFFFFF" w:sz="0"/>
           <w:left w:val="none" w:color="FFFFFF" w:sz="0"/>
@@ -2724,9 +2723,9 @@
         <w:tblLayout w:type="fixed"/>
       </w:tblPr>
       <w:tblGrid>
-        <w:gridCol w:w="2523"/>
-        <w:gridCol w:w="1110"/>
-        <w:gridCol w:w="6459"/>
+        <w:gridCol w:w="2580"/>
+        <w:gridCol w:w="1135"/>
+        <w:gridCol w:w="6604"/>
       </w:tblGrid>
       <w:tr>
         <w:trPr>
@@ -2734,23 +2733,23 @@
         </w:trPr>
         <w:tc>
           <w:tcPr>
-            <w:tcW w:type="dxa" w:w="2523"/>
+            <w:tcW w:type="dxa" w:w="2580"/>
             <w:tcMar>
-              <w:top w:type="dxa" w:w="60"/>
+              <w:top w:type="dxa" w:w="44"/>
               <w:left w:type="dxa" w:w="0"/>
-              <w:bottom w:type="dxa" w:w="60"/>
-              <w:right w:type="dxa" w:w="120"/>
+              <w:bottom w:type="dxa" w:w="44"/>
+              <w:right w:type="dxa" w:w="87"/>
             </w:tcMar>
           </w:tcPr>
           <w:p>
             <w:pPr>
-              <w:spacing w:after="80" w:before="0" w:line="300"/>
-            </w:pPr>
-            <w:r>
-              <w:rPr>
-                <w:color w:val="203047"/>
-                <w:sz w:val="20"/>
-                <w:szCs w:val="20"/>
+              <w:spacing w:after="75" w:before="0" w:line="218"/>
+            </w:pPr>
+            <w:r>
+              <w:rPr>
+                <w:color w:val="203047"/>
+                <w:sz w:val="15"/>
+                <w:szCs w:val="15"/>
               </w:rPr>
               <w:t xml:space="preserve">2022.02 — 2025.07</w:t>
             </w:r>
@@ -2758,22 +2757,22 @@
         </w:tc>
         <w:tc>
           <w:tcPr>
-            <w:tcW w:type="dxa" w:w="1110"/>
+            <w:tcW w:type="dxa" w:w="1135"/>
             <w:tcMar>
-              <w:top w:type="dxa" w:w="60"/>
+              <w:top w:type="dxa" w:w="44"/>
               <w:left w:type="dxa" w:w="0"/>
-              <w:bottom w:type="dxa" w:w="60"/>
+              <w:bottom w:type="dxa" w:w="44"/>
               <w:right w:type="dxa" w:w="0"/>
             </w:tcMar>
           </w:tcPr>
           <w:p>
             <w:pPr>
-              <w:spacing w:after="80" w:before="0" w:line="300"/>
+              <w:spacing w:after="75" w:before="0" w:line="218"/>
             </w:pPr>
             <w:r>
               <w:drawing>
                 <wp:inline distT="0" distB="0" distL="0" distR="0">
-                  <wp:extent cx="609600" cy="409575"/>
+                  <wp:extent cx="571500" cy="381000"/>
                   <wp:effectExtent t="0" r="0" b="0" l="0"/>
                   <wp:docPr id="1" name="" descr="" title=""/>
                   <wp:cNvGraphicFramePr>
@@ -2798,7 +2797,7 @@
                         <pic:spPr bwMode="auto">
                           <a:xfrm>
                             <a:off x="0" y="0"/>
-                            <a:ext cx="609600" cy="409575"/>
+                            <a:ext cx="571500" cy="381000"/>
                           </a:xfrm>
                           <a:prstGeom prst="rect">
                             <a:avLst/>
@@ -2814,53 +2813,53 @@
         </w:tc>
         <w:tc>
           <w:tcPr>
-            <w:tcW w:type="dxa" w:w="6459"/>
+            <w:tcW w:type="dxa" w:w="6604"/>
             <w:tcMar>
-              <w:top w:type="dxa" w:w="60"/>
+              <w:top w:type="dxa" w:w="44"/>
               <w:left w:type="dxa" w:w="0"/>
-              <w:bottom w:type="dxa" w:w="60"/>
+              <w:bottom w:type="dxa" w:w="44"/>
               <w:right w:type="dxa" w:w="0"/>
             </w:tcMar>
           </w:tcPr>
           <w:p>
             <w:pPr>
               <w:keepNext/>
-              <w:spacing w:after="0" w:before="0" w:line="276"/>
+              <w:spacing w:after="0" w:before="0" w:line="261"/>
             </w:pPr>
             <w:r>
               <w:rPr>
                 <w:b/>
                 <w:bCs/>
                 <w:color w:val="203047"/>
-                <w:sz w:val="24"/>
-                <w:szCs w:val="24"/>
+                <w:sz w:val="18"/>
+                <w:szCs w:val="18"/>
               </w:rPr>
               <w:t xml:space="preserve">백준 945일 연속 문제 해결</w:t>
             </w:r>
           </w:p>
           <w:p>
             <w:pPr>
-              <w:spacing w:after="80" w:before="0" w:line="300"/>
-            </w:pPr>
-            <w:r>
-              <w:rPr>
-                <w:color w:val="203047"/>
-                <w:sz w:val="20"/>
-                <w:szCs w:val="20"/>
+              <w:spacing w:after="75" w:before="0" w:line="218"/>
+            </w:pPr>
+            <w:r>
+              <w:rPr>
+                <w:color w:val="203047"/>
+                <w:sz w:val="15"/>
+                <w:szCs w:val="15"/>
               </w:rPr>
               <w:t xml:space="preserve">하루 한 문제를 목표로 solved.ac 기준 최장 945일 연속 문제를 해결했습니다. 누적 1,659문제, solved.ac Platinum IV. 풀이는 GitHub 저장소에 기록했습니다.</w:t>
             </w:r>
           </w:p>
           <w:p>
             <w:pPr>
-              <w:spacing w:after="80" w:before="0" w:line="300"/>
-            </w:pPr>
-            <w:hyperlink w:history="1" r:id="rIdau9-tobmooruv6_nkznuf">
+              <w:spacing w:after="75" w:before="0" w:line="218"/>
+            </w:pPr>
+            <w:hyperlink w:history="1" r:id="rId19mxwdpyttoulk5djfgln">
               <w:r>
                 <w:rPr>
                   <w:color w:val="315CBB"/>
-                  <w:sz w:val="20"/>
-                  <w:szCs w:val="20"/>
+                  <w:sz w:val="15"/>
+                  <w:szCs w:val="15"/>
                 </w:rPr>
                 <w:t xml:space="preserve">BaekJoon 풀이 저장소 ↗</w:t>
               </w:r>
@@ -2875,22 +2874,22 @@
         <w:pBdr>
           <w:bottom w:val="single" w:color="6A80BD" w:sz="12" w:space="4"/>
         </w:pBdr>
-        <w:spacing w:after="180" w:before="420" w:line="276"/>
+        <w:spacing w:after="135" w:before="240" w:line="261"/>
       </w:pPr>
       <w:r>
         <w:rPr>
           <w:b/>
           <w:bCs/>
           <w:color w:val="315CBB"/>
-          <w:sz w:val="24"/>
-          <w:szCs w:val="24"/>
+          <w:sz w:val="18"/>
+          <w:szCs w:val="18"/>
         </w:rPr>
         <w:t xml:space="preserve">학력 · 자격 </w:t>
       </w:r>
     </w:p>
     <w:tbl>
       <w:tblPr>
-        <w:tblW w:type="dxa" w:w="10092"/>
+        <w:tblW w:type="dxa" w:w="10318"/>
         <w:tblBorders>
           <w:top w:val="none" w:color="FFFFFF" w:sz="0"/>
           <w:left w:val="none" w:color="FFFFFF" w:sz="0"/>
@@ -2902,8 +2901,8 @@
         <w:tblLayout w:type="fixed"/>
       </w:tblPr>
       <w:tblGrid>
-        <w:gridCol w:w="2523"/>
-        <w:gridCol w:w="7569"/>
+        <w:gridCol w:w="2580"/>
+        <w:gridCol w:w="7739"/>
       </w:tblGrid>
       <w:tr>
         <w:trPr>
@@ -2911,23 +2910,23 @@
         </w:trPr>
         <w:tc>
           <w:tcPr>
-            <w:tcW w:type="dxa" w:w="2523"/>
+            <w:tcW w:type="dxa" w:w="2580"/>
             <w:tcMar>
-              <w:top w:type="dxa" w:w="60"/>
+              <w:top w:type="dxa" w:w="44"/>
               <w:left w:type="dxa" w:w="0"/>
-              <w:bottom w:type="dxa" w:w="60"/>
-              <w:right w:type="dxa" w:w="120"/>
+              <w:bottom w:type="dxa" w:w="44"/>
+              <w:right w:type="dxa" w:w="87"/>
             </w:tcMar>
           </w:tcPr>
           <w:p>
             <w:pPr>
-              <w:spacing w:after="80" w:before="0" w:line="300"/>
-            </w:pPr>
-            <w:r>
-              <w:rPr>
-                <w:color w:val="203047"/>
-                <w:sz w:val="20"/>
-                <w:szCs w:val="20"/>
+              <w:spacing w:after="75" w:before="0" w:line="218"/>
+            </w:pPr>
+            <w:r>
+              <w:rPr>
+                <w:color w:val="203047"/>
+                <w:sz w:val="15"/>
+                <w:szCs w:val="15"/>
               </w:rPr>
               <w:t xml:space="preserve">2022.02 — 2026.02 (편입)</w:t>
             </w:r>
@@ -2935,39 +2934,39 @@
         </w:tc>
         <w:tc>
           <w:tcPr>
-            <w:tcW w:type="dxa" w:w="7569"/>
+            <w:tcW w:type="dxa" w:w="7739"/>
             <w:tcMar>
-              <w:top w:type="dxa" w:w="60"/>
+              <w:top w:type="dxa" w:w="44"/>
               <w:left w:type="dxa" w:w="0"/>
-              <w:bottom w:type="dxa" w:w="60"/>
+              <w:bottom w:type="dxa" w:w="44"/>
               <w:right w:type="dxa" w:w="0"/>
             </w:tcMar>
           </w:tcPr>
           <w:p>
             <w:pPr>
               <w:keepNext/>
-              <w:spacing w:after="0" w:before="0" w:line="276"/>
+              <w:spacing w:after="0" w:before="0" w:line="261"/>
             </w:pPr>
             <w:r>
               <w:rPr>
                 <w:b/>
                 <w:bCs/>
                 <w:color w:val="203047"/>
-                <w:sz w:val="24"/>
-                <w:szCs w:val="24"/>
+                <w:sz w:val="18"/>
+                <w:szCs w:val="18"/>
               </w:rPr>
               <w:t xml:space="preserve">부산대학교</w:t>
             </w:r>
           </w:p>
           <w:p>
             <w:pPr>
-              <w:spacing w:after="80" w:before="0" w:line="300"/>
-            </w:pPr>
-            <w:r>
-              <w:rPr>
-                <w:color w:val="203047"/>
-                <w:sz w:val="20"/>
-                <w:szCs w:val="20"/>
+              <w:spacing w:after="75" w:before="0" w:line="218"/>
+            </w:pPr>
+            <w:r>
+              <w:rPr>
+                <w:color w:val="203047"/>
+                <w:sz w:val="15"/>
+                <w:szCs w:val="15"/>
               </w:rPr>
               <w:t xml:space="preserve">평균 학점 4.12 / 4.5</w:t>
             </w:r>
@@ -2977,7 +2976,7 @@
     </w:tbl>
     <w:tbl>
       <w:tblPr>
-        <w:tblW w:type="dxa" w:w="10092"/>
+        <w:tblW w:type="dxa" w:w="10318"/>
         <w:tblBorders>
           <w:top w:val="none" w:color="FFFFFF" w:sz="0"/>
           <w:left w:val="none" w:color="FFFFFF" w:sz="0"/>
@@ -2989,8 +2988,8 @@
         <w:tblLayout w:type="fixed"/>
       </w:tblPr>
       <w:tblGrid>
-        <w:gridCol w:w="2523"/>
-        <w:gridCol w:w="7569"/>
+        <w:gridCol w:w="2580"/>
+        <w:gridCol w:w="7739"/>
       </w:tblGrid>
       <w:tr>
         <w:trPr>
@@ -2998,23 +2997,23 @@
         </w:trPr>
         <w:tc>
           <w:tcPr>
-            <w:tcW w:type="dxa" w:w="2523"/>
+            <w:tcW w:type="dxa" w:w="2580"/>
             <w:tcMar>
-              <w:top w:type="dxa" w:w="60"/>
+              <w:top w:type="dxa" w:w="44"/>
               <w:left w:type="dxa" w:w="0"/>
-              <w:bottom w:type="dxa" w:w="60"/>
-              <w:right w:type="dxa" w:w="120"/>
+              <w:bottom w:type="dxa" w:w="44"/>
+              <w:right w:type="dxa" w:w="87"/>
             </w:tcMar>
           </w:tcPr>
           <w:p>
             <w:pPr>
-              <w:spacing w:after="80" w:before="0" w:line="300"/>
-            </w:pPr>
-            <w:r>
-              <w:rPr>
-                <w:color w:val="203047"/>
-                <w:sz w:val="20"/>
-                <w:szCs w:val="20"/>
+              <w:spacing w:after="75" w:before="0" w:line="218"/>
+            </w:pPr>
+            <w:r>
+              <w:rPr>
+                <w:color w:val="203047"/>
+                <w:sz w:val="15"/>
+                <w:szCs w:val="15"/>
               </w:rPr>
               <w:t xml:space="preserve">2019.03 — 2022.02 (중퇴)</w:t>
             </w:r>
@@ -3022,39 +3021,39 @@
         </w:tc>
         <w:tc>
           <w:tcPr>
-            <w:tcW w:type="dxa" w:w="7569"/>
+            <w:tcW w:type="dxa" w:w="7739"/>
             <w:tcMar>
-              <w:top w:type="dxa" w:w="60"/>
+              <w:top w:type="dxa" w:w="44"/>
               <w:left w:type="dxa" w:w="0"/>
-              <w:bottom w:type="dxa" w:w="60"/>
+              <w:bottom w:type="dxa" w:w="44"/>
               <w:right w:type="dxa" w:w="0"/>
             </w:tcMar>
           </w:tcPr>
           <w:p>
             <w:pPr>
               <w:keepNext/>
-              <w:spacing w:after="0" w:before="0" w:line="276"/>
+              <w:spacing w:after="0" w:before="0" w:line="261"/>
             </w:pPr>
             <w:r>
               <w:rPr>
                 <w:b/>
                 <w:bCs/>
                 <w:color w:val="203047"/>
-                <w:sz w:val="24"/>
-                <w:szCs w:val="24"/>
+                <w:sz w:val="18"/>
+                <w:szCs w:val="18"/>
               </w:rPr>
               <w:t xml:space="preserve">대구대학교</w:t>
             </w:r>
           </w:p>
           <w:p>
             <w:pPr>
-              <w:spacing w:after="80" w:before="0" w:line="300"/>
-            </w:pPr>
-            <w:r>
-              <w:rPr>
-                <w:color w:val="203047"/>
-                <w:sz w:val="20"/>
-                <w:szCs w:val="20"/>
+              <w:spacing w:after="75" w:before="0" w:line="218"/>
+            </w:pPr>
+            <w:r>
+              <w:rPr>
+                <w:color w:val="203047"/>
+                <w:sz w:val="15"/>
+                <w:szCs w:val="15"/>
               </w:rPr>
               <w:t xml:space="preserve">평균 학점 4.2 / 4.5</w:t>
             </w:r>
@@ -3064,7 +3063,7 @@
     </w:tbl>
     <w:tbl>
       <w:tblPr>
-        <w:tblW w:type="dxa" w:w="10092"/>
+        <w:tblW w:type="dxa" w:w="10318"/>
         <w:tblBorders>
           <w:top w:val="none" w:color="FFFFFF" w:sz="0"/>
           <w:left w:val="none" w:color="FFFFFF" w:sz="0"/>
@@ -3076,8 +3075,8 @@
         <w:tblLayout w:type="fixed"/>
       </w:tblPr>
       <w:tblGrid>
-        <w:gridCol w:w="2523"/>
-        <w:gridCol w:w="7569"/>
+        <w:gridCol w:w="2580"/>
+        <w:gridCol w:w="7739"/>
       </w:tblGrid>
       <w:tr>
         <w:trPr>
@@ -3085,23 +3084,23 @@
         </w:trPr>
         <w:tc>
           <w:tcPr>
-            <w:tcW w:type="dxa" w:w="2523"/>
+            <w:tcW w:type="dxa" w:w="2580"/>
             <w:tcMar>
-              <w:top w:type="dxa" w:w="60"/>
+              <w:top w:type="dxa" w:w="44"/>
               <w:left w:type="dxa" w:w="0"/>
-              <w:bottom w:type="dxa" w:w="60"/>
-              <w:right w:type="dxa" w:w="120"/>
+              <w:bottom w:type="dxa" w:w="44"/>
+              <w:right w:type="dxa" w:w="87"/>
             </w:tcMar>
           </w:tcPr>
           <w:p>
             <w:pPr>
-              <w:spacing w:after="80" w:before="0" w:line="300"/>
-            </w:pPr>
-            <w:r>
-              <w:rPr>
-                <w:color w:val="203047"/>
-                <w:sz w:val="20"/>
-                <w:szCs w:val="20"/>
+              <w:spacing w:after="75" w:before="0" w:line="218"/>
+            </w:pPr>
+            <w:r>
+              <w:rPr>
+                <w:color w:val="203047"/>
+                <w:sz w:val="15"/>
+                <w:szCs w:val="15"/>
               </w:rPr>
               <w:t xml:space="preserve">2025.09</w:t>
             </w:r>
@@ -3109,39 +3108,39 @@
         </w:tc>
         <w:tc>
           <w:tcPr>
-            <w:tcW w:type="dxa" w:w="7569"/>
+            <w:tcW w:type="dxa" w:w="7739"/>
             <w:tcMar>
-              <w:top w:type="dxa" w:w="60"/>
+              <w:top w:type="dxa" w:w="44"/>
               <w:left w:type="dxa" w:w="0"/>
-              <w:bottom w:type="dxa" w:w="60"/>
+              <w:bottom w:type="dxa" w:w="44"/>
               <w:right w:type="dxa" w:w="0"/>
             </w:tcMar>
           </w:tcPr>
           <w:p>
             <w:pPr>
               <w:keepNext/>
-              <w:spacing w:after="0" w:before="0" w:line="276"/>
+              <w:spacing w:after="0" w:before="0" w:line="261"/>
             </w:pPr>
             <w:r>
               <w:rPr>
                 <w:b/>
                 <w:bCs/>
                 <w:color w:val="203047"/>
-                <w:sz w:val="24"/>
-                <w:szCs w:val="24"/>
+                <w:sz w:val="18"/>
+                <w:szCs w:val="18"/>
               </w:rPr>
               <w:t xml:space="preserve">정보처리기사</w:t>
             </w:r>
           </w:p>
           <w:p>
             <w:pPr>
-              <w:spacing w:after="80" w:before="0" w:line="300"/>
-            </w:pPr>
-            <w:r>
-              <w:rPr>
-                <w:color w:val="203047"/>
-                <w:sz w:val="20"/>
-                <w:szCs w:val="20"/>
+              <w:spacing w:after="75" w:before="0" w:line="218"/>
+            </w:pPr>
+            <w:r>
+              <w:rPr>
+                <w:color w:val="203047"/>
+                <w:sz w:val="15"/>
+                <w:szCs w:val="15"/>
               </w:rPr>
               <w:t xml:space="preserve">한국산업인력공단</w:t>
             </w:r>
@@ -3155,22 +3154,22 @@
         <w:pBdr>
           <w:bottom w:val="single" w:color="6A80BD" w:sz="12" w:space="4"/>
         </w:pBdr>
-        <w:spacing w:after="180" w:before="420" w:line="276"/>
+        <w:spacing w:after="135" w:before="240" w:line="261"/>
       </w:pPr>
       <w:r>
         <w:rPr>
           <w:b/>
           <w:bCs/>
           <w:color w:val="315CBB"/>
-          <w:sz w:val="24"/>
-          <w:szCs w:val="24"/>
+          <w:sz w:val="18"/>
+          <w:szCs w:val="18"/>
         </w:rPr>
         <w:t xml:space="preserve">수상 </w:t>
       </w:r>
     </w:p>
     <w:tbl>
       <w:tblPr>
-        <w:tblW w:type="dxa" w:w="10092"/>
+        <w:tblW w:type="dxa" w:w="10318"/>
         <w:tblBorders>
           <w:top w:val="none" w:color="FFFFFF" w:sz="0"/>
           <w:left w:val="none" w:color="FFFFFF" w:sz="0"/>
@@ -3182,9 +3181,9 @@
         <w:tblLayout w:type="fixed"/>
       </w:tblPr>
       <w:tblGrid>
-        <w:gridCol w:w="2523"/>
-        <w:gridCol w:w="1110"/>
-        <w:gridCol w:w="6459"/>
+        <w:gridCol w:w="2580"/>
+        <w:gridCol w:w="1135"/>
+        <w:gridCol w:w="6604"/>
       </w:tblGrid>
       <w:tr>
         <w:trPr>
@@ -3192,23 +3191,23 @@
         </w:trPr>
         <w:tc>
           <w:tcPr>
-            <w:tcW w:type="dxa" w:w="2523"/>
+            <w:tcW w:type="dxa" w:w="2580"/>
             <w:tcMar>
-              <w:top w:type="dxa" w:w="60"/>
+              <w:top w:type="dxa" w:w="44"/>
               <w:left w:type="dxa" w:w="0"/>
-              <w:bottom w:type="dxa" w:w="60"/>
-              <w:right w:type="dxa" w:w="120"/>
+              <w:bottom w:type="dxa" w:w="44"/>
+              <w:right w:type="dxa" w:w="87"/>
             </w:tcMar>
           </w:tcPr>
           <w:p>
             <w:pPr>
-              <w:spacing w:after="80" w:before="0" w:line="300"/>
-            </w:pPr>
-            <w:r>
-              <w:rPr>
-                <w:color w:val="203047"/>
-                <w:sz w:val="20"/>
-                <w:szCs w:val="20"/>
+              <w:spacing w:after="75" w:before="0" w:line="218"/>
+            </w:pPr>
+            <w:r>
+              <w:rPr>
+                <w:color w:val="203047"/>
+                <w:sz w:val="15"/>
+                <w:szCs w:val="15"/>
               </w:rPr>
               <w:t xml:space="preserve">2025.10</w:t>
             </w:r>
@@ -3216,22 +3215,22 @@
         </w:tc>
         <w:tc>
           <w:tcPr>
-            <w:tcW w:type="dxa" w:w="1110"/>
+            <w:tcW w:type="dxa" w:w="1135"/>
             <w:tcMar>
-              <w:top w:type="dxa" w:w="60"/>
+              <w:top w:type="dxa" w:w="44"/>
               <w:left w:type="dxa" w:w="0"/>
-              <w:bottom w:type="dxa" w:w="60"/>
+              <w:bottom w:type="dxa" w:w="44"/>
               <w:right w:type="dxa" w:w="0"/>
             </w:tcMar>
           </w:tcPr>
           <w:p>
             <w:pPr>
-              <w:spacing w:after="80" w:before="0" w:line="300"/>
+              <w:spacing w:after="75" w:before="0" w:line="218"/>
             </w:pPr>
             <w:r>
               <w:drawing>
                 <wp:inline distT="0" distB="0" distL="0" distR="0">
-                  <wp:extent cx="542925" cy="762000"/>
+                  <wp:extent cx="400050" cy="571500"/>
                   <wp:effectExtent t="0" r="0" b="0" l="0"/>
                   <wp:docPr id="1" name="" descr="" title=""/>
                   <wp:cNvGraphicFramePr>
@@ -3256,7 +3255,7 @@
                         <pic:spPr bwMode="auto">
                           <a:xfrm>
                             <a:off x="0" y="0"/>
-                            <a:ext cx="542925" cy="762000"/>
+                            <a:ext cx="400050" cy="571500"/>
                           </a:xfrm>
                           <a:prstGeom prst="rect">
                             <a:avLst/>
@@ -3272,25 +3271,25 @@
         </w:tc>
         <w:tc>
           <w:tcPr>
-            <w:tcW w:type="dxa" w:w="6459"/>
+            <w:tcW w:type="dxa" w:w="6604"/>
             <w:tcMar>
-              <w:top w:type="dxa" w:w="60"/>
+              <w:top w:type="dxa" w:w="44"/>
               <w:left w:type="dxa" w:w="0"/>
-              <w:bottom w:type="dxa" w:w="60"/>
+              <w:bottom w:type="dxa" w:w="44"/>
               <w:right w:type="dxa" w:w="0"/>
             </w:tcMar>
           </w:tcPr>
           <w:p>
             <w:pPr>
-              <w:spacing w:after="80" w:before="0" w:line="300"/>
+              <w:spacing w:after="75" w:before="0" w:line="218"/>
             </w:pPr>
             <w:r>
               <w:rPr>
                 <w:b/>
                 <w:bCs/>
                 <w:color w:val="203047"/>
-                <w:sz w:val="20"/>
-                <w:szCs w:val="20"/>
+                <w:sz w:val="15"/>
+                <w:szCs w:val="15"/>
               </w:rPr>
               <w:t xml:space="preserve">캡스톤디자인 금상</w:t>
             </w:r>
@@ -3300,8 +3299,8 @@
             <w:r>
               <w:rPr>
                 <w:color w:val="203047"/>
-                <w:sz w:val="20"/>
-                <w:szCs w:val="20"/>
+                <w:sz w:val="15"/>
+                <w:szCs w:val="15"/>
               </w:rPr>
               <w:t xml:space="preserve">소프트웨어·인공지능 분과 / 부산대학교 정보의생명공학대학</w:t>
             </w:r>
@@ -3311,7 +3310,7 @@
     </w:tbl>
     <w:tbl>
       <w:tblPr>
-        <w:tblW w:type="dxa" w:w="10092"/>
+        <w:tblW w:type="dxa" w:w="10318"/>
         <w:tblBorders>
           <w:top w:val="none" w:color="FFFFFF" w:sz="0"/>
           <w:left w:val="none" w:color="FFFFFF" w:sz="0"/>
@@ -3323,9 +3322,9 @@
         <w:tblLayout w:type="fixed"/>
       </w:tblPr>
       <w:tblGrid>
-        <w:gridCol w:w="2523"/>
-        <w:gridCol w:w="1110"/>
-        <w:gridCol w:w="6459"/>
+        <w:gridCol w:w="2580"/>
+        <w:gridCol w:w="1135"/>
+        <w:gridCol w:w="6604"/>
       </w:tblGrid>
       <w:tr>
         <w:trPr>
@@ -3333,23 +3332,23 @@
         </w:trPr>
         <w:tc>
           <w:tcPr>
-            <w:tcW w:type="dxa" w:w="2523"/>
+            <w:tcW w:type="dxa" w:w="2580"/>
             <w:tcMar>
-              <w:top w:type="dxa" w:w="60"/>
+              <w:top w:type="dxa" w:w="44"/>
               <w:left w:type="dxa" w:w="0"/>
-              <w:bottom w:type="dxa" w:w="60"/>
-              <w:right w:type="dxa" w:w="120"/>
+              <w:bottom w:type="dxa" w:w="44"/>
+              <w:right w:type="dxa" w:w="87"/>
             </w:tcMar>
           </w:tcPr>
           <w:p>
             <w:pPr>
-              <w:spacing w:after="80" w:before="0" w:line="300"/>
-            </w:pPr>
-            <w:r>
-              <w:rPr>
-                <w:color w:val="203047"/>
-                <w:sz w:val="20"/>
-                <w:szCs w:val="20"/>
+              <w:spacing w:after="75" w:before="0" w:line="218"/>
+            </w:pPr>
+            <w:r>
+              <w:rPr>
+                <w:color w:val="203047"/>
+                <w:sz w:val="15"/>
+                <w:szCs w:val="15"/>
               </w:rPr>
               <w:t xml:space="preserve">2025.09</w:t>
             </w:r>
@@ -3357,22 +3356,22 @@
         </w:tc>
         <w:tc>
           <w:tcPr>
-            <w:tcW w:type="dxa" w:w="1110"/>
+            <w:tcW w:type="dxa" w:w="1135"/>
             <w:tcMar>
-              <w:top w:type="dxa" w:w="60"/>
+              <w:top w:type="dxa" w:w="44"/>
               <w:left w:type="dxa" w:w="0"/>
-              <w:bottom w:type="dxa" w:w="60"/>
+              <w:bottom w:type="dxa" w:w="44"/>
               <w:right w:type="dxa" w:w="0"/>
             </w:tcMar>
           </w:tcPr>
           <w:p>
             <w:pPr>
-              <w:spacing w:after="80" w:before="0" w:line="300"/>
+              <w:spacing w:after="75" w:before="0" w:line="218"/>
             </w:pPr>
             <w:r>
               <w:drawing>
                 <wp:inline distT="0" distB="0" distL="0" distR="0">
-                  <wp:extent cx="542925" cy="762000"/>
+                  <wp:extent cx="400050" cy="571500"/>
                   <wp:effectExtent t="0" r="0" b="0" l="0"/>
                   <wp:docPr id="1" name="" descr="" title=""/>
                   <wp:cNvGraphicFramePr>
@@ -3397,7 +3396,7 @@
                         <pic:spPr bwMode="auto">
                           <a:xfrm>
                             <a:off x="0" y="0"/>
-                            <a:ext cx="542925" cy="762000"/>
+                            <a:ext cx="400050" cy="571500"/>
                           </a:xfrm>
                           <a:prstGeom prst="rect">
                             <a:avLst/>
@@ -3413,25 +3412,25 @@
         </w:tc>
         <w:tc>
           <w:tcPr>
-            <w:tcW w:type="dxa" w:w="6459"/>
+            <w:tcW w:type="dxa" w:w="6604"/>
             <w:tcMar>
-              <w:top w:type="dxa" w:w="60"/>
+              <w:top w:type="dxa" w:w="44"/>
               <w:left w:type="dxa" w:w="0"/>
-              <w:bottom w:type="dxa" w:w="60"/>
+              <w:bottom w:type="dxa" w:w="44"/>
               <w:right w:type="dxa" w:w="0"/>
             </w:tcMar>
           </w:tcPr>
           <w:p>
             <w:pPr>
-              <w:spacing w:after="80" w:before="0" w:line="300"/>
+              <w:spacing w:after="75" w:before="0" w:line="218"/>
             </w:pPr>
             <w:r>
               <w:rPr>
                 <w:b/>
                 <w:bCs/>
                 <w:color w:val="203047"/>
-                <w:sz w:val="20"/>
-                <w:szCs w:val="20"/>
+                <w:sz w:val="15"/>
+                <w:szCs w:val="15"/>
               </w:rPr>
               <w:t xml:space="preserve">부산 DATA WEEK 최우수상</w:t>
             </w:r>
@@ -3441,8 +3440,8 @@
             <w:r>
               <w:rPr>
                 <w:color w:val="203047"/>
-                <w:sz w:val="20"/>
-                <w:szCs w:val="20"/>
+                <w:sz w:val="15"/>
+                <w:szCs w:val="15"/>
               </w:rPr>
               <w:t xml:space="preserve">데이터 활용 우수사례 공모전 / 부산테크노파크</w:t>
             </w:r>
@@ -3452,7 +3451,7 @@
     </w:tbl>
     <w:tbl>
       <w:tblPr>
-        <w:tblW w:type="dxa" w:w="10092"/>
+        <w:tblW w:type="dxa" w:w="10318"/>
         <w:tblBorders>
           <w:top w:val="none" w:color="FFFFFF" w:sz="0"/>
           <w:left w:val="none" w:color="FFFFFF" w:sz="0"/>
@@ -3464,9 +3463,9 @@
         <w:tblLayout w:type="fixed"/>
       </w:tblPr>
       <w:tblGrid>
-        <w:gridCol w:w="2523"/>
-        <w:gridCol w:w="1110"/>
-        <w:gridCol w:w="6459"/>
+        <w:gridCol w:w="2580"/>
+        <w:gridCol w:w="1135"/>
+        <w:gridCol w:w="6604"/>
       </w:tblGrid>
       <w:tr>
         <w:trPr>
@@ -3474,23 +3473,23 @@
         </w:trPr>
         <w:tc>
           <w:tcPr>
-            <w:tcW w:type="dxa" w:w="2523"/>
+            <w:tcW w:type="dxa" w:w="2580"/>
             <w:tcMar>
-              <w:top w:type="dxa" w:w="60"/>
+              <w:top w:type="dxa" w:w="44"/>
               <w:left w:type="dxa" w:w="0"/>
-              <w:bottom w:type="dxa" w:w="60"/>
-              <w:right w:type="dxa" w:w="120"/>
+              <w:bottom w:type="dxa" w:w="44"/>
+              <w:right w:type="dxa" w:w="87"/>
             </w:tcMar>
           </w:tcPr>
           <w:p>
             <w:pPr>
-              <w:spacing w:after="80" w:before="0" w:line="300"/>
-            </w:pPr>
-            <w:r>
-              <w:rPr>
-                <w:color w:val="203047"/>
-                <w:sz w:val="20"/>
-                <w:szCs w:val="20"/>
+              <w:spacing w:after="75" w:before="0" w:line="218"/>
+            </w:pPr>
+            <w:r>
+              <w:rPr>
+                <w:color w:val="203047"/>
+                <w:sz w:val="15"/>
+                <w:szCs w:val="15"/>
               </w:rPr>
               <w:t xml:space="preserve">2025.09</w:t>
             </w:r>
@@ -3498,22 +3497,22 @@
         </w:tc>
         <w:tc>
           <w:tcPr>
-            <w:tcW w:type="dxa" w:w="1110"/>
+            <w:tcW w:type="dxa" w:w="1135"/>
             <w:tcMar>
-              <w:top w:type="dxa" w:w="60"/>
+              <w:top w:type="dxa" w:w="44"/>
               <w:left w:type="dxa" w:w="0"/>
-              <w:bottom w:type="dxa" w:w="60"/>
+              <w:bottom w:type="dxa" w:w="44"/>
               <w:right w:type="dxa" w:w="0"/>
             </w:tcMar>
           </w:tcPr>
           <w:p>
             <w:pPr>
-              <w:spacing w:after="80" w:before="0" w:line="300"/>
+              <w:spacing w:after="75" w:before="0" w:line="218"/>
             </w:pPr>
             <w:r>
               <w:drawing>
                 <wp:inline distT="0" distB="0" distL="0" distR="0">
-                  <wp:extent cx="542925" cy="762000"/>
+                  <wp:extent cx="400050" cy="571500"/>
                   <wp:effectExtent t="0" r="0" b="0" l="0"/>
                   <wp:docPr id="1" name="" descr="" title=""/>
                   <wp:cNvGraphicFramePr>
@@ -3538,7 +3537,7 @@
                         <pic:spPr bwMode="auto">
                           <a:xfrm>
                             <a:off x="0" y="0"/>
-                            <a:ext cx="542925" cy="762000"/>
+                            <a:ext cx="400050" cy="571500"/>
                           </a:xfrm>
                           <a:prstGeom prst="rect">
                             <a:avLst/>
@@ -3554,25 +3553,25 @@
         </w:tc>
         <w:tc>
           <w:tcPr>
-            <w:tcW w:type="dxa" w:w="6459"/>
+            <w:tcW w:type="dxa" w:w="6604"/>
             <w:tcMar>
-              <w:top w:type="dxa" w:w="60"/>
+              <w:top w:type="dxa" w:w="44"/>
               <w:left w:type="dxa" w:w="0"/>
-              <w:bottom w:type="dxa" w:w="60"/>
+              <w:bottom w:type="dxa" w:w="44"/>
               <w:right w:type="dxa" w:w="0"/>
             </w:tcMar>
           </w:tcPr>
           <w:p>
             <w:pPr>
-              <w:spacing w:after="80" w:before="0" w:line="300"/>
+              <w:spacing w:after="75" w:before="0" w:line="218"/>
             </w:pPr>
             <w:r>
               <w:rPr>
                 <w:b/>
                 <w:bCs/>
                 <w:color w:val="203047"/>
-                <w:sz w:val="20"/>
-                <w:szCs w:val="20"/>
+                <w:sz w:val="15"/>
+                <w:szCs w:val="15"/>
               </w:rPr>
               <w:t xml:space="preserve">AI LAUNCH 커리어스쿨 창업톤 장려상</w:t>
             </w:r>
@@ -3582,8 +3581,8 @@
             <w:r>
               <w:rPr>
                 <w:color w:val="203047"/>
-                <w:sz w:val="20"/>
-                <w:szCs w:val="20"/>
+                <w:sz w:val="15"/>
+                <w:szCs w:val="15"/>
               </w:rPr>
               <w:t xml:space="preserve">KRYPTON X x Root Impact x Google.org</w:t>
             </w:r>
@@ -3593,7 +3592,7 @@
     </w:tbl>
     <w:tbl>
       <w:tblPr>
-        <w:tblW w:type="dxa" w:w="10092"/>
+        <w:tblW w:type="dxa" w:w="10318"/>
         <w:tblBorders>
           <w:top w:val="none" w:color="FFFFFF" w:sz="0"/>
           <w:left w:val="none" w:color="FFFFFF" w:sz="0"/>
@@ -3605,9 +3604,9 @@
         <w:tblLayout w:type="fixed"/>
       </w:tblPr>
       <w:tblGrid>
-        <w:gridCol w:w="2523"/>
-        <w:gridCol w:w="1110"/>
-        <w:gridCol w:w="6459"/>
+        <w:gridCol w:w="2580"/>
+        <w:gridCol w:w="1135"/>
+        <w:gridCol w:w="6604"/>
       </w:tblGrid>
       <w:tr>
         <w:trPr>
@@ -3615,23 +3614,23 @@
         </w:trPr>
         <w:tc>
           <w:tcPr>
-            <w:tcW w:type="dxa" w:w="2523"/>
+            <w:tcW w:type="dxa" w:w="2580"/>
             <w:tcMar>
-              <w:top w:type="dxa" w:w="60"/>
+              <w:top w:type="dxa" w:w="44"/>
               <w:left w:type="dxa" w:w="0"/>
-              <w:bottom w:type="dxa" w:w="60"/>
-              <w:right w:type="dxa" w:w="120"/>
+              <w:bottom w:type="dxa" w:w="44"/>
+              <w:right w:type="dxa" w:w="87"/>
             </w:tcMar>
           </w:tcPr>
           <w:p>
             <w:pPr>
-              <w:spacing w:after="80" w:before="0" w:line="300"/>
-            </w:pPr>
-            <w:r>
-              <w:rPr>
-                <w:color w:val="203047"/>
-                <w:sz w:val="20"/>
-                <w:szCs w:val="20"/>
+              <w:spacing w:after="75" w:before="0" w:line="218"/>
+            </w:pPr>
+            <w:r>
+              <w:rPr>
+                <w:color w:val="203047"/>
+                <w:sz w:val="15"/>
+                <w:szCs w:val="15"/>
               </w:rPr>
               <w:t xml:space="preserve">2025.08</w:t>
             </w:r>
@@ -3639,22 +3638,22 @@
         </w:tc>
         <w:tc>
           <w:tcPr>
-            <w:tcW w:type="dxa" w:w="1110"/>
+            <w:tcW w:type="dxa" w:w="1135"/>
             <w:tcMar>
-              <w:top w:type="dxa" w:w="60"/>
+              <w:top w:type="dxa" w:w="44"/>
               <w:left w:type="dxa" w:w="0"/>
-              <w:bottom w:type="dxa" w:w="60"/>
+              <w:bottom w:type="dxa" w:w="44"/>
               <w:right w:type="dxa" w:w="0"/>
             </w:tcMar>
           </w:tcPr>
           <w:p>
             <w:pPr>
-              <w:spacing w:after="80" w:before="0" w:line="300"/>
+              <w:spacing w:after="75" w:before="0" w:line="218"/>
             </w:pPr>
             <w:r>
               <w:drawing>
                 <wp:inline distT="0" distB="0" distL="0" distR="0">
-                  <wp:extent cx="542925" cy="762000"/>
+                  <wp:extent cx="400050" cy="571500"/>
                   <wp:effectExtent t="0" r="0" b="0" l="0"/>
                   <wp:docPr id="1" name="" descr="" title=""/>
                   <wp:cNvGraphicFramePr>
@@ -3679,7 +3678,7 @@
                         <pic:spPr bwMode="auto">
                           <a:xfrm>
                             <a:off x="0" y="0"/>
-                            <a:ext cx="542925" cy="762000"/>
+                            <a:ext cx="400050" cy="571500"/>
                           </a:xfrm>
                           <a:prstGeom prst="rect">
                             <a:avLst/>
@@ -3695,25 +3694,25 @@
         </w:tc>
         <w:tc>
           <w:tcPr>
-            <w:tcW w:type="dxa" w:w="6459"/>
+            <w:tcW w:type="dxa" w:w="6604"/>
             <w:tcMar>
-              <w:top w:type="dxa" w:w="60"/>
+              <w:top w:type="dxa" w:w="44"/>
               <w:left w:type="dxa" w:w="0"/>
-              <w:bottom w:type="dxa" w:w="60"/>
+              <w:bottom w:type="dxa" w:w="44"/>
               <w:right w:type="dxa" w:w="0"/>
             </w:tcMar>
           </w:tcPr>
           <w:p>
             <w:pPr>
-              <w:spacing w:after="80" w:before="0" w:line="300"/>
+              <w:spacing w:after="75" w:before="0" w:line="218"/>
             </w:pPr>
             <w:r>
               <w:rPr>
                 <w:b/>
                 <w:bCs/>
                 <w:color w:val="203047"/>
-                <w:sz w:val="20"/>
-                <w:szCs w:val="20"/>
+                <w:sz w:val="15"/>
+                <w:szCs w:val="15"/>
               </w:rPr>
               <w:t xml:space="preserve">SW중심대학 디지털 경진대회 후원기업상</w:t>
             </w:r>
@@ -3723,8 +3722,8 @@
             <w:r>
               <w:rPr>
                 <w:color w:val="203047"/>
-                <w:sz w:val="20"/>
-                <w:szCs w:val="20"/>
+                <w:sz w:val="15"/>
+                <w:szCs w:val="15"/>
               </w:rPr>
               <w:t xml:space="preserve">SW중심대학협의회</w:t>
             </w:r>
@@ -3735,7 +3734,7 @@
     <w:sectPr>
       <w:footerReference w:type="default" r:id="rId7"/>
       <w:pgSz w:w="11906" w:h="16838" w:orient="portrait"/>
-      <w:pgMar w:top="1000" w:right="907" w:bottom="1000" w:left="907" w:header="708" w:footer="500" w:gutter="0"/>
+      <w:pgMar w:top="737" w:right="794" w:bottom="907" w:left="794" w:header="708" w:footer="454" w:gutter="0"/>
       <w:pgNumType/>
       <w:docGrid w:linePitch="360"/>
     </w:sectPr>
@@ -3789,14 +3788,14 @@
   <w:p>
     <w:pPr>
       <w:tabs>
-        <w:tab w:val="right" w:pos="10092"/>
+        <w:tab w:val="right" w:pos="10318"/>
       </w:tabs>
     </w:pPr>
     <w:r>
       <w:rPr>
         <w:color w:val="7D8DA3"/>
-        <w:sz w:val="16"/>
-        <w:szCs w:val="16"/>
+        <w:sz w:val="12"/>
+        <w:szCs w:val="12"/>
       </w:rPr>
       <w:t xml:space="preserve">김재형 · AI Application Developer / Backend Engineer</w:t>
     </w:r>
@@ -3806,8 +3805,8 @@
     <w:r>
       <w:rPr>
         <w:color w:val="7D8DA3"/>
-        <w:sz w:val="16"/>
-        <w:szCs w:val="16"/>
+        <w:sz w:val="12"/>
+        <w:szCs w:val="12"/>
       </w:rPr>
       <w:fldChar w:fldCharType="begin"/>
       <w:instrText xml:space="preserve">PAGE</w:instrText>
@@ -3962,14 +3961,14 @@
       <w:rPr>
         <w:rFonts w:ascii="Malgun Gothic" w:cs="Malgun Gothic" w:eastAsia="Malgun Gothic" w:hAnsi="Malgun Gothic"/>
         <w:color w:val="203047"/>
-        <w:sz w:val="20"/>
-        <w:szCs w:val="20"/>
+        <w:sz w:val="15"/>
+        <w:szCs w:val="15"/>
         <w:lang w:val="ko-KR" w:eastAsia="ko-KR"/>
       </w:rPr>
     </w:rPrDefault>
     <w:pPrDefault>
       <w:pPr>
-        <w:spacing w:after="60" w:line="300"/>
+        <w:spacing w:after="75" w:line="218"/>
       </w:pPr>
     </w:pPrDefault>
   </w:docDefaults>

--- a/site/resume.docx
+++ b/site/resume.docx
@@ -87,22 +87,9 @@
           </w:p>
           <w:p>
             <w:pPr>
-              <w:spacing w:after="90" w:before="0" w:line="218"/>
-            </w:pPr>
-            <w:r>
-              <w:rPr>
-                <w:color w:val="607089"/>
-                <w:sz w:val="15"/>
-                <w:szCs w:val="15"/>
-              </w:rPr>
-              <w:t xml:space="preserve">AI Application Developer · Backend Engineer</w:t>
-            </w:r>
-          </w:p>
-          <w:p>
-            <w:pPr>
               <w:spacing w:after="0" w:before="75" w:line="218"/>
             </w:pPr>
-            <w:hyperlink w:history="1" r:id="rIdk-aia8fa4zqvrxt3awsqr">
+            <w:hyperlink w:history="1" r:id="rIdwy6xcezd5-eidc6q49yl3">
               <w:r>
                 <w:rPr>
                   <w:color w:val="315CBB"/>
@@ -120,7 +107,7 @@
               </w:rPr>
               <w:t xml:space="preserve">   </w:t>
             </w:r>
-            <w:hyperlink w:history="1" r:id="rId198xc60k5vjxt36jhomg6">
+            <w:hyperlink w:history="1" r:id="rIde6tzgkpbciwo7icslsq5l">
               <w:r>
                 <w:rPr>
                   <w:color w:val="315CBB"/>
@@ -138,7 +125,7 @@
               </w:rPr>
               <w:t xml:space="preserve">   </w:t>
             </w:r>
-            <w:hyperlink w:history="1" r:id="rIdmhd8kfildny4ytsrsyaw4">
+            <w:hyperlink w:history="1" r:id="rIdyba9-c5wpinhxizbbikdb">
               <w:r>
                 <w:rPr>
                   <w:color w:val="315CBB"/>
@@ -156,7 +143,7 @@
               </w:rPr>
               <w:t xml:space="preserve">   </w:t>
             </w:r>
-            <w:hyperlink w:history="1" r:id="rIddxzmqiiyzovshe7pfhabt">
+            <w:hyperlink w:history="1" r:id="rIdlfls4btheqonez7pfiq2i">
               <w:r>
                 <w:rPr>
                   <w:color w:val="315CBB"/>
@@ -205,6 +192,7 @@
           <w:numId w:val="1"/>
         </w:numPr>
         <w:spacing w:after="75" w:before="0" w:line="218"/>
+        <w:ind w:left="195" w:hanging="195"/>
       </w:pPr>
       <w:r>
         <w:rPr>
@@ -225,6 +213,7 @@
           <w:numId w:val="1"/>
         </w:numPr>
         <w:spacing w:after="75" w:before="0" w:line="218"/>
+        <w:ind w:left="195" w:hanging="195"/>
       </w:pPr>
       <w:r>
         <w:rPr>
@@ -245,6 +234,7 @@
           <w:numId w:val="1"/>
         </w:numPr>
         <w:spacing w:after="75" w:before="0" w:line="218"/>
+        <w:ind w:left="195" w:hanging="195"/>
       </w:pPr>
       <w:r>
         <w:rPr>
@@ -290,8 +280,8 @@
         <w:tblLayout w:type="fixed"/>
       </w:tblPr>
       <w:tblGrid>
-        <w:gridCol w:w="7223"/>
-        <w:gridCol w:w="3095"/>
+        <w:gridCol w:w="8048"/>
+        <w:gridCol w:w="2270"/>
       </w:tblGrid>
       <w:tr>
         <w:trPr>
@@ -299,7 +289,7 @@
         </w:trPr>
         <w:tc>
           <w:tcPr>
-            <w:tcW w:type="dxa" w:w="7223"/>
+            <w:tcW w:type="dxa" w:w="8048"/>
             <w:tcMar>
               <w:top w:type="dxa" w:w="204"/>
               <w:left w:type="dxa" w:w="0"/>
@@ -326,7 +316,7 @@
         </w:tc>
         <w:tc>
           <w:tcPr>
-            <w:tcW w:type="dxa" w:w="3095"/>
+            <w:tcW w:type="dxa" w:w="2270"/>
             <w:tcMar>
               <w:top w:type="dxa" w:w="204"/>
               <w:left w:type="dxa" w:w="0"/>
@@ -337,7 +327,7 @@
           <w:p>
             <w:pPr>
               <w:keepNext/>
-              <w:spacing w:after="75" w:before="0" w:line="203"/>
+              <w:spacing w:after="0" w:before="0" w:line="203"/>
               <w:jc w:val="right"/>
             </w:pPr>
             <w:r>
@@ -354,7 +344,7 @@
     </w:tbl>
     <w:p>
       <w:pPr>
-        <w:spacing w:after="75" w:before="0" w:line="203"/>
+        <w:spacing w:after="60" w:before="0" w:line="203"/>
       </w:pPr>
       <w:r>
         <w:rPr>
@@ -378,7 +368,7 @@
     </w:p>
     <w:p>
       <w:pPr>
-        <w:spacing w:after="75" w:before="0" w:line="203"/>
+        <w:spacing w:after="60" w:before="0" w:line="203"/>
       </w:pPr>
       <w:r>
         <w:rPr>
@@ -402,9 +392,9 @@
     </w:p>
     <w:p>
       <w:pPr>
-        <w:spacing w:after="75" w:before="0" w:line="218"/>
-      </w:pPr>
-      <w:hyperlink w:history="1" r:id="rIdmmuzeekksvc9fko8aorar">
+        <w:spacing w:after="0" w:before="0" w:line="218"/>
+      </w:pPr>
+      <w:hyperlink w:history="1" r:id="rIdlmzy31qamewtu8i29ypbd">
         <w:r>
           <w:rPr>
             <w:color w:val="315CBB"/>
@@ -433,7 +423,7 @@
     </w:p>
     <w:p>
       <w:pPr>
-        <w:spacing w:after="75" w:before="0" w:line="203"/>
+        <w:spacing w:after="60" w:before="0" w:line="203"/>
       </w:pPr>
       <w:r>
         <w:rPr>
@@ -452,6 +442,7 @@
           <w:numId w:val="1"/>
         </w:numPr>
         <w:spacing w:after="75" w:before="0" w:line="218"/>
+        <w:ind w:left="195" w:hanging="195"/>
       </w:pPr>
       <w:r>
         <w:rPr>
@@ -545,7 +536,7 @@
     </w:p>
     <w:p>
       <w:pPr>
-        <w:spacing w:after="75" w:before="0" w:line="203"/>
+        <w:spacing w:after="60" w:before="0" w:line="203"/>
       </w:pPr>
       <w:r>
         <w:rPr>
@@ -564,6 +555,7 @@
           <w:numId w:val="1"/>
         </w:numPr>
         <w:spacing w:after="75" w:before="0" w:line="218"/>
+        <w:ind w:left="195" w:hanging="195"/>
       </w:pPr>
       <w:r>
         <w:rPr>
@@ -647,6 +639,7 @@
           <w:numId w:val="1"/>
         </w:numPr>
         <w:spacing w:after="75" w:before="0" w:line="218"/>
+        <w:ind w:left="195" w:hanging="195"/>
       </w:pPr>
       <w:r>
         <w:rPr>
@@ -730,6 +723,7 @@
           <w:numId w:val="1"/>
         </w:numPr>
         <w:spacing w:after="75" w:before="0" w:line="218"/>
+        <w:ind w:left="195" w:hanging="195"/>
       </w:pPr>
       <w:r>
         <w:rPr>
@@ -792,6 +786,7 @@
           <w:numId w:val="1"/>
         </w:numPr>
         <w:spacing w:after="75" w:before="0" w:line="218"/>
+        <w:ind w:left="195" w:hanging="195"/>
       </w:pPr>
       <w:r>
         <w:rPr>
@@ -864,7 +859,7 @@
     </w:p>
     <w:p>
       <w:pPr>
-        <w:spacing w:after="75" w:before="0" w:line="203"/>
+        <w:spacing w:after="60" w:before="0" w:line="203"/>
       </w:pPr>
       <w:r>
         <w:rPr>
@@ -883,6 +878,7 @@
           <w:numId w:val="1"/>
         </w:numPr>
         <w:spacing w:after="75" w:before="0" w:line="218"/>
+        <w:ind w:left="195" w:hanging="195"/>
       </w:pPr>
       <w:r>
         <w:rPr>
@@ -945,6 +941,7 @@
           <w:numId w:val="1"/>
         </w:numPr>
         <w:spacing w:after="75" w:before="0" w:line="218"/>
+        <w:ind w:left="195" w:hanging="195"/>
       </w:pPr>
       <w:r>
         <w:rPr>
@@ -1007,6 +1004,7 @@
           <w:numId w:val="1"/>
         </w:numPr>
         <w:spacing w:after="75" w:before="0" w:line="218"/>
+        <w:ind w:left="195" w:hanging="195"/>
       </w:pPr>
       <w:r>
         <w:rPr>
@@ -1079,7 +1077,7 @@
     </w:p>
     <w:p>
       <w:pPr>
-        <w:spacing w:after="75" w:before="0" w:line="203"/>
+        <w:spacing w:after="60" w:before="0" w:line="203"/>
       </w:pPr>
       <w:r>
         <w:rPr>
@@ -1098,6 +1096,7 @@
           <w:numId w:val="1"/>
         </w:numPr>
         <w:spacing w:after="75" w:before="0" w:line="218"/>
+        <w:ind w:left="195" w:hanging="195"/>
       </w:pPr>
       <w:r>
         <w:rPr>
@@ -1181,6 +1180,7 @@
           <w:numId w:val="1"/>
         </w:numPr>
         <w:spacing w:after="75" w:before="0" w:line="218"/>
+        <w:ind w:left="195" w:hanging="195"/>
       </w:pPr>
       <w:r>
         <w:rPr>
@@ -1258,7 +1258,7 @@
     </w:p>
     <w:p>
       <w:pPr>
-        <w:spacing w:after="75" w:before="0" w:line="203"/>
+        <w:spacing w:after="60" w:before="0" w:line="203"/>
       </w:pPr>
       <w:r>
         <w:rPr>
@@ -1271,7 +1271,7 @@
     </w:p>
     <w:p>
       <w:pPr>
-        <w:spacing w:after="75" w:before="0" w:line="203"/>
+        <w:spacing w:after="60" w:before="0" w:line="203"/>
       </w:pPr>
       <w:r>
         <w:rPr>
@@ -1284,7 +1284,7 @@
     </w:p>
     <w:p>
       <w:pPr>
-        <w:spacing w:after="75" w:before="0" w:line="203"/>
+        <w:spacing w:after="60" w:before="0" w:line="203"/>
       </w:pPr>
       <w:r>
         <w:rPr>
@@ -1299,7 +1299,7 @@
       <w:pPr>
         <w:spacing w:after="0" w:before="75" w:line="218"/>
       </w:pPr>
-      <w:hyperlink w:history="1" r:id="rIdrsd3uukmnmvrxay6odgsf">
+      <w:hyperlink w:history="1" r:id="rIdcyezjlitec9veqlr3r699">
         <w:r>
           <w:rPr>
             <w:color w:val="315CBB"/>
@@ -1317,7 +1317,7 @@
         </w:rPr>
         <w:t xml:space="preserve">   </w:t>
       </w:r>
-      <w:hyperlink w:history="1" r:id="rIdr3th43nq9w_2nqko_3ziv">
+      <w:hyperlink w:history="1" r:id="rIdjkagyulc_dnxjhmz-jgz-">
         <w:r>
           <w:rPr>
             <w:color w:val="315CBB"/>
@@ -1335,7 +1335,7 @@
         </w:rPr>
         <w:t xml:space="preserve">   </w:t>
       </w:r>
-      <w:hyperlink w:history="1" r:id="rIdgc4htj8jbmtpg2eum811k">
+      <w:hyperlink w:history="1" r:id="rId4wsnyrdprbk_a6rsjxgla">
         <w:r>
           <w:rPr>
             <w:color w:val="315CBB"/>
@@ -1353,7 +1353,7 @@
         </w:rPr>
         <w:t xml:space="preserve">   </w:t>
       </w:r>
-      <w:hyperlink w:history="1" r:id="rIdfrgyjwrb-azc1jofncpuw">
+      <w:hyperlink w:history="1" r:id="rIdih3wqtdkyxrejwupwok8-">
         <w:r>
           <w:rPr>
             <w:color w:val="315CBB"/>
@@ -1386,8 +1386,8 @@
         <w:tblLayout w:type="fixed"/>
       </w:tblPr>
       <w:tblGrid>
-        <w:gridCol w:w="7223"/>
-        <w:gridCol w:w="3095"/>
+        <w:gridCol w:w="8048"/>
+        <w:gridCol w:w="2270"/>
       </w:tblGrid>
       <w:tr>
         <w:trPr>
@@ -1395,7 +1395,7 @@
         </w:trPr>
         <w:tc>
           <w:tcPr>
-            <w:tcW w:type="dxa" w:w="7223"/>
+            <w:tcW w:type="dxa" w:w="8048"/>
             <w:tcMar>
               <w:top w:type="dxa" w:w="204"/>
               <w:left w:type="dxa" w:w="0"/>
@@ -1422,7 +1422,7 @@
         </w:tc>
         <w:tc>
           <w:tcPr>
-            <w:tcW w:type="dxa" w:w="3095"/>
+            <w:tcW w:type="dxa" w:w="2270"/>
             <w:tcMar>
               <w:top w:type="dxa" w:w="204"/>
               <w:left w:type="dxa" w:w="0"/>
@@ -1433,7 +1433,7 @@
           <w:p>
             <w:pPr>
               <w:keepNext/>
-              <w:spacing w:after="75" w:before="0" w:line="203"/>
+              <w:spacing w:after="0" w:before="0" w:line="203"/>
               <w:jc w:val="right"/>
             </w:pPr>
             <w:r>
@@ -1450,7 +1450,7 @@
     </w:tbl>
     <w:p>
       <w:pPr>
-        <w:spacing w:after="75" w:before="0" w:line="203"/>
+        <w:spacing w:after="60" w:before="0" w:line="203"/>
       </w:pPr>
       <w:r>
         <w:rPr>
@@ -1474,7 +1474,7 @@
     </w:p>
     <w:p>
       <w:pPr>
-        <w:spacing w:after="75" w:before="0" w:line="203"/>
+        <w:spacing w:after="60" w:before="0" w:line="203"/>
       </w:pPr>
       <w:r>
         <w:rPr>
@@ -1498,9 +1498,9 @@
     </w:p>
     <w:p>
       <w:pPr>
-        <w:spacing w:after="75" w:before="0" w:line="218"/>
-      </w:pPr>
-      <w:hyperlink w:history="1" r:id="rIdxp9i5d-hnmo0efek8_6b6">
+        <w:spacing w:after="0" w:before="0" w:line="218"/>
+      </w:pPr>
+      <w:hyperlink w:history="1" r:id="rIdrpfbc-cdi66-xtlc-gbjz">
         <w:r>
           <w:rPr>
             <w:color w:val="315CBB"/>
@@ -1529,7 +1529,7 @@
     </w:p>
     <w:p>
       <w:pPr>
-        <w:spacing w:after="75" w:before="0" w:line="203"/>
+        <w:spacing w:after="60" w:before="0" w:line="203"/>
       </w:pPr>
       <w:r>
         <w:rPr>
@@ -1548,6 +1548,7 @@
           <w:numId w:val="1"/>
         </w:numPr>
         <w:spacing w:after="75" w:before="0" w:line="218"/>
+        <w:ind w:left="195" w:hanging="195"/>
       </w:pPr>
       <w:r>
         <w:rPr>
@@ -1612,8 +1613,8 @@
     </w:p>
     <w:p>
       <w:pPr>
-        <w:spacing w:after="75" w:before="0" w:line="203"/>
-        <w:ind w:left="720"/>
+        <w:spacing w:after="60" w:before="0" w:line="203"/>
+        <w:ind w:left="195"/>
       </w:pPr>
       <w:r>
         <w:rPr>
@@ -1642,7 +1643,7 @@
     </w:p>
     <w:p>
       <w:pPr>
-        <w:spacing w:after="75" w:before="0" w:line="203"/>
+        <w:spacing w:after="60" w:before="0" w:line="203"/>
       </w:pPr>
       <w:r>
         <w:rPr>
@@ -1661,6 +1662,7 @@
           <w:numId w:val="1"/>
         </w:numPr>
         <w:spacing w:after="75" w:before="0" w:line="218"/>
+        <w:ind w:left="195" w:hanging="195"/>
       </w:pPr>
       <w:r>
         <w:rPr>
@@ -1741,7 +1743,7 @@
     </w:p>
     <w:p>
       <w:pPr>
-        <w:spacing w:after="75" w:before="0" w:line="203"/>
+        <w:spacing w:after="60" w:before="0" w:line="203"/>
       </w:pPr>
       <w:r>
         <w:rPr>
@@ -1760,6 +1762,7 @@
           <w:numId w:val="1"/>
         </w:numPr>
         <w:spacing w:after="75" w:before="0" w:line="218"/>
+        <w:ind w:left="195" w:hanging="195"/>
       </w:pPr>
       <w:r>
         <w:rPr>
@@ -1778,6 +1781,7 @@
           <w:numId w:val="1"/>
         </w:numPr>
         <w:spacing w:after="75" w:before="0" w:line="218"/>
+        <w:ind w:left="195" w:hanging="195"/>
       </w:pPr>
       <w:r>
         <w:rPr>
@@ -1806,7 +1810,7 @@
     </w:p>
     <w:p>
       <w:pPr>
-        <w:spacing w:after="75" w:before="0" w:line="203"/>
+        <w:spacing w:after="60" w:before="0" w:line="203"/>
       </w:pPr>
       <w:r>
         <w:rPr>
@@ -1825,6 +1829,7 @@
           <w:numId w:val="1"/>
         </w:numPr>
         <w:spacing w:after="75" w:before="0" w:line="218"/>
+        <w:ind w:left="195" w:hanging="195"/>
       </w:pPr>
       <w:r>
         <w:rPr>
@@ -1908,6 +1913,7 @@
           <w:numId w:val="1"/>
         </w:numPr>
         <w:spacing w:after="75" w:before="0" w:line="218"/>
+        <w:ind w:left="195" w:hanging="195"/>
       </w:pPr>
       <w:r>
         <w:rPr>
@@ -1931,7 +1937,7 @@
     </w:p>
     <w:p>
       <w:pPr>
-        <w:spacing w:after="75" w:before="0" w:line="203"/>
+        <w:spacing w:after="60" w:before="0" w:line="203"/>
       </w:pPr>
       <w:r>
         <w:rPr>
@@ -1946,7 +1952,7 @@
       <w:pPr>
         <w:spacing w:after="0" w:before="75" w:line="218"/>
       </w:pPr>
-      <w:hyperlink w:history="1" r:id="rIdvfsqvezdm3mabf2mwlg6y">
+      <w:hyperlink w:history="1" r:id="rId_s63dfjnztmbp7fimx6jl">
         <w:r>
           <w:rPr>
             <w:color w:val="315CBB"/>
@@ -1964,7 +1970,7 @@
         </w:rPr>
         <w:t xml:space="preserve">   </w:t>
       </w:r>
-      <w:hyperlink w:history="1" r:id="rIdnwcuddhgkozbnuhuqmb0a">
+      <w:hyperlink w:history="1" r:id="rIdxdkwsdak7id-1mlzbwiqq">
         <w:r>
           <w:rPr>
             <w:color w:val="315CBB"/>
@@ -2016,8 +2022,8 @@
         <w:tblLayout w:type="fixed"/>
       </w:tblPr>
       <w:tblGrid>
-        <w:gridCol w:w="2580"/>
-        <w:gridCol w:w="7739"/>
+        <w:gridCol w:w="1445"/>
+        <w:gridCol w:w="8873"/>
       </w:tblGrid>
       <w:tr>
         <w:trPr>
@@ -2025,7 +2031,7 @@
         </w:trPr>
         <w:tc>
           <w:tcPr>
-            <w:tcW w:type="dxa" w:w="2580"/>
+            <w:tcW w:type="dxa" w:w="1445"/>
             <w:tcMar>
               <w:top w:type="dxa" w:w="44"/>
               <w:left w:type="dxa" w:w="0"/>
@@ -2035,7 +2041,7 @@
           </w:tcPr>
           <w:p>
             <w:pPr>
-              <w:spacing w:after="75" w:before="0" w:line="218"/>
+              <w:spacing w:after="0" w:before="0" w:line="218"/>
             </w:pPr>
             <w:r>
               <w:rPr>
@@ -2051,7 +2057,7 @@
         </w:tc>
         <w:tc>
           <w:tcPr>
-            <w:tcW w:type="dxa" w:w="7739"/>
+            <w:tcW w:type="dxa" w:w="8873"/>
             <w:tcMar>
               <w:top w:type="dxa" w:w="44"/>
               <w:left w:type="dxa" w:w="0"/>
@@ -2061,7 +2067,7 @@
           </w:tcPr>
           <w:p>
             <w:pPr>
-              <w:spacing w:after="75" w:before="0" w:line="218"/>
+              <w:spacing w:after="0" w:before="0" w:line="218"/>
             </w:pPr>
             <w:r>
               <w:rPr>
@@ -2100,8 +2106,8 @@
         <w:tblLayout w:type="fixed"/>
       </w:tblPr>
       <w:tblGrid>
-        <w:gridCol w:w="2580"/>
-        <w:gridCol w:w="7739"/>
+        <w:gridCol w:w="1445"/>
+        <w:gridCol w:w="8873"/>
       </w:tblGrid>
       <w:tr>
         <w:trPr>
@@ -2109,7 +2115,7 @@
         </w:trPr>
         <w:tc>
           <w:tcPr>
-            <w:tcW w:type="dxa" w:w="2580"/>
+            <w:tcW w:type="dxa" w:w="1445"/>
             <w:tcMar>
               <w:top w:type="dxa" w:w="44"/>
               <w:left w:type="dxa" w:w="0"/>
@@ -2119,7 +2125,7 @@
           </w:tcPr>
           <w:p>
             <w:pPr>
-              <w:spacing w:after="75" w:before="0" w:line="218"/>
+              <w:spacing w:after="0" w:before="0" w:line="218"/>
             </w:pPr>
             <w:r>
               <w:rPr>
@@ -2135,7 +2141,7 @@
         </w:tc>
         <w:tc>
           <w:tcPr>
-            <w:tcW w:type="dxa" w:w="7739"/>
+            <w:tcW w:type="dxa" w:w="8873"/>
             <w:tcMar>
               <w:top w:type="dxa" w:w="44"/>
               <w:left w:type="dxa" w:w="0"/>
@@ -2145,7 +2151,7 @@
           </w:tcPr>
           <w:p>
             <w:pPr>
-              <w:spacing w:after="75" w:before="0" w:line="218"/>
+              <w:spacing w:after="0" w:before="0" w:line="218"/>
             </w:pPr>
             <w:r>
               <w:rPr>
@@ -2173,8 +2179,8 @@
         <w:tblLayout w:type="fixed"/>
       </w:tblPr>
       <w:tblGrid>
-        <w:gridCol w:w="2580"/>
-        <w:gridCol w:w="7739"/>
+        <w:gridCol w:w="1445"/>
+        <w:gridCol w:w="8873"/>
       </w:tblGrid>
       <w:tr>
         <w:trPr>
@@ -2182,7 +2188,7 @@
         </w:trPr>
         <w:tc>
           <w:tcPr>
-            <w:tcW w:type="dxa" w:w="2580"/>
+            <w:tcW w:type="dxa" w:w="1445"/>
             <w:tcMar>
               <w:top w:type="dxa" w:w="44"/>
               <w:left w:type="dxa" w:w="0"/>
@@ -2192,7 +2198,7 @@
           </w:tcPr>
           <w:p>
             <w:pPr>
-              <w:spacing w:after="75" w:before="0" w:line="218"/>
+              <w:spacing w:after="0" w:before="0" w:line="218"/>
             </w:pPr>
             <w:r>
               <w:rPr>
@@ -2208,7 +2214,7 @@
         </w:tc>
         <w:tc>
           <w:tcPr>
-            <w:tcW w:type="dxa" w:w="7739"/>
+            <w:tcW w:type="dxa" w:w="8873"/>
             <w:tcMar>
               <w:top w:type="dxa" w:w="44"/>
               <w:left w:type="dxa" w:w="0"/>
@@ -2218,7 +2224,7 @@
           </w:tcPr>
           <w:p>
             <w:pPr>
-              <w:spacing w:after="75" w:before="0" w:line="218"/>
+              <w:spacing w:after="0" w:before="0" w:line="218"/>
             </w:pPr>
             <w:r>
               <w:rPr>
@@ -2276,8 +2282,8 @@
         <w:tblLayout w:type="fixed"/>
       </w:tblPr>
       <w:tblGrid>
-        <w:gridCol w:w="2580"/>
-        <w:gridCol w:w="7739"/>
+        <w:gridCol w:w="1548"/>
+        <w:gridCol w:w="8770"/>
       </w:tblGrid>
       <w:tr>
         <w:trPr>
@@ -2285,7 +2291,7 @@
         </w:trPr>
         <w:tc>
           <w:tcPr>
-            <w:tcW w:type="dxa" w:w="2580"/>
+            <w:tcW w:type="dxa" w:w="1548"/>
             <w:tcMar>
               <w:top w:type="dxa" w:w="44"/>
               <w:left w:type="dxa" w:w="0"/>
@@ -2295,7 +2301,7 @@
           </w:tcPr>
           <w:p>
             <w:pPr>
-              <w:spacing w:after="75" w:before="0" w:line="218"/>
+              <w:spacing w:after="0" w:before="0" w:line="218"/>
             </w:pPr>
             <w:r>
               <w:rPr>
@@ -2309,7 +2315,7 @@
         </w:tc>
         <w:tc>
           <w:tcPr>
-            <w:tcW w:type="dxa" w:w="7739"/>
+            <w:tcW w:type="dxa" w:w="8770"/>
             <w:tcMar>
               <w:top w:type="dxa" w:w="44"/>
               <w:left w:type="dxa" w:w="0"/>
@@ -2335,7 +2341,7 @@
           </w:p>
           <w:p>
             <w:pPr>
-              <w:spacing w:after="75" w:before="0" w:line="218"/>
+              <w:spacing w:after="0" w:before="0" w:line="218"/>
             </w:pPr>
             <w:r>
               <w:rPr>
@@ -2350,7 +2356,7 @@
             <w:pPr>
               <w:spacing w:after="0" w:before="75" w:line="218"/>
             </w:pPr>
-            <w:hyperlink w:history="1" r:id="rId-w_hl2s2kib3ds7eatuas">
+            <w:hyperlink w:history="1" r:id="rIdhuwtl1otlklo5u9zajwht">
               <w:r>
                 <w:rPr>
                   <w:color w:val="315CBB"/>
@@ -2368,7 +2374,7 @@
               </w:rPr>
               <w:t xml:space="preserve">   </w:t>
             </w:r>
-            <w:hyperlink w:history="1" r:id="rIdr_65tvaxydtlqcoht2m_3">
+            <w:hyperlink w:history="1" r:id="rIdolyyzkmd5bfevqr6uqet1">
               <w:r>
                 <w:rPr>
                   <w:color w:val="315CBB"/>
@@ -2386,7 +2392,7 @@
               </w:rPr>
               <w:t xml:space="preserve">   </w:t>
             </w:r>
-            <w:hyperlink w:history="1" r:id="rIdijd-vvaq4wjzurezbfjly">
+            <w:hyperlink w:history="1" r:id="rIdfzaadtfzgm0xyobc1rlsi">
               <w:r>
                 <w:rPr>
                   <w:color w:val="315CBB"/>
@@ -2422,9 +2428,9 @@
         <w:tblLayout w:type="fixed"/>
       </w:tblPr>
       <w:tblGrid>
-        <w:gridCol w:w="2580"/>
-        <w:gridCol w:w="1135"/>
-        <w:gridCol w:w="6604"/>
+        <w:gridCol w:w="1548"/>
+        <w:gridCol w:w="929"/>
+        <w:gridCol w:w="7842"/>
       </w:tblGrid>
       <w:tr>
         <w:trPr>
@@ -2432,7 +2438,7 @@
         </w:trPr>
         <w:tc>
           <w:tcPr>
-            <w:tcW w:type="dxa" w:w="2580"/>
+            <w:tcW w:type="dxa" w:w="1548"/>
             <w:tcMar>
               <w:top w:type="dxa" w:w="44"/>
               <w:left w:type="dxa" w:w="0"/>
@@ -2442,7 +2448,7 @@
           </w:tcPr>
           <w:p>
             <w:pPr>
-              <w:spacing w:after="75" w:before="0" w:line="218"/>
+              <w:spacing w:after="0" w:before="0" w:line="218"/>
             </w:pPr>
             <w:r>
               <w:rPr>
@@ -2456,7 +2462,7 @@
         </w:tc>
         <w:tc>
           <w:tcPr>
-            <w:tcW w:type="dxa" w:w="1135"/>
+            <w:tcW w:type="dxa" w:w="929"/>
             <w:tcMar>
               <w:top w:type="dxa" w:w="44"/>
               <w:left w:type="dxa" w:w="0"/>
@@ -2466,7 +2472,7 @@
           </w:tcPr>
           <w:p>
             <w:pPr>
-              <w:spacing w:after="75" w:before="0" w:line="218"/>
+              <w:spacing w:after="0" w:before="0" w:line="218"/>
             </w:pPr>
             <w:r>
               <w:drawing>
@@ -2512,7 +2518,7 @@
         </w:tc>
         <w:tc>
           <w:tcPr>
-            <w:tcW w:type="dxa" w:w="6604"/>
+            <w:tcW w:type="dxa" w:w="7842"/>
             <w:tcMar>
               <w:top w:type="dxa" w:w="44"/>
               <w:left w:type="dxa" w:w="0"/>
@@ -2538,7 +2544,7 @@
           </w:p>
           <w:p>
             <w:pPr>
-              <w:spacing w:after="75" w:before="0" w:line="218"/>
+              <w:spacing w:after="0" w:before="0" w:line="218"/>
             </w:pPr>
             <w:r>
               <w:rPr>
@@ -2551,7 +2557,7 @@
           </w:p>
           <w:p>
             <w:pPr>
-              <w:spacing w:after="75" w:before="0" w:line="203"/>
+              <w:spacing w:after="60" w:before="0" w:line="203"/>
             </w:pPr>
             <w:r>
               <w:rPr>
@@ -2579,9 +2585,9 @@
         <w:tblLayout w:type="fixed"/>
       </w:tblPr>
       <w:tblGrid>
-        <w:gridCol w:w="2580"/>
-        <w:gridCol w:w="1135"/>
-        <w:gridCol w:w="6604"/>
+        <w:gridCol w:w="1548"/>
+        <w:gridCol w:w="929"/>
+        <w:gridCol w:w="7842"/>
       </w:tblGrid>
       <w:tr>
         <w:trPr>
@@ -2589,7 +2595,7 @@
         </w:trPr>
         <w:tc>
           <w:tcPr>
-            <w:tcW w:type="dxa" w:w="2580"/>
+            <w:tcW w:type="dxa" w:w="1548"/>
             <w:tcMar>
               <w:top w:type="dxa" w:w="44"/>
               <w:left w:type="dxa" w:w="0"/>
@@ -2599,7 +2605,7 @@
           </w:tcPr>
           <w:p>
             <w:pPr>
-              <w:spacing w:after="75" w:before="0" w:line="218"/>
+              <w:spacing w:after="0" w:before="0" w:line="218"/>
             </w:pPr>
             <w:r>
               <w:rPr>
@@ -2613,7 +2619,7 @@
         </w:tc>
         <w:tc>
           <w:tcPr>
-            <w:tcW w:type="dxa" w:w="1135"/>
+            <w:tcW w:type="dxa" w:w="929"/>
             <w:tcMar>
               <w:top w:type="dxa" w:w="44"/>
               <w:left w:type="dxa" w:w="0"/>
@@ -2623,7 +2629,7 @@
           </w:tcPr>
           <w:p>
             <w:pPr>
-              <w:spacing w:after="75" w:before="0" w:line="218"/>
+              <w:spacing w:after="0" w:before="0" w:line="218"/>
             </w:pPr>
             <w:r>
               <w:drawing>
@@ -2669,7 +2675,7 @@
         </w:tc>
         <w:tc>
           <w:tcPr>
-            <w:tcW w:type="dxa" w:w="6604"/>
+            <w:tcW w:type="dxa" w:w="7842"/>
             <w:tcMar>
               <w:top w:type="dxa" w:w="44"/>
               <w:left w:type="dxa" w:w="0"/>
@@ -2695,7 +2701,7 @@
           </w:p>
           <w:p>
             <w:pPr>
-              <w:spacing w:after="75" w:before="0" w:line="218"/>
+              <w:spacing w:after="0" w:before="0" w:line="218"/>
             </w:pPr>
             <w:r>
               <w:rPr>
@@ -2723,9 +2729,9 @@
         <w:tblLayout w:type="fixed"/>
       </w:tblPr>
       <w:tblGrid>
-        <w:gridCol w:w="2580"/>
-        <w:gridCol w:w="1135"/>
-        <w:gridCol w:w="6604"/>
+        <w:gridCol w:w="1548"/>
+        <w:gridCol w:w="929"/>
+        <w:gridCol w:w="7842"/>
       </w:tblGrid>
       <w:tr>
         <w:trPr>
@@ -2733,7 +2739,7 @@
         </w:trPr>
         <w:tc>
           <w:tcPr>
-            <w:tcW w:type="dxa" w:w="2580"/>
+            <w:tcW w:type="dxa" w:w="1548"/>
             <w:tcMar>
               <w:top w:type="dxa" w:w="44"/>
               <w:left w:type="dxa" w:w="0"/>
@@ -2743,7 +2749,7 @@
           </w:tcPr>
           <w:p>
             <w:pPr>
-              <w:spacing w:after="75" w:before="0" w:line="218"/>
+              <w:spacing w:after="0" w:before="0" w:line="218"/>
             </w:pPr>
             <w:r>
               <w:rPr>
@@ -2757,7 +2763,7 @@
         </w:tc>
         <w:tc>
           <w:tcPr>
-            <w:tcW w:type="dxa" w:w="1135"/>
+            <w:tcW w:type="dxa" w:w="929"/>
             <w:tcMar>
               <w:top w:type="dxa" w:w="44"/>
               <w:left w:type="dxa" w:w="0"/>
@@ -2767,7 +2773,7 @@
           </w:tcPr>
           <w:p>
             <w:pPr>
-              <w:spacing w:after="75" w:before="0" w:line="218"/>
+              <w:spacing w:after="0" w:before="0" w:line="218"/>
             </w:pPr>
             <w:r>
               <w:drawing>
@@ -2813,7 +2819,7 @@
         </w:tc>
         <w:tc>
           <w:tcPr>
-            <w:tcW w:type="dxa" w:w="6604"/>
+            <w:tcW w:type="dxa" w:w="7842"/>
             <w:tcMar>
               <w:top w:type="dxa" w:w="44"/>
               <w:left w:type="dxa" w:w="0"/>
@@ -2839,7 +2845,7 @@
           </w:p>
           <w:p>
             <w:pPr>
-              <w:spacing w:after="75" w:before="0" w:line="218"/>
+              <w:spacing w:after="0" w:before="0" w:line="218"/>
             </w:pPr>
             <w:r>
               <w:rPr>
@@ -2852,9 +2858,9 @@
           </w:p>
           <w:p>
             <w:pPr>
-              <w:spacing w:after="75" w:before="0" w:line="218"/>
-            </w:pPr>
-            <w:hyperlink w:history="1" r:id="rId19mxwdpyttoulk5djfgln">
+              <w:spacing w:after="0" w:before="0" w:line="218"/>
+            </w:pPr>
+            <w:hyperlink w:history="1" r:id="rIdai7i31myhh5zjckojttzl">
               <w:r>
                 <w:rPr>
                   <w:color w:val="315CBB"/>
@@ -2901,8 +2907,8 @@
         <w:tblLayout w:type="fixed"/>
       </w:tblPr>
       <w:tblGrid>
-        <w:gridCol w:w="2580"/>
-        <w:gridCol w:w="7739"/>
+        <w:gridCol w:w="1548"/>
+        <w:gridCol w:w="8770"/>
       </w:tblGrid>
       <w:tr>
         <w:trPr>
@@ -2910,7 +2916,7 @@
         </w:trPr>
         <w:tc>
           <w:tcPr>
-            <w:tcW w:type="dxa" w:w="2580"/>
+            <w:tcW w:type="dxa" w:w="1548"/>
             <w:tcMar>
               <w:top w:type="dxa" w:w="44"/>
               <w:left w:type="dxa" w:w="0"/>
@@ -2920,7 +2926,7 @@
           </w:tcPr>
           <w:p>
             <w:pPr>
-              <w:spacing w:after="75" w:before="0" w:line="218"/>
+              <w:spacing w:after="0" w:before="0" w:line="218"/>
             </w:pPr>
             <w:r>
               <w:rPr>
@@ -2934,7 +2940,7 @@
         </w:tc>
         <w:tc>
           <w:tcPr>
-            <w:tcW w:type="dxa" w:w="7739"/>
+            <w:tcW w:type="dxa" w:w="8770"/>
             <w:tcMar>
               <w:top w:type="dxa" w:w="44"/>
               <w:left w:type="dxa" w:w="0"/>
@@ -2960,7 +2966,7 @@
           </w:p>
           <w:p>
             <w:pPr>
-              <w:spacing w:after="75" w:before="0" w:line="218"/>
+              <w:spacing w:after="0" w:before="0" w:line="218"/>
             </w:pPr>
             <w:r>
               <w:rPr>
@@ -2988,8 +2994,8 @@
         <w:tblLayout w:type="fixed"/>
       </w:tblPr>
       <w:tblGrid>
-        <w:gridCol w:w="2580"/>
-        <w:gridCol w:w="7739"/>
+        <w:gridCol w:w="1548"/>
+        <w:gridCol w:w="8770"/>
       </w:tblGrid>
       <w:tr>
         <w:trPr>
@@ -2997,7 +3003,7 @@
         </w:trPr>
         <w:tc>
           <w:tcPr>
-            <w:tcW w:type="dxa" w:w="2580"/>
+            <w:tcW w:type="dxa" w:w="1548"/>
             <w:tcMar>
               <w:top w:type="dxa" w:w="44"/>
               <w:left w:type="dxa" w:w="0"/>
@@ -3007,7 +3013,7 @@
           </w:tcPr>
           <w:p>
             <w:pPr>
-              <w:spacing w:after="75" w:before="0" w:line="218"/>
+              <w:spacing w:after="0" w:before="0" w:line="218"/>
             </w:pPr>
             <w:r>
               <w:rPr>
@@ -3021,7 +3027,7 @@
         </w:tc>
         <w:tc>
           <w:tcPr>
-            <w:tcW w:type="dxa" w:w="7739"/>
+            <w:tcW w:type="dxa" w:w="8770"/>
             <w:tcMar>
               <w:top w:type="dxa" w:w="44"/>
               <w:left w:type="dxa" w:w="0"/>
@@ -3047,7 +3053,7 @@
           </w:p>
           <w:p>
             <w:pPr>
-              <w:spacing w:after="75" w:before="0" w:line="218"/>
+              <w:spacing w:after="0" w:before="0" w:line="218"/>
             </w:pPr>
             <w:r>
               <w:rPr>
@@ -3075,8 +3081,8 @@
         <w:tblLayout w:type="fixed"/>
       </w:tblPr>
       <w:tblGrid>
-        <w:gridCol w:w="2580"/>
-        <w:gridCol w:w="7739"/>
+        <w:gridCol w:w="1548"/>
+        <w:gridCol w:w="8770"/>
       </w:tblGrid>
       <w:tr>
         <w:trPr>
@@ -3084,7 +3090,7 @@
         </w:trPr>
         <w:tc>
           <w:tcPr>
-            <w:tcW w:type="dxa" w:w="2580"/>
+            <w:tcW w:type="dxa" w:w="1548"/>
             <w:tcMar>
               <w:top w:type="dxa" w:w="44"/>
               <w:left w:type="dxa" w:w="0"/>
@@ -3094,7 +3100,7 @@
           </w:tcPr>
           <w:p>
             <w:pPr>
-              <w:spacing w:after="75" w:before="0" w:line="218"/>
+              <w:spacing w:after="0" w:before="0" w:line="218"/>
             </w:pPr>
             <w:r>
               <w:rPr>
@@ -3108,7 +3114,7 @@
         </w:tc>
         <w:tc>
           <w:tcPr>
-            <w:tcW w:type="dxa" w:w="7739"/>
+            <w:tcW w:type="dxa" w:w="8770"/>
             <w:tcMar>
               <w:top w:type="dxa" w:w="44"/>
               <w:left w:type="dxa" w:w="0"/>
@@ -3134,7 +3140,7 @@
           </w:p>
           <w:p>
             <w:pPr>
-              <w:spacing w:after="75" w:before="0" w:line="218"/>
+              <w:spacing w:after="0" w:before="0" w:line="218"/>
             </w:pPr>
             <w:r>
               <w:rPr>
@@ -3181,9 +3187,9 @@
         <w:tblLayout w:type="fixed"/>
       </w:tblPr>
       <w:tblGrid>
-        <w:gridCol w:w="2580"/>
-        <w:gridCol w:w="1135"/>
-        <w:gridCol w:w="6604"/>
+        <w:gridCol w:w="1032"/>
+        <w:gridCol w:w="929"/>
+        <w:gridCol w:w="8358"/>
       </w:tblGrid>
       <w:tr>
         <w:trPr>
@@ -3191,7 +3197,7 @@
         </w:trPr>
         <w:tc>
           <w:tcPr>
-            <w:tcW w:type="dxa" w:w="2580"/>
+            <w:tcW w:type="dxa" w:w="1032"/>
             <w:tcMar>
               <w:top w:type="dxa" w:w="44"/>
               <w:left w:type="dxa" w:w="0"/>
@@ -3201,7 +3207,7 @@
           </w:tcPr>
           <w:p>
             <w:pPr>
-              <w:spacing w:after="75" w:before="0" w:line="218"/>
+              <w:spacing w:after="0" w:before="0" w:line="218"/>
             </w:pPr>
             <w:r>
               <w:rPr>
@@ -3215,7 +3221,7 @@
         </w:tc>
         <w:tc>
           <w:tcPr>
-            <w:tcW w:type="dxa" w:w="1135"/>
+            <w:tcW w:type="dxa" w:w="929"/>
             <w:tcMar>
               <w:top w:type="dxa" w:w="44"/>
               <w:left w:type="dxa" w:w="0"/>
@@ -3225,7 +3231,7 @@
           </w:tcPr>
           <w:p>
             <w:pPr>
-              <w:spacing w:after="75" w:before="0" w:line="218"/>
+              <w:spacing w:after="0" w:before="0" w:line="218"/>
             </w:pPr>
             <w:r>
               <w:drawing>
@@ -3271,7 +3277,7 @@
         </w:tc>
         <w:tc>
           <w:tcPr>
-            <w:tcW w:type="dxa" w:w="6604"/>
+            <w:tcW w:type="dxa" w:w="8358"/>
             <w:tcMar>
               <w:top w:type="dxa" w:w="44"/>
               <w:left w:type="dxa" w:w="0"/>
@@ -3281,7 +3287,7 @@
           </w:tcPr>
           <w:p>
             <w:pPr>
-              <w:spacing w:after="75" w:before="0" w:line="218"/>
+              <w:spacing w:after="0" w:before="0" w:line="218"/>
             </w:pPr>
             <w:r>
               <w:rPr>
@@ -3322,9 +3328,9 @@
         <w:tblLayout w:type="fixed"/>
       </w:tblPr>
       <w:tblGrid>
-        <w:gridCol w:w="2580"/>
-        <w:gridCol w:w="1135"/>
-        <w:gridCol w:w="6604"/>
+        <w:gridCol w:w="1032"/>
+        <w:gridCol w:w="929"/>
+        <w:gridCol w:w="8358"/>
       </w:tblGrid>
       <w:tr>
         <w:trPr>
@@ -3332,7 +3338,7 @@
         </w:trPr>
         <w:tc>
           <w:tcPr>
-            <w:tcW w:type="dxa" w:w="2580"/>
+            <w:tcW w:type="dxa" w:w="1032"/>
             <w:tcMar>
               <w:top w:type="dxa" w:w="44"/>
               <w:left w:type="dxa" w:w="0"/>
@@ -3342,7 +3348,7 @@
           </w:tcPr>
           <w:p>
             <w:pPr>
-              <w:spacing w:after="75" w:before="0" w:line="218"/>
+              <w:spacing w:after="0" w:before="0" w:line="218"/>
             </w:pPr>
             <w:r>
               <w:rPr>
@@ -3356,7 +3362,7 @@
         </w:tc>
         <w:tc>
           <w:tcPr>
-            <w:tcW w:type="dxa" w:w="1135"/>
+            <w:tcW w:type="dxa" w:w="929"/>
             <w:tcMar>
               <w:top w:type="dxa" w:w="44"/>
               <w:left w:type="dxa" w:w="0"/>
@@ -3366,7 +3372,7 @@
           </w:tcPr>
           <w:p>
             <w:pPr>
-              <w:spacing w:after="75" w:before="0" w:line="218"/>
+              <w:spacing w:after="0" w:before="0" w:line="218"/>
             </w:pPr>
             <w:r>
               <w:drawing>
@@ -3412,7 +3418,7 @@
         </w:tc>
         <w:tc>
           <w:tcPr>
-            <w:tcW w:type="dxa" w:w="6604"/>
+            <w:tcW w:type="dxa" w:w="8358"/>
             <w:tcMar>
               <w:top w:type="dxa" w:w="44"/>
               <w:left w:type="dxa" w:w="0"/>
@@ -3422,7 +3428,7 @@
           </w:tcPr>
           <w:p>
             <w:pPr>
-              <w:spacing w:after="75" w:before="0" w:line="218"/>
+              <w:spacing w:after="0" w:before="0" w:line="218"/>
             </w:pPr>
             <w:r>
               <w:rPr>
@@ -3463,9 +3469,9 @@
         <w:tblLayout w:type="fixed"/>
       </w:tblPr>
       <w:tblGrid>
-        <w:gridCol w:w="2580"/>
-        <w:gridCol w:w="1135"/>
-        <w:gridCol w:w="6604"/>
+        <w:gridCol w:w="1032"/>
+        <w:gridCol w:w="929"/>
+        <w:gridCol w:w="8358"/>
       </w:tblGrid>
       <w:tr>
         <w:trPr>
@@ -3473,7 +3479,7 @@
         </w:trPr>
         <w:tc>
           <w:tcPr>
-            <w:tcW w:type="dxa" w:w="2580"/>
+            <w:tcW w:type="dxa" w:w="1032"/>
             <w:tcMar>
               <w:top w:type="dxa" w:w="44"/>
               <w:left w:type="dxa" w:w="0"/>
@@ -3483,7 +3489,7 @@
           </w:tcPr>
           <w:p>
             <w:pPr>
-              <w:spacing w:after="75" w:before="0" w:line="218"/>
+              <w:spacing w:after="0" w:before="0" w:line="218"/>
             </w:pPr>
             <w:r>
               <w:rPr>
@@ -3497,7 +3503,7 @@
         </w:tc>
         <w:tc>
           <w:tcPr>
-            <w:tcW w:type="dxa" w:w="1135"/>
+            <w:tcW w:type="dxa" w:w="929"/>
             <w:tcMar>
               <w:top w:type="dxa" w:w="44"/>
               <w:left w:type="dxa" w:w="0"/>
@@ -3507,7 +3513,7 @@
           </w:tcPr>
           <w:p>
             <w:pPr>
-              <w:spacing w:after="75" w:before="0" w:line="218"/>
+              <w:spacing w:after="0" w:before="0" w:line="218"/>
             </w:pPr>
             <w:r>
               <w:drawing>
@@ -3553,7 +3559,7 @@
         </w:tc>
         <w:tc>
           <w:tcPr>
-            <w:tcW w:type="dxa" w:w="6604"/>
+            <w:tcW w:type="dxa" w:w="8358"/>
             <w:tcMar>
               <w:top w:type="dxa" w:w="44"/>
               <w:left w:type="dxa" w:w="0"/>
@@ -3563,7 +3569,7 @@
           </w:tcPr>
           <w:p>
             <w:pPr>
-              <w:spacing w:after="75" w:before="0" w:line="218"/>
+              <w:spacing w:after="0" w:before="0" w:line="218"/>
             </w:pPr>
             <w:r>
               <w:rPr>
@@ -3604,9 +3610,9 @@
         <w:tblLayout w:type="fixed"/>
       </w:tblPr>
       <w:tblGrid>
-        <w:gridCol w:w="2580"/>
-        <w:gridCol w:w="1135"/>
-        <w:gridCol w:w="6604"/>
+        <w:gridCol w:w="1032"/>
+        <w:gridCol w:w="929"/>
+        <w:gridCol w:w="8358"/>
       </w:tblGrid>
       <w:tr>
         <w:trPr>
@@ -3614,7 +3620,7 @@
         </w:trPr>
         <w:tc>
           <w:tcPr>
-            <w:tcW w:type="dxa" w:w="2580"/>
+            <w:tcW w:type="dxa" w:w="1032"/>
             <w:tcMar>
               <w:top w:type="dxa" w:w="44"/>
               <w:left w:type="dxa" w:w="0"/>
@@ -3624,7 +3630,7 @@
           </w:tcPr>
           <w:p>
             <w:pPr>
-              <w:spacing w:after="75" w:before="0" w:line="218"/>
+              <w:spacing w:after="0" w:before="0" w:line="218"/>
             </w:pPr>
             <w:r>
               <w:rPr>
@@ -3638,7 +3644,7 @@
         </w:tc>
         <w:tc>
           <w:tcPr>
-            <w:tcW w:type="dxa" w:w="1135"/>
+            <w:tcW w:type="dxa" w:w="929"/>
             <w:tcMar>
               <w:top w:type="dxa" w:w="44"/>
               <w:left w:type="dxa" w:w="0"/>
@@ -3648,7 +3654,7 @@
           </w:tcPr>
           <w:p>
             <w:pPr>
-              <w:spacing w:after="75" w:before="0" w:line="218"/>
+              <w:spacing w:after="0" w:before="0" w:line="218"/>
             </w:pPr>
             <w:r>
               <w:drawing>
@@ -3694,7 +3700,7 @@
         </w:tc>
         <w:tc>
           <w:tcPr>
-            <w:tcW w:type="dxa" w:w="6604"/>
+            <w:tcW w:type="dxa" w:w="8358"/>
             <w:tcMar>
               <w:top w:type="dxa" w:w="44"/>
               <w:left w:type="dxa" w:w="0"/>
@@ -3704,7 +3710,7 @@
           </w:tcPr>
           <w:p>
             <w:pPr>
-              <w:spacing w:after="75" w:before="0" w:line="218"/>
+              <w:spacing w:after="0" w:before="0" w:line="218"/>
             </w:pPr>
             <w:r>
               <w:rPr>
@@ -3968,7 +3974,7 @@
     </w:rPrDefault>
     <w:pPrDefault>
       <w:pPr>
-        <w:spacing w:after="75" w:line="218"/>
+        <w:spacing w:after="0" w:line="218"/>
       </w:pPr>
     </w:pPrDefault>
   </w:docDefaults>

--- a/site/resume.docx
+++ b/site/resume.docx
@@ -89,7 +89,7 @@
             <w:pPr>
               <w:spacing w:after="0" w:before="75" w:line="218"/>
             </w:pPr>
-            <w:hyperlink w:history="1" r:id="rIdwy6xcezd5-eidc6q49yl3">
+            <w:hyperlink w:history="1" r:id="rIdkqggsckbsu4xtyiev7xqx">
               <w:r>
                 <w:rPr>
                   <w:color w:val="315CBB"/>
@@ -107,7 +107,7 @@
               </w:rPr>
               <w:t xml:space="preserve">   </w:t>
             </w:r>
-            <w:hyperlink w:history="1" r:id="rIde6tzgkpbciwo7icslsq5l">
+            <w:hyperlink w:history="1" r:id="rId2tzbkgjz8fzxaiefxvpgk">
               <w:r>
                 <w:rPr>
                   <w:color w:val="315CBB"/>
@@ -125,7 +125,7 @@
               </w:rPr>
               <w:t xml:space="preserve">   </w:t>
             </w:r>
-            <w:hyperlink w:history="1" r:id="rIdyba9-c5wpinhxizbbikdb">
+            <w:hyperlink w:history="1" r:id="rIdzav-wo0loghts8lv_v9pk">
               <w:r>
                 <w:rPr>
                   <w:color w:val="315CBB"/>
@@ -143,7 +143,7 @@
               </w:rPr>
               <w:t xml:space="preserve">   </w:t>
             </w:r>
-            <w:hyperlink w:history="1" r:id="rIdlfls4btheqonez7pfiq2i">
+            <w:hyperlink w:history="1" r:id="rIdmbluy5tew8jzavgvccsno">
               <w:r>
                 <w:rPr>
                   <w:color w:val="315CBB"/>
@@ -394,7 +394,7 @@
       <w:pPr>
         <w:spacing w:after="0" w:before="0" w:line="218"/>
       </w:pPr>
-      <w:hyperlink w:history="1" r:id="rIdlmzy31qamewtu8i29ypbd">
+      <w:hyperlink w:history="1" r:id="rIdaiqbvdh-rpafnr2pvdagj">
         <w:r>
           <w:rPr>
             <w:color w:val="315CBB"/>
@@ -1299,7 +1299,7 @@
       <w:pPr>
         <w:spacing w:after="0" w:before="75" w:line="218"/>
       </w:pPr>
-      <w:hyperlink w:history="1" r:id="rIdcyezjlitec9veqlr3r699">
+      <w:hyperlink w:history="1" r:id="rId3rjr6j61fb_ms8p5irlwy">
         <w:r>
           <w:rPr>
             <w:color w:val="315CBB"/>
@@ -1317,7 +1317,7 @@
         </w:rPr>
         <w:t xml:space="preserve">   </w:t>
       </w:r>
-      <w:hyperlink w:history="1" r:id="rIdjkagyulc_dnxjhmz-jgz-">
+      <w:hyperlink w:history="1" r:id="rIdztjyaqaa3fsopknfosv33">
         <w:r>
           <w:rPr>
             <w:color w:val="315CBB"/>
@@ -1335,7 +1335,7 @@
         </w:rPr>
         <w:t xml:space="preserve">   </w:t>
       </w:r>
-      <w:hyperlink w:history="1" r:id="rId4wsnyrdprbk_a6rsjxgla">
+      <w:hyperlink w:history="1" r:id="rIdn734h2lid5jdz6xn08zux">
         <w:r>
           <w:rPr>
             <w:color w:val="315CBB"/>
@@ -1353,7 +1353,7 @@
         </w:rPr>
         <w:t xml:space="preserve">   </w:t>
       </w:r>
-      <w:hyperlink w:history="1" r:id="rIdih3wqtdkyxrejwupwok8-">
+      <w:hyperlink w:history="1" r:id="rIdus0j_3ngotj2ntpkspb7_">
         <w:r>
           <w:rPr>
             <w:color w:val="315CBB"/>
@@ -1500,7 +1500,7 @@
       <w:pPr>
         <w:spacing w:after="0" w:before="0" w:line="218"/>
       </w:pPr>
-      <w:hyperlink w:history="1" r:id="rIdrpfbc-cdi66-xtlc-gbjz">
+      <w:hyperlink w:history="1" r:id="rId0v5cn7jzalupdvd8ikqtg">
         <w:r>
           <w:rPr>
             <w:color w:val="315CBB"/>
@@ -1952,7 +1952,7 @@
       <w:pPr>
         <w:spacing w:after="0" w:before="75" w:line="218"/>
       </w:pPr>
-      <w:hyperlink w:history="1" r:id="rId_s63dfjnztmbp7fimx6jl">
+      <w:hyperlink w:history="1" r:id="rIdwfi09tbo_zs-aqcqufbz9">
         <w:r>
           <w:rPr>
             <w:color w:val="315CBB"/>
@@ -1970,7 +1970,7 @@
         </w:rPr>
         <w:t xml:space="preserve">   </w:t>
       </w:r>
-      <w:hyperlink w:history="1" r:id="rIdxdkwsdak7id-1mlzbwiqq">
+      <w:hyperlink w:history="1" r:id="rIdwm-6emyffggcyhkkfnqbt">
         <w:r>
           <w:rPr>
             <w:color w:val="315CBB"/>
@@ -2356,7 +2356,7 @@
             <w:pPr>
               <w:spacing w:after="0" w:before="75" w:line="218"/>
             </w:pPr>
-            <w:hyperlink w:history="1" r:id="rIdhuwtl1otlklo5u9zajwht">
+            <w:hyperlink w:history="1" r:id="rIdpuw-lxil_nulty34u5e-j">
               <w:r>
                 <w:rPr>
                   <w:color w:val="315CBB"/>
@@ -2374,7 +2374,7 @@
               </w:rPr>
               <w:t xml:space="preserve">   </w:t>
             </w:r>
-            <w:hyperlink w:history="1" r:id="rIdolyyzkmd5bfevqr6uqet1">
+            <w:hyperlink w:history="1" r:id="rIdelgohm0mhi7zcw21vvjw6">
               <w:r>
                 <w:rPr>
                   <w:color w:val="315CBB"/>
@@ -2392,7 +2392,7 @@
               </w:rPr>
               <w:t xml:space="preserve">   </w:t>
             </w:r>
-            <w:hyperlink w:history="1" r:id="rIdfzaadtfzgm0xyobc1rlsi">
+            <w:hyperlink w:history="1" r:id="rId4oro5de6tgcxkyrrrfsft">
               <w:r>
                 <w:rPr>
                   <w:color w:val="315CBB"/>
@@ -2860,7 +2860,7 @@
             <w:pPr>
               <w:spacing w:after="0" w:before="0" w:line="218"/>
             </w:pPr>
-            <w:hyperlink w:history="1" r:id="rIdai7i31myhh5zjckojttzl">
+            <w:hyperlink w:history="1" r:id="rIdebsghk9n_4uumgjvc28y-">
               <w:r>
                 <w:rPr>
                   <w:color w:val="315CBB"/>

--- a/site/resume.docx
+++ b/site/resume.docx
@@ -89,7 +89,7 @@
             <w:pPr>
               <w:spacing w:after="0" w:before="75" w:line="218"/>
             </w:pPr>
-            <w:hyperlink w:history="1" r:id="rIdkqggsckbsu4xtyiev7xqx">
+            <w:hyperlink w:history="1" r:id="rId8ah1r3kfn4gvptdx6ccte">
               <w:r>
                 <w:rPr>
                   <w:color w:val="315CBB"/>
@@ -107,7 +107,7 @@
               </w:rPr>
               <w:t xml:space="preserve">   </w:t>
             </w:r>
-            <w:hyperlink w:history="1" r:id="rId2tzbkgjz8fzxaiefxvpgk">
+            <w:hyperlink w:history="1" r:id="rId5ja9a8duimgj0lqwvborc">
               <w:r>
                 <w:rPr>
                   <w:color w:val="315CBB"/>
@@ -125,7 +125,7 @@
               </w:rPr>
               <w:t xml:space="preserve">   </w:t>
             </w:r>
-            <w:hyperlink w:history="1" r:id="rIdzav-wo0loghts8lv_v9pk">
+            <w:hyperlink w:history="1" r:id="rIdigmcbrwxdgmv6juzkcscm">
               <w:r>
                 <w:rPr>
                   <w:color w:val="315CBB"/>
@@ -143,7 +143,7 @@
               </w:rPr>
               <w:t xml:space="preserve">   </w:t>
             </w:r>
-            <w:hyperlink w:history="1" r:id="rIdmbluy5tew8jzavgvccsno">
+            <w:hyperlink w:history="1" r:id="rIdkgeltdcnstdpuiscdvrwl">
               <w:r>
                 <w:rPr>
                   <w:color w:val="315CBB"/>
@@ -394,7 +394,7 @@
       <w:pPr>
         <w:spacing w:after="0" w:before="0" w:line="218"/>
       </w:pPr>
-      <w:hyperlink w:history="1" r:id="rIdaiqbvdh-rpafnr2pvdagj">
+      <w:hyperlink w:history="1" r:id="rIdsksawywbxgglfoj1kyj1l">
         <w:r>
           <w:rPr>
             <w:color w:val="315CBB"/>
@@ -1299,7 +1299,7 @@
       <w:pPr>
         <w:spacing w:after="0" w:before="75" w:line="218"/>
       </w:pPr>
-      <w:hyperlink w:history="1" r:id="rId3rjr6j61fb_ms8p5irlwy">
+      <w:hyperlink w:history="1" r:id="rIdnob_xhskvu5iolzl0i1nn">
         <w:r>
           <w:rPr>
             <w:color w:val="315CBB"/>
@@ -1317,7 +1317,7 @@
         </w:rPr>
         <w:t xml:space="preserve">   </w:t>
       </w:r>
-      <w:hyperlink w:history="1" r:id="rIdztjyaqaa3fsopknfosv33">
+      <w:hyperlink w:history="1" r:id="rIdmi6bmtqglw-ryc478zjdw">
         <w:r>
           <w:rPr>
             <w:color w:val="315CBB"/>
@@ -1335,7 +1335,7 @@
         </w:rPr>
         <w:t xml:space="preserve">   </w:t>
       </w:r>
-      <w:hyperlink w:history="1" r:id="rIdn734h2lid5jdz6xn08zux">
+      <w:hyperlink w:history="1" r:id="rId3v7xgmcm8ehrgjuuyqot2">
         <w:r>
           <w:rPr>
             <w:color w:val="315CBB"/>
@@ -1353,7 +1353,7 @@
         </w:rPr>
         <w:t xml:space="preserve">   </w:t>
       </w:r>
-      <w:hyperlink w:history="1" r:id="rIdus0j_3ngotj2ntpkspb7_">
+      <w:hyperlink w:history="1" r:id="rIdxl7tv_lom2tbijpa9ijjq">
         <w:r>
           <w:rPr>
             <w:color w:val="315CBB"/>
@@ -1500,7 +1500,7 @@
       <w:pPr>
         <w:spacing w:after="0" w:before="0" w:line="218"/>
       </w:pPr>
-      <w:hyperlink w:history="1" r:id="rId0v5cn7jzalupdvd8ikqtg">
+      <w:hyperlink w:history="1" r:id="rIdhfnjkivsukigh75vo6xjv">
         <w:r>
           <w:rPr>
             <w:color w:val="315CBB"/>
@@ -1952,7 +1952,7 @@
       <w:pPr>
         <w:spacing w:after="0" w:before="75" w:line="218"/>
       </w:pPr>
-      <w:hyperlink w:history="1" r:id="rIdwfi09tbo_zs-aqcqufbz9">
+      <w:hyperlink w:history="1" r:id="rId-iim76ix7xb4z65bznhzu">
         <w:r>
           <w:rPr>
             <w:color w:val="315CBB"/>
@@ -1970,7 +1970,7 @@
         </w:rPr>
         <w:t xml:space="preserve">   </w:t>
       </w:r>
-      <w:hyperlink w:history="1" r:id="rIdwm-6emyffggcyhkkfnqbt">
+      <w:hyperlink w:history="1" r:id="rIdodevu1o06rkssndlbnr7l">
         <w:r>
           <w:rPr>
             <w:color w:val="315CBB"/>
@@ -2356,7 +2356,7 @@
             <w:pPr>
               <w:spacing w:after="0" w:before="75" w:line="218"/>
             </w:pPr>
-            <w:hyperlink w:history="1" r:id="rIdpuw-lxil_nulty34u5e-j">
+            <w:hyperlink w:history="1" r:id="rIdiknl-fvoswnjlokmjqmz2">
               <w:r>
                 <w:rPr>
                   <w:color w:val="315CBB"/>
@@ -2374,7 +2374,7 @@
               </w:rPr>
               <w:t xml:space="preserve">   </w:t>
             </w:r>
-            <w:hyperlink w:history="1" r:id="rIdelgohm0mhi7zcw21vvjw6">
+            <w:hyperlink w:history="1" r:id="rIdcgsklrbwne44mrbsonmgs">
               <w:r>
                 <w:rPr>
                   <w:color w:val="315CBB"/>
@@ -2392,7 +2392,7 @@
               </w:rPr>
               <w:t xml:space="preserve">   </w:t>
             </w:r>
-            <w:hyperlink w:history="1" r:id="rId4oro5de6tgcxkyrrrfsft">
+            <w:hyperlink w:history="1" r:id="rIds6qennbb61dimibqyo-bt">
               <w:r>
                 <w:rPr>
                   <w:color w:val="315CBB"/>
@@ -2860,7 +2860,7 @@
             <w:pPr>
               <w:spacing w:after="0" w:before="0" w:line="218"/>
             </w:pPr>
-            <w:hyperlink w:history="1" r:id="rIdebsghk9n_4uumgjvc28y-">
+            <w:hyperlink w:history="1" r:id="rId70bhccsaxmjgibv_cfeux">
               <w:r>
                 <w:rPr>
                   <w:color w:val="315CBB"/>

--- a/site/resume.docx
+++ b/site/resume.docx
@@ -89,7 +89,7 @@
             <w:pPr>
               <w:spacing w:after="0" w:before="75" w:line="218"/>
             </w:pPr>
-            <w:hyperlink w:history="1" r:id="rId8ah1r3kfn4gvptdx6ccte">
+            <w:hyperlink w:history="1" r:id="rIdqes6afgxxseutgukrqqsp">
               <w:r>
                 <w:rPr>
                   <w:color w:val="315CBB"/>
@@ -107,7 +107,7 @@
               </w:rPr>
               <w:t xml:space="preserve">   </w:t>
             </w:r>
-            <w:hyperlink w:history="1" r:id="rId5ja9a8duimgj0lqwvborc">
+            <w:hyperlink w:history="1" r:id="rIdtpyfami9tqljvgwcojuvz">
               <w:r>
                 <w:rPr>
                   <w:color w:val="315CBB"/>
@@ -125,7 +125,7 @@
               </w:rPr>
               <w:t xml:space="preserve">   </w:t>
             </w:r>
-            <w:hyperlink w:history="1" r:id="rIdigmcbrwxdgmv6juzkcscm">
+            <w:hyperlink w:history="1" r:id="rIdwki5lxgvfpjr2v0kkrvpc">
               <w:r>
                 <w:rPr>
                   <w:color w:val="315CBB"/>
@@ -143,7 +143,7 @@
               </w:rPr>
               <w:t xml:space="preserve">   </w:t>
             </w:r>
-            <w:hyperlink w:history="1" r:id="rIdkgeltdcnstdpuiscdvrwl">
+            <w:hyperlink w:history="1" r:id="rId6as0ojvsskfptmzggvd3u">
               <w:r>
                 <w:rPr>
                   <w:color w:val="315CBB"/>
@@ -394,7 +394,7 @@
       <w:pPr>
         <w:spacing w:after="0" w:before="0" w:line="218"/>
       </w:pPr>
-      <w:hyperlink w:history="1" r:id="rIdsksawywbxgglfoj1kyj1l">
+      <w:hyperlink w:history="1" r:id="rIdzibcrc0wxq33n2ceryg7f">
         <w:r>
           <w:rPr>
             <w:color w:val="315CBB"/>
@@ -1299,7 +1299,7 @@
       <w:pPr>
         <w:spacing w:after="0" w:before="75" w:line="218"/>
       </w:pPr>
-      <w:hyperlink w:history="1" r:id="rIdnob_xhskvu5iolzl0i1nn">
+      <w:hyperlink w:history="1" r:id="rIdxg9hblaidjwvvb-ju3ly7">
         <w:r>
           <w:rPr>
             <w:color w:val="315CBB"/>
@@ -1317,7 +1317,7 @@
         </w:rPr>
         <w:t xml:space="preserve">   </w:t>
       </w:r>
-      <w:hyperlink w:history="1" r:id="rIdmi6bmtqglw-ryc478zjdw">
+      <w:hyperlink w:history="1" r:id="rIditwrhool5ll0km-zdbyhk">
         <w:r>
           <w:rPr>
             <w:color w:val="315CBB"/>
@@ -1335,7 +1335,7 @@
         </w:rPr>
         <w:t xml:space="preserve">   </w:t>
       </w:r>
-      <w:hyperlink w:history="1" r:id="rId3v7xgmcm8ehrgjuuyqot2">
+      <w:hyperlink w:history="1" r:id="rIdmq4fbij4g8kmnfotarb3u">
         <w:r>
           <w:rPr>
             <w:color w:val="315CBB"/>
@@ -1353,7 +1353,7 @@
         </w:rPr>
         <w:t xml:space="preserve">   </w:t>
       </w:r>
-      <w:hyperlink w:history="1" r:id="rIdxl7tv_lom2tbijpa9ijjq">
+      <w:hyperlink w:history="1" r:id="rIdyrknwxjhvhxpmailptppo">
         <w:r>
           <w:rPr>
             <w:color w:val="315CBB"/>
@@ -1500,7 +1500,7 @@
       <w:pPr>
         <w:spacing w:after="0" w:before="0" w:line="218"/>
       </w:pPr>
-      <w:hyperlink w:history="1" r:id="rIdhfnjkivsukigh75vo6xjv">
+      <w:hyperlink w:history="1" r:id="rIdroh7yisbbobdjgixeolru">
         <w:r>
           <w:rPr>
             <w:color w:val="315CBB"/>
@@ -1952,7 +1952,7 @@
       <w:pPr>
         <w:spacing w:after="0" w:before="75" w:line="218"/>
       </w:pPr>
-      <w:hyperlink w:history="1" r:id="rId-iim76ix7xb4z65bznhzu">
+      <w:hyperlink w:history="1" r:id="rId7qpfhdtx1fguqob4sihv0">
         <w:r>
           <w:rPr>
             <w:color w:val="315CBB"/>
@@ -1970,7 +1970,7 @@
         </w:rPr>
         <w:t xml:space="preserve">   </w:t>
       </w:r>
-      <w:hyperlink w:history="1" r:id="rIdodevu1o06rkssndlbnr7l">
+      <w:hyperlink w:history="1" r:id="rIdr-ssje0ympgwuppol_jx_">
         <w:r>
           <w:rPr>
             <w:color w:val="315CBB"/>
@@ -2356,7 +2356,7 @@
             <w:pPr>
               <w:spacing w:after="0" w:before="75" w:line="218"/>
             </w:pPr>
-            <w:hyperlink w:history="1" r:id="rIdiknl-fvoswnjlokmjqmz2">
+            <w:hyperlink w:history="1" r:id="rIdspbzqhlen4m-hvxm6g-r7">
               <w:r>
                 <w:rPr>
                   <w:color w:val="315CBB"/>
@@ -2374,7 +2374,7 @@
               </w:rPr>
               <w:t xml:space="preserve">   </w:t>
             </w:r>
-            <w:hyperlink w:history="1" r:id="rIdcgsklrbwne44mrbsonmgs">
+            <w:hyperlink w:history="1" r:id="rIdwrqeor39sog6g1lt9l9bn">
               <w:r>
                 <w:rPr>
                   <w:color w:val="315CBB"/>
@@ -2392,7 +2392,7 @@
               </w:rPr>
               <w:t xml:space="preserve">   </w:t>
             </w:r>
-            <w:hyperlink w:history="1" r:id="rIds6qennbb61dimibqyo-bt">
+            <w:hyperlink w:history="1" r:id="rIdy1oqgp2srtskm_durjiw-">
               <w:r>
                 <w:rPr>
                   <w:color w:val="315CBB"/>
@@ -2860,7 +2860,7 @@
             <w:pPr>
               <w:spacing w:after="0" w:before="0" w:line="218"/>
             </w:pPr>
-            <w:hyperlink w:history="1" r:id="rId70bhccsaxmjgibv_cfeux">
+            <w:hyperlink w:history="1" r:id="rIdkupw8zeshp4ime9xbhefr">
               <w:r>
                 <w:rPr>
                   <w:color w:val="315CBB"/>

--- a/site/resume.docx
+++ b/site/resume.docx
@@ -89,7 +89,7 @@
             <w:pPr>
               <w:spacing w:after="0" w:before="75" w:line="218"/>
             </w:pPr>
-            <w:hyperlink w:history="1" r:id="rIdqes6afgxxseutgukrqqsp">
+            <w:hyperlink w:history="1" r:id="rIdu6kqlltd-dwp1fdervtkk">
               <w:r>
                 <w:rPr>
                   <w:color w:val="315CBB"/>
@@ -107,7 +107,7 @@
               </w:rPr>
               <w:t xml:space="preserve">   </w:t>
             </w:r>
-            <w:hyperlink w:history="1" r:id="rIdtpyfami9tqljvgwcojuvz">
+            <w:hyperlink w:history="1" r:id="rIdkxgjj2t44pu02ujib4gus">
               <w:r>
                 <w:rPr>
                   <w:color w:val="315CBB"/>
@@ -125,7 +125,7 @@
               </w:rPr>
               <w:t xml:space="preserve">   </w:t>
             </w:r>
-            <w:hyperlink w:history="1" r:id="rIdwki5lxgvfpjr2v0kkrvpc">
+            <w:hyperlink w:history="1" r:id="rId55-o2beuiftnhjccxgbx7">
               <w:r>
                 <w:rPr>
                   <w:color w:val="315CBB"/>
@@ -143,7 +143,7 @@
               </w:rPr>
               <w:t xml:space="preserve">   </w:t>
             </w:r>
-            <w:hyperlink w:history="1" r:id="rId6as0ojvsskfptmzggvd3u">
+            <w:hyperlink w:history="1" r:id="rIdmdx38evek9xedvpgtpait">
               <w:r>
                 <w:rPr>
                   <w:color w:val="315CBB"/>
@@ -394,7 +394,7 @@
       <w:pPr>
         <w:spacing w:after="0" w:before="0" w:line="218"/>
       </w:pPr>
-      <w:hyperlink w:history="1" r:id="rIdzibcrc0wxq33n2ceryg7f">
+      <w:hyperlink w:history="1" r:id="rIdxi1dlzz-qtyw0ydjykv3s">
         <w:r>
           <w:rPr>
             <w:color w:val="315CBB"/>
@@ -1299,7 +1299,7 @@
       <w:pPr>
         <w:spacing w:after="0" w:before="75" w:line="218"/>
       </w:pPr>
-      <w:hyperlink w:history="1" r:id="rIdxg9hblaidjwvvb-ju3ly7">
+      <w:hyperlink w:history="1" r:id="rId88bgmknodn91efqchz9ps">
         <w:r>
           <w:rPr>
             <w:color w:val="315CBB"/>
@@ -1317,7 +1317,7 @@
         </w:rPr>
         <w:t xml:space="preserve">   </w:t>
       </w:r>
-      <w:hyperlink w:history="1" r:id="rIditwrhool5ll0km-zdbyhk">
+      <w:hyperlink w:history="1" r:id="rId2mrfdlisz1cgvni4bbyye">
         <w:r>
           <w:rPr>
             <w:color w:val="315CBB"/>
@@ -1335,7 +1335,7 @@
         </w:rPr>
         <w:t xml:space="preserve">   </w:t>
       </w:r>
-      <w:hyperlink w:history="1" r:id="rIdmq4fbij4g8kmnfotarb3u">
+      <w:hyperlink w:history="1" r:id="rIdwsqlrqficgsmaodlemofh">
         <w:r>
           <w:rPr>
             <w:color w:val="315CBB"/>
@@ -1353,7 +1353,7 @@
         </w:rPr>
         <w:t xml:space="preserve">   </w:t>
       </w:r>
-      <w:hyperlink w:history="1" r:id="rIdyrknwxjhvhxpmailptppo">
+      <w:hyperlink w:history="1" r:id="rIdyo6gun08kythkj5kn4lqf">
         <w:r>
           <w:rPr>
             <w:color w:val="315CBB"/>
@@ -1500,7 +1500,7 @@
       <w:pPr>
         <w:spacing w:after="0" w:before="0" w:line="218"/>
       </w:pPr>
-      <w:hyperlink w:history="1" r:id="rIdroh7yisbbobdjgixeolru">
+      <w:hyperlink w:history="1" r:id="rIdjl9zxuqvj66lcydrz_u-i">
         <w:r>
           <w:rPr>
             <w:color w:val="315CBB"/>
@@ -1952,7 +1952,7 @@
       <w:pPr>
         <w:spacing w:after="0" w:before="75" w:line="218"/>
       </w:pPr>
-      <w:hyperlink w:history="1" r:id="rId7qpfhdtx1fguqob4sihv0">
+      <w:hyperlink w:history="1" r:id="rIdozgd4ia-6kqb6wflczazl">
         <w:r>
           <w:rPr>
             <w:color w:val="315CBB"/>
@@ -1970,7 +1970,7 @@
         </w:rPr>
         <w:t xml:space="preserve">   </w:t>
       </w:r>
-      <w:hyperlink w:history="1" r:id="rIdr-ssje0ympgwuppol_jx_">
+      <w:hyperlink w:history="1" r:id="rIdopeg9g80fh28bk27mer9c">
         <w:r>
           <w:rPr>
             <w:color w:val="315CBB"/>
@@ -2356,7 +2356,7 @@
             <w:pPr>
               <w:spacing w:after="0" w:before="75" w:line="218"/>
             </w:pPr>
-            <w:hyperlink w:history="1" r:id="rIdspbzqhlen4m-hvxm6g-r7">
+            <w:hyperlink w:history="1" r:id="rIdaigcafddvb4b3yu9w6kic">
               <w:r>
                 <w:rPr>
                   <w:color w:val="315CBB"/>
@@ -2374,7 +2374,7 @@
               </w:rPr>
               <w:t xml:space="preserve">   </w:t>
             </w:r>
-            <w:hyperlink w:history="1" r:id="rIdwrqeor39sog6g1lt9l9bn">
+            <w:hyperlink w:history="1" r:id="rIdtrztfpheb_wblmxekennx">
               <w:r>
                 <w:rPr>
                   <w:color w:val="315CBB"/>
@@ -2392,7 +2392,7 @@
               </w:rPr>
               <w:t xml:space="preserve">   </w:t>
             </w:r>
-            <w:hyperlink w:history="1" r:id="rIdy1oqgp2srtskm_durjiw-">
+            <w:hyperlink w:history="1" r:id="rIdzbybrghfmvlfq4rt8cpit">
               <w:r>
                 <w:rPr>
                   <w:color w:val="315CBB"/>
@@ -2860,7 +2860,7 @@
             <w:pPr>
               <w:spacing w:after="0" w:before="0" w:line="218"/>
             </w:pPr>
-            <w:hyperlink w:history="1" r:id="rIdkupw8zeshp4ime9xbhefr">
+            <w:hyperlink w:history="1" r:id="rId7yklvfjpkiozfd04am3qq">
               <w:r>
                 <w:rPr>
                   <w:color w:val="315CBB"/>

--- a/site/resume.docx
+++ b/site/resume.docx
@@ -89,7 +89,7 @@
             <w:pPr>
               <w:spacing w:after="0" w:before="75" w:line="218"/>
             </w:pPr>
-            <w:hyperlink w:history="1" r:id="rIdu6kqlltd-dwp1fdervtkk">
+            <w:hyperlink w:history="1" r:id="rIdj7akofsfcbsjkzyu0uwj6">
               <w:r>
                 <w:rPr>
                   <w:color w:val="315CBB"/>
@@ -107,7 +107,7 @@
               </w:rPr>
               <w:t xml:space="preserve">   </w:t>
             </w:r>
-            <w:hyperlink w:history="1" r:id="rIdkxgjj2t44pu02ujib4gus">
+            <w:hyperlink w:history="1" r:id="rId1ftexszn3rmc_xmbwa50f">
               <w:r>
                 <w:rPr>
                   <w:color w:val="315CBB"/>
@@ -125,7 +125,7 @@
               </w:rPr>
               <w:t xml:space="preserve">   </w:t>
             </w:r>
-            <w:hyperlink w:history="1" r:id="rId55-o2beuiftnhjccxgbx7">
+            <w:hyperlink w:history="1" r:id="rIdf1vkdlbqnvmlirufecyai">
               <w:r>
                 <w:rPr>
                   <w:color w:val="315CBB"/>
@@ -143,7 +143,7 @@
               </w:rPr>
               <w:t xml:space="preserve">   </w:t>
             </w:r>
-            <w:hyperlink w:history="1" r:id="rIdmdx38evek9xedvpgtpait">
+            <w:hyperlink w:history="1" r:id="rIddd595qvqf6sxj7jhvjsv6">
               <w:r>
                 <w:rPr>
                   <w:color w:val="315CBB"/>
@@ -394,7 +394,7 @@
       <w:pPr>
         <w:spacing w:after="0" w:before="0" w:line="218"/>
       </w:pPr>
-      <w:hyperlink w:history="1" r:id="rIdxi1dlzz-qtyw0ydjykv3s">
+      <w:hyperlink w:history="1" r:id="rIdokq8mkg96h5phg23h2bcl">
         <w:r>
           <w:rPr>
             <w:color w:val="315CBB"/>
@@ -1299,7 +1299,7 @@
       <w:pPr>
         <w:spacing w:after="0" w:before="75" w:line="218"/>
       </w:pPr>
-      <w:hyperlink w:history="1" r:id="rId88bgmknodn91efqchz9ps">
+      <w:hyperlink w:history="1" r:id="rIdqgcqustbbcij1hzveu9f_">
         <w:r>
           <w:rPr>
             <w:color w:val="315CBB"/>
@@ -1317,7 +1317,7 @@
         </w:rPr>
         <w:t xml:space="preserve">   </w:t>
       </w:r>
-      <w:hyperlink w:history="1" r:id="rId2mrfdlisz1cgvni4bbyye">
+      <w:hyperlink w:history="1" r:id="rIdafyh2ylrkujlhchyrpa0w">
         <w:r>
           <w:rPr>
             <w:color w:val="315CBB"/>
@@ -1335,7 +1335,7 @@
         </w:rPr>
         <w:t xml:space="preserve">   </w:t>
       </w:r>
-      <w:hyperlink w:history="1" r:id="rIdwsqlrqficgsmaodlemofh">
+      <w:hyperlink w:history="1" r:id="rIddjvcwfdp0uihwtmt3o4tx">
         <w:r>
           <w:rPr>
             <w:color w:val="315CBB"/>
@@ -1353,7 +1353,7 @@
         </w:rPr>
         <w:t xml:space="preserve">   </w:t>
       </w:r>
-      <w:hyperlink w:history="1" r:id="rIdyo6gun08kythkj5kn4lqf">
+      <w:hyperlink w:history="1" r:id="rIdhtdbpkrzebm_uz7x9thnu">
         <w:r>
           <w:rPr>
             <w:color w:val="315CBB"/>
@@ -1500,7 +1500,7 @@
       <w:pPr>
         <w:spacing w:after="0" w:before="0" w:line="218"/>
       </w:pPr>
-      <w:hyperlink w:history="1" r:id="rIdjl9zxuqvj66lcydrz_u-i">
+      <w:hyperlink w:history="1" r:id="rId7fbqnu0suwvaoheoihmzd">
         <w:r>
           <w:rPr>
             <w:color w:val="315CBB"/>
@@ -1952,7 +1952,7 @@
       <w:pPr>
         <w:spacing w:after="0" w:before="75" w:line="218"/>
       </w:pPr>
-      <w:hyperlink w:history="1" r:id="rIdozgd4ia-6kqb6wflczazl">
+      <w:hyperlink w:history="1" r:id="rId7eryi_zj-1nar2gqm4skg">
         <w:r>
           <w:rPr>
             <w:color w:val="315CBB"/>
@@ -1970,7 +1970,7 @@
         </w:rPr>
         <w:t xml:space="preserve">   </w:t>
       </w:r>
-      <w:hyperlink w:history="1" r:id="rIdopeg9g80fh28bk27mer9c">
+      <w:hyperlink w:history="1" r:id="rId4lzyn4mhj1ajusv0pv5ih">
         <w:r>
           <w:rPr>
             <w:color w:val="315CBB"/>
@@ -2356,7 +2356,7 @@
             <w:pPr>
               <w:spacing w:after="0" w:before="75" w:line="218"/>
             </w:pPr>
-            <w:hyperlink w:history="1" r:id="rIdaigcafddvb4b3yu9w6kic">
+            <w:hyperlink w:history="1" r:id="rIdlmvoeera4yocjsypkmj_i">
               <w:r>
                 <w:rPr>
                   <w:color w:val="315CBB"/>
@@ -2374,7 +2374,7 @@
               </w:rPr>
               <w:t xml:space="preserve">   </w:t>
             </w:r>
-            <w:hyperlink w:history="1" r:id="rIdtrztfpheb_wblmxekennx">
+            <w:hyperlink w:history="1" r:id="rId7afx38hvtzxmlebchhfbw">
               <w:r>
                 <w:rPr>
                   <w:color w:val="315CBB"/>
@@ -2392,7 +2392,7 @@
               </w:rPr>
               <w:t xml:space="preserve">   </w:t>
             </w:r>
-            <w:hyperlink w:history="1" r:id="rIdzbybrghfmvlfq4rt8cpit">
+            <w:hyperlink w:history="1" r:id="rIdr5omosns3rrn3btcboioe">
               <w:r>
                 <w:rPr>
                   <w:color w:val="315CBB"/>
@@ -2860,7 +2860,7 @@
             <w:pPr>
               <w:spacing w:after="0" w:before="0" w:line="218"/>
             </w:pPr>
-            <w:hyperlink w:history="1" r:id="rId7yklvfjpkiozfd04am3qq">
+            <w:hyperlink w:history="1" r:id="rIdtbnzzkb6ium3tzlfcs7fs">
               <w:r>
                 <w:rPr>
                   <w:color w:val="315CBB"/>

--- a/site/resume.docx
+++ b/site/resume.docx
@@ -89,7 +89,7 @@
             <w:pPr>
               <w:spacing w:after="0" w:before="75" w:line="218"/>
             </w:pPr>
-            <w:hyperlink w:history="1" r:id="rIdj7akofsfcbsjkzyu0uwj6">
+            <w:hyperlink w:history="1" r:id="rIduxc33ypbo3v8nwo6k6iiw">
               <w:r>
                 <w:rPr>
                   <w:color w:val="315CBB"/>
@@ -107,7 +107,7 @@
               </w:rPr>
               <w:t xml:space="preserve">   </w:t>
             </w:r>
-            <w:hyperlink w:history="1" r:id="rId1ftexszn3rmc_xmbwa50f">
+            <w:hyperlink w:history="1" r:id="rIdvssxx7rqn9a6onk9g5mh-">
               <w:r>
                 <w:rPr>
                   <w:color w:val="315CBB"/>
@@ -125,7 +125,7 @@
               </w:rPr>
               <w:t xml:space="preserve">   </w:t>
             </w:r>
-            <w:hyperlink w:history="1" r:id="rIdf1vkdlbqnvmlirufecyai">
+            <w:hyperlink w:history="1" r:id="rIdw2topqrrbuwbsvmjnqbo4">
               <w:r>
                 <w:rPr>
                   <w:color w:val="315CBB"/>
@@ -143,7 +143,7 @@
               </w:rPr>
               <w:t xml:space="preserve">   </w:t>
             </w:r>
-            <w:hyperlink w:history="1" r:id="rIddd595qvqf6sxj7jhvjsv6">
+            <w:hyperlink w:history="1" r:id="rIdzeaxtdbx0ev525ewro7ik">
               <w:r>
                 <w:rPr>
                   <w:color w:val="315CBB"/>
@@ -394,7 +394,7 @@
       <w:pPr>
         <w:spacing w:after="0" w:before="0" w:line="218"/>
       </w:pPr>
-      <w:hyperlink w:history="1" r:id="rIdokq8mkg96h5phg23h2bcl">
+      <w:hyperlink w:history="1" r:id="rIdokyoo4xbv1cs_evgld1ml">
         <w:r>
           <w:rPr>
             <w:color w:val="315CBB"/>
@@ -1299,7 +1299,7 @@
       <w:pPr>
         <w:spacing w:after="0" w:before="75" w:line="218"/>
       </w:pPr>
-      <w:hyperlink w:history="1" r:id="rIdqgcqustbbcij1hzveu9f_">
+      <w:hyperlink w:history="1" r:id="rIdepjn9kjasyih5iuhcxhob">
         <w:r>
           <w:rPr>
             <w:color w:val="315CBB"/>
@@ -1317,7 +1317,7 @@
         </w:rPr>
         <w:t xml:space="preserve">   </w:t>
       </w:r>
-      <w:hyperlink w:history="1" r:id="rIdafyh2ylrkujlhchyrpa0w">
+      <w:hyperlink w:history="1" r:id="rIdnztzvtvrv5flh9uekw_oi">
         <w:r>
           <w:rPr>
             <w:color w:val="315CBB"/>
@@ -1335,7 +1335,7 @@
         </w:rPr>
         <w:t xml:space="preserve">   </w:t>
       </w:r>
-      <w:hyperlink w:history="1" r:id="rIddjvcwfdp0uihwtmt3o4tx">
+      <w:hyperlink w:history="1" r:id="rIdrcxcetfvaez72xnczbi-k">
         <w:r>
           <w:rPr>
             <w:color w:val="315CBB"/>
@@ -1353,7 +1353,7 @@
         </w:rPr>
         <w:t xml:space="preserve">   </w:t>
       </w:r>
-      <w:hyperlink w:history="1" r:id="rIdhtdbpkrzebm_uz7x9thnu">
+      <w:hyperlink w:history="1" r:id="rIdcvs7skzynppfzjn_b-ixt">
         <w:r>
           <w:rPr>
             <w:color w:val="315CBB"/>
@@ -1500,7 +1500,7 @@
       <w:pPr>
         <w:spacing w:after="0" w:before="0" w:line="218"/>
       </w:pPr>
-      <w:hyperlink w:history="1" r:id="rId7fbqnu0suwvaoheoihmzd">
+      <w:hyperlink w:history="1" r:id="rIdnmej6zertyki5qnjsj1ft">
         <w:r>
           <w:rPr>
             <w:color w:val="315CBB"/>
@@ -1952,7 +1952,7 @@
       <w:pPr>
         <w:spacing w:after="0" w:before="75" w:line="218"/>
       </w:pPr>
-      <w:hyperlink w:history="1" r:id="rId7eryi_zj-1nar2gqm4skg">
+      <w:hyperlink w:history="1" r:id="rIdmc5pgovixmwq_osezzre2">
         <w:r>
           <w:rPr>
             <w:color w:val="315CBB"/>
@@ -1970,7 +1970,7 @@
         </w:rPr>
         <w:t xml:space="preserve">   </w:t>
       </w:r>
-      <w:hyperlink w:history="1" r:id="rId4lzyn4mhj1ajusv0pv5ih">
+      <w:hyperlink w:history="1" r:id="rIdph2e5wnntmy2mhanieoni">
         <w:r>
           <w:rPr>
             <w:color w:val="315CBB"/>
@@ -2356,7 +2356,7 @@
             <w:pPr>
               <w:spacing w:after="0" w:before="75" w:line="218"/>
             </w:pPr>
-            <w:hyperlink w:history="1" r:id="rIdlmvoeera4yocjsypkmj_i">
+            <w:hyperlink w:history="1" r:id="rIdwjp03ipjm2dgoczillmcm">
               <w:r>
                 <w:rPr>
                   <w:color w:val="315CBB"/>
@@ -2374,7 +2374,7 @@
               </w:rPr>
               <w:t xml:space="preserve">   </w:t>
             </w:r>
-            <w:hyperlink w:history="1" r:id="rId7afx38hvtzxmlebchhfbw">
+            <w:hyperlink w:history="1" r:id="rIdbrgamzloz7ld7ftn0qme5">
               <w:r>
                 <w:rPr>
                   <w:color w:val="315CBB"/>
@@ -2392,7 +2392,7 @@
               </w:rPr>
               <w:t xml:space="preserve">   </w:t>
             </w:r>
-            <w:hyperlink w:history="1" r:id="rIdr5omosns3rrn3btcboioe">
+            <w:hyperlink w:history="1" r:id="rIdqw8cmyzsmj0vc644m8xid">
               <w:r>
                 <w:rPr>
                   <w:color w:val="315CBB"/>
@@ -2860,7 +2860,7 @@
             <w:pPr>
               <w:spacing w:after="0" w:before="0" w:line="218"/>
             </w:pPr>
-            <w:hyperlink w:history="1" r:id="rIdtbnzzkb6ium3tzlfcs7fs">
+            <w:hyperlink w:history="1" r:id="rIdhykwjhv16dbtgbnigjtdf">
               <w:r>
                 <w:rPr>
                   <w:color w:val="315CBB"/>

--- a/site/resume.docx
+++ b/site/resume.docx
@@ -89,7 +89,7 @@
             <w:pPr>
               <w:spacing w:after="0" w:before="75" w:line="218"/>
             </w:pPr>
-            <w:hyperlink w:history="1" r:id="rIduxc33ypbo3v8nwo6k6iiw">
+            <w:hyperlink w:history="1" r:id="rIdf4ryhib9y6_hkl_zte_bt">
               <w:r>
                 <w:rPr>
                   <w:color w:val="315CBB"/>
@@ -107,7 +107,7 @@
               </w:rPr>
               <w:t xml:space="preserve">   </w:t>
             </w:r>
-            <w:hyperlink w:history="1" r:id="rIdvssxx7rqn9a6onk9g5mh-">
+            <w:hyperlink w:history="1" r:id="rId3j_uktv7h765kxnvg5new">
               <w:r>
                 <w:rPr>
                   <w:color w:val="315CBB"/>
@@ -125,7 +125,7 @@
               </w:rPr>
               <w:t xml:space="preserve">   </w:t>
             </w:r>
-            <w:hyperlink w:history="1" r:id="rIdw2topqrrbuwbsvmjnqbo4">
+            <w:hyperlink w:history="1" r:id="rIdsuysi9sj7igp-aoyd35aj">
               <w:r>
                 <w:rPr>
                   <w:color w:val="315CBB"/>
@@ -143,7 +143,7 @@
               </w:rPr>
               <w:t xml:space="preserve">   </w:t>
             </w:r>
-            <w:hyperlink w:history="1" r:id="rIdzeaxtdbx0ev525ewro7ik">
+            <w:hyperlink w:history="1" r:id="rId_8i0exxi-pixlpmzu1szg">
               <w:r>
                 <w:rPr>
                   <w:color w:val="315CBB"/>
@@ -394,7 +394,7 @@
       <w:pPr>
         <w:spacing w:after="0" w:before="0" w:line="218"/>
       </w:pPr>
-      <w:hyperlink w:history="1" r:id="rIdokyoo4xbv1cs_evgld1ml">
+      <w:hyperlink w:history="1" r:id="rIdboq4yiquqvd79sjishlux">
         <w:r>
           <w:rPr>
             <w:color w:val="315CBB"/>
@@ -1299,7 +1299,7 @@
       <w:pPr>
         <w:spacing w:after="0" w:before="75" w:line="218"/>
       </w:pPr>
-      <w:hyperlink w:history="1" r:id="rIdepjn9kjasyih5iuhcxhob">
+      <w:hyperlink w:history="1" r:id="rIdffxo10trm8s17kpdkwhjv">
         <w:r>
           <w:rPr>
             <w:color w:val="315CBB"/>
@@ -1317,7 +1317,7 @@
         </w:rPr>
         <w:t xml:space="preserve">   </w:t>
       </w:r>
-      <w:hyperlink w:history="1" r:id="rIdnztzvtvrv5flh9uekw_oi">
+      <w:hyperlink w:history="1" r:id="rIdz0rk8sr3_k2mtktauwtpu">
         <w:r>
           <w:rPr>
             <w:color w:val="315CBB"/>
@@ -1335,7 +1335,7 @@
         </w:rPr>
         <w:t xml:space="preserve">   </w:t>
       </w:r>
-      <w:hyperlink w:history="1" r:id="rIdrcxcetfvaez72xnczbi-k">
+      <w:hyperlink w:history="1" r:id="rIdhanmky7l28jn6ik47xftf">
         <w:r>
           <w:rPr>
             <w:color w:val="315CBB"/>
@@ -1353,7 +1353,7 @@
         </w:rPr>
         <w:t xml:space="preserve">   </w:t>
       </w:r>
-      <w:hyperlink w:history="1" r:id="rIdcvs7skzynppfzjn_b-ixt">
+      <w:hyperlink w:history="1" r:id="rId2qfzzjkxxwfakvt8bbuvi">
         <w:r>
           <w:rPr>
             <w:color w:val="315CBB"/>
@@ -1500,7 +1500,7 @@
       <w:pPr>
         <w:spacing w:after="0" w:before="0" w:line="218"/>
       </w:pPr>
-      <w:hyperlink w:history="1" r:id="rIdnmej6zertyki5qnjsj1ft">
+      <w:hyperlink w:history="1" r:id="rIdf50-jm4c-t192v85g6se3">
         <w:r>
           <w:rPr>
             <w:color w:val="315CBB"/>
@@ -1952,7 +1952,7 @@
       <w:pPr>
         <w:spacing w:after="0" w:before="75" w:line="218"/>
       </w:pPr>
-      <w:hyperlink w:history="1" r:id="rIdmc5pgovixmwq_osezzre2">
+      <w:hyperlink w:history="1" r:id="rId1n_o5whu32tyekbwhqrqb">
         <w:r>
           <w:rPr>
             <w:color w:val="315CBB"/>
@@ -1970,7 +1970,7 @@
         </w:rPr>
         <w:t xml:space="preserve">   </w:t>
       </w:r>
-      <w:hyperlink w:history="1" r:id="rIdph2e5wnntmy2mhanieoni">
+      <w:hyperlink w:history="1" r:id="rIdzsmwn8ymhcw7qa0kufdez">
         <w:r>
           <w:rPr>
             <w:color w:val="315CBB"/>
@@ -2356,7 +2356,7 @@
             <w:pPr>
               <w:spacing w:after="0" w:before="75" w:line="218"/>
             </w:pPr>
-            <w:hyperlink w:history="1" r:id="rIdwjp03ipjm2dgoczillmcm">
+            <w:hyperlink w:history="1" r:id="rIdjqa3xr5plji9_mvqrmqo1">
               <w:r>
                 <w:rPr>
                   <w:color w:val="315CBB"/>
@@ -2374,7 +2374,7 @@
               </w:rPr>
               <w:t xml:space="preserve">   </w:t>
             </w:r>
-            <w:hyperlink w:history="1" r:id="rIdbrgamzloz7ld7ftn0qme5">
+            <w:hyperlink w:history="1" r:id="rIdakw9usfvec0r7hgsssiuw">
               <w:r>
                 <w:rPr>
                   <w:color w:val="315CBB"/>
@@ -2392,7 +2392,7 @@
               </w:rPr>
               <w:t xml:space="preserve">   </w:t>
             </w:r>
-            <w:hyperlink w:history="1" r:id="rIdqw8cmyzsmj0vc644m8xid">
+            <w:hyperlink w:history="1" r:id="rId10ogz_95spt2a-ytcbgo2">
               <w:r>
                 <w:rPr>
                   <w:color w:val="315CBB"/>
@@ -2860,7 +2860,7 @@
             <w:pPr>
               <w:spacing w:after="0" w:before="0" w:line="218"/>
             </w:pPr>
-            <w:hyperlink w:history="1" r:id="rIdhykwjhv16dbtgbnigjtdf">
+            <w:hyperlink w:history="1" r:id="rIdf3_quoz_srrf_olrzfbb-">
               <w:r>
                 <w:rPr>
                   <w:color w:val="315CBB"/>

--- a/site/resume.docx
+++ b/site/resume.docx
@@ -89,7 +89,7 @@
             <w:pPr>
               <w:spacing w:after="0" w:before="75" w:line="218"/>
             </w:pPr>
-            <w:hyperlink w:history="1" r:id="rIdf4ryhib9y6_hkl_zte_bt">
+            <w:hyperlink w:history="1" r:id="rId06doazhxrndnvj6n_arod">
               <w:r>
                 <w:rPr>
                   <w:color w:val="315CBB"/>
@@ -107,7 +107,7 @@
               </w:rPr>
               <w:t xml:space="preserve">   </w:t>
             </w:r>
-            <w:hyperlink w:history="1" r:id="rId3j_uktv7h765kxnvg5new">
+            <w:hyperlink w:history="1" r:id="rIdt8xmlj3u2lr8pq6wpt89r">
               <w:r>
                 <w:rPr>
                   <w:color w:val="315CBB"/>
@@ -125,7 +125,7 @@
               </w:rPr>
               <w:t xml:space="preserve">   </w:t>
             </w:r>
-            <w:hyperlink w:history="1" r:id="rIdsuysi9sj7igp-aoyd35aj">
+            <w:hyperlink w:history="1" r:id="rIdaospzicu7qhifedrjcj6a">
               <w:r>
                 <w:rPr>
                   <w:color w:val="315CBB"/>
@@ -143,7 +143,7 @@
               </w:rPr>
               <w:t xml:space="preserve">   </w:t>
             </w:r>
-            <w:hyperlink w:history="1" r:id="rId_8i0exxi-pixlpmzu1szg">
+            <w:hyperlink w:history="1" r:id="rId6wcixqld29pv16dd-kyqv">
               <w:r>
                 <w:rPr>
                   <w:color w:val="315CBB"/>
@@ -394,7 +394,7 @@
       <w:pPr>
         <w:spacing w:after="0" w:before="0" w:line="218"/>
       </w:pPr>
-      <w:hyperlink w:history="1" r:id="rIdboq4yiquqvd79sjishlux">
+      <w:hyperlink w:history="1" r:id="rIdni4lssz_lluhxt0acbpxv">
         <w:r>
           <w:rPr>
             <w:color w:val="315CBB"/>
@@ -1299,7 +1299,7 @@
       <w:pPr>
         <w:spacing w:after="0" w:before="75" w:line="218"/>
       </w:pPr>
-      <w:hyperlink w:history="1" r:id="rIdffxo10trm8s17kpdkwhjv">
+      <w:hyperlink w:history="1" r:id="rIdlfgliuawvjoe5f6fwd2-j">
         <w:r>
           <w:rPr>
             <w:color w:val="315CBB"/>
@@ -1317,7 +1317,7 @@
         </w:rPr>
         <w:t xml:space="preserve">   </w:t>
       </w:r>
-      <w:hyperlink w:history="1" r:id="rIdz0rk8sr3_k2mtktauwtpu">
+      <w:hyperlink w:history="1" r:id="rIdrorob_dtmpdoiengfazc8">
         <w:r>
           <w:rPr>
             <w:color w:val="315CBB"/>
@@ -1335,7 +1335,7 @@
         </w:rPr>
         <w:t xml:space="preserve">   </w:t>
       </w:r>
-      <w:hyperlink w:history="1" r:id="rIdhanmky7l28jn6ik47xftf">
+      <w:hyperlink w:history="1" r:id="rId57axw74a-u6gu1rpzrxql">
         <w:r>
           <w:rPr>
             <w:color w:val="315CBB"/>
@@ -1353,7 +1353,7 @@
         </w:rPr>
         <w:t xml:space="preserve">   </w:t>
       </w:r>
-      <w:hyperlink w:history="1" r:id="rId2qfzzjkxxwfakvt8bbuvi">
+      <w:hyperlink w:history="1" r:id="rIdffzhqi71l5fgrrwukenqd">
         <w:r>
           <w:rPr>
             <w:color w:val="315CBB"/>
@@ -1500,7 +1500,7 @@
       <w:pPr>
         <w:spacing w:after="0" w:before="0" w:line="218"/>
       </w:pPr>
-      <w:hyperlink w:history="1" r:id="rIdf50-jm4c-t192v85g6se3">
+      <w:hyperlink w:history="1" r:id="rIdkzscotfd1zj4fe66u_mjd">
         <w:r>
           <w:rPr>
             <w:color w:val="315CBB"/>
@@ -1952,7 +1952,7 @@
       <w:pPr>
         <w:spacing w:after="0" w:before="75" w:line="218"/>
       </w:pPr>
-      <w:hyperlink w:history="1" r:id="rId1n_o5whu32tyekbwhqrqb">
+      <w:hyperlink w:history="1" r:id="rIdvlqqc2meobahw5vuqvfwf">
         <w:r>
           <w:rPr>
             <w:color w:val="315CBB"/>
@@ -1970,7 +1970,7 @@
         </w:rPr>
         <w:t xml:space="preserve">   </w:t>
       </w:r>
-      <w:hyperlink w:history="1" r:id="rIdzsmwn8ymhcw7qa0kufdez">
+      <w:hyperlink w:history="1" r:id="rIdgjowtlx_z9o88vwcwjqni">
         <w:r>
           <w:rPr>
             <w:color w:val="315CBB"/>
@@ -2356,7 +2356,7 @@
             <w:pPr>
               <w:spacing w:after="0" w:before="75" w:line="218"/>
             </w:pPr>
-            <w:hyperlink w:history="1" r:id="rIdjqa3xr5plji9_mvqrmqo1">
+            <w:hyperlink w:history="1" r:id="rIdbbusdj35qes5rvs04_7nk">
               <w:r>
                 <w:rPr>
                   <w:color w:val="315CBB"/>
@@ -2374,7 +2374,7 @@
               </w:rPr>
               <w:t xml:space="preserve">   </w:t>
             </w:r>
-            <w:hyperlink w:history="1" r:id="rIdakw9usfvec0r7hgsssiuw">
+            <w:hyperlink w:history="1" r:id="rIdv5w73l83kwaqbhf5sr5tj">
               <w:r>
                 <w:rPr>
                   <w:color w:val="315CBB"/>
@@ -2392,7 +2392,7 @@
               </w:rPr>
               <w:t xml:space="preserve">   </w:t>
             </w:r>
-            <w:hyperlink w:history="1" r:id="rId10ogz_95spt2a-ytcbgo2">
+            <w:hyperlink w:history="1" r:id="rIdjqinrkd19vckhkqbmpxfa">
               <w:r>
                 <w:rPr>
                   <w:color w:val="315CBB"/>
@@ -2860,7 +2860,7 @@
             <w:pPr>
               <w:spacing w:after="0" w:before="0" w:line="218"/>
             </w:pPr>
-            <w:hyperlink w:history="1" r:id="rIdf3_quoz_srrf_olrzfbb-">
+            <w:hyperlink w:history="1" r:id="rIdr_xkjasfhn9ym6e7c0sxf">
               <w:r>
                 <w:rPr>
                   <w:color w:val="315CBB"/>

--- a/site/resume.docx
+++ b/site/resume.docx
@@ -89,7 +89,7 @@
             <w:pPr>
               <w:spacing w:after="0" w:before="75" w:line="218"/>
             </w:pPr>
-            <w:hyperlink w:history="1" r:id="rId06doazhxrndnvj6n_arod">
+            <w:hyperlink w:history="1" r:id="rIddrt9kwa8onq4i7ovhly5e">
               <w:r>
                 <w:rPr>
                   <w:color w:val="315CBB"/>
@@ -107,7 +107,7 @@
               </w:rPr>
               <w:t xml:space="preserve">   </w:t>
             </w:r>
-            <w:hyperlink w:history="1" r:id="rIdt8xmlj3u2lr8pq6wpt89r">
+            <w:hyperlink w:history="1" r:id="rIdtqysruiz2waixru__zawq">
               <w:r>
                 <w:rPr>
                   <w:color w:val="315CBB"/>
@@ -125,7 +125,7 @@
               </w:rPr>
               <w:t xml:space="preserve">   </w:t>
             </w:r>
-            <w:hyperlink w:history="1" r:id="rIdaospzicu7qhifedrjcj6a">
+            <w:hyperlink w:history="1" r:id="rIduodz9nhdoebdqcoho4oom">
               <w:r>
                 <w:rPr>
                   <w:color w:val="315CBB"/>
@@ -143,7 +143,7 @@
               </w:rPr>
               <w:t xml:space="preserve">   </w:t>
             </w:r>
-            <w:hyperlink w:history="1" r:id="rId6wcixqld29pv16dd-kyqv">
+            <w:hyperlink w:history="1" r:id="rId-byaxfmokvsiw30np_iu1">
               <w:r>
                 <w:rPr>
                   <w:color w:val="315CBB"/>
@@ -394,7 +394,7 @@
       <w:pPr>
         <w:spacing w:after="0" w:before="0" w:line="218"/>
       </w:pPr>
-      <w:hyperlink w:history="1" r:id="rIdni4lssz_lluhxt0acbpxv">
+      <w:hyperlink w:history="1" r:id="rIdfclylexqerwxuxonvjtt3">
         <w:r>
           <w:rPr>
             <w:color w:val="315CBB"/>
@@ -1299,7 +1299,7 @@
       <w:pPr>
         <w:spacing w:after="0" w:before="75" w:line="218"/>
       </w:pPr>
-      <w:hyperlink w:history="1" r:id="rIdlfgliuawvjoe5f6fwd2-j">
+      <w:hyperlink w:history="1" r:id="rId2ldnto9eipd2oh482x-bv">
         <w:r>
           <w:rPr>
             <w:color w:val="315CBB"/>
@@ -1317,7 +1317,7 @@
         </w:rPr>
         <w:t xml:space="preserve">   </w:t>
       </w:r>
-      <w:hyperlink w:history="1" r:id="rIdrorob_dtmpdoiengfazc8">
+      <w:hyperlink w:history="1" r:id="rId6i2wrkza45oqyibdrhpcq">
         <w:r>
           <w:rPr>
             <w:color w:val="315CBB"/>
@@ -1335,7 +1335,7 @@
         </w:rPr>
         <w:t xml:space="preserve">   </w:t>
       </w:r>
-      <w:hyperlink w:history="1" r:id="rId57axw74a-u6gu1rpzrxql">
+      <w:hyperlink w:history="1" r:id="rId2dh7su8h8_2lfuodmtwuc">
         <w:r>
           <w:rPr>
             <w:color w:val="315CBB"/>
@@ -1353,7 +1353,7 @@
         </w:rPr>
         <w:t xml:space="preserve">   </w:t>
       </w:r>
-      <w:hyperlink w:history="1" r:id="rIdffzhqi71l5fgrrwukenqd">
+      <w:hyperlink w:history="1" r:id="rIdbq3kvilhjaaz1inyyzlzd">
         <w:r>
           <w:rPr>
             <w:color w:val="315CBB"/>
@@ -1500,7 +1500,7 @@
       <w:pPr>
         <w:spacing w:after="0" w:before="0" w:line="218"/>
       </w:pPr>
-      <w:hyperlink w:history="1" r:id="rIdkzscotfd1zj4fe66u_mjd">
+      <w:hyperlink w:history="1" r:id="rIdbeimqtmq-izevwff0yvt7">
         <w:r>
           <w:rPr>
             <w:color w:val="315CBB"/>
@@ -1952,7 +1952,7 @@
       <w:pPr>
         <w:spacing w:after="0" w:before="75" w:line="218"/>
       </w:pPr>
-      <w:hyperlink w:history="1" r:id="rIdvlqqc2meobahw5vuqvfwf">
+      <w:hyperlink w:history="1" r:id="rIdoxl4hzl35pdc8uzcxxk4n">
         <w:r>
           <w:rPr>
             <w:color w:val="315CBB"/>
@@ -1970,7 +1970,7 @@
         </w:rPr>
         <w:t xml:space="preserve">   </w:t>
       </w:r>
-      <w:hyperlink w:history="1" r:id="rIdgjowtlx_z9o88vwcwjqni">
+      <w:hyperlink w:history="1" r:id="rIdhwg9trwlvbsxq8dt4z9k3">
         <w:r>
           <w:rPr>
             <w:color w:val="315CBB"/>
@@ -2356,7 +2356,7 @@
             <w:pPr>
               <w:spacing w:after="0" w:before="75" w:line="218"/>
             </w:pPr>
-            <w:hyperlink w:history="1" r:id="rIdbbusdj35qes5rvs04_7nk">
+            <w:hyperlink w:history="1" r:id="rIdeiqphgawy03xw2xxfrnyh">
               <w:r>
                 <w:rPr>
                   <w:color w:val="315CBB"/>
@@ -2374,7 +2374,7 @@
               </w:rPr>
               <w:t xml:space="preserve">   </w:t>
             </w:r>
-            <w:hyperlink w:history="1" r:id="rIdv5w73l83kwaqbhf5sr5tj">
+            <w:hyperlink w:history="1" r:id="rId5sfogmxl_ovaszim2b2ga">
               <w:r>
                 <w:rPr>
                   <w:color w:val="315CBB"/>
@@ -2392,7 +2392,7 @@
               </w:rPr>
               <w:t xml:space="preserve">   </w:t>
             </w:r>
-            <w:hyperlink w:history="1" r:id="rIdjqinrkd19vckhkqbmpxfa">
+            <w:hyperlink w:history="1" r:id="rId3ypja29p2sa-keha--xp-">
               <w:r>
                 <w:rPr>
                   <w:color w:val="315CBB"/>
@@ -2860,7 +2860,7 @@
             <w:pPr>
               <w:spacing w:after="0" w:before="0" w:line="218"/>
             </w:pPr>
-            <w:hyperlink w:history="1" r:id="rIdr_xkjasfhn9ym6e7c0sxf">
+            <w:hyperlink w:history="1" r:id="rIdeghjjaitdiwmvifn8wdyn">
               <w:r>
                 <w:rPr>
                   <w:color w:val="315CBB"/>

--- a/site/resume.docx
+++ b/site/resume.docx
@@ -89,7 +89,7 @@
             <w:pPr>
               <w:spacing w:after="0" w:before="75" w:line="218"/>
             </w:pPr>
-            <w:hyperlink w:history="1" r:id="rIddrt9kwa8onq4i7ovhly5e">
+            <w:hyperlink w:history="1" r:id="rId09ce0l2skk11cefm-7wcc">
               <w:r>
                 <w:rPr>
                   <w:color w:val="315CBB"/>
@@ -107,7 +107,7 @@
               </w:rPr>
               <w:t xml:space="preserve">   </w:t>
             </w:r>
-            <w:hyperlink w:history="1" r:id="rIdtqysruiz2waixru__zawq">
+            <w:hyperlink w:history="1" r:id="rId3nffmy1dwghrx9lui1wvz">
               <w:r>
                 <w:rPr>
                   <w:color w:val="315CBB"/>
@@ -125,7 +125,7 @@
               </w:rPr>
               <w:t xml:space="preserve">   </w:t>
             </w:r>
-            <w:hyperlink w:history="1" r:id="rIduodz9nhdoebdqcoho4oom">
+            <w:hyperlink w:history="1" r:id="rIdwwuudy2cra_tklnrtsdon">
               <w:r>
                 <w:rPr>
                   <w:color w:val="315CBB"/>
@@ -143,7 +143,7 @@
               </w:rPr>
               <w:t xml:space="preserve">   </w:t>
             </w:r>
-            <w:hyperlink w:history="1" r:id="rId-byaxfmokvsiw30np_iu1">
+            <w:hyperlink w:history="1" r:id="rIdr9fzw__qrncb_qj7nf2__">
               <w:r>
                 <w:rPr>
                   <w:color w:val="315CBB"/>
@@ -394,7 +394,7 @@
       <w:pPr>
         <w:spacing w:after="0" w:before="0" w:line="218"/>
       </w:pPr>
-      <w:hyperlink w:history="1" r:id="rIdfclylexqerwxuxonvjtt3">
+      <w:hyperlink w:history="1" r:id="rIdtkshcy5g6csmiq41fyfxf">
         <w:r>
           <w:rPr>
             <w:color w:val="315CBB"/>
@@ -1299,7 +1299,7 @@
       <w:pPr>
         <w:spacing w:after="0" w:before="75" w:line="218"/>
       </w:pPr>
-      <w:hyperlink w:history="1" r:id="rId2ldnto9eipd2oh482x-bv">
+      <w:hyperlink w:history="1" r:id="rIdklfrbjap_rgswjuwj9itu">
         <w:r>
           <w:rPr>
             <w:color w:val="315CBB"/>
@@ -1317,7 +1317,7 @@
         </w:rPr>
         <w:t xml:space="preserve">   </w:t>
       </w:r>
-      <w:hyperlink w:history="1" r:id="rId6i2wrkza45oqyibdrhpcq">
+      <w:hyperlink w:history="1" r:id="rId7z_d2cv14a-bkt5oi9vom">
         <w:r>
           <w:rPr>
             <w:color w:val="315CBB"/>
@@ -1335,7 +1335,7 @@
         </w:rPr>
         <w:t xml:space="preserve">   </w:t>
       </w:r>
-      <w:hyperlink w:history="1" r:id="rId2dh7su8h8_2lfuodmtwuc">
+      <w:hyperlink w:history="1" r:id="rIdk3xe1rcry8wyy3tjtgmkt">
         <w:r>
           <w:rPr>
             <w:color w:val="315CBB"/>
@@ -1353,7 +1353,7 @@
         </w:rPr>
         <w:t xml:space="preserve">   </w:t>
       </w:r>
-      <w:hyperlink w:history="1" r:id="rIdbq3kvilhjaaz1inyyzlzd">
+      <w:hyperlink w:history="1" r:id="rIdkn_fcmontpfedcyraduag">
         <w:r>
           <w:rPr>
             <w:color w:val="315CBB"/>
@@ -1500,7 +1500,7 @@
       <w:pPr>
         <w:spacing w:after="0" w:before="0" w:line="218"/>
       </w:pPr>
-      <w:hyperlink w:history="1" r:id="rIdbeimqtmq-izevwff0yvt7">
+      <w:hyperlink w:history="1" r:id="rIdghxof97urpt1izi92ypoh">
         <w:r>
           <w:rPr>
             <w:color w:val="315CBB"/>
@@ -1952,7 +1952,7 @@
       <w:pPr>
         <w:spacing w:after="0" w:before="75" w:line="218"/>
       </w:pPr>
-      <w:hyperlink w:history="1" r:id="rIdoxl4hzl35pdc8uzcxxk4n">
+      <w:hyperlink w:history="1" r:id="rIdid83pgetjelmcqbhxcds1">
         <w:r>
           <w:rPr>
             <w:color w:val="315CBB"/>
@@ -1970,7 +1970,7 @@
         </w:rPr>
         <w:t xml:space="preserve">   </w:t>
       </w:r>
-      <w:hyperlink w:history="1" r:id="rIdhwg9trwlvbsxq8dt4z9k3">
+      <w:hyperlink w:history="1" r:id="rIdzhyafoyycxg-md-nrkpo7">
         <w:r>
           <w:rPr>
             <w:color w:val="315CBB"/>
@@ -2356,7 +2356,7 @@
             <w:pPr>
               <w:spacing w:after="0" w:before="75" w:line="218"/>
             </w:pPr>
-            <w:hyperlink w:history="1" r:id="rIdeiqphgawy03xw2xxfrnyh">
+            <w:hyperlink w:history="1" r:id="rId7ilj0xbhkve-pgvdqopnh">
               <w:r>
                 <w:rPr>
                   <w:color w:val="315CBB"/>
@@ -2374,7 +2374,7 @@
               </w:rPr>
               <w:t xml:space="preserve">   </w:t>
             </w:r>
-            <w:hyperlink w:history="1" r:id="rId5sfogmxl_ovaszim2b2ga">
+            <w:hyperlink w:history="1" r:id="rIdzt985x8nfagvhqrnjijgn">
               <w:r>
                 <w:rPr>
                   <w:color w:val="315CBB"/>
@@ -2392,7 +2392,7 @@
               </w:rPr>
               <w:t xml:space="preserve">   </w:t>
             </w:r>
-            <w:hyperlink w:history="1" r:id="rId3ypja29p2sa-keha--xp-">
+            <w:hyperlink w:history="1" r:id="rIdl5ism8lniaymtlo9jyc3a">
               <w:r>
                 <w:rPr>
                   <w:color w:val="315CBB"/>
@@ -2860,7 +2860,7 @@
             <w:pPr>
               <w:spacing w:after="0" w:before="0" w:line="218"/>
             </w:pPr>
-            <w:hyperlink w:history="1" r:id="rIdeghjjaitdiwmvifn8wdyn">
+            <w:hyperlink w:history="1" r:id="rIdk4dtlvylbpao3gky3i3rf">
               <w:r>
                 <w:rPr>
                   <w:color w:val="315CBB"/>

--- a/site/resume.docx
+++ b/site/resume.docx
@@ -89,7 +89,7 @@
             <w:pPr>
               <w:spacing w:after="0" w:before="75" w:line="218"/>
             </w:pPr>
-            <w:hyperlink w:history="1" r:id="rId09ce0l2skk11cefm-7wcc">
+            <w:hyperlink w:history="1" r:id="rIdop8lcmdim8yb4lb9yu36h">
               <w:r>
                 <w:rPr>
                   <w:color w:val="315CBB"/>
@@ -107,7 +107,7 @@
               </w:rPr>
               <w:t xml:space="preserve">   </w:t>
             </w:r>
-            <w:hyperlink w:history="1" r:id="rId3nffmy1dwghrx9lui1wvz">
+            <w:hyperlink w:history="1" r:id="rId6_lzadway95iqubjapxsq">
               <w:r>
                 <w:rPr>
                   <w:color w:val="315CBB"/>
@@ -125,7 +125,7 @@
               </w:rPr>
               <w:t xml:space="preserve">   </w:t>
             </w:r>
-            <w:hyperlink w:history="1" r:id="rIdwwuudy2cra_tklnrtsdon">
+            <w:hyperlink w:history="1" r:id="rIdwyxn4vdkaozh2scqt1rsy">
               <w:r>
                 <w:rPr>
                   <w:color w:val="315CBB"/>
@@ -143,7 +143,7 @@
               </w:rPr>
               <w:t xml:space="preserve">   </w:t>
             </w:r>
-            <w:hyperlink w:history="1" r:id="rIdr9fzw__qrncb_qj7nf2__">
+            <w:hyperlink w:history="1" r:id="rId6ij8exwngbpqkhzxznt8k">
               <w:r>
                 <w:rPr>
                   <w:color w:val="315CBB"/>
@@ -223,7 +223,7 @@
           <w:sz w:val="15"/>
           <w:szCs w:val="15"/>
         </w:rPr>
-        <w:t xml:space="preserve">에이전트 실행 환경: 사용자 정의 Skill과 승인 기반 실행, 편집 품질 94/114 → 104/114</w:t>
+        <w:t xml:space="preserve">에이전트 실행 환경: 사용자 정의 Skill과 승인 기반 실행, 편집 품질 82.5% → 91.2%(114건 평가)</w:t>
       </w:r>
     </w:p>
     <w:p>
@@ -394,7 +394,7 @@
       <w:pPr>
         <w:spacing w:after="0" w:before="0" w:line="218"/>
       </w:pPr>
-      <w:hyperlink w:history="1" r:id="rIdtkshcy5g6csmiq41fyfxf">
+      <w:hyperlink w:history="1" r:id="rIdg9jksn03iumam5ksqjwm7">
         <w:r>
           <w:rPr>
             <w:color w:val="315CBB"/>
@@ -494,7 +494,7 @@
           <w:sz w:val="15"/>
           <w:szCs w:val="15"/>
         </w:rPr>
-        <w:t xml:space="preserve"> 라우팅에서 효과를 본 선택형 판단 모델 Jev를 RAG에 적용. 전체 근거 실험 후 동일 후보·반환량으로 비교 조건을 맞추고, 후보 300개·최대 4병렬로 조정.</w:t>
+        <w:t xml:space="preserve"> 라우팅에서 효과를 본 Jev(정해진 선택지 중에서만 답을 고르는 판단 전용 모델)를 RAG에 적용. 전체 근거 실험 후 동일 후보·반환량으로 비교 조건을 맞추고, 후보 300개·최대 4병렬로 조정.</w:t>
       </w:r>
       <w:r>
         <w:br/>
@@ -691,7 +691,7 @@
           <w:sz w:val="15"/>
           <w:szCs w:val="15"/>
         </w:rPr>
-        <w:t xml:space="preserve"> 질문·편집·문서 생성·폴더 정리 등 작업 종류와 부가 조건을 고르는 라우팅에 선택형 판단 모델 Jev(정해진 선택지 중에서만 답을 고르는 모델) 적용.</w:t>
+        <w:t xml:space="preserve"> 질문·편집·문서 생성·폴더 정리 등 작업 종류와 부가 조건을 고르는 라우팅에 Jev 적용.</w:t>
       </w:r>
       <w:r>
         <w:br/>
@@ -1299,7 +1299,7 @@
       <w:pPr>
         <w:spacing w:after="0" w:before="75" w:line="218"/>
       </w:pPr>
-      <w:hyperlink w:history="1" r:id="rIdklfrbjap_rgswjuwj9itu">
+      <w:hyperlink w:history="1" r:id="rId7ltg8k5oxdroaflcn_kop">
         <w:r>
           <w:rPr>
             <w:color w:val="315CBB"/>
@@ -1317,7 +1317,7 @@
         </w:rPr>
         <w:t xml:space="preserve">   </w:t>
       </w:r>
-      <w:hyperlink w:history="1" r:id="rId7z_d2cv14a-bkt5oi9vom">
+      <w:hyperlink w:history="1" r:id="rIdd-w8djrxzenfj7e_wvpiv">
         <w:r>
           <w:rPr>
             <w:color w:val="315CBB"/>
@@ -1335,7 +1335,7 @@
         </w:rPr>
         <w:t xml:space="preserve">   </w:t>
       </w:r>
-      <w:hyperlink w:history="1" r:id="rIdk3xe1rcry8wyy3tjtgmkt">
+      <w:hyperlink w:history="1" r:id="rIdpijtxxh-y6jf942vdvvdd">
         <w:r>
           <w:rPr>
             <w:color w:val="315CBB"/>
@@ -1353,7 +1353,7 @@
         </w:rPr>
         <w:t xml:space="preserve">   </w:t>
       </w:r>
-      <w:hyperlink w:history="1" r:id="rIdkn_fcmontpfedcyraduag">
+      <w:hyperlink w:history="1" r:id="rIdnojeorbxcivbcujne9pob">
         <w:r>
           <w:rPr>
             <w:color w:val="315CBB"/>
@@ -1458,7 +1458,7 @@
           <w:sz w:val="14"/>
           <w:szCs w:val="14"/>
         </w:rPr>
-        <w:t xml:space="preserve">개인 맞춤 AI 안심 복약 솔루션 · 부산대학교 졸업과제</w:t>
+        <w:t xml:space="preserve">개인 맞춤 AI 안심 복약 솔루션 · 부산대학교 졸업과제 · APK 내부 배포 사용자 6명</w:t>
       </w:r>
       <w:r>
         <w:br/>
@@ -1500,7 +1500,7 @@
       <w:pPr>
         <w:spacing w:after="0" w:before="0" w:line="218"/>
       </w:pPr>
-      <w:hyperlink w:history="1" r:id="rIdghxof97urpt1izi92ypoh">
+      <w:hyperlink w:history="1" r:id="rIdg9-eiqbemwmf9ng_fa-ak">
         <w:r>
           <w:rPr>
             <w:color w:val="315CBB"/>
@@ -1818,7 +1818,7 @@
           <w:sz w:val="14"/>
           <w:szCs w:val="14"/>
         </w:rPr>
-        <w:t xml:space="preserve">부산대학교 대표 전시팀으로 부스를 운영하며 받은 피드백을 다음 개발 범위에 반영했습니다. 첫 전시에서 나온 건강기능식품 요청을 보유한 데이터 범위에서 기능으로 연결했습니다.</w:t>
+        <w:t xml:space="preserve">부산대학교 대표 전시팀으로 두 차례 부스를 운영하며 방문자 100명 이상에게 시연하고 피드백 10건을 받았습니다. 대부분이 건강기능식품 요청이어서 보유한 데이터 범위에서 기능으로 연결했습니다.</w:t>
       </w:r>
     </w:p>
     <w:p>
@@ -1952,7 +1952,7 @@
       <w:pPr>
         <w:spacing w:after="0" w:before="75" w:line="218"/>
       </w:pPr>
-      <w:hyperlink w:history="1" r:id="rIdid83pgetjelmcqbhxcds1">
+      <w:hyperlink w:history="1" r:id="rId8y4jgxeyavz_iwqklsiaf">
         <w:r>
           <w:rPr>
             <w:color w:val="315CBB"/>
@@ -1970,7 +1970,7 @@
         </w:rPr>
         <w:t xml:space="preserve">   </w:t>
       </w:r>
-      <w:hyperlink w:history="1" r:id="rIdzhyafoyycxg-md-nrkpo7">
+      <w:hyperlink w:history="1" r:id="rIdfn_pft0gwy0su7clilm00">
         <w:r>
           <w:rPr>
             <w:color w:val="315CBB"/>
@@ -2309,7 +2309,7 @@
                 <w:sz w:val="15"/>
                 <w:szCs w:val="15"/>
               </w:rPr>
-              <w:t xml:space="preserve">2026.06 — 2026.06</w:t>
+              <w:t xml:space="preserve">2026.07 — 2026.09</w:t>
             </w:r>
           </w:p>
         </w:tc>
@@ -2336,7 +2336,7 @@
                 <w:sz w:val="18"/>
                 <w:szCs w:val="18"/>
               </w:rPr>
-              <w:t xml:space="preserve">Rhwp 오픈소스 기여</w:t>
+              <w:t xml:space="preserve">200 SIGNAL · TQQQ 200일선 신호 앱 (개인 프로젝트)</w:t>
             </w:r>
           </w:p>
           <w:p>
@@ -2349,14 +2349,27 @@
                 <w:sz w:val="15"/>
                 <w:szCs w:val="15"/>
               </w:rPr>
-              <w:t xml:space="preserve">Rust 기반 HWP/HWPX 프로젝트의 오류 분석, 수정안 제출과 CI 대응. 그림·표·도형의 textFlow 속성이 저장 후 초기화되는 오류를 수정했습니다.</w:t>
-            </w:r>
-          </w:p>
-          <w:p>
-            <w:pPr>
-              <w:spacing w:after="0" w:before="75" w:line="218"/>
-            </w:pPr>
-            <w:hyperlink w:history="1" r:id="rId7ilj0xbhkve-pgvdqopnh">
+              <w:t xml:space="preserve">커뮤니티의 TQQQ 200일선 매매법을 전략 명세로 구조화하고, 실시간 시세로 신호를 알리는 Android 앱으로 만들어 가족 2명이 사용했습니다. 원문이 주장한 성과는 미검증으로 표시하고, 45개 사이클을 재현해 승률이 19%가 아닌 40.00%임을 확인했습니다. 부분익절을 거래로 세면 승률이 72.73%로 오르는 것을 보여, 원문의 두 승률이 서로 다른 단위를 센다는 점까지 밝혔습니다. 전략 변형 5종도 같은 가정으로 백테스트해 CAGR·MDD를 구간별로 비교했습니다. 사용자 요청으로 QQQ 기반 두 번째 전략과 대기 자금의 SGOV·SPYM 운용을 추가했습니다.</w:t>
+            </w:r>
+          </w:p>
+          <w:p>
+            <w:pPr>
+              <w:spacing w:after="60" w:before="0" w:line="203"/>
+            </w:pPr>
+            <w:r>
+              <w:rPr>
+                <w:color w:val="607089"/>
+                <w:sz w:val="14"/>
+                <w:szCs w:val="14"/>
+              </w:rPr>
+              <w:t xml:space="preserve">앱은 배포하지 않았고, 계좌 정보는 기기 안에만 저장합니다.</w:t>
+            </w:r>
+          </w:p>
+          <w:p>
+            <w:pPr>
+              <w:spacing w:after="0" w:before="0" w:line="218"/>
+            </w:pPr>
+            <w:hyperlink w:history="1" r:id="rId5ijjve-j08t2c_v-xt7d5">
               <w:r>
                 <w:rPr>
                   <w:color w:val="315CBB"/>
@@ -2366,15 +2379,117 @@
                 <w:t xml:space="preserve">GitHub 저장소 ↗</w:t>
               </w:r>
             </w:hyperlink>
+          </w:p>
+        </w:tc>
+      </w:tr>
+    </w:tbl>
+    <w:tbl>
+      <w:tblPr>
+        <w:tblW w:type="dxa" w:w="10318"/>
+        <w:tblBorders>
+          <w:top w:val="none" w:color="FFFFFF" w:sz="0"/>
+          <w:left w:val="none" w:color="FFFFFF" w:sz="0"/>
+          <w:bottom w:val="single" w:color="E3E8F0" w:sz="4"/>
+          <w:right w:val="none" w:color="FFFFFF" w:sz="0"/>
+          <w:insideH w:val="none" w:color="FFFFFF" w:sz="0"/>
+          <w:insideV w:val="none" w:color="FFFFFF" w:sz="0"/>
+        </w:tblBorders>
+        <w:tblLayout w:type="fixed"/>
+      </w:tblPr>
+      <w:tblGrid>
+        <w:gridCol w:w="1548"/>
+        <w:gridCol w:w="8770"/>
+      </w:tblGrid>
+      <w:tr>
+        <w:trPr>
+          <w:cantSplit/>
+        </w:trPr>
+        <w:tc>
+          <w:tcPr>
+            <w:tcW w:type="dxa" w:w="1548"/>
+            <w:tcMar>
+              <w:top w:type="dxa" w:w="44"/>
+              <w:left w:type="dxa" w:w="0"/>
+              <w:bottom w:type="dxa" w:w="44"/>
+              <w:right w:type="dxa" w:w="87"/>
+            </w:tcMar>
+          </w:tcPr>
+          <w:p>
+            <w:pPr>
+              <w:spacing w:after="0" w:before="0" w:line="218"/>
+            </w:pPr>
             <w:r>
               <w:rPr>
                 <w:color w:val="203047"/>
                 <w:sz w:val="15"/>
                 <w:szCs w:val="15"/>
               </w:rPr>
+              <w:t xml:space="preserve">2026.06 — 2026.06</w:t>
+            </w:r>
+          </w:p>
+        </w:tc>
+        <w:tc>
+          <w:tcPr>
+            <w:tcW w:type="dxa" w:w="8770"/>
+            <w:tcMar>
+              <w:top w:type="dxa" w:w="44"/>
+              <w:left w:type="dxa" w:w="0"/>
+              <w:bottom w:type="dxa" w:w="44"/>
+              <w:right w:type="dxa" w:w="0"/>
+            </w:tcMar>
+          </w:tcPr>
+          <w:p>
+            <w:pPr>
+              <w:keepNext/>
+              <w:spacing w:after="0" w:before="0" w:line="261"/>
+            </w:pPr>
+            <w:r>
+              <w:rPr>
+                <w:b/>
+                <w:bCs/>
+                <w:color w:val="203047"/>
+                <w:sz w:val="18"/>
+                <w:szCs w:val="18"/>
+              </w:rPr>
+              <w:t xml:space="preserve">Rhwp 오픈소스 기여</w:t>
+            </w:r>
+          </w:p>
+          <w:p>
+            <w:pPr>
+              <w:spacing w:after="0" w:before="0" w:line="218"/>
+            </w:pPr>
+            <w:r>
+              <w:rPr>
+                <w:color w:val="203047"/>
+                <w:sz w:val="15"/>
+                <w:szCs w:val="15"/>
+              </w:rPr>
+              <w:t xml:space="preserve">Rust 기반 HWP/HWPX 프로젝트에서 그림·표·도형의 textFlow 속성이 저장 후 초기화되는 오류를 분석·수정하고 CI에 대응했습니다.</w:t>
+            </w:r>
+          </w:p>
+          <w:p>
+            <w:pPr>
+              <w:spacing w:after="0" w:before="75" w:line="218"/>
+            </w:pPr>
+            <w:hyperlink w:history="1" r:id="rIdc0ptxry5tvqtabuif6mmg">
+              <w:r>
+                <w:rPr>
+                  <w:color w:val="315CBB"/>
+                  <w:sz w:val="15"/>
+                  <w:szCs w:val="15"/>
+                </w:rPr>
+                <w:t xml:space="preserve">GitHub 저장소 ↗</w:t>
+              </w:r>
+            </w:hyperlink>
+            <w:r>
+              <w:rPr>
+                <w:color w:val="203047"/>
+                <w:sz w:val="15"/>
+                <w:szCs w:val="15"/>
+              </w:rPr>
               <w:t xml:space="preserve">   </w:t>
             </w:r>
-            <w:hyperlink w:history="1" r:id="rIdzt985x8nfagvhqrnjijgn">
+            <w:hyperlink w:history="1" r:id="rIdknq1kfqu9oeohmxaz5pmv">
               <w:r>
                 <w:rPr>
                   <w:color w:val="315CBB"/>
@@ -2392,7 +2507,7 @@
               </w:rPr>
               <w:t xml:space="preserve">   </w:t>
             </w:r>
-            <w:hyperlink w:history="1" r:id="rIdl5ism8lniaymtlo9jyc3a">
+            <w:hyperlink w:history="1" r:id="rIdwhs-wujip1xqnqagjjh-1">
               <w:r>
                 <w:rPr>
                   <w:color w:val="315CBB"/>
@@ -2709,272 +2824,7 @@
                 <w:sz w:val="15"/>
                 <w:szCs w:val="15"/>
               </w:rPr>
-              <w:t xml:space="preserve">부산대학교 대표 전시팀으로 Pilltip 부스를 운영하고 서비스 시연과 기술 질의응답을 진행했습니다.</w:t>
-            </w:r>
-          </w:p>
-        </w:tc>
-      </w:tr>
-    </w:tbl>
-    <w:tbl>
-      <w:tblPr>
-        <w:tblW w:type="dxa" w:w="10318"/>
-        <w:tblBorders>
-          <w:top w:val="none" w:color="FFFFFF" w:sz="0"/>
-          <w:left w:val="none" w:color="FFFFFF" w:sz="0"/>
-          <w:bottom w:val="single" w:color="E3E8F0" w:sz="4"/>
-          <w:right w:val="none" w:color="FFFFFF" w:sz="0"/>
-          <w:insideH w:val="none" w:color="FFFFFF" w:sz="0"/>
-          <w:insideV w:val="none" w:color="FFFFFF" w:sz="0"/>
-        </w:tblBorders>
-        <w:tblLayout w:type="fixed"/>
-      </w:tblPr>
-      <w:tblGrid>
-        <w:gridCol w:w="1548"/>
-        <w:gridCol w:w="929"/>
-        <w:gridCol w:w="7842"/>
-      </w:tblGrid>
-      <w:tr>
-        <w:trPr>
-          <w:cantSplit/>
-        </w:trPr>
-        <w:tc>
-          <w:tcPr>
-            <w:tcW w:type="dxa" w:w="1548"/>
-            <w:tcMar>
-              <w:top w:type="dxa" w:w="44"/>
-              <w:left w:type="dxa" w:w="0"/>
-              <w:bottom w:type="dxa" w:w="44"/>
-              <w:right w:type="dxa" w:w="87"/>
-            </w:tcMar>
-          </w:tcPr>
-          <w:p>
-            <w:pPr>
-              <w:spacing w:after="0" w:before="0" w:line="218"/>
-            </w:pPr>
-            <w:r>
-              <w:rPr>
-                <w:color w:val="203047"/>
-                <w:sz w:val="15"/>
-                <w:szCs w:val="15"/>
-              </w:rPr>
-              <w:t xml:space="preserve">2022.02 — 2025.07</w:t>
-            </w:r>
-          </w:p>
-        </w:tc>
-        <w:tc>
-          <w:tcPr>
-            <w:tcW w:type="dxa" w:w="929"/>
-            <w:tcMar>
-              <w:top w:type="dxa" w:w="44"/>
-              <w:left w:type="dxa" w:w="0"/>
-              <w:bottom w:type="dxa" w:w="44"/>
-              <w:right w:type="dxa" w:w="0"/>
-            </w:tcMar>
-          </w:tcPr>
-          <w:p>
-            <w:pPr>
-              <w:spacing w:after="0" w:before="0" w:line="218"/>
-            </w:pPr>
-            <w:r>
-              <w:drawing>
-                <wp:inline distT="0" distB="0" distL="0" distR="0">
-                  <wp:extent cx="571500" cy="381000"/>
-                  <wp:effectExtent t="0" r="0" b="0" l="0"/>
-                  <wp:docPr id="1" name="" descr="" title=""/>
-                  <wp:cNvGraphicFramePr>
-                    <a:graphicFrameLocks xmlns:a="http://schemas.openxmlformats.org/drawingml/2006/main" noChangeAspect="1"/>
-                  </wp:cNvGraphicFramePr>
-                  <a:graphic xmlns:a="http://schemas.openxmlformats.org/drawingml/2006/main">
-                    <a:graphicData uri="http://schemas.openxmlformats.org/drawingml/2006/picture">
-                      <pic:pic xmlns:pic="http://schemas.openxmlformats.org/drawingml/2006/picture">
-                        <pic:nvPicPr>
-                          <pic:cNvPr id="0" name="" descr=""/>
-                          <pic:cNvPicPr>
-                            <a:picLocks noChangeAspect="1" noChangeArrowheads="1"/>
-                          </pic:cNvPicPr>
-                        </pic:nvPicPr>
-                        <pic:blipFill>
-                          <a:blip r:embed="rId10" cstate="none"/>
-                          <a:srcRect/>
-                          <a:stretch>
-                            <a:fillRect/>
-                          </a:stretch>
-                        </pic:blipFill>
-                        <pic:spPr bwMode="auto">
-                          <a:xfrm>
-                            <a:off x="0" y="0"/>
-                            <a:ext cx="571500" cy="381000"/>
-                          </a:xfrm>
-                          <a:prstGeom prst="rect">
-                            <a:avLst/>
-                          </a:prstGeom>
-                        </pic:spPr>
-                      </pic:pic>
-                    </a:graphicData>
-                  </a:graphic>
-                </wp:inline>
-              </w:drawing>
-            </w:r>
-          </w:p>
-        </w:tc>
-        <w:tc>
-          <w:tcPr>
-            <w:tcW w:type="dxa" w:w="7842"/>
-            <w:tcMar>
-              <w:top w:type="dxa" w:w="44"/>
-              <w:left w:type="dxa" w:w="0"/>
-              <w:bottom w:type="dxa" w:w="44"/>
-              <w:right w:type="dxa" w:w="0"/>
-            </w:tcMar>
-          </w:tcPr>
-          <w:p>
-            <w:pPr>
-              <w:keepNext/>
-              <w:spacing w:after="0" w:before="0" w:line="261"/>
-            </w:pPr>
-            <w:r>
-              <w:rPr>
-                <w:b/>
-                <w:bCs/>
-                <w:color w:val="203047"/>
-                <w:sz w:val="18"/>
-                <w:szCs w:val="18"/>
-              </w:rPr>
-              <w:t xml:space="preserve">백준 945일 연속 문제 해결</w:t>
-            </w:r>
-          </w:p>
-          <w:p>
-            <w:pPr>
-              <w:spacing w:after="0" w:before="0" w:line="218"/>
-            </w:pPr>
-            <w:r>
-              <w:rPr>
-                <w:color w:val="203047"/>
-                <w:sz w:val="15"/>
-                <w:szCs w:val="15"/>
-              </w:rPr>
-              <w:t xml:space="preserve">하루 한 문제를 목표로 solved.ac 기준 최장 945일 연속 문제를 해결했습니다. 누적 1,659문제, solved.ac Platinum IV. 풀이는 GitHub 저장소에 기록했습니다.</w:t>
-            </w:r>
-          </w:p>
-          <w:p>
-            <w:pPr>
-              <w:spacing w:after="0" w:before="0" w:line="218"/>
-            </w:pPr>
-            <w:hyperlink w:history="1" r:id="rIdk4dtlvylbpao3gky3i3rf">
-              <w:r>
-                <w:rPr>
-                  <w:color w:val="315CBB"/>
-                  <w:sz w:val="15"/>
-                  <w:szCs w:val="15"/>
-                </w:rPr>
-                <w:t xml:space="preserve">BaekJoon 풀이 저장소 ↗</w:t>
-              </w:r>
-            </w:hyperlink>
-          </w:p>
-        </w:tc>
-      </w:tr>
-    </w:tbl>
-    <w:p>
-      <w:pPr>
-        <w:keepNext/>
-        <w:pBdr>
-          <w:bottom w:val="single" w:color="6A80BD" w:sz="12" w:space="4"/>
-        </w:pBdr>
-        <w:spacing w:after="135" w:before="240" w:line="261"/>
-      </w:pPr>
-      <w:r>
-        <w:rPr>
-          <w:b/>
-          <w:bCs/>
-          <w:color w:val="315CBB"/>
-          <w:sz w:val="18"/>
-          <w:szCs w:val="18"/>
-        </w:rPr>
-        <w:t xml:space="preserve">학력 · 자격 </w:t>
-      </w:r>
-    </w:p>
-    <w:tbl>
-      <w:tblPr>
-        <w:tblW w:type="dxa" w:w="10318"/>
-        <w:tblBorders>
-          <w:top w:val="none" w:color="FFFFFF" w:sz="0"/>
-          <w:left w:val="none" w:color="FFFFFF" w:sz="0"/>
-          <w:bottom w:val="single" w:color="E3E8F0" w:sz="4"/>
-          <w:right w:val="none" w:color="FFFFFF" w:sz="0"/>
-          <w:insideH w:val="none" w:color="FFFFFF" w:sz="0"/>
-          <w:insideV w:val="none" w:color="FFFFFF" w:sz="0"/>
-        </w:tblBorders>
-        <w:tblLayout w:type="fixed"/>
-      </w:tblPr>
-      <w:tblGrid>
-        <w:gridCol w:w="1548"/>
-        <w:gridCol w:w="8770"/>
-      </w:tblGrid>
-      <w:tr>
-        <w:trPr>
-          <w:cantSplit/>
-        </w:trPr>
-        <w:tc>
-          <w:tcPr>
-            <w:tcW w:type="dxa" w:w="1548"/>
-            <w:tcMar>
-              <w:top w:type="dxa" w:w="44"/>
-              <w:left w:type="dxa" w:w="0"/>
-              <w:bottom w:type="dxa" w:w="44"/>
-              <w:right w:type="dxa" w:w="87"/>
-            </w:tcMar>
-          </w:tcPr>
-          <w:p>
-            <w:pPr>
-              <w:spacing w:after="0" w:before="0" w:line="218"/>
-            </w:pPr>
-            <w:r>
-              <w:rPr>
-                <w:color w:val="203047"/>
-                <w:sz w:val="15"/>
-                <w:szCs w:val="15"/>
-              </w:rPr>
-              <w:t xml:space="preserve">2022.02 — 2026.02 (편입)</w:t>
-            </w:r>
-          </w:p>
-        </w:tc>
-        <w:tc>
-          <w:tcPr>
-            <w:tcW w:type="dxa" w:w="8770"/>
-            <w:tcMar>
-              <w:top w:type="dxa" w:w="44"/>
-              <w:left w:type="dxa" w:w="0"/>
-              <w:bottom w:type="dxa" w:w="44"/>
-              <w:right w:type="dxa" w:w="0"/>
-            </w:tcMar>
-          </w:tcPr>
-          <w:p>
-            <w:pPr>
-              <w:keepNext/>
-              <w:spacing w:after="0" w:before="0" w:line="261"/>
-            </w:pPr>
-            <w:r>
-              <w:rPr>
-                <w:b/>
-                <w:bCs/>
-                <w:color w:val="203047"/>
-                <w:sz w:val="18"/>
-                <w:szCs w:val="18"/>
-              </w:rPr>
-              <w:t xml:space="preserve">부산대학교</w:t>
-            </w:r>
-          </w:p>
-          <w:p>
-            <w:pPr>
-              <w:spacing w:after="0" w:before="0" w:line="218"/>
-            </w:pPr>
-            <w:r>
-              <w:rPr>
-                <w:color w:val="203047"/>
-                <w:sz w:val="15"/>
-                <w:szCs w:val="15"/>
-              </w:rPr>
-              <w:t xml:space="preserve">평균 학점 4.12 / 4.5</w:t>
+              <w:t xml:space="preserve">부산대학교 대표 전시팀으로 Pilltip 부스를 운영하며 방문자 100명 이상에게 시연하고 기술 질의응답을 진행했습니다. 받은 피드백 10건 중 대부분이 건강기능식품 확장 요청이었습니다.</w:t>
             </w:r>
           </w:p>
         </w:tc>
@@ -3021,7 +2871,7 @@
                 <w:sz w:val="15"/>
                 <w:szCs w:val="15"/>
               </w:rPr>
-              <w:t xml:space="preserve">2019.03 — 2022.02 (중퇴)</w:t>
+              <w:t xml:space="preserve">2022.02 — 2025.07</w:t>
             </w:r>
           </w:p>
         </w:tc>
@@ -3048,7 +2898,7 @@
                 <w:sz w:val="18"/>
                 <w:szCs w:val="18"/>
               </w:rPr>
-              <w:t xml:space="preserve">대구대학교</w:t>
+              <w:t xml:space="preserve">백준 945일 연속 문제 해결</w:t>
             </w:r>
           </w:p>
           <w:p>
@@ -3061,7 +2911,128 @@
                 <w:sz w:val="15"/>
                 <w:szCs w:val="15"/>
               </w:rPr>
-              <w:t xml:space="preserve">평균 학점 4.2 / 4.5</w:t>
+              <w:t xml:space="preserve">solved.ac 기준 최장 945일 연속. 누적 1,659문제, Platinum IV.</w:t>
+            </w:r>
+          </w:p>
+          <w:p>
+            <w:pPr>
+              <w:spacing w:after="0" w:before="0" w:line="218"/>
+            </w:pPr>
+            <w:hyperlink w:history="1" r:id="rIdvdtmoqixr57zhrx_a2nn5">
+              <w:r>
+                <w:rPr>
+                  <w:color w:val="315CBB"/>
+                  <w:sz w:val="15"/>
+                  <w:szCs w:val="15"/>
+                </w:rPr>
+                <w:t xml:space="preserve">BaekJoon 풀이 저장소 ↗</w:t>
+              </w:r>
+            </w:hyperlink>
+          </w:p>
+        </w:tc>
+      </w:tr>
+    </w:tbl>
+    <w:p>
+      <w:pPr>
+        <w:keepNext/>
+        <w:pBdr>
+          <w:bottom w:val="single" w:color="6A80BD" w:sz="12" w:space="4"/>
+        </w:pBdr>
+        <w:spacing w:after="135" w:before="240" w:line="261"/>
+      </w:pPr>
+      <w:r>
+        <w:rPr>
+          <w:b/>
+          <w:bCs/>
+          <w:color w:val="315CBB"/>
+          <w:sz w:val="18"/>
+          <w:szCs w:val="18"/>
+        </w:rPr>
+        <w:t xml:space="preserve">학력 · 자격 </w:t>
+      </w:r>
+    </w:p>
+    <w:tbl>
+      <w:tblPr>
+        <w:tblW w:type="dxa" w:w="10318"/>
+        <w:tblBorders>
+          <w:top w:val="none" w:color="FFFFFF" w:sz="0"/>
+          <w:left w:val="none" w:color="FFFFFF" w:sz="0"/>
+          <w:bottom w:val="single" w:color="E3E8F0" w:sz="4"/>
+          <w:right w:val="none" w:color="FFFFFF" w:sz="0"/>
+          <w:insideH w:val="none" w:color="FFFFFF" w:sz="0"/>
+          <w:insideV w:val="none" w:color="FFFFFF" w:sz="0"/>
+        </w:tblBorders>
+        <w:tblLayout w:type="fixed"/>
+      </w:tblPr>
+      <w:tblGrid>
+        <w:gridCol w:w="1548"/>
+        <w:gridCol w:w="8770"/>
+      </w:tblGrid>
+      <w:tr>
+        <w:trPr>
+          <w:cantSplit/>
+        </w:trPr>
+        <w:tc>
+          <w:tcPr>
+            <w:tcW w:type="dxa" w:w="1548"/>
+            <w:tcMar>
+              <w:top w:type="dxa" w:w="44"/>
+              <w:left w:type="dxa" w:w="0"/>
+              <w:bottom w:type="dxa" w:w="44"/>
+              <w:right w:type="dxa" w:w="87"/>
+            </w:tcMar>
+          </w:tcPr>
+          <w:p>
+            <w:pPr>
+              <w:spacing w:after="0" w:before="0" w:line="218"/>
+            </w:pPr>
+            <w:r>
+              <w:rPr>
+                <w:color w:val="203047"/>
+                <w:sz w:val="15"/>
+                <w:szCs w:val="15"/>
+              </w:rPr>
+              <w:t xml:space="preserve">2022.02 — 2026.02 (편입)</w:t>
+            </w:r>
+          </w:p>
+        </w:tc>
+        <w:tc>
+          <w:tcPr>
+            <w:tcW w:type="dxa" w:w="8770"/>
+            <w:tcMar>
+              <w:top w:type="dxa" w:w="44"/>
+              <w:left w:type="dxa" w:w="0"/>
+              <w:bottom w:type="dxa" w:w="44"/>
+              <w:right w:type="dxa" w:w="0"/>
+            </w:tcMar>
+          </w:tcPr>
+          <w:p>
+            <w:pPr>
+              <w:keepNext/>
+              <w:spacing w:after="0" w:before="0" w:line="261"/>
+            </w:pPr>
+            <w:r>
+              <w:rPr>
+                <w:b/>
+                <w:bCs/>
+                <w:color w:val="203047"/>
+                <w:sz w:val="18"/>
+                <w:szCs w:val="18"/>
+              </w:rPr>
+              <w:t xml:space="preserve">부산대학교</w:t>
+            </w:r>
+          </w:p>
+          <w:p>
+            <w:pPr>
+              <w:spacing w:after="0" w:before="0" w:line="218"/>
+            </w:pPr>
+            <w:r>
+              <w:rPr>
+                <w:color w:val="203047"/>
+                <w:sz w:val="15"/>
+                <w:szCs w:val="15"/>
+              </w:rPr>
+              <w:t xml:space="preserve">평균 학점 4.12 / 4.5</w:t>
             </w:r>
           </w:p>
         </w:tc>
@@ -3108,6 +3079,93 @@
                 <w:sz w:val="15"/>
                 <w:szCs w:val="15"/>
               </w:rPr>
+              <w:t xml:space="preserve">2019.03 — 2022.02 (중퇴)</w:t>
+            </w:r>
+          </w:p>
+        </w:tc>
+        <w:tc>
+          <w:tcPr>
+            <w:tcW w:type="dxa" w:w="8770"/>
+            <w:tcMar>
+              <w:top w:type="dxa" w:w="44"/>
+              <w:left w:type="dxa" w:w="0"/>
+              <w:bottom w:type="dxa" w:w="44"/>
+              <w:right w:type="dxa" w:w="0"/>
+            </w:tcMar>
+          </w:tcPr>
+          <w:p>
+            <w:pPr>
+              <w:keepNext/>
+              <w:spacing w:after="0" w:before="0" w:line="261"/>
+            </w:pPr>
+            <w:r>
+              <w:rPr>
+                <w:b/>
+                <w:bCs/>
+                <w:color w:val="203047"/>
+                <w:sz w:val="18"/>
+                <w:szCs w:val="18"/>
+              </w:rPr>
+              <w:t xml:space="preserve">대구대학교</w:t>
+            </w:r>
+          </w:p>
+          <w:p>
+            <w:pPr>
+              <w:spacing w:after="0" w:before="0" w:line="218"/>
+            </w:pPr>
+            <w:r>
+              <w:rPr>
+                <w:color w:val="203047"/>
+                <w:sz w:val="15"/>
+                <w:szCs w:val="15"/>
+              </w:rPr>
+              <w:t xml:space="preserve">평균 학점 4.2 / 4.5</w:t>
+            </w:r>
+          </w:p>
+        </w:tc>
+      </w:tr>
+    </w:tbl>
+    <w:tbl>
+      <w:tblPr>
+        <w:tblW w:type="dxa" w:w="10318"/>
+        <w:tblBorders>
+          <w:top w:val="none" w:color="FFFFFF" w:sz="0"/>
+          <w:left w:val="none" w:color="FFFFFF" w:sz="0"/>
+          <w:bottom w:val="single" w:color="E3E8F0" w:sz="4"/>
+          <w:right w:val="none" w:color="FFFFFF" w:sz="0"/>
+          <w:insideH w:val="none" w:color="FFFFFF" w:sz="0"/>
+          <w:insideV w:val="none" w:color="FFFFFF" w:sz="0"/>
+        </w:tblBorders>
+        <w:tblLayout w:type="fixed"/>
+      </w:tblPr>
+      <w:tblGrid>
+        <w:gridCol w:w="1548"/>
+        <w:gridCol w:w="8770"/>
+      </w:tblGrid>
+      <w:tr>
+        <w:trPr>
+          <w:cantSplit/>
+        </w:trPr>
+        <w:tc>
+          <w:tcPr>
+            <w:tcW w:type="dxa" w:w="1548"/>
+            <w:tcMar>
+              <w:top w:type="dxa" w:w="44"/>
+              <w:left w:type="dxa" w:w="0"/>
+              <w:bottom w:type="dxa" w:w="44"/>
+              <w:right w:type="dxa" w:w="87"/>
+            </w:tcMar>
+          </w:tcPr>
+          <w:p>
+            <w:pPr>
+              <w:spacing w:after="0" w:before="0" w:line="218"/>
+            </w:pPr>
+            <w:r>
+              <w:rPr>
+                <w:color w:val="203047"/>
+                <w:sz w:val="15"/>
+                <w:szCs w:val="15"/>
+              </w:rPr>
               <w:t xml:space="preserve">2025.09</w:t>
             </w:r>
           </w:p>
@@ -3216,6 +3274,147 @@
                 <w:szCs w:val="15"/>
               </w:rPr>
               <w:t xml:space="preserve">2025.10</w:t>
+            </w:r>
+          </w:p>
+        </w:tc>
+        <w:tc>
+          <w:tcPr>
+            <w:tcW w:type="dxa" w:w="929"/>
+            <w:tcMar>
+              <w:top w:type="dxa" w:w="44"/>
+              <w:left w:type="dxa" w:w="0"/>
+              <w:bottom w:type="dxa" w:w="44"/>
+              <w:right w:type="dxa" w:w="0"/>
+            </w:tcMar>
+          </w:tcPr>
+          <w:p>
+            <w:pPr>
+              <w:spacing w:after="0" w:before="0" w:line="218"/>
+            </w:pPr>
+            <w:r>
+              <w:drawing>
+                <wp:inline distT="0" distB="0" distL="0" distR="0">
+                  <wp:extent cx="400050" cy="571500"/>
+                  <wp:effectExtent t="0" r="0" b="0" l="0"/>
+                  <wp:docPr id="1" name="" descr="" title=""/>
+                  <wp:cNvGraphicFramePr>
+                    <a:graphicFrameLocks xmlns:a="http://schemas.openxmlformats.org/drawingml/2006/main" noChangeAspect="1"/>
+                  </wp:cNvGraphicFramePr>
+                  <a:graphic xmlns:a="http://schemas.openxmlformats.org/drawingml/2006/main">
+                    <a:graphicData uri="http://schemas.openxmlformats.org/drawingml/2006/picture">
+                      <pic:pic xmlns:pic="http://schemas.openxmlformats.org/drawingml/2006/picture">
+                        <pic:nvPicPr>
+                          <pic:cNvPr id="0" name="" descr=""/>
+                          <pic:cNvPicPr>
+                            <a:picLocks noChangeAspect="1" noChangeArrowheads="1"/>
+                          </pic:cNvPicPr>
+                        </pic:nvPicPr>
+                        <pic:blipFill>
+                          <a:blip r:embed="rId10" cstate="none"/>
+                          <a:srcRect/>
+                          <a:stretch>
+                            <a:fillRect/>
+                          </a:stretch>
+                        </pic:blipFill>
+                        <pic:spPr bwMode="auto">
+                          <a:xfrm>
+                            <a:off x="0" y="0"/>
+                            <a:ext cx="400050" cy="571500"/>
+                          </a:xfrm>
+                          <a:prstGeom prst="rect">
+                            <a:avLst/>
+                          </a:prstGeom>
+                        </pic:spPr>
+                      </pic:pic>
+                    </a:graphicData>
+                  </a:graphic>
+                </wp:inline>
+              </w:drawing>
+            </w:r>
+          </w:p>
+        </w:tc>
+        <w:tc>
+          <w:tcPr>
+            <w:tcW w:type="dxa" w:w="8358"/>
+            <w:tcMar>
+              <w:top w:type="dxa" w:w="44"/>
+              <w:left w:type="dxa" w:w="0"/>
+              <w:bottom w:type="dxa" w:w="44"/>
+              <w:right w:type="dxa" w:w="0"/>
+            </w:tcMar>
+          </w:tcPr>
+          <w:p>
+            <w:pPr>
+              <w:spacing w:after="0" w:before="0" w:line="218"/>
+            </w:pPr>
+            <w:r>
+              <w:rPr>
+                <w:b/>
+                <w:bCs/>
+                <w:color w:val="203047"/>
+                <w:sz w:val="15"/>
+                <w:szCs w:val="15"/>
+              </w:rPr>
+              <w:t xml:space="preserve">캡스톤디자인 금상</w:t>
+            </w:r>
+            <w:r>
+              <w:br/>
+            </w:r>
+            <w:r>
+              <w:rPr>
+                <w:color w:val="203047"/>
+                <w:sz w:val="15"/>
+                <w:szCs w:val="15"/>
+              </w:rPr>
+              <w:t xml:space="preserve">소프트웨어·인공지능 분과 / 부산대학교 정보의생명공학대학</w:t>
+            </w:r>
+          </w:p>
+        </w:tc>
+      </w:tr>
+    </w:tbl>
+    <w:tbl>
+      <w:tblPr>
+        <w:tblW w:type="dxa" w:w="10318"/>
+        <w:tblBorders>
+          <w:top w:val="none" w:color="FFFFFF" w:sz="0"/>
+          <w:left w:val="none" w:color="FFFFFF" w:sz="0"/>
+          <w:bottom w:val="single" w:color="E3E8F0" w:sz="4"/>
+          <w:right w:val="none" w:color="FFFFFF" w:sz="0"/>
+          <w:insideH w:val="none" w:color="FFFFFF" w:sz="0"/>
+          <w:insideV w:val="none" w:color="FFFFFF" w:sz="0"/>
+        </w:tblBorders>
+        <w:tblLayout w:type="fixed"/>
+      </w:tblPr>
+      <w:tblGrid>
+        <w:gridCol w:w="1032"/>
+        <w:gridCol w:w="929"/>
+        <w:gridCol w:w="8358"/>
+      </w:tblGrid>
+      <w:tr>
+        <w:trPr>
+          <w:cantSplit/>
+        </w:trPr>
+        <w:tc>
+          <w:tcPr>
+            <w:tcW w:type="dxa" w:w="1032"/>
+            <w:tcMar>
+              <w:top w:type="dxa" w:w="44"/>
+              <w:left w:type="dxa" w:w="0"/>
+              <w:bottom w:type="dxa" w:w="44"/>
+              <w:right w:type="dxa" w:w="87"/>
+            </w:tcMar>
+          </w:tcPr>
+          <w:p>
+            <w:pPr>
+              <w:spacing w:after="0" w:before="0" w:line="218"/>
+            </w:pPr>
+            <w:r>
+              <w:rPr>
+                <w:color w:val="203047"/>
+                <w:sz w:val="15"/>
+                <w:szCs w:val="15"/>
+              </w:rPr>
+              <w:t xml:space="preserve">2025.09</w:t>
             </w:r>
           </w:p>
         </w:tc>
@@ -3297,7 +3496,7 @@
                 <w:sz w:val="15"/>
                 <w:szCs w:val="15"/>
               </w:rPr>
-              <w:t xml:space="preserve">캡스톤디자인 금상</w:t>
+              <w:t xml:space="preserve">부산 DATA WEEK 최우수상</w:t>
             </w:r>
             <w:r>
               <w:br/>
@@ -3308,7 +3507,7 @@
                 <w:sz w:val="15"/>
                 <w:szCs w:val="15"/>
               </w:rPr>
-              <w:t xml:space="preserve">소프트웨어·인공지능 분과 / 부산대학교 정보의생명공학대학</w:t>
+              <w:t xml:space="preserve">데이터 활용 우수사례 공모전 / 부산테크노파크</w:t>
             </w:r>
           </w:p>
         </w:tc>
@@ -3438,7 +3637,7 @@
                 <w:sz w:val="15"/>
                 <w:szCs w:val="15"/>
               </w:rPr>
-              <w:t xml:space="preserve">부산 DATA WEEK 최우수상</w:t>
+              <w:t xml:space="preserve">AI LAUNCH 커리어스쿨 창업톤 장려상</w:t>
             </w:r>
             <w:r>
               <w:br/>
@@ -3449,7 +3648,7 @@
                 <w:sz w:val="15"/>
                 <w:szCs w:val="15"/>
               </w:rPr>
-              <w:t xml:space="preserve">데이터 활용 우수사례 공모전 / 부산테크노파크</w:t>
+              <w:t xml:space="preserve">KRYPTON X x Root Impact x Google.org</w:t>
             </w:r>
           </w:p>
         </w:tc>
@@ -3497,7 +3696,7 @@
                 <w:sz w:val="15"/>
                 <w:szCs w:val="15"/>
               </w:rPr>
-              <w:t xml:space="preserve">2025.09</w:t>
+              <w:t xml:space="preserve">2025.08</w:t>
             </w:r>
           </w:p>
         </w:tc>
@@ -3535,147 +3734,6 @@
                         </pic:nvPicPr>
                         <pic:blipFill>
                           <a:blip r:embed="rId13" cstate="none"/>
-                          <a:srcRect/>
-                          <a:stretch>
-                            <a:fillRect/>
-                          </a:stretch>
-                        </pic:blipFill>
-                        <pic:spPr bwMode="auto">
-                          <a:xfrm>
-                            <a:off x="0" y="0"/>
-                            <a:ext cx="400050" cy="571500"/>
-                          </a:xfrm>
-                          <a:prstGeom prst="rect">
-                            <a:avLst/>
-                          </a:prstGeom>
-                        </pic:spPr>
-                      </pic:pic>
-                    </a:graphicData>
-                  </a:graphic>
-                </wp:inline>
-              </w:drawing>
-            </w:r>
-          </w:p>
-        </w:tc>
-        <w:tc>
-          <w:tcPr>
-            <w:tcW w:type="dxa" w:w="8358"/>
-            <w:tcMar>
-              <w:top w:type="dxa" w:w="44"/>
-              <w:left w:type="dxa" w:w="0"/>
-              <w:bottom w:type="dxa" w:w="44"/>
-              <w:right w:type="dxa" w:w="0"/>
-            </w:tcMar>
-          </w:tcPr>
-          <w:p>
-            <w:pPr>
-              <w:spacing w:after="0" w:before="0" w:line="218"/>
-            </w:pPr>
-            <w:r>
-              <w:rPr>
-                <w:b/>
-                <w:bCs/>
-                <w:color w:val="203047"/>
-                <w:sz w:val="15"/>
-                <w:szCs w:val="15"/>
-              </w:rPr>
-              <w:t xml:space="preserve">AI LAUNCH 커리어스쿨 창업톤 장려상</w:t>
-            </w:r>
-            <w:r>
-              <w:br/>
-            </w:r>
-            <w:r>
-              <w:rPr>
-                <w:color w:val="203047"/>
-                <w:sz w:val="15"/>
-                <w:szCs w:val="15"/>
-              </w:rPr>
-              <w:t xml:space="preserve">KRYPTON X x Root Impact x Google.org</w:t>
-            </w:r>
-          </w:p>
-        </w:tc>
-      </w:tr>
-    </w:tbl>
-    <w:tbl>
-      <w:tblPr>
-        <w:tblW w:type="dxa" w:w="10318"/>
-        <w:tblBorders>
-          <w:top w:val="none" w:color="FFFFFF" w:sz="0"/>
-          <w:left w:val="none" w:color="FFFFFF" w:sz="0"/>
-          <w:bottom w:val="single" w:color="E3E8F0" w:sz="4"/>
-          <w:right w:val="none" w:color="FFFFFF" w:sz="0"/>
-          <w:insideH w:val="none" w:color="FFFFFF" w:sz="0"/>
-          <w:insideV w:val="none" w:color="FFFFFF" w:sz="0"/>
-        </w:tblBorders>
-        <w:tblLayout w:type="fixed"/>
-      </w:tblPr>
-      <w:tblGrid>
-        <w:gridCol w:w="1032"/>
-        <w:gridCol w:w="929"/>
-        <w:gridCol w:w="8358"/>
-      </w:tblGrid>
-      <w:tr>
-        <w:trPr>
-          <w:cantSplit/>
-        </w:trPr>
-        <w:tc>
-          <w:tcPr>
-            <w:tcW w:type="dxa" w:w="1032"/>
-            <w:tcMar>
-              <w:top w:type="dxa" w:w="44"/>
-              <w:left w:type="dxa" w:w="0"/>
-              <w:bottom w:type="dxa" w:w="44"/>
-              <w:right w:type="dxa" w:w="87"/>
-            </w:tcMar>
-          </w:tcPr>
-          <w:p>
-            <w:pPr>
-              <w:spacing w:after="0" w:before="0" w:line="218"/>
-            </w:pPr>
-            <w:r>
-              <w:rPr>
-                <w:color w:val="203047"/>
-                <w:sz w:val="15"/>
-                <w:szCs w:val="15"/>
-              </w:rPr>
-              <w:t xml:space="preserve">2025.08</w:t>
-            </w:r>
-          </w:p>
-        </w:tc>
-        <w:tc>
-          <w:tcPr>
-            <w:tcW w:type="dxa" w:w="929"/>
-            <w:tcMar>
-              <w:top w:type="dxa" w:w="44"/>
-              <w:left w:type="dxa" w:w="0"/>
-              <w:bottom w:type="dxa" w:w="44"/>
-              <w:right w:type="dxa" w:w="0"/>
-            </w:tcMar>
-          </w:tcPr>
-          <w:p>
-            <w:pPr>
-              <w:spacing w:after="0" w:before="0" w:line="218"/>
-            </w:pPr>
-            <w:r>
-              <w:drawing>
-                <wp:inline distT="0" distB="0" distL="0" distR="0">
-                  <wp:extent cx="400050" cy="571500"/>
-                  <wp:effectExtent t="0" r="0" b="0" l="0"/>
-                  <wp:docPr id="1" name="" descr="" title=""/>
-                  <wp:cNvGraphicFramePr>
-                    <a:graphicFrameLocks xmlns:a="http://schemas.openxmlformats.org/drawingml/2006/main" noChangeAspect="1"/>
-                  </wp:cNvGraphicFramePr>
-                  <a:graphic xmlns:a="http://schemas.openxmlformats.org/drawingml/2006/main">
-                    <a:graphicData uri="http://schemas.openxmlformats.org/drawingml/2006/picture">
-                      <pic:pic xmlns:pic="http://schemas.openxmlformats.org/drawingml/2006/picture">
-                        <pic:nvPicPr>
-                          <pic:cNvPr id="0" name="" descr=""/>
-                          <pic:cNvPicPr>
-                            <a:picLocks noChangeAspect="1" noChangeArrowheads="1"/>
-                          </pic:cNvPicPr>
-                        </pic:nvPicPr>
-                        <pic:blipFill>
-                          <a:blip r:embed="rId14" cstate="none"/>
                           <a:srcRect/>
                           <a:stretch>
                             <a:fillRect/>

--- a/site/resume.docx
+++ b/site/resume.docx
@@ -89,7 +89,7 @@
             <w:pPr>
               <w:spacing w:after="0" w:before="75" w:line="218"/>
             </w:pPr>
-            <w:hyperlink w:history="1" r:id="rIdop8lcmdim8yb4lb9yu36h">
+            <w:hyperlink w:history="1" r:id="rIdtgnj-kpm8awwejd7zt-hp">
               <w:r>
                 <w:rPr>
                   <w:color w:val="315CBB"/>
@@ -107,7 +107,7 @@
               </w:rPr>
               <w:t xml:space="preserve">   </w:t>
             </w:r>
-            <w:hyperlink w:history="1" r:id="rId6_lzadway95iqubjapxsq">
+            <w:hyperlink w:history="1" r:id="rIdm5rtr5ocvwo12csk794p-">
               <w:r>
                 <w:rPr>
                   <w:color w:val="315CBB"/>
@@ -125,7 +125,7 @@
               </w:rPr>
               <w:t xml:space="preserve">   </w:t>
             </w:r>
-            <w:hyperlink w:history="1" r:id="rIdwyxn4vdkaozh2scqt1rsy">
+            <w:hyperlink w:history="1" r:id="rIdx7laukjry27mzesdm27xu">
               <w:r>
                 <w:rPr>
                   <w:color w:val="315CBB"/>
@@ -143,7 +143,7 @@
               </w:rPr>
               <w:t xml:space="preserve">   </w:t>
             </w:r>
-            <w:hyperlink w:history="1" r:id="rId6ij8exwngbpqkhzxznt8k">
+            <w:hyperlink w:history="1" r:id="rIdwznooniw4oacc_wotaght">
               <w:r>
                 <w:rPr>
                   <w:color w:val="315CBB"/>
@@ -394,7 +394,7 @@
       <w:pPr>
         <w:spacing w:after="0" w:before="0" w:line="218"/>
       </w:pPr>
-      <w:hyperlink w:history="1" r:id="rIdg9jksn03iumam5ksqjwm7">
+      <w:hyperlink w:history="1" r:id="rIdfnnncgsv5ggqncsujtjyo">
         <w:r>
           <w:rPr>
             <w:color w:val="315CBB"/>
@@ -544,7 +544,7 @@
           <w:sz w:val="14"/>
           <w:szCs w:val="14"/>
         </w:rPr>
-        <w:t xml:space="preserve">반복 작업을 Skill로 저장·재사용하고 실제 변경은 사용자 승인 후 반영하도록 구현했습니다. 요청 분류 라우팅에는 Jev를 적용해 정답 77/98 → 81/98건, 판단시간 중앙값 8.967초 → 0.658초로 개선했고, 모델에 보낼 대화 맥락과 편집 입력의 범위도 함께 정했습니다.</w:t>
+        <w:t xml:space="preserve">반복 작업을 Skill로 저장·재사용하고 실제 변경은 사용자 승인 후 반영하도록 설계했습니다. 요청 분류 라우팅에는 Jev를 적용해 정답 77/98 → 81/98건, 판단시간 중앙값 8.967초 → 0.658초로 개선했고, 모델에 보낼 대화 맥락과 편집 입력의 범위도 함께 정했습니다.</w:t>
       </w:r>
     </w:p>
     <w:p>
@@ -607,7 +607,7 @@
           <w:sz w:val="15"/>
           <w:szCs w:val="15"/>
         </w:rPr>
-        <w:t xml:space="preserve"> 자연어 지침의 작성·검토·게시 기능과 권한·승인 우회 검사를 구현. 실제 문서 변경은 미리보기를 확인한 뒤 별도로 승인하도록 설계.</w:t>
+        <w:t xml:space="preserve"> 자연어 지침의 작성·검토·게시 기능과 권한·승인 우회 검사를 설계하고 AI 코딩 도구로 구현. 실제 문서 변경은 미리보기를 확인한 뒤 별도로 승인하도록 설계.</w:t>
       </w:r>
       <w:r>
         <w:br/>
@@ -628,7 +628,7 @@
           <w:sz w:val="15"/>
           <w:szCs w:val="15"/>
         </w:rPr>
-        <w:t xml:space="preserve"> 게시한 Skill을 Agent에서 사용할 수 있도록 구현. 문서 6개 검증에서 승인 전 변경 없이, 승인 후 폴더 3개 생성과 문서 이동 확인.</w:t>
+        <w:t xml:space="preserve"> 게시한 Skill을 Agent에서 사용할 수 있도록 연결. 문서 6개 검증에서 승인 전 변경 없이, 승인 후 폴더 3개 생성과 문서 이동 확인.</w:t>
       </w:r>
     </w:p>
     <w:p>
@@ -1299,7 +1299,7 @@
       <w:pPr>
         <w:spacing w:after="0" w:before="75" w:line="218"/>
       </w:pPr>
-      <w:hyperlink w:history="1" r:id="rId7ltg8k5oxdroaflcn_kop">
+      <w:hyperlink w:history="1" r:id="rIdrmbjh8wzc9tgdqwetn8qm">
         <w:r>
           <w:rPr>
             <w:color w:val="315CBB"/>
@@ -1317,7 +1317,7 @@
         </w:rPr>
         <w:t xml:space="preserve">   </w:t>
       </w:r>
-      <w:hyperlink w:history="1" r:id="rIdd-w8djrxzenfj7e_wvpiv">
+      <w:hyperlink w:history="1" r:id="rId03ol0gxtakrekiymdmfya">
         <w:r>
           <w:rPr>
             <w:color w:val="315CBB"/>
@@ -1335,7 +1335,7 @@
         </w:rPr>
         <w:t xml:space="preserve">   </w:t>
       </w:r>
-      <w:hyperlink w:history="1" r:id="rIdpijtxxh-y6jf942vdvvdd">
+      <w:hyperlink w:history="1" r:id="rIdtmzqo7mperbu2cwhenwse">
         <w:r>
           <w:rPr>
             <w:color w:val="315CBB"/>
@@ -1353,7 +1353,7 @@
         </w:rPr>
         <w:t xml:space="preserve">   </w:t>
       </w:r>
-      <w:hyperlink w:history="1" r:id="rIdnojeorbxcivbcujne9pob">
+      <w:hyperlink w:history="1" r:id="rIdcblbd7n6cswn_7yatwyfp">
         <w:r>
           <w:rPr>
             <w:color w:val="315CBB"/>
@@ -1500,7 +1500,7 @@
       <w:pPr>
         <w:spacing w:after="0" w:before="0" w:line="218"/>
       </w:pPr>
-      <w:hyperlink w:history="1" r:id="rIdg9-eiqbemwmf9ng_fa-ak">
+      <w:hyperlink w:history="1" r:id="rIdp_87q_qmbgtnn6tqk7log">
         <w:r>
           <w:rPr>
             <w:color w:val="315CBB"/>
@@ -1537,7 +1537,7 @@
           <w:sz w:val="14"/>
           <w:szCs w:val="14"/>
         </w:rPr>
-        <w:t xml:space="preserve">약 4만 4천 건의 의약품 원문을 쉬운 설명으로 바꾸는 작업입니다. 중복 제거로 변환 대상을 1GB → 326MB로 줄이고 누락 정보를 보완한 뒤, 전체 원문 처리 예상 약 $200 대비 실제 API 지출 $11.18로 변환했습니다.</w:t>
+        <w:t xml:space="preserve">약 4만 4천 건의 의약품 원문을 쉬운 설명으로 바꾸는 작업입니다. 같은 문장은 한 번만 변환해 재사용하고, 전체 원문 처리 예상 약 $200 대비 실제 API 지출 $11.18로 변환했습니다. 2026년에 PySpark로 정제 과정을 재현해 텍스트 94.1% 감소를 측정했습니다.</w:t>
       </w:r>
     </w:p>
     <w:p>
@@ -1587,7 +1587,7 @@
           <w:sz w:val="15"/>
           <w:szCs w:val="15"/>
         </w:rPr>
-        <w:t xml:space="preserve"> 완전 일치 문장 → 의미가 같은 문장 순으로 중복 제거. 누락된 5%는 성분별 주의사항으로 보완하고, GPT Batch API로 변환한 뒤 약품별로 재연결.</w:t>
+        <w:t xml:space="preserve"> 문장 블록으로 나눠 완전 일치 문장을 통합하고, GPT Batch API로 변환한 뒤 약품별로 재연결. 2026년 PySpark로 재현해 어미 통일·MinHashLSH 효과 측정.</w:t>
       </w:r>
       <w:r>
         <w:br/>
@@ -1608,7 +1608,7 @@
           <w:sz w:val="15"/>
           <w:szCs w:val="15"/>
         </w:rPr>
-        <w:t xml:space="preserve"> 변환 대상 1GB → 326MB. 전체 원문 변환 예상 비용 약 $200 대비 실제 API 지출 $11.18.</w:t>
+        <w:t xml:space="preserve"> 전체 원문 변환 예상 비용 약 $200 대비 실제 API 지출 $11.18. 재현 실험에서 완전 일치 중복 제거로 텍스트 744MB → 44.1MB(−94.1%).</w:t>
       </w:r>
     </w:p>
     <w:p>
@@ -1952,7 +1952,7 @@
       <w:pPr>
         <w:spacing w:after="0" w:before="75" w:line="218"/>
       </w:pPr>
-      <w:hyperlink w:history="1" r:id="rId8y4jgxeyavz_iwqklsiaf">
+      <w:hyperlink w:history="1" r:id="rIdaacyhjagmp5rpjn4k9ire">
         <w:r>
           <w:rPr>
             <w:color w:val="315CBB"/>
@@ -1970,7 +1970,7 @@
         </w:rPr>
         <w:t xml:space="preserve">   </w:t>
       </w:r>
-      <w:hyperlink w:history="1" r:id="rIdfn_pft0gwy0su7clilm00">
+      <w:hyperlink w:history="1" r:id="rIdglxcls4c7ccfyqv8rzo6s">
         <w:r>
           <w:rPr>
             <w:color w:val="315CBB"/>
@@ -2369,7 +2369,7 @@
             <w:pPr>
               <w:spacing w:after="0" w:before="0" w:line="218"/>
             </w:pPr>
-            <w:hyperlink w:history="1" r:id="rId5ijjve-j08t2c_v-xt7d5">
+            <w:hyperlink w:history="1" r:id="rIdnha1ouywyrijfkkuoalw4">
               <w:r>
                 <w:rPr>
                   <w:color w:val="315CBB"/>
@@ -2464,14 +2464,14 @@
                 <w:sz w:val="15"/>
                 <w:szCs w:val="15"/>
               </w:rPr>
-              <w:t xml:space="preserve">Rust 기반 HWP/HWPX 프로젝트에서 그림·표·도형의 textFlow 속성이 저장 후 초기화되는 오류를 분석·수정하고 CI에 대응했습니다.</w:t>
+              <w:t xml:space="preserve">Claude Code에 작업 계획과 기여 규칙을 주고 이슈 분석부터 PR까지 자동화해, HWP/HWPX 저장 오류 수정 등 PR 7건 병합·Contributor로 등재됐습니다.</w:t>
             </w:r>
           </w:p>
           <w:p>
             <w:pPr>
               <w:spacing w:after="0" w:before="75" w:line="218"/>
             </w:pPr>
-            <w:hyperlink w:history="1" r:id="rIdc0ptxry5tvqtabuif6mmg">
+            <w:hyperlink w:history="1" r:id="rIdmrg8vdlhp8kcir-ceyqnj">
               <w:r>
                 <w:rPr>
                   <w:color w:val="315CBB"/>
@@ -2489,7 +2489,7 @@
               </w:rPr>
               <w:t xml:space="preserve">   </w:t>
             </w:r>
-            <w:hyperlink w:history="1" r:id="rIdknq1kfqu9oeohmxaz5pmv">
+            <w:hyperlink w:history="1" r:id="rId_5gokv-askzaq-ewqqtc8">
               <w:r>
                 <w:rPr>
                   <w:color w:val="315CBB"/>
@@ -2507,7 +2507,7 @@
               </w:rPr>
               <w:t xml:space="preserve">   </w:t>
             </w:r>
-            <w:hyperlink w:history="1" r:id="rIdwhs-wujip1xqnqagjjh-1">
+            <w:hyperlink w:history="1" r:id="rIdjddyylbkbdgqv036ex8nl">
               <w:r>
                 <w:rPr>
                   <w:color w:val="315CBB"/>
@@ -2918,7 +2918,7 @@
             <w:pPr>
               <w:spacing w:after="0" w:before="0" w:line="218"/>
             </w:pPr>
-            <w:hyperlink w:history="1" r:id="rIdvdtmoqixr57zhrx_a2nn5">
+            <w:hyperlink w:history="1" r:id="rIdpxkqxhrr8pwdozi-vwhtt">
               <w:r>
                 <w:rPr>
                   <w:color w:val="315CBB"/>

--- a/site/resume.docx
+++ b/site/resume.docx
@@ -89,7 +89,7 @@
             <w:pPr>
               <w:spacing w:after="0" w:before="75" w:line="218"/>
             </w:pPr>
-            <w:hyperlink w:history="1" r:id="rIdtgnj-kpm8awwejd7zt-hp">
+            <w:hyperlink w:history="1" r:id="rIdibvvautylix6rx14sa8xo">
               <w:r>
                 <w:rPr>
                   <w:color w:val="315CBB"/>
@@ -107,7 +107,7 @@
               </w:rPr>
               <w:t xml:space="preserve">   </w:t>
             </w:r>
-            <w:hyperlink w:history="1" r:id="rIdm5rtr5ocvwo12csk794p-">
+            <w:hyperlink w:history="1" r:id="rId4ionbnq3i1k4f_1an2psb">
               <w:r>
                 <w:rPr>
                   <w:color w:val="315CBB"/>
@@ -125,7 +125,7 @@
               </w:rPr>
               <w:t xml:space="preserve">   </w:t>
             </w:r>
-            <w:hyperlink w:history="1" r:id="rIdx7laukjry27mzesdm27xu">
+            <w:hyperlink w:history="1" r:id="rIdexmqj-rhft5yks7nlqcop">
               <w:r>
                 <w:rPr>
                   <w:color w:val="315CBB"/>
@@ -143,7 +143,7 @@
               </w:rPr>
               <w:t xml:space="preserve">   </w:t>
             </w:r>
-            <w:hyperlink w:history="1" r:id="rIdwznooniw4oacc_wotaght">
+            <w:hyperlink w:history="1" r:id="rIdsjlywmahhztok4e4p9y2g">
               <w:r>
                 <w:rPr>
                   <w:color w:val="315CBB"/>
@@ -394,7 +394,7 @@
       <w:pPr>
         <w:spacing w:after="0" w:before="0" w:line="218"/>
       </w:pPr>
-      <w:hyperlink w:history="1" r:id="rIdfnnncgsv5ggqncsujtjyo">
+      <w:hyperlink w:history="1" r:id="rIdtoqfkk6gwszttsjbeffpt">
         <w:r>
           <w:rPr>
             <w:color w:val="315CBB"/>
@@ -1299,7 +1299,7 @@
       <w:pPr>
         <w:spacing w:after="0" w:before="75" w:line="218"/>
       </w:pPr>
-      <w:hyperlink w:history="1" r:id="rIdrmbjh8wzc9tgdqwetn8qm">
+      <w:hyperlink w:history="1" r:id="rIdmyvxz2nfuakikew2oxkog">
         <w:r>
           <w:rPr>
             <w:color w:val="315CBB"/>
@@ -1317,7 +1317,7 @@
         </w:rPr>
         <w:t xml:space="preserve">   </w:t>
       </w:r>
-      <w:hyperlink w:history="1" r:id="rId03ol0gxtakrekiymdmfya">
+      <w:hyperlink w:history="1" r:id="rIdsnqaad443ngcpe3lg1dj2">
         <w:r>
           <w:rPr>
             <w:color w:val="315CBB"/>
@@ -1335,7 +1335,7 @@
         </w:rPr>
         <w:t xml:space="preserve">   </w:t>
       </w:r>
-      <w:hyperlink w:history="1" r:id="rIdtmzqo7mperbu2cwhenwse">
+      <w:hyperlink w:history="1" r:id="rIdobmhggc52xzxcklqe4h7i">
         <w:r>
           <w:rPr>
             <w:color w:val="315CBB"/>
@@ -1353,7 +1353,7 @@
         </w:rPr>
         <w:t xml:space="preserve">   </w:t>
       </w:r>
-      <w:hyperlink w:history="1" r:id="rIdcblbd7n6cswn_7yatwyfp">
+      <w:hyperlink w:history="1" r:id="rIdlllnf6mb92638bdwshkmj">
         <w:r>
           <w:rPr>
             <w:color w:val="315CBB"/>
@@ -1500,7 +1500,7 @@
       <w:pPr>
         <w:spacing w:after="0" w:before="0" w:line="218"/>
       </w:pPr>
-      <w:hyperlink w:history="1" r:id="rIdp_87q_qmbgtnn6tqk7log">
+      <w:hyperlink w:history="1" r:id="rId4zln1blkpzmn5de73-uma">
         <w:r>
           <w:rPr>
             <w:color w:val="315CBB"/>
@@ -1952,7 +1952,7 @@
       <w:pPr>
         <w:spacing w:after="0" w:before="75" w:line="218"/>
       </w:pPr>
-      <w:hyperlink w:history="1" r:id="rIdaacyhjagmp5rpjn4k9ire">
+      <w:hyperlink w:history="1" r:id="rIdmzvwpjx0txqr4kzhkx-ja">
         <w:r>
           <w:rPr>
             <w:color w:val="315CBB"/>
@@ -1970,7 +1970,7 @@
         </w:rPr>
         <w:t xml:space="preserve">   </w:t>
       </w:r>
-      <w:hyperlink w:history="1" r:id="rIdglxcls4c7ccfyqv8rzo6s">
+      <w:hyperlink w:history="1" r:id="rIda1px76sc2jgm04f5g2j5a">
         <w:r>
           <w:rPr>
             <w:color w:val="315CBB"/>
@@ -2369,7 +2369,7 @@
             <w:pPr>
               <w:spacing w:after="0" w:before="0" w:line="218"/>
             </w:pPr>
-            <w:hyperlink w:history="1" r:id="rIdnha1ouywyrijfkkuoalw4">
+            <w:hyperlink w:history="1" r:id="rIdpuz8fsemy1w1j1bd4afif">
               <w:r>
                 <w:rPr>
                   <w:color w:val="315CBB"/>
@@ -2471,7 +2471,7 @@
             <w:pPr>
               <w:spacing w:after="0" w:before="75" w:line="218"/>
             </w:pPr>
-            <w:hyperlink w:history="1" r:id="rIdmrg8vdlhp8kcir-ceyqnj">
+            <w:hyperlink w:history="1" r:id="rId4eqnjlrnf4uv3__9ozfl5">
               <w:r>
                 <w:rPr>
                   <w:color w:val="315CBB"/>
@@ -2489,7 +2489,7 @@
               </w:rPr>
               <w:t xml:space="preserve">   </w:t>
             </w:r>
-            <w:hyperlink w:history="1" r:id="rId_5gokv-askzaq-ewqqtc8">
+            <w:hyperlink w:history="1" r:id="rIdrsqq_w2kq05gbky4cirml">
               <w:r>
                 <w:rPr>
                   <w:color w:val="315CBB"/>
@@ -2507,7 +2507,7 @@
               </w:rPr>
               <w:t xml:space="preserve">   </w:t>
             </w:r>
-            <w:hyperlink w:history="1" r:id="rIdjddyylbkbdgqv036ex8nl">
+            <w:hyperlink w:history="1" r:id="rIdniuhelap1xbtrqqaczaas">
               <w:r>
                 <w:rPr>
                   <w:color w:val="315CBB"/>
@@ -2918,7 +2918,7 @@
             <w:pPr>
               <w:spacing w:after="0" w:before="0" w:line="218"/>
             </w:pPr>
-            <w:hyperlink w:history="1" r:id="rIdpxkqxhrr8pwdozi-vwhtt">
+            <w:hyperlink w:history="1" r:id="rIdsj2p0gp9b5pkcofqev1j8">
               <w:r>
                 <w:rPr>
                   <w:color w:val="315CBB"/>

--- a/site/resume.docx
+++ b/site/resume.docx
@@ -89,7 +89,7 @@
             <w:pPr>
               <w:spacing w:after="0" w:before="75" w:line="218"/>
             </w:pPr>
-            <w:hyperlink w:history="1" r:id="rIdibvvautylix6rx14sa8xo">
+            <w:hyperlink w:history="1" r:id="rId_xccwiwq1kpb421m2wbzn">
               <w:r>
                 <w:rPr>
                   <w:color w:val="315CBB"/>
@@ -107,7 +107,7 @@
               </w:rPr>
               <w:t xml:space="preserve">   </w:t>
             </w:r>
-            <w:hyperlink w:history="1" r:id="rId4ionbnq3i1k4f_1an2psb">
+            <w:hyperlink w:history="1" r:id="rIdvmmisia4ssp_aqwrstope">
               <w:r>
                 <w:rPr>
                   <w:color w:val="315CBB"/>
@@ -125,7 +125,7 @@
               </w:rPr>
               <w:t xml:space="preserve">   </w:t>
             </w:r>
-            <w:hyperlink w:history="1" r:id="rIdexmqj-rhft5yks7nlqcop">
+            <w:hyperlink w:history="1" r:id="rIdto7hxauxh3leinuxipsri">
               <w:r>
                 <w:rPr>
                   <w:color w:val="315CBB"/>
@@ -143,7 +143,7 @@
               </w:rPr>
               <w:t xml:space="preserve">   </w:t>
             </w:r>
-            <w:hyperlink w:history="1" r:id="rIdsjlywmahhztok4e4p9y2g">
+            <w:hyperlink w:history="1" r:id="rIdrsvkktthui5yr4pahccot">
               <w:r>
                 <w:rPr>
                   <w:color w:val="315CBB"/>
@@ -394,7 +394,7 @@
       <w:pPr>
         <w:spacing w:after="0" w:before="0" w:line="218"/>
       </w:pPr>
-      <w:hyperlink w:history="1" r:id="rIdtoqfkk6gwszttsjbeffpt">
+      <w:hyperlink w:history="1" r:id="rIdvqxovd5urunf8aldiufyg">
         <w:r>
           <w:rPr>
             <w:color w:val="315CBB"/>
@@ -431,7 +431,7 @@
           <w:sz w:val="14"/>
           <w:szCs w:val="14"/>
         </w:rPr>
-        <w:t xml:space="preserve">저장된 문서에서 AI 답변에 필요한 근거를 찾는 기능입니다. 답이 있는 80문항의 근거 충족률을 66.25% → 91.25%로 높이고, 답 없는 20문항의 잘못된 근거 반환을 20 → 0건으로 줄였습니다.</w:t>
+        <w:t xml:space="preserve">저장된 문서에서 AI 답변에 필요한 근거를 찾고, 답이 없는 질문에는 근거를 붙이지 않게 하는 기능입니다.</w:t>
       </w:r>
     </w:p>
     <w:p>
@@ -503,6 +503,27 @@
         <w:rPr>
           <w:b/>
           <w:bCs/>
+          <w:color w:val="B9770E"/>
+          <w:sz w:val="15"/>
+          <w:szCs w:val="15"/>
+        </w:rPr>
+        <w:t xml:space="preserve">판단:</w:t>
+      </w:r>
+      <w:r>
+        <w:rPr>
+          <w:color w:val="203047"/>
+          <w:sz w:val="15"/>
+          <w:szCs w:val="15"/>
+        </w:rPr>
+        <w:t xml:space="preserve"> GPT는 비용·시간 부담, 가중치·RRF 조정은 실험해도 점수가 비슷해 Jev 채택.</w:t>
+      </w:r>
+      <w:r>
+        <w:br/>
+      </w:r>
+      <w:r>
+        <w:rPr>
+          <w:b/>
+          <w:bCs/>
           <w:color w:val="1E8449"/>
           <w:sz w:val="15"/>
           <w:szCs w:val="15"/>
@@ -515,7 +536,7 @@
           <w:sz w:val="15"/>
           <w:szCs w:val="15"/>
         </w:rPr>
-        <w:t xml:space="preserve"> 논문 9편의 평가에서 답이 있는 80문항의 근거 충족률 66.25% → 91.25%. 답 없는 20문항의 잘못된 근거 반환 20 → 0건. Jev 최적화 전후 시간 중앙값 9.090초 → 2.251초.</w:t>
+        <w:t xml:space="preserve"> 논문 9편의 평가에서 답이 있는 80문항의 근거 충족률 66.25% → 91.25%. 답 없는 20문항의 잘못된 근거 반환 20 → 0건. Jev 최적화 전후 시간 중앙값 9.090초 → 2.251초(기존 0.431초보다 느림).</w:t>
       </w:r>
     </w:p>
     <w:p>
@@ -544,7 +565,7 @@
           <w:sz w:val="14"/>
           <w:szCs w:val="14"/>
         </w:rPr>
-        <w:t xml:space="preserve">반복 작업을 Skill로 저장·재사용하고 실제 변경은 사용자 승인 후 반영하도록 설계했습니다. 요청 분류 라우팅에는 Jev를 적용해 정답 77/98 → 81/98건, 판단시간 중앙값 8.967초 → 0.658초로 개선했고, 모델에 보낼 대화 맥락과 편집 입력의 범위도 함께 정했습니다.</w:t>
+        <w:t xml:space="preserve">반복 작업을 Skill로 저장·재사용하고 실제 변경은 사용자 승인 후 반영하도록 설계했습니다. 요청 분류에는 Jev를 적용했고, 모델에 보낼 대화 맥락과 편집 입력의 범위도 함께 정했습니다.</w:t>
       </w:r>
     </w:p>
     <w:p>
@@ -700,6 +721,27 @@
         <w:rPr>
           <w:b/>
           <w:bCs/>
+          <w:color w:val="B9770E"/>
+          <w:sz w:val="15"/>
+          <w:szCs w:val="15"/>
+        </w:rPr>
+        <w:t xml:space="preserve">판단:</w:t>
+      </w:r>
+      <w:r>
+        <w:rPr>
+          <w:color w:val="203047"/>
+          <w:sz w:val="15"/>
+          <w:szCs w:val="15"/>
+        </w:rPr>
+        <w:t xml:space="preserve"> 출시 직후 모델이라 위험이 작은 요청 분류에서 먼저 검증.</w:t>
+      </w:r>
+      <w:r>
+        <w:br/>
+      </w:r>
+      <w:r>
+        <w:rPr>
+          <w:b/>
+          <w:bCs/>
           <w:color w:val="1E8449"/>
           <w:sz w:val="15"/>
           <w:szCs w:val="15"/>
@@ -1085,7 +1127,7 @@
           <w:sz w:val="14"/>
           <w:szCs w:val="14"/>
         </w:rPr>
-        <w:t xml:space="preserve">사용자가 올린 PDF를 검색과 답변에 활용하도록 변환하고, 여러 문서의 Wiki 생성 시간을 줄였습니다. PDF 30쪽의 내부 평가 통과율은 45.17% → 89.89%, 문서 4개 분석 시간은 282.11초 → 73.89초로 개선했습니다.</w:t>
+        <w:t xml:space="preserve">사용자가 올린 PDF를 검색과 답변에 활용하도록 변환하고, 여러 문서의 Wiki 생성 시간을 줄였습니다.</w:t>
       </w:r>
     </w:p>
     <w:p>
@@ -1157,6 +1199,27 @@
         <w:rPr>
           <w:b/>
           <w:bCs/>
+          <w:color w:val="B9770E"/>
+          <w:sz w:val="15"/>
+          <w:szCs w:val="15"/>
+        </w:rPr>
+        <w:t xml:space="preserve">판단:</w:t>
+      </w:r>
+      <w:r>
+        <w:rPr>
+          <w:color w:val="203047"/>
+          <w:sz w:val="15"/>
+          <w:szCs w:val="15"/>
+        </w:rPr>
+        <w:t xml:space="preserve"> 본문은 빠른 AnyDoc으로 추출, GPU 운영비를 피해 복원은 sLLM 대신 상용 API로 전환.</w:t>
+      </w:r>
+      <w:r>
+        <w:br/>
+      </w:r>
+      <w:r>
+        <w:rPr>
+          <w:b/>
+          <w:bCs/>
           <w:color w:val="1E8449"/>
           <w:sz w:val="15"/>
           <w:szCs w:val="15"/>
@@ -1299,7 +1362,7 @@
       <w:pPr>
         <w:spacing w:after="0" w:before="75" w:line="218"/>
       </w:pPr>
-      <w:hyperlink w:history="1" r:id="rIdmyvxz2nfuakikew2oxkog">
+      <w:hyperlink w:history="1" r:id="rIdw26vo33fgiucsnlh2f-rb">
         <w:r>
           <w:rPr>
             <w:color w:val="315CBB"/>
@@ -1317,7 +1380,7 @@
         </w:rPr>
         <w:t xml:space="preserve">   </w:t>
       </w:r>
-      <w:hyperlink w:history="1" r:id="rIdsnqaad443ngcpe3lg1dj2">
+      <w:hyperlink w:history="1" r:id="rIdqvvjnchx8_kwx3s3hrqgv">
         <w:r>
           <w:rPr>
             <w:color w:val="315CBB"/>
@@ -1335,7 +1398,7 @@
         </w:rPr>
         <w:t xml:space="preserve">   </w:t>
       </w:r>
-      <w:hyperlink w:history="1" r:id="rIdobmhggc52xzxcklqe4h7i">
+      <w:hyperlink w:history="1" r:id="rIdjhvsqror3jzzhhrlxqzy8">
         <w:r>
           <w:rPr>
             <w:color w:val="315CBB"/>
@@ -1353,7 +1416,7 @@
         </w:rPr>
         <w:t xml:space="preserve">   </w:t>
       </w:r>
-      <w:hyperlink w:history="1" r:id="rIdlllnf6mb92638bdwshkmj">
+      <w:hyperlink w:history="1" r:id="rIddp7x0vphbsuyh6rxs_jes">
         <w:r>
           <w:rPr>
             <w:color w:val="315CBB"/>
@@ -1500,7 +1563,7 @@
       <w:pPr>
         <w:spacing w:after="0" w:before="0" w:line="218"/>
       </w:pPr>
-      <w:hyperlink w:history="1" r:id="rId4zln1blkpzmn5de73-uma">
+      <w:hyperlink w:history="1" r:id="rIdkwvainpjjsx105drsx94z">
         <w:r>
           <w:rPr>
             <w:color w:val="315CBB"/>
@@ -1537,7 +1600,7 @@
           <w:sz w:val="14"/>
           <w:szCs w:val="14"/>
         </w:rPr>
-        <w:t xml:space="preserve">약 4만 4천 건의 의약품 원문을 쉬운 설명으로 바꾸는 작업입니다. 같은 문장은 한 번만 변환해 재사용하고, 전체 원문 처리 예상 약 $200 대비 실제 API 지출 $11.18로 변환했습니다. 2026년에 PySpark로 정제 과정을 재현해 텍스트 94.1% 감소를 측정했습니다.</w:t>
+        <w:t xml:space="preserve">약 4만 4천 건의 의약품 원문을 쉬운 설명으로 바꾸는 작업입니다. 같은 문장은 한 번만 변환해 약품별로 재사용했습니다.</w:t>
       </w:r>
     </w:p>
     <w:p>
@@ -1710,6 +1773,27 @@
         <w:rPr>
           <w:b/>
           <w:bCs/>
+          <w:color w:val="B9770E"/>
+          <w:sz w:val="15"/>
+          <w:szCs w:val="15"/>
+        </w:rPr>
+        <w:t xml:space="preserve">판단:</w:t>
+      </w:r>
+      <w:r>
+        <w:rPr>
+          <w:color w:val="203047"/>
+          <w:sz w:val="15"/>
+          <w:szCs w:val="15"/>
+        </w:rPr>
+        <w:t xml:space="preserve"> 프로필을 필터링해 보내는 방식은 걸러야 할 경우가 너무 많아, 아예 외부 입력에서 빼고 내부에서 판단.</w:t>
+      </w:r>
+      <w:r>
+        <w:br/>
+      </w:r>
+      <w:r>
+        <w:rPr>
+          <w:b/>
+          <w:bCs/>
           <w:color w:val="1E8449"/>
           <w:sz w:val="15"/>
           <w:szCs w:val="15"/>
@@ -1770,7 +1854,7 @@
           <w:sz w:val="15"/>
           <w:szCs w:val="15"/>
         </w:rPr>
-        <w:t xml:space="preserve">Java·Spring Boot 기반 의약품 DB 설계, 검색·자동완성과 복약 위험정보(DUR) 표출 구현.</w:t>
+        <w:t xml:space="preserve">Java·Spring Boot 기반 의약품 DB 설계, 검색·자동완성과 복약 위험정보(DUR) 표출 구현. Elasticsearch·Redis로 검색 응답 5~7초 → 평균 0.8초.</w:t>
       </w:r>
     </w:p>
     <w:p>
@@ -1952,7 +2036,7 @@
       <w:pPr>
         <w:spacing w:after="0" w:before="75" w:line="218"/>
       </w:pPr>
-      <w:hyperlink w:history="1" r:id="rIdmzvwpjx0txqr4kzhkx-ja">
+      <w:hyperlink w:history="1" r:id="rId8dqbiw63cakeq7mr4mp_6">
         <w:r>
           <w:rPr>
             <w:color w:val="315CBB"/>
@@ -1970,7 +2054,7 @@
         </w:rPr>
         <w:t xml:space="preserve">   </w:t>
       </w:r>
-      <w:hyperlink w:history="1" r:id="rIda1px76sc2jgm04f5g2j5a">
+      <w:hyperlink w:history="1" r:id="rIdxuhl9dpa-wxv8eqtgyypn">
         <w:r>
           <w:rPr>
             <w:color w:val="315CBB"/>
@@ -2369,7 +2453,7 @@
             <w:pPr>
               <w:spacing w:after="0" w:before="0" w:line="218"/>
             </w:pPr>
-            <w:hyperlink w:history="1" r:id="rIdpuz8fsemy1w1j1bd4afif">
+            <w:hyperlink w:history="1" r:id="rIdnrs8szykczkvkknjzw97r">
               <w:r>
                 <w:rPr>
                   <w:color w:val="315CBB"/>
@@ -2471,7 +2555,7 @@
             <w:pPr>
               <w:spacing w:after="0" w:before="75" w:line="218"/>
             </w:pPr>
-            <w:hyperlink w:history="1" r:id="rId4eqnjlrnf4uv3__9ozfl5">
+            <w:hyperlink w:history="1" r:id="rIdurhv37k4o7jqhgsahyx8p">
               <w:r>
                 <w:rPr>
                   <w:color w:val="315CBB"/>
@@ -2489,7 +2573,7 @@
               </w:rPr>
               <w:t xml:space="preserve">   </w:t>
             </w:r>
-            <w:hyperlink w:history="1" r:id="rIdrsqq_w2kq05gbky4cirml">
+            <w:hyperlink w:history="1" r:id="rIdbk9i8g0r0qqfkwekuexkf">
               <w:r>
                 <w:rPr>
                   <w:color w:val="315CBB"/>
@@ -2507,7 +2591,7 @@
               </w:rPr>
               <w:t xml:space="preserve">   </w:t>
             </w:r>
-            <w:hyperlink w:history="1" r:id="rIdniuhelap1xbtrqqaczaas">
+            <w:hyperlink w:history="1" r:id="rIdfa00k1kbp1qrkbwsemofm">
               <w:r>
                 <w:rPr>
                   <w:color w:val="315CBB"/>
@@ -2918,7 +3002,7 @@
             <w:pPr>
               <w:spacing w:after="0" w:before="0" w:line="218"/>
             </w:pPr>
-            <w:hyperlink w:history="1" r:id="rIdsj2p0gp9b5pkcofqev1j8">
+            <w:hyperlink w:history="1" r:id="rIdrdxgxyzq3uesrzg37xmdw">
               <w:r>
                 <w:rPr>
                   <w:color w:val="315CBB"/>

--- a/site/resume.docx
+++ b/site/resume.docx
@@ -89,7 +89,7 @@
             <w:pPr>
               <w:spacing w:after="0" w:before="75" w:line="218"/>
             </w:pPr>
-            <w:hyperlink w:history="1" r:id="rId_xccwiwq1kpb421m2wbzn">
+            <w:hyperlink w:history="1" r:id="rIddcuos0v5zz0ttqvjniirc">
               <w:r>
                 <w:rPr>
                   <w:color w:val="315CBB"/>
@@ -107,7 +107,7 @@
               </w:rPr>
               <w:t xml:space="preserve">   </w:t>
             </w:r>
-            <w:hyperlink w:history="1" r:id="rIdvmmisia4ssp_aqwrstope">
+            <w:hyperlink w:history="1" r:id="rIds2kw4rm-t3akk20yhjy_a">
               <w:r>
                 <w:rPr>
                   <w:color w:val="315CBB"/>
@@ -125,7 +125,7 @@
               </w:rPr>
               <w:t xml:space="preserve">   </w:t>
             </w:r>
-            <w:hyperlink w:history="1" r:id="rIdto7hxauxh3leinuxipsri">
+            <w:hyperlink w:history="1" r:id="rIdjwyj_4df_u6i2mccbwig5">
               <w:r>
                 <w:rPr>
                   <w:color w:val="315CBB"/>
@@ -143,7 +143,7 @@
               </w:rPr>
               <w:t xml:space="preserve">   </w:t>
             </w:r>
-            <w:hyperlink w:history="1" r:id="rIdrsvkktthui5yr4pahccot">
+            <w:hyperlink w:history="1" r:id="rIdfvuofh9c7cvzghvxavaq2">
               <w:r>
                 <w:rPr>
                   <w:color w:val="315CBB"/>
@@ -394,7 +394,7 @@
       <w:pPr>
         <w:spacing w:after="0" w:before="0" w:line="218"/>
       </w:pPr>
-      <w:hyperlink w:history="1" r:id="rIdvqxovd5urunf8aldiufyg">
+      <w:hyperlink w:history="1" r:id="rIdcralnriaysfp45angdv6j">
         <w:r>
           <w:rPr>
             <w:color w:val="315CBB"/>
@@ -1329,7 +1329,7 @@
           <w:sz w:val="14"/>
           <w:szCs w:val="14"/>
         </w:rPr>
-        <w:t xml:space="preserve">MSA 초기 설계 제안 후 팀원·멘토와 데이터 소유권, 서비스 경계, 통신 방식을 논의해 최종 구조 공동 설계.</w:t>
+        <w:t xml:space="preserve">MSA: 기능별로만 나누면 DB 부하는 그대로이고 서비스 간 호출만 늘어난다고 보고 데이터 소유권 기준 분리를 제안, 팀원·멘토와 경계·통신 방식을 공동 설계.</w:t>
       </w:r>
     </w:p>
     <w:p>
@@ -1362,7 +1362,7 @@
       <w:pPr>
         <w:spacing w:after="0" w:before="75" w:line="218"/>
       </w:pPr>
-      <w:hyperlink w:history="1" r:id="rIdw26vo33fgiucsnlh2f-rb">
+      <w:hyperlink w:history="1" r:id="rIddkg8yojvi1p0jff9j4fmd">
         <w:r>
           <w:rPr>
             <w:color w:val="315CBB"/>
@@ -1380,7 +1380,7 @@
         </w:rPr>
         <w:t xml:space="preserve">   </w:t>
       </w:r>
-      <w:hyperlink w:history="1" r:id="rIdqvvjnchx8_kwx3s3hrqgv">
+      <w:hyperlink w:history="1" r:id="rIdyer5zspyjqcmanhuwwkkw">
         <w:r>
           <w:rPr>
             <w:color w:val="315CBB"/>
@@ -1398,7 +1398,7 @@
         </w:rPr>
         <w:t xml:space="preserve">   </w:t>
       </w:r>
-      <w:hyperlink w:history="1" r:id="rIdjhvsqror3jzzhhrlxqzy8">
+      <w:hyperlink w:history="1" r:id="rIdidnmlh2krg23osgdi_cwe">
         <w:r>
           <w:rPr>
             <w:color w:val="315CBB"/>
@@ -1416,7 +1416,7 @@
         </w:rPr>
         <w:t xml:space="preserve">   </w:t>
       </w:r>
-      <w:hyperlink w:history="1" r:id="rIddp7x0vphbsuyh6rxs_jes">
+      <w:hyperlink w:history="1" r:id="rId70lqgzv4zcuohtchlb3pp">
         <w:r>
           <w:rPr>
             <w:color w:val="315CBB"/>
@@ -1563,7 +1563,7 @@
       <w:pPr>
         <w:spacing w:after="0" w:before="0" w:line="218"/>
       </w:pPr>
-      <w:hyperlink w:history="1" r:id="rIdkwvainpjjsx105drsx94z">
+      <w:hyperlink w:history="1" r:id="rIdtz7i_wfh_pm4orz1t5x8s">
         <w:r>
           <w:rPr>
             <w:color w:val="315CBB"/>
@@ -1659,6 +1659,27 @@
         <w:rPr>
           <w:b/>
           <w:bCs/>
+          <w:color w:val="B9770E"/>
+          <w:sz w:val="15"/>
+          <w:szCs w:val="15"/>
+        </w:rPr>
+        <w:t xml:space="preserve">판단:</w:t>
+      </w:r>
+      <w:r>
+        <w:rPr>
+          <w:color w:val="203047"/>
+          <w:sz w:val="15"/>
+          <w:szCs w:val="15"/>
+        </w:rPr>
+        <w:t xml:space="preserve"> 실시간 응답이 필요 없는 작업이라 Batch API로 대기 시간을 받아들이고 비용을 낮춤.</w:t>
+      </w:r>
+      <w:r>
+        <w:br/>
+      </w:r>
+      <w:r>
+        <w:rPr>
+          <w:b/>
+          <w:bCs/>
           <w:color w:val="1E8449"/>
           <w:sz w:val="15"/>
           <w:szCs w:val="15"/>
@@ -2036,7 +2057,7 @@
       <w:pPr>
         <w:spacing w:after="0" w:before="75" w:line="218"/>
       </w:pPr>
-      <w:hyperlink w:history="1" r:id="rId8dqbiw63cakeq7mr4mp_6">
+      <w:hyperlink w:history="1" r:id="rIdaih1ccw3_nvd2ri351f4k">
         <w:r>
           <w:rPr>
             <w:color w:val="315CBB"/>
@@ -2054,7 +2075,7 @@
         </w:rPr>
         <w:t xml:space="preserve">   </w:t>
       </w:r>
-      <w:hyperlink w:history="1" r:id="rIdxuhl9dpa-wxv8eqtgyypn">
+      <w:hyperlink w:history="1" r:id="rIdqptmzjrizcn9bz4wkkgtr">
         <w:r>
           <w:rPr>
             <w:color w:val="315CBB"/>
@@ -2453,7 +2474,7 @@
             <w:pPr>
               <w:spacing w:after="0" w:before="0" w:line="218"/>
             </w:pPr>
-            <w:hyperlink w:history="1" r:id="rIdnrs8szykczkvkknjzw97r">
+            <w:hyperlink w:history="1" r:id="rIdxi-zuzjigd0kxg4d-qemo">
               <w:r>
                 <w:rPr>
                   <w:color w:val="315CBB"/>
@@ -2555,7 +2576,7 @@
             <w:pPr>
               <w:spacing w:after="0" w:before="75" w:line="218"/>
             </w:pPr>
-            <w:hyperlink w:history="1" r:id="rIdurhv37k4o7jqhgsahyx8p">
+            <w:hyperlink w:history="1" r:id="rIdvpvbh1zh0wemvo8utzoph">
               <w:r>
                 <w:rPr>
                   <w:color w:val="315CBB"/>
@@ -2573,7 +2594,7 @@
               </w:rPr>
               <w:t xml:space="preserve">   </w:t>
             </w:r>
-            <w:hyperlink w:history="1" r:id="rIdbk9i8g0r0qqfkwekuexkf">
+            <w:hyperlink w:history="1" r:id="rId4zaslcs8zt7qhwffkixgh">
               <w:r>
                 <w:rPr>
                   <w:color w:val="315CBB"/>
@@ -2591,7 +2612,7 @@
               </w:rPr>
               <w:t xml:space="preserve">   </w:t>
             </w:r>
-            <w:hyperlink w:history="1" r:id="rIdfa00k1kbp1qrkbwsemofm">
+            <w:hyperlink w:history="1" r:id="rIdgtee8_nwk2eze40xz9rvt">
               <w:r>
                 <w:rPr>
                   <w:color w:val="315CBB"/>
@@ -3002,7 +3023,7 @@
             <w:pPr>
               <w:spacing w:after="0" w:before="0" w:line="218"/>
             </w:pPr>
-            <w:hyperlink w:history="1" r:id="rIdrdxgxyzq3uesrzg37xmdw">
+            <w:hyperlink w:history="1" r:id="rIdvcswevjca_tgn_ycocl8y">
               <w:r>
                 <w:rPr>
                   <w:color w:val="315CBB"/>

--- a/site/resume.docx
+++ b/site/resume.docx
@@ -89,7 +89,7 @@
             <w:pPr>
               <w:spacing w:after="0" w:before="75" w:line="218"/>
             </w:pPr>
-            <w:hyperlink w:history="1" r:id="rIddcuos0v5zz0ttqvjniirc">
+            <w:hyperlink w:history="1" r:id="rIdj-ekujdyhtinrnkztk04f">
               <w:r>
                 <w:rPr>
                   <w:color w:val="315CBB"/>
@@ -107,7 +107,7 @@
               </w:rPr>
               <w:t xml:space="preserve">   </w:t>
             </w:r>
-            <w:hyperlink w:history="1" r:id="rIds2kw4rm-t3akk20yhjy_a">
+            <w:hyperlink w:history="1" r:id="rIdo_e6ionjrtvgzjhan9fos">
               <w:r>
                 <w:rPr>
                   <w:color w:val="315CBB"/>
@@ -125,7 +125,7 @@
               </w:rPr>
               <w:t xml:space="preserve">   </w:t>
             </w:r>
-            <w:hyperlink w:history="1" r:id="rIdjwyj_4df_u6i2mccbwig5">
+            <w:hyperlink w:history="1" r:id="rId8gfgklxtlmedmzcsg4g0e">
               <w:r>
                 <w:rPr>
                   <w:color w:val="315CBB"/>
@@ -143,7 +143,7 @@
               </w:rPr>
               <w:t xml:space="preserve">   </w:t>
             </w:r>
-            <w:hyperlink w:history="1" r:id="rIdfvuofh9c7cvzghvxavaq2">
+            <w:hyperlink w:history="1" r:id="rIdon7tqxtd2ve91bw4obxvn">
               <w:r>
                 <w:rPr>
                   <w:color w:val="315CBB"/>
@@ -394,7 +394,7 @@
       <w:pPr>
         <w:spacing w:after="0" w:before="0" w:line="218"/>
       </w:pPr>
-      <w:hyperlink w:history="1" r:id="rIdcralnriaysfp45angdv6j">
+      <w:hyperlink w:history="1" r:id="rIdexgtgctvby4oniideguz4">
         <w:r>
           <w:rPr>
             <w:color w:val="315CBB"/>
@@ -1362,7 +1362,7 @@
       <w:pPr>
         <w:spacing w:after="0" w:before="75" w:line="218"/>
       </w:pPr>
-      <w:hyperlink w:history="1" r:id="rIddkg8yojvi1p0jff9j4fmd">
+      <w:hyperlink w:history="1" r:id="rIdaeklxfjpjxyp8eqz0l1ow">
         <w:r>
           <w:rPr>
             <w:color w:val="315CBB"/>
@@ -1380,7 +1380,7 @@
         </w:rPr>
         <w:t xml:space="preserve">   </w:t>
       </w:r>
-      <w:hyperlink w:history="1" r:id="rIdyer5zspyjqcmanhuwwkkw">
+      <w:hyperlink w:history="1" r:id="rIdqs9kehyaz-clb0djncusz">
         <w:r>
           <w:rPr>
             <w:color w:val="315CBB"/>
@@ -1398,7 +1398,7 @@
         </w:rPr>
         <w:t xml:space="preserve">   </w:t>
       </w:r>
-      <w:hyperlink w:history="1" r:id="rIdidnmlh2krg23osgdi_cwe">
+      <w:hyperlink w:history="1" r:id="rIdljsqth3-45rcoydac4gqk">
         <w:r>
           <w:rPr>
             <w:color w:val="315CBB"/>
@@ -1416,7 +1416,7 @@
         </w:rPr>
         <w:t xml:space="preserve">   </w:t>
       </w:r>
-      <w:hyperlink w:history="1" r:id="rId70lqgzv4zcuohtchlb3pp">
+      <w:hyperlink w:history="1" r:id="rIdjiscrutc0pqsf8wr_cm02">
         <w:r>
           <w:rPr>
             <w:color w:val="315CBB"/>
@@ -1563,7 +1563,7 @@
       <w:pPr>
         <w:spacing w:after="0" w:before="0" w:line="218"/>
       </w:pPr>
-      <w:hyperlink w:history="1" r:id="rIdtz7i_wfh_pm4orz1t5x8s">
+      <w:hyperlink w:history="1" r:id="rIdsnsnio3yywrucgdsl3xxx">
         <w:r>
           <w:rPr>
             <w:color w:val="315CBB"/>
@@ -2057,7 +2057,7 @@
       <w:pPr>
         <w:spacing w:after="0" w:before="75" w:line="218"/>
       </w:pPr>
-      <w:hyperlink w:history="1" r:id="rIdaih1ccw3_nvd2ri351f4k">
+      <w:hyperlink w:history="1" r:id="rIdtbqph7a-ncrwvsw2jnklz">
         <w:r>
           <w:rPr>
             <w:color w:val="315CBB"/>
@@ -2075,7 +2075,7 @@
         </w:rPr>
         <w:t xml:space="preserve">   </w:t>
       </w:r>
-      <w:hyperlink w:history="1" r:id="rIdqptmzjrizcn9bz4wkkgtr">
+      <w:hyperlink w:history="1" r:id="rIdh625wq_yqibtro-fsdxbx">
         <w:r>
           <w:rPr>
             <w:color w:val="315CBB"/>
@@ -2474,7 +2474,7 @@
             <w:pPr>
               <w:spacing w:after="0" w:before="0" w:line="218"/>
             </w:pPr>
-            <w:hyperlink w:history="1" r:id="rIdxi-zuzjigd0kxg4d-qemo">
+            <w:hyperlink w:history="1" r:id="rIdsf4srlpmpl1r5lfractfa">
               <w:r>
                 <w:rPr>
                   <w:color w:val="315CBB"/>
@@ -2576,7 +2576,7 @@
             <w:pPr>
               <w:spacing w:after="0" w:before="75" w:line="218"/>
             </w:pPr>
-            <w:hyperlink w:history="1" r:id="rIdvpvbh1zh0wemvo8utzoph">
+            <w:hyperlink w:history="1" r:id="rIdseouupp5nk3hxfbh8ob64">
               <w:r>
                 <w:rPr>
                   <w:color w:val="315CBB"/>
@@ -2594,7 +2594,7 @@
               </w:rPr>
               <w:t xml:space="preserve">   </w:t>
             </w:r>
-            <w:hyperlink w:history="1" r:id="rId4zaslcs8zt7qhwffkixgh">
+            <w:hyperlink w:history="1" r:id="rIdzd6-3zmncvvykotb39u3j">
               <w:r>
                 <w:rPr>
                   <w:color w:val="315CBB"/>
@@ -2612,7 +2612,7 @@
               </w:rPr>
               <w:t xml:space="preserve">   </w:t>
             </w:r>
-            <w:hyperlink w:history="1" r:id="rIdgtee8_nwk2eze40xz9rvt">
+            <w:hyperlink w:history="1" r:id="rIdgtydlyuq6e7n9_3txg07x">
               <w:r>
                 <w:rPr>
                   <w:color w:val="315CBB"/>
@@ -3023,7 +3023,7 @@
             <w:pPr>
               <w:spacing w:after="0" w:before="0" w:line="218"/>
             </w:pPr>
-            <w:hyperlink w:history="1" r:id="rIdvcswevjca_tgn_ycocl8y">
+            <w:hyperlink w:history="1" r:id="rIdlgjste0odgyhiravconzf">
               <w:r>
                 <w:rPr>
                   <w:color w:val="315CBB"/>

--- a/site/resume.docx
+++ b/site/resume.docx
@@ -89,7 +89,7 @@
             <w:pPr>
               <w:spacing w:after="0" w:before="75" w:line="218"/>
             </w:pPr>
-            <w:hyperlink w:history="1" r:id="rIdj-ekujdyhtinrnkztk04f">
+            <w:hyperlink w:history="1" r:id="rIdtr0h__3jejrfwp-5givvf">
               <w:r>
                 <w:rPr>
                   <w:color w:val="315CBB"/>
@@ -107,7 +107,7 @@
               </w:rPr>
               <w:t xml:space="preserve">   </w:t>
             </w:r>
-            <w:hyperlink w:history="1" r:id="rIdo_e6ionjrtvgzjhan9fos">
+            <w:hyperlink w:history="1" r:id="rIdbnxy6oqupr9p602j6tkvb">
               <w:r>
                 <w:rPr>
                   <w:color w:val="315CBB"/>
@@ -125,7 +125,7 @@
               </w:rPr>
               <w:t xml:space="preserve">   </w:t>
             </w:r>
-            <w:hyperlink w:history="1" r:id="rId8gfgklxtlmedmzcsg4g0e">
+            <w:hyperlink w:history="1" r:id="rIdplgpdxq0xj5fmcsyw-be5">
               <w:r>
                 <w:rPr>
                   <w:color w:val="315CBB"/>
@@ -143,7 +143,7 @@
               </w:rPr>
               <w:t xml:space="preserve">   </w:t>
             </w:r>
-            <w:hyperlink w:history="1" r:id="rIdon7tqxtd2ve91bw4obxvn">
+            <w:hyperlink w:history="1" r:id="rIdhzdkfgr5ywd3trgkmc3so">
               <w:r>
                 <w:rPr>
                   <w:color w:val="315CBB"/>
@@ -394,7 +394,7 @@
       <w:pPr>
         <w:spacing w:after="0" w:before="0" w:line="218"/>
       </w:pPr>
-      <w:hyperlink w:history="1" r:id="rIdexgtgctvby4oniideguz4">
+      <w:hyperlink w:history="1" r:id="rIdxf3onoau7pqjsal9l28wi">
         <w:r>
           <w:rPr>
             <w:color w:val="315CBB"/>
@@ -1362,7 +1362,7 @@
       <w:pPr>
         <w:spacing w:after="0" w:before="75" w:line="218"/>
       </w:pPr>
-      <w:hyperlink w:history="1" r:id="rIdaeklxfjpjxyp8eqz0l1ow">
+      <w:hyperlink w:history="1" r:id="rIdfmh5nprw4mxivxyi2ncmd">
         <w:r>
           <w:rPr>
             <w:color w:val="315CBB"/>
@@ -1380,7 +1380,7 @@
         </w:rPr>
         <w:t xml:space="preserve">   </w:t>
       </w:r>
-      <w:hyperlink w:history="1" r:id="rIdqs9kehyaz-clb0djncusz">
+      <w:hyperlink w:history="1" r:id="rIdttz8o5klsb50lvxbgvmia">
         <w:r>
           <w:rPr>
             <w:color w:val="315CBB"/>
@@ -1398,7 +1398,7 @@
         </w:rPr>
         <w:t xml:space="preserve">   </w:t>
       </w:r>
-      <w:hyperlink w:history="1" r:id="rIdljsqth3-45rcoydac4gqk">
+      <w:hyperlink w:history="1" r:id="rIdllftzqdvkcivbrsq0-2t5">
         <w:r>
           <w:rPr>
             <w:color w:val="315CBB"/>
@@ -1416,7 +1416,7 @@
         </w:rPr>
         <w:t xml:space="preserve">   </w:t>
       </w:r>
-      <w:hyperlink w:history="1" r:id="rIdjiscrutc0pqsf8wr_cm02">
+      <w:hyperlink w:history="1" r:id="rIdmfaphbnqgbmcxrt5ozjfg">
         <w:r>
           <w:rPr>
             <w:color w:val="315CBB"/>
@@ -1563,7 +1563,7 @@
       <w:pPr>
         <w:spacing w:after="0" w:before="0" w:line="218"/>
       </w:pPr>
-      <w:hyperlink w:history="1" r:id="rIdsnsnio3yywrucgdsl3xxx">
+      <w:hyperlink w:history="1" r:id="rIdlprstilg0yce-9m6pq1kp">
         <w:r>
           <w:rPr>
             <w:color w:val="315CBB"/>
@@ -2057,7 +2057,7 @@
       <w:pPr>
         <w:spacing w:after="0" w:before="75" w:line="218"/>
       </w:pPr>
-      <w:hyperlink w:history="1" r:id="rIdtbqph7a-ncrwvsw2jnklz">
+      <w:hyperlink w:history="1" r:id="rId-vfguxf8vzx8_1ulav5wr">
         <w:r>
           <w:rPr>
             <w:color w:val="315CBB"/>
@@ -2075,7 +2075,7 @@
         </w:rPr>
         <w:t xml:space="preserve">   </w:t>
       </w:r>
-      <w:hyperlink w:history="1" r:id="rIdh625wq_yqibtro-fsdxbx">
+      <w:hyperlink w:history="1" r:id="rIdfi7-phueghme-3crzpwb2">
         <w:r>
           <w:rPr>
             <w:color w:val="315CBB"/>
@@ -2474,7 +2474,7 @@
             <w:pPr>
               <w:spacing w:after="0" w:before="0" w:line="218"/>
             </w:pPr>
-            <w:hyperlink w:history="1" r:id="rIdsf4srlpmpl1r5lfractfa">
+            <w:hyperlink w:history="1" r:id="rId4iru9jdsmfya-dz63pluc">
               <w:r>
                 <w:rPr>
                   <w:color w:val="315CBB"/>
@@ -2576,7 +2576,7 @@
             <w:pPr>
               <w:spacing w:after="0" w:before="75" w:line="218"/>
             </w:pPr>
-            <w:hyperlink w:history="1" r:id="rIdseouupp5nk3hxfbh8ob64">
+            <w:hyperlink w:history="1" r:id="rIdprkthp6kupn5uwgzmflxu">
               <w:r>
                 <w:rPr>
                   <w:color w:val="315CBB"/>
@@ -2594,7 +2594,7 @@
               </w:rPr>
               <w:t xml:space="preserve">   </w:t>
             </w:r>
-            <w:hyperlink w:history="1" r:id="rIdzd6-3zmncvvykotb39u3j">
+            <w:hyperlink w:history="1" r:id="rIdtn1qz5i4m10wzr9slktrm">
               <w:r>
                 <w:rPr>
                   <w:color w:val="315CBB"/>
@@ -2612,7 +2612,7 @@
               </w:rPr>
               <w:t xml:space="preserve">   </w:t>
             </w:r>
-            <w:hyperlink w:history="1" r:id="rIdgtydlyuq6e7n9_3txg07x">
+            <w:hyperlink w:history="1" r:id="rIdkclkta3rpbymfxyae4j2s">
               <w:r>
                 <w:rPr>
                   <w:color w:val="315CBB"/>
@@ -3023,7 +3023,7 @@
             <w:pPr>
               <w:spacing w:after="0" w:before="0" w:line="218"/>
             </w:pPr>
-            <w:hyperlink w:history="1" r:id="rIdlgjste0odgyhiravconzf">
+            <w:hyperlink w:history="1" r:id="rIdxclxvdzv5knrbecrdu-cq">
               <w:r>
                 <w:rPr>
                   <w:color w:val="315CBB"/>

--- a/site/resume.docx
+++ b/site/resume.docx
@@ -89,7 +89,7 @@
             <w:pPr>
               <w:spacing w:after="0" w:before="75" w:line="218"/>
             </w:pPr>
-            <w:hyperlink w:history="1" r:id="rIdtr0h__3jejrfwp-5givvf">
+            <w:hyperlink w:history="1" r:id="rIdzw9yzmgmpdzoah8smnb7y">
               <w:r>
                 <w:rPr>
                   <w:color w:val="315CBB"/>
@@ -107,7 +107,7 @@
               </w:rPr>
               <w:t xml:space="preserve">   </w:t>
             </w:r>
-            <w:hyperlink w:history="1" r:id="rIdbnxy6oqupr9p602j6tkvb">
+            <w:hyperlink w:history="1" r:id="rIdac9vhcqslblr9qglew_hm">
               <w:r>
                 <w:rPr>
                   <w:color w:val="315CBB"/>
@@ -125,7 +125,7 @@
               </w:rPr>
               <w:t xml:space="preserve">   </w:t>
             </w:r>
-            <w:hyperlink w:history="1" r:id="rIdplgpdxq0xj5fmcsyw-be5">
+            <w:hyperlink w:history="1" r:id="rId-mrefwgonnn8w-m1pmqvs">
               <w:r>
                 <w:rPr>
                   <w:color w:val="315CBB"/>
@@ -143,7 +143,7 @@
               </w:rPr>
               <w:t xml:space="preserve">   </w:t>
             </w:r>
-            <w:hyperlink w:history="1" r:id="rIdhzdkfgr5ywd3trgkmc3so">
+            <w:hyperlink w:history="1" r:id="rIdfrohmxu76mjkv6lzpqcbs">
               <w:r>
                 <w:rPr>
                   <w:color w:val="315CBB"/>
@@ -394,7 +394,7 @@
       <w:pPr>
         <w:spacing w:after="0" w:before="0" w:line="218"/>
       </w:pPr>
-      <w:hyperlink w:history="1" r:id="rIdxf3onoau7pqjsal9l28wi">
+      <w:hyperlink w:history="1" r:id="rIdmaqo7ufzfx_chm9houewh">
         <w:r>
           <w:rPr>
             <w:color w:val="315CBB"/>
@@ -817,7 +817,7 @@
           <w:sz w:val="15"/>
           <w:szCs w:val="15"/>
         </w:rPr>
-        <w:t xml:space="preserve"> 최근 여섯 턴은 원문, 그 이전은 누적 요약으로 압축하고 요약 호출 실패 시 이전 요약을 유지. 라우터에 이전 턴의 라우팅 결정까지 전달해 지시어가 가리키는 대상을 해소.</w:t>
+        <w:t xml:space="preserve"> 최근 메시지 6개는 원문, 그 이전은 누적 요약으로 압축하고 요약 실패 시 요약을 바꾸지 않음. 라우터에 이전 턴의 라우팅 결정까지 전달해 지시어가 가리키는 대상을 해소.</w:t>
       </w:r>
     </w:p>
     <w:p>
@@ -1362,7 +1362,7 @@
       <w:pPr>
         <w:spacing w:after="0" w:before="75" w:line="218"/>
       </w:pPr>
-      <w:hyperlink w:history="1" r:id="rIdfmh5nprw4mxivxyi2ncmd">
+      <w:hyperlink w:history="1" r:id="rIde7s4husfsnako-3stsxci">
         <w:r>
           <w:rPr>
             <w:color w:val="315CBB"/>
@@ -1380,7 +1380,7 @@
         </w:rPr>
         <w:t xml:space="preserve">   </w:t>
       </w:r>
-      <w:hyperlink w:history="1" r:id="rIdttz8o5klsb50lvxbgvmia">
+      <w:hyperlink w:history="1" r:id="rIdo7zx7tbwu2icnffpmmxdz">
         <w:r>
           <w:rPr>
             <w:color w:val="315CBB"/>
@@ -1398,7 +1398,7 @@
         </w:rPr>
         <w:t xml:space="preserve">   </w:t>
       </w:r>
-      <w:hyperlink w:history="1" r:id="rIdllftzqdvkcivbrsq0-2t5">
+      <w:hyperlink w:history="1" r:id="rIdkha8vulnuhrh4ean5a8mw">
         <w:r>
           <w:rPr>
             <w:color w:val="315CBB"/>
@@ -1416,7 +1416,7 @@
         </w:rPr>
         <w:t xml:space="preserve">   </w:t>
       </w:r>
-      <w:hyperlink w:history="1" r:id="rIdmfaphbnqgbmcxrt5ozjfg">
+      <w:hyperlink w:history="1" r:id="rId2uwoawgdeelydgjhtc7rk">
         <w:r>
           <w:rPr>
             <w:color w:val="315CBB"/>
@@ -1563,7 +1563,7 @@
       <w:pPr>
         <w:spacing w:after="0" w:before="0" w:line="218"/>
       </w:pPr>
-      <w:hyperlink w:history="1" r:id="rIdlprstilg0yce-9m6pq1kp">
+      <w:hyperlink w:history="1" r:id="rIdjp3z08nocuuzkxfmaftdn">
         <w:r>
           <w:rPr>
             <w:color w:val="315CBB"/>
@@ -2057,7 +2057,7 @@
       <w:pPr>
         <w:spacing w:after="0" w:before="75" w:line="218"/>
       </w:pPr>
-      <w:hyperlink w:history="1" r:id="rId-vfguxf8vzx8_1ulav5wr">
+      <w:hyperlink w:history="1" r:id="rId53tpnvxvzym9hzonkcx68">
         <w:r>
           <w:rPr>
             <w:color w:val="315CBB"/>
@@ -2075,7 +2075,7 @@
         </w:rPr>
         <w:t xml:space="preserve">   </w:t>
       </w:r>
-      <w:hyperlink w:history="1" r:id="rIdfi7-phueghme-3crzpwb2">
+      <w:hyperlink w:history="1" r:id="rIdggihki9sbh549aeqkng4-">
         <w:r>
           <w:rPr>
             <w:color w:val="315CBB"/>
@@ -2474,7 +2474,7 @@
             <w:pPr>
               <w:spacing w:after="0" w:before="0" w:line="218"/>
             </w:pPr>
-            <w:hyperlink w:history="1" r:id="rId4iru9jdsmfya-dz63pluc">
+            <w:hyperlink w:history="1" r:id="rIdq8ygruwweit94tgzyhyda">
               <w:r>
                 <w:rPr>
                   <w:color w:val="315CBB"/>
@@ -2576,7 +2576,7 @@
             <w:pPr>
               <w:spacing w:after="0" w:before="75" w:line="218"/>
             </w:pPr>
-            <w:hyperlink w:history="1" r:id="rIdprkthp6kupn5uwgzmflxu">
+            <w:hyperlink w:history="1" r:id="rIdxn80k-mmqrus10st-xrpb">
               <w:r>
                 <w:rPr>
                   <w:color w:val="315CBB"/>
@@ -2594,7 +2594,7 @@
               </w:rPr>
               <w:t xml:space="preserve">   </w:t>
             </w:r>
-            <w:hyperlink w:history="1" r:id="rIdtn1qz5i4m10wzr9slktrm">
+            <w:hyperlink w:history="1" r:id="rIdup4xx12zziusuasvfjoly">
               <w:r>
                 <w:rPr>
                   <w:color w:val="315CBB"/>
@@ -2612,7 +2612,7 @@
               </w:rPr>
               <w:t xml:space="preserve">   </w:t>
             </w:r>
-            <w:hyperlink w:history="1" r:id="rIdkclkta3rpbymfxyae4j2s">
+            <w:hyperlink w:history="1" r:id="rIdmoujsg7c3zmb-fgnkugym">
               <w:r>
                 <w:rPr>
                   <w:color w:val="315CBB"/>
@@ -3023,7 +3023,7 @@
             <w:pPr>
               <w:spacing w:after="0" w:before="0" w:line="218"/>
             </w:pPr>
-            <w:hyperlink w:history="1" r:id="rIdxclxvdzv5knrbecrdu-cq">
+            <w:hyperlink w:history="1" r:id="rIddgm6qt-4rxvfunj8hktqg">
               <w:r>
                 <w:rPr>
                   <w:color w:val="315CBB"/>

--- a/site/resume.docx
+++ b/site/resume.docx
@@ -89,7 +89,7 @@
             <w:pPr>
               <w:spacing w:after="0" w:before="75" w:line="218"/>
             </w:pPr>
-            <w:hyperlink w:history="1" r:id="rIdzw9yzmgmpdzoah8smnb7y">
+            <w:hyperlink w:history="1" r:id="rIdy71ovru4raozrwhntv57c">
               <w:r>
                 <w:rPr>
                   <w:color w:val="315CBB"/>
@@ -107,7 +107,7 @@
               </w:rPr>
               <w:t xml:space="preserve">   </w:t>
             </w:r>
-            <w:hyperlink w:history="1" r:id="rIdac9vhcqslblr9qglew_hm">
+            <w:hyperlink w:history="1" r:id="rIdyxdlyw0o27-udhr6nnd9a">
               <w:r>
                 <w:rPr>
                   <w:color w:val="315CBB"/>
@@ -125,7 +125,7 @@
               </w:rPr>
               <w:t xml:space="preserve">   </w:t>
             </w:r>
-            <w:hyperlink w:history="1" r:id="rId-mrefwgonnn8w-m1pmqvs">
+            <w:hyperlink w:history="1" r:id="rIdx_7dg-x-6rnzi1mk-reku">
               <w:r>
                 <w:rPr>
                   <w:color w:val="315CBB"/>
@@ -143,7 +143,7 @@
               </w:rPr>
               <w:t xml:space="preserve">   </w:t>
             </w:r>
-            <w:hyperlink w:history="1" r:id="rIdfrohmxu76mjkv6lzpqcbs">
+            <w:hyperlink w:history="1" r:id="rIdax16rj0pjay2k46iqdcv6">
               <w:r>
                 <w:rPr>
                   <w:color w:val="315CBB"/>
@@ -394,7 +394,7 @@
       <w:pPr>
         <w:spacing w:after="0" w:before="0" w:line="218"/>
       </w:pPr>
-      <w:hyperlink w:history="1" r:id="rIdmaqo7ufzfx_chm9houewh">
+      <w:hyperlink w:history="1" r:id="rIdf2bxg92vn_uzxsq_bvzlm">
         <w:r>
           <w:rPr>
             <w:color w:val="315CBB"/>
@@ -1362,7 +1362,7 @@
       <w:pPr>
         <w:spacing w:after="0" w:before="75" w:line="218"/>
       </w:pPr>
-      <w:hyperlink w:history="1" r:id="rIde7s4husfsnako-3stsxci">
+      <w:hyperlink w:history="1" r:id="rIduhtt0i802gnek0xvzuxw2">
         <w:r>
           <w:rPr>
             <w:color w:val="315CBB"/>
@@ -1380,7 +1380,7 @@
         </w:rPr>
         <w:t xml:space="preserve">   </w:t>
       </w:r>
-      <w:hyperlink w:history="1" r:id="rIdo7zx7tbwu2icnffpmmxdz">
+      <w:hyperlink w:history="1" r:id="rIdnfvuvvxbqkxzn7ld8ihuf">
         <w:r>
           <w:rPr>
             <w:color w:val="315CBB"/>
@@ -1398,7 +1398,7 @@
         </w:rPr>
         <w:t xml:space="preserve">   </w:t>
       </w:r>
-      <w:hyperlink w:history="1" r:id="rIdkha8vulnuhrh4ean5a8mw">
+      <w:hyperlink w:history="1" r:id="rIdfkfd1_kvuhzfbh1kzmmqk">
         <w:r>
           <w:rPr>
             <w:color w:val="315CBB"/>
@@ -1416,7 +1416,7 @@
         </w:rPr>
         <w:t xml:space="preserve">   </w:t>
       </w:r>
-      <w:hyperlink w:history="1" r:id="rId2uwoawgdeelydgjhtc7rk">
+      <w:hyperlink w:history="1" r:id="rIduqln-ad-nczeu0aijagxv">
         <w:r>
           <w:rPr>
             <w:color w:val="315CBB"/>
@@ -1563,7 +1563,7 @@
       <w:pPr>
         <w:spacing w:after="0" w:before="0" w:line="218"/>
       </w:pPr>
-      <w:hyperlink w:history="1" r:id="rIdjp3z08nocuuzkxfmaftdn">
+      <w:hyperlink w:history="1" r:id="rIdeiultsx9j3pdoqerzlajk">
         <w:r>
           <w:rPr>
             <w:color w:val="315CBB"/>
@@ -2057,7 +2057,7 @@
       <w:pPr>
         <w:spacing w:after="0" w:before="75" w:line="218"/>
       </w:pPr>
-      <w:hyperlink w:history="1" r:id="rId53tpnvxvzym9hzonkcx68">
+      <w:hyperlink w:history="1" r:id="rIdbay6m746rmia-jyt9ttby">
         <w:r>
           <w:rPr>
             <w:color w:val="315CBB"/>
@@ -2075,7 +2075,7 @@
         </w:rPr>
         <w:t xml:space="preserve">   </w:t>
       </w:r>
-      <w:hyperlink w:history="1" r:id="rIdggihki9sbh549aeqkng4-">
+      <w:hyperlink w:history="1" r:id="rIdznojc8vij8ujgabzixp_q">
         <w:r>
           <w:rPr>
             <w:color w:val="315CBB"/>
@@ -2474,7 +2474,7 @@
             <w:pPr>
               <w:spacing w:after="0" w:before="0" w:line="218"/>
             </w:pPr>
-            <w:hyperlink w:history="1" r:id="rIdq8ygruwweit94tgzyhyda">
+            <w:hyperlink w:history="1" r:id="rId88vfkyc1f9yetjes9wmhq">
               <w:r>
                 <w:rPr>
                   <w:color w:val="315CBB"/>
@@ -2576,7 +2576,7 @@
             <w:pPr>
               <w:spacing w:after="0" w:before="75" w:line="218"/>
             </w:pPr>
-            <w:hyperlink w:history="1" r:id="rIdxn80k-mmqrus10st-xrpb">
+            <w:hyperlink w:history="1" r:id="rIdcfsl64nh7dutybtdcmqpl">
               <w:r>
                 <w:rPr>
                   <w:color w:val="315CBB"/>
@@ -2594,7 +2594,7 @@
               </w:rPr>
               <w:t xml:space="preserve">   </w:t>
             </w:r>
-            <w:hyperlink w:history="1" r:id="rIdup4xx12zziusuasvfjoly">
+            <w:hyperlink w:history="1" r:id="rIdxu8yfmuqtriotbz_9bmlb">
               <w:r>
                 <w:rPr>
                   <w:color w:val="315CBB"/>
@@ -2612,7 +2612,7 @@
               </w:rPr>
               <w:t xml:space="preserve">   </w:t>
             </w:r>
-            <w:hyperlink w:history="1" r:id="rIdmoujsg7c3zmb-fgnkugym">
+            <w:hyperlink w:history="1" r:id="rIdy9p-7h_83xtdyupigkq6s">
               <w:r>
                 <w:rPr>
                   <w:color w:val="315CBB"/>
@@ -3023,7 +3023,7 @@
             <w:pPr>
               <w:spacing w:after="0" w:before="0" w:line="218"/>
             </w:pPr>
-            <w:hyperlink w:history="1" r:id="rIddgm6qt-4rxvfunj8hktqg">
+            <w:hyperlink w:history="1" r:id="rIdgkhmfpsors7a8vucj8xj6">
               <w:r>
                 <w:rPr>
                   <w:color w:val="315CBB"/>

--- a/site/resume.docx
+++ b/site/resume.docx
@@ -89,7 +89,7 @@
             <w:pPr>
               <w:spacing w:after="0" w:before="75" w:line="218"/>
             </w:pPr>
-            <w:hyperlink w:history="1" r:id="rIdy71ovru4raozrwhntv57c">
+            <w:hyperlink w:history="1" r:id="rIdzh1qbygwn6uzaf1xmxhdl">
               <w:r>
                 <w:rPr>
                   <w:color w:val="315CBB"/>
@@ -107,7 +107,7 @@
               </w:rPr>
               <w:t xml:space="preserve">   </w:t>
             </w:r>
-            <w:hyperlink w:history="1" r:id="rIdyxdlyw0o27-udhr6nnd9a">
+            <w:hyperlink w:history="1" r:id="rIdglzu6h1w-vjque31ksztr">
               <w:r>
                 <w:rPr>
                   <w:color w:val="315CBB"/>
@@ -125,7 +125,7 @@
               </w:rPr>
               <w:t xml:space="preserve">   </w:t>
             </w:r>
-            <w:hyperlink w:history="1" r:id="rIdx_7dg-x-6rnzi1mk-reku">
+            <w:hyperlink w:history="1" r:id="rId5wp1hc2armlrzz1clmsnk">
               <w:r>
                 <w:rPr>
                   <w:color w:val="315CBB"/>
@@ -143,7 +143,7 @@
               </w:rPr>
               <w:t xml:space="preserve">   </w:t>
             </w:r>
-            <w:hyperlink w:history="1" r:id="rIdax16rj0pjay2k46iqdcv6">
+            <w:hyperlink w:history="1" r:id="rIdq4dfhud7vzhtim5bz0okj">
               <w:r>
                 <w:rPr>
                   <w:color w:val="315CBB"/>
@@ -394,7 +394,7 @@
       <w:pPr>
         <w:spacing w:after="0" w:before="0" w:line="218"/>
       </w:pPr>
-      <w:hyperlink w:history="1" r:id="rIdf2bxg92vn_uzxsq_bvzlm">
+      <w:hyperlink w:history="1" r:id="rIddg0dgmaeijvawxq6wzvvy">
         <w:r>
           <w:rPr>
             <w:color w:val="315CBB"/>
@@ -1362,7 +1362,7 @@
       <w:pPr>
         <w:spacing w:after="0" w:before="75" w:line="218"/>
       </w:pPr>
-      <w:hyperlink w:history="1" r:id="rIduhtt0i802gnek0xvzuxw2">
+      <w:hyperlink w:history="1" r:id="rIdbr3twmrz32ljnfcnlo1j3">
         <w:r>
           <w:rPr>
             <w:color w:val="315CBB"/>
@@ -1380,7 +1380,7 @@
         </w:rPr>
         <w:t xml:space="preserve">   </w:t>
       </w:r>
-      <w:hyperlink w:history="1" r:id="rIdnfvuvvxbqkxzn7ld8ihuf">
+      <w:hyperlink w:history="1" r:id="rIdgxx1m1rwmelzg3m4mvggd">
         <w:r>
           <w:rPr>
             <w:color w:val="315CBB"/>
@@ -1398,7 +1398,7 @@
         </w:rPr>
         <w:t xml:space="preserve">   </w:t>
       </w:r>
-      <w:hyperlink w:history="1" r:id="rIdfkfd1_kvuhzfbh1kzmmqk">
+      <w:hyperlink w:history="1" r:id="rIdk2pb1s45s2keypr-iivqm">
         <w:r>
           <w:rPr>
             <w:color w:val="315CBB"/>
@@ -1416,7 +1416,7 @@
         </w:rPr>
         <w:t xml:space="preserve">   </w:t>
       </w:r>
-      <w:hyperlink w:history="1" r:id="rIduqln-ad-nczeu0aijagxv">
+      <w:hyperlink w:history="1" r:id="rIdp6oqb0fd3cbmcvtc6crwx">
         <w:r>
           <w:rPr>
             <w:color w:val="315CBB"/>
@@ -1563,7 +1563,7 @@
       <w:pPr>
         <w:spacing w:after="0" w:before="0" w:line="218"/>
       </w:pPr>
-      <w:hyperlink w:history="1" r:id="rIdeiultsx9j3pdoqerzlajk">
+      <w:hyperlink w:history="1" r:id="rId1iiwjnpscdib3uxkhzvwo">
         <w:r>
           <w:rPr>
             <w:color w:val="315CBB"/>
@@ -2057,7 +2057,7 @@
       <w:pPr>
         <w:spacing w:after="0" w:before="75" w:line="218"/>
       </w:pPr>
-      <w:hyperlink w:history="1" r:id="rIdbay6m746rmia-jyt9ttby">
+      <w:hyperlink w:history="1" r:id="rIdrmrmytxxrjsy9bjuykkaw">
         <w:r>
           <w:rPr>
             <w:color w:val="315CBB"/>
@@ -2075,7 +2075,7 @@
         </w:rPr>
         <w:t xml:space="preserve">   </w:t>
       </w:r>
-      <w:hyperlink w:history="1" r:id="rIdznojc8vij8ujgabzixp_q">
+      <w:hyperlink w:history="1" r:id="rIddjrasrma9dxwy83bujgc4">
         <w:r>
           <w:rPr>
             <w:color w:val="315CBB"/>
@@ -2474,7 +2474,7 @@
             <w:pPr>
               <w:spacing w:after="0" w:before="0" w:line="218"/>
             </w:pPr>
-            <w:hyperlink w:history="1" r:id="rId88vfkyc1f9yetjes9wmhq">
+            <w:hyperlink w:history="1" r:id="rIdsgncao8seci7p_v40t6qt">
               <w:r>
                 <w:rPr>
                   <w:color w:val="315CBB"/>
@@ -2576,7 +2576,7 @@
             <w:pPr>
               <w:spacing w:after="0" w:before="75" w:line="218"/>
             </w:pPr>
-            <w:hyperlink w:history="1" r:id="rIdcfsl64nh7dutybtdcmqpl">
+            <w:hyperlink w:history="1" r:id="rIdxi5s6fqs1qy25aeas1fa-">
               <w:r>
                 <w:rPr>
                   <w:color w:val="315CBB"/>
@@ -2594,7 +2594,7 @@
               </w:rPr>
               <w:t xml:space="preserve">   </w:t>
             </w:r>
-            <w:hyperlink w:history="1" r:id="rIdxu8yfmuqtriotbz_9bmlb">
+            <w:hyperlink w:history="1" r:id="rIdhjn1gaa3d_2scpwrjddtf">
               <w:r>
                 <w:rPr>
                   <w:color w:val="315CBB"/>
@@ -2612,7 +2612,7 @@
               </w:rPr>
               <w:t xml:space="preserve">   </w:t>
             </w:r>
-            <w:hyperlink w:history="1" r:id="rIdy9p-7h_83xtdyupigkq6s">
+            <w:hyperlink w:history="1" r:id="rIdtaxbjz1ekcncqx3cvndgl">
               <w:r>
                 <w:rPr>
                   <w:color w:val="315CBB"/>
@@ -3023,7 +3023,7 @@
             <w:pPr>
               <w:spacing w:after="0" w:before="0" w:line="218"/>
             </w:pPr>
-            <w:hyperlink w:history="1" r:id="rIdgkhmfpsors7a8vucj8xj6">
+            <w:hyperlink w:history="1" r:id="rIdxvnkzbgqsaupg0sqsnwaq">
               <w:r>
                 <w:rPr>
                   <w:color w:val="315CBB"/>

--- a/site/resume.docx
+++ b/site/resume.docx
@@ -89,7 +89,7 @@
             <w:pPr>
               <w:spacing w:after="0" w:before="75" w:line="218"/>
             </w:pPr>
-            <w:hyperlink w:history="1" r:id="rIdzh1qbygwn6uzaf1xmxhdl">
+            <w:hyperlink w:history="1" r:id="rIdenvaqb7zk0-hw8sykgyji">
               <w:r>
                 <w:rPr>
                   <w:color w:val="315CBB"/>
@@ -107,7 +107,7 @@
               </w:rPr>
               <w:t xml:space="preserve">   </w:t>
             </w:r>
-            <w:hyperlink w:history="1" r:id="rIdglzu6h1w-vjque31ksztr">
+            <w:hyperlink w:history="1" r:id="rIdc56are8zzi7dmuc0zbbxa">
               <w:r>
                 <w:rPr>
                   <w:color w:val="315CBB"/>
@@ -125,7 +125,7 @@
               </w:rPr>
               <w:t xml:space="preserve">   </w:t>
             </w:r>
-            <w:hyperlink w:history="1" r:id="rId5wp1hc2armlrzz1clmsnk">
+            <w:hyperlink w:history="1" r:id="rIdgzuwsqviiakravpessfqm">
               <w:r>
                 <w:rPr>
                   <w:color w:val="315CBB"/>
@@ -143,7 +143,7 @@
               </w:rPr>
               <w:t xml:space="preserve">   </w:t>
             </w:r>
-            <w:hyperlink w:history="1" r:id="rIdq4dfhud7vzhtim5bz0okj">
+            <w:hyperlink w:history="1" r:id="rId7pzxglacojlua8-v2kkzk">
               <w:r>
                 <w:rPr>
                   <w:color w:val="315CBB"/>
@@ -394,7 +394,7 @@
       <w:pPr>
         <w:spacing w:after="0" w:before="0" w:line="218"/>
       </w:pPr>
-      <w:hyperlink w:history="1" r:id="rIddg0dgmaeijvawxq6wzvvy">
+      <w:hyperlink w:history="1" r:id="rIdy4yd1ppehzqolre3whx6h">
         <w:r>
           <w:rPr>
             <w:color w:val="315CBB"/>
@@ -1362,7 +1362,7 @@
       <w:pPr>
         <w:spacing w:after="0" w:before="75" w:line="218"/>
       </w:pPr>
-      <w:hyperlink w:history="1" r:id="rIdbr3twmrz32ljnfcnlo1j3">
+      <w:hyperlink w:history="1" r:id="rId3c08_kagnmbkvnf_tonnf">
         <w:r>
           <w:rPr>
             <w:color w:val="315CBB"/>
@@ -1380,7 +1380,7 @@
         </w:rPr>
         <w:t xml:space="preserve">   </w:t>
       </w:r>
-      <w:hyperlink w:history="1" r:id="rIdgxx1m1rwmelzg3m4mvggd">
+      <w:hyperlink w:history="1" r:id="rIdhz2t1w-85pph_pe2_hgv3">
         <w:r>
           <w:rPr>
             <w:color w:val="315CBB"/>
@@ -1398,7 +1398,7 @@
         </w:rPr>
         <w:t xml:space="preserve">   </w:t>
       </w:r>
-      <w:hyperlink w:history="1" r:id="rIdk2pb1s45s2keypr-iivqm">
+      <w:hyperlink w:history="1" r:id="rIdwz9gjmqitwfxkczrmpsxz">
         <w:r>
           <w:rPr>
             <w:color w:val="315CBB"/>
@@ -1416,7 +1416,7 @@
         </w:rPr>
         <w:t xml:space="preserve">   </w:t>
       </w:r>
-      <w:hyperlink w:history="1" r:id="rIdp6oqb0fd3cbmcvtc6crwx">
+      <w:hyperlink w:history="1" r:id="rId94dknt6iux7yxvu2b5dqt">
         <w:r>
           <w:rPr>
             <w:color w:val="315CBB"/>
@@ -1563,7 +1563,7 @@
       <w:pPr>
         <w:spacing w:after="0" w:before="0" w:line="218"/>
       </w:pPr>
-      <w:hyperlink w:history="1" r:id="rId1iiwjnpscdib3uxkhzvwo">
+      <w:hyperlink w:history="1" r:id="rId6yxab75wc1zydac_hrneo">
         <w:r>
           <w:rPr>
             <w:color w:val="315CBB"/>
@@ -2057,7 +2057,7 @@
       <w:pPr>
         <w:spacing w:after="0" w:before="75" w:line="218"/>
       </w:pPr>
-      <w:hyperlink w:history="1" r:id="rIdrmrmytxxrjsy9bjuykkaw">
+      <w:hyperlink w:history="1" r:id="rIdfcict6_es1mbrcqmy4rhd">
         <w:r>
           <w:rPr>
             <w:color w:val="315CBB"/>
@@ -2075,7 +2075,7 @@
         </w:rPr>
         <w:t xml:space="preserve">   </w:t>
       </w:r>
-      <w:hyperlink w:history="1" r:id="rIddjrasrma9dxwy83bujgc4">
+      <w:hyperlink w:history="1" r:id="rIdjpsvrdfab6bclwxs3ddv3">
         <w:r>
           <w:rPr>
             <w:color w:val="315CBB"/>
@@ -2474,7 +2474,7 @@
             <w:pPr>
               <w:spacing w:after="0" w:before="0" w:line="218"/>
             </w:pPr>
-            <w:hyperlink w:history="1" r:id="rIdsgncao8seci7p_v40t6qt">
+            <w:hyperlink w:history="1" r:id="rIdofo5qbyymlavskpz0e6fa">
               <w:r>
                 <w:rPr>
                   <w:color w:val="315CBB"/>
@@ -2576,7 +2576,7 @@
             <w:pPr>
               <w:spacing w:after="0" w:before="75" w:line="218"/>
             </w:pPr>
-            <w:hyperlink w:history="1" r:id="rIdxi5s6fqs1qy25aeas1fa-">
+            <w:hyperlink w:history="1" r:id="rIdns7xgthdmxor0_d5-bpfb">
               <w:r>
                 <w:rPr>
                   <w:color w:val="315CBB"/>
@@ -2594,7 +2594,7 @@
               </w:rPr>
               <w:t xml:space="preserve">   </w:t>
             </w:r>
-            <w:hyperlink w:history="1" r:id="rIdhjn1gaa3d_2scpwrjddtf">
+            <w:hyperlink w:history="1" r:id="rId_eavrw0ungkisqpt-bsnc">
               <w:r>
                 <w:rPr>
                   <w:color w:val="315CBB"/>
@@ -2612,7 +2612,7 @@
               </w:rPr>
               <w:t xml:space="preserve">   </w:t>
             </w:r>
-            <w:hyperlink w:history="1" r:id="rIdtaxbjz1ekcncqx3cvndgl">
+            <w:hyperlink w:history="1" r:id="rId8anccfaes2obeemswxw6c">
               <w:r>
                 <w:rPr>
                   <w:color w:val="315CBB"/>
@@ -3023,7 +3023,7 @@
             <w:pPr>
               <w:spacing w:after="0" w:before="0" w:line="218"/>
             </w:pPr>
-            <w:hyperlink w:history="1" r:id="rIdxvnkzbgqsaupg0sqsnwaq">
+            <w:hyperlink w:history="1" r:id="rId5fo0c0vk0eplhlagffkaf">
               <w:r>
                 <w:rPr>
                   <w:color w:val="315CBB"/>

--- a/site/resume.docx
+++ b/site/resume.docx
@@ -89,7 +89,7 @@
             <w:pPr>
               <w:spacing w:after="0" w:before="75" w:line="218"/>
             </w:pPr>
-            <w:hyperlink w:history="1" r:id="rIdenvaqb7zk0-hw8sykgyji">
+            <w:hyperlink w:history="1" r:id="rId1mwfibgzn4o232scsphrh">
               <w:r>
                 <w:rPr>
                   <w:color w:val="315CBB"/>
@@ -107,7 +107,7 @@
               </w:rPr>
               <w:t xml:space="preserve">   </w:t>
             </w:r>
-            <w:hyperlink w:history="1" r:id="rIdc56are8zzi7dmuc0zbbxa">
+            <w:hyperlink w:history="1" r:id="rIdaxnfutsymbq8gtparqxwc">
               <w:r>
                 <w:rPr>
                   <w:color w:val="315CBB"/>
@@ -125,7 +125,7 @@
               </w:rPr>
               <w:t xml:space="preserve">   </w:t>
             </w:r>
-            <w:hyperlink w:history="1" r:id="rIdgzuwsqviiakravpessfqm">
+            <w:hyperlink w:history="1" r:id="rIdco756gcz-gvtupxgzsdtt">
               <w:r>
                 <w:rPr>
                   <w:color w:val="315CBB"/>
@@ -143,7 +143,7 @@
               </w:rPr>
               <w:t xml:space="preserve">   </w:t>
             </w:r>
-            <w:hyperlink w:history="1" r:id="rId7pzxglacojlua8-v2kkzk">
+            <w:hyperlink w:history="1" r:id="rIdecxdnjkwq3qpqi6gvicnm">
               <w:r>
                 <w:rPr>
                   <w:color w:val="315CBB"/>
@@ -394,7 +394,7 @@
       <w:pPr>
         <w:spacing w:after="0" w:before="0" w:line="218"/>
       </w:pPr>
-      <w:hyperlink w:history="1" r:id="rIdy4yd1ppehzqolre3whx6h">
+      <w:hyperlink w:history="1" r:id="rId7xk9szulwrqk1wvadxuwg">
         <w:r>
           <w:rPr>
             <w:color w:val="315CBB"/>
@@ -1362,7 +1362,7 @@
       <w:pPr>
         <w:spacing w:after="0" w:before="75" w:line="218"/>
       </w:pPr>
-      <w:hyperlink w:history="1" r:id="rId3c08_kagnmbkvnf_tonnf">
+      <w:hyperlink w:history="1" r:id="rIdmjkkeaqq5haizcotmo-_4">
         <w:r>
           <w:rPr>
             <w:color w:val="315CBB"/>
@@ -1380,7 +1380,7 @@
         </w:rPr>
         <w:t xml:space="preserve">   </w:t>
       </w:r>
-      <w:hyperlink w:history="1" r:id="rIdhz2t1w-85pph_pe2_hgv3">
+      <w:hyperlink w:history="1" r:id="rId2qg27jm9hegvuyyvwmhiq">
         <w:r>
           <w:rPr>
             <w:color w:val="315CBB"/>
@@ -1398,7 +1398,7 @@
         </w:rPr>
         <w:t xml:space="preserve">   </w:t>
       </w:r>
-      <w:hyperlink w:history="1" r:id="rIdwz9gjmqitwfxkczrmpsxz">
+      <w:hyperlink w:history="1" r:id="rIdfja612ksjkhsldk_ddcw5">
         <w:r>
           <w:rPr>
             <w:color w:val="315CBB"/>
@@ -1416,7 +1416,7 @@
         </w:rPr>
         <w:t xml:space="preserve">   </w:t>
       </w:r>
-      <w:hyperlink w:history="1" r:id="rId94dknt6iux7yxvu2b5dqt">
+      <w:hyperlink w:history="1" r:id="rIdcksajcd8ifoelscs23m-4">
         <w:r>
           <w:rPr>
             <w:color w:val="315CBB"/>
@@ -1563,7 +1563,7 @@
       <w:pPr>
         <w:spacing w:after="0" w:before="0" w:line="218"/>
       </w:pPr>
-      <w:hyperlink w:history="1" r:id="rId6yxab75wc1zydac_hrneo">
+      <w:hyperlink w:history="1" r:id="rIdbd1hu4lfw1-1hjvpj_ix9">
         <w:r>
           <w:rPr>
             <w:color w:val="315CBB"/>
@@ -2057,7 +2057,7 @@
       <w:pPr>
         <w:spacing w:after="0" w:before="75" w:line="218"/>
       </w:pPr>
-      <w:hyperlink w:history="1" r:id="rIdfcict6_es1mbrcqmy4rhd">
+      <w:hyperlink w:history="1" r:id="rIdv33y3cma3x2w3qo9jk2md">
         <w:r>
           <w:rPr>
             <w:color w:val="315CBB"/>
@@ -2075,7 +2075,7 @@
         </w:rPr>
         <w:t xml:space="preserve">   </w:t>
       </w:r>
-      <w:hyperlink w:history="1" r:id="rIdjpsvrdfab6bclwxs3ddv3">
+      <w:hyperlink w:history="1" r:id="rIdamkc1fo03qltvxbgqlxbm">
         <w:r>
           <w:rPr>
             <w:color w:val="315CBB"/>
@@ -2474,7 +2474,7 @@
             <w:pPr>
               <w:spacing w:after="0" w:before="0" w:line="218"/>
             </w:pPr>
-            <w:hyperlink w:history="1" r:id="rIdofo5qbyymlavskpz0e6fa">
+            <w:hyperlink w:history="1" r:id="rIdy1xuo5x6l9lit1gegw4q_">
               <w:r>
                 <w:rPr>
                   <w:color w:val="315CBB"/>
@@ -2576,7 +2576,7 @@
             <w:pPr>
               <w:spacing w:after="0" w:before="75" w:line="218"/>
             </w:pPr>
-            <w:hyperlink w:history="1" r:id="rIdns7xgthdmxor0_d5-bpfb">
+            <w:hyperlink w:history="1" r:id="rIdjs7ln-dpn_i0nyqncosar">
               <w:r>
                 <w:rPr>
                   <w:color w:val="315CBB"/>
@@ -2594,7 +2594,7 @@
               </w:rPr>
               <w:t xml:space="preserve">   </w:t>
             </w:r>
-            <w:hyperlink w:history="1" r:id="rId_eavrw0ungkisqpt-bsnc">
+            <w:hyperlink w:history="1" r:id="rIdvjxq_1l19grmfwtarzici">
               <w:r>
                 <w:rPr>
                   <w:color w:val="315CBB"/>
@@ -2612,7 +2612,7 @@
               </w:rPr>
               <w:t xml:space="preserve">   </w:t>
             </w:r>
-            <w:hyperlink w:history="1" r:id="rId8anccfaes2obeemswxw6c">
+            <w:hyperlink w:history="1" r:id="rIdwfvcejokacezr4ebmn2wg">
               <w:r>
                 <w:rPr>
                   <w:color w:val="315CBB"/>
@@ -3023,7 +3023,7 @@
             <w:pPr>
               <w:spacing w:after="0" w:before="0" w:line="218"/>
             </w:pPr>
-            <w:hyperlink w:history="1" r:id="rId5fo0c0vk0eplhlagffkaf">
+            <w:hyperlink w:history="1" r:id="rIduslhfnr9u6i8fugdku_fm">
               <w:r>
                 <w:rPr>
                   <w:color w:val="315CBB"/>

--- a/site/resume.docx
+++ b/site/resume.docx
@@ -89,7 +89,7 @@
             <w:pPr>
               <w:spacing w:after="0" w:before="75" w:line="218"/>
             </w:pPr>
-            <w:hyperlink w:history="1" r:id="rId1mwfibgzn4o232scsphrh">
+            <w:hyperlink w:history="1" r:id="rId-efhrseajmzqk6deddyoq">
               <w:r>
                 <w:rPr>
                   <w:color w:val="315CBB"/>
@@ -107,7 +107,7 @@
               </w:rPr>
               <w:t xml:space="preserve">   </w:t>
             </w:r>
-            <w:hyperlink w:history="1" r:id="rIdaxnfutsymbq8gtparqxwc">
+            <w:hyperlink w:history="1" r:id="rId9tpjv-my91kt4oacad2ec">
               <w:r>
                 <w:rPr>
                   <w:color w:val="315CBB"/>
@@ -125,7 +125,7 @@
               </w:rPr>
               <w:t xml:space="preserve">   </w:t>
             </w:r>
-            <w:hyperlink w:history="1" r:id="rIdco756gcz-gvtupxgzsdtt">
+            <w:hyperlink w:history="1" r:id="rIdieifff5b4chxm-lbq0_-v">
               <w:r>
                 <w:rPr>
                   <w:color w:val="315CBB"/>
@@ -143,7 +143,7 @@
               </w:rPr>
               <w:t xml:space="preserve">   </w:t>
             </w:r>
-            <w:hyperlink w:history="1" r:id="rIdecxdnjkwq3qpqi6gvicnm">
+            <w:hyperlink w:history="1" r:id="rIdzzptxszpt7lmeksnwj8hv">
               <w:r>
                 <w:rPr>
                   <w:color w:val="315CBB"/>
@@ -394,7 +394,7 @@
       <w:pPr>
         <w:spacing w:after="0" w:before="0" w:line="218"/>
       </w:pPr>
-      <w:hyperlink w:history="1" r:id="rId7xk9szulwrqk1wvadxuwg">
+      <w:hyperlink w:history="1" r:id="rIdnf46xbrh5x5nsno9_2dhs">
         <w:r>
           <w:rPr>
             <w:color w:val="315CBB"/>
@@ -1362,7 +1362,7 @@
       <w:pPr>
         <w:spacing w:after="0" w:before="75" w:line="218"/>
       </w:pPr>
-      <w:hyperlink w:history="1" r:id="rIdmjkkeaqq5haizcotmo-_4">
+      <w:hyperlink w:history="1" r:id="rIdre0kojeuxzxjdph6kz3iv">
         <w:r>
           <w:rPr>
             <w:color w:val="315CBB"/>
@@ -1380,7 +1380,7 @@
         </w:rPr>
         <w:t xml:space="preserve">   </w:t>
       </w:r>
-      <w:hyperlink w:history="1" r:id="rId2qg27jm9hegvuyyvwmhiq">
+      <w:hyperlink w:history="1" r:id="rIdsinorj_tizc2hsdda7dqd">
         <w:r>
           <w:rPr>
             <w:color w:val="315CBB"/>
@@ -1398,7 +1398,7 @@
         </w:rPr>
         <w:t xml:space="preserve">   </w:t>
       </w:r>
-      <w:hyperlink w:history="1" r:id="rIdfja612ksjkhsldk_ddcw5">
+      <w:hyperlink w:history="1" r:id="rIdbsh8kdknls9em0m0rbig4">
         <w:r>
           <w:rPr>
             <w:color w:val="315CBB"/>
@@ -1416,7 +1416,7 @@
         </w:rPr>
         <w:t xml:space="preserve">   </w:t>
       </w:r>
-      <w:hyperlink w:history="1" r:id="rIdcksajcd8ifoelscs23m-4">
+      <w:hyperlink w:history="1" r:id="rIduzsi8kx2e7fbzsyc0golc">
         <w:r>
           <w:rPr>
             <w:color w:val="315CBB"/>
@@ -1563,7 +1563,7 @@
       <w:pPr>
         <w:spacing w:after="0" w:before="0" w:line="218"/>
       </w:pPr>
-      <w:hyperlink w:history="1" r:id="rIdbd1hu4lfw1-1hjvpj_ix9">
+      <w:hyperlink w:history="1" r:id="rIdd3uvt4qrco33bgq-wxqkl">
         <w:r>
           <w:rPr>
             <w:color w:val="315CBB"/>
@@ -2057,7 +2057,7 @@
       <w:pPr>
         <w:spacing w:after="0" w:before="75" w:line="218"/>
       </w:pPr>
-      <w:hyperlink w:history="1" r:id="rIdv33y3cma3x2w3qo9jk2md">
+      <w:hyperlink w:history="1" r:id="rId0-m8a2mfcmy1hyysqm2-x">
         <w:r>
           <w:rPr>
             <w:color w:val="315CBB"/>
@@ -2075,7 +2075,7 @@
         </w:rPr>
         <w:t xml:space="preserve">   </w:t>
       </w:r>
-      <w:hyperlink w:history="1" r:id="rIdamkc1fo03qltvxbgqlxbm">
+      <w:hyperlink w:history="1" r:id="rIduxrgpopthdis5qutgxzha">
         <w:r>
           <w:rPr>
             <w:color w:val="315CBB"/>
@@ -2474,7 +2474,7 @@
             <w:pPr>
               <w:spacing w:after="0" w:before="0" w:line="218"/>
             </w:pPr>
-            <w:hyperlink w:history="1" r:id="rIdy1xuo5x6l9lit1gegw4q_">
+            <w:hyperlink w:history="1" r:id="rId8pd17vh8kckhajmoy68e8">
               <w:r>
                 <w:rPr>
                   <w:color w:val="315CBB"/>
@@ -2576,7 +2576,7 @@
             <w:pPr>
               <w:spacing w:after="0" w:before="75" w:line="218"/>
             </w:pPr>
-            <w:hyperlink w:history="1" r:id="rIdjs7ln-dpn_i0nyqncosar">
+            <w:hyperlink w:history="1" r:id="rId3xzwqc7av0n9tmh8rrxuj">
               <w:r>
                 <w:rPr>
                   <w:color w:val="315CBB"/>
@@ -2594,7 +2594,7 @@
               </w:rPr>
               <w:t xml:space="preserve">   </w:t>
             </w:r>
-            <w:hyperlink w:history="1" r:id="rIdvjxq_1l19grmfwtarzici">
+            <w:hyperlink w:history="1" r:id="rIdcffpklvtw7gebc_6tvege">
               <w:r>
                 <w:rPr>
                   <w:color w:val="315CBB"/>
@@ -2612,7 +2612,7 @@
               </w:rPr>
               <w:t xml:space="preserve">   </w:t>
             </w:r>
-            <w:hyperlink w:history="1" r:id="rIdwfvcejokacezr4ebmn2wg">
+            <w:hyperlink w:history="1" r:id="rIdtd330cdj7i1jhant5oh_i">
               <w:r>
                 <w:rPr>
                   <w:color w:val="315CBB"/>
@@ -3023,7 +3023,7 @@
             <w:pPr>
               <w:spacing w:after="0" w:before="0" w:line="218"/>
             </w:pPr>
-            <w:hyperlink w:history="1" r:id="rIduslhfnr9u6i8fugdku_fm">
+            <w:hyperlink w:history="1" r:id="rIdgxvnkukumnhbm4rr_eak0">
               <w:r>
                 <w:rPr>
                   <w:color w:val="315CBB"/>

--- a/site/resume.docx
+++ b/site/resume.docx
@@ -89,7 +89,7 @@
             <w:pPr>
               <w:spacing w:after="0" w:before="75" w:line="218"/>
             </w:pPr>
-            <w:hyperlink w:history="1" r:id="rId-efhrseajmzqk6deddyoq">
+            <w:hyperlink w:history="1" r:id="rIdhyj0vzrcfdwzrty9bu6uw">
               <w:r>
                 <w:rPr>
                   <w:color w:val="315CBB"/>
@@ -107,7 +107,7 @@
               </w:rPr>
               <w:t xml:space="preserve">   </w:t>
             </w:r>
-            <w:hyperlink w:history="1" r:id="rId9tpjv-my91kt4oacad2ec">
+            <w:hyperlink w:history="1" r:id="rIdyu5br2zlqoq7yfwaod_tf">
               <w:r>
                 <w:rPr>
                   <w:color w:val="315CBB"/>
@@ -125,7 +125,7 @@
               </w:rPr>
               <w:t xml:space="preserve">   </w:t>
             </w:r>
-            <w:hyperlink w:history="1" r:id="rIdieifff5b4chxm-lbq0_-v">
+            <w:hyperlink w:history="1" r:id="rIdb-2fmbq0ihuvpz38utozf">
               <w:r>
                 <w:rPr>
                   <w:color w:val="315CBB"/>
@@ -143,7 +143,7 @@
               </w:rPr>
               <w:t xml:space="preserve">   </w:t>
             </w:r>
-            <w:hyperlink w:history="1" r:id="rIdzzptxszpt7lmeksnwj8hv">
+            <w:hyperlink w:history="1" r:id="rId-nheud7ell5bww2vzv1zk">
               <w:r>
                 <w:rPr>
                   <w:color w:val="315CBB"/>
@@ -394,7 +394,7 @@
       <w:pPr>
         <w:spacing w:after="0" w:before="0" w:line="218"/>
       </w:pPr>
-      <w:hyperlink w:history="1" r:id="rIdnf46xbrh5x5nsno9_2dhs">
+      <w:hyperlink w:history="1" r:id="rIdfl3q9rtavxavdzf2yisce">
         <w:r>
           <w:rPr>
             <w:color w:val="315CBB"/>
@@ -473,7 +473,7 @@
           <w:sz w:val="15"/>
           <w:szCs w:val="15"/>
         </w:rPr>
-        <w:t xml:space="preserve"> 기존 검색이 필요한 근거를 놓치고, 답이 없는 질문에도 근거를 반환.</w:t>
+        <w:t xml:space="preserve"> 문서 근거로 답하는 서비스에서 기존 검색이 근거를 놓치거나 답 없는 질문에도 근거를 붙여 답변 신뢰도가 흔들림.</w:t>
       </w:r>
       <w:r>
         <w:br/>
@@ -482,6 +482,27 @@
         <w:rPr>
           <w:b/>
           <w:bCs/>
+          <w:color w:val="B9770E"/>
+          <w:sz w:val="15"/>
+          <w:szCs w:val="15"/>
+        </w:rPr>
+        <w:t xml:space="preserve">판단:</w:t>
+      </w:r>
+      <w:r>
+        <w:rPr>
+          <w:color w:val="203047"/>
+          <w:sz w:val="15"/>
+          <w:szCs w:val="15"/>
+        </w:rPr>
+        <w:t xml:space="preserve"> GPT 선택은 비용(약 2.5배)·시간 부담, 가중치·RRF 조정은 여러 값을 실험해도 점수가 비슷해, 선택지 안에서만 판단하는 Jev 채택.</w:t>
+      </w:r>
+      <w:r>
+        <w:br/>
+      </w:r>
+      <w:r>
+        <w:rPr>
+          <w:b/>
+          <w:bCs/>
           <w:color w:val="1F6FEB"/>
           <w:sz w:val="15"/>
           <w:szCs w:val="15"/>
@@ -494,7 +515,7 @@
           <w:sz w:val="15"/>
           <w:szCs w:val="15"/>
         </w:rPr>
-        <w:t xml:space="preserve"> 라우팅에서 효과를 본 Jev(정해진 선택지 중에서만 답을 고르는 판단 전용 모델)를 RAG에 적용. 전체 근거 실험 후 동일 후보·반환량으로 비교 조건을 맞추고, 후보 300개·최대 4병렬로 조정.</w:t>
+        <w:t xml:space="preserve"> BGE-M3·BM25로 후보를 모으고 Jev가 최종 근거를 고르는 2단계 구조. 동일 후보·블라인드 교차 채점으로 비교한 뒤 후보 300개·4병렬로 조정.</w:t>
       </w:r>
       <w:r>
         <w:br/>
@@ -503,27 +524,6 @@
         <w:rPr>
           <w:b/>
           <w:bCs/>
-          <w:color w:val="B9770E"/>
-          <w:sz w:val="15"/>
-          <w:szCs w:val="15"/>
-        </w:rPr>
-        <w:t xml:space="preserve">판단:</w:t>
-      </w:r>
-      <w:r>
-        <w:rPr>
-          <w:color w:val="203047"/>
-          <w:sz w:val="15"/>
-          <w:szCs w:val="15"/>
-        </w:rPr>
-        <w:t xml:space="preserve"> GPT는 비용·시간 부담, 가중치·RRF 조정은 실험해도 점수가 비슷해 Jev 채택.</w:t>
-      </w:r>
-      <w:r>
-        <w:br/>
-      </w:r>
-      <w:r>
-        <w:rPr>
-          <w:b/>
-          <w:bCs/>
           <w:color w:val="1E8449"/>
           <w:sz w:val="15"/>
           <w:szCs w:val="15"/>
@@ -536,7 +536,7 @@
           <w:sz w:val="15"/>
           <w:szCs w:val="15"/>
         </w:rPr>
-        <w:t xml:space="preserve"> 논문 9편의 평가에서 답이 있는 80문항의 근거 충족률 66.25% → 91.25%. 답 없는 20문항의 잘못된 근거 반환 20 → 0건. Jev 최적화 전후 시간 중앙값 9.090초 → 2.251초(기존 0.431초보다 느림).</w:t>
+        <w:t xml:space="preserve"> 답이 있는 80문항의 근거 충족률 66.25% → 91.25%. 선택 시간 중앙값 9.090초 → 2.251초(기존 0.431초보다 느림).</w:t>
       </w:r>
     </w:p>
     <w:p>
@@ -607,7 +607,7 @@
           <w:sz w:val="15"/>
           <w:szCs w:val="15"/>
         </w:rPr>
-        <w:t xml:space="preserve"> 사용자마다 다른 반복 작업을 개발자가 모두 기능으로 추가하기 어려움.</w:t>
+        <w:t xml:space="preserve"> 사용자마다 반복 작업이 달라 모두 기능으로 만들 수 없고, AI 편집안이 요청을 빠뜨린 채 전달돼 같은 결과를 원하는 작업을 운에 맡기게 됨.</w:t>
       </w:r>
       <w:r>
         <w:br/>
@@ -616,6 +616,27 @@
         <w:rPr>
           <w:b/>
           <w:bCs/>
+          <w:color w:val="B9770E"/>
+          <w:sz w:val="15"/>
+          <w:szCs w:val="15"/>
+        </w:rPr>
+        <w:t xml:space="preserve">판단:</w:t>
+      </w:r>
+      <w:r>
+        <w:rPr>
+          <w:color w:val="203047"/>
+          <w:sz w:val="15"/>
+          <w:szCs w:val="15"/>
+        </w:rPr>
+        <w:t xml:space="preserve"> 지침은 AI, 권한·실행 범위 검사는 코드, 게시와 실제 반영은 사용자가 맡도록 책임 분리.</w:t>
+      </w:r>
+      <w:r>
+        <w:br/>
+      </w:r>
+      <w:r>
+        <w:rPr>
+          <w:b/>
+          <w:bCs/>
           <w:color w:val="1F6FEB"/>
           <w:sz w:val="15"/>
           <w:szCs w:val="15"/>
@@ -628,7 +649,7 @@
           <w:sz w:val="15"/>
           <w:szCs w:val="15"/>
         </w:rPr>
-        <w:t xml:space="preserve"> 자연어 지침의 작성·검토·게시 기능과 권한·승인 우회 검사를 설계하고 AI 코딩 도구로 구현. 실제 문서 변경은 미리보기를 확인한 뒤 별도로 승인하도록 설계.</w:t>
+        <w:t xml:space="preserve"> 자연어 지침 작성·검토·게시와 권한·승인 우회 검사, 미리보기 후 별도 승인. 편집 결과는 의미 평가 후 최대 1회 재작성.</w:t>
       </w:r>
       <w:r>
         <w:br/>
@@ -649,7 +670,7 @@
           <w:sz w:val="15"/>
           <w:szCs w:val="15"/>
         </w:rPr>
-        <w:t xml:space="preserve"> 게시한 Skill을 Agent에서 사용할 수 있도록 연결. 문서 6개 검증에서 승인 전 변경 없이, 승인 후 폴더 3개 생성과 문서 이동 확인.</w:t>
+        <w:t xml:space="preserve"> 편집 품질 94 → 104/114건(82.5% → 91.2%). 승인 전에는 문서가 바뀌지 않음을 확인.</w:t>
       </w:r>
     </w:p>
     <w:p>
@@ -691,7 +712,7 @@
           <w:sz w:val="15"/>
           <w:szCs w:val="15"/>
         </w:rPr>
-        <w:t xml:space="preserve"> 사용자 질문을 문서 편집으로 분류하는 등 잘못된 작업으로 연결.</w:t>
+        <w:t xml:space="preserve"> 질문을 편집으로 분류하는 등 잘못된 작업으로 이어져 서비스 신뢰성에 직결.</w:t>
       </w:r>
       <w:r>
         <w:br/>
@@ -700,6 +721,27 @@
         <w:rPr>
           <w:b/>
           <w:bCs/>
+          <w:color w:val="B9770E"/>
+          <w:sz w:val="15"/>
+          <w:szCs w:val="15"/>
+        </w:rPr>
+        <w:t xml:space="preserve">판단:</w:t>
+      </w:r>
+      <w:r>
+        <w:rPr>
+          <w:color w:val="203047"/>
+          <w:sz w:val="15"/>
+          <w:szCs w:val="15"/>
+        </w:rPr>
+        <w:t xml:space="preserve"> 정해진 선택지 안에서 고르는 Jev가 분류에 맞다고 보고, 출시 직후 모델이라 위험이 작은 요청 분류에서 먼저 검증.</w:t>
+      </w:r>
+      <w:r>
+        <w:br/>
+      </w:r>
+      <w:r>
+        <w:rPr>
+          <w:b/>
+          <w:bCs/>
           <w:color w:val="1F6FEB"/>
           <w:sz w:val="15"/>
           <w:szCs w:val="15"/>
@@ -712,7 +754,7 @@
           <w:sz w:val="15"/>
           <w:szCs w:val="15"/>
         </w:rPr>
-        <w:t xml:space="preserve"> 질문·편집·문서 생성·폴더 정리 등 작업 종류와 부가 조건을 고르는 라우팅에 Jev 적용.</w:t>
+        <w:t xml:space="preserve"> 작업 종류와 부가 조건을 고르는 라우팅에 Jev를 적용하고, 같은 요청 98개로 기존 방식·GPT-5-nano와 비교.</w:t>
       </w:r>
       <w:r>
         <w:br/>
@@ -721,27 +763,6 @@
         <w:rPr>
           <w:b/>
           <w:bCs/>
-          <w:color w:val="B9770E"/>
-          <w:sz w:val="15"/>
-          <w:szCs w:val="15"/>
-        </w:rPr>
-        <w:t xml:space="preserve">판단:</w:t>
-      </w:r>
-      <w:r>
-        <w:rPr>
-          <w:color w:val="203047"/>
-          <w:sz w:val="15"/>
-          <w:szCs w:val="15"/>
-        </w:rPr>
-        <w:t xml:space="preserve"> 출시 직후 모델이라 위험이 작은 요청 분류에서 먼저 검증.</w:t>
-      </w:r>
-      <w:r>
-        <w:br/>
-      </w:r>
-      <w:r>
-        <w:rPr>
-          <w:b/>
-          <w:bCs/>
           <w:color w:val="1E8449"/>
           <w:sz w:val="15"/>
           <w:szCs w:val="15"/>
@@ -754,7 +775,7 @@
           <w:sz w:val="15"/>
           <w:szCs w:val="15"/>
         </w:rPr>
-        <w:t xml:space="preserve"> 동일 요청 98개에서 작업 종류와 부가 조건을 모두 맞힌 수 77 → 81건(같은 선택지를 준 GPT-5-nano 63건). 판단시간 중앙값 8.967초 → 0.658초.</w:t>
+        <w:t xml:space="preserve"> 작업 종류·조건 정답 77 → 81건(GPT-5-nano 63건), 판단 시간 중앙값 8.967초 → 0.658초.</w:t>
       </w:r>
     </w:p>
     <w:p>
@@ -775,7 +796,7 @@
           <w:sz w:val="15"/>
           <w:szCs w:val="15"/>
         </w:rPr>
-        <w:t xml:space="preserve">대화 메모리</w:t>
+        <w:t xml:space="preserve">대화 메모리와 편집 입력 범위</w:t>
       </w:r>
       <w:r>
         <w:br/>
@@ -796,7 +817,7 @@
           <w:sz w:val="15"/>
           <w:szCs w:val="15"/>
         </w:rPr>
-        <w:t xml:space="preserve"> 대화가 길어지면 이전 턴을 전부 모델에 넣을 수 없음.</w:t>
+        <w:t xml:space="preserve"> 대화와 문서를 통째로 모델에 보내면 비용과 지연이 커짐.</w:t>
       </w:r>
       <w:r>
         <w:br/>
@@ -817,7 +838,36 @@
           <w:sz w:val="15"/>
           <w:szCs w:val="15"/>
         </w:rPr>
-        <w:t xml:space="preserve"> 최근 메시지 6개는 원문, 그 이전은 누적 요약으로 압축하고 요약 실패 시 요약을 바꾸지 않음. 라우터에 이전 턴의 라우팅 결정까지 전달해 지시어가 가리키는 대상을 해소.</w:t>
+        <w:t xml:space="preserve"> 최근 메시지 6개 외에는 누적 요약으로 압축하고, 편집은 대상 줄과 주변 문맥만 전달해 1,000줄 문서 입력을 원문의 5.58%로 줄임.</w:t>
+      </w:r>
+    </w:p>
+    <w:p>
+      <w:pPr>
+        <w:keepNext/>
+        <w:spacing w:after="45" w:before="105" w:line="247"/>
+      </w:pPr>
+      <w:r>
+        <w:rPr>
+          <w:b/>
+          <w:bCs/>
+          <w:color w:val="315CBB"/>
+          <w:sz w:val="17"/>
+          <w:szCs w:val="17"/>
+        </w:rPr>
+        <w:t xml:space="preserve">실행 신뢰성과 LLM 추적</w:t>
+      </w:r>
+    </w:p>
+    <w:p>
+      <w:pPr>
+        <w:spacing w:after="60" w:before="0" w:line="203"/>
+      </w:pPr>
+      <w:r>
+        <w:rPr>
+          <w:color w:val="607089"/>
+          <w:sz w:val="14"/>
+          <w:szCs w:val="14"/>
+        </w:rPr>
+        <w:t xml:space="preserve">AI가 이미 저장한 변경을 되돌리고, 실행 과정을 단계 단위로 확인할 수 있게 하는 작업입니다. 여러 저장소에 걸친 실행을 하나의 트랜잭션으로 묶을 수 없어 역작업으로 복구했습니다.</w:t>
       </w:r>
     </w:p>
     <w:p>
@@ -838,7 +888,7 @@
           <w:sz w:val="15"/>
           <w:szCs w:val="15"/>
         </w:rPr>
-        <w:t xml:space="preserve">편집 입력 범위 제한</w:t>
+        <w:t xml:space="preserve">취소한 작업의 역순 복구</w:t>
       </w:r>
       <w:r>
         <w:br/>
@@ -859,7 +909,7 @@
           <w:sz w:val="15"/>
           <w:szCs w:val="15"/>
         </w:rPr>
-        <w:t xml:space="preserve"> 문서 전체를 모델에 보내면 비용과 지연이 커짐.</w:t>
+        <w:t xml:space="preserve"> AI 작업이 모델 호출 사이에 문서·폴더·Wiki·Skill을 여러 번 저장해, 실행만 멈추면 일부 변경이 남음.</w:t>
       </w:r>
       <w:r>
         <w:br/>
@@ -880,36 +930,7 @@
           <w:sz w:val="15"/>
           <w:szCs w:val="15"/>
         </w:rPr>
-        <w:t xml:space="preserve"> 대상 줄 범위와 주변 문맥만 전달하고 표·코드 블록 경계를 걸치는 범위는 거절. 원문 대비 입력 비율과 처리 시간 평균·p95를 벤치마크로 확인.</w:t>
-      </w:r>
-    </w:p>
-    <w:p>
-      <w:pPr>
-        <w:keepNext/>
-        <w:spacing w:after="45" w:before="105" w:line="247"/>
-      </w:pPr>
-      <w:r>
-        <w:rPr>
-          <w:b/>
-          <w:bCs/>
-          <w:color w:val="315CBB"/>
-          <w:sz w:val="17"/>
-          <w:szCs w:val="17"/>
-        </w:rPr>
-        <w:t xml:space="preserve">실행 신뢰성과 LLM 추적</w:t>
-      </w:r>
-    </w:p>
-    <w:p>
-      <w:pPr>
-        <w:spacing w:after="60" w:before="0" w:line="203"/>
-      </w:pPr>
-      <w:r>
-        <w:rPr>
-          <w:color w:val="607089"/>
-          <w:sz w:val="14"/>
-          <w:szCs w:val="14"/>
-        </w:rPr>
-        <w:t xml:space="preserve">AI가 이미 저장한 변경을 되돌리고, 실행 과정을 단계 단위로 확인할 수 있게 하는 작업입니다. 여러 저장소에 걸친 실행을 하나의 트랜잭션으로 묶을 수 없어 역작업으로 복구했습니다.</w:t>
+        <w:t xml:space="preserve"> 취소 상태를 먼저 저장해 후속 쓰기를 막고, 변경 전 snapshot과 승인에 연결된 멱등키로 자식부터 역순 복구. 복구는 모델 호출 없이 실행 기록만 쓰고, 전체 복구를 확인해야 취소가 확정.</w:t>
       </w:r>
     </w:p>
     <w:p>
@@ -930,7 +951,7 @@
           <w:sz w:val="15"/>
           <w:szCs w:val="15"/>
         </w:rPr>
-        <w:t xml:space="preserve">취소한 작업의 역순 복구</w:t>
+        <w:t xml:space="preserve">다른 작업의 기여를 지우지 않는 복구</w:t>
       </w:r>
       <w:r>
         <w:br/>
@@ -951,7 +972,7 @@
           <w:sz w:val="15"/>
           <w:szCs w:val="15"/>
         </w:rPr>
-        <w:t xml:space="preserve"> AI 작업이 모델 호출 사이에 문서·폴더·Wiki·Skill을 여러 번 저장해, 실행만 멈추면 일부 변경이 남음.</w:t>
+        <w:t xml:space="preserve"> 개념 페이지가 여러 문서의 기여를 합친 결과라, 과거 snapshot으로 덮으면 다른 문서의 정상 기여까지 사라짐.</w:t>
       </w:r>
       <w:r>
         <w:br/>
@@ -972,7 +993,7 @@
           <w:sz w:val="15"/>
           <w:szCs w:val="15"/>
         </w:rPr>
-        <w:t xml:space="preserve"> 취소 상태를 먼저 저장해 후속 쓰기를 막고, 변경 전 snapshot과 승인에 연결된 멱등키로 자식부터 역순 복구. 복구는 모델 호출 없이 실행 기록만 쓰고, 전체 복구를 확인해야 취소가 확정.</w:t>
+        <w:t xml:space="preserve"> 작업·revision·문서별 기여를 덧붙이기만 하는 이력으로 남기고 복구 시 대상 기여만 제외해 재조립.</w:t>
       </w:r>
     </w:p>
     <w:p>
@@ -993,7 +1014,7 @@
           <w:sz w:val="15"/>
           <w:szCs w:val="15"/>
         </w:rPr>
-        <w:t xml:space="preserve">다른 작업의 기여를 지우지 않는 복구</w:t>
+        <w:t xml:space="preserve">LLM 실행 추적과 민감정보 경계</w:t>
       </w:r>
       <w:r>
         <w:br/>
@@ -1014,7 +1035,7 @@
           <w:sz w:val="15"/>
           <w:szCs w:val="15"/>
         </w:rPr>
-        <w:t xml:space="preserve"> 개념 페이지가 여러 문서의 기여를 합친 결과라, 과거 snapshot으로 덮으면 다른 문서의 정상 기여까지 사라짐.</w:t>
+        <w:t xml:space="preserve"> 평가 루프가 일반 Python 흐름이라 단계별로 볼 수 없고, 추적에 보내는 내용에 민감정보가 섞일 수 있었음.</w:t>
       </w:r>
       <w:r>
         <w:br/>
@@ -1035,7 +1056,36 @@
           <w:sz w:val="15"/>
           <w:szCs w:val="15"/>
         </w:rPr>
-        <w:t xml:space="preserve"> 작업·revision·문서별 기여를 덧붙이기만 하는 이력으로 남기고 복구 시 대상 기여만 제외해 재조립. 물리 삭제 대신 삭제 표시로 감사 이력 보존.</w:t>
+        <w:t xml:space="preserve"> 평가 루프를 LangGraph 그래프로 재구성해 생성·평가·재시도를 노드 단위로 추적. Agent 그래프는 추적을 끄고 도구 조회 원문을 상태 저장에서 제외하며, 자체 프롬프트 로그는 기록 전 숫자 개인정보를 마스킹.</w:t>
+      </w:r>
+    </w:p>
+    <w:p>
+      <w:pPr>
+        <w:keepNext/>
+        <w:spacing w:after="45" w:before="105" w:line="247"/>
+      </w:pPr>
+      <w:r>
+        <w:rPr>
+          <w:b/>
+          <w:bCs/>
+          <w:color w:val="315CBB"/>
+          <w:sz w:val="17"/>
+          <w:szCs w:val="17"/>
+        </w:rPr>
+        <w:t xml:space="preserve">문서 확장자 변환 파이프라인 구축과 Wiki 생성 시간 개선</w:t>
+      </w:r>
+    </w:p>
+    <w:p>
+      <w:pPr>
+        <w:spacing w:after="60" w:before="0" w:line="203"/>
+      </w:pPr>
+      <w:r>
+        <w:rPr>
+          <w:color w:val="607089"/>
+          <w:sz w:val="14"/>
+          <w:szCs w:val="14"/>
+        </w:rPr>
+        <w:t xml:space="preserve">사용자가 올린 PDF를 검색과 답변에 활용하도록 변환하고, 여러 문서의 Wiki 생성 시간을 줄였습니다.</w:t>
       </w:r>
     </w:p>
     <w:p>
@@ -1056,7 +1106,7 @@
           <w:sz w:val="15"/>
           <w:szCs w:val="15"/>
         </w:rPr>
-        <w:t xml:space="preserve">LLM 실행 추적과 민감정보 경계</w:t>
+        <w:t xml:space="preserve">PDF → Markdown 변환</w:t>
       </w:r>
       <w:r>
         <w:br/>
@@ -1077,7 +1127,7 @@
           <w:sz w:val="15"/>
           <w:szCs w:val="15"/>
         </w:rPr>
-        <w:t xml:space="preserve"> 평가 루프가 일반 Python 흐름이라 단계별로 볼 수 없고, 추적에 보내는 내용에 민감정보가 섞일 수 있었음.</w:t>
+        <w:t xml:space="preserve"> 논문 PDF의 표·수식이 깨지면 Wiki와 답변의 근거가 되는 수치를 쓸 수 없음.</w:t>
       </w:r>
       <w:r>
         <w:br/>
@@ -1086,6 +1136,27 @@
         <w:rPr>
           <w:b/>
           <w:bCs/>
+          <w:color w:val="B9770E"/>
+          <w:sz w:val="15"/>
+          <w:szCs w:val="15"/>
+        </w:rPr>
+        <w:t xml:space="preserve">판단:</w:t>
+      </w:r>
+      <w:r>
+        <w:rPr>
+          <w:color w:val="203047"/>
+          <w:sz w:val="15"/>
+          <w:szCs w:val="15"/>
+        </w:rPr>
+        <w:t xml:space="preserve"> 깨진 곳만 고치는 방식은 탐지가 오류를 놓쳤고, 전체 AI 변환은 표·수식 정확도와 비용이 부족해 내용 유형별 처리로 전환. 본문은 추출이 빠른 AnyDoc, 복원은 GPU 운영비가 드는 sLLM 대신 상용 LLM API.</w:t>
+      </w:r>
+      <w:r>
+        <w:br/>
+      </w:r>
+      <w:r>
+        <w:rPr>
+          <w:b/>
+          <w:bCs/>
           <w:color w:val="1F6FEB"/>
           <w:sz w:val="15"/>
           <w:szCs w:val="15"/>
@@ -1098,36 +1169,28 @@
           <w:sz w:val="15"/>
           <w:szCs w:val="15"/>
         </w:rPr>
-        <w:t xml:space="preserve"> 평가 루프를 LangGraph 그래프로 재구성해 생성·평가·재시도를 노드 단위로 추적. Agent 그래프는 추적을 끄고 도구 조회 원문을 상태 저장에서 제외하며, 자체 프롬프트 로그는 기록 전 숫자 개인정보를 마스킹. 시간을 재는 실험은 추적과 로그를 모두 끄고 실행.</w:t>
-      </w:r>
-    </w:p>
-    <w:p>
-      <w:pPr>
-        <w:keepNext/>
-        <w:spacing w:after="45" w:before="105" w:line="247"/>
-      </w:pPr>
-      <w:r>
-        <w:rPr>
-          <w:b/>
-          <w:bCs/>
-          <w:color w:val="315CBB"/>
-          <w:sz w:val="17"/>
-          <w:szCs w:val="17"/>
-        </w:rPr>
-        <w:t xml:space="preserve">문서 확장자 변환 파이프라인 구축과 Wiki 생성 시간 개선</w:t>
-      </w:r>
-    </w:p>
-    <w:p>
-      <w:pPr>
-        <w:spacing w:after="60" w:before="0" w:line="203"/>
-      </w:pPr>
-      <w:r>
-        <w:rPr>
-          <w:color w:val="607089"/>
-          <w:sz w:val="14"/>
-          <w:szCs w:val="14"/>
-        </w:rPr>
-        <w:t xml:space="preserve">사용자가 올린 PDF를 검색과 답변에 활용하도록 변환하고, 여러 문서의 Wiki 생성 시간을 줄였습니다.</w:t>
+        <w:t xml:space="preserve"> 본문은 AnyDoc으로 추출해 깨진 부분만 AI로 보완, 표·수식은 원본 영역을 따로 판독, 그림은 원본 보존.</w:t>
+      </w:r>
+      <w:r>
+        <w:br/>
+      </w:r>
+      <w:r>
+        <w:rPr>
+          <w:b/>
+          <w:bCs/>
+          <w:color w:val="1E8449"/>
+          <w:sz w:val="15"/>
+          <w:szCs w:val="15"/>
+        </w:rPr>
+        <w:t xml:space="preserve">성과:</w:t>
+      </w:r>
+      <w:r>
+        <w:rPr>
+          <w:color w:val="203047"/>
+          <w:sz w:val="15"/>
+          <w:szCs w:val="15"/>
+        </w:rPr>
+        <w:t xml:space="preserve"> 같은 30쪽·445단위 블라인드 평가에서 통과율 45.17% → 89.89%.</w:t>
       </w:r>
     </w:p>
     <w:p>
@@ -1148,7 +1211,7 @@
           <w:sz w:val="15"/>
           <w:szCs w:val="15"/>
         </w:rPr>
-        <w:t xml:space="preserve">PDF → Markdown 변환</w:t>
+        <w:t xml:space="preserve">문서의 Wiki 생성 병렬화</w:t>
       </w:r>
       <w:r>
         <w:br/>
@@ -1169,7 +1232,7 @@
           <w:sz w:val="15"/>
           <w:szCs w:val="15"/>
         </w:rPr>
-        <w:t xml:space="preserve"> 오픈소스 변환에서 표·수식이 손상됐고, 전체 AI 변환에도 오류와 호출 부담이 남음.</w:t>
+        <w:t xml:space="preserve"> 문서를 하나씩 처리해 대형 문서일수록 Wiki 생성 대기가 길어짐.</w:t>
       </w:r>
       <w:r>
         <w:br/>
@@ -1178,6 +1241,27 @@
         <w:rPr>
           <w:b/>
           <w:bCs/>
+          <w:color w:val="B9770E"/>
+          <w:sz w:val="15"/>
+          <w:szCs w:val="15"/>
+        </w:rPr>
+        <w:t xml:space="preserve">판단:</w:t>
+      </w:r>
+      <w:r>
+        <w:rPr>
+          <w:color w:val="203047"/>
+          <w:sz w:val="15"/>
+          <w:szCs w:val="15"/>
+        </w:rPr>
+        <w:t xml:space="preserve"> Worker 수·동시 요청·GPU 병렬을 각각 비교. 외부 AI 응답 대기에는 Worker 증설이 효과적이었고, 동시 요청과 GPU 병렬은 오히려 느려져 제외. 메모리 약 4배 증가는 EKS 분산 배치로 감수.</w:t>
+      </w:r>
+      <w:r>
+        <w:br/>
+      </w:r>
+      <w:r>
+        <w:rPr>
+          <w:b/>
+          <w:bCs/>
           <w:color w:val="1F6FEB"/>
           <w:sz w:val="15"/>
           <w:szCs w:val="15"/>
@@ -1190,7 +1274,7 @@
           <w:sz w:val="15"/>
           <w:szCs w:val="15"/>
         </w:rPr>
-        <w:t xml:space="preserve"> PDF 변환 오픈소스를 비교해 AnyDoc 채택. 깨진 본문만 AI로 복원. 표·수식은 별도 처리하고 그림은 원본 보존.</w:t>
+        <w:t xml:space="preserve"> Kafka로 문서별 작업을 나눠 Worker 최대 4개로 처리.</w:t>
       </w:r>
       <w:r>
         <w:br/>
@@ -1199,27 +1283,6 @@
         <w:rPr>
           <w:b/>
           <w:bCs/>
-          <w:color w:val="B9770E"/>
-          <w:sz w:val="15"/>
-          <w:szCs w:val="15"/>
-        </w:rPr>
-        <w:t xml:space="preserve">판단:</w:t>
-      </w:r>
-      <w:r>
-        <w:rPr>
-          <w:color w:val="203047"/>
-          <w:sz w:val="15"/>
-          <w:szCs w:val="15"/>
-        </w:rPr>
-        <w:t xml:space="preserve"> 본문은 빠른 AnyDoc으로 추출, GPU 운영비를 피해 복원은 sLLM 대신 상용 API로 전환.</w:t>
-      </w:r>
-      <w:r>
-        <w:br/>
-      </w:r>
-      <w:r>
-        <w:rPr>
-          <w:b/>
-          <w:bCs/>
           <w:color w:val="1E8449"/>
           <w:sz w:val="15"/>
           <w:szCs w:val="15"/>
@@ -1232,91 +1295,7 @@
           <w:sz w:val="15"/>
           <w:szCs w:val="15"/>
         </w:rPr>
-        <w:t xml:space="preserve"> PDF 30쪽의 내부 평가 통과율 45.17% → 89.89%.</w:t>
-      </w:r>
-    </w:p>
-    <w:p>
-      <w:pPr>
-        <w:pStyle w:val="ListParagraph"/>
-        <w:numPr>
-          <w:ilvl w:val="0"/>
-          <w:numId w:val="1"/>
-        </w:numPr>
-        <w:spacing w:after="75" w:before="0" w:line="218"/>
-        <w:ind w:left="195" w:hanging="195"/>
-      </w:pPr>
-      <w:r>
-        <w:rPr>
-          <w:b/>
-          <w:bCs/>
-          <w:color w:val="203047"/>
-          <w:sz w:val="15"/>
-          <w:szCs w:val="15"/>
-        </w:rPr>
-        <w:t xml:space="preserve">문서의 Wiki 생성 병렬화</w:t>
-      </w:r>
-      <w:r>
-        <w:br/>
-      </w:r>
-      <w:r>
-        <w:rPr>
-          <w:b/>
-          <w:bCs/>
-          <w:color w:val="C0392B"/>
-          <w:sz w:val="15"/>
-          <w:szCs w:val="15"/>
-        </w:rPr>
-        <w:t xml:space="preserve">문제:</w:t>
-      </w:r>
-      <w:r>
-        <w:rPr>
-          <w:color w:val="203047"/>
-          <w:sz w:val="15"/>
-          <w:szCs w:val="15"/>
-        </w:rPr>
-        <w:t xml:space="preserve"> 앞선 문서의 외부 AI 응답을 기다리는 동안 뒤의 문서 처리가 지연.</w:t>
-      </w:r>
-      <w:r>
-        <w:br/>
-      </w:r>
-      <w:r>
-        <w:rPr>
-          <w:b/>
-          <w:bCs/>
-          <w:color w:val="1F6FEB"/>
-          <w:sz w:val="15"/>
-          <w:szCs w:val="15"/>
-        </w:rPr>
-        <w:t xml:space="preserve">해결:</w:t>
-      </w:r>
-      <w:r>
-        <w:rPr>
-          <w:color w:val="203047"/>
-          <w:sz w:val="15"/>
-          <w:szCs w:val="15"/>
-        </w:rPr>
-        <w:t xml:space="preserve"> Worker 수와 내부 동시 요청 수를 각각 변경하며 비교. 메모리 증가를 고려해 Worker 최대 4개를 채택하고, 오히려 느려진 추가 동시 요청, GPU 병렬화는 제외.</w:t>
-      </w:r>
-      <w:r>
-        <w:br/>
-      </w:r>
-      <w:r>
-        <w:rPr>
-          <w:b/>
-          <w:bCs/>
-          <w:color w:val="1E8449"/>
-          <w:sz w:val="15"/>
-          <w:szCs w:val="15"/>
-        </w:rPr>
-        <w:t xml:space="preserve">성과:</w:t>
-      </w:r>
-      <w:r>
-        <w:rPr>
-          <w:color w:val="203047"/>
-          <w:sz w:val="15"/>
-          <w:szCs w:val="15"/>
-        </w:rPr>
-        <w:t xml:space="preserve"> 문서 4개 분석 시간 282.11초 → 73.89초(약 74% 감소)</w:t>
+        <w:t xml:space="preserve"> 문서 4개 분석 시간 282.11초 → 73.89초(약 74% 단축).</w:t>
       </w:r>
     </w:p>
     <w:p>
@@ -1342,7 +1321,7 @@
           <w:sz w:val="14"/>
           <w:szCs w:val="14"/>
         </w:rPr>
-        <w:t xml:space="preserve">수치는 내부 평가 기준이며, RAG 시간 단축은 Jev 최적화 전후 비교입니다. 문서 병렬 처리 시간은 저장·후처리를 제외한 분석 단계 기준입니다.</w:t>
+        <w:t xml:space="preserve">수치는 내부 평가 기준이며, 병렬 처리 시간은 저장·후처리를 제외한 분석 단계 기준입니다.</w:t>
       </w:r>
     </w:p>
     <w:p>
@@ -1362,7 +1341,7 @@
       <w:pPr>
         <w:spacing w:after="0" w:before="75" w:line="218"/>
       </w:pPr>
-      <w:hyperlink w:history="1" r:id="rIdre0kojeuxzxjdph6kz3iv">
+      <w:hyperlink w:history="1" r:id="rIdefl0lsy-cxqdeb2gc4pmd">
         <w:r>
           <w:rPr>
             <w:color w:val="315CBB"/>
@@ -1380,7 +1359,7 @@
         </w:rPr>
         <w:t xml:space="preserve">   </w:t>
       </w:r>
-      <w:hyperlink w:history="1" r:id="rIdsinorj_tizc2hsdda7dqd">
+      <w:hyperlink w:history="1" r:id="rIdgagardlmdpp0k7lpwn-_c">
         <w:r>
           <w:rPr>
             <w:color w:val="315CBB"/>
@@ -1398,7 +1377,7 @@
         </w:rPr>
         <w:t xml:space="preserve">   </w:t>
       </w:r>
-      <w:hyperlink w:history="1" r:id="rIdbsh8kdknls9em0m0rbig4">
+      <w:hyperlink w:history="1" r:id="rIdev5q7rj75dhrmivtd67li">
         <w:r>
           <w:rPr>
             <w:color w:val="315CBB"/>
@@ -1416,7 +1395,7 @@
         </w:rPr>
         <w:t xml:space="preserve">   </w:t>
       </w:r>
-      <w:hyperlink w:history="1" r:id="rIduzsi8kx2e7fbzsyc0golc">
+      <w:hyperlink w:history="1" r:id="rIdlb_k4ltehybib4ek-ogyy">
         <w:r>
           <w:rPr>
             <w:color w:val="315CBB"/>
@@ -1563,7 +1542,7 @@
       <w:pPr>
         <w:spacing w:after="0" w:before="0" w:line="218"/>
       </w:pPr>
-      <w:hyperlink w:history="1" r:id="rIdd3uvt4qrco33bgq-wxqkl">
+      <w:hyperlink w:history="1" r:id="rIdrts8iucyx_eqfgnjvc9om">
         <w:r>
           <w:rPr>
             <w:color w:val="315CBB"/>
@@ -1629,7 +1608,7 @@
           <w:sz w:val="15"/>
           <w:szCs w:val="15"/>
         </w:rPr>
-        <w:t xml:space="preserve"> 약 4만 4천 건의 약품 원문을 모두 쉬운 설명으로 변환하면 API 비용 약 $200 예상.</w:t>
+        <w:t xml:space="preserve"> 약 4만 4천 건을 그대로 쉬운 설명으로 바꾸면 API 비용이 약 $200으로, 예산 안에서 모든 약의 설명을 제공할 수 없었음.</w:t>
       </w:r>
       <w:r>
         <w:br/>
@@ -1638,6 +1617,27 @@
         <w:rPr>
           <w:b/>
           <w:bCs/>
+          <w:color w:val="B9770E"/>
+          <w:sz w:val="15"/>
+          <w:szCs w:val="15"/>
+        </w:rPr>
+        <w:t xml:space="preserve">판단:</w:t>
+      </w:r>
+      <w:r>
+        <w:rPr>
+          <w:color w:val="203047"/>
+          <w:sz w:val="15"/>
+          <w:szCs w:val="15"/>
+        </w:rPr>
+        <w:t xml:space="preserve"> 약 수를 줄이는 대신 같은 문장은 한 번만 변환. 실시간 응답이 필요 없는 작업이라 Batch API로 대기 시간을 받아들이고 비용을 낮춤.</w:t>
+      </w:r>
+      <w:r>
+        <w:br/>
+      </w:r>
+      <w:r>
+        <w:rPr>
+          <w:b/>
+          <w:bCs/>
           <w:color w:val="1F6FEB"/>
           <w:sz w:val="15"/>
           <w:szCs w:val="15"/>
@@ -1650,28 +1650,7 @@
           <w:sz w:val="15"/>
           <w:szCs w:val="15"/>
         </w:rPr>
-        <w:t xml:space="preserve"> 문장 블록으로 나눠 완전 일치 문장을 통합하고, GPT Batch API로 변환한 뒤 약품별로 재연결. 2026년 PySpark로 재현해 어미 통일·MinHashLSH 효과 측정.</w:t>
-      </w:r>
-      <w:r>
-        <w:br/>
-      </w:r>
-      <w:r>
-        <w:rPr>
-          <w:b/>
-          <w:bCs/>
-          <w:color w:val="B9770E"/>
-          <w:sz w:val="15"/>
-          <w:szCs w:val="15"/>
-        </w:rPr>
-        <w:t xml:space="preserve">판단:</w:t>
-      </w:r>
-      <w:r>
-        <w:rPr>
-          <w:color w:val="203047"/>
-          <w:sz w:val="15"/>
-          <w:szCs w:val="15"/>
-        </w:rPr>
-        <w:t xml:space="preserve"> 실시간 응답이 필요 없는 작업이라 Batch API로 대기 시간을 받아들이고 비용을 낮춤.</w:t>
+        <w:t xml:space="preserve"> 문장 블록으로 나눠 완전 일치 문장을 통합하고 GPT Batch API로 변환한 뒤 약품별로 재연결. 2026년 PySpark로 재현해 단계별 효과 측정.</w:t>
       </w:r>
       <w:r>
         <w:br/>
@@ -1764,7 +1743,7 @@
           <w:sz w:val="15"/>
           <w:szCs w:val="15"/>
         </w:rPr>
-        <w:t xml:space="preserve"> 일상적인 증상 표현과 약품 효능의 용어가 다르고, 개인화에 필요한 건강 정보는 외부 AI에 전달하기 어려움.</w:t>
+        <w:t xml:space="preserve"> 약을 먹어도 되는지 확인하려는 사용자의 증상 표현과 약 효능 용어가 달라 검색이 어렵고, 개인화에 필요한 건강 정보는 외부 AI로 보낼 수 없었음.</w:t>
       </w:r>
       <w:r>
         <w:br/>
@@ -1773,6 +1752,27 @@
         <w:rPr>
           <w:b/>
           <w:bCs/>
+          <w:color w:val="B9770E"/>
+          <w:sz w:val="15"/>
+          <w:szCs w:val="15"/>
+        </w:rPr>
+        <w:t xml:space="preserve">판단:</w:t>
+      </w:r>
+      <w:r>
+        <w:rPr>
+          <w:color w:val="203047"/>
+          <w:sz w:val="15"/>
+          <w:szCs w:val="15"/>
+        </w:rPr>
+        <w:t xml:space="preserve"> 동의어 사전은 증상이 많고 서로 겹쳐 의미 검색으로, 프로필 필터링은 걸러야 할 경우가 너무 많아 내부 판단으로 전환.</w:t>
+      </w:r>
+      <w:r>
+        <w:br/>
+      </w:r>
+      <w:r>
+        <w:rPr>
+          <w:b/>
+          <w:bCs/>
           <w:color w:val="1F6FEB"/>
           <w:sz w:val="15"/>
           <w:szCs w:val="15"/>
@@ -1786,27 +1786,6 @@
           <w:szCs w:val="15"/>
         </w:rPr>
         <w:t xml:space="preserve"> Weaviate 의미 검색과 AI 오케스트레이션으로 약품 탐색·복약 위험·섭취량별 처리 경로 구성. 임신 여부·복용약·기저질환은 내부 코드로 판단.</w:t>
-      </w:r>
-      <w:r>
-        <w:br/>
-      </w:r>
-      <w:r>
-        <w:rPr>
-          <w:b/>
-          <w:bCs/>
-          <w:color w:val="B9770E"/>
-          <w:sz w:val="15"/>
-          <w:szCs w:val="15"/>
-        </w:rPr>
-        <w:t xml:space="preserve">판단:</w:t>
-      </w:r>
-      <w:r>
-        <w:rPr>
-          <w:color w:val="203047"/>
-          <w:sz w:val="15"/>
-          <w:szCs w:val="15"/>
-        </w:rPr>
-        <w:t xml:space="preserve"> 프로필을 필터링해 보내는 방식은 걸러야 할 경우가 너무 많아, 아예 외부 입력에서 빼고 내부에서 판단.</w:t>
       </w:r>
       <w:r>
         <w:br/>
@@ -1875,7 +1854,7 @@
           <w:sz w:val="15"/>
           <w:szCs w:val="15"/>
         </w:rPr>
-        <w:t xml:space="preserve">Java·Spring Boot 기반 의약품 DB 설계, 검색·자동완성과 복약 위험정보(DUR) 표출 구현. Elasticsearch·Redis로 검색 응답 5~7초 → 평균 0.8초.</w:t>
+        <w:t xml:space="preserve">Java·Spring Boot 기반 의약품 DB 설계, 검색·자동완성과 복약 위험정보(DUR) 표출 구현. 부분 일치·자동완성은 Elasticsearch로, 반복되는 위험정보 조회는 Redis 캐시로 처리해 검색 응답 5~7초 → 평균 0.8초.</w:t>
       </w:r>
     </w:p>
     <w:p>
@@ -2012,36 +1991,6 @@
     </w:p>
     <w:p>
       <w:pPr>
-        <w:pStyle w:val="ListParagraph"/>
-        <w:numPr>
-          <w:ilvl w:val="0"/>
-          <w:numId w:val="1"/>
-        </w:numPr>
-        <w:spacing w:after="75" w:before="0" w:line="218"/>
-        <w:ind w:left="195" w:hanging="195"/>
-      </w:pPr>
-      <w:r>
-        <w:rPr>
-          <w:color w:val="203047"/>
-          <w:sz w:val="15"/>
-          <w:szCs w:val="15"/>
-        </w:rPr>
-        <w:t xml:space="preserve">반영하지 못한 지적</w:t>
-      </w:r>
-      <w:r>
-        <w:br/>
-      </w:r>
-      <w:r>
-        <w:rPr>
-          <w:color w:val="203047"/>
-          <w:sz w:val="15"/>
-          <w:szCs w:val="15"/>
-        </w:rPr>
-        <w:t xml:space="preserve">실행 환경을 컨테이너로 옮기는 편이 낫다는 지적을 받았지만 졸업과제 기간 내에는 적용하지 못했습니다. 이후 Fruition에서는 컨테이너 기반 배포를 전제로 AI 서비스를 나눴습니다.</w:t>
-      </w:r>
-    </w:p>
-    <w:p>
-      <w:pPr>
         <w:spacing w:after="60" w:before="0" w:line="203"/>
       </w:pPr>
       <w:r>
@@ -2057,7 +2006,7 @@
       <w:pPr>
         <w:spacing w:after="0" w:before="75" w:line="218"/>
       </w:pPr>
-      <w:hyperlink w:history="1" r:id="rId0-m8a2mfcmy1hyysqm2-x">
+      <w:hyperlink w:history="1" r:id="rIdczsxfx5_mekcciegyk_dd">
         <w:r>
           <w:rPr>
             <w:color w:val="315CBB"/>
@@ -2075,7 +2024,7 @@
         </w:rPr>
         <w:t xml:space="preserve">   </w:t>
       </w:r>
-      <w:hyperlink w:history="1" r:id="rIduxrgpopthdis5qutgxzha">
+      <w:hyperlink w:history="1" r:id="rIda6ubtefdjy0ovoiensnxm">
         <w:r>
           <w:rPr>
             <w:color w:val="315CBB"/>
@@ -2474,7 +2423,7 @@
             <w:pPr>
               <w:spacing w:after="0" w:before="0" w:line="218"/>
             </w:pPr>
-            <w:hyperlink w:history="1" r:id="rId8pd17vh8kckhajmoy68e8">
+            <w:hyperlink w:history="1" r:id="rIdzb9tb41aval-kvtex83k-">
               <w:r>
                 <w:rPr>
                   <w:color w:val="315CBB"/>
@@ -2576,7 +2525,7 @@
             <w:pPr>
               <w:spacing w:after="0" w:before="75" w:line="218"/>
             </w:pPr>
-            <w:hyperlink w:history="1" r:id="rId3xzwqc7av0n9tmh8rrxuj">
+            <w:hyperlink w:history="1" r:id="rIdim9v9lu4ojlxlquoqxs7j">
               <w:r>
                 <w:rPr>
                   <w:color w:val="315CBB"/>
@@ -2594,7 +2543,7 @@
               </w:rPr>
               <w:t xml:space="preserve">   </w:t>
             </w:r>
-            <w:hyperlink w:history="1" r:id="rIdcffpklvtw7gebc_6tvege">
+            <w:hyperlink w:history="1" r:id="rId8ilqpwmari8zwdtbartjr">
               <w:r>
                 <w:rPr>
                   <w:color w:val="315CBB"/>
@@ -2612,7 +2561,7 @@
               </w:rPr>
               <w:t xml:space="preserve">   </w:t>
             </w:r>
-            <w:hyperlink w:history="1" r:id="rIdtd330cdj7i1jhant5oh_i">
+            <w:hyperlink w:history="1" r:id="rIdauwwty7xlqi_tkx3zrzsr">
               <w:r>
                 <w:rPr>
                   <w:color w:val="315CBB"/>
@@ -3023,7 +2972,7 @@
             <w:pPr>
               <w:spacing w:after="0" w:before="0" w:line="218"/>
             </w:pPr>
-            <w:hyperlink w:history="1" r:id="rIdgxvnkukumnhbm4rr_eak0">
+            <w:hyperlink w:history="1" r:id="rIds1miwbawuwcpgnfzh-z6v">
               <w:r>
                 <w:rPr>
                   <w:color w:val="315CBB"/>

--- a/site/resume.docx
+++ b/site/resume.docx
@@ -89,7 +89,7 @@
             <w:pPr>
               <w:spacing w:after="0" w:before="75" w:line="218"/>
             </w:pPr>
-            <w:hyperlink w:history="1" r:id="rIdhyj0vzrcfdwzrty9bu6uw">
+            <w:hyperlink w:history="1" r:id="rIdpmvbe0emr9cu5oli03bpg">
               <w:r>
                 <w:rPr>
                   <w:color w:val="315CBB"/>
@@ -107,7 +107,7 @@
               </w:rPr>
               <w:t xml:space="preserve">   </w:t>
             </w:r>
-            <w:hyperlink w:history="1" r:id="rIdyu5br2zlqoq7yfwaod_tf">
+            <w:hyperlink w:history="1" r:id="rIdpk2q0e4qcdnwt_ezpdmlh">
               <w:r>
                 <w:rPr>
                   <w:color w:val="315CBB"/>
@@ -125,7 +125,7 @@
               </w:rPr>
               <w:t xml:space="preserve">   </w:t>
             </w:r>
-            <w:hyperlink w:history="1" r:id="rIdb-2fmbq0ihuvpz38utozf">
+            <w:hyperlink w:history="1" r:id="rIdk_nkp7j2nmw99fbi6cnqi">
               <w:r>
                 <w:rPr>
                   <w:color w:val="315CBB"/>
@@ -143,7 +143,7 @@
               </w:rPr>
               <w:t xml:space="preserve">   </w:t>
             </w:r>
-            <w:hyperlink w:history="1" r:id="rId-nheud7ell5bww2vzv1zk">
+            <w:hyperlink w:history="1" r:id="rIdams94sszzlu_s8yelv8_o">
               <w:r>
                 <w:rPr>
                   <w:color w:val="315CBB"/>
@@ -394,7 +394,7 @@
       <w:pPr>
         <w:spacing w:after="0" w:before="0" w:line="218"/>
       </w:pPr>
-      <w:hyperlink w:history="1" r:id="rIdfl3q9rtavxavdzf2yisce">
+      <w:hyperlink w:history="1" r:id="rIdr_-2ekq7q3-baqndpieq1">
         <w:r>
           <w:rPr>
             <w:color w:val="315CBB"/>
@@ -494,7 +494,7 @@
           <w:sz w:val="15"/>
           <w:szCs w:val="15"/>
         </w:rPr>
-        <w:t xml:space="preserve"> GPT 선택은 비용(약 2.5배)·시간 부담, 가중치·RRF 조정은 여러 값을 실험해도 점수가 비슷해, 선택지 안에서만 판단하는 Jev 채택.</w:t>
+        <w:t xml:space="preserve"> GPT 선택은 비용(약 2.5배)·시간 부담, 가중치·RRF 조정은 여러 값을 실험해도 점수가 비슷해, 요청 분류에서 먼저 검증한 Jev(정답 77 → 81/98건) 채택.</w:t>
       </w:r>
       <w:r>
         <w:br/>
@@ -552,7 +552,7 @@
           <w:sz w:val="17"/>
           <w:szCs w:val="17"/>
         </w:rPr>
-        <w:t xml:space="preserve">에이전트 실행 환경 - Skill·승인·라우팅과 대화 맥락</w:t>
+        <w:t xml:space="preserve">사용자 정의 Agent Skill과 승인 기반 실행</w:t>
       </w:r>
     </w:p>
     <w:p>
@@ -565,7 +565,7 @@
           <w:sz w:val="14"/>
           <w:szCs w:val="14"/>
         </w:rPr>
-        <w:t xml:space="preserve">반복 작업을 Skill로 저장·재사용하고 실제 변경은 사용자 승인 후 반영하도록 설계했습니다. 요청 분류에는 Jev를 적용했고, 모델에 보낼 대화 맥락과 편집 입력의 범위도 함께 정했습니다.</w:t>
+        <w:t xml:space="preserve">반복 작업을 Skill로 저장·재사용하고, AI가 만든 변경은 사용자가 승인한 뒤에만 반영되도록 설계했습니다.</w:t>
       </w:r>
     </w:p>
     <w:p>
@@ -675,6 +675,35 @@
     </w:p>
     <w:p>
       <w:pPr>
+        <w:keepNext/>
+        <w:spacing w:after="45" w:before="105" w:line="247"/>
+      </w:pPr>
+      <w:r>
+        <w:rPr>
+          <w:b/>
+          <w:bCs/>
+          <w:color w:val="315CBB"/>
+          <w:sz w:val="17"/>
+          <w:szCs w:val="17"/>
+        </w:rPr>
+        <w:t xml:space="preserve">PDF 문서 변환</w:t>
+      </w:r>
+    </w:p>
+    <w:p>
+      <w:pPr>
+        <w:spacing w:after="60" w:before="0" w:line="203"/>
+      </w:pPr>
+      <w:r>
+        <w:rPr>
+          <w:color w:val="607089"/>
+          <w:sz w:val="14"/>
+          <w:szCs w:val="14"/>
+        </w:rPr>
+        <w:t xml:space="preserve">사용자가 올린 논문 PDF를 검색과 답변에 쓸 수 있도록, 표·수식까지 보존하는 Markdown으로 변환했습니다.</w:t>
+      </w:r>
+    </w:p>
+    <w:p>
+      <w:pPr>
         <w:pStyle w:val="ListParagraph"/>
         <w:numPr>
           <w:ilvl w:val="0"/>
@@ -691,7 +720,7 @@
           <w:sz w:val="15"/>
           <w:szCs w:val="15"/>
         </w:rPr>
-        <w:t xml:space="preserve">Jev 기반 요청 분류 개선</w:t>
+        <w:t xml:space="preserve">PDF → Markdown 변환</w:t>
       </w:r>
       <w:r>
         <w:br/>
@@ -712,7 +741,7 @@
           <w:sz w:val="15"/>
           <w:szCs w:val="15"/>
         </w:rPr>
-        <w:t xml:space="preserve"> 질문을 편집으로 분류하는 등 잘못된 작업으로 이어져 서비스 신뢰성에 직결.</w:t>
+        <w:t xml:space="preserve"> 논문 PDF의 표·수식이 깨지면 Wiki와 답변의 근거가 되는 수치를 쓸 수 없음.</w:t>
       </w:r>
       <w:r>
         <w:br/>
@@ -733,7 +762,7 @@
           <w:sz w:val="15"/>
           <w:szCs w:val="15"/>
         </w:rPr>
-        <w:t xml:space="preserve"> 정해진 선택지 안에서 고르는 Jev가 분류에 맞다고 보고, 출시 직후 모델이라 위험이 작은 요청 분류에서 먼저 검증.</w:t>
+        <w:t xml:space="preserve"> 깨진 곳만 고치는 방식은 탐지가 오류를 놓쳤고, 전체 AI 변환은 표·수식 정확도와 비용이 부족해 내용 유형별 처리로 전환. 본문은 추출이 빠른 AnyDoc, 복원은 GPU 운영비가 드는 sLLM 대신 상용 LLM API.</w:t>
       </w:r>
       <w:r>
         <w:br/>
@@ -754,7 +783,7 @@
           <w:sz w:val="15"/>
           <w:szCs w:val="15"/>
         </w:rPr>
-        <w:t xml:space="preserve"> 작업 종류와 부가 조건을 고르는 라우팅에 Jev를 적용하고, 같은 요청 98개로 기존 방식·GPT-5-nano와 비교.</w:t>
+        <w:t xml:space="preserve"> 본문은 AnyDoc으로 추출해 깨진 부분만 AI로 보완, 표·수식은 원본 영역을 따로 판독, 그림은 원본 보존.</w:t>
       </w:r>
       <w:r>
         <w:br/>
@@ -775,86 +804,7 @@
           <w:sz w:val="15"/>
           <w:szCs w:val="15"/>
         </w:rPr>
-        <w:t xml:space="preserve"> 작업 종류·조건 정답 77 → 81건(GPT-5-nano 63건), 판단 시간 중앙값 8.967초 → 0.658초.</w:t>
-      </w:r>
-    </w:p>
-    <w:p>
-      <w:pPr>
-        <w:pStyle w:val="ListParagraph"/>
-        <w:numPr>
-          <w:ilvl w:val="0"/>
-          <w:numId w:val="1"/>
-        </w:numPr>
-        <w:spacing w:after="75" w:before="0" w:line="218"/>
-        <w:ind w:left="195" w:hanging="195"/>
-      </w:pPr>
-      <w:r>
-        <w:rPr>
-          <w:b/>
-          <w:bCs/>
-          <w:color w:val="203047"/>
-          <w:sz w:val="15"/>
-          <w:szCs w:val="15"/>
-        </w:rPr>
-        <w:t xml:space="preserve">대화 메모리와 편집 입력 범위</w:t>
-      </w:r>
-      <w:r>
-        <w:br/>
-      </w:r>
-      <w:r>
-        <w:rPr>
-          <w:b/>
-          <w:bCs/>
-          <w:color w:val="C0392B"/>
-          <w:sz w:val="15"/>
-          <w:szCs w:val="15"/>
-        </w:rPr>
-        <w:t xml:space="preserve">문제:</w:t>
-      </w:r>
-      <w:r>
-        <w:rPr>
-          <w:color w:val="203047"/>
-          <w:sz w:val="15"/>
-          <w:szCs w:val="15"/>
-        </w:rPr>
-        <w:t xml:space="preserve"> 대화와 문서를 통째로 모델에 보내면 비용과 지연이 커짐.</w:t>
-      </w:r>
-      <w:r>
-        <w:br/>
-      </w:r>
-      <w:r>
-        <w:rPr>
-          <w:b/>
-          <w:bCs/>
-          <w:color w:val="1F6FEB"/>
-          <w:sz w:val="15"/>
-          <w:szCs w:val="15"/>
-        </w:rPr>
-        <w:t xml:space="preserve">해결:</w:t>
-      </w:r>
-      <w:r>
-        <w:rPr>
-          <w:color w:val="203047"/>
-          <w:sz w:val="15"/>
-          <w:szCs w:val="15"/>
-        </w:rPr>
-        <w:t xml:space="preserve"> 최근 메시지 6개 외에는 누적 요약으로 압축하고, 편집은 대상 줄과 주변 문맥만 전달해 1,000줄 문서 입력을 원문의 5.58%로 줄임.</w:t>
-      </w:r>
-    </w:p>
-    <w:p>
-      <w:pPr>
-        <w:keepNext/>
-        <w:spacing w:after="45" w:before="105" w:line="247"/>
-      </w:pPr>
-      <w:r>
-        <w:rPr>
-          <w:b/>
-          <w:bCs/>
-          <w:color w:val="315CBB"/>
-          <w:sz w:val="17"/>
-          <w:szCs w:val="17"/>
-        </w:rPr>
-        <w:t xml:space="preserve">실행 신뢰성과 LLM 추적</w:t>
+        <w:t xml:space="preserve"> 같은 30쪽·445단위 블라인드 평가에서 통과율 45.17% → 89.89%.</w:t>
       </w:r>
     </w:p>
     <w:p>
@@ -867,212 +817,7 @@
           <w:sz w:val="14"/>
           <w:szCs w:val="14"/>
         </w:rPr>
-        <w:t xml:space="preserve">AI가 이미 저장한 변경을 되돌리고, 실행 과정을 단계 단위로 확인할 수 있게 하는 작업입니다. 여러 저장소에 걸친 실행을 하나의 트랜잭션으로 묶을 수 없어 역작업으로 복구했습니다.</w:t>
-      </w:r>
-    </w:p>
-    <w:p>
-      <w:pPr>
-        <w:pStyle w:val="ListParagraph"/>
-        <w:numPr>
-          <w:ilvl w:val="0"/>
-          <w:numId w:val="1"/>
-        </w:numPr>
-        <w:spacing w:after="75" w:before="0" w:line="218"/>
-        <w:ind w:left="195" w:hanging="195"/>
-      </w:pPr>
-      <w:r>
-        <w:rPr>
-          <w:b/>
-          <w:bCs/>
-          <w:color w:val="203047"/>
-          <w:sz w:val="15"/>
-          <w:szCs w:val="15"/>
-        </w:rPr>
-        <w:t xml:space="preserve">취소한 작업의 역순 복구</w:t>
-      </w:r>
-      <w:r>
-        <w:br/>
-      </w:r>
-      <w:r>
-        <w:rPr>
-          <w:b/>
-          <w:bCs/>
-          <w:color w:val="C0392B"/>
-          <w:sz w:val="15"/>
-          <w:szCs w:val="15"/>
-        </w:rPr>
-        <w:t xml:space="preserve">문제:</w:t>
-      </w:r>
-      <w:r>
-        <w:rPr>
-          <w:color w:val="203047"/>
-          <w:sz w:val="15"/>
-          <w:szCs w:val="15"/>
-        </w:rPr>
-        <w:t xml:space="preserve"> AI 작업이 모델 호출 사이에 문서·폴더·Wiki·Skill을 여러 번 저장해, 실행만 멈추면 일부 변경이 남음.</w:t>
-      </w:r>
-      <w:r>
-        <w:br/>
-      </w:r>
-      <w:r>
-        <w:rPr>
-          <w:b/>
-          <w:bCs/>
-          <w:color w:val="1F6FEB"/>
-          <w:sz w:val="15"/>
-          <w:szCs w:val="15"/>
-        </w:rPr>
-        <w:t xml:space="preserve">해결:</w:t>
-      </w:r>
-      <w:r>
-        <w:rPr>
-          <w:color w:val="203047"/>
-          <w:sz w:val="15"/>
-          <w:szCs w:val="15"/>
-        </w:rPr>
-        <w:t xml:space="preserve"> 취소 상태를 먼저 저장해 후속 쓰기를 막고, 변경 전 snapshot과 승인에 연결된 멱등키로 자식부터 역순 복구. 복구는 모델 호출 없이 실행 기록만 쓰고, 전체 복구를 확인해야 취소가 확정.</w:t>
-      </w:r>
-    </w:p>
-    <w:p>
-      <w:pPr>
-        <w:pStyle w:val="ListParagraph"/>
-        <w:numPr>
-          <w:ilvl w:val="0"/>
-          <w:numId w:val="1"/>
-        </w:numPr>
-        <w:spacing w:after="75" w:before="0" w:line="218"/>
-        <w:ind w:left="195" w:hanging="195"/>
-      </w:pPr>
-      <w:r>
-        <w:rPr>
-          <w:b/>
-          <w:bCs/>
-          <w:color w:val="203047"/>
-          <w:sz w:val="15"/>
-          <w:szCs w:val="15"/>
-        </w:rPr>
-        <w:t xml:space="preserve">다른 작업의 기여를 지우지 않는 복구</w:t>
-      </w:r>
-      <w:r>
-        <w:br/>
-      </w:r>
-      <w:r>
-        <w:rPr>
-          <w:b/>
-          <w:bCs/>
-          <w:color w:val="C0392B"/>
-          <w:sz w:val="15"/>
-          <w:szCs w:val="15"/>
-        </w:rPr>
-        <w:t xml:space="preserve">문제:</w:t>
-      </w:r>
-      <w:r>
-        <w:rPr>
-          <w:color w:val="203047"/>
-          <w:sz w:val="15"/>
-          <w:szCs w:val="15"/>
-        </w:rPr>
-        <w:t xml:space="preserve"> 개념 페이지가 여러 문서의 기여를 합친 결과라, 과거 snapshot으로 덮으면 다른 문서의 정상 기여까지 사라짐.</w:t>
-      </w:r>
-      <w:r>
-        <w:br/>
-      </w:r>
-      <w:r>
-        <w:rPr>
-          <w:b/>
-          <w:bCs/>
-          <w:color w:val="1F6FEB"/>
-          <w:sz w:val="15"/>
-          <w:szCs w:val="15"/>
-        </w:rPr>
-        <w:t xml:space="preserve">해결:</w:t>
-      </w:r>
-      <w:r>
-        <w:rPr>
-          <w:color w:val="203047"/>
-          <w:sz w:val="15"/>
-          <w:szCs w:val="15"/>
-        </w:rPr>
-        <w:t xml:space="preserve"> 작업·revision·문서별 기여를 덧붙이기만 하는 이력으로 남기고 복구 시 대상 기여만 제외해 재조립.</w:t>
-      </w:r>
-    </w:p>
-    <w:p>
-      <w:pPr>
-        <w:pStyle w:val="ListParagraph"/>
-        <w:numPr>
-          <w:ilvl w:val="0"/>
-          <w:numId w:val="1"/>
-        </w:numPr>
-        <w:spacing w:after="75" w:before="0" w:line="218"/>
-        <w:ind w:left="195" w:hanging="195"/>
-      </w:pPr>
-      <w:r>
-        <w:rPr>
-          <w:b/>
-          <w:bCs/>
-          <w:color w:val="203047"/>
-          <w:sz w:val="15"/>
-          <w:szCs w:val="15"/>
-        </w:rPr>
-        <w:t xml:space="preserve">LLM 실행 추적과 민감정보 경계</w:t>
-      </w:r>
-      <w:r>
-        <w:br/>
-      </w:r>
-      <w:r>
-        <w:rPr>
-          <w:b/>
-          <w:bCs/>
-          <w:color w:val="C0392B"/>
-          <w:sz w:val="15"/>
-          <w:szCs w:val="15"/>
-        </w:rPr>
-        <w:t xml:space="preserve">문제:</w:t>
-      </w:r>
-      <w:r>
-        <w:rPr>
-          <w:color w:val="203047"/>
-          <w:sz w:val="15"/>
-          <w:szCs w:val="15"/>
-        </w:rPr>
-        <w:t xml:space="preserve"> 평가 루프가 일반 Python 흐름이라 단계별로 볼 수 없고, 추적에 보내는 내용에 민감정보가 섞일 수 있었음.</w:t>
-      </w:r>
-      <w:r>
-        <w:br/>
-      </w:r>
-      <w:r>
-        <w:rPr>
-          <w:b/>
-          <w:bCs/>
-          <w:color w:val="1F6FEB"/>
-          <w:sz w:val="15"/>
-          <w:szCs w:val="15"/>
-        </w:rPr>
-        <w:t xml:space="preserve">해결:</w:t>
-      </w:r>
-      <w:r>
-        <w:rPr>
-          <w:color w:val="203047"/>
-          <w:sz w:val="15"/>
-          <w:szCs w:val="15"/>
-        </w:rPr>
-        <w:t xml:space="preserve"> 평가 루프를 LangGraph 그래프로 재구성해 생성·평가·재시도를 노드 단위로 추적. Agent 그래프는 추적을 끄고 도구 조회 원문을 상태 저장에서 제외하며, 자체 프롬프트 로그는 기록 전 숫자 개인정보를 마스킹.</w:t>
-      </w:r>
-    </w:p>
-    <w:p>
-      <w:pPr>
-        <w:keepNext/>
-        <w:spacing w:after="45" w:before="105" w:line="247"/>
-      </w:pPr>
-      <w:r>
-        <w:rPr>
-          <w:b/>
-          <w:bCs/>
-          <w:color w:val="315CBB"/>
-          <w:sz w:val="17"/>
-          <w:szCs w:val="17"/>
-        </w:rPr>
-        <w:t xml:space="preserve">문서 확장자 변환 파이프라인 구축과 Wiki 생성 시간 개선</w:t>
+        <w:t xml:space="preserve">MSA: 기능별로만 나누면 DB 부하는 그대로이고 서비스 간 호출만 늘어난다고 보고 데이터 소유권 기준 분리를 제안, 팀원·멘토와 경계·통신 방식을 공동 설계.</w:t>
       </w:r>
     </w:p>
     <w:p>
@@ -1085,217 +830,7 @@
           <w:sz w:val="14"/>
           <w:szCs w:val="14"/>
         </w:rPr>
-        <w:t xml:space="preserve">사용자가 올린 PDF를 검색과 답변에 활용하도록 변환하고, 여러 문서의 Wiki 생성 시간을 줄였습니다.</w:t>
-      </w:r>
-    </w:p>
-    <w:p>
-      <w:pPr>
-        <w:pStyle w:val="ListParagraph"/>
-        <w:numPr>
-          <w:ilvl w:val="0"/>
-          <w:numId w:val="1"/>
-        </w:numPr>
-        <w:spacing w:after="75" w:before="0" w:line="218"/>
-        <w:ind w:left="195" w:hanging="195"/>
-      </w:pPr>
-      <w:r>
-        <w:rPr>
-          <w:b/>
-          <w:bCs/>
-          <w:color w:val="203047"/>
-          <w:sz w:val="15"/>
-          <w:szCs w:val="15"/>
-        </w:rPr>
-        <w:t xml:space="preserve">PDF → Markdown 변환</w:t>
-      </w:r>
-      <w:r>
-        <w:br/>
-      </w:r>
-      <w:r>
-        <w:rPr>
-          <w:b/>
-          <w:bCs/>
-          <w:color w:val="C0392B"/>
-          <w:sz w:val="15"/>
-          <w:szCs w:val="15"/>
-        </w:rPr>
-        <w:t xml:space="preserve">문제:</w:t>
-      </w:r>
-      <w:r>
-        <w:rPr>
-          <w:color w:val="203047"/>
-          <w:sz w:val="15"/>
-          <w:szCs w:val="15"/>
-        </w:rPr>
-        <w:t xml:space="preserve"> 논문 PDF의 표·수식이 깨지면 Wiki와 답변의 근거가 되는 수치를 쓸 수 없음.</w:t>
-      </w:r>
-      <w:r>
-        <w:br/>
-      </w:r>
-      <w:r>
-        <w:rPr>
-          <w:b/>
-          <w:bCs/>
-          <w:color w:val="B9770E"/>
-          <w:sz w:val="15"/>
-          <w:szCs w:val="15"/>
-        </w:rPr>
-        <w:t xml:space="preserve">판단:</w:t>
-      </w:r>
-      <w:r>
-        <w:rPr>
-          <w:color w:val="203047"/>
-          <w:sz w:val="15"/>
-          <w:szCs w:val="15"/>
-        </w:rPr>
-        <w:t xml:space="preserve"> 깨진 곳만 고치는 방식은 탐지가 오류를 놓쳤고, 전체 AI 변환은 표·수식 정확도와 비용이 부족해 내용 유형별 처리로 전환. 본문은 추출이 빠른 AnyDoc, 복원은 GPU 운영비가 드는 sLLM 대신 상용 LLM API.</w:t>
-      </w:r>
-      <w:r>
-        <w:br/>
-      </w:r>
-      <w:r>
-        <w:rPr>
-          <w:b/>
-          <w:bCs/>
-          <w:color w:val="1F6FEB"/>
-          <w:sz w:val="15"/>
-          <w:szCs w:val="15"/>
-        </w:rPr>
-        <w:t xml:space="preserve">해결:</w:t>
-      </w:r>
-      <w:r>
-        <w:rPr>
-          <w:color w:val="203047"/>
-          <w:sz w:val="15"/>
-          <w:szCs w:val="15"/>
-        </w:rPr>
-        <w:t xml:space="preserve"> 본문은 AnyDoc으로 추출해 깨진 부분만 AI로 보완, 표·수식은 원본 영역을 따로 판독, 그림은 원본 보존.</w:t>
-      </w:r>
-      <w:r>
-        <w:br/>
-      </w:r>
-      <w:r>
-        <w:rPr>
-          <w:b/>
-          <w:bCs/>
-          <w:color w:val="1E8449"/>
-          <w:sz w:val="15"/>
-          <w:szCs w:val="15"/>
-        </w:rPr>
-        <w:t xml:space="preserve">성과:</w:t>
-      </w:r>
-      <w:r>
-        <w:rPr>
-          <w:color w:val="203047"/>
-          <w:sz w:val="15"/>
-          <w:szCs w:val="15"/>
-        </w:rPr>
-        <w:t xml:space="preserve"> 같은 30쪽·445단위 블라인드 평가에서 통과율 45.17% → 89.89%.</w:t>
-      </w:r>
-    </w:p>
-    <w:p>
-      <w:pPr>
-        <w:pStyle w:val="ListParagraph"/>
-        <w:numPr>
-          <w:ilvl w:val="0"/>
-          <w:numId w:val="1"/>
-        </w:numPr>
-        <w:spacing w:after="75" w:before="0" w:line="218"/>
-        <w:ind w:left="195" w:hanging="195"/>
-      </w:pPr>
-      <w:r>
-        <w:rPr>
-          <w:b/>
-          <w:bCs/>
-          <w:color w:val="203047"/>
-          <w:sz w:val="15"/>
-          <w:szCs w:val="15"/>
-        </w:rPr>
-        <w:t xml:space="preserve">문서의 Wiki 생성 병렬화</w:t>
-      </w:r>
-      <w:r>
-        <w:br/>
-      </w:r>
-      <w:r>
-        <w:rPr>
-          <w:b/>
-          <w:bCs/>
-          <w:color w:val="C0392B"/>
-          <w:sz w:val="15"/>
-          <w:szCs w:val="15"/>
-        </w:rPr>
-        <w:t xml:space="preserve">문제:</w:t>
-      </w:r>
-      <w:r>
-        <w:rPr>
-          <w:color w:val="203047"/>
-          <w:sz w:val="15"/>
-          <w:szCs w:val="15"/>
-        </w:rPr>
-        <w:t xml:space="preserve"> 문서를 하나씩 처리해 대형 문서일수록 Wiki 생성 대기가 길어짐.</w:t>
-      </w:r>
-      <w:r>
-        <w:br/>
-      </w:r>
-      <w:r>
-        <w:rPr>
-          <w:b/>
-          <w:bCs/>
-          <w:color w:val="B9770E"/>
-          <w:sz w:val="15"/>
-          <w:szCs w:val="15"/>
-        </w:rPr>
-        <w:t xml:space="preserve">판단:</w:t>
-      </w:r>
-      <w:r>
-        <w:rPr>
-          <w:color w:val="203047"/>
-          <w:sz w:val="15"/>
-          <w:szCs w:val="15"/>
-        </w:rPr>
-        <w:t xml:space="preserve"> Worker 수·동시 요청·GPU 병렬을 각각 비교. 외부 AI 응답 대기에는 Worker 증설이 효과적이었고, 동시 요청과 GPU 병렬은 오히려 느려져 제외. 메모리 약 4배 증가는 EKS 분산 배치로 감수.</w:t>
-      </w:r>
-      <w:r>
-        <w:br/>
-      </w:r>
-      <w:r>
-        <w:rPr>
-          <w:b/>
-          <w:bCs/>
-          <w:color w:val="1F6FEB"/>
-          <w:sz w:val="15"/>
-          <w:szCs w:val="15"/>
-        </w:rPr>
-        <w:t xml:space="preserve">해결:</w:t>
-      </w:r>
-      <w:r>
-        <w:rPr>
-          <w:color w:val="203047"/>
-          <w:sz w:val="15"/>
-          <w:szCs w:val="15"/>
-        </w:rPr>
-        <w:t xml:space="preserve"> Kafka로 문서별 작업을 나눠 Worker 최대 4개로 처리.</w:t>
-      </w:r>
-      <w:r>
-        <w:br/>
-      </w:r>
-      <w:r>
-        <w:rPr>
-          <w:b/>
-          <w:bCs/>
-          <w:color w:val="1E8449"/>
-          <w:sz w:val="15"/>
-          <w:szCs w:val="15"/>
-        </w:rPr>
-        <w:t xml:space="preserve">성과:</w:t>
-      </w:r>
-      <w:r>
-        <w:rPr>
-          <w:color w:val="203047"/>
-          <w:sz w:val="15"/>
-          <w:szCs w:val="15"/>
-        </w:rPr>
-        <w:t xml:space="preserve"> 문서 4개 분석 시간 282.11초 → 73.89초(약 74% 단축).</w:t>
+        <w:t xml:space="preserve">수치는 모두 내부 평가 기준입니다.</w:t>
       </w:r>
     </w:p>
     <w:p>
@@ -1308,32 +843,6 @@
           <w:sz w:val="14"/>
           <w:szCs w:val="14"/>
         </w:rPr>
-        <w:t xml:space="preserve">MSA: 기능별로만 나누면 DB 부하는 그대로이고 서비스 간 호출만 늘어난다고 보고 데이터 소유권 기준 분리를 제안, 팀원·멘토와 경계·통신 방식을 공동 설계.</w:t>
-      </w:r>
-    </w:p>
-    <w:p>
-      <w:pPr>
-        <w:spacing w:after="60" w:before="0" w:line="203"/>
-      </w:pPr>
-      <w:r>
-        <w:rPr>
-          <w:color w:val="607089"/>
-          <w:sz w:val="14"/>
-          <w:szCs w:val="14"/>
-        </w:rPr>
-        <w:t xml:space="preserve">수치는 내부 평가 기준이며, 병렬 처리 시간은 저장·후처리를 제외한 분석 단계 기준입니다.</w:t>
-      </w:r>
-    </w:p>
-    <w:p>
-      <w:pPr>
-        <w:spacing w:after="60" w:before="0" w:line="203"/>
-      </w:pPr>
-      <w:r>
-        <w:rPr>
-          <w:color w:val="607089"/>
-          <w:sz w:val="14"/>
-          <w:szCs w:val="14"/>
-        </w:rPr>
         <w:t xml:space="preserve">문제 해결 과정과 실험 결과는 상세 포트폴리오에서 볼 수 있습니다.</w:t>
       </w:r>
     </w:p>
@@ -1341,7 +850,7 @@
       <w:pPr>
         <w:spacing w:after="0" w:before="75" w:line="218"/>
       </w:pPr>
-      <w:hyperlink w:history="1" r:id="rIdefl0lsy-cxqdeb2gc4pmd">
+      <w:hyperlink w:history="1" r:id="rId_gpdmuwhf1obgsgoio8on">
         <w:r>
           <w:rPr>
             <w:color w:val="315CBB"/>
@@ -1359,7 +868,7 @@
         </w:rPr>
         <w:t xml:space="preserve">   </w:t>
       </w:r>
-      <w:hyperlink w:history="1" r:id="rIdgagardlmdpp0k7lpwn-_c">
+      <w:hyperlink w:history="1" r:id="rIdf6yjvfgychwsejuenngei">
         <w:r>
           <w:rPr>
             <w:color w:val="315CBB"/>
@@ -1377,7 +886,7 @@
         </w:rPr>
         <w:t xml:space="preserve">   </w:t>
       </w:r>
-      <w:hyperlink w:history="1" r:id="rIdev5q7rj75dhrmivtd67li">
+      <w:hyperlink w:history="1" r:id="rIdvbcrfmbiqdbzhxh23g2vy">
         <w:r>
           <w:rPr>
             <w:color w:val="315CBB"/>
@@ -1385,24 +894,6 @@
             <w:szCs w:val="15"/>
           </w:rPr>
           <w:t xml:space="preserve">PDF 변환 ↗</w:t>
-        </w:r>
-      </w:hyperlink>
-      <w:r>
-        <w:rPr>
-          <w:color w:val="203047"/>
-          <w:sz w:val="15"/>
-          <w:szCs w:val="15"/>
-        </w:rPr>
-        <w:t xml:space="preserve">   </w:t>
-      </w:r>
-      <w:hyperlink w:history="1" r:id="rIdlb_k4ltehybib4ek-ogyy">
-        <w:r>
-          <w:rPr>
-            <w:color w:val="315CBB"/>
-            <w:sz w:val="15"/>
-            <w:szCs w:val="15"/>
-          </w:rPr>
-          <w:t xml:space="preserve">문서 병렬 처리 ↗</w:t>
         </w:r>
       </w:hyperlink>
       <w:r>
@@ -1542,7 +1033,7 @@
       <w:pPr>
         <w:spacing w:after="0" w:before="0" w:line="218"/>
       </w:pPr>
-      <w:hyperlink w:history="1" r:id="rIdrts8iucyx_eqfgnjvc9om">
+      <w:hyperlink w:history="1" r:id="rIdb-dtrxdg9laxmdrrydia6">
         <w:r>
           <w:rPr>
             <w:color w:val="315CBB"/>
@@ -1811,22 +1302,6 @@
     </w:p>
     <w:p>
       <w:pPr>
-        <w:keepNext/>
-        <w:spacing w:after="45" w:before="105" w:line="247"/>
-      </w:pPr>
-      <w:r>
-        <w:rPr>
-          <w:b/>
-          <w:bCs/>
-          <w:color w:val="315CBB"/>
-          <w:sz w:val="17"/>
-          <w:szCs w:val="17"/>
-        </w:rPr>
-        <w:t xml:space="preserve">백엔드 기능 구현</w:t>
-      </w:r>
-    </w:p>
-    <w:p>
-      <w:pPr>
         <w:spacing w:after="60" w:before="0" w:line="203"/>
       </w:pPr>
       <w:r>
@@ -1835,170 +1310,6 @@
           <w:sz w:val="14"/>
           <w:szCs w:val="14"/>
         </w:rPr>
-        <w:t xml:space="preserve">앱에서 약품을 찾고 복약 위험정보를 확인하며, 복약 알림·기록과 가족 프로필을 사용할 수 있도록 서버 기능을 구현했습니다. 모바일 앱과 사용자·보안 기능을 맡은 팀원과 연동했습니다.</w:t>
-      </w:r>
-    </w:p>
-    <w:p>
-      <w:pPr>
-        <w:pStyle w:val="ListParagraph"/>
-        <w:numPr>
-          <w:ilvl w:val="0"/>
-          <w:numId w:val="1"/>
-        </w:numPr>
-        <w:spacing w:after="75" w:before="0" w:line="218"/>
-        <w:ind w:left="195" w:hanging="195"/>
-      </w:pPr>
-      <w:r>
-        <w:rPr>
-          <w:color w:val="203047"/>
-          <w:sz w:val="15"/>
-          <w:szCs w:val="15"/>
-        </w:rPr>
-        <w:t xml:space="preserve">Java·Spring Boot 기반 의약품 DB 설계, 검색·자동완성과 복약 위험정보(DUR) 표출 구현. 부분 일치·자동완성은 Elasticsearch로, 반복되는 위험정보 조회는 Redis 캐시로 처리해 검색 응답 5~7초 → 평균 0.8초.</w:t>
-      </w:r>
-    </w:p>
-    <w:p>
-      <w:pPr>
-        <w:pStyle w:val="ListParagraph"/>
-        <w:numPr>
-          <w:ilvl w:val="0"/>
-          <w:numId w:val="1"/>
-        </w:numPr>
-        <w:spacing w:after="75" w:before="0" w:line="218"/>
-        <w:ind w:left="195" w:hanging="195"/>
-      </w:pPr>
-      <w:r>
-        <w:rPr>
-          <w:color w:val="203047"/>
-          <w:sz w:val="15"/>
-          <w:szCs w:val="15"/>
-        </w:rPr>
-        <w:t xml:space="preserve">FCM 복약 알림·로그, 딥링크 친구 초대, 가족 프로필 전환을 구현하고, Notion에 API 문서·회의록·ADR을 남겨 의사결정을 공유했습니다.</w:t>
-      </w:r>
-    </w:p>
-    <w:p>
-      <w:pPr>
-        <w:keepNext/>
-        <w:spacing w:after="45" w:before="105" w:line="247"/>
-      </w:pPr>
-      <w:r>
-        <w:rPr>
-          <w:b/>
-          <w:bCs/>
-          <w:color w:val="315CBB"/>
-          <w:sz w:val="17"/>
-          <w:szCs w:val="17"/>
-        </w:rPr>
-        <w:t xml:space="preserve">전시 현장 피드백을 반영한 기능 확장</w:t>
-      </w:r>
-    </w:p>
-    <w:p>
-      <w:pPr>
-        <w:spacing w:after="60" w:before="0" w:line="203"/>
-      </w:pPr>
-      <w:r>
-        <w:rPr>
-          <w:color w:val="607089"/>
-          <w:sz w:val="14"/>
-          <w:szCs w:val="14"/>
-        </w:rPr>
-        <w:t xml:space="preserve">부산대학교 대표 전시팀으로 두 차례 부스를 운영하며 방문자 100명 이상에게 시연하고 피드백 10건을 받았습니다. 대부분이 건강기능식품 요청이어서 보유한 데이터 범위에서 기능으로 연결했습니다.</w:t>
-      </w:r>
-    </w:p>
-    <w:p>
-      <w:pPr>
-        <w:pStyle w:val="ListParagraph"/>
-        <w:numPr>
-          <w:ilvl w:val="0"/>
-          <w:numId w:val="1"/>
-        </w:numPr>
-        <w:spacing w:after="75" w:before="0" w:line="218"/>
-        <w:ind w:left="195" w:hanging="195"/>
-      </w:pPr>
-      <w:r>
-        <w:rPr>
-          <w:b/>
-          <w:bCs/>
-          <w:color w:val="203047"/>
-          <w:sz w:val="15"/>
-          <w:szCs w:val="15"/>
-        </w:rPr>
-        <w:t xml:space="preserve">건강기능식품 지원 확대</w:t>
-      </w:r>
-      <w:r>
-        <w:br/>
-      </w:r>
-      <w:r>
-        <w:rPr>
-          <w:b/>
-          <w:bCs/>
-          <w:color w:val="C0392B"/>
-          <w:sz w:val="15"/>
-          <w:szCs w:val="15"/>
-        </w:rPr>
-        <w:t xml:space="preserve">문제:</w:t>
-      </w:r>
-      <w:r>
-        <w:rPr>
-          <w:color w:val="203047"/>
-          <w:sz w:val="15"/>
-          <w:szCs w:val="15"/>
-        </w:rPr>
-        <w:t xml:space="preserve"> 첫 전시에서 의약품만 확인할 수 있어, 건강기능식품도 함께 보고 싶다는 요청을 받음.</w:t>
-      </w:r>
-      <w:r>
-        <w:br/>
-      </w:r>
-      <w:r>
-        <w:rPr>
-          <w:b/>
-          <w:bCs/>
-          <w:color w:val="1F6FEB"/>
-          <w:sz w:val="15"/>
-          <w:szCs w:val="15"/>
-        </w:rPr>
-        <w:t xml:space="preserve">해결:</w:t>
-      </w:r>
-      <w:r>
-        <w:rPr>
-          <w:color w:val="203047"/>
-          <w:sz w:val="15"/>
-          <w:szCs w:val="15"/>
-        </w:rPr>
-        <w:t xml:space="preserve"> 보유한 건강기능식품 데이터 범위에서 검색·자동완성 대상에 추가하고, 복용 주의·병용 정보 표출, 복약 알림·기록 등록, 챗봇 답변 대상까지 확장.</w:t>
-      </w:r>
-      <w:r>
-        <w:br/>
-      </w:r>
-      <w:r>
-        <w:rPr>
-          <w:b/>
-          <w:bCs/>
-          <w:color w:val="1E8449"/>
-          <w:sz w:val="15"/>
-          <w:szCs w:val="15"/>
-        </w:rPr>
-        <w:t xml:space="preserve">성과:</w:t>
-      </w:r>
-      <w:r>
-        <w:rPr>
-          <w:color w:val="203047"/>
-          <w:sz w:val="15"/>
-          <w:szCs w:val="15"/>
-        </w:rPr>
-        <w:t xml:space="preserve"> 전시에서 받은 요청을 다음 개발 범위로 연결. 확보한 데이터에 한정되며 의약품과 같은 전수 정보는 아님.</w:t>
-      </w:r>
-    </w:p>
-    <w:p>
-      <w:pPr>
-        <w:spacing w:after="60" w:before="0" w:line="203"/>
-      </w:pPr>
-      <w:r>
-        <w:rPr>
-          <w:color w:val="607089"/>
-          <w:sz w:val="14"/>
-          <w:szCs w:val="14"/>
-        </w:rPr>
         <w:t xml:space="preserve">문제 해결 과정과 실험 결과는 상세 포트폴리오에서 볼 수 있습니다.</w:t>
       </w:r>
     </w:p>
@@ -2006,7 +1317,7 @@
       <w:pPr>
         <w:spacing w:after="0" w:before="75" w:line="218"/>
       </w:pPr>
-      <w:hyperlink w:history="1" r:id="rIdczsxfx5_mekcciegyk_dd">
+      <w:hyperlink w:history="1" r:id="rIdm3s1f66d9uvpdbnzvz0zk">
         <w:r>
           <w:rPr>
             <w:color w:val="315CBB"/>
@@ -2024,7 +1335,7 @@
         </w:rPr>
         <w:t xml:space="preserve">   </w:t>
       </w:r>
-      <w:hyperlink w:history="1" r:id="rIda6ubtefdjy0ovoiensnxm">
+      <w:hyperlink w:history="1" r:id="rIdy66cjs-b7rofcjz4jgu9v">
         <w:r>
           <w:rPr>
             <w:color w:val="315CBB"/>
@@ -2129,7 +1440,7 @@
                 <w:sz w:val="15"/>
                 <w:szCs w:val="15"/>
               </w:rPr>
-              <w:t xml:space="preserve">LangChain · LangGraph · Spring AI · RAG · LLM Evaluation · Prompt Injection 대응</w:t>
+              <w:t xml:space="preserve">LangChain · LangGraph · Spring AI · RAG</w:t>
             </w:r>
             <w:r>
               <w:br/>
@@ -2140,7 +1451,7 @@
                 <w:sz w:val="15"/>
                 <w:szCs w:val="15"/>
               </w:rPr>
-              <w:t xml:space="preserve">LangSmith · Elasticsearch · Weaviate</w:t>
+              <w:t xml:space="preserve">LangSmith · LLM Evaluation · LLM Guardrail</w:t>
             </w:r>
           </w:p>
         </w:tc>
@@ -2286,7 +1597,7 @@
                 <w:sz w:val="15"/>
                 <w:szCs w:val="15"/>
               </w:rPr>
-              <w:t xml:space="preserve">MySQL · PostgreSQL · Redis · Kafka</w:t>
+              <w:t xml:space="preserve">MySQL · PostgreSQL · Redis · Elasticsearch · Weaviate</w:t>
             </w:r>
             <w:r>
               <w:br/>
@@ -2297,7 +1608,7 @@
                 <w:sz w:val="15"/>
                 <w:szCs w:val="15"/>
               </w:rPr>
-              <w:t xml:space="preserve">Docker · Docker Compose · GitHub Actions</w:t>
+              <w:t xml:space="preserve">Docker · Docker Compose · GitHub Actions · Kafka </w:t>
             </w:r>
           </w:p>
         </w:tc>
@@ -2423,7 +1734,7 @@
             <w:pPr>
               <w:spacing w:after="0" w:before="0" w:line="218"/>
             </w:pPr>
-            <w:hyperlink w:history="1" r:id="rIdzb9tb41aval-kvtex83k-">
+            <w:hyperlink w:history="1" r:id="rIde0lhk_z5aimyqhtl_w3v1">
               <w:r>
                 <w:rPr>
                   <w:color w:val="315CBB"/>
@@ -2525,7 +1836,7 @@
             <w:pPr>
               <w:spacing w:after="0" w:before="75" w:line="218"/>
             </w:pPr>
-            <w:hyperlink w:history="1" r:id="rIdim9v9lu4ojlxlquoqxs7j">
+            <w:hyperlink w:history="1" r:id="rIdioz2nizbcwvs6q-4muf1u">
               <w:r>
                 <w:rPr>
                   <w:color w:val="315CBB"/>
@@ -2543,7 +1854,7 @@
               </w:rPr>
               <w:t xml:space="preserve">   </w:t>
             </w:r>
-            <w:hyperlink w:history="1" r:id="rId8ilqpwmari8zwdtbartjr">
+            <w:hyperlink w:history="1" r:id="rIdycizjdfns0tslkuvr27jc">
               <w:r>
                 <w:rPr>
                   <w:color w:val="315CBB"/>
@@ -2561,7 +1872,7 @@
               </w:rPr>
               <w:t xml:space="preserve">   </w:t>
             </w:r>
-            <w:hyperlink w:history="1" r:id="rIdauwwty7xlqi_tkx3zrzsr">
+            <w:hyperlink w:history="1" r:id="rIdzm_j17i4_jfpm5_jdbjpn">
               <w:r>
                 <w:rPr>
                   <w:color w:val="315CBB"/>
@@ -2972,7 +2283,7 @@
             <w:pPr>
               <w:spacing w:after="0" w:before="0" w:line="218"/>
             </w:pPr>
-            <w:hyperlink w:history="1" r:id="rIds1miwbawuwcpgnfzh-z6v">
+            <w:hyperlink w:history="1" r:id="rIdqw7dcli5c-qk2tuosbiyd">
               <w:r>
                 <w:rPr>
                   <w:color w:val="315CBB"/>

--- a/site/resume.docx
+++ b/site/resume.docx
@@ -89,7 +89,7 @@
             <w:pPr>
               <w:spacing w:after="0" w:before="75" w:line="218"/>
             </w:pPr>
-            <w:hyperlink w:history="1" r:id="rIdpmvbe0emr9cu5oli03bpg">
+            <w:hyperlink w:history="1" r:id="rId2psrwc-sbq-_mh1ojhqzt">
               <w:r>
                 <w:rPr>
                   <w:color w:val="315CBB"/>
@@ -107,7 +107,7 @@
               </w:rPr>
               <w:t xml:space="preserve">   </w:t>
             </w:r>
-            <w:hyperlink w:history="1" r:id="rIdpk2q0e4qcdnwt_ezpdmlh">
+            <w:hyperlink w:history="1" r:id="rIdvwqqamxbyeh5gbxuq_q2s">
               <w:r>
                 <w:rPr>
                   <w:color w:val="315CBB"/>
@@ -125,7 +125,7 @@
               </w:rPr>
               <w:t xml:space="preserve">   </w:t>
             </w:r>
-            <w:hyperlink w:history="1" r:id="rIdk_nkp7j2nmw99fbi6cnqi">
+            <w:hyperlink w:history="1" r:id="rIdwuxoa8uovpkpbczw9m8sh">
               <w:r>
                 <w:rPr>
                   <w:color w:val="315CBB"/>
@@ -143,7 +143,7 @@
               </w:rPr>
               <w:t xml:space="preserve">   </w:t>
             </w:r>
-            <w:hyperlink w:history="1" r:id="rIdams94sszzlu_s8yelv8_o">
+            <w:hyperlink w:history="1" r:id="rIdnyez831b9galmjhhyq_g9">
               <w:r>
                 <w:rPr>
                   <w:color w:val="315CBB"/>
@@ -202,7 +202,7 @@
           <w:sz w:val="15"/>
           <w:szCs w:val="15"/>
         </w:rPr>
-        <w:t xml:space="preserve">RAG 근거 선택: 근거 충족률 66.25% → 91.25%, 잘못된 근거 20 → 0건</w:t>
+        <w:t xml:space="preserve">RAG 근거 선택: 근거 충족률 66.25% → 91.25%, 답이 없는 질문에 근거를 붙인 경우 20 → 0건</w:t>
       </w:r>
     </w:p>
     <w:p>
@@ -394,7 +394,7 @@
       <w:pPr>
         <w:spacing w:after="0" w:before="0" w:line="218"/>
       </w:pPr>
-      <w:hyperlink w:history="1" r:id="rIdr_-2ekq7q3-baqndpieq1">
+      <w:hyperlink w:history="1" r:id="rIdwc1r47inhbj1eijip6hny">
         <w:r>
           <w:rPr>
             <w:color w:val="315CBB"/>
@@ -515,7 +515,7 @@
           <w:sz w:val="15"/>
           <w:szCs w:val="15"/>
         </w:rPr>
-        <w:t xml:space="preserve"> BGE-M3·BM25로 후보를 모으고 Jev가 최종 근거를 고르는 2단계 구조. 동일 후보·블라인드 교차 채점으로 비교한 뒤 후보 300개·4병렬로 조정.</w:t>
+        <w:t xml:space="preserve"> BGE-M3·BM25로 후보를 모으고 Jev가 최종 근거를 고르는 2단계 구조. 동일 후보·블라인드 교차 채점으로 비교한 뒤 후보를 300개로 줄이고 병렬 4·6·8·10을 비교해 정확도 차이 없이 가장 효율적인 8병렬로 조정.</w:t>
       </w:r>
       <w:r>
         <w:br/>
@@ -536,7 +536,7 @@
           <w:sz w:val="15"/>
           <w:szCs w:val="15"/>
         </w:rPr>
-        <w:t xml:space="preserve"> 답이 있는 80문항의 근거 충족률 66.25% → 91.25%. 선택 시간 중앙값 9.090초 → 2.251초(기존 0.431초보다 느림).</w:t>
+        <w:t xml:space="preserve"> 답이 있는 80문항의 근거 충족률 66.25% → 91.25%. 선택 시간 중앙값 9.090초 → 1.137초(기존 0.431초보다 느림).</w:t>
       </w:r>
     </w:p>
     <w:p>
@@ -850,7 +850,7 @@
       <w:pPr>
         <w:spacing w:after="0" w:before="75" w:line="218"/>
       </w:pPr>
-      <w:hyperlink w:history="1" r:id="rId_gpdmuwhf1obgsgoio8on">
+      <w:hyperlink w:history="1" r:id="rIdbjtpxhr28b1c0awezxzq9">
         <w:r>
           <w:rPr>
             <w:color w:val="315CBB"/>
@@ -868,7 +868,7 @@
         </w:rPr>
         <w:t xml:space="preserve">   </w:t>
       </w:r>
-      <w:hyperlink w:history="1" r:id="rIdf6yjvfgychwsejuenngei">
+      <w:hyperlink w:history="1" r:id="rIdi4ipcq1m3lnr61k4p1iim">
         <w:r>
           <w:rPr>
             <w:color w:val="315CBB"/>
@@ -886,7 +886,7 @@
         </w:rPr>
         <w:t xml:space="preserve">   </w:t>
       </w:r>
-      <w:hyperlink w:history="1" r:id="rIdvbcrfmbiqdbzhxh23g2vy">
+      <w:hyperlink w:history="1" r:id="rIdl86a2g-s8h1b6xj_7f5ho">
         <w:r>
           <w:rPr>
             <w:color w:val="315CBB"/>
@@ -1033,7 +1033,7 @@
       <w:pPr>
         <w:spacing w:after="0" w:before="0" w:line="218"/>
       </w:pPr>
-      <w:hyperlink w:history="1" r:id="rIdb-dtrxdg9laxmdrrydia6">
+      <w:hyperlink w:history="1" r:id="rIdw6k3wqlkk_jpjludl-ppc">
         <w:r>
           <w:rPr>
             <w:color w:val="315CBB"/>
@@ -1317,7 +1317,7 @@
       <w:pPr>
         <w:spacing w:after="0" w:before="75" w:line="218"/>
       </w:pPr>
-      <w:hyperlink w:history="1" r:id="rIdm3s1f66d9uvpdbnzvz0zk">
+      <w:hyperlink w:history="1" r:id="rIdqygdzb3n8qbhn1mj2sovi">
         <w:r>
           <w:rPr>
             <w:color w:val="315CBB"/>
@@ -1335,7 +1335,7 @@
         </w:rPr>
         <w:t xml:space="preserve">   </w:t>
       </w:r>
-      <w:hyperlink w:history="1" r:id="rIdy66cjs-b7rofcjz4jgu9v">
+      <w:hyperlink w:history="1" r:id="rIdr7zg3alvnhzox_pbccn4v">
         <w:r>
           <w:rPr>
             <w:color w:val="315CBB"/>
@@ -1734,7 +1734,7 @@
             <w:pPr>
               <w:spacing w:after="0" w:before="0" w:line="218"/>
             </w:pPr>
-            <w:hyperlink w:history="1" r:id="rIde0lhk_z5aimyqhtl_w3v1">
+            <w:hyperlink w:history="1" r:id="rIdxlxd4c1wvn_b1ukxy3pd7">
               <w:r>
                 <w:rPr>
                   <w:color w:val="315CBB"/>
@@ -1836,7 +1836,7 @@
             <w:pPr>
               <w:spacing w:after="0" w:before="75" w:line="218"/>
             </w:pPr>
-            <w:hyperlink w:history="1" r:id="rIdioz2nizbcwvs6q-4muf1u">
+            <w:hyperlink w:history="1" r:id="rId7paxpjuk4uz7pbtvm140j">
               <w:r>
                 <w:rPr>
                   <w:color w:val="315CBB"/>
@@ -1854,7 +1854,7 @@
               </w:rPr>
               <w:t xml:space="preserve">   </w:t>
             </w:r>
-            <w:hyperlink w:history="1" r:id="rIdycizjdfns0tslkuvr27jc">
+            <w:hyperlink w:history="1" r:id="rId5o5cp0pf9htu3mxfmm4et">
               <w:r>
                 <w:rPr>
                   <w:color w:val="315CBB"/>
@@ -1872,7 +1872,7 @@
               </w:rPr>
               <w:t xml:space="preserve">   </w:t>
             </w:r>
-            <w:hyperlink w:history="1" r:id="rIdzm_j17i4_jfpm5_jdbjpn">
+            <w:hyperlink w:history="1" r:id="rIdmshur5jna2ydf8cxwr-kw">
               <w:r>
                 <w:rPr>
                   <w:color w:val="315CBB"/>
@@ -2283,7 +2283,7 @@
             <w:pPr>
               <w:spacing w:after="0" w:before="0" w:line="218"/>
             </w:pPr>
-            <w:hyperlink w:history="1" r:id="rIdqw7dcli5c-qk2tuosbiyd">
+            <w:hyperlink w:history="1" r:id="rIdk1ouhtweyuxtc7o0yzyts">
               <w:r>
                 <w:rPr>
                   <w:color w:val="315CBB"/>

--- a/site/resume.docx
+++ b/site/resume.docx
@@ -89,7 +89,7 @@
             <w:pPr>
               <w:spacing w:after="0" w:before="75" w:line="218"/>
             </w:pPr>
-            <w:hyperlink w:history="1" r:id="rId2psrwc-sbq-_mh1ojhqzt">
+            <w:hyperlink w:history="1" r:id="rIdpzww29zitjhrvbz0_m4ko">
               <w:r>
                 <w:rPr>
                   <w:color w:val="315CBB"/>
@@ -107,7 +107,7 @@
               </w:rPr>
               <w:t xml:space="preserve">   </w:t>
             </w:r>
-            <w:hyperlink w:history="1" r:id="rIdvwqqamxbyeh5gbxuq_q2s">
+            <w:hyperlink w:history="1" r:id="rIdfgesonqno6hof3kl0t5ce">
               <w:r>
                 <w:rPr>
                   <w:color w:val="315CBB"/>
@@ -125,7 +125,7 @@
               </w:rPr>
               <w:t xml:space="preserve">   </w:t>
             </w:r>
-            <w:hyperlink w:history="1" r:id="rIdwuxoa8uovpkpbczw9m8sh">
+            <w:hyperlink w:history="1" r:id="rId6vwa4hb3s3b1mwy0qy0mn">
               <w:r>
                 <w:rPr>
                   <w:color w:val="315CBB"/>
@@ -143,7 +143,7 @@
               </w:rPr>
               <w:t xml:space="preserve">   </w:t>
             </w:r>
-            <w:hyperlink w:history="1" r:id="rIdnyez831b9galmjhhyq_g9">
+            <w:hyperlink w:history="1" r:id="rIdehxcwkpzfw6llu8cs_vfx">
               <w:r>
                 <w:rPr>
                   <w:color w:val="315CBB"/>
@@ -394,7 +394,7 @@
       <w:pPr>
         <w:spacing w:after="0" w:before="0" w:line="218"/>
       </w:pPr>
-      <w:hyperlink w:history="1" r:id="rIdwc1r47inhbj1eijip6hny">
+      <w:hyperlink w:history="1" r:id="rIdjxczh-l2hjwroizqs34rj">
         <w:r>
           <w:rPr>
             <w:color w:val="315CBB"/>
@@ -850,7 +850,7 @@
       <w:pPr>
         <w:spacing w:after="0" w:before="75" w:line="218"/>
       </w:pPr>
-      <w:hyperlink w:history="1" r:id="rIdbjtpxhr28b1c0awezxzq9">
+      <w:hyperlink w:history="1" r:id="rIdn1tdinjak_-znj1clj9jb">
         <w:r>
           <w:rPr>
             <w:color w:val="315CBB"/>
@@ -868,7 +868,7 @@
         </w:rPr>
         <w:t xml:space="preserve">   </w:t>
       </w:r>
-      <w:hyperlink w:history="1" r:id="rIdi4ipcq1m3lnr61k4p1iim">
+      <w:hyperlink w:history="1" r:id="rId5bmxuqv5qsbetyj9nitf1">
         <w:r>
           <w:rPr>
             <w:color w:val="315CBB"/>
@@ -886,7 +886,7 @@
         </w:rPr>
         <w:t xml:space="preserve">   </w:t>
       </w:r>
-      <w:hyperlink w:history="1" r:id="rIdl86a2g-s8h1b6xj_7f5ho">
+      <w:hyperlink w:history="1" r:id="rIdqs5riic1dahg3grf8cnmx">
         <w:r>
           <w:rPr>
             <w:color w:val="315CBB"/>
@@ -1033,7 +1033,7 @@
       <w:pPr>
         <w:spacing w:after="0" w:before="0" w:line="218"/>
       </w:pPr>
-      <w:hyperlink w:history="1" r:id="rIdw6k3wqlkk_jpjludl-ppc">
+      <w:hyperlink w:history="1" r:id="rIdyphhi2wi8orkf6fxnl2dy">
         <w:r>
           <w:rPr>
             <w:color w:val="315CBB"/>
@@ -1317,7 +1317,7 @@
       <w:pPr>
         <w:spacing w:after="0" w:before="75" w:line="218"/>
       </w:pPr>
-      <w:hyperlink w:history="1" r:id="rIdqygdzb3n8qbhn1mj2sovi">
+      <w:hyperlink w:history="1" r:id="rIde4f9slea1rjct8hkzapml">
         <w:r>
           <w:rPr>
             <w:color w:val="315CBB"/>
@@ -1335,7 +1335,7 @@
         </w:rPr>
         <w:t xml:space="preserve">   </w:t>
       </w:r>
-      <w:hyperlink w:history="1" r:id="rIdr7zg3alvnhzox_pbccn4v">
+      <w:hyperlink w:history="1" r:id="rIduq5xnanmc6p9ep_j_pqgp">
         <w:r>
           <w:rPr>
             <w:color w:val="315CBB"/>
@@ -1734,7 +1734,7 @@
             <w:pPr>
               <w:spacing w:after="0" w:before="0" w:line="218"/>
             </w:pPr>
-            <w:hyperlink w:history="1" r:id="rIdxlxd4c1wvn_b1ukxy3pd7">
+            <w:hyperlink w:history="1" r:id="rIdsvi_2wv7mxy2lzffbh_nd">
               <w:r>
                 <w:rPr>
                   <w:color w:val="315CBB"/>
@@ -1836,7 +1836,7 @@
             <w:pPr>
               <w:spacing w:after="0" w:before="75" w:line="218"/>
             </w:pPr>
-            <w:hyperlink w:history="1" r:id="rId7paxpjuk4uz7pbtvm140j">
+            <w:hyperlink w:history="1" r:id="rIdnbxkkybulsucpoe10aqda">
               <w:r>
                 <w:rPr>
                   <w:color w:val="315CBB"/>
@@ -1854,7 +1854,7 @@
               </w:rPr>
               <w:t xml:space="preserve">   </w:t>
             </w:r>
-            <w:hyperlink w:history="1" r:id="rId5o5cp0pf9htu3mxfmm4et">
+            <w:hyperlink w:history="1" r:id="rIdnlllxvf6xxbvjv0zmdkgd">
               <w:r>
                 <w:rPr>
                   <w:color w:val="315CBB"/>
@@ -1872,7 +1872,7 @@
               </w:rPr>
               <w:t xml:space="preserve">   </w:t>
             </w:r>
-            <w:hyperlink w:history="1" r:id="rIdmshur5jna2ydf8cxwr-kw">
+            <w:hyperlink w:history="1" r:id="rId9j-7ubzis0h5b-heln3ph">
               <w:r>
                 <w:rPr>
                   <w:color w:val="315CBB"/>
@@ -2283,7 +2283,7 @@
             <w:pPr>
               <w:spacing w:after="0" w:before="0" w:line="218"/>
             </w:pPr>
-            <w:hyperlink w:history="1" r:id="rIdk1ouhtweyuxtc7o0yzyts">
+            <w:hyperlink w:history="1" r:id="rIdqsxra3l78zrxqm9haxrsy">
               <w:r>
                 <w:rPr>
                   <w:color w:val="315CBB"/>

--- a/site/resume.docx
+++ b/site/resume.docx
@@ -89,7 +89,7 @@
             <w:pPr>
               <w:spacing w:after="0" w:before="75" w:line="218"/>
             </w:pPr>
-            <w:hyperlink w:history="1" r:id="rIdpzww29zitjhrvbz0_m4ko">
+            <w:hyperlink w:history="1" r:id="rId6clyozljg_hrhx0dvzkly">
               <w:r>
                 <w:rPr>
                   <w:color w:val="315CBB"/>
@@ -107,7 +107,7 @@
               </w:rPr>
               <w:t xml:space="preserve">   </w:t>
             </w:r>
-            <w:hyperlink w:history="1" r:id="rIdfgesonqno6hof3kl0t5ce">
+            <w:hyperlink w:history="1" r:id="rIdrlzini7xhleir1b_cqllg">
               <w:r>
                 <w:rPr>
                   <w:color w:val="315CBB"/>
@@ -125,7 +125,7 @@
               </w:rPr>
               <w:t xml:space="preserve">   </w:t>
             </w:r>
-            <w:hyperlink w:history="1" r:id="rId6vwa4hb3s3b1mwy0qy0mn">
+            <w:hyperlink w:history="1" r:id="rIdcdoxaomxlj49t9wr80fdf">
               <w:r>
                 <w:rPr>
                   <w:color w:val="315CBB"/>
@@ -143,7 +143,7 @@
               </w:rPr>
               <w:t xml:space="preserve">   </w:t>
             </w:r>
-            <w:hyperlink w:history="1" r:id="rIdehxcwkpzfw6llu8cs_vfx">
+            <w:hyperlink w:history="1" r:id="rIdatp-6bg22wxisp1p8-83k">
               <w:r>
                 <w:rPr>
                   <w:color w:val="315CBB"/>
@@ -394,7 +394,7 @@
       <w:pPr>
         <w:spacing w:after="0" w:before="0" w:line="218"/>
       </w:pPr>
-      <w:hyperlink w:history="1" r:id="rIdjxczh-l2hjwroizqs34rj">
+      <w:hyperlink w:history="1" r:id="rIds5nli7uwnk5ct68vxxuai">
         <w:r>
           <w:rPr>
             <w:color w:val="315CBB"/>
@@ -515,7 +515,7 @@
           <w:sz w:val="15"/>
           <w:szCs w:val="15"/>
         </w:rPr>
-        <w:t xml:space="preserve"> BGE-M3·BM25로 후보를 모으고 Jev가 최종 근거를 고르는 2단계 구조. 동일 후보·블라인드 교차 채점으로 비교한 뒤 후보를 300개로 줄이고 병렬 4·6·8·10을 비교해 정확도 차이 없이 가장 효율적인 8병렬로 조정.</w:t>
+        <w:t xml:space="preserve"> 벤치마크상 한국어 의미 검색이 가장 좋은 BGE-M3와 정확한 용어를 잡는 BM25로 후보를 모으고 Jev가 최종 근거를 고르는 2단계 구조. 동일 후보·블라인드 교차 채점으로 비교한 뒤 후보를 300개로 줄이고 병렬 4·6·8·10을 비교해 정확도 차이 없이 가장 효율적인 8병렬로 조정.</w:t>
       </w:r>
       <w:r>
         <w:br/>
@@ -628,7 +628,7 @@
           <w:sz w:val="15"/>
           <w:szCs w:val="15"/>
         </w:rPr>
-        <w:t xml:space="preserve"> 지침은 AI, 권한·실행 범위 검사는 코드, 게시와 실제 반영은 사용자가 맡도록 책임 분리.</w:t>
+        <w:t xml:space="preserve"> 지침은 AI, 권한·실행 범위 검사는 코드, 게시와 실제 반영은 사용자가 맡도록 책임 분리. 코드의 형식 검사만으로는 요청 누락을 못 잡아 LLM 의미 평가를 추가.</w:t>
       </w:r>
       <w:r>
         <w:br/>
@@ -649,7 +649,7 @@
           <w:sz w:val="15"/>
           <w:szCs w:val="15"/>
         </w:rPr>
-        <w:t xml:space="preserve"> 자연어 지침 작성·검토·게시와 권한·승인 우회 검사, 미리보기 후 별도 승인. 편집 결과는 의미 평가 후 최대 1회 재작성.</w:t>
+        <w:t xml:space="preserve"> 자연어 지침 작성·검토·게시와 권한·승인 우회 검사, 미리보기 후 별도 승인. 편집 결과는 의미 평가 후 최대 1회 재작성. 생성·평가·재작성은 단계별로 추적하도록 LangGraph 노드로 나누고, 게시한 Skill은 PostgreSQL에 불변 버전으로 저장.</w:t>
       </w:r>
       <w:r>
         <w:br/>
@@ -850,7 +850,7 @@
       <w:pPr>
         <w:spacing w:after="0" w:before="75" w:line="218"/>
       </w:pPr>
-      <w:hyperlink w:history="1" r:id="rIdn1tdinjak_-znj1clj9jb">
+      <w:hyperlink w:history="1" r:id="rIdu4hbvaydffgkabut5kkkc">
         <w:r>
           <w:rPr>
             <w:color w:val="315CBB"/>
@@ -868,7 +868,7 @@
         </w:rPr>
         <w:t xml:space="preserve">   </w:t>
       </w:r>
-      <w:hyperlink w:history="1" r:id="rId5bmxuqv5qsbetyj9nitf1">
+      <w:hyperlink w:history="1" r:id="rIds5hyeavl1ermff9_rhcr3">
         <w:r>
           <w:rPr>
             <w:color w:val="315CBB"/>
@@ -886,7 +886,7 @@
         </w:rPr>
         <w:t xml:space="preserve">   </w:t>
       </w:r>
-      <w:hyperlink w:history="1" r:id="rIdqs5riic1dahg3grf8cnmx">
+      <w:hyperlink w:history="1" r:id="rIdlg66kwlf6hktwpzdrydex">
         <w:r>
           <w:rPr>
             <w:color w:val="315CBB"/>
@@ -1033,7 +1033,7 @@
       <w:pPr>
         <w:spacing w:after="0" w:before="0" w:line="218"/>
       </w:pPr>
-      <w:hyperlink w:history="1" r:id="rIdyphhi2wi8orkf6fxnl2dy">
+      <w:hyperlink w:history="1" r:id="rIdhobm5piksur6azfilirys">
         <w:r>
           <w:rPr>
             <w:color w:val="315CBB"/>
@@ -1141,7 +1141,7 @@
           <w:sz w:val="15"/>
           <w:szCs w:val="15"/>
         </w:rPr>
-        <w:t xml:space="preserve"> 문장 블록으로 나눠 완전 일치 문장을 통합하고 GPT Batch API로 변환한 뒤 약품별로 재연결. 2026년 PySpark로 재현해 단계별 효과 측정.</w:t>
+        <w:t xml:space="preserve"> 문장 블록으로 나눠 완전 일치 문장을 통합하고 GPT Batch API로 변환한 뒤 약품별로 재연결. 2026년 코어 병렬 처리와 확장이 가능한 PySpark로 재현해 단계별 효과 측정.</w:t>
       </w:r>
       <w:r>
         <w:br/>
@@ -1255,7 +1255,7 @@
           <w:sz w:val="15"/>
           <w:szCs w:val="15"/>
         </w:rPr>
-        <w:t xml:space="preserve"> 동의어 사전은 증상이 많고 서로 겹쳐 의미 검색으로, 프로필 필터링은 걸러야 할 경우가 너무 많아 내부 판단으로 전환.</w:t>
+        <w:t xml:space="preserve"> 동의어 사전은 증상이 많고 서로 겹쳐 의미 검색으로, 프로필 필터링은 걸러야 할 경우가 너무 많아 내부 판단으로 전환. 벡터 DB는 Milvus보다 가벼운 Weaviate, 오케스트레이션은 백엔드가 Spring이라 별도 Python 컨테이너 부하를 피해 Spring AI 사용.</w:t>
       </w:r>
       <w:r>
         <w:br/>
@@ -1317,7 +1317,7 @@
       <w:pPr>
         <w:spacing w:after="0" w:before="75" w:line="218"/>
       </w:pPr>
-      <w:hyperlink w:history="1" r:id="rIde4f9slea1rjct8hkzapml">
+      <w:hyperlink w:history="1" r:id="rIds849fzxphr6ivwc3q9aam">
         <w:r>
           <w:rPr>
             <w:color w:val="315CBB"/>
@@ -1335,7 +1335,7 @@
         </w:rPr>
         <w:t xml:space="preserve">   </w:t>
       </w:r>
-      <w:hyperlink w:history="1" r:id="rIduq5xnanmc6p9ep_j_pqgp">
+      <w:hyperlink w:history="1" r:id="rIdixa7ifubq6hfys0izdeh4">
         <w:r>
           <w:rPr>
             <w:color w:val="315CBB"/>
@@ -1734,7 +1734,7 @@
             <w:pPr>
               <w:spacing w:after="0" w:before="0" w:line="218"/>
             </w:pPr>
-            <w:hyperlink w:history="1" r:id="rIdsvi_2wv7mxy2lzffbh_nd">
+            <w:hyperlink w:history="1" r:id="rIdry4fxpihhb-xo-mfknww4">
               <w:r>
                 <w:rPr>
                   <w:color w:val="315CBB"/>
@@ -1836,7 +1836,7 @@
             <w:pPr>
               <w:spacing w:after="0" w:before="75" w:line="218"/>
             </w:pPr>
-            <w:hyperlink w:history="1" r:id="rIdnbxkkybulsucpoe10aqda">
+            <w:hyperlink w:history="1" r:id="rIdc-rgjycff5w_hidgf_k35">
               <w:r>
                 <w:rPr>
                   <w:color w:val="315CBB"/>
@@ -1854,7 +1854,7 @@
               </w:rPr>
               <w:t xml:space="preserve">   </w:t>
             </w:r>
-            <w:hyperlink w:history="1" r:id="rIdnlllxvf6xxbvjv0zmdkgd">
+            <w:hyperlink w:history="1" r:id="rIdogyzan7lxm-ddbfylkn_v">
               <w:r>
                 <w:rPr>
                   <w:color w:val="315CBB"/>
@@ -1872,7 +1872,7 @@
               </w:rPr>
               <w:t xml:space="preserve">   </w:t>
             </w:r>
-            <w:hyperlink w:history="1" r:id="rId9j-7ubzis0h5b-heln3ph">
+            <w:hyperlink w:history="1" r:id="rIdluahwvi3sc4ux4om5e1ur">
               <w:r>
                 <w:rPr>
                   <w:color w:val="315CBB"/>
@@ -2283,7 +2283,7 @@
             <w:pPr>
               <w:spacing w:after="0" w:before="0" w:line="218"/>
             </w:pPr>
-            <w:hyperlink w:history="1" r:id="rIdqsxra3l78zrxqm9haxrsy">
+            <w:hyperlink w:history="1" r:id="rIdjpwpqopvr5nsp299y1puz">
               <w:r>
                 <w:rPr>
                   <w:color w:val="315CBB"/>

--- a/site/resume.docx
+++ b/site/resume.docx
@@ -89,7 +89,7 @@
             <w:pPr>
               <w:spacing w:after="0" w:before="75" w:line="218"/>
             </w:pPr>
-            <w:hyperlink w:history="1" r:id="rId6clyozljg_hrhx0dvzkly">
+            <w:hyperlink w:history="1" r:id="rId0fls9tri8awbiw55pvo3t">
               <w:r>
                 <w:rPr>
                   <w:color w:val="315CBB"/>
@@ -107,7 +107,7 @@
               </w:rPr>
               <w:t xml:space="preserve">   </w:t>
             </w:r>
-            <w:hyperlink w:history="1" r:id="rIdrlzini7xhleir1b_cqllg">
+            <w:hyperlink w:history="1" r:id="rId6nvywrdvbijffoidxk7ds">
               <w:r>
                 <w:rPr>
                   <w:color w:val="315CBB"/>
@@ -125,7 +125,7 @@
               </w:rPr>
               <w:t xml:space="preserve">   </w:t>
             </w:r>
-            <w:hyperlink w:history="1" r:id="rIdcdoxaomxlj49t9wr80fdf">
+            <w:hyperlink w:history="1" r:id="rId7nvkazbqyvz21rleqqotc">
               <w:r>
                 <w:rPr>
                   <w:color w:val="315CBB"/>
@@ -143,7 +143,7 @@
               </w:rPr>
               <w:t xml:space="preserve">   </w:t>
             </w:r>
-            <w:hyperlink w:history="1" r:id="rIdatp-6bg22wxisp1p8-83k">
+            <w:hyperlink w:history="1" r:id="rIdur9-kwacpt4zmr-ksyjjp">
               <w:r>
                 <w:rPr>
                   <w:color w:val="315CBB"/>
@@ -394,7 +394,7 @@
       <w:pPr>
         <w:spacing w:after="0" w:before="0" w:line="218"/>
       </w:pPr>
-      <w:hyperlink w:history="1" r:id="rIds5nli7uwnk5ct68vxxuai">
+      <w:hyperlink w:history="1" r:id="rIdkqsjuqitat7rhl8da4y0e">
         <w:r>
           <w:rPr>
             <w:color w:val="315CBB"/>
@@ -536,7 +536,7 @@
           <w:sz w:val="15"/>
           <w:szCs w:val="15"/>
         </w:rPr>
-        <w:t xml:space="preserve"> 답이 있는 80문항의 근거 충족률 66.25% → 91.25%. 선택 시간 중앙값 9.090초 → 1.137초(기존 0.431초보다 느림).</w:t>
+        <w:t xml:space="preserve"> 답이 있는 80문항의 근거 충족률 66.25% → 91.25%. 선택 시간 중앙값 9.090초 → 1.137초(기존 0.431초보다 느림). 문서 기반 답변을 근거째 믿고 쓸 수 있게 함.</w:t>
       </w:r>
     </w:p>
     <w:p>
@@ -670,7 +670,7 @@
           <w:sz w:val="15"/>
           <w:szCs w:val="15"/>
         </w:rPr>
-        <w:t xml:space="preserve"> 편집 품질 94 → 104/114건(82.5% → 91.2%). 승인 전에는 문서가 바뀌지 않음을 확인.</w:t>
+        <w:t xml:space="preserve"> 편집 품질 94 → 104/114건(82.5% → 91.2%). 승인 전에는 문서가 바뀌지 않음을 확인. 반복 작업을 매번 설명하지 않고 안심하고 맡길 수 있게 함.</w:t>
       </w:r>
     </w:p>
     <w:p>
@@ -804,7 +804,7 @@
           <w:sz w:val="15"/>
           <w:szCs w:val="15"/>
         </w:rPr>
-        <w:t xml:space="preserve"> 같은 30쪽·445단위 블라인드 평가에서 통과율 45.17% → 89.89%.</w:t>
+        <w:t xml:space="preserve"> 같은 30쪽·445단위 블라인드 평가에서 통과율 45.17% → 89.89%. 논문 속 표·수식 수치를 Wiki와 답변 근거로 쓸 수 있게 함.</w:t>
       </w:r>
     </w:p>
     <w:p>
@@ -850,7 +850,7 @@
       <w:pPr>
         <w:spacing w:after="0" w:before="75" w:line="218"/>
       </w:pPr>
-      <w:hyperlink w:history="1" r:id="rIdu4hbvaydffgkabut5kkkc">
+      <w:hyperlink w:history="1" r:id="rId6esgze4ewl-_imlowq3j5">
         <w:r>
           <w:rPr>
             <w:color w:val="315CBB"/>
@@ -868,7 +868,7 @@
         </w:rPr>
         <w:t xml:space="preserve">   </w:t>
       </w:r>
-      <w:hyperlink w:history="1" r:id="rIds5hyeavl1ermff9_rhcr3">
+      <w:hyperlink w:history="1" r:id="rIdoghlrajay8kt44u2hoohl">
         <w:r>
           <w:rPr>
             <w:color w:val="315CBB"/>
@@ -886,7 +886,7 @@
         </w:rPr>
         <w:t xml:space="preserve">   </w:t>
       </w:r>
-      <w:hyperlink w:history="1" r:id="rIdlg66kwlf6hktwpzdrydex">
+      <w:hyperlink w:history="1" r:id="rIdj4jk7ffecucfjkjvfr8-m">
         <w:r>
           <w:rPr>
             <w:color w:val="315CBB"/>
@@ -1033,7 +1033,7 @@
       <w:pPr>
         <w:spacing w:after="0" w:before="0" w:line="218"/>
       </w:pPr>
-      <w:hyperlink w:history="1" r:id="rIdhobm5piksur6azfilirys">
+      <w:hyperlink w:history="1" r:id="rIdhragdl5cgzprdbt1s81bw">
         <w:r>
           <w:rPr>
             <w:color w:val="315CBB"/>
@@ -1317,7 +1317,7 @@
       <w:pPr>
         <w:spacing w:after="0" w:before="75" w:line="218"/>
       </w:pPr>
-      <w:hyperlink w:history="1" r:id="rIds849fzxphr6ivwc3q9aam">
+      <w:hyperlink w:history="1" r:id="rIdjn3kgvo_di45ln37wl4w6">
         <w:r>
           <w:rPr>
             <w:color w:val="315CBB"/>
@@ -1335,7 +1335,7 @@
         </w:rPr>
         <w:t xml:space="preserve">   </w:t>
       </w:r>
-      <w:hyperlink w:history="1" r:id="rIdixa7ifubq6hfys0izdeh4">
+      <w:hyperlink w:history="1" r:id="rIdnmaogexfq2isxhneesls2">
         <w:r>
           <w:rPr>
             <w:color w:val="315CBB"/>
@@ -1734,7 +1734,7 @@
             <w:pPr>
               <w:spacing w:after="0" w:before="0" w:line="218"/>
             </w:pPr>
-            <w:hyperlink w:history="1" r:id="rIdry4fxpihhb-xo-mfknww4">
+            <w:hyperlink w:history="1" r:id="rId7rtowcuyu2uli6wdso4jt">
               <w:r>
                 <w:rPr>
                   <w:color w:val="315CBB"/>
@@ -1836,7 +1836,7 @@
             <w:pPr>
               <w:spacing w:after="0" w:before="75" w:line="218"/>
             </w:pPr>
-            <w:hyperlink w:history="1" r:id="rIdc-rgjycff5w_hidgf_k35">
+            <w:hyperlink w:history="1" r:id="rIdjnvwnwxf81lx3nbrvzrjw">
               <w:r>
                 <w:rPr>
                   <w:color w:val="315CBB"/>
@@ -1854,7 +1854,7 @@
               </w:rPr>
               <w:t xml:space="preserve">   </w:t>
             </w:r>
-            <w:hyperlink w:history="1" r:id="rIdogyzan7lxm-ddbfylkn_v">
+            <w:hyperlink w:history="1" r:id="rIddwpcby0lwlbq85puwsuvr">
               <w:r>
                 <w:rPr>
                   <w:color w:val="315CBB"/>
@@ -1872,7 +1872,7 @@
               </w:rPr>
               <w:t xml:space="preserve">   </w:t>
             </w:r>
-            <w:hyperlink w:history="1" r:id="rIdluahwvi3sc4ux4om5e1ur">
+            <w:hyperlink w:history="1" r:id="rIdm8wl7zxhf-eblemw_kmlj">
               <w:r>
                 <w:rPr>
                   <w:color w:val="315CBB"/>
@@ -2283,7 +2283,7 @@
             <w:pPr>
               <w:spacing w:after="0" w:before="0" w:line="218"/>
             </w:pPr>
-            <w:hyperlink w:history="1" r:id="rIdjpwpqopvr5nsp299y1puz">
+            <w:hyperlink w:history="1" r:id="rIdd4wcudfbaycog0z0oyrau">
               <w:r>
                 <w:rPr>
                   <w:color w:val="315CBB"/>

--- a/site/resume.docx
+++ b/site/resume.docx
@@ -89,7 +89,7 @@
             <w:pPr>
               <w:spacing w:after="0" w:before="75" w:line="218"/>
             </w:pPr>
-            <w:hyperlink w:history="1" r:id="rId0fls9tri8awbiw55pvo3t">
+            <w:hyperlink w:history="1" r:id="rIdldt89sc7oo4vpviq_meig">
               <w:r>
                 <w:rPr>
                   <w:color w:val="315CBB"/>
@@ -107,7 +107,7 @@
               </w:rPr>
               <w:t xml:space="preserve">   </w:t>
             </w:r>
-            <w:hyperlink w:history="1" r:id="rId6nvywrdvbijffoidxk7ds">
+            <w:hyperlink w:history="1" r:id="rIdbzfgu1wqlsetcoxeokxld">
               <w:r>
                 <w:rPr>
                   <w:color w:val="315CBB"/>
@@ -125,7 +125,7 @@
               </w:rPr>
               <w:t xml:space="preserve">   </w:t>
             </w:r>
-            <w:hyperlink w:history="1" r:id="rId7nvkazbqyvz21rleqqotc">
+            <w:hyperlink w:history="1" r:id="rIdpiejappo70dqe99-fszrj">
               <w:r>
                 <w:rPr>
                   <w:color w:val="315CBB"/>
@@ -143,7 +143,7 @@
               </w:rPr>
               <w:t xml:space="preserve">   </w:t>
             </w:r>
-            <w:hyperlink w:history="1" r:id="rIdur9-kwacpt4zmr-ksyjjp">
+            <w:hyperlink w:history="1" r:id="rIdsvflx7qwzub1mxp6i9wh3">
               <w:r>
                 <w:rPr>
                   <w:color w:val="315CBB"/>
@@ -394,7 +394,7 @@
       <w:pPr>
         <w:spacing w:after="0" w:before="0" w:line="218"/>
       </w:pPr>
-      <w:hyperlink w:history="1" r:id="rIdkqsjuqitat7rhl8da4y0e">
+      <w:hyperlink w:history="1" r:id="rIdg1j40asnypwc977yyqpoj">
         <w:r>
           <w:rPr>
             <w:color w:val="315CBB"/>
@@ -536,7 +536,7 @@
           <w:sz w:val="15"/>
           <w:szCs w:val="15"/>
         </w:rPr>
-        <w:t xml:space="preserve"> 답이 있는 80문항의 근거 충족률 66.25% → 91.25%. 선택 시간 중앙값 9.090초 → 1.137초(기존 0.431초보다 느림). 문서 기반 답변을 근거째 믿고 쓸 수 있게 함.</w:t>
+        <w:t xml:space="preserve"> 답이 있는 80문항의 근거 충족률 66.25% → 91.25%. 선택 시간 중앙값 9.090초 → 1.137초(기존 0.431초보다 느림). 근거 신뢰도를 높여 사용자가 답변을 믿고 계속 쓸 이유를 만듦.</w:t>
       </w:r>
     </w:p>
     <w:p>
@@ -670,7 +670,7 @@
           <w:sz w:val="15"/>
           <w:szCs w:val="15"/>
         </w:rPr>
-        <w:t xml:space="preserve"> 편집 품질 94 → 104/114건(82.5% → 91.2%). 승인 전에는 문서가 바뀌지 않음을 확인. 반복 작업을 매번 설명하지 않고 안심하고 맡길 수 있게 함.</w:t>
+        <w:t xml:space="preserve"> 편집 품질 94 → 104/114건(82.5% → 91.2%). 승인 전에는 문서가 바뀌지 않음을 확인. 결과를 안정시켜 선결제 크레딧이 재작업에 낭비되지 않게 함.</w:t>
       </w:r>
     </w:p>
     <w:p>
@@ -804,7 +804,7 @@
           <w:sz w:val="15"/>
           <w:szCs w:val="15"/>
         </w:rPr>
-        <w:t xml:space="preserve"> 같은 30쪽·445단위 블라인드 평가에서 통과율 45.17% → 89.89%. 논문 속 표·수식 수치를 Wiki와 답변 근거로 쓸 수 있게 함.</w:t>
+        <w:t xml:space="preserve"> 같은 30쪽·445단위 블라인드 평가에서 통과율 45.17% → 89.89%. 핵심 수치가 Wiki에 온전히 편입되게 해 품질 저하로 인한 이탈 요인을 줄임.</w:t>
       </w:r>
     </w:p>
     <w:p>
@@ -850,7 +850,7 @@
       <w:pPr>
         <w:spacing w:after="0" w:before="75" w:line="218"/>
       </w:pPr>
-      <w:hyperlink w:history="1" r:id="rId6esgze4ewl-_imlowq3j5">
+      <w:hyperlink w:history="1" r:id="rIddgxxq_6rjvur_bfkxt-vv">
         <w:r>
           <w:rPr>
             <w:color w:val="315CBB"/>
@@ -868,7 +868,7 @@
         </w:rPr>
         <w:t xml:space="preserve">   </w:t>
       </w:r>
-      <w:hyperlink w:history="1" r:id="rIdoghlrajay8kt44u2hoohl">
+      <w:hyperlink w:history="1" r:id="rIdwjfhdgt7kpqu0p4viudcj">
         <w:r>
           <w:rPr>
             <w:color w:val="315CBB"/>
@@ -886,7 +886,7 @@
         </w:rPr>
         <w:t xml:space="preserve">   </w:t>
       </w:r>
-      <w:hyperlink w:history="1" r:id="rIdj4jk7ffecucfjkjvfr8-m">
+      <w:hyperlink w:history="1" r:id="rId2ioxrhppircqs5fknpnwl">
         <w:r>
           <w:rPr>
             <w:color w:val="315CBB"/>
@@ -1033,7 +1033,7 @@
       <w:pPr>
         <w:spacing w:after="0" w:before="0" w:line="218"/>
       </w:pPr>
-      <w:hyperlink w:history="1" r:id="rIdhragdl5cgzprdbt1s81bw">
+      <w:hyperlink w:history="1" r:id="rIdzt9f7yswv-1yxe9rtxxpu">
         <w:r>
           <w:rPr>
             <w:color w:val="315CBB"/>
@@ -1317,7 +1317,7 @@
       <w:pPr>
         <w:spacing w:after="0" w:before="75" w:line="218"/>
       </w:pPr>
-      <w:hyperlink w:history="1" r:id="rIdjn3kgvo_di45ln37wl4w6">
+      <w:hyperlink w:history="1" r:id="rIdj8ywjijkmgpjslgh97omm">
         <w:r>
           <w:rPr>
             <w:color w:val="315CBB"/>
@@ -1335,7 +1335,7 @@
         </w:rPr>
         <w:t xml:space="preserve">   </w:t>
       </w:r>
-      <w:hyperlink w:history="1" r:id="rIdnmaogexfq2isxhneesls2">
+      <w:hyperlink w:history="1" r:id="rId05t9iwycowi78n3nsudv-">
         <w:r>
           <w:rPr>
             <w:color w:val="315CBB"/>
@@ -1734,7 +1734,7 @@
             <w:pPr>
               <w:spacing w:after="0" w:before="0" w:line="218"/>
             </w:pPr>
-            <w:hyperlink w:history="1" r:id="rId7rtowcuyu2uli6wdso4jt">
+            <w:hyperlink w:history="1" r:id="rIdaxniuesmtastp2oumfs8q">
               <w:r>
                 <w:rPr>
                   <w:color w:val="315CBB"/>
@@ -1836,7 +1836,7 @@
             <w:pPr>
               <w:spacing w:after="0" w:before="75" w:line="218"/>
             </w:pPr>
-            <w:hyperlink w:history="1" r:id="rIdjnvwnwxf81lx3nbrvzrjw">
+            <w:hyperlink w:history="1" r:id="rIdu7c76efoce_tzstwl179s">
               <w:r>
                 <w:rPr>
                   <w:color w:val="315CBB"/>
@@ -1854,7 +1854,7 @@
               </w:rPr>
               <w:t xml:space="preserve">   </w:t>
             </w:r>
-            <w:hyperlink w:history="1" r:id="rIddwpcby0lwlbq85puwsuvr">
+            <w:hyperlink w:history="1" r:id="rIdqnxbub0bdwktzy5zvxf_t">
               <w:r>
                 <w:rPr>
                   <w:color w:val="315CBB"/>
@@ -1872,7 +1872,7 @@
               </w:rPr>
               <w:t xml:space="preserve">   </w:t>
             </w:r>
-            <w:hyperlink w:history="1" r:id="rIdm8wl7zxhf-eblemw_kmlj">
+            <w:hyperlink w:history="1" r:id="rIdepafdxc1qgqyb634cifxr">
               <w:r>
                 <w:rPr>
                   <w:color w:val="315CBB"/>
@@ -2283,7 +2283,7 @@
             <w:pPr>
               <w:spacing w:after="0" w:before="0" w:line="218"/>
             </w:pPr>
-            <w:hyperlink w:history="1" r:id="rIdd4wcudfbaycog0z0oyrau">
+            <w:hyperlink w:history="1" r:id="rIdiy8eon4qjtv1_aygmkvt2">
               <w:r>
                 <w:rPr>
                   <w:color w:val="315CBB"/>

--- a/site/resume.docx
+++ b/site/resume.docx
@@ -62,7 +62,7 @@
                 <w:sz w:val="26"/>
                 <w:szCs w:val="26"/>
               </w:rPr>
-              <w:t xml:space="preserve">실패의 원인을 깊이 파고들어</w:t>
+              <w:t xml:space="preserve">AI를 최대한 활용해 사람들을 이롭게 하는</w:t>
             </w:r>
             <w:r>
               <w:rPr>
@@ -82,14 +82,14 @@
                 <w:sz w:val="26"/>
                 <w:szCs w:val="26"/>
               </w:rPr>
-              <w:t xml:space="preserve">해결하는 것을 좋아하는 개발자</w:t>
+              <w:t xml:space="preserve">서비스를 개발하고자 합니다.</w:t>
             </w:r>
           </w:p>
           <w:p>
             <w:pPr>
               <w:spacing w:after="0" w:before="75" w:line="218"/>
             </w:pPr>
-            <w:hyperlink w:history="1" r:id="rIdldt89sc7oo4vpviq_meig">
+            <w:hyperlink w:history="1" r:id="rId1e4jj6fcztklpa9ua-yli">
               <w:r>
                 <w:rPr>
                   <w:color w:val="315CBB"/>
@@ -107,7 +107,7 @@
               </w:rPr>
               <w:t xml:space="preserve">   </w:t>
             </w:r>
-            <w:hyperlink w:history="1" r:id="rIdbzfgu1wqlsetcoxeokxld">
+            <w:hyperlink w:history="1" r:id="rIdshbfpsaoxqvdrkms5bwsi">
               <w:r>
                 <w:rPr>
                   <w:color w:val="315CBB"/>
@@ -125,7 +125,7 @@
               </w:rPr>
               <w:t xml:space="preserve">   </w:t>
             </w:r>
-            <w:hyperlink w:history="1" r:id="rIdpiejappo70dqe99-fszrj">
+            <w:hyperlink w:history="1" r:id="rId16c6yss2s2xzmch-m2prp">
               <w:r>
                 <w:rPr>
                   <w:color w:val="315CBB"/>
@@ -143,7 +143,7 @@
               </w:rPr>
               <w:t xml:space="preserve">   </w:t>
             </w:r>
-            <w:hyperlink w:history="1" r:id="rIdsvflx7qwzub1mxp6i9wh3">
+            <w:hyperlink w:history="1" r:id="rId5fl9mcc2ugr1g7znqgonp">
               <w:r>
                 <w:rPr>
                   <w:color w:val="315CBB"/>
@@ -394,7 +394,7 @@
       <w:pPr>
         <w:spacing w:after="0" w:before="0" w:line="218"/>
       </w:pPr>
-      <w:hyperlink w:history="1" r:id="rIdg1j40asnypwc977yyqpoj">
+      <w:hyperlink w:history="1" r:id="rId5oimti6f3rcswqocwu1vj">
         <w:r>
           <w:rPr>
             <w:color w:val="315CBB"/>
@@ -536,7 +536,7 @@
           <w:sz w:val="15"/>
           <w:szCs w:val="15"/>
         </w:rPr>
-        <w:t xml:space="preserve"> 답이 있는 80문항의 근거 충족률 66.25% → 91.25%. 선택 시간 중앙값 9.090초 → 1.137초(기존 0.431초보다 느림). 근거 신뢰도를 높여 사용자가 답변을 믿고 계속 쓸 이유를 만듦.</w:t>
+        <w:t xml:space="preserve"> 답이 있는 80문항의 근거 충족률 66.25% → 91.25%. 선택 시간 중앙값 9.090초 → 1.137초(기존 0.431초보다 느림).</w:t>
       </w:r>
     </w:p>
     <w:p>
@@ -670,7 +670,7 @@
           <w:sz w:val="15"/>
           <w:szCs w:val="15"/>
         </w:rPr>
-        <w:t xml:space="preserve"> 편집 품질 94 → 104/114건(82.5% → 91.2%). 승인 전에는 문서가 바뀌지 않음을 확인. 결과를 안정시켜 선결제 크레딧이 재작업에 낭비되지 않게 함.</w:t>
+        <w:t xml:space="preserve"> 편집 품질 94 → 104/114건(82.5% → 91.2%). 승인 전에는 문서가 바뀌지 않음을 확인. 통과하지 못한 편집안 20건 → 10건.</w:t>
       </w:r>
     </w:p>
     <w:p>
@@ -804,7 +804,7 @@
           <w:sz w:val="15"/>
           <w:szCs w:val="15"/>
         </w:rPr>
-        <w:t xml:space="preserve"> 같은 30쪽·445단위 블라인드 평가에서 통과율 45.17% → 89.89%. 핵심 수치가 Wiki에 온전히 편입되게 해 품질 저하로 인한 이탈 요인을 줄임.</w:t>
+        <w:t xml:space="preserve"> 같은 30쪽·445단위 블라인드 평가에서 통과율 45.17% → 89.89%. 표·수식 속 수치가 Wiki에서 빠지지 않게 함.</w:t>
       </w:r>
     </w:p>
     <w:p>
@@ -850,7 +850,7 @@
       <w:pPr>
         <w:spacing w:after="0" w:before="75" w:line="218"/>
       </w:pPr>
-      <w:hyperlink w:history="1" r:id="rIddgxxq_6rjvur_bfkxt-vv">
+      <w:hyperlink w:history="1" r:id="rId0icrio-r_f1csako_whcf">
         <w:r>
           <w:rPr>
             <w:color w:val="315CBB"/>
@@ -868,7 +868,7 @@
         </w:rPr>
         <w:t xml:space="preserve">   </w:t>
       </w:r>
-      <w:hyperlink w:history="1" r:id="rIdwjfhdgt7kpqu0p4viudcj">
+      <w:hyperlink w:history="1" r:id="rIdq-o3-5xxlw0xusukuqbuh">
         <w:r>
           <w:rPr>
             <w:color w:val="315CBB"/>
@@ -886,7 +886,7 @@
         </w:rPr>
         <w:t xml:space="preserve">   </w:t>
       </w:r>
-      <w:hyperlink w:history="1" r:id="rId2ioxrhppircqs5fknpnwl">
+      <w:hyperlink w:history="1" r:id="rIdiklqyaqs3p1ccb-5jzp3j">
         <w:r>
           <w:rPr>
             <w:color w:val="315CBB"/>
@@ -1033,7 +1033,7 @@
       <w:pPr>
         <w:spacing w:after="0" w:before="0" w:line="218"/>
       </w:pPr>
-      <w:hyperlink w:history="1" r:id="rIdzt9f7yswv-1yxe9rtxxpu">
+      <w:hyperlink w:history="1" r:id="rIdfqfd41-rxabycxalka8a6">
         <w:r>
           <w:rPr>
             <w:color w:val="315CBB"/>
@@ -1317,7 +1317,7 @@
       <w:pPr>
         <w:spacing w:after="0" w:before="75" w:line="218"/>
       </w:pPr>
-      <w:hyperlink w:history="1" r:id="rIdj8ywjijkmgpjslgh97omm">
+      <w:hyperlink w:history="1" r:id="rId5rbekeueynzpcyjzmzrm_">
         <w:r>
           <w:rPr>
             <w:color w:val="315CBB"/>
@@ -1335,7 +1335,7 @@
         </w:rPr>
         <w:t xml:space="preserve">   </w:t>
       </w:r>
-      <w:hyperlink w:history="1" r:id="rId05t9iwycowi78n3nsudv-">
+      <w:hyperlink w:history="1" r:id="rIdczoyv7astprapr5vg6tkx">
         <w:r>
           <w:rPr>
             <w:color w:val="315CBB"/>
@@ -1734,7 +1734,7 @@
             <w:pPr>
               <w:spacing w:after="0" w:before="0" w:line="218"/>
             </w:pPr>
-            <w:hyperlink w:history="1" r:id="rIdaxniuesmtastp2oumfs8q">
+            <w:hyperlink w:history="1" r:id="rIdryjnplc0opxqdubm39z67">
               <w:r>
                 <w:rPr>
                   <w:color w:val="315CBB"/>
@@ -1836,7 +1836,7 @@
             <w:pPr>
               <w:spacing w:after="0" w:before="75" w:line="218"/>
             </w:pPr>
-            <w:hyperlink w:history="1" r:id="rIdu7c76efoce_tzstwl179s">
+            <w:hyperlink w:history="1" r:id="rId56lchpg_d_6j7s8yrv0cr">
               <w:r>
                 <w:rPr>
                   <w:color w:val="315CBB"/>
@@ -1854,7 +1854,7 @@
               </w:rPr>
               <w:t xml:space="preserve">   </w:t>
             </w:r>
-            <w:hyperlink w:history="1" r:id="rIdqnxbub0bdwktzy5zvxf_t">
+            <w:hyperlink w:history="1" r:id="rId_7_a5jxpzku9t1ls8kskk">
               <w:r>
                 <w:rPr>
                   <w:color w:val="315CBB"/>
@@ -1872,7 +1872,7 @@
               </w:rPr>
               <w:t xml:space="preserve">   </w:t>
             </w:r>
-            <w:hyperlink w:history="1" r:id="rIdepafdxc1qgqyb634cifxr">
+            <w:hyperlink w:history="1" r:id="rIdz1h4qe6xehpg7ua4opewf">
               <w:r>
                 <w:rPr>
                   <w:color w:val="315CBB"/>
@@ -2283,7 +2283,7 @@
             <w:pPr>
               <w:spacing w:after="0" w:before="0" w:line="218"/>
             </w:pPr>
-            <w:hyperlink w:history="1" r:id="rIdiy8eon4qjtv1_aygmkvt2">
+            <w:hyperlink w:history="1" r:id="rIdsp4ry8f0bgtngw9er5wzy">
               <w:r>
                 <w:rPr>
                   <w:color w:val="315CBB"/>

--- a/site/resume.docx
+++ b/site/resume.docx
@@ -89,7 +89,7 @@
             <w:pPr>
               <w:spacing w:after="0" w:before="75" w:line="218"/>
             </w:pPr>
-            <w:hyperlink w:history="1" r:id="rId1e4jj6fcztklpa9ua-yli">
+            <w:hyperlink w:history="1" r:id="rIdynujxi9ofyflybifqsqco">
               <w:r>
                 <w:rPr>
                   <w:color w:val="315CBB"/>
@@ -107,7 +107,7 @@
               </w:rPr>
               <w:t xml:space="preserve">   </w:t>
             </w:r>
-            <w:hyperlink w:history="1" r:id="rIdshbfpsaoxqvdrkms5bwsi">
+            <w:hyperlink w:history="1" r:id="rIdwnhmgf85vtp1dlw758tqk">
               <w:r>
                 <w:rPr>
                   <w:color w:val="315CBB"/>
@@ -125,7 +125,7 @@
               </w:rPr>
               <w:t xml:space="preserve">   </w:t>
             </w:r>
-            <w:hyperlink w:history="1" r:id="rId16c6yss2s2xzmch-m2prp">
+            <w:hyperlink w:history="1" r:id="rIdcj67pfy1qqwbp5qo4ns_d">
               <w:r>
                 <w:rPr>
                   <w:color w:val="315CBB"/>
@@ -143,7 +143,7 @@
               </w:rPr>
               <w:t xml:space="preserve">   </w:t>
             </w:r>
-            <w:hyperlink w:history="1" r:id="rId5fl9mcc2ugr1g7znqgonp">
+            <w:hyperlink w:history="1" r:id="rIdrc0hzcra3ngs-7ovhc1if">
               <w:r>
                 <w:rPr>
                   <w:color w:val="315CBB"/>
@@ -394,7 +394,7 @@
       <w:pPr>
         <w:spacing w:after="0" w:before="0" w:line="218"/>
       </w:pPr>
-      <w:hyperlink w:history="1" r:id="rId5oimti6f3rcswqocwu1vj">
+      <w:hyperlink w:history="1" r:id="rIdmc4dcsri4bvozyalhgiiy">
         <w:r>
           <w:rPr>
             <w:color w:val="315CBB"/>
@@ -850,7 +850,7 @@
       <w:pPr>
         <w:spacing w:after="0" w:before="75" w:line="218"/>
       </w:pPr>
-      <w:hyperlink w:history="1" r:id="rId0icrio-r_f1csako_whcf">
+      <w:hyperlink w:history="1" r:id="rIdo8zgnfa7a1lbpgo0vh2xg">
         <w:r>
           <w:rPr>
             <w:color w:val="315CBB"/>
@@ -868,7 +868,7 @@
         </w:rPr>
         <w:t xml:space="preserve">   </w:t>
       </w:r>
-      <w:hyperlink w:history="1" r:id="rIdq-o3-5xxlw0xusukuqbuh">
+      <w:hyperlink w:history="1" r:id="rIddfjx0abolo8u-cnx6jack">
         <w:r>
           <w:rPr>
             <w:color w:val="315CBB"/>
@@ -886,7 +886,7 @@
         </w:rPr>
         <w:t xml:space="preserve">   </w:t>
       </w:r>
-      <w:hyperlink w:history="1" r:id="rIdiklqyaqs3p1ccb-5jzp3j">
+      <w:hyperlink w:history="1" r:id="rId-gbjolz5gdd2onq4bexiz">
         <w:r>
           <w:rPr>
             <w:color w:val="315CBB"/>
@@ -1033,7 +1033,7 @@
       <w:pPr>
         <w:spacing w:after="0" w:before="0" w:line="218"/>
       </w:pPr>
-      <w:hyperlink w:history="1" r:id="rIdfqfd41-rxabycxalka8a6">
+      <w:hyperlink w:history="1" r:id="rIdmkq-zxv7aqkblrt8o2pih">
         <w:r>
           <w:rPr>
             <w:color w:val="315CBB"/>
@@ -1317,7 +1317,7 @@
       <w:pPr>
         <w:spacing w:after="0" w:before="75" w:line="218"/>
       </w:pPr>
-      <w:hyperlink w:history="1" r:id="rId5rbekeueynzpcyjzmzrm_">
+      <w:hyperlink w:history="1" r:id="rIdeserdnbceekhfnbz-3x8w">
         <w:r>
           <w:rPr>
             <w:color w:val="315CBB"/>
@@ -1335,7 +1335,7 @@
         </w:rPr>
         <w:t xml:space="preserve">   </w:t>
       </w:r>
-      <w:hyperlink w:history="1" r:id="rIdczoyv7astprapr5vg6tkx">
+      <w:hyperlink w:history="1" r:id="rIdcniuxbopmrsj9lzajqu9f">
         <w:r>
           <w:rPr>
             <w:color w:val="315CBB"/>
@@ -1734,7 +1734,7 @@
             <w:pPr>
               <w:spacing w:after="0" w:before="0" w:line="218"/>
             </w:pPr>
-            <w:hyperlink w:history="1" r:id="rIdryjnplc0opxqdubm39z67">
+            <w:hyperlink w:history="1" r:id="rIdni6voi8se2fwj65gwj4hq">
               <w:r>
                 <w:rPr>
                   <w:color w:val="315CBB"/>
@@ -1836,7 +1836,7 @@
             <w:pPr>
               <w:spacing w:after="0" w:before="75" w:line="218"/>
             </w:pPr>
-            <w:hyperlink w:history="1" r:id="rId56lchpg_d_6j7s8yrv0cr">
+            <w:hyperlink w:history="1" r:id="rIdkxxtnyxcqkkp49ilt8gcc">
               <w:r>
                 <w:rPr>
                   <w:color w:val="315CBB"/>
@@ -1854,7 +1854,7 @@
               </w:rPr>
               <w:t xml:space="preserve">   </w:t>
             </w:r>
-            <w:hyperlink w:history="1" r:id="rId_7_a5jxpzku9t1ls8kskk">
+            <w:hyperlink w:history="1" r:id="rId2ciqthiswwhwj4fideg5d">
               <w:r>
                 <w:rPr>
                   <w:color w:val="315CBB"/>
@@ -1872,7 +1872,7 @@
               </w:rPr>
               <w:t xml:space="preserve">   </w:t>
             </w:r>
-            <w:hyperlink w:history="1" r:id="rIdz1h4qe6xehpg7ua4opewf">
+            <w:hyperlink w:history="1" r:id="rId6ofvakoq34wtshzxiqm3e">
               <w:r>
                 <w:rPr>
                   <w:color w:val="315CBB"/>
@@ -2283,7 +2283,7 @@
             <w:pPr>
               <w:spacing w:after="0" w:before="0" w:line="218"/>
             </w:pPr>
-            <w:hyperlink w:history="1" r:id="rIdsp4ry8f0bgtngw9er5wzy">
+            <w:hyperlink w:history="1" r:id="rIdjqqv5upfdc9l2cy3mkd-l">
               <w:r>
                 <w:rPr>
                   <w:color w:val="315CBB"/>

--- a/site/resume.docx
+++ b/site/resume.docx
@@ -89,7 +89,7 @@
             <w:pPr>
               <w:spacing w:after="0" w:before="75" w:line="218"/>
             </w:pPr>
-            <w:hyperlink w:history="1" r:id="rIdynujxi9ofyflybifqsqco">
+            <w:hyperlink w:history="1" r:id="rIdp6ntzxawwjcaw7utphb75">
               <w:r>
                 <w:rPr>
                   <w:color w:val="315CBB"/>
@@ -107,7 +107,7 @@
               </w:rPr>
               <w:t xml:space="preserve">   </w:t>
             </w:r>
-            <w:hyperlink w:history="1" r:id="rIdwnhmgf85vtp1dlw758tqk">
+            <w:hyperlink w:history="1" r:id="rIdmhh5r3r-czhbhn8gtzsx5">
               <w:r>
                 <w:rPr>
                   <w:color w:val="315CBB"/>
@@ -125,7 +125,7 @@
               </w:rPr>
               <w:t xml:space="preserve">   </w:t>
             </w:r>
-            <w:hyperlink w:history="1" r:id="rIdcj67pfy1qqwbp5qo4ns_d">
+            <w:hyperlink w:history="1" r:id="rIdpayufcwghyxdrs7pxxbuj">
               <w:r>
                 <w:rPr>
                   <w:color w:val="315CBB"/>
@@ -143,7 +143,7 @@
               </w:rPr>
               <w:t xml:space="preserve">   </w:t>
             </w:r>
-            <w:hyperlink w:history="1" r:id="rIdrc0hzcra3ngs-7ovhc1if">
+            <w:hyperlink w:history="1" r:id="rIdzwalujnmzi2at7em7np8c">
               <w:r>
                 <w:rPr>
                   <w:color w:val="315CBB"/>
@@ -394,7 +394,7 @@
       <w:pPr>
         <w:spacing w:after="0" w:before="0" w:line="218"/>
       </w:pPr>
-      <w:hyperlink w:history="1" r:id="rIdmc4dcsri4bvozyalhgiiy">
+      <w:hyperlink w:history="1" r:id="rId1r22rhp2co_g-rfp5u_3b">
         <w:r>
           <w:rPr>
             <w:color w:val="315CBB"/>
@@ -850,7 +850,7 @@
       <w:pPr>
         <w:spacing w:after="0" w:before="75" w:line="218"/>
       </w:pPr>
-      <w:hyperlink w:history="1" r:id="rIdo8zgnfa7a1lbpgo0vh2xg">
+      <w:hyperlink w:history="1" r:id="rIdw7qjedepwcevy9qvcqkxt">
         <w:r>
           <w:rPr>
             <w:color w:val="315CBB"/>
@@ -868,7 +868,7 @@
         </w:rPr>
         <w:t xml:space="preserve">   </w:t>
       </w:r>
-      <w:hyperlink w:history="1" r:id="rIddfjx0abolo8u-cnx6jack">
+      <w:hyperlink w:history="1" r:id="rIddmlxptly1xa4wir-ekphz">
         <w:r>
           <w:rPr>
             <w:color w:val="315CBB"/>
@@ -886,7 +886,7 @@
         </w:rPr>
         <w:t xml:space="preserve">   </w:t>
       </w:r>
-      <w:hyperlink w:history="1" r:id="rId-gbjolz5gdd2onq4bexiz">
+      <w:hyperlink w:history="1" r:id="rIdd_wda8izij5thw7bpavw-">
         <w:r>
           <w:rPr>
             <w:color w:val="315CBB"/>
@@ -1033,7 +1033,7 @@
       <w:pPr>
         <w:spacing w:after="0" w:before="0" w:line="218"/>
       </w:pPr>
-      <w:hyperlink w:history="1" r:id="rIdmkq-zxv7aqkblrt8o2pih">
+      <w:hyperlink w:history="1" r:id="rIdfpsrxxt-br0qgvbcva5dh">
         <w:r>
           <w:rPr>
             <w:color w:val="315CBB"/>
@@ -1317,7 +1317,7 @@
       <w:pPr>
         <w:spacing w:after="0" w:before="75" w:line="218"/>
       </w:pPr>
-      <w:hyperlink w:history="1" r:id="rIdeserdnbceekhfnbz-3x8w">
+      <w:hyperlink w:history="1" r:id="rIdo8yqlaa8iq1lu53eu3ghb">
         <w:r>
           <w:rPr>
             <w:color w:val="315CBB"/>
@@ -1335,7 +1335,7 @@
         </w:rPr>
         <w:t xml:space="preserve">   </w:t>
       </w:r>
-      <w:hyperlink w:history="1" r:id="rIdcniuxbopmrsj9lzajqu9f">
+      <w:hyperlink w:history="1" r:id="rIdjghyn8bjtg3sfpwleddd7">
         <w:r>
           <w:rPr>
             <w:color w:val="315CBB"/>
@@ -1674,7 +1674,7 @@
                 <w:sz w:val="15"/>
                 <w:szCs w:val="15"/>
               </w:rPr>
-              <w:t xml:space="preserve">2026.07 — 2026.09</w:t>
+              <w:t xml:space="preserve">2026.06 — 2026.06</w:t>
             </w:r>
           </w:p>
         </w:tc>
@@ -1701,7 +1701,7 @@
                 <w:sz w:val="18"/>
                 <w:szCs w:val="18"/>
               </w:rPr>
-              <w:t xml:space="preserve">200 SIGNAL · TQQQ 200일선 신호 앱 (개인 프로젝트)</w:t>
+              <w:t xml:space="preserve">Rhwp 오픈소스 기여</w:t>
             </w:r>
           </w:p>
           <w:p>
@@ -1714,27 +1714,14 @@
                 <w:sz w:val="15"/>
                 <w:szCs w:val="15"/>
               </w:rPr>
-              <w:t xml:space="preserve">커뮤니티의 TQQQ 200일선 매매법을 전략 명세로 구조화하고, 실시간 시세로 신호를 알리는 Android 앱으로 만들어 가족 2명이 사용했습니다. 원문이 주장한 성과는 미검증으로 표시하고, 45개 사이클을 재현해 승률이 19%가 아닌 40.00%임을 확인했습니다. 부분익절을 거래로 세면 승률이 72.73%로 오르는 것을 보여, 원문의 두 승률이 서로 다른 단위를 센다는 점까지 밝혔습니다. 전략 변형 5종도 같은 가정으로 백테스트해 CAGR·MDD를 구간별로 비교했습니다. 사용자 요청으로 QQQ 기반 두 번째 전략과 대기 자금의 SGOV·SPYM 운용을 추가했습니다.</w:t>
-            </w:r>
-          </w:p>
-          <w:p>
-            <w:pPr>
-              <w:spacing w:after="60" w:before="0" w:line="203"/>
-            </w:pPr>
-            <w:r>
-              <w:rPr>
-                <w:color w:val="607089"/>
-                <w:sz w:val="14"/>
-                <w:szCs w:val="14"/>
-              </w:rPr>
-              <w:t xml:space="preserve">앱은 배포하지 않았고, 계좌 정보는 기기 안에만 저장합니다.</w:t>
-            </w:r>
-          </w:p>
-          <w:p>
-            <w:pPr>
-              <w:spacing w:after="0" w:before="0" w:line="218"/>
-            </w:pPr>
-            <w:hyperlink w:history="1" r:id="rIdni6voi8se2fwj65gwj4hq">
+              <w:t xml:space="preserve">Claude Code에 작업 계획과 기여 규칙을 주고 이슈 분석부터 PR까지 자동화해, HWP/HWPX 저장 오류 수정 등 PR 7건 병합·Contributor로 등재됐습니다.</w:t>
+            </w:r>
+          </w:p>
+          <w:p>
+            <w:pPr>
+              <w:spacing w:after="0" w:before="75" w:line="218"/>
+            </w:pPr>
+            <w:hyperlink w:history="1" r:id="rIddzimtfsi8gi5q-dl0hefo">
               <w:r>
                 <w:rPr>
                   <w:color w:val="315CBB"/>
@@ -1744,108 +1731,6 @@
                 <w:t xml:space="preserve">GitHub 저장소 ↗</w:t>
               </w:r>
             </w:hyperlink>
-          </w:p>
-        </w:tc>
-      </w:tr>
-    </w:tbl>
-    <w:tbl>
-      <w:tblPr>
-        <w:tblW w:type="dxa" w:w="10318"/>
-        <w:tblBorders>
-          <w:top w:val="none" w:color="FFFFFF" w:sz="0"/>
-          <w:left w:val="none" w:color="FFFFFF" w:sz="0"/>
-          <w:bottom w:val="single" w:color="E3E8F0" w:sz="4"/>
-          <w:right w:val="none" w:color="FFFFFF" w:sz="0"/>
-          <w:insideH w:val="none" w:color="FFFFFF" w:sz="0"/>
-          <w:insideV w:val="none" w:color="FFFFFF" w:sz="0"/>
-        </w:tblBorders>
-        <w:tblLayout w:type="fixed"/>
-      </w:tblPr>
-      <w:tblGrid>
-        <w:gridCol w:w="1548"/>
-        <w:gridCol w:w="8770"/>
-      </w:tblGrid>
-      <w:tr>
-        <w:trPr>
-          <w:cantSplit/>
-        </w:trPr>
-        <w:tc>
-          <w:tcPr>
-            <w:tcW w:type="dxa" w:w="1548"/>
-            <w:tcMar>
-              <w:top w:type="dxa" w:w="44"/>
-              <w:left w:type="dxa" w:w="0"/>
-              <w:bottom w:type="dxa" w:w="44"/>
-              <w:right w:type="dxa" w:w="87"/>
-            </w:tcMar>
-          </w:tcPr>
-          <w:p>
-            <w:pPr>
-              <w:spacing w:after="0" w:before="0" w:line="218"/>
-            </w:pPr>
-            <w:r>
-              <w:rPr>
-                <w:color w:val="203047"/>
-                <w:sz w:val="15"/>
-                <w:szCs w:val="15"/>
-              </w:rPr>
-              <w:t xml:space="preserve">2026.06 — 2026.06</w:t>
-            </w:r>
-          </w:p>
-        </w:tc>
-        <w:tc>
-          <w:tcPr>
-            <w:tcW w:type="dxa" w:w="8770"/>
-            <w:tcMar>
-              <w:top w:type="dxa" w:w="44"/>
-              <w:left w:type="dxa" w:w="0"/>
-              <w:bottom w:type="dxa" w:w="44"/>
-              <w:right w:type="dxa" w:w="0"/>
-            </w:tcMar>
-          </w:tcPr>
-          <w:p>
-            <w:pPr>
-              <w:keepNext/>
-              <w:spacing w:after="0" w:before="0" w:line="261"/>
-            </w:pPr>
-            <w:r>
-              <w:rPr>
-                <w:b/>
-                <w:bCs/>
-                <w:color w:val="203047"/>
-                <w:sz w:val="18"/>
-                <w:szCs w:val="18"/>
-              </w:rPr>
-              <w:t xml:space="preserve">Rhwp 오픈소스 기여</w:t>
-            </w:r>
-          </w:p>
-          <w:p>
-            <w:pPr>
-              <w:spacing w:after="0" w:before="0" w:line="218"/>
-            </w:pPr>
-            <w:r>
-              <w:rPr>
-                <w:color w:val="203047"/>
-                <w:sz w:val="15"/>
-                <w:szCs w:val="15"/>
-              </w:rPr>
-              <w:t xml:space="preserve">Claude Code에 작업 계획과 기여 규칙을 주고 이슈 분석부터 PR까지 자동화해, HWP/HWPX 저장 오류 수정 등 PR 7건 병합·Contributor로 등재됐습니다.</w:t>
-            </w:r>
-          </w:p>
-          <w:p>
-            <w:pPr>
-              <w:spacing w:after="0" w:before="75" w:line="218"/>
-            </w:pPr>
-            <w:hyperlink w:history="1" r:id="rIdkxxtnyxcqkkp49ilt8gcc">
-              <w:r>
-                <w:rPr>
-                  <w:color w:val="315CBB"/>
-                  <w:sz w:val="15"/>
-                  <w:szCs w:val="15"/>
-                </w:rPr>
-                <w:t xml:space="preserve">GitHub 저장소 ↗</w:t>
-              </w:r>
-            </w:hyperlink>
             <w:r>
               <w:rPr>
                 <w:color w:val="203047"/>
@@ -1854,7 +1739,7 @@
               </w:rPr>
               <w:t xml:space="preserve">   </w:t>
             </w:r>
-            <w:hyperlink w:history="1" r:id="rId2ciqthiswwhwj4fideg5d">
+            <w:hyperlink w:history="1" r:id="rIdjoyxfczj0lkpc42tot-vo">
               <w:r>
                 <w:rPr>
                   <w:color w:val="315CBB"/>
@@ -1872,7 +1757,7 @@
               </w:rPr>
               <w:t xml:space="preserve">   </w:t>
             </w:r>
-            <w:hyperlink w:history="1" r:id="rId6ofvakoq34wtshzxiqm3e">
+            <w:hyperlink w:history="1" r:id="rIdb5yxlndmrg0yyeuadu2rn">
               <w:r>
                 <w:rPr>
                   <w:color w:val="315CBB"/>
@@ -2210,7 +2095,8 @@
       </w:tblPr>
       <w:tblGrid>
         <w:gridCol w:w="1548"/>
-        <w:gridCol w:w="8770"/>
+        <w:gridCol w:w="929"/>
+        <w:gridCol w:w="7842"/>
       </w:tblGrid>
       <w:tr>
         <w:trPr>
@@ -2242,408 +2128,6 @@
         </w:tc>
         <w:tc>
           <w:tcPr>
-            <w:tcW w:type="dxa" w:w="8770"/>
-            <w:tcMar>
-              <w:top w:type="dxa" w:w="44"/>
-              <w:left w:type="dxa" w:w="0"/>
-              <w:bottom w:type="dxa" w:w="44"/>
-              <w:right w:type="dxa" w:w="0"/>
-            </w:tcMar>
-          </w:tcPr>
-          <w:p>
-            <w:pPr>
-              <w:keepNext/>
-              <w:spacing w:after="0" w:before="0" w:line="261"/>
-            </w:pPr>
-            <w:r>
-              <w:rPr>
-                <w:b/>
-                <w:bCs/>
-                <w:color w:val="203047"/>
-                <w:sz w:val="18"/>
-                <w:szCs w:val="18"/>
-              </w:rPr>
-              <w:t xml:space="preserve">백준 945일 연속 문제 해결</w:t>
-            </w:r>
-          </w:p>
-          <w:p>
-            <w:pPr>
-              <w:spacing w:after="0" w:before="0" w:line="218"/>
-            </w:pPr>
-            <w:r>
-              <w:rPr>
-                <w:color w:val="203047"/>
-                <w:sz w:val="15"/>
-                <w:szCs w:val="15"/>
-              </w:rPr>
-              <w:t xml:space="preserve">solved.ac 기준 최장 945일 연속. 누적 1,659문제, Platinum IV.</w:t>
-            </w:r>
-          </w:p>
-          <w:p>
-            <w:pPr>
-              <w:spacing w:after="0" w:before="0" w:line="218"/>
-            </w:pPr>
-            <w:hyperlink w:history="1" r:id="rIdjqqv5upfdc9l2cy3mkd-l">
-              <w:r>
-                <w:rPr>
-                  <w:color w:val="315CBB"/>
-                  <w:sz w:val="15"/>
-                  <w:szCs w:val="15"/>
-                </w:rPr>
-                <w:t xml:space="preserve">BaekJoon 풀이 저장소 ↗</w:t>
-              </w:r>
-            </w:hyperlink>
-          </w:p>
-        </w:tc>
-      </w:tr>
-    </w:tbl>
-    <w:p>
-      <w:pPr>
-        <w:keepNext/>
-        <w:pBdr>
-          <w:bottom w:val="single" w:color="6A80BD" w:sz="12" w:space="4"/>
-        </w:pBdr>
-        <w:spacing w:after="135" w:before="240" w:line="261"/>
-      </w:pPr>
-      <w:r>
-        <w:rPr>
-          <w:b/>
-          <w:bCs/>
-          <w:color w:val="315CBB"/>
-          <w:sz w:val="18"/>
-          <w:szCs w:val="18"/>
-        </w:rPr>
-        <w:t xml:space="preserve">학력 · 자격 </w:t>
-      </w:r>
-    </w:p>
-    <w:tbl>
-      <w:tblPr>
-        <w:tblW w:type="dxa" w:w="10318"/>
-        <w:tblBorders>
-          <w:top w:val="none" w:color="FFFFFF" w:sz="0"/>
-          <w:left w:val="none" w:color="FFFFFF" w:sz="0"/>
-          <w:bottom w:val="single" w:color="E3E8F0" w:sz="4"/>
-          <w:right w:val="none" w:color="FFFFFF" w:sz="0"/>
-          <w:insideH w:val="none" w:color="FFFFFF" w:sz="0"/>
-          <w:insideV w:val="none" w:color="FFFFFF" w:sz="0"/>
-        </w:tblBorders>
-        <w:tblLayout w:type="fixed"/>
-      </w:tblPr>
-      <w:tblGrid>
-        <w:gridCol w:w="1548"/>
-        <w:gridCol w:w="8770"/>
-      </w:tblGrid>
-      <w:tr>
-        <w:trPr>
-          <w:cantSplit/>
-        </w:trPr>
-        <w:tc>
-          <w:tcPr>
-            <w:tcW w:type="dxa" w:w="1548"/>
-            <w:tcMar>
-              <w:top w:type="dxa" w:w="44"/>
-              <w:left w:type="dxa" w:w="0"/>
-              <w:bottom w:type="dxa" w:w="44"/>
-              <w:right w:type="dxa" w:w="87"/>
-            </w:tcMar>
-          </w:tcPr>
-          <w:p>
-            <w:pPr>
-              <w:spacing w:after="0" w:before="0" w:line="218"/>
-            </w:pPr>
-            <w:r>
-              <w:rPr>
-                <w:color w:val="203047"/>
-                <w:sz w:val="15"/>
-                <w:szCs w:val="15"/>
-              </w:rPr>
-              <w:t xml:space="preserve">2022.02 — 2026.02 (편입)</w:t>
-            </w:r>
-          </w:p>
-        </w:tc>
-        <w:tc>
-          <w:tcPr>
-            <w:tcW w:type="dxa" w:w="8770"/>
-            <w:tcMar>
-              <w:top w:type="dxa" w:w="44"/>
-              <w:left w:type="dxa" w:w="0"/>
-              <w:bottom w:type="dxa" w:w="44"/>
-              <w:right w:type="dxa" w:w="0"/>
-            </w:tcMar>
-          </w:tcPr>
-          <w:p>
-            <w:pPr>
-              <w:keepNext/>
-              <w:spacing w:after="0" w:before="0" w:line="261"/>
-            </w:pPr>
-            <w:r>
-              <w:rPr>
-                <w:b/>
-                <w:bCs/>
-                <w:color w:val="203047"/>
-                <w:sz w:val="18"/>
-                <w:szCs w:val="18"/>
-              </w:rPr>
-              <w:t xml:space="preserve">부산대학교</w:t>
-            </w:r>
-          </w:p>
-          <w:p>
-            <w:pPr>
-              <w:spacing w:after="0" w:before="0" w:line="218"/>
-            </w:pPr>
-            <w:r>
-              <w:rPr>
-                <w:color w:val="203047"/>
-                <w:sz w:val="15"/>
-                <w:szCs w:val="15"/>
-              </w:rPr>
-              <w:t xml:space="preserve">평균 학점 4.12 / 4.5</w:t>
-            </w:r>
-          </w:p>
-        </w:tc>
-      </w:tr>
-    </w:tbl>
-    <w:tbl>
-      <w:tblPr>
-        <w:tblW w:type="dxa" w:w="10318"/>
-        <w:tblBorders>
-          <w:top w:val="none" w:color="FFFFFF" w:sz="0"/>
-          <w:left w:val="none" w:color="FFFFFF" w:sz="0"/>
-          <w:bottom w:val="single" w:color="E3E8F0" w:sz="4"/>
-          <w:right w:val="none" w:color="FFFFFF" w:sz="0"/>
-          <w:insideH w:val="none" w:color="FFFFFF" w:sz="0"/>
-          <w:insideV w:val="none" w:color="FFFFFF" w:sz="0"/>
-        </w:tblBorders>
-        <w:tblLayout w:type="fixed"/>
-      </w:tblPr>
-      <w:tblGrid>
-        <w:gridCol w:w="1548"/>
-        <w:gridCol w:w="8770"/>
-      </w:tblGrid>
-      <w:tr>
-        <w:trPr>
-          <w:cantSplit/>
-        </w:trPr>
-        <w:tc>
-          <w:tcPr>
-            <w:tcW w:type="dxa" w:w="1548"/>
-            <w:tcMar>
-              <w:top w:type="dxa" w:w="44"/>
-              <w:left w:type="dxa" w:w="0"/>
-              <w:bottom w:type="dxa" w:w="44"/>
-              <w:right w:type="dxa" w:w="87"/>
-            </w:tcMar>
-          </w:tcPr>
-          <w:p>
-            <w:pPr>
-              <w:spacing w:after="0" w:before="0" w:line="218"/>
-            </w:pPr>
-            <w:r>
-              <w:rPr>
-                <w:color w:val="203047"/>
-                <w:sz w:val="15"/>
-                <w:szCs w:val="15"/>
-              </w:rPr>
-              <w:t xml:space="preserve">2019.03 — 2022.02 (중퇴)</w:t>
-            </w:r>
-          </w:p>
-        </w:tc>
-        <w:tc>
-          <w:tcPr>
-            <w:tcW w:type="dxa" w:w="8770"/>
-            <w:tcMar>
-              <w:top w:type="dxa" w:w="44"/>
-              <w:left w:type="dxa" w:w="0"/>
-              <w:bottom w:type="dxa" w:w="44"/>
-              <w:right w:type="dxa" w:w="0"/>
-            </w:tcMar>
-          </w:tcPr>
-          <w:p>
-            <w:pPr>
-              <w:keepNext/>
-              <w:spacing w:after="0" w:before="0" w:line="261"/>
-            </w:pPr>
-            <w:r>
-              <w:rPr>
-                <w:b/>
-                <w:bCs/>
-                <w:color w:val="203047"/>
-                <w:sz w:val="18"/>
-                <w:szCs w:val="18"/>
-              </w:rPr>
-              <w:t xml:space="preserve">대구대학교</w:t>
-            </w:r>
-          </w:p>
-          <w:p>
-            <w:pPr>
-              <w:spacing w:after="0" w:before="0" w:line="218"/>
-            </w:pPr>
-            <w:r>
-              <w:rPr>
-                <w:color w:val="203047"/>
-                <w:sz w:val="15"/>
-                <w:szCs w:val="15"/>
-              </w:rPr>
-              <w:t xml:space="preserve">평균 학점 4.2 / 4.5</w:t>
-            </w:r>
-          </w:p>
-        </w:tc>
-      </w:tr>
-    </w:tbl>
-    <w:tbl>
-      <w:tblPr>
-        <w:tblW w:type="dxa" w:w="10318"/>
-        <w:tblBorders>
-          <w:top w:val="none" w:color="FFFFFF" w:sz="0"/>
-          <w:left w:val="none" w:color="FFFFFF" w:sz="0"/>
-          <w:bottom w:val="single" w:color="E3E8F0" w:sz="4"/>
-          <w:right w:val="none" w:color="FFFFFF" w:sz="0"/>
-          <w:insideH w:val="none" w:color="FFFFFF" w:sz="0"/>
-          <w:insideV w:val="none" w:color="FFFFFF" w:sz="0"/>
-        </w:tblBorders>
-        <w:tblLayout w:type="fixed"/>
-      </w:tblPr>
-      <w:tblGrid>
-        <w:gridCol w:w="1548"/>
-        <w:gridCol w:w="8770"/>
-      </w:tblGrid>
-      <w:tr>
-        <w:trPr>
-          <w:cantSplit/>
-        </w:trPr>
-        <w:tc>
-          <w:tcPr>
-            <w:tcW w:type="dxa" w:w="1548"/>
-            <w:tcMar>
-              <w:top w:type="dxa" w:w="44"/>
-              <w:left w:type="dxa" w:w="0"/>
-              <w:bottom w:type="dxa" w:w="44"/>
-              <w:right w:type="dxa" w:w="87"/>
-            </w:tcMar>
-          </w:tcPr>
-          <w:p>
-            <w:pPr>
-              <w:spacing w:after="0" w:before="0" w:line="218"/>
-            </w:pPr>
-            <w:r>
-              <w:rPr>
-                <w:color w:val="203047"/>
-                <w:sz w:val="15"/>
-                <w:szCs w:val="15"/>
-              </w:rPr>
-              <w:t xml:space="preserve">2025.09</w:t>
-            </w:r>
-          </w:p>
-        </w:tc>
-        <w:tc>
-          <w:tcPr>
-            <w:tcW w:type="dxa" w:w="8770"/>
-            <w:tcMar>
-              <w:top w:type="dxa" w:w="44"/>
-              <w:left w:type="dxa" w:w="0"/>
-              <w:bottom w:type="dxa" w:w="44"/>
-              <w:right w:type="dxa" w:w="0"/>
-            </w:tcMar>
-          </w:tcPr>
-          <w:p>
-            <w:pPr>
-              <w:keepNext/>
-              <w:spacing w:after="0" w:before="0" w:line="261"/>
-            </w:pPr>
-            <w:r>
-              <w:rPr>
-                <w:b/>
-                <w:bCs/>
-                <w:color w:val="203047"/>
-                <w:sz w:val="18"/>
-                <w:szCs w:val="18"/>
-              </w:rPr>
-              <w:t xml:space="preserve">정보처리기사</w:t>
-            </w:r>
-          </w:p>
-          <w:p>
-            <w:pPr>
-              <w:spacing w:after="0" w:before="0" w:line="218"/>
-            </w:pPr>
-            <w:r>
-              <w:rPr>
-                <w:color w:val="203047"/>
-                <w:sz w:val="15"/>
-                <w:szCs w:val="15"/>
-              </w:rPr>
-              <w:t xml:space="preserve">한국산업인력공단</w:t>
-            </w:r>
-          </w:p>
-        </w:tc>
-      </w:tr>
-    </w:tbl>
-    <w:p>
-      <w:pPr>
-        <w:keepNext/>
-        <w:pBdr>
-          <w:bottom w:val="single" w:color="6A80BD" w:sz="12" w:space="4"/>
-        </w:pBdr>
-        <w:spacing w:after="135" w:before="240" w:line="261"/>
-      </w:pPr>
-      <w:r>
-        <w:rPr>
-          <w:b/>
-          <w:bCs/>
-          <w:color w:val="315CBB"/>
-          <w:sz w:val="18"/>
-          <w:szCs w:val="18"/>
-        </w:rPr>
-        <w:t xml:space="preserve">수상 </w:t>
-      </w:r>
-    </w:p>
-    <w:tbl>
-      <w:tblPr>
-        <w:tblW w:type="dxa" w:w="10318"/>
-        <w:tblBorders>
-          <w:top w:val="none" w:color="FFFFFF" w:sz="0"/>
-          <w:left w:val="none" w:color="FFFFFF" w:sz="0"/>
-          <w:bottom w:val="single" w:color="E3E8F0" w:sz="4"/>
-          <w:right w:val="none" w:color="FFFFFF" w:sz="0"/>
-          <w:insideH w:val="none" w:color="FFFFFF" w:sz="0"/>
-          <w:insideV w:val="none" w:color="FFFFFF" w:sz="0"/>
-        </w:tblBorders>
-        <w:tblLayout w:type="fixed"/>
-      </w:tblPr>
-      <w:tblGrid>
-        <w:gridCol w:w="1032"/>
-        <w:gridCol w:w="929"/>
-        <w:gridCol w:w="8358"/>
-      </w:tblGrid>
-      <w:tr>
-        <w:trPr>
-          <w:cantSplit/>
-        </w:trPr>
-        <w:tc>
-          <w:tcPr>
-            <w:tcW w:type="dxa" w:w="1032"/>
-            <w:tcMar>
-              <w:top w:type="dxa" w:w="44"/>
-              <w:left w:type="dxa" w:w="0"/>
-              <w:bottom w:type="dxa" w:w="44"/>
-              <w:right w:type="dxa" w:w="87"/>
-            </w:tcMar>
-          </w:tcPr>
-          <w:p>
-            <w:pPr>
-              <w:spacing w:after="0" w:before="0" w:line="218"/>
-            </w:pPr>
-            <w:r>
-              <w:rPr>
-                <w:color w:val="203047"/>
-                <w:sz w:val="15"/>
-                <w:szCs w:val="15"/>
-              </w:rPr>
-              <w:t xml:space="preserve">2025.10</w:t>
-            </w:r>
-          </w:p>
-        </w:tc>
-        <w:tc>
-          <w:tcPr>
             <w:tcW w:type="dxa" w:w="929"/>
             <w:tcMar>
               <w:top w:type="dxa" w:w="44"/>
@@ -2659,7 +2143,7 @@
             <w:r>
               <w:drawing>
                 <wp:inline distT="0" distB="0" distL="0" distR="0">
-                  <wp:extent cx="400050" cy="571500"/>
+                  <wp:extent cx="571500" cy="381000"/>
                   <wp:effectExtent t="0" r="0" b="0" l="0"/>
                   <wp:docPr id="1" name="" descr="" title=""/>
                   <wp:cNvGraphicFramePr>
@@ -2684,7 +2168,7 @@
                         <pic:spPr bwMode="auto">
                           <a:xfrm>
                             <a:off x="0" y="0"/>
-                            <a:ext cx="400050" cy="571500"/>
+                            <a:ext cx="571500" cy="381000"/>
                           </a:xfrm>
                           <a:prstGeom prst="rect">
                             <a:avLst/>
@@ -2700,7 +2184,7 @@
         </w:tc>
         <w:tc>
           <w:tcPr>
-            <w:tcW w:type="dxa" w:w="8358"/>
+            <w:tcW w:type="dxa" w:w="7842"/>
             <w:tcMar>
               <w:top w:type="dxa" w:w="44"/>
               <w:left w:type="dxa" w:w="0"/>
@@ -2710,33 +2194,350 @@
           </w:tcPr>
           <w:p>
             <w:pPr>
-              <w:spacing w:after="0" w:before="0" w:line="218"/>
+              <w:keepNext/>
+              <w:spacing w:after="0" w:before="0" w:line="261"/>
             </w:pPr>
             <w:r>
               <w:rPr>
                 <w:b/>
                 <w:bCs/>
                 <w:color w:val="203047"/>
-                <w:sz w:val="15"/>
-                <w:szCs w:val="15"/>
-              </w:rPr>
-              <w:t xml:space="preserve">캡스톤디자인 금상</w:t>
-            </w:r>
-            <w:r>
-              <w:br/>
-            </w:r>
-            <w:r>
-              <w:rPr>
-                <w:color w:val="203047"/>
-                <w:sz w:val="15"/>
-                <w:szCs w:val="15"/>
-              </w:rPr>
-              <w:t xml:space="preserve">소프트웨어·인공지능 분과 / 부산대학교 정보의생명공학대학</w:t>
-            </w:r>
+                <w:sz w:val="18"/>
+                <w:szCs w:val="18"/>
+              </w:rPr>
+              <w:t xml:space="preserve">백준 945일 연속 문제 해결</w:t>
+            </w:r>
+          </w:p>
+          <w:p>
+            <w:pPr>
+              <w:spacing w:after="0" w:before="0" w:line="218"/>
+            </w:pPr>
+            <w:r>
+              <w:rPr>
+                <w:color w:val="203047"/>
+                <w:sz w:val="15"/>
+                <w:szCs w:val="15"/>
+              </w:rPr>
+              <w:t xml:space="preserve">하루 한 문제를 목표로 solved.ac 기준 최장 945일 연속 문제를 해결했습니다. 누적 1,659문제, solved.ac Platinum IV. 풀이는 GitHub 저장소에 기록했습니다.</w:t>
+            </w:r>
+          </w:p>
+          <w:p>
+            <w:pPr>
+              <w:spacing w:after="0" w:before="0" w:line="218"/>
+            </w:pPr>
+            <w:hyperlink w:history="1" r:id="rIdtckexdlb-tfbxwqiajny0">
+              <w:r>
+                <w:rPr>
+                  <w:color w:val="315CBB"/>
+                  <w:sz w:val="15"/>
+                  <w:szCs w:val="15"/>
+                </w:rPr>
+                <w:t xml:space="preserve">BaekJoon 풀이 저장소 ↗</w:t>
+              </w:r>
+            </w:hyperlink>
           </w:p>
         </w:tc>
       </w:tr>
     </w:tbl>
+    <w:p>
+      <w:pPr>
+        <w:keepNext/>
+        <w:pBdr>
+          <w:bottom w:val="single" w:color="6A80BD" w:sz="12" w:space="4"/>
+        </w:pBdr>
+        <w:spacing w:after="135" w:before="240" w:line="261"/>
+      </w:pPr>
+      <w:r>
+        <w:rPr>
+          <w:b/>
+          <w:bCs/>
+          <w:color w:val="315CBB"/>
+          <w:sz w:val="18"/>
+          <w:szCs w:val="18"/>
+        </w:rPr>
+        <w:t xml:space="preserve">학력 · 자격 </w:t>
+      </w:r>
+    </w:p>
+    <w:tbl>
+      <w:tblPr>
+        <w:tblW w:type="dxa" w:w="10318"/>
+        <w:tblBorders>
+          <w:top w:val="none" w:color="FFFFFF" w:sz="0"/>
+          <w:left w:val="none" w:color="FFFFFF" w:sz="0"/>
+          <w:bottom w:val="single" w:color="E3E8F0" w:sz="4"/>
+          <w:right w:val="none" w:color="FFFFFF" w:sz="0"/>
+          <w:insideH w:val="none" w:color="FFFFFF" w:sz="0"/>
+          <w:insideV w:val="none" w:color="FFFFFF" w:sz="0"/>
+        </w:tblBorders>
+        <w:tblLayout w:type="fixed"/>
+      </w:tblPr>
+      <w:tblGrid>
+        <w:gridCol w:w="1548"/>
+        <w:gridCol w:w="8770"/>
+      </w:tblGrid>
+      <w:tr>
+        <w:trPr>
+          <w:cantSplit/>
+        </w:trPr>
+        <w:tc>
+          <w:tcPr>
+            <w:tcW w:type="dxa" w:w="1548"/>
+            <w:tcMar>
+              <w:top w:type="dxa" w:w="44"/>
+              <w:left w:type="dxa" w:w="0"/>
+              <w:bottom w:type="dxa" w:w="44"/>
+              <w:right w:type="dxa" w:w="87"/>
+            </w:tcMar>
+          </w:tcPr>
+          <w:p>
+            <w:pPr>
+              <w:spacing w:after="0" w:before="0" w:line="218"/>
+            </w:pPr>
+            <w:r>
+              <w:rPr>
+                <w:color w:val="203047"/>
+                <w:sz w:val="15"/>
+                <w:szCs w:val="15"/>
+              </w:rPr>
+              <w:t xml:space="preserve">2022.02 — 2026.02 (편입)</w:t>
+            </w:r>
+          </w:p>
+        </w:tc>
+        <w:tc>
+          <w:tcPr>
+            <w:tcW w:type="dxa" w:w="8770"/>
+            <w:tcMar>
+              <w:top w:type="dxa" w:w="44"/>
+              <w:left w:type="dxa" w:w="0"/>
+              <w:bottom w:type="dxa" w:w="44"/>
+              <w:right w:type="dxa" w:w="0"/>
+            </w:tcMar>
+          </w:tcPr>
+          <w:p>
+            <w:pPr>
+              <w:keepNext/>
+              <w:spacing w:after="0" w:before="0" w:line="261"/>
+            </w:pPr>
+            <w:r>
+              <w:rPr>
+                <w:b/>
+                <w:bCs/>
+                <w:color w:val="203047"/>
+                <w:sz w:val="18"/>
+                <w:szCs w:val="18"/>
+              </w:rPr>
+              <w:t xml:space="preserve">부산대학교</w:t>
+            </w:r>
+          </w:p>
+          <w:p>
+            <w:pPr>
+              <w:spacing w:after="0" w:before="0" w:line="218"/>
+            </w:pPr>
+            <w:r>
+              <w:rPr>
+                <w:color w:val="203047"/>
+                <w:sz w:val="15"/>
+                <w:szCs w:val="15"/>
+              </w:rPr>
+              <w:t xml:space="preserve">평균 학점 4.12 / 4.5</w:t>
+            </w:r>
+          </w:p>
+        </w:tc>
+      </w:tr>
+    </w:tbl>
+    <w:tbl>
+      <w:tblPr>
+        <w:tblW w:type="dxa" w:w="10318"/>
+        <w:tblBorders>
+          <w:top w:val="none" w:color="FFFFFF" w:sz="0"/>
+          <w:left w:val="none" w:color="FFFFFF" w:sz="0"/>
+          <w:bottom w:val="single" w:color="E3E8F0" w:sz="4"/>
+          <w:right w:val="none" w:color="FFFFFF" w:sz="0"/>
+          <w:insideH w:val="none" w:color="FFFFFF" w:sz="0"/>
+          <w:insideV w:val="none" w:color="FFFFFF" w:sz="0"/>
+        </w:tblBorders>
+        <w:tblLayout w:type="fixed"/>
+      </w:tblPr>
+      <w:tblGrid>
+        <w:gridCol w:w="1548"/>
+        <w:gridCol w:w="8770"/>
+      </w:tblGrid>
+      <w:tr>
+        <w:trPr>
+          <w:cantSplit/>
+        </w:trPr>
+        <w:tc>
+          <w:tcPr>
+            <w:tcW w:type="dxa" w:w="1548"/>
+            <w:tcMar>
+              <w:top w:type="dxa" w:w="44"/>
+              <w:left w:type="dxa" w:w="0"/>
+              <w:bottom w:type="dxa" w:w="44"/>
+              <w:right w:type="dxa" w:w="87"/>
+            </w:tcMar>
+          </w:tcPr>
+          <w:p>
+            <w:pPr>
+              <w:spacing w:after="0" w:before="0" w:line="218"/>
+            </w:pPr>
+            <w:r>
+              <w:rPr>
+                <w:color w:val="203047"/>
+                <w:sz w:val="15"/>
+                <w:szCs w:val="15"/>
+              </w:rPr>
+              <w:t xml:space="preserve">2019.03 — 2022.02 (중퇴)</w:t>
+            </w:r>
+          </w:p>
+        </w:tc>
+        <w:tc>
+          <w:tcPr>
+            <w:tcW w:type="dxa" w:w="8770"/>
+            <w:tcMar>
+              <w:top w:type="dxa" w:w="44"/>
+              <w:left w:type="dxa" w:w="0"/>
+              <w:bottom w:type="dxa" w:w="44"/>
+              <w:right w:type="dxa" w:w="0"/>
+            </w:tcMar>
+          </w:tcPr>
+          <w:p>
+            <w:pPr>
+              <w:keepNext/>
+              <w:spacing w:after="0" w:before="0" w:line="261"/>
+            </w:pPr>
+            <w:r>
+              <w:rPr>
+                <w:b/>
+                <w:bCs/>
+                <w:color w:val="203047"/>
+                <w:sz w:val="18"/>
+                <w:szCs w:val="18"/>
+              </w:rPr>
+              <w:t xml:space="preserve">대구대학교</w:t>
+            </w:r>
+          </w:p>
+          <w:p>
+            <w:pPr>
+              <w:spacing w:after="0" w:before="0" w:line="218"/>
+            </w:pPr>
+            <w:r>
+              <w:rPr>
+                <w:color w:val="203047"/>
+                <w:sz w:val="15"/>
+                <w:szCs w:val="15"/>
+              </w:rPr>
+              <w:t xml:space="preserve">평균 학점 4.2 / 4.5</w:t>
+            </w:r>
+          </w:p>
+        </w:tc>
+      </w:tr>
+    </w:tbl>
+    <w:tbl>
+      <w:tblPr>
+        <w:tblW w:type="dxa" w:w="10318"/>
+        <w:tblBorders>
+          <w:top w:val="none" w:color="FFFFFF" w:sz="0"/>
+          <w:left w:val="none" w:color="FFFFFF" w:sz="0"/>
+          <w:bottom w:val="single" w:color="E3E8F0" w:sz="4"/>
+          <w:right w:val="none" w:color="FFFFFF" w:sz="0"/>
+          <w:insideH w:val="none" w:color="FFFFFF" w:sz="0"/>
+          <w:insideV w:val="none" w:color="FFFFFF" w:sz="0"/>
+        </w:tblBorders>
+        <w:tblLayout w:type="fixed"/>
+      </w:tblPr>
+      <w:tblGrid>
+        <w:gridCol w:w="1548"/>
+        <w:gridCol w:w="8770"/>
+      </w:tblGrid>
+      <w:tr>
+        <w:trPr>
+          <w:cantSplit/>
+        </w:trPr>
+        <w:tc>
+          <w:tcPr>
+            <w:tcW w:type="dxa" w:w="1548"/>
+            <w:tcMar>
+              <w:top w:type="dxa" w:w="44"/>
+              <w:left w:type="dxa" w:w="0"/>
+              <w:bottom w:type="dxa" w:w="44"/>
+              <w:right w:type="dxa" w:w="87"/>
+            </w:tcMar>
+          </w:tcPr>
+          <w:p>
+            <w:pPr>
+              <w:spacing w:after="0" w:before="0" w:line="218"/>
+            </w:pPr>
+            <w:r>
+              <w:rPr>
+                <w:color w:val="203047"/>
+                <w:sz w:val="15"/>
+                <w:szCs w:val="15"/>
+              </w:rPr>
+              <w:t xml:space="preserve">2025.09</w:t>
+            </w:r>
+          </w:p>
+        </w:tc>
+        <w:tc>
+          <w:tcPr>
+            <w:tcW w:type="dxa" w:w="8770"/>
+            <w:tcMar>
+              <w:top w:type="dxa" w:w="44"/>
+              <w:left w:type="dxa" w:w="0"/>
+              <w:bottom w:type="dxa" w:w="44"/>
+              <w:right w:type="dxa" w:w="0"/>
+            </w:tcMar>
+          </w:tcPr>
+          <w:p>
+            <w:pPr>
+              <w:keepNext/>
+              <w:spacing w:after="0" w:before="0" w:line="261"/>
+            </w:pPr>
+            <w:r>
+              <w:rPr>
+                <w:b/>
+                <w:bCs/>
+                <w:color w:val="203047"/>
+                <w:sz w:val="18"/>
+                <w:szCs w:val="18"/>
+              </w:rPr>
+              <w:t xml:space="preserve">정보처리기사</w:t>
+            </w:r>
+          </w:p>
+          <w:p>
+            <w:pPr>
+              <w:spacing w:after="0" w:before="0" w:line="218"/>
+            </w:pPr>
+            <w:r>
+              <w:rPr>
+                <w:color w:val="203047"/>
+                <w:sz w:val="15"/>
+                <w:szCs w:val="15"/>
+              </w:rPr>
+              <w:t xml:space="preserve">한국산업인력공단</w:t>
+            </w:r>
+          </w:p>
+        </w:tc>
+      </w:tr>
+    </w:tbl>
+    <w:p>
+      <w:pPr>
+        <w:keepNext/>
+        <w:pBdr>
+          <w:bottom w:val="single" w:color="6A80BD" w:sz="12" w:space="4"/>
+        </w:pBdr>
+        <w:spacing w:after="135" w:before="240" w:line="261"/>
+      </w:pPr>
+      <w:r>
+        <w:rPr>
+          <w:b/>
+          <w:bCs/>
+          <w:color w:val="315CBB"/>
+          <w:sz w:val="18"/>
+          <w:szCs w:val="18"/>
+        </w:rPr>
+        <w:t xml:space="preserve">수상 </w:t>
+      </w:r>
+    </w:p>
     <w:tbl>
       <w:tblPr>
         <w:tblW w:type="dxa" w:w="10318"/>
@@ -2779,7 +2580,7 @@
                 <w:sz w:val="15"/>
                 <w:szCs w:val="15"/>
               </w:rPr>
-              <w:t xml:space="preserve">2025.09</w:t>
+              <w:t xml:space="preserve">2025.10</w:t>
             </w:r>
           </w:p>
         </w:tc>
@@ -2861,7 +2662,7 @@
                 <w:sz w:val="15"/>
                 <w:szCs w:val="15"/>
               </w:rPr>
-              <w:t xml:space="preserve">부산 DATA WEEK 최우수상</w:t>
+              <w:t xml:space="preserve">캡스톤디자인 금상</w:t>
             </w:r>
             <w:r>
               <w:br/>
@@ -2872,7 +2673,7 @@
                 <w:sz w:val="15"/>
                 <w:szCs w:val="15"/>
               </w:rPr>
-              <w:t xml:space="preserve">데이터 활용 우수사례 공모전 / 부산테크노파크</w:t>
+              <w:t xml:space="preserve">소프트웨어·인공지능 분과 / 부산대학교 정보의생명공학대학</w:t>
             </w:r>
           </w:p>
         </w:tc>
@@ -3002,7 +2803,7 @@
                 <w:sz w:val="15"/>
                 <w:szCs w:val="15"/>
               </w:rPr>
-              <w:t xml:space="preserve">AI LAUNCH 커리어스쿨 창업톤 장려상</w:t>
+              <w:t xml:space="preserve">부산 DATA WEEK 최우수상</w:t>
             </w:r>
             <w:r>
               <w:br/>
@@ -3013,7 +2814,7 @@
                 <w:sz w:val="15"/>
                 <w:szCs w:val="15"/>
               </w:rPr>
-              <w:t xml:space="preserve">KRYPTON X x Root Impact x Google.org</w:t>
+              <w:t xml:space="preserve">데이터 활용 우수사례 공모전 / 부산테크노파크</w:t>
             </w:r>
           </w:p>
         </w:tc>
@@ -3061,7 +2862,7 @@
                 <w:sz w:val="15"/>
                 <w:szCs w:val="15"/>
               </w:rPr>
-              <w:t xml:space="preserve">2025.08</w:t>
+              <w:t xml:space="preserve">2025.09</w:t>
             </w:r>
           </w:p>
         </w:tc>
@@ -3099,6 +2900,147 @@
                         </pic:nvPicPr>
                         <pic:blipFill>
                           <a:blip r:embed="rId13" cstate="none"/>
+                          <a:srcRect/>
+                          <a:stretch>
+                            <a:fillRect/>
+                          </a:stretch>
+                        </pic:blipFill>
+                        <pic:spPr bwMode="auto">
+                          <a:xfrm>
+                            <a:off x="0" y="0"/>
+                            <a:ext cx="400050" cy="571500"/>
+                          </a:xfrm>
+                          <a:prstGeom prst="rect">
+                            <a:avLst/>
+                          </a:prstGeom>
+                        </pic:spPr>
+                      </pic:pic>
+                    </a:graphicData>
+                  </a:graphic>
+                </wp:inline>
+              </w:drawing>
+            </w:r>
+          </w:p>
+        </w:tc>
+        <w:tc>
+          <w:tcPr>
+            <w:tcW w:type="dxa" w:w="8358"/>
+            <w:tcMar>
+              <w:top w:type="dxa" w:w="44"/>
+              <w:left w:type="dxa" w:w="0"/>
+              <w:bottom w:type="dxa" w:w="44"/>
+              <w:right w:type="dxa" w:w="0"/>
+            </w:tcMar>
+          </w:tcPr>
+          <w:p>
+            <w:pPr>
+              <w:spacing w:after="0" w:before="0" w:line="218"/>
+            </w:pPr>
+            <w:r>
+              <w:rPr>
+                <w:b/>
+                <w:bCs/>
+                <w:color w:val="203047"/>
+                <w:sz w:val="15"/>
+                <w:szCs w:val="15"/>
+              </w:rPr>
+              <w:t xml:space="preserve">AI LAUNCH 커리어스쿨 창업톤 장려상</w:t>
+            </w:r>
+            <w:r>
+              <w:br/>
+            </w:r>
+            <w:r>
+              <w:rPr>
+                <w:color w:val="203047"/>
+                <w:sz w:val="15"/>
+                <w:szCs w:val="15"/>
+              </w:rPr>
+              <w:t xml:space="preserve">KRYPTON X x Root Impact x Google.org</w:t>
+            </w:r>
+          </w:p>
+        </w:tc>
+      </w:tr>
+    </w:tbl>
+    <w:tbl>
+      <w:tblPr>
+        <w:tblW w:type="dxa" w:w="10318"/>
+        <w:tblBorders>
+          <w:top w:val="none" w:color="FFFFFF" w:sz="0"/>
+          <w:left w:val="none" w:color="FFFFFF" w:sz="0"/>
+          <w:bottom w:val="single" w:color="E3E8F0" w:sz="4"/>
+          <w:right w:val="none" w:color="FFFFFF" w:sz="0"/>
+          <w:insideH w:val="none" w:color="FFFFFF" w:sz="0"/>
+          <w:insideV w:val="none" w:color="FFFFFF" w:sz="0"/>
+        </w:tblBorders>
+        <w:tblLayout w:type="fixed"/>
+      </w:tblPr>
+      <w:tblGrid>
+        <w:gridCol w:w="1032"/>
+        <w:gridCol w:w="929"/>
+        <w:gridCol w:w="8358"/>
+      </w:tblGrid>
+      <w:tr>
+        <w:trPr>
+          <w:cantSplit/>
+        </w:trPr>
+        <w:tc>
+          <w:tcPr>
+            <w:tcW w:type="dxa" w:w="1032"/>
+            <w:tcMar>
+              <w:top w:type="dxa" w:w="44"/>
+              <w:left w:type="dxa" w:w="0"/>
+              <w:bottom w:type="dxa" w:w="44"/>
+              <w:right w:type="dxa" w:w="87"/>
+            </w:tcMar>
+          </w:tcPr>
+          <w:p>
+            <w:pPr>
+              <w:spacing w:after="0" w:before="0" w:line="218"/>
+            </w:pPr>
+            <w:r>
+              <w:rPr>
+                <w:color w:val="203047"/>
+                <w:sz w:val="15"/>
+                <w:szCs w:val="15"/>
+              </w:rPr>
+              <w:t xml:space="preserve">2025.08</w:t>
+            </w:r>
+          </w:p>
+        </w:tc>
+        <w:tc>
+          <w:tcPr>
+            <w:tcW w:type="dxa" w:w="929"/>
+            <w:tcMar>
+              <w:top w:type="dxa" w:w="44"/>
+              <w:left w:type="dxa" w:w="0"/>
+              <w:bottom w:type="dxa" w:w="44"/>
+              <w:right w:type="dxa" w:w="0"/>
+            </w:tcMar>
+          </w:tcPr>
+          <w:p>
+            <w:pPr>
+              <w:spacing w:after="0" w:before="0" w:line="218"/>
+            </w:pPr>
+            <w:r>
+              <w:drawing>
+                <wp:inline distT="0" distB="0" distL="0" distR="0">
+                  <wp:extent cx="400050" cy="571500"/>
+                  <wp:effectExtent t="0" r="0" b="0" l="0"/>
+                  <wp:docPr id="1" name="" descr="" title=""/>
+                  <wp:cNvGraphicFramePr>
+                    <a:graphicFrameLocks xmlns:a="http://schemas.openxmlformats.org/drawingml/2006/main" noChangeAspect="1"/>
+                  </wp:cNvGraphicFramePr>
+                  <a:graphic xmlns:a="http://schemas.openxmlformats.org/drawingml/2006/main">
+                    <a:graphicData uri="http://schemas.openxmlformats.org/drawingml/2006/picture">
+                      <pic:pic xmlns:pic="http://schemas.openxmlformats.org/drawingml/2006/picture">
+                        <pic:nvPicPr>
+                          <pic:cNvPr id="0" name="" descr=""/>
+                          <pic:cNvPicPr>
+                            <a:picLocks noChangeAspect="1" noChangeArrowheads="1"/>
+                          </pic:cNvPicPr>
+                        </pic:nvPicPr>
+                        <pic:blipFill>
+                          <a:blip r:embed="rId14" cstate="none"/>
                           <a:srcRect/>
                           <a:stretch>
                             <a:fillRect/>

--- a/site/resume.docx
+++ b/site/resume.docx
@@ -89,7 +89,7 @@
             <w:pPr>
               <w:spacing w:after="0" w:before="75" w:line="218"/>
             </w:pPr>
-            <w:hyperlink w:history="1" r:id="rIdp6ntzxawwjcaw7utphb75">
+            <w:hyperlink w:history="1" r:id="rId0owcszxmtquvyjh_-npvj">
               <w:r>
                 <w:rPr>
                   <w:color w:val="315CBB"/>
@@ -107,7 +107,7 @@
               </w:rPr>
               <w:t xml:space="preserve">   </w:t>
             </w:r>
-            <w:hyperlink w:history="1" r:id="rIdmhh5r3r-czhbhn8gtzsx5">
+            <w:hyperlink w:history="1" r:id="rId4g4akhd18ousfjq7ki4cn">
               <w:r>
                 <w:rPr>
                   <w:color w:val="315CBB"/>
@@ -125,7 +125,7 @@
               </w:rPr>
               <w:t xml:space="preserve">   </w:t>
             </w:r>
-            <w:hyperlink w:history="1" r:id="rIdpayufcwghyxdrs7pxxbuj">
+            <w:hyperlink w:history="1" r:id="rId6sixfn1so632vjx1udh0d">
               <w:r>
                 <w:rPr>
                   <w:color w:val="315CBB"/>
@@ -143,7 +143,7 @@
               </w:rPr>
               <w:t xml:space="preserve">   </w:t>
             </w:r>
-            <w:hyperlink w:history="1" r:id="rIdzwalujnmzi2at7em7np8c">
+            <w:hyperlink w:history="1" r:id="rIdfvpqc63be9d3qo-ql5rq4">
               <w:r>
                 <w:rPr>
                   <w:color w:val="315CBB"/>
@@ -202,7 +202,7 @@
           <w:sz w:val="15"/>
           <w:szCs w:val="15"/>
         </w:rPr>
-        <w:t xml:space="preserve">RAG 근거 선택: 근거 충족률 66.25% → 91.25%, 답이 없는 질문에 근거를 붙인 경우 20 → 0건</w:t>
+        <w:t xml:space="preserve">RAG 근거 선택 개선: 근거 충족률 66.25% → 91.25%, 답이 없는 질문에 근거를 붙인 경우 20 → 0건</w:t>
       </w:r>
     </w:p>
     <w:p>
@@ -223,7 +223,7 @@
           <w:sz w:val="15"/>
           <w:szCs w:val="15"/>
         </w:rPr>
-        <w:t xml:space="preserve">에이전트 실행 환경: 사용자 정의 Skill과 승인 기반 실행, 편집 품질 82.5% → 91.2%(114건 평가)</w:t>
+        <w:t xml:space="preserve">에이전트 실행 환경 설계: 사용자 정의 Skill과 승인 기반 실행, 편집 품질 82.5% → 91.2%(114건 평가)</w:t>
       </w:r>
     </w:p>
     <w:p>
@@ -244,7 +244,7 @@
           <w:sz w:val="15"/>
           <w:szCs w:val="15"/>
         </w:rPr>
-        <w:t xml:space="preserve">데이터 파이프라인: PDF 변환 통과율 45.17% → 89.89%, 약품 변환 비용 예상 $200 대비 $11.18</w:t>
+        <w:t xml:space="preserve">데이터 파이프라인 구축: PDF 복원율 45.17% → 89.89%, 약품 변환 비용 예상 $200 대비 $11.18</w:t>
       </w:r>
     </w:p>
     <w:p>
@@ -394,7 +394,7 @@
       <w:pPr>
         <w:spacing w:after="0" w:before="0" w:line="218"/>
       </w:pPr>
-      <w:hyperlink w:history="1" r:id="rId1r22rhp2co_g-rfp5u_3b">
+      <w:hyperlink w:history="1" r:id="rIdimmjjnacpqpx7o1qfgcv7">
         <w:r>
           <w:rPr>
             <w:color w:val="315CBB"/>
@@ -607,7 +607,7 @@
           <w:sz w:val="15"/>
           <w:szCs w:val="15"/>
         </w:rPr>
-        <w:t xml:space="preserve"> 사용자마다 반복 작업이 달라 모두 기능으로 만들 수 없고, AI 편집안이 요청을 빠뜨린 채 전달돼 같은 결과를 원하는 작업을 운에 맡기게 됨.</w:t>
+        <w:t xml:space="preserve"> 사용자마다 반복 작업이 달라 모두 기능으로 만들 수 없고, AI 편집안이 요청을 빠뜨린 채 전달돼 같은 결과를 원하는 작업을 운에 맡기게 됨</w:t>
       </w:r>
       <w:r>
         <w:br/>
@@ -628,7 +628,7 @@
           <w:sz w:val="15"/>
           <w:szCs w:val="15"/>
         </w:rPr>
-        <w:t xml:space="preserve"> 지침은 AI, 권한·실행 범위 검사는 코드, 게시와 실제 반영은 사용자가 맡도록 책임 분리. 코드의 형식 검사만으로는 요청 누락을 못 잡아 LLM 의미 평가를 추가.</w:t>
+        <w:t xml:space="preserve"> 지침은 AI, 권한·실행 범위 검사는 코드, 게시와 실제 반영은 사용자가 맡도록 책임 분리. 코드의 형식 검사만으로는 요청 누락을 못 잡아 LLM 의미 평가를 추가</w:t>
       </w:r>
       <w:r>
         <w:br/>
@@ -649,7 +649,7 @@
           <w:sz w:val="15"/>
           <w:szCs w:val="15"/>
         </w:rPr>
-        <w:t xml:space="preserve"> 자연어 지침 작성·검토·게시와 권한·승인 우회 검사, 미리보기 후 별도 승인. 편집 결과는 의미 평가 후 최대 1회 재작성. 생성·평가·재작성은 단계별로 추적하도록 LangGraph 노드로 나누고, 게시한 Skill은 PostgreSQL에 불변 버전으로 저장.</w:t>
+        <w:t xml:space="preserve"> 자연어 지침 작성·검토·게시와 권한·승인 우회 검사, 미리보기 후 별도 승인. 편집 결과는 의미 평가 후 최대 1회 재작성. 생성·평가·재작성은 단계별로 추적하도록 LangGraph 노드로 나누고, 게시한 Skill은 PostgreSQL에 불변 버전으로 저장</w:t>
       </w:r>
       <w:r>
         <w:br/>
@@ -670,7 +670,7 @@
           <w:sz w:val="15"/>
           <w:szCs w:val="15"/>
         </w:rPr>
-        <w:t xml:space="preserve"> 편집 품질 94 → 104/114건(82.5% → 91.2%). 승인 전에는 문서가 바뀌지 않음을 확인. 통과하지 못한 편집안 20건 → 10건.</w:t>
+        <w:t xml:space="preserve"> 편집 품질 94 → 104/114건(82.5% → 91.2%). 승인 전에는 문서가 바뀌지 않음을 확인. 통과하지 못한 편집안 20건 → 10건</w:t>
       </w:r>
     </w:p>
     <w:p>
@@ -686,7 +686,7 @@
           <w:sz w:val="17"/>
           <w:szCs w:val="17"/>
         </w:rPr>
-        <w:t xml:space="preserve">PDF 문서 변환</w:t>
+        <w:t xml:space="preserve">PDF -&gt; Markdown 복원율 약 90%</w:t>
       </w:r>
     </w:p>
     <w:p>
@@ -699,7 +699,7 @@
           <w:sz w:val="14"/>
           <w:szCs w:val="14"/>
         </w:rPr>
-        <w:t xml:space="preserve">사용자가 올린 논문 PDF를 검색과 답변에 쓸 수 있도록, 표·수식까지 보존하는 Markdown으로 변환했습니다.</w:t>
+        <w:t xml:space="preserve">사용자가 올린 PDF를 검색과 답변에 쓸 수 있도록, 표와 수식까지 보존해 Markdown으로 변환했습니다.</w:t>
       </w:r>
     </w:p>
     <w:p>
@@ -741,7 +741,7 @@
           <w:sz w:val="15"/>
           <w:szCs w:val="15"/>
         </w:rPr>
-        <w:t xml:space="preserve"> 논문 PDF의 표·수식이 깨지면 Wiki와 답변의 근거가 되는 수치를 쓸 수 없음.</w:t>
+        <w:t xml:space="preserve"> 논문 PDF의 표·수식이 깨지면 Wiki와 답변의 근거가 되는 수치를 쓸 수 없음</w:t>
       </w:r>
       <w:r>
         <w:br/>
@@ -762,7 +762,7 @@
           <w:sz w:val="15"/>
           <w:szCs w:val="15"/>
         </w:rPr>
-        <w:t xml:space="preserve"> 깨진 곳만 고치는 방식은 탐지가 오류를 놓쳤고, 전체 AI 변환은 표·수식 정확도와 비용이 부족해 내용 유형별 처리로 전환. 본문은 추출이 빠른 AnyDoc, 복원은 GPU 운영비가 드는 sLLM 대신 상용 LLM API.</w:t>
+        <w:t xml:space="preserve"> 깨진 곳만 고치는 방식은 탐지가 오류를 놓쳤고, 전체 AI 변환은 표·수식 정확도와 비용이 부족해 내용 유형별 처리로 전환. 본문은 추출이 빠른 AnyDoc, 복원은 GPU 운영비가 드는 sLLM 대신 상용 LLM API</w:t>
       </w:r>
       <w:r>
         <w:br/>
@@ -783,7 +783,7 @@
           <w:sz w:val="15"/>
           <w:szCs w:val="15"/>
         </w:rPr>
-        <w:t xml:space="preserve"> 본문은 AnyDoc으로 추출해 깨진 부분만 AI로 보완, 표·수식은 원본 영역을 따로 판독, 그림은 원본 보존.</w:t>
+        <w:t xml:space="preserve"> 본문은 AnyDoc으로 추출해 깨진 부분만 AI로 보완, 표·수식은 원본 영역을 따로 판독, 그림은 원본 보존</w:t>
       </w:r>
       <w:r>
         <w:br/>
@@ -804,7 +804,7 @@
           <w:sz w:val="15"/>
           <w:szCs w:val="15"/>
         </w:rPr>
-        <w:t xml:space="preserve"> 같은 30쪽·445단위 블라인드 평가에서 통과율 45.17% → 89.89%. 표·수식 속 수치가 Wiki에서 빠지지 않게 함.</w:t>
+        <w:t xml:space="preserve"> PDF -&gt; Markdown 복원율 기존 Docling만 사용시, 약 45%에서 약 90%로 개선</w:t>
       </w:r>
     </w:p>
     <w:p>
@@ -850,7 +850,7 @@
       <w:pPr>
         <w:spacing w:after="0" w:before="75" w:line="218"/>
       </w:pPr>
-      <w:hyperlink w:history="1" r:id="rIdw7qjedepwcevy9qvcqkxt">
+      <w:hyperlink w:history="1" r:id="rIdoabht1z7gdfeyuixfpcrx">
         <w:r>
           <w:rPr>
             <w:color w:val="315CBB"/>
@@ -868,7 +868,7 @@
         </w:rPr>
         <w:t xml:space="preserve">   </w:t>
       </w:r>
-      <w:hyperlink w:history="1" r:id="rIddmlxptly1xa4wir-ekphz">
+      <w:hyperlink w:history="1" r:id="rIdmwzx1y9x7fgk9p3maw_oz">
         <w:r>
           <w:rPr>
             <w:color w:val="315CBB"/>
@@ -886,7 +886,7 @@
         </w:rPr>
         <w:t xml:space="preserve">   </w:t>
       </w:r>
-      <w:hyperlink w:history="1" r:id="rIdd_wda8izij5thw7bpavw-">
+      <w:hyperlink w:history="1" r:id="rIdxyumwh2x-zqciagnm7s29">
         <w:r>
           <w:rPr>
             <w:color w:val="315CBB"/>
@@ -1033,7 +1033,7 @@
       <w:pPr>
         <w:spacing w:after="0" w:before="0" w:line="218"/>
       </w:pPr>
-      <w:hyperlink w:history="1" r:id="rIdfpsrxxt-br0qgvbcva5dh">
+      <w:hyperlink w:history="1" r:id="rIdkphzzk1_lbg14fy7ugusi">
         <w:r>
           <w:rPr>
             <w:color w:val="315CBB"/>
@@ -1317,7 +1317,7 @@
       <w:pPr>
         <w:spacing w:after="0" w:before="75" w:line="218"/>
       </w:pPr>
-      <w:hyperlink w:history="1" r:id="rIdo8yqlaa8iq1lu53eu3ghb">
+      <w:hyperlink w:history="1" r:id="rIdkykrvnr1cvw64nbw6mqko">
         <w:r>
           <w:rPr>
             <w:color w:val="315CBB"/>
@@ -1335,7 +1335,7 @@
         </w:rPr>
         <w:t xml:space="preserve">   </w:t>
       </w:r>
-      <w:hyperlink w:history="1" r:id="rIdjghyn8bjtg3sfpwleddd7">
+      <w:hyperlink w:history="1" r:id="rIdhcoyx6yayfxzgdjufbhhh">
         <w:r>
           <w:rPr>
             <w:color w:val="315CBB"/>
@@ -1714,14 +1714,14 @@
                 <w:sz w:val="15"/>
                 <w:szCs w:val="15"/>
               </w:rPr>
-              <w:t xml:space="preserve">Claude Code에 작업 계획과 기여 규칙을 주고 이슈 분석부터 PR까지 자동화해, HWP/HWPX 저장 오류 수정 등 PR 7건 병합·Contributor로 등재됐습니다.</w:t>
+              <w:t xml:space="preserve">Claude Code에 작업 계획과 기여 규칙을 주고 이슈 분석부터 PR까지 자동화해, HWP/HWPX 저장 오류 수정 등 PR 7건 병합. Contributor로 등재됐습니다.</w:t>
             </w:r>
           </w:p>
           <w:p>
             <w:pPr>
               <w:spacing w:after="0" w:before="75" w:line="218"/>
             </w:pPr>
-            <w:hyperlink w:history="1" r:id="rIddzimtfsi8gi5q-dl0hefo">
+            <w:hyperlink w:history="1" r:id="rId7-cgwie_h5s_toqfqkcmn">
               <w:r>
                 <w:rPr>
                   <w:color w:val="315CBB"/>
@@ -1739,7 +1739,7 @@
               </w:rPr>
               <w:t xml:space="preserve">   </w:t>
             </w:r>
-            <w:hyperlink w:history="1" r:id="rIdjoyxfczj0lkpc42tot-vo">
+            <w:hyperlink w:history="1" r:id="rIdze2xyzh2cxeo_t0ncov-r">
               <w:r>
                 <w:rPr>
                   <w:color w:val="315CBB"/>
@@ -1757,7 +1757,7 @@
               </w:rPr>
               <w:t xml:space="preserve">   </w:t>
             </w:r>
-            <w:hyperlink w:history="1" r:id="rIdb5yxlndmrg0yyeuadu2rn">
+            <w:hyperlink w:history="1" r:id="rId49_23xu8m1wtnyurd4qwt">
               <w:r>
                 <w:rPr>
                   <w:color w:val="315CBB"/>
@@ -2225,7 +2225,7 @@
             <w:pPr>
               <w:spacing w:after="0" w:before="0" w:line="218"/>
             </w:pPr>
-            <w:hyperlink w:history="1" r:id="rIdtckexdlb-tfbxwqiajny0">
+            <w:hyperlink w:history="1" r:id="rIdzifzupowfp0tymv0judfj">
               <w:r>
                 <w:rPr>
                   <w:color w:val="315CBB"/>

--- a/site/resume.docx
+++ b/site/resume.docx
@@ -89,7 +89,7 @@
             <w:pPr>
               <w:spacing w:after="0" w:before="75" w:line="218"/>
             </w:pPr>
-            <w:hyperlink w:history="1" r:id="rId0owcszxmtquvyjh_-npvj">
+            <w:hyperlink w:history="1" r:id="rId4ylkjbm-8mknhunaqomny">
               <w:r>
                 <w:rPr>
                   <w:color w:val="315CBB"/>
@@ -107,7 +107,7 @@
               </w:rPr>
               <w:t xml:space="preserve">   </w:t>
             </w:r>
-            <w:hyperlink w:history="1" r:id="rId4g4akhd18ousfjq7ki4cn">
+            <w:hyperlink w:history="1" r:id="rIdqwxzcid2llwugujjrwdsd">
               <w:r>
                 <w:rPr>
                   <w:color w:val="315CBB"/>
@@ -125,7 +125,7 @@
               </w:rPr>
               <w:t xml:space="preserve">   </w:t>
             </w:r>
-            <w:hyperlink w:history="1" r:id="rId6sixfn1so632vjx1udh0d">
+            <w:hyperlink w:history="1" r:id="rIdhvpv8qingqjp6dbtfwcwk">
               <w:r>
                 <w:rPr>
                   <w:color w:val="315CBB"/>
@@ -143,7 +143,7 @@
               </w:rPr>
               <w:t xml:space="preserve">   </w:t>
             </w:r>
-            <w:hyperlink w:history="1" r:id="rIdfvpqc63be9d3qo-ql5rq4">
+            <w:hyperlink w:history="1" r:id="rIdgqnw26iza9nngskkrefnv">
               <w:r>
                 <w:rPr>
                   <w:color w:val="315CBB"/>
@@ -394,7 +394,7 @@
       <w:pPr>
         <w:spacing w:after="0" w:before="0" w:line="218"/>
       </w:pPr>
-      <w:hyperlink w:history="1" r:id="rIdimmjjnacpqpx7o1qfgcv7">
+      <w:hyperlink w:history="1" r:id="rId5ozvptcf32ypotjtwwav7">
         <w:r>
           <w:rPr>
             <w:color w:val="315CBB"/>
@@ -850,7 +850,7 @@
       <w:pPr>
         <w:spacing w:after="0" w:before="75" w:line="218"/>
       </w:pPr>
-      <w:hyperlink w:history="1" r:id="rIdoabht1z7gdfeyuixfpcrx">
+      <w:hyperlink w:history="1" r:id="rIdu-2bts-sovx_pb4rukinv">
         <w:r>
           <w:rPr>
             <w:color w:val="315CBB"/>
@@ -868,7 +868,7 @@
         </w:rPr>
         <w:t xml:space="preserve">   </w:t>
       </w:r>
-      <w:hyperlink w:history="1" r:id="rIdmwzx1y9x7fgk9p3maw_oz">
+      <w:hyperlink w:history="1" r:id="rIdmripuuzxbmxvoywkxssdm">
         <w:r>
           <w:rPr>
             <w:color w:val="315CBB"/>
@@ -886,7 +886,7 @@
         </w:rPr>
         <w:t xml:space="preserve">   </w:t>
       </w:r>
-      <w:hyperlink w:history="1" r:id="rIdxyumwh2x-zqciagnm7s29">
+      <w:hyperlink w:history="1" r:id="rIdm3ndlflurbw-q-ulfc8mk">
         <w:r>
           <w:rPr>
             <w:color w:val="315CBB"/>
@@ -1033,7 +1033,7 @@
       <w:pPr>
         <w:spacing w:after="0" w:before="0" w:line="218"/>
       </w:pPr>
-      <w:hyperlink w:history="1" r:id="rIdkphzzk1_lbg14fy7ugusi">
+      <w:hyperlink w:history="1" r:id="rId1rqgb1jfb35pe0ruufdcb">
         <w:r>
           <w:rPr>
             <w:color w:val="315CBB"/>
@@ -1317,7 +1317,7 @@
       <w:pPr>
         <w:spacing w:after="0" w:before="75" w:line="218"/>
       </w:pPr>
-      <w:hyperlink w:history="1" r:id="rIdkykrvnr1cvw64nbw6mqko">
+      <w:hyperlink w:history="1" r:id="rIdecneywt6owc1kot1vjmnh">
         <w:r>
           <w:rPr>
             <w:color w:val="315CBB"/>
@@ -1335,7 +1335,7 @@
         </w:rPr>
         <w:t xml:space="preserve">   </w:t>
       </w:r>
-      <w:hyperlink w:history="1" r:id="rIdhcoyx6yayfxzgdjufbhhh">
+      <w:hyperlink w:history="1" r:id="rIdumndmppnpezc-txf7ogwj">
         <w:r>
           <w:rPr>
             <w:color w:val="315CBB"/>
@@ -1721,7 +1721,7 @@
             <w:pPr>
               <w:spacing w:after="0" w:before="75" w:line="218"/>
             </w:pPr>
-            <w:hyperlink w:history="1" r:id="rId7-cgwie_h5s_toqfqkcmn">
+            <w:hyperlink w:history="1" r:id="rId_gkw4gt9zmnq1pop4jbez">
               <w:r>
                 <w:rPr>
                   <w:color w:val="315CBB"/>
@@ -1739,7 +1739,7 @@
               </w:rPr>
               <w:t xml:space="preserve">   </w:t>
             </w:r>
-            <w:hyperlink w:history="1" r:id="rIdze2xyzh2cxeo_t0ncov-r">
+            <w:hyperlink w:history="1" r:id="rIdkoadmbcgym4ba4iqrmgia">
               <w:r>
                 <w:rPr>
                   <w:color w:val="315CBB"/>
@@ -1757,7 +1757,7 @@
               </w:rPr>
               <w:t xml:space="preserve">   </w:t>
             </w:r>
-            <w:hyperlink w:history="1" r:id="rId49_23xu8m1wtnyurd4qwt">
+            <w:hyperlink w:history="1" r:id="rIdbn54q0fdxsai0zv0y63_t">
               <w:r>
                 <w:rPr>
                   <w:color w:val="315CBB"/>
@@ -2225,7 +2225,7 @@
             <w:pPr>
               <w:spacing w:after="0" w:before="0" w:line="218"/>
             </w:pPr>
-            <w:hyperlink w:history="1" r:id="rIdzifzupowfp0tymv0judfj">
+            <w:hyperlink w:history="1" r:id="rIdnuunccomqzpidkzfyxysq">
               <w:r>
                 <w:rPr>
                   <w:color w:val="315CBB"/>

--- a/site/resume.docx
+++ b/site/resume.docx
@@ -89,7 +89,7 @@
             <w:pPr>
               <w:spacing w:after="0" w:before="75" w:line="218"/>
             </w:pPr>
-            <w:hyperlink w:history="1" r:id="rId4ylkjbm-8mknhunaqomny">
+            <w:hyperlink w:history="1" r:id="rIdue1kmkhggfkwmmosc9pbm">
               <w:r>
                 <w:rPr>
                   <w:color w:val="315CBB"/>
@@ -107,7 +107,7 @@
               </w:rPr>
               <w:t xml:space="preserve">   </w:t>
             </w:r>
-            <w:hyperlink w:history="1" r:id="rIdqwxzcid2llwugujjrwdsd">
+            <w:hyperlink w:history="1" r:id="rIdscyoewxr1ecsti3zea7ta">
               <w:r>
                 <w:rPr>
                   <w:color w:val="315CBB"/>
@@ -125,7 +125,7 @@
               </w:rPr>
               <w:t xml:space="preserve">   </w:t>
             </w:r>
-            <w:hyperlink w:history="1" r:id="rIdhvpv8qingqjp6dbtfwcwk">
+            <w:hyperlink w:history="1" r:id="rIdk7s-1brrsz3zsobrky1ub">
               <w:r>
                 <w:rPr>
                   <w:color w:val="315CBB"/>
@@ -143,7 +143,7 @@
               </w:rPr>
               <w:t xml:space="preserve">   </w:t>
             </w:r>
-            <w:hyperlink w:history="1" r:id="rIdgqnw26iza9nngskkrefnv">
+            <w:hyperlink w:history="1" r:id="rIdvdpwddnhcinemg-46vucz">
               <w:r>
                 <w:rPr>
                   <w:color w:val="315CBB"/>
@@ -394,7 +394,7 @@
       <w:pPr>
         <w:spacing w:after="0" w:before="0" w:line="218"/>
       </w:pPr>
-      <w:hyperlink w:history="1" r:id="rId5ozvptcf32ypotjtwwav7">
+      <w:hyperlink w:history="1" r:id="rIdo94kqxakis3bttgjigf29">
         <w:r>
           <w:rPr>
             <w:color w:val="315CBB"/>
@@ -850,7 +850,7 @@
       <w:pPr>
         <w:spacing w:after="0" w:before="75" w:line="218"/>
       </w:pPr>
-      <w:hyperlink w:history="1" r:id="rIdu-2bts-sovx_pb4rukinv">
+      <w:hyperlink w:history="1" r:id="rIdtw38ovr1oxiuypdkjk8is">
         <w:r>
           <w:rPr>
             <w:color w:val="315CBB"/>
@@ -868,7 +868,7 @@
         </w:rPr>
         <w:t xml:space="preserve">   </w:t>
       </w:r>
-      <w:hyperlink w:history="1" r:id="rIdmripuuzxbmxvoywkxssdm">
+      <w:hyperlink w:history="1" r:id="rIdyns0q7pxox8fug0risn68">
         <w:r>
           <w:rPr>
             <w:color w:val="315CBB"/>
@@ -886,7 +886,7 @@
         </w:rPr>
         <w:t xml:space="preserve">   </w:t>
       </w:r>
-      <w:hyperlink w:history="1" r:id="rIdm3ndlflurbw-q-ulfc8mk">
+      <w:hyperlink w:history="1" r:id="rIdwi2gpdml9hj9dq4mdfdss">
         <w:r>
           <w:rPr>
             <w:color w:val="315CBB"/>
@@ -1033,7 +1033,7 @@
       <w:pPr>
         <w:spacing w:after="0" w:before="0" w:line="218"/>
       </w:pPr>
-      <w:hyperlink w:history="1" r:id="rId1rqgb1jfb35pe0ruufdcb">
+      <w:hyperlink w:history="1" r:id="rIdqqdflwedd7eoy46g1b6gu">
         <w:r>
           <w:rPr>
             <w:color w:val="315CBB"/>
@@ -1317,7 +1317,7 @@
       <w:pPr>
         <w:spacing w:after="0" w:before="75" w:line="218"/>
       </w:pPr>
-      <w:hyperlink w:history="1" r:id="rIdecneywt6owc1kot1vjmnh">
+      <w:hyperlink w:history="1" r:id="rId3bufeyqw--ooydfdbbmsp">
         <w:r>
           <w:rPr>
             <w:color w:val="315CBB"/>
@@ -1335,7 +1335,7 @@
         </w:rPr>
         <w:t xml:space="preserve">   </w:t>
       </w:r>
-      <w:hyperlink w:history="1" r:id="rIdumndmppnpezc-txf7ogwj">
+      <w:hyperlink w:history="1" r:id="rId4hfligo4eyeya1jxjozwv">
         <w:r>
           <w:rPr>
             <w:color w:val="315CBB"/>
@@ -1721,7 +1721,7 @@
             <w:pPr>
               <w:spacing w:after="0" w:before="75" w:line="218"/>
             </w:pPr>
-            <w:hyperlink w:history="1" r:id="rId_gkw4gt9zmnq1pop4jbez">
+            <w:hyperlink w:history="1" r:id="rIdwj65wqwosxtfdpgew2jdn">
               <w:r>
                 <w:rPr>
                   <w:color w:val="315CBB"/>
@@ -1739,7 +1739,7 @@
               </w:rPr>
               <w:t xml:space="preserve">   </w:t>
             </w:r>
-            <w:hyperlink w:history="1" r:id="rIdkoadmbcgym4ba4iqrmgia">
+            <w:hyperlink w:history="1" r:id="rIdwopsrjgt59k-auittyy5u">
               <w:r>
                 <w:rPr>
                   <w:color w:val="315CBB"/>
@@ -1757,7 +1757,7 @@
               </w:rPr>
               <w:t xml:space="preserve">   </w:t>
             </w:r>
-            <w:hyperlink w:history="1" r:id="rIdbn54q0fdxsai0zv0y63_t">
+            <w:hyperlink w:history="1" r:id="rIdjh_d7owhsv66cgtkezhcs">
               <w:r>
                 <w:rPr>
                   <w:color w:val="315CBB"/>
@@ -2225,7 +2225,7 @@
             <w:pPr>
               <w:spacing w:after="0" w:before="0" w:line="218"/>
             </w:pPr>
-            <w:hyperlink w:history="1" r:id="rIdnuunccomqzpidkzfyxysq">
+            <w:hyperlink w:history="1" r:id="rId01bnkzp7j8fi6qiho1kxk">
               <w:r>
                 <w:rPr>
                   <w:color w:val="315CBB"/>

--- a/site/resume.docx
+++ b/site/resume.docx
@@ -89,7 +89,7 @@
             <w:pPr>
               <w:spacing w:after="0" w:before="75" w:line="218"/>
             </w:pPr>
-            <w:hyperlink w:history="1" r:id="rIdue1kmkhggfkwmmosc9pbm">
+            <w:hyperlink w:history="1" r:id="rIdnll4ce0fjskndgul0gihl">
               <w:r>
                 <w:rPr>
                   <w:color w:val="315CBB"/>
@@ -107,7 +107,7 @@
               </w:rPr>
               <w:t xml:space="preserve">   </w:t>
             </w:r>
-            <w:hyperlink w:history="1" r:id="rIdscyoewxr1ecsti3zea7ta">
+            <w:hyperlink w:history="1" r:id="rId8i7te27r7vdhszywak2ua">
               <w:r>
                 <w:rPr>
                   <w:color w:val="315CBB"/>
@@ -125,7 +125,7 @@
               </w:rPr>
               <w:t xml:space="preserve">   </w:t>
             </w:r>
-            <w:hyperlink w:history="1" r:id="rIdk7s-1brrsz3zsobrky1ub">
+            <w:hyperlink w:history="1" r:id="rIdw-hfaldurnyl_7_9hzm6g">
               <w:r>
                 <w:rPr>
                   <w:color w:val="315CBB"/>
@@ -143,7 +143,7 @@
               </w:rPr>
               <w:t xml:space="preserve">   </w:t>
             </w:r>
-            <w:hyperlink w:history="1" r:id="rIdvdpwddnhcinemg-46vucz">
+            <w:hyperlink w:history="1" r:id="rIdnegbf7a1zv3gvw2qflikc">
               <w:r>
                 <w:rPr>
                   <w:color w:val="315CBB"/>
@@ -394,7 +394,7 @@
       <w:pPr>
         <w:spacing w:after="0" w:before="0" w:line="218"/>
       </w:pPr>
-      <w:hyperlink w:history="1" r:id="rIdo94kqxakis3bttgjigf29">
+      <w:hyperlink w:history="1" r:id="rIdo6ofpa-6air6epmrozmhj">
         <w:r>
           <w:rPr>
             <w:color w:val="315CBB"/>
@@ -850,7 +850,7 @@
       <w:pPr>
         <w:spacing w:after="0" w:before="75" w:line="218"/>
       </w:pPr>
-      <w:hyperlink w:history="1" r:id="rIdtw38ovr1oxiuypdkjk8is">
+      <w:hyperlink w:history="1" r:id="rIdtxlrx88dwtakjxsnxi59c">
         <w:r>
           <w:rPr>
             <w:color w:val="315CBB"/>
@@ -868,7 +868,7 @@
         </w:rPr>
         <w:t xml:space="preserve">   </w:t>
       </w:r>
-      <w:hyperlink w:history="1" r:id="rIdyns0q7pxox8fug0risn68">
+      <w:hyperlink w:history="1" r:id="rIdxrh_kd31g-u4mi1neukzd">
         <w:r>
           <w:rPr>
             <w:color w:val="315CBB"/>
@@ -886,7 +886,7 @@
         </w:rPr>
         <w:t xml:space="preserve">   </w:t>
       </w:r>
-      <w:hyperlink w:history="1" r:id="rIdwi2gpdml9hj9dq4mdfdss">
+      <w:hyperlink w:history="1" r:id="rIdvj1scryntyt8vsbp1sf6o">
         <w:r>
           <w:rPr>
             <w:color w:val="315CBB"/>
@@ -1033,7 +1033,7 @@
       <w:pPr>
         <w:spacing w:after="0" w:before="0" w:line="218"/>
       </w:pPr>
-      <w:hyperlink w:history="1" r:id="rIdqqdflwedd7eoy46g1b6gu">
+      <w:hyperlink w:history="1" r:id="rIdhbmdy7gm50xydxieclrtq">
         <w:r>
           <w:rPr>
             <w:color w:val="315CBB"/>
@@ -1317,7 +1317,7 @@
       <w:pPr>
         <w:spacing w:after="0" w:before="75" w:line="218"/>
       </w:pPr>
-      <w:hyperlink w:history="1" r:id="rId3bufeyqw--ooydfdbbmsp">
+      <w:hyperlink w:history="1" r:id="rId6xrfpfdjb1jlz-u7agjj8">
         <w:r>
           <w:rPr>
             <w:color w:val="315CBB"/>
@@ -1335,7 +1335,7 @@
         </w:rPr>
         <w:t xml:space="preserve">   </w:t>
       </w:r>
-      <w:hyperlink w:history="1" r:id="rId4hfligo4eyeya1jxjozwv">
+      <w:hyperlink w:history="1" r:id="rIdzw5azuhwsadvgp5cdrz0n">
         <w:r>
           <w:rPr>
             <w:color w:val="315CBB"/>
@@ -1721,7 +1721,7 @@
             <w:pPr>
               <w:spacing w:after="0" w:before="75" w:line="218"/>
             </w:pPr>
-            <w:hyperlink w:history="1" r:id="rIdwj65wqwosxtfdpgew2jdn">
+            <w:hyperlink w:history="1" r:id="rIdxovd_7g_b38ayq0iiigyg">
               <w:r>
                 <w:rPr>
                   <w:color w:val="315CBB"/>
@@ -1739,7 +1739,7 @@
               </w:rPr>
               <w:t xml:space="preserve">   </w:t>
             </w:r>
-            <w:hyperlink w:history="1" r:id="rIdwopsrjgt59k-auittyy5u">
+            <w:hyperlink w:history="1" r:id="rIdoue8ubc6igyvubqzy7jpy">
               <w:r>
                 <w:rPr>
                   <w:color w:val="315CBB"/>
@@ -1757,7 +1757,7 @@
               </w:rPr>
               <w:t xml:space="preserve">   </w:t>
             </w:r>
-            <w:hyperlink w:history="1" r:id="rIdjh_d7owhsv66cgtkezhcs">
+            <w:hyperlink w:history="1" r:id="rIdaclfcjvakwydzwyisqzw6">
               <w:r>
                 <w:rPr>
                   <w:color w:val="315CBB"/>
@@ -2225,7 +2225,7 @@
             <w:pPr>
               <w:spacing w:after="0" w:before="0" w:line="218"/>
             </w:pPr>
-            <w:hyperlink w:history="1" r:id="rId01bnkzp7j8fi6qiho1kxk">
+            <w:hyperlink w:history="1" r:id="rIdkcwsod4ie_vw8yts0p2r9">
               <w:r>
                 <w:rPr>
                   <w:color w:val="315CBB"/>

--- a/site/resume.docx
+++ b/site/resume.docx
@@ -89,7 +89,7 @@
             <w:pPr>
               <w:spacing w:after="0" w:before="75" w:line="218"/>
             </w:pPr>
-            <w:hyperlink w:history="1" r:id="rIdnll4ce0fjskndgul0gihl">
+            <w:hyperlink w:history="1" r:id="rIdvsbasfedfeyg2faoj-6oj">
               <w:r>
                 <w:rPr>
                   <w:color w:val="315CBB"/>
@@ -107,7 +107,7 @@
               </w:rPr>
               <w:t xml:space="preserve">   </w:t>
             </w:r>
-            <w:hyperlink w:history="1" r:id="rId8i7te27r7vdhszywak2ua">
+            <w:hyperlink w:history="1" r:id="rIdi599etsxy20jrlzvp3v05">
               <w:r>
                 <w:rPr>
                   <w:color w:val="315CBB"/>
@@ -125,7 +125,7 @@
               </w:rPr>
               <w:t xml:space="preserve">   </w:t>
             </w:r>
-            <w:hyperlink w:history="1" r:id="rIdw-hfaldurnyl_7_9hzm6g">
+            <w:hyperlink w:history="1" r:id="rIdrfprhvrzrjxonjvc29ojw">
               <w:r>
                 <w:rPr>
                   <w:color w:val="315CBB"/>
@@ -143,7 +143,7 @@
               </w:rPr>
               <w:t xml:space="preserve">   </w:t>
             </w:r>
-            <w:hyperlink w:history="1" r:id="rIdnegbf7a1zv3gvw2qflikc">
+            <w:hyperlink w:history="1" r:id="rIdncgllorzjq2-k4pawvz31">
               <w:r>
                 <w:rPr>
                   <w:color w:val="315CBB"/>
@@ -394,7 +394,7 @@
       <w:pPr>
         <w:spacing w:after="0" w:before="0" w:line="218"/>
       </w:pPr>
-      <w:hyperlink w:history="1" r:id="rIdo6ofpa-6air6epmrozmhj">
+      <w:hyperlink w:history="1" r:id="rIdugozu-k_0xfcftn7rb3tf">
         <w:r>
           <w:rPr>
             <w:color w:val="315CBB"/>
@@ -850,7 +850,7 @@
       <w:pPr>
         <w:spacing w:after="0" w:before="75" w:line="218"/>
       </w:pPr>
-      <w:hyperlink w:history="1" r:id="rIdtxlrx88dwtakjxsnxi59c">
+      <w:hyperlink w:history="1" r:id="rIdo-m2xfhw0levzvysyna8d">
         <w:r>
           <w:rPr>
             <w:color w:val="315CBB"/>
@@ -868,7 +868,7 @@
         </w:rPr>
         <w:t xml:space="preserve">   </w:t>
       </w:r>
-      <w:hyperlink w:history="1" r:id="rIdxrh_kd31g-u4mi1neukzd">
+      <w:hyperlink w:history="1" r:id="rId30uuocqro053awfvzab0p">
         <w:r>
           <w:rPr>
             <w:color w:val="315CBB"/>
@@ -886,7 +886,7 @@
         </w:rPr>
         <w:t xml:space="preserve">   </w:t>
       </w:r>
-      <w:hyperlink w:history="1" r:id="rIdvj1scryntyt8vsbp1sf6o">
+      <w:hyperlink w:history="1" r:id="rIdhluqw7_t-sdoh7zdxmuy7">
         <w:r>
           <w:rPr>
             <w:color w:val="315CBB"/>
@@ -1033,7 +1033,7 @@
       <w:pPr>
         <w:spacing w:after="0" w:before="0" w:line="218"/>
       </w:pPr>
-      <w:hyperlink w:history="1" r:id="rIdhbmdy7gm50xydxieclrtq">
+      <w:hyperlink w:history="1" r:id="rId3l4z5vc4s02odk5g0fquf">
         <w:r>
           <w:rPr>
             <w:color w:val="315CBB"/>
@@ -1317,7 +1317,7 @@
       <w:pPr>
         <w:spacing w:after="0" w:before="75" w:line="218"/>
       </w:pPr>
-      <w:hyperlink w:history="1" r:id="rId6xrfpfdjb1jlz-u7agjj8">
+      <w:hyperlink w:history="1" r:id="rIdbf8mgxdudd9wwqws_vbu6">
         <w:r>
           <w:rPr>
             <w:color w:val="315CBB"/>
@@ -1335,7 +1335,7 @@
         </w:rPr>
         <w:t xml:space="preserve">   </w:t>
       </w:r>
-      <w:hyperlink w:history="1" r:id="rIdzw5azuhwsadvgp5cdrz0n">
+      <w:hyperlink w:history="1" r:id="rIdjx748xfluyfdyw2h33sji">
         <w:r>
           <w:rPr>
             <w:color w:val="315CBB"/>
@@ -1721,7 +1721,7 @@
             <w:pPr>
               <w:spacing w:after="0" w:before="75" w:line="218"/>
             </w:pPr>
-            <w:hyperlink w:history="1" r:id="rIdxovd_7g_b38ayq0iiigyg">
+            <w:hyperlink w:history="1" r:id="rIdcqix8uusbootw6vzmszon">
               <w:r>
                 <w:rPr>
                   <w:color w:val="315CBB"/>
@@ -1739,7 +1739,7 @@
               </w:rPr>
               <w:t xml:space="preserve">   </w:t>
             </w:r>
-            <w:hyperlink w:history="1" r:id="rIdoue8ubc6igyvubqzy7jpy">
+            <w:hyperlink w:history="1" r:id="rIdlg0clnrvpb-lxwawib9um">
               <w:r>
                 <w:rPr>
                   <w:color w:val="315CBB"/>
@@ -1757,7 +1757,7 @@
               </w:rPr>
               <w:t xml:space="preserve">   </w:t>
             </w:r>
-            <w:hyperlink w:history="1" r:id="rIdaclfcjvakwydzwyisqzw6">
+            <w:hyperlink w:history="1" r:id="rIdityj910bge7t07vzjlcsc">
               <w:r>
                 <w:rPr>
                   <w:color w:val="315CBB"/>
@@ -2225,7 +2225,7 @@
             <w:pPr>
               <w:spacing w:after="0" w:before="0" w:line="218"/>
             </w:pPr>
-            <w:hyperlink w:history="1" r:id="rIdkcwsod4ie_vw8yts0p2r9">
+            <w:hyperlink w:history="1" r:id="rIdsifg3kicwgkuwoqvfun-i">
               <w:r>
                 <w:rPr>
                   <w:color w:val="315CBB"/>

--- a/site/resume.docx
+++ b/site/resume.docx
@@ -89,7 +89,7 @@
             <w:pPr>
               <w:spacing w:after="0" w:before="75" w:line="218"/>
             </w:pPr>
-            <w:hyperlink w:history="1" r:id="rIdvsbasfedfeyg2faoj-6oj">
+            <w:hyperlink w:history="1" r:id="rIdjff7detehfi8ewo1jhzcz">
               <w:r>
                 <w:rPr>
                   <w:color w:val="315CBB"/>
@@ -107,7 +107,7 @@
               </w:rPr>
               <w:t xml:space="preserve">   </w:t>
             </w:r>
-            <w:hyperlink w:history="1" r:id="rIdi599etsxy20jrlzvp3v05">
+            <w:hyperlink w:history="1" r:id="rIds-cxyhewzhfklzmeabhaj">
               <w:r>
                 <w:rPr>
                   <w:color w:val="315CBB"/>
@@ -125,7 +125,7 @@
               </w:rPr>
               <w:t xml:space="preserve">   </w:t>
             </w:r>
-            <w:hyperlink w:history="1" r:id="rIdrfprhvrzrjxonjvc29ojw">
+            <w:hyperlink w:history="1" r:id="rIdkvioeariytvyqtoepigev">
               <w:r>
                 <w:rPr>
                   <w:color w:val="315CBB"/>
@@ -143,7 +143,7 @@
               </w:rPr>
               <w:t xml:space="preserve">   </w:t>
             </w:r>
-            <w:hyperlink w:history="1" r:id="rIdncgllorzjq2-k4pawvz31">
+            <w:hyperlink w:history="1" r:id="rId5vi44sdqkejc_kvdz5idx">
               <w:r>
                 <w:rPr>
                   <w:color w:val="315CBB"/>
@@ -394,7 +394,7 @@
       <w:pPr>
         <w:spacing w:after="0" w:before="0" w:line="218"/>
       </w:pPr>
-      <w:hyperlink w:history="1" r:id="rIdugozu-k_0xfcftn7rb3tf">
+      <w:hyperlink w:history="1" r:id="rIdw1feuvjpacsrmdgqxgcnm">
         <w:r>
           <w:rPr>
             <w:color w:val="315CBB"/>
@@ -850,7 +850,7 @@
       <w:pPr>
         <w:spacing w:after="0" w:before="75" w:line="218"/>
       </w:pPr>
-      <w:hyperlink w:history="1" r:id="rIdo-m2xfhw0levzvysyna8d">
+      <w:hyperlink w:history="1" r:id="rIdf8w6y-qaepeu3guj9npt4">
         <w:r>
           <w:rPr>
             <w:color w:val="315CBB"/>
@@ -868,7 +868,7 @@
         </w:rPr>
         <w:t xml:space="preserve">   </w:t>
       </w:r>
-      <w:hyperlink w:history="1" r:id="rId30uuocqro053awfvzab0p">
+      <w:hyperlink w:history="1" r:id="rIdhnteukxi4vfrg6t6znxzb">
         <w:r>
           <w:rPr>
             <w:color w:val="315CBB"/>
@@ -886,7 +886,7 @@
         </w:rPr>
         <w:t xml:space="preserve">   </w:t>
       </w:r>
-      <w:hyperlink w:history="1" r:id="rIdhluqw7_t-sdoh7zdxmuy7">
+      <w:hyperlink w:history="1" r:id="rIdi1asbpidv9srbl_dmwlz7">
         <w:r>
           <w:rPr>
             <w:color w:val="315CBB"/>
@@ -1033,7 +1033,7 @@
       <w:pPr>
         <w:spacing w:after="0" w:before="0" w:line="218"/>
       </w:pPr>
-      <w:hyperlink w:history="1" r:id="rId3l4z5vc4s02odk5g0fquf">
+      <w:hyperlink w:history="1" r:id="rIdsqdezksicmwy4newo4-sy">
         <w:r>
           <w:rPr>
             <w:color w:val="315CBB"/>
@@ -1317,7 +1317,7 @@
       <w:pPr>
         <w:spacing w:after="0" w:before="75" w:line="218"/>
       </w:pPr>
-      <w:hyperlink w:history="1" r:id="rIdbf8mgxdudd9wwqws_vbu6">
+      <w:hyperlink w:history="1" r:id="rIdijthlzrslit4pnpzvhv9h">
         <w:r>
           <w:rPr>
             <w:color w:val="315CBB"/>
@@ -1335,7 +1335,7 @@
         </w:rPr>
         <w:t xml:space="preserve">   </w:t>
       </w:r>
-      <w:hyperlink w:history="1" r:id="rIdjx748xfluyfdyw2h33sji">
+      <w:hyperlink w:history="1" r:id="rIdxw48vibh4aco3igdvg4ji">
         <w:r>
           <w:rPr>
             <w:color w:val="315CBB"/>
@@ -1721,7 +1721,7 @@
             <w:pPr>
               <w:spacing w:after="0" w:before="75" w:line="218"/>
             </w:pPr>
-            <w:hyperlink w:history="1" r:id="rIdcqix8uusbootw6vzmszon">
+            <w:hyperlink w:history="1" r:id="rIdobadebgfo03low-wokeio">
               <w:r>
                 <w:rPr>
                   <w:color w:val="315CBB"/>
@@ -1739,7 +1739,7 @@
               </w:rPr>
               <w:t xml:space="preserve">   </w:t>
             </w:r>
-            <w:hyperlink w:history="1" r:id="rIdlg0clnrvpb-lxwawib9um">
+            <w:hyperlink w:history="1" r:id="rId9_mmnkz7j9wm_pxfxp-z7">
               <w:r>
                 <w:rPr>
                   <w:color w:val="315CBB"/>
@@ -1757,7 +1757,7 @@
               </w:rPr>
               <w:t xml:space="preserve">   </w:t>
             </w:r>
-            <w:hyperlink w:history="1" r:id="rIdityj910bge7t07vzjlcsc">
+            <w:hyperlink w:history="1" r:id="rIdafkysa9r6ceeajnrywgiz">
               <w:r>
                 <w:rPr>
                   <w:color w:val="315CBB"/>
@@ -2225,7 +2225,7 @@
             <w:pPr>
               <w:spacing w:after="0" w:before="0" w:line="218"/>
             </w:pPr>
-            <w:hyperlink w:history="1" r:id="rIdsifg3kicwgkuwoqvfun-i">
+            <w:hyperlink w:history="1" r:id="rIdsabicdlgmx-nebzp_dmfr">
               <w:r>
                 <w:rPr>
                   <w:color w:val="315CBB"/>

--- a/site/resume.docx
+++ b/site/resume.docx
@@ -89,7 +89,7 @@
             <w:pPr>
               <w:spacing w:after="0" w:before="75" w:line="218"/>
             </w:pPr>
-            <w:hyperlink w:history="1" r:id="rIdjff7detehfi8ewo1jhzcz">
+            <w:hyperlink w:history="1" r:id="rIdcusunxh6snlnvwafqehc1">
               <w:r>
                 <w:rPr>
                   <w:color w:val="315CBB"/>
@@ -107,7 +107,7 @@
               </w:rPr>
               <w:t xml:space="preserve">   </w:t>
             </w:r>
-            <w:hyperlink w:history="1" r:id="rIds-cxyhewzhfklzmeabhaj">
+            <w:hyperlink w:history="1" r:id="rIdgk7ekeqyvvz4xgq5t1fm3">
               <w:r>
                 <w:rPr>
                   <w:color w:val="315CBB"/>
@@ -125,7 +125,7 @@
               </w:rPr>
               <w:t xml:space="preserve">   </w:t>
             </w:r>
-            <w:hyperlink w:history="1" r:id="rIdkvioeariytvyqtoepigev">
+            <w:hyperlink w:history="1" r:id="rIdppxdrudas6p9satco0rbf">
               <w:r>
                 <w:rPr>
                   <w:color w:val="315CBB"/>
@@ -143,7 +143,7 @@
               </w:rPr>
               <w:t xml:space="preserve">   </w:t>
             </w:r>
-            <w:hyperlink w:history="1" r:id="rId5vi44sdqkejc_kvdz5idx">
+            <w:hyperlink w:history="1" r:id="rIdskxrymu4tokk8toc09zxw">
               <w:r>
                 <w:rPr>
                   <w:color w:val="315CBB"/>
@@ -394,7 +394,7 @@
       <w:pPr>
         <w:spacing w:after="0" w:before="0" w:line="218"/>
       </w:pPr>
-      <w:hyperlink w:history="1" r:id="rIdw1feuvjpacsrmdgqxgcnm">
+      <w:hyperlink w:history="1" r:id="rIdj2elrv0qlavgbmgakayss">
         <w:r>
           <w:rPr>
             <w:color w:val="315CBB"/>
@@ -850,7 +850,7 @@
       <w:pPr>
         <w:spacing w:after="0" w:before="75" w:line="218"/>
       </w:pPr>
-      <w:hyperlink w:history="1" r:id="rIdf8w6y-qaepeu3guj9npt4">
+      <w:hyperlink w:history="1" r:id="rIdnkfmkz4aoekvexqx-thzf">
         <w:r>
           <w:rPr>
             <w:color w:val="315CBB"/>
@@ -868,7 +868,7 @@
         </w:rPr>
         <w:t xml:space="preserve">   </w:t>
       </w:r>
-      <w:hyperlink w:history="1" r:id="rIdhnteukxi4vfrg6t6znxzb">
+      <w:hyperlink w:history="1" r:id="rId5lsg-eekjcn9u18dzo3ti">
         <w:r>
           <w:rPr>
             <w:color w:val="315CBB"/>
@@ -886,7 +886,7 @@
         </w:rPr>
         <w:t xml:space="preserve">   </w:t>
       </w:r>
-      <w:hyperlink w:history="1" r:id="rIdi1asbpidv9srbl_dmwlz7">
+      <w:hyperlink w:history="1" r:id="rId3cdrd_ybhlwyuiom8mv4o">
         <w:r>
           <w:rPr>
             <w:color w:val="315CBB"/>
@@ -1033,7 +1033,7 @@
       <w:pPr>
         <w:spacing w:after="0" w:before="0" w:line="218"/>
       </w:pPr>
-      <w:hyperlink w:history="1" r:id="rIdsqdezksicmwy4newo4-sy">
+      <w:hyperlink w:history="1" r:id="rIdokvhtgltyuubhd8tuwpzr">
         <w:r>
           <w:rPr>
             <w:color w:val="315CBB"/>
@@ -1317,7 +1317,7 @@
       <w:pPr>
         <w:spacing w:after="0" w:before="75" w:line="218"/>
       </w:pPr>
-      <w:hyperlink w:history="1" r:id="rIdijthlzrslit4pnpzvhv9h">
+      <w:hyperlink w:history="1" r:id="rIdnadv8cs7s_v4cu_lnp-fv">
         <w:r>
           <w:rPr>
             <w:color w:val="315CBB"/>
@@ -1335,7 +1335,7 @@
         </w:rPr>
         <w:t xml:space="preserve">   </w:t>
       </w:r>
-      <w:hyperlink w:history="1" r:id="rIdxw48vibh4aco3igdvg4ji">
+      <w:hyperlink w:history="1" r:id="rIdqphs8kv4sl4gwi_t6u_hg">
         <w:r>
           <w:rPr>
             <w:color w:val="315CBB"/>
@@ -1721,7 +1721,7 @@
             <w:pPr>
               <w:spacing w:after="0" w:before="75" w:line="218"/>
             </w:pPr>
-            <w:hyperlink w:history="1" r:id="rIdobadebgfo03low-wokeio">
+            <w:hyperlink w:history="1" r:id="rIdakmcycqi4ggcsxpw6pex9">
               <w:r>
                 <w:rPr>
                   <w:color w:val="315CBB"/>
@@ -1739,7 +1739,7 @@
               </w:rPr>
               <w:t xml:space="preserve">   </w:t>
             </w:r>
-            <w:hyperlink w:history="1" r:id="rId9_mmnkz7j9wm_pxfxp-z7">
+            <w:hyperlink w:history="1" r:id="rIdgflz3vknssoiacktmqrnl">
               <w:r>
                 <w:rPr>
                   <w:color w:val="315CBB"/>
@@ -1757,7 +1757,7 @@
               </w:rPr>
               <w:t xml:space="preserve">   </w:t>
             </w:r>
-            <w:hyperlink w:history="1" r:id="rIdafkysa9r6ceeajnrywgiz">
+            <w:hyperlink w:history="1" r:id="rIdd3y7b2plgzztxkgjzjvhv">
               <w:r>
                 <w:rPr>
                   <w:color w:val="315CBB"/>
@@ -2225,7 +2225,7 @@
             <w:pPr>
               <w:spacing w:after="0" w:before="0" w:line="218"/>
             </w:pPr>
-            <w:hyperlink w:history="1" r:id="rIdsabicdlgmx-nebzp_dmfr">
+            <w:hyperlink w:history="1" r:id="rIds3qq82cgt_f431wgy6sgk">
               <w:r>
                 <w:rPr>
                   <w:color w:val="315CBB"/>

--- a/site/resume.docx
+++ b/site/resume.docx
@@ -89,7 +89,7 @@
             <w:pPr>
               <w:spacing w:after="0" w:before="75" w:line="218"/>
             </w:pPr>
-            <w:hyperlink w:history="1" r:id="rIdcusunxh6snlnvwafqehc1">
+            <w:hyperlink w:history="1" r:id="rIdf5my2rr9ajjjic6qmufkz">
               <w:r>
                 <w:rPr>
                   <w:color w:val="315CBB"/>
@@ -107,7 +107,7 @@
               </w:rPr>
               <w:t xml:space="preserve">   </w:t>
             </w:r>
-            <w:hyperlink w:history="1" r:id="rIdgk7ekeqyvvz4xgq5t1fm3">
+            <w:hyperlink w:history="1" r:id="rIdo5pygdyptobgaapyarmmb">
               <w:r>
                 <w:rPr>
                   <w:color w:val="315CBB"/>
@@ -125,7 +125,7 @@
               </w:rPr>
               <w:t xml:space="preserve">   </w:t>
             </w:r>
-            <w:hyperlink w:history="1" r:id="rIdppxdrudas6p9satco0rbf">
+            <w:hyperlink w:history="1" r:id="rIdavtbls0vajzahakwwtq4z">
               <w:r>
                 <w:rPr>
                   <w:color w:val="315CBB"/>
@@ -143,7 +143,7 @@
               </w:rPr>
               <w:t xml:space="preserve">   </w:t>
             </w:r>
-            <w:hyperlink w:history="1" r:id="rIdskxrymu4tokk8toc09zxw">
+            <w:hyperlink w:history="1" r:id="rId6po7gg6usd0opoymc8sqg">
               <w:r>
                 <w:rPr>
                   <w:color w:val="315CBB"/>
@@ -394,7 +394,7 @@
       <w:pPr>
         <w:spacing w:after="0" w:before="0" w:line="218"/>
       </w:pPr>
-      <w:hyperlink w:history="1" r:id="rIdj2elrv0qlavgbmgakayss">
+      <w:hyperlink w:history="1" r:id="rIdk0-8ipo8xnipiafi5u3ys">
         <w:r>
           <w:rPr>
             <w:color w:val="315CBB"/>
@@ -850,7 +850,7 @@
       <w:pPr>
         <w:spacing w:after="0" w:before="75" w:line="218"/>
       </w:pPr>
-      <w:hyperlink w:history="1" r:id="rIdnkfmkz4aoekvexqx-thzf">
+      <w:hyperlink w:history="1" r:id="rIdafxd4xpdwl3ywzfqlgnv9">
         <w:r>
           <w:rPr>
             <w:color w:val="315CBB"/>
@@ -868,7 +868,7 @@
         </w:rPr>
         <w:t xml:space="preserve">   </w:t>
       </w:r>
-      <w:hyperlink w:history="1" r:id="rId5lsg-eekjcn9u18dzo3ti">
+      <w:hyperlink w:history="1" r:id="rIdg96-sn3mphvhxkd18zxd6">
         <w:r>
           <w:rPr>
             <w:color w:val="315CBB"/>
@@ -886,7 +886,7 @@
         </w:rPr>
         <w:t xml:space="preserve">   </w:t>
       </w:r>
-      <w:hyperlink w:history="1" r:id="rId3cdrd_ybhlwyuiom8mv4o">
+      <w:hyperlink w:history="1" r:id="rId25vczdf6mszcc5vsnvvj7">
         <w:r>
           <w:rPr>
             <w:color w:val="315CBB"/>
@@ -1033,7 +1033,7 @@
       <w:pPr>
         <w:spacing w:after="0" w:before="0" w:line="218"/>
       </w:pPr>
-      <w:hyperlink w:history="1" r:id="rIdokvhtgltyuubhd8tuwpzr">
+      <w:hyperlink w:history="1" r:id="rIdmvnmqbqo3ycvpkzhiqopq">
         <w:r>
           <w:rPr>
             <w:color w:val="315CBB"/>
@@ -1317,7 +1317,7 @@
       <w:pPr>
         <w:spacing w:after="0" w:before="75" w:line="218"/>
       </w:pPr>
-      <w:hyperlink w:history="1" r:id="rIdnadv8cs7s_v4cu_lnp-fv">
+      <w:hyperlink w:history="1" r:id="rIdrficlqvrgle24ujbbwifs">
         <w:r>
           <w:rPr>
             <w:color w:val="315CBB"/>
@@ -1335,7 +1335,7 @@
         </w:rPr>
         <w:t xml:space="preserve">   </w:t>
       </w:r>
-      <w:hyperlink w:history="1" r:id="rIdqphs8kv4sl4gwi_t6u_hg">
+      <w:hyperlink w:history="1" r:id="rId0areckcjswy-o_uzsmvs4">
         <w:r>
           <w:rPr>
             <w:color w:val="315CBB"/>
@@ -1721,7 +1721,7 @@
             <w:pPr>
               <w:spacing w:after="0" w:before="75" w:line="218"/>
             </w:pPr>
-            <w:hyperlink w:history="1" r:id="rIdakmcycqi4ggcsxpw6pex9">
+            <w:hyperlink w:history="1" r:id="rId-ekotacnwuqehn-jg1t_q">
               <w:r>
                 <w:rPr>
                   <w:color w:val="315CBB"/>
@@ -1739,7 +1739,7 @@
               </w:rPr>
               <w:t xml:space="preserve">   </w:t>
             </w:r>
-            <w:hyperlink w:history="1" r:id="rIdgflz3vknssoiacktmqrnl">
+            <w:hyperlink w:history="1" r:id="rId5oo2hqdqzctxt-i5bpsei">
               <w:r>
                 <w:rPr>
                   <w:color w:val="315CBB"/>
@@ -1757,7 +1757,7 @@
               </w:rPr>
               <w:t xml:space="preserve">   </w:t>
             </w:r>
-            <w:hyperlink w:history="1" r:id="rIdd3y7b2plgzztxkgjzjvhv">
+            <w:hyperlink w:history="1" r:id="rIdis5fszuruecld4pe1x_r9">
               <w:r>
                 <w:rPr>
                   <w:color w:val="315CBB"/>
@@ -2225,7 +2225,7 @@
             <w:pPr>
               <w:spacing w:after="0" w:before="0" w:line="218"/>
             </w:pPr>
-            <w:hyperlink w:history="1" r:id="rIds3qq82cgt_f431wgy6sgk">
+            <w:hyperlink w:history="1" r:id="rIdj5yxypxbbfujqu39ddydn">
               <w:r>
                 <w:rPr>
                   <w:color w:val="315CBB"/>

--- a/site/resume.docx
+++ b/site/resume.docx
@@ -89,7 +89,7 @@
             <w:pPr>
               <w:spacing w:after="0" w:before="75" w:line="218"/>
             </w:pPr>
-            <w:hyperlink w:history="1" r:id="rIdf5my2rr9ajjjic6qmufkz">
+            <w:hyperlink w:history="1" r:id="rIdx8h-vhmjh_tul5hylp4kg">
               <w:r>
                 <w:rPr>
                   <w:color w:val="315CBB"/>
@@ -107,7 +107,7 @@
               </w:rPr>
               <w:t xml:space="preserve">   </w:t>
             </w:r>
-            <w:hyperlink w:history="1" r:id="rIdo5pygdyptobgaapyarmmb">
+            <w:hyperlink w:history="1" r:id="rIdefvhjaeju_mtbtx0igoxz">
               <w:r>
                 <w:rPr>
                   <w:color w:val="315CBB"/>
@@ -125,7 +125,7 @@
               </w:rPr>
               <w:t xml:space="preserve">   </w:t>
             </w:r>
-            <w:hyperlink w:history="1" r:id="rIdavtbls0vajzahakwwtq4z">
+            <w:hyperlink w:history="1" r:id="rId-f37u4sktbraygora-28w">
               <w:r>
                 <w:rPr>
                   <w:color w:val="315CBB"/>
@@ -143,7 +143,7 @@
               </w:rPr>
               <w:t xml:space="preserve">   </w:t>
             </w:r>
-            <w:hyperlink w:history="1" r:id="rId6po7gg6usd0opoymc8sqg">
+            <w:hyperlink w:history="1" r:id="rIdkspc3x5cpbawunjgbq8si">
               <w:r>
                 <w:rPr>
                   <w:color w:val="315CBB"/>
@@ -394,7 +394,7 @@
       <w:pPr>
         <w:spacing w:after="0" w:before="0" w:line="218"/>
       </w:pPr>
-      <w:hyperlink w:history="1" r:id="rIdk0-8ipo8xnipiafi5u3ys">
+      <w:hyperlink w:history="1" r:id="rIdctmlf9pn4uvhy_8iz0ss4">
         <w:r>
           <w:rPr>
             <w:color w:val="315CBB"/>
@@ -850,7 +850,7 @@
       <w:pPr>
         <w:spacing w:after="0" w:before="75" w:line="218"/>
       </w:pPr>
-      <w:hyperlink w:history="1" r:id="rIdafxd4xpdwl3ywzfqlgnv9">
+      <w:hyperlink w:history="1" r:id="rIdtwndrscis8b9olgqoxyel">
         <w:r>
           <w:rPr>
             <w:color w:val="315CBB"/>
@@ -868,7 +868,7 @@
         </w:rPr>
         <w:t xml:space="preserve">   </w:t>
       </w:r>
-      <w:hyperlink w:history="1" r:id="rIdg96-sn3mphvhxkd18zxd6">
+      <w:hyperlink w:history="1" r:id="rIdcksmukdxqjknrrz87zquh">
         <w:r>
           <w:rPr>
             <w:color w:val="315CBB"/>
@@ -886,7 +886,7 @@
         </w:rPr>
         <w:t xml:space="preserve">   </w:t>
       </w:r>
-      <w:hyperlink w:history="1" r:id="rId25vczdf6mszcc5vsnvvj7">
+      <w:hyperlink w:history="1" r:id="rIdkdzb8yd1-rnccjytjbw5p">
         <w:r>
           <w:rPr>
             <w:color w:val="315CBB"/>
@@ -1033,7 +1033,7 @@
       <w:pPr>
         <w:spacing w:after="0" w:before="0" w:line="218"/>
       </w:pPr>
-      <w:hyperlink w:history="1" r:id="rIdmvnmqbqo3ycvpkzhiqopq">
+      <w:hyperlink w:history="1" r:id="rIdvyxmjkld3kz8vioqm7zcr">
         <w:r>
           <w:rPr>
             <w:color w:val="315CBB"/>
@@ -1317,7 +1317,7 @@
       <w:pPr>
         <w:spacing w:after="0" w:before="75" w:line="218"/>
       </w:pPr>
-      <w:hyperlink w:history="1" r:id="rIdrficlqvrgle24ujbbwifs">
+      <w:hyperlink w:history="1" r:id="rIdwtjb_hnfb9wgby3hqymgz">
         <w:r>
           <w:rPr>
             <w:color w:val="315CBB"/>
@@ -1335,7 +1335,7 @@
         </w:rPr>
         <w:t xml:space="preserve">   </w:t>
       </w:r>
-      <w:hyperlink w:history="1" r:id="rId0areckcjswy-o_uzsmvs4">
+      <w:hyperlink w:history="1" r:id="rIdlfizxad61pjk4zp-ki3lp">
         <w:r>
           <w:rPr>
             <w:color w:val="315CBB"/>
@@ -1721,7 +1721,7 @@
             <w:pPr>
               <w:spacing w:after="0" w:before="75" w:line="218"/>
             </w:pPr>
-            <w:hyperlink w:history="1" r:id="rId-ekotacnwuqehn-jg1t_q">
+            <w:hyperlink w:history="1" r:id="rIdhe-qhk4esvdne6nzooots">
               <w:r>
                 <w:rPr>
                   <w:color w:val="315CBB"/>
@@ -1739,7 +1739,7 @@
               </w:rPr>
               <w:t xml:space="preserve">   </w:t>
             </w:r>
-            <w:hyperlink w:history="1" r:id="rId5oo2hqdqzctxt-i5bpsei">
+            <w:hyperlink w:history="1" r:id="rIds1p9d4znuq1fss7tpxgck">
               <w:r>
                 <w:rPr>
                   <w:color w:val="315CBB"/>
@@ -1757,7 +1757,7 @@
               </w:rPr>
               <w:t xml:space="preserve">   </w:t>
             </w:r>
-            <w:hyperlink w:history="1" r:id="rIdis5fszuruecld4pe1x_r9">
+            <w:hyperlink w:history="1" r:id="rIdujjgkg5ke8drhugbrahej">
               <w:r>
                 <w:rPr>
                   <w:color w:val="315CBB"/>
@@ -2225,7 +2225,7 @@
             <w:pPr>
               <w:spacing w:after="0" w:before="0" w:line="218"/>
             </w:pPr>
-            <w:hyperlink w:history="1" r:id="rIdj5yxypxbbfujqu39ddydn">
+            <w:hyperlink w:history="1" r:id="rIdum0tzbaaxqonehe2546ch">
               <w:r>
                 <w:rPr>
                   <w:color w:val="315CBB"/>

--- a/site/resume.docx
+++ b/site/resume.docx
@@ -46,7 +46,7 @@
                 <w:sz w:val="23"/>
                 <w:szCs w:val="23"/>
               </w:rPr>
-              <w:t xml:space="preserve">김재형 · AI Application Developer / Backend Engineer</w:t>
+              <w:t xml:space="preserve">김재형 | AI Application Developer / Backend Engineer</w:t>
             </w:r>
           </w:p>
           <w:p>
@@ -89,7 +89,7 @@
             <w:pPr>
               <w:spacing w:after="0" w:before="75" w:line="218"/>
             </w:pPr>
-            <w:hyperlink w:history="1" r:id="rIdx8h-vhmjh_tul5hylp4kg">
+            <w:hyperlink w:history="1" r:id="rIduvelxmluuphqn9ol-anwm">
               <w:r>
                 <w:rPr>
                   <w:color w:val="315CBB"/>
@@ -107,7 +107,7 @@
               </w:rPr>
               <w:t xml:space="preserve">   </w:t>
             </w:r>
-            <w:hyperlink w:history="1" r:id="rIdefvhjaeju_mtbtx0igoxz">
+            <w:hyperlink w:history="1" r:id="rIdnawkxlwynreja8jhmnyfr">
               <w:r>
                 <w:rPr>
                   <w:color w:val="315CBB"/>
@@ -125,7 +125,7 @@
               </w:rPr>
               <w:t xml:space="preserve">   </w:t>
             </w:r>
-            <w:hyperlink w:history="1" r:id="rId-f37u4sktbraygora-28w">
+            <w:hyperlink w:history="1" r:id="rIdbjp4ochxr9qhd1b7ifbto">
               <w:r>
                 <w:rPr>
                   <w:color w:val="315CBB"/>
@@ -143,7 +143,7 @@
               </w:rPr>
               <w:t xml:space="preserve">   </w:t>
             </w:r>
-            <w:hyperlink w:history="1" r:id="rIdkspc3x5cpbawunjgbq8si">
+            <w:hyperlink w:history="1" r:id="rIdycl5eeg2mfsjntfoavfvj">
               <w:r>
                 <w:rPr>
                   <w:color w:val="315CBB"/>
@@ -352,7 +352,7 @@
           <w:sz w:val="14"/>
           <w:szCs w:val="14"/>
         </w:rPr>
-        <w:t xml:space="preserve">LLM Wiki 기반 AI 워크스페이스 · AI SW 마에스트로 17기 · AWS EKS 배포 완료, QA 진행 중</w:t>
+        <w:t xml:space="preserve">LLM Wiki 기반 AI 워크스페이스 | AI SW 마에스트로 17기 | AWS EKS 배포 완료, QA 진행 중</w:t>
       </w:r>
       <w:r>
         <w:br/>
@@ -387,21 +387,32 @@
           <w:sz w:val="14"/>
           <w:szCs w:val="14"/>
         </w:rPr>
-        <w:t xml:space="preserve">팀 구성: 본인(AI 전체), 백엔드 1명(Spring 백엔드 전체), 프론트엔드·DevOps 1명(프론트엔드, MSA 기반 AWS 배포), 외주 디자이너 · 멘토 3명</w:t>
+        <w:t xml:space="preserve">팀 구성: 본인(AI 전체), 백엔드 1명(Spring 백엔드 전체), 프론트엔드와 DevOps 1명(프론트엔드, MSA 기반 AWS 배포), 외주 디자이너, 멘토 3명</w:t>
+      </w:r>
+      <w:r>
+        <w:br/>
+      </w:r>
+      <w:r>
+        <w:rPr>
+          <w:color w:val="607089"/>
+          <w:sz w:val="14"/>
+          <w:szCs w:val="14"/>
+        </w:rPr>
+        <w:t xml:space="preserve">사용 언어: AI 서비스 Python(FastAPI, Langchain, LangGraph), 문서 서비스 Java(Spring Boot), 프론트엔드 TypeScript(Next.js)</w:t>
       </w:r>
     </w:p>
     <w:p>
       <w:pPr>
         <w:spacing w:after="0" w:before="0" w:line="218"/>
       </w:pPr>
-      <w:hyperlink w:history="1" r:id="rIdctmlf9pn4uvhy_8iz0ss4">
+      <w:hyperlink w:history="1" r:id="rIdodfsnr3_mqknnmoisg0es">
         <w:r>
           <w:rPr>
             <w:color w:val="315CBB"/>
             <w:sz w:val="15"/>
             <w:szCs w:val="15"/>
           </w:rPr>
-          <w:t xml:space="preserve">GitHub · AI 분리 저장소 ↗</w:t>
+          <w:t xml:space="preserve">GitHub | AI 분리 저장소 ↗</w:t>
         </w:r>
       </w:hyperlink>
     </w:p>
@@ -494,7 +505,7 @@
           <w:sz w:val="15"/>
           <w:szCs w:val="15"/>
         </w:rPr>
-        <w:t xml:space="preserve"> GPT 선택은 비용(약 2.5배)·시간 부담, 가중치·RRF 조정은 여러 값을 실험해도 점수가 비슷해, 요청 분류에서 먼저 검증한 Jev(정답 77 → 81/98건) 채택.</w:t>
+        <w:t xml:space="preserve"> GPT 선택은 비용(약 2.5배)과 시간 부담, 가중치와 RRF 조정은 여러 값을 실험해도 점수가 비슷해, 요청 분류에서 먼저 검증한 Jev(정답 77 → 81/98건) 채택.</w:t>
       </w:r>
       <w:r>
         <w:br/>
@@ -515,7 +526,7 @@
           <w:sz w:val="15"/>
           <w:szCs w:val="15"/>
         </w:rPr>
-        <w:t xml:space="preserve"> 벤치마크상 한국어 의미 검색이 가장 좋은 BGE-M3와 정확한 용어를 잡는 BM25로 후보를 모으고 Jev가 최종 근거를 고르는 2단계 구조. 동일 후보·블라인드 교차 채점으로 비교한 뒤 후보를 300개로 줄이고 병렬 4·6·8·10을 비교해 정확도 차이 없이 가장 효율적인 8병렬로 조정.</w:t>
+        <w:t xml:space="preserve"> 벤치마크상 한국어 의미 검색이 가장 좋은 BGE-M3와 정확한 용어를 잡는 BM25로 후보를 모으고 Jev가 최종 근거를 고르는 2단계 구조. 동일 후보와 블라인드 교차 채점으로 비교한 뒤 후보를 300개로 줄이고 병렬 4, 6, 8, 10을 비교해 정확도 차이 없이 가장 효율적인 8병렬로 조정.</w:t>
       </w:r>
       <w:r>
         <w:br/>
@@ -565,7 +576,7 @@
           <w:sz w:val="14"/>
           <w:szCs w:val="14"/>
         </w:rPr>
-        <w:t xml:space="preserve">반복 작업을 Skill로 저장·재사용하고, AI가 만든 변경은 사용자가 승인한 뒤에만 반영되도록 설계했습니다.</w:t>
+        <w:t xml:space="preserve">반복 작업을 Skill로 저장해 재사용하고, AI가 만든 변경은 사용자가 승인한 뒤에만 반영되도록 설계했습니다.</w:t>
       </w:r>
     </w:p>
     <w:p>
@@ -628,7 +639,7 @@
           <w:sz w:val="15"/>
           <w:szCs w:val="15"/>
         </w:rPr>
-        <w:t xml:space="preserve"> 지침은 AI, 권한·실행 범위 검사는 코드, 게시와 실제 반영은 사용자가 맡도록 책임 분리. 코드의 형식 검사만으로는 요청 누락을 못 잡아 LLM 의미 평가를 추가</w:t>
+        <w:t xml:space="preserve"> 지침은 AI, 권한과 실행 범위 검사는 코드, 게시와 실제 반영은 사용자가 맡도록 책임 분리. 코드의 형식 검사만으로는 요청 누락을 못 잡아 LLM 의미 평가를 추가</w:t>
       </w:r>
       <w:r>
         <w:br/>
@@ -649,7 +660,7 @@
           <w:sz w:val="15"/>
           <w:szCs w:val="15"/>
         </w:rPr>
-        <w:t xml:space="preserve"> 자연어 지침 작성·검토·게시와 권한·승인 우회 검사, 미리보기 후 별도 승인. 편집 결과는 의미 평가 후 최대 1회 재작성. 생성·평가·재작성은 단계별로 추적하도록 LangGraph 노드로 나누고, 게시한 Skill은 PostgreSQL에 불변 버전으로 저장</w:t>
+        <w:t xml:space="preserve"> 자연어 지침 작성, 검토, 게시와 권한 및 승인 우회 검사, 미리보기 후 별도 승인. 편집 결과는 의미 평가 후 최대 1회 재작성. 생성, 평가, 재작성은 단계별로 추적하도록 LangGraph 노드로 나누고, 게시한 Skill은 PostgreSQL에 불변 버전으로 저장</w:t>
       </w:r>
       <w:r>
         <w:br/>
@@ -741,7 +752,7 @@
           <w:sz w:val="15"/>
           <w:szCs w:val="15"/>
         </w:rPr>
-        <w:t xml:space="preserve"> 논문 PDF의 표·수식이 깨지면 Wiki와 답변의 근거가 되는 수치를 쓸 수 없음</w:t>
+        <w:t xml:space="preserve"> 논문 PDF의 표와 수식이 깨지면 Wiki와 답변의 근거가 되는 수치를 쓸 수 없음</w:t>
       </w:r>
       <w:r>
         <w:br/>
@@ -762,7 +773,7 @@
           <w:sz w:val="15"/>
           <w:szCs w:val="15"/>
         </w:rPr>
-        <w:t xml:space="preserve"> 깨진 곳만 고치는 방식은 탐지가 오류를 놓쳤고, 전체 AI 변환은 표·수식 정확도와 비용이 부족해 내용 유형별 처리로 전환. 본문은 추출이 빠른 AnyDoc, 복원은 GPU 운영비가 드는 sLLM 대신 상용 LLM API</w:t>
+        <w:t xml:space="preserve"> 깨진 곳만 고치는 방식은 탐지가 오류를 놓쳤고, 전체 AI 변환은 표 및 수식 정확도와 비용이 부족해 내용 유형별 처리로 전환. 본문은 추출이 빠른 AnyDoc, 복원은 GPU 운영비가 드는 sLLM 대신 상용 LLM API</w:t>
       </w:r>
       <w:r>
         <w:br/>
@@ -783,7 +794,7 @@
           <w:sz w:val="15"/>
           <w:szCs w:val="15"/>
         </w:rPr>
-        <w:t xml:space="preserve"> 본문은 AnyDoc으로 추출해 깨진 부분만 AI로 보완, 표·수식은 원본 영역을 따로 판독, 그림은 원본 보존</w:t>
+        <w:t xml:space="preserve"> 본문은 AnyDoc으로 추출해 깨진 부분만 AI로 보완, 표와 수식은 원본 영역을 따로 판독, 그림은 원본 보존</w:t>
       </w:r>
       <w:r>
         <w:br/>
@@ -817,7 +828,7 @@
           <w:sz w:val="14"/>
           <w:szCs w:val="14"/>
         </w:rPr>
-        <w:t xml:space="preserve">MSA: 기능별로만 나누면 DB 부하는 그대로이고 서비스 간 호출만 늘어난다고 보고 데이터 소유권 기준 분리를 제안, 팀원·멘토와 경계·통신 방식을 공동 설계.</w:t>
+        <w:t xml:space="preserve">MSA: 기능별로만 나누면 DB 부하는 그대로이고 서비스 간 호출만 늘어난다고 보고 데이터 소유권 기준 분리를 제안, 팀원 및 멘토와 경계와 통신 방식을 공동 설계.</w:t>
       </w:r>
     </w:p>
     <w:p>
@@ -850,7 +861,7 @@
       <w:pPr>
         <w:spacing w:after="0" w:before="75" w:line="218"/>
       </w:pPr>
-      <w:hyperlink w:history="1" r:id="rIdtwndrscis8b9olgqoxyel">
+      <w:hyperlink w:history="1" r:id="rId6wq65pbuodabhfx5ztk-w">
         <w:r>
           <w:rPr>
             <w:color w:val="315CBB"/>
@@ -868,7 +879,7 @@
         </w:rPr>
         <w:t xml:space="preserve">   </w:t>
       </w:r>
-      <w:hyperlink w:history="1" r:id="rIdcksmukdxqjknrrz87zquh">
+      <w:hyperlink w:history="1" r:id="rIdbrndh5aul1diszth71rio">
         <w:r>
           <w:rPr>
             <w:color w:val="315CBB"/>
@@ -886,7 +897,7 @@
         </w:rPr>
         <w:t xml:space="preserve">   </w:t>
       </w:r>
-      <w:hyperlink w:history="1" r:id="rIdkdzb8yd1-rnccjytjbw5p">
+      <w:hyperlink w:history="1" r:id="rIdtumbxha_2kqvgvsqfrjrc">
         <w:r>
           <w:rPr>
             <w:color w:val="315CBB"/>
@@ -991,7 +1002,7 @@
           <w:sz w:val="14"/>
           <w:szCs w:val="14"/>
         </w:rPr>
-        <w:t xml:space="preserve">개인 맞춤 AI 안심 복약 솔루션 · 부산대학교 졸업과제 · APK 내부 배포 사용자 6명</w:t>
+        <w:t xml:space="preserve">개인 맞춤 AI 안심 복약 솔루션 | 부산대학교 졸업과제 | APK 내부 배포 사용자 6명</w:t>
       </w:r>
       <w:r>
         <w:br/>
@@ -1002,7 +1013,7 @@
           <w:sz w:val="14"/>
           <w:szCs w:val="14"/>
         </w:rPr>
-        <w:t xml:space="preserve">팀 프로젝트 (3명 + 디자이너) / 핵심 백엔드 · 데이터 정제</w:t>
+        <w:t xml:space="preserve">팀 프로젝트 (3명 + 디자이너) / 핵심 백엔드, 데이터 정제</w:t>
       </w:r>
     </w:p>
     <w:p>
@@ -1026,14 +1037,36 @@
           <w:sz w:val="14"/>
           <w:szCs w:val="14"/>
         </w:rPr>
-        <w:t xml:space="preserve">팀 구성: 본인(백엔드·AI), Android 1명(Kotlin 앱 전반), 백엔드·보안 1명(사용자 DB, 로그인, 문진표, AES-GCM), 디자이너. 아래 목록은 제가 구현한 기능입니다.</w:t>
+        <w:t xml:space="preserve">팀 구성: 본인(백엔드와 AI), Android 1명(Kotlin 앱 전반), 백엔드와 보안 1명(사용자 DB, 로그인, 문진표, AES-GCM), 디자이너. </w:t>
+      </w:r>
+      <w:r>
+        <w:br/>
+      </w:r>
+      <w:r>
+        <w:rPr>
+          <w:color w:val="607089"/>
+          <w:sz w:val="14"/>
+          <w:szCs w:val="14"/>
+        </w:rPr>
+        <w:t xml:space="preserve">사용 언어: 백엔드와 챗봇 Java(Spring Boot, Spring AI), 의약품 데이터 정제 Python</w:t>
+      </w:r>
+      <w:r>
+        <w:br/>
+      </w:r>
+      <w:r>
+        <w:rPr>
+          <w:color w:val="607089"/>
+          <w:sz w:val="14"/>
+          <w:szCs w:val="14"/>
+        </w:rPr>
+        <w:t xml:space="preserve">아래 목록은 제가 구현한 기능입니다.</w:t>
       </w:r>
     </w:p>
     <w:p>
       <w:pPr>
         <w:spacing w:after="0" w:before="0" w:line="218"/>
       </w:pPr>
-      <w:hyperlink w:history="1" r:id="rIdvyxmjkld3kz8vioqm7zcr">
+      <w:hyperlink w:history="1" r:id="rIdy4gpb4vfhmso6t-mtzyda">
         <w:r>
           <w:rPr>
             <w:color w:val="315CBB"/>
@@ -1276,7 +1309,7 @@
           <w:sz w:val="15"/>
           <w:szCs w:val="15"/>
         </w:rPr>
-        <w:t xml:space="preserve"> Weaviate 의미 검색과 AI 오케스트레이션으로 약품 탐색·복약 위험·섭취량별 처리 경로 구성. 임신 여부·복용약·기저질환은 내부 코드로 판단.</w:t>
+        <w:t xml:space="preserve"> Weaviate 의미 검색과 AI 오케스트레이션으로 약품 탐색, 복약 위험, 섭취량별 처리 경로 구성. 임신 여부, 복용약, 기저질환은 내부 코드로 판단.</w:t>
       </w:r>
       <w:r>
         <w:br/>
@@ -1317,7 +1350,7 @@
       <w:pPr>
         <w:spacing w:after="0" w:before="75" w:line="218"/>
       </w:pPr>
-      <w:hyperlink w:history="1" r:id="rIdwtjb_hnfb9wgby3hqymgz">
+      <w:hyperlink w:history="1" r:id="rIdhepvvhjvmdgelk_gezr-h">
         <w:r>
           <w:rPr>
             <w:color w:val="315CBB"/>
@@ -1335,7 +1368,7 @@
         </w:rPr>
         <w:t xml:space="preserve">   </w:t>
       </w:r>
-      <w:hyperlink w:history="1" r:id="rIdlfizxad61pjk4zp-ki3lp">
+      <w:hyperlink w:history="1" r:id="rId-ymnbnyew959vvw6j-gi8">
         <w:r>
           <w:rPr>
             <w:color w:val="315CBB"/>
@@ -1440,7 +1473,7 @@
                 <w:sz w:val="15"/>
                 <w:szCs w:val="15"/>
               </w:rPr>
-              <w:t xml:space="preserve">LangChain · LangGraph · Spring AI · RAG</w:t>
+              <w:t xml:space="preserve">LangChain, LangGraph, Spring AI, RAG</w:t>
             </w:r>
             <w:r>
               <w:br/>
@@ -1451,7 +1484,7 @@
                 <w:sz w:val="15"/>
                 <w:szCs w:val="15"/>
               </w:rPr>
-              <w:t xml:space="preserve">LangSmith · LLM Evaluation · LLM Guardrail</w:t>
+              <w:t xml:space="preserve">LangSmith, LLM Evaluation, LLM Guardrail</w:t>
             </w:r>
           </w:p>
         </w:tc>
@@ -1524,7 +1557,7 @@
                 <w:sz w:val="15"/>
                 <w:szCs w:val="15"/>
               </w:rPr>
-              <w:t xml:space="preserve">Java · Spring Boot · Python</w:t>
+              <w:t xml:space="preserve">Java, Spring Boot, Python</w:t>
             </w:r>
           </w:p>
         </w:tc>
@@ -1597,7 +1630,7 @@
                 <w:sz w:val="15"/>
                 <w:szCs w:val="15"/>
               </w:rPr>
-              <w:t xml:space="preserve">MySQL · PostgreSQL · Redis · Elasticsearch · Weaviate</w:t>
+              <w:t xml:space="preserve">MySQL, PostgreSQL, Redis, Elasticsearch, Weaviate</w:t>
             </w:r>
             <w:r>
               <w:br/>
@@ -1608,7 +1641,7 @@
                 <w:sz w:val="15"/>
                 <w:szCs w:val="15"/>
               </w:rPr>
-              <w:t xml:space="preserve">Docker · Docker Compose · GitHub Actions · Kafka </w:t>
+              <w:t xml:space="preserve">Docker, Docker Compose, GitHub Actions, Kafka </w:t>
             </w:r>
           </w:p>
         </w:tc>
@@ -1630,7 +1663,7 @@
           <w:sz w:val="18"/>
           <w:szCs w:val="18"/>
         </w:rPr>
-        <w:t xml:space="preserve">활동 · 기여 </w:t>
+        <w:t xml:space="preserve">활동과 기여 </w:t>
       </w:r>
     </w:p>
     <w:tbl>
@@ -1721,7 +1754,7 @@
             <w:pPr>
               <w:spacing w:after="0" w:before="75" w:line="218"/>
             </w:pPr>
-            <w:hyperlink w:history="1" r:id="rIdhe-qhk4esvdne6nzooots">
+            <w:hyperlink w:history="1" r:id="rIdn6nqi2-28ot1d1oes-sdi">
               <w:r>
                 <w:rPr>
                   <w:color w:val="315CBB"/>
@@ -1739,14 +1772,14 @@
               </w:rPr>
               <w:t xml:space="preserve">   </w:t>
             </w:r>
-            <w:hyperlink w:history="1" r:id="rIds1p9d4znuq1fss7tpxgck">
+            <w:hyperlink w:history="1" r:id="rIdabfpccg1a_003t8kje4cu">
               <w:r>
                 <w:rPr>
                   <w:color w:val="315CBB"/>
                   <w:sz w:val="15"/>
                   <w:szCs w:val="15"/>
                 </w:rPr>
-                <w:t xml:space="preserve">PR #1213 · 병합 ↗</w:t>
+                <w:t xml:space="preserve">PR #1213 | 병합 ↗</w:t>
               </w:r>
             </w:hyperlink>
             <w:r>
@@ -1757,14 +1790,14 @@
               </w:rPr>
               <w:t xml:space="preserve">   </w:t>
             </w:r>
-            <w:hyperlink w:history="1" r:id="rIdujjgkg5ke8drhugbrahej">
+            <w:hyperlink w:history="1" r:id="rId4bwcvimyk4jbyws08l83u">
               <w:r>
                 <w:rPr>
                   <w:color w:val="315CBB"/>
                   <w:sz w:val="15"/>
                   <w:szCs w:val="15"/>
                 </w:rPr>
-                <w:t xml:space="preserve">PR #1351 · 제출 ↗</w:t>
+                <w:t xml:space="preserve">PR #1351 | 제출 ↗</w:t>
               </w:r>
             </w:hyperlink>
             <w:r>
@@ -1917,7 +1950,7 @@
                 <w:sz w:val="15"/>
                 <w:szCs w:val="15"/>
               </w:rPr>
-              <w:t xml:space="preserve">Backend 멘티 및 멘토. 멘티 12명 대상 6회 멘토링과 코드 리뷰. HTTP·Servlet·REST API·DB 기초를 보강하는 커리큘럼 개편에 참여했습니다.</w:t>
+              <w:t xml:space="preserve">Backend 멘티 및 멘토. 멘티 12명 대상 6회 멘토링과 코드 리뷰. HTTP, Servlet, REST API, DB 기초를 보강하는 커리큘럼 개편에 참여했습니다.</w:t>
             </w:r>
           </w:p>
           <w:p>
@@ -1930,7 +1963,7 @@
                 <w:sz w:val="14"/>
                 <w:szCs w:val="14"/>
               </w:rPr>
-              <w:t xml:space="preserve">APPTIVE 백엔드 멘토 공로상 · 2026.01.09</w:t>
+              <w:t xml:space="preserve">APPTIVE 백엔드 멘토 공로상 | 2026.01.09</w:t>
             </w:r>
           </w:p>
         </w:tc>
@@ -2061,7 +2094,7 @@
                 <w:sz w:val="18"/>
                 <w:szCs w:val="18"/>
               </w:rPr>
-              <w:t xml:space="preserve">SK AI SUMMIT · K-ICT WEEK in Busan</w:t>
+              <w:t xml:space="preserve">SK AI SUMMIT, K-ICT WEEK in Busan</w:t>
             </w:r>
           </w:p>
           <w:p>
@@ -2225,7 +2258,7 @@
             <w:pPr>
               <w:spacing w:after="0" w:before="0" w:line="218"/>
             </w:pPr>
-            <w:hyperlink w:history="1" r:id="rIdum0tzbaaxqonehe2546ch">
+            <w:hyperlink w:history="1" r:id="rIddmbu-gstek9tkj5912zdw">
               <w:r>
                 <w:rPr>
                   <w:color w:val="315CBB"/>
@@ -2255,7 +2288,7 @@
           <w:sz w:val="18"/>
           <w:szCs w:val="18"/>
         </w:rPr>
-        <w:t xml:space="preserve">학력 · 자격 </w:t>
+        <w:t xml:space="preserve">학력과 자격 </w:t>
       </w:r>
     </w:p>
     <w:tbl>
@@ -2673,7 +2706,7 @@
                 <w:sz w:val="15"/>
                 <w:szCs w:val="15"/>
               </w:rPr>
-              <w:t xml:space="preserve">소프트웨어·인공지능 분과 / 부산대학교 정보의생명공학대학</w:t>
+              <w:t xml:space="preserve">소프트웨어와 인공지능 분과 / 부산대학교 정보의생명공학대학</w:t>
             </w:r>
           </w:p>
         </w:tc>
@@ -3168,7 +3201,7 @@
         <w:sz w:val="12"/>
         <w:szCs w:val="12"/>
       </w:rPr>
-      <w:t xml:space="preserve">김재형 · AI Application Developer / Backend Engineer</w:t>
+      <w:t xml:space="preserve">김재형 | AI Application Developer / Backend Engineer</w:t>
     </w:r>
     <w:r>
       <w:tab/>

--- a/site/resume.docx
+++ b/site/resume.docx
@@ -89,7 +89,7 @@
             <w:pPr>
               <w:spacing w:after="0" w:before="75" w:line="218"/>
             </w:pPr>
-            <w:hyperlink w:history="1" r:id="rIduvelxmluuphqn9ol-anwm">
+            <w:hyperlink w:history="1" r:id="rIdq_pbsalb12qn4exqpnkob">
               <w:r>
                 <w:rPr>
                   <w:color w:val="315CBB"/>
@@ -107,7 +107,7 @@
               </w:rPr>
               <w:t xml:space="preserve">   </w:t>
             </w:r>
-            <w:hyperlink w:history="1" r:id="rIdnawkxlwynreja8jhmnyfr">
+            <w:hyperlink w:history="1" r:id="rIdsm620e-tfusd_ylesdzrt">
               <w:r>
                 <w:rPr>
                   <w:color w:val="315CBB"/>
@@ -125,7 +125,7 @@
               </w:rPr>
               <w:t xml:space="preserve">   </w:t>
             </w:r>
-            <w:hyperlink w:history="1" r:id="rIdbjp4ochxr9qhd1b7ifbto">
+            <w:hyperlink w:history="1" r:id="rId_tnhpllknmd93mh_i596o">
               <w:r>
                 <w:rPr>
                   <w:color w:val="315CBB"/>
@@ -143,7 +143,7 @@
               </w:rPr>
               <w:t xml:space="preserve">   </w:t>
             </w:r>
-            <w:hyperlink w:history="1" r:id="rIdycl5eeg2mfsjntfoavfvj">
+            <w:hyperlink w:history="1" r:id="rIdjt336ztjisrua63wcs-cs">
               <w:r>
                 <w:rPr>
                   <w:color w:val="315CBB"/>
@@ -405,7 +405,7 @@
       <w:pPr>
         <w:spacing w:after="0" w:before="0" w:line="218"/>
       </w:pPr>
-      <w:hyperlink w:history="1" r:id="rIdodfsnr3_mqknnmoisg0es">
+      <w:hyperlink w:history="1" r:id="rIdch5ksl59tk_etpldg1n0l">
         <w:r>
           <w:rPr>
             <w:color w:val="315CBB"/>
@@ -861,7 +861,7 @@
       <w:pPr>
         <w:spacing w:after="0" w:before="75" w:line="218"/>
       </w:pPr>
-      <w:hyperlink w:history="1" r:id="rId6wq65pbuodabhfx5ztk-w">
+      <w:hyperlink w:history="1" r:id="rIdcv87t0drptr3gmx7dcjxl">
         <w:r>
           <w:rPr>
             <w:color w:val="315CBB"/>
@@ -879,7 +879,7 @@
         </w:rPr>
         <w:t xml:space="preserve">   </w:t>
       </w:r>
-      <w:hyperlink w:history="1" r:id="rIdbrndh5aul1diszth71rio">
+      <w:hyperlink w:history="1" r:id="rIdvyfjr1qovko64ql5qvsyq">
         <w:r>
           <w:rPr>
             <w:color w:val="315CBB"/>
@@ -897,7 +897,7 @@
         </w:rPr>
         <w:t xml:space="preserve">   </w:t>
       </w:r>
-      <w:hyperlink w:history="1" r:id="rIdtumbxha_2kqvgvsqfrjrc">
+      <w:hyperlink w:history="1" r:id="rIdpaa7zz7apdrbtafgeziii">
         <w:r>
           <w:rPr>
             <w:color w:val="315CBB"/>
@@ -1066,7 +1066,7 @@
       <w:pPr>
         <w:spacing w:after="0" w:before="0" w:line="218"/>
       </w:pPr>
-      <w:hyperlink w:history="1" r:id="rIdy4gpb4vfhmso6t-mtzyda">
+      <w:hyperlink w:history="1" r:id="rId4em-rdquzoakkirunxuu0">
         <w:r>
           <w:rPr>
             <w:color w:val="315CBB"/>
@@ -1350,7 +1350,7 @@
       <w:pPr>
         <w:spacing w:after="0" w:before="75" w:line="218"/>
       </w:pPr>
-      <w:hyperlink w:history="1" r:id="rIdhepvvhjvmdgelk_gezr-h">
+      <w:hyperlink w:history="1" r:id="rIdcsrlrtpvz720wqgfacnpk">
         <w:r>
           <w:rPr>
             <w:color w:val="315CBB"/>
@@ -1368,7 +1368,7 @@
         </w:rPr>
         <w:t xml:space="preserve">   </w:t>
       </w:r>
-      <w:hyperlink w:history="1" r:id="rId-ymnbnyew959vvw6j-gi8">
+      <w:hyperlink w:history="1" r:id="rIda7bm-qlbz-ij8fdwmy9nv">
         <w:r>
           <w:rPr>
             <w:color w:val="315CBB"/>
@@ -1754,7 +1754,7 @@
             <w:pPr>
               <w:spacing w:after="0" w:before="75" w:line="218"/>
             </w:pPr>
-            <w:hyperlink w:history="1" r:id="rIdn6nqi2-28ot1d1oes-sdi">
+            <w:hyperlink w:history="1" r:id="rIddldht6gisl5furkykbthr">
               <w:r>
                 <w:rPr>
                   <w:color w:val="315CBB"/>
@@ -1772,7 +1772,7 @@
               </w:rPr>
               <w:t xml:space="preserve">   </w:t>
             </w:r>
-            <w:hyperlink w:history="1" r:id="rIdabfpccg1a_003t8kje4cu">
+            <w:hyperlink w:history="1" r:id="rId5jijwkdm7icdecyaarawj">
               <w:r>
                 <w:rPr>
                   <w:color w:val="315CBB"/>
@@ -1790,7 +1790,7 @@
               </w:rPr>
               <w:t xml:space="preserve">   </w:t>
             </w:r>
-            <w:hyperlink w:history="1" r:id="rId4bwcvimyk4jbyws08l83u">
+            <w:hyperlink w:history="1" r:id="rIdvlgyt2vf7tqcmtaqwb5er">
               <w:r>
                 <w:rPr>
                   <w:color w:val="315CBB"/>
@@ -2258,7 +2258,7 @@
             <w:pPr>
               <w:spacing w:after="0" w:before="0" w:line="218"/>
             </w:pPr>
-            <w:hyperlink w:history="1" r:id="rIddmbu-gstek9tkj5912zdw">
+            <w:hyperlink w:history="1" r:id="rId7oaa98dbukt7o1ipccpbg">
               <w:r>
                 <w:rPr>
                   <w:color w:val="315CBB"/>

--- a/site/resume.docx
+++ b/site/resume.docx
@@ -46,7 +46,7 @@
                 <w:sz w:val="23"/>
                 <w:szCs w:val="23"/>
               </w:rPr>
-              <w:t xml:space="preserve">김재형 | AI Application Developer / Backend Engineer</w:t>
+              <w:t xml:space="preserve">김재형 | AI Engineer / Backend Engineer</w:t>
             </w:r>
           </w:p>
           <w:p>
@@ -89,7 +89,7 @@
             <w:pPr>
               <w:spacing w:after="0" w:before="75" w:line="218"/>
             </w:pPr>
-            <w:hyperlink w:history="1" r:id="rIdq_pbsalb12qn4exqpnkob">
+            <w:hyperlink w:history="1" r:id="rIdackvlqspycuwuetlpfgki">
               <w:r>
                 <w:rPr>
                   <w:color w:val="315CBB"/>
@@ -107,7 +107,7 @@
               </w:rPr>
               <w:t xml:space="preserve">   </w:t>
             </w:r>
-            <w:hyperlink w:history="1" r:id="rIdsm620e-tfusd_ylesdzrt">
+            <w:hyperlink w:history="1" r:id="rId0c3m4jc559wyoiqdtqiym">
               <w:r>
                 <w:rPr>
                   <w:color w:val="315CBB"/>
@@ -125,7 +125,7 @@
               </w:rPr>
               <w:t xml:space="preserve">   </w:t>
             </w:r>
-            <w:hyperlink w:history="1" r:id="rId_tnhpllknmd93mh_i596o">
+            <w:hyperlink w:history="1" r:id="rIdmx7cptokxczhfbcr-ytgd">
               <w:r>
                 <w:rPr>
                   <w:color w:val="315CBB"/>
@@ -143,7 +143,7 @@
               </w:rPr>
               <w:t xml:space="preserve">   </w:t>
             </w:r>
-            <w:hyperlink w:history="1" r:id="rIdjt336ztjisrua63wcs-cs">
+            <w:hyperlink w:history="1" r:id="rIdo0jrfbthna5bu3ydnbevj">
               <w:r>
                 <w:rPr>
                   <w:color w:val="315CBB"/>
@@ -405,7 +405,7 @@
       <w:pPr>
         <w:spacing w:after="0" w:before="0" w:line="218"/>
       </w:pPr>
-      <w:hyperlink w:history="1" r:id="rIdch5ksl59tk_etpldg1n0l">
+      <w:hyperlink w:history="1" r:id="rIdrwwipeu1zpvuw9dmqkvcf">
         <w:r>
           <w:rPr>
             <w:color w:val="315CBB"/>
@@ -861,7 +861,7 @@
       <w:pPr>
         <w:spacing w:after="0" w:before="75" w:line="218"/>
       </w:pPr>
-      <w:hyperlink w:history="1" r:id="rIdcv87t0drptr3gmx7dcjxl">
+      <w:hyperlink w:history="1" r:id="rIdibkww0wix8ejvv9cuge6_">
         <w:r>
           <w:rPr>
             <w:color w:val="315CBB"/>
@@ -879,7 +879,7 @@
         </w:rPr>
         <w:t xml:space="preserve">   </w:t>
       </w:r>
-      <w:hyperlink w:history="1" r:id="rIdvyfjr1qovko64ql5qvsyq">
+      <w:hyperlink w:history="1" r:id="rIdjrbusvdz9fkkuguyo5ofj">
         <w:r>
           <w:rPr>
             <w:color w:val="315CBB"/>
@@ -897,7 +897,7 @@
         </w:rPr>
         <w:t xml:space="preserve">   </w:t>
       </w:r>
-      <w:hyperlink w:history="1" r:id="rIdpaa7zz7apdrbtafgeziii">
+      <w:hyperlink w:history="1" r:id="rId3brvst5bd0tgqqu1un13n">
         <w:r>
           <w:rPr>
             <w:color w:val="315CBB"/>
@@ -1066,7 +1066,7 @@
       <w:pPr>
         <w:spacing w:after="0" w:before="0" w:line="218"/>
       </w:pPr>
-      <w:hyperlink w:history="1" r:id="rId4em-rdquzoakkirunxuu0">
+      <w:hyperlink w:history="1" r:id="rIdfprehtjecbxe0wxaofbou">
         <w:r>
           <w:rPr>
             <w:color w:val="315CBB"/>
@@ -1350,7 +1350,7 @@
       <w:pPr>
         <w:spacing w:after="0" w:before="75" w:line="218"/>
       </w:pPr>
-      <w:hyperlink w:history="1" r:id="rIdcsrlrtpvz720wqgfacnpk">
+      <w:hyperlink w:history="1" r:id="rIdrd8nmfpqa9k7v-tmdiqxt">
         <w:r>
           <w:rPr>
             <w:color w:val="315CBB"/>
@@ -1368,7 +1368,7 @@
         </w:rPr>
         <w:t xml:space="preserve">   </w:t>
       </w:r>
-      <w:hyperlink w:history="1" r:id="rIda7bm-qlbz-ij8fdwmy9nv">
+      <w:hyperlink w:history="1" r:id="rIdk5mdsbjk32bc6-sgmqrnn">
         <w:r>
           <w:rPr>
             <w:color w:val="315CBB"/>
@@ -1754,7 +1754,7 @@
             <w:pPr>
               <w:spacing w:after="0" w:before="75" w:line="218"/>
             </w:pPr>
-            <w:hyperlink w:history="1" r:id="rIddldht6gisl5furkykbthr">
+            <w:hyperlink w:history="1" r:id="rIdoe79nu3p_f9n_saewz-is">
               <w:r>
                 <w:rPr>
                   <w:color w:val="315CBB"/>
@@ -1772,7 +1772,7 @@
               </w:rPr>
               <w:t xml:space="preserve">   </w:t>
             </w:r>
-            <w:hyperlink w:history="1" r:id="rId5jijwkdm7icdecyaarawj">
+            <w:hyperlink w:history="1" r:id="rId2b6rjvdbstdtzfq6wgwq0">
               <w:r>
                 <w:rPr>
                   <w:color w:val="315CBB"/>
@@ -1790,7 +1790,7 @@
               </w:rPr>
               <w:t xml:space="preserve">   </w:t>
             </w:r>
-            <w:hyperlink w:history="1" r:id="rIdvlgyt2vf7tqcmtaqwb5er">
+            <w:hyperlink w:history="1" r:id="rId3a9mecibqkiumrof9hftk">
               <w:r>
                 <w:rPr>
                   <w:color w:val="315CBB"/>
@@ -2258,7 +2258,7 @@
             <w:pPr>
               <w:spacing w:after="0" w:before="0" w:line="218"/>
             </w:pPr>
-            <w:hyperlink w:history="1" r:id="rId7oaa98dbukt7o1ipccpbg">
+            <w:hyperlink w:history="1" r:id="rId16tbhumt-r66nyqkpu8rj">
               <w:r>
                 <w:rPr>
                   <w:color w:val="315CBB"/>
@@ -3201,7 +3201,7 @@
         <w:sz w:val="12"/>
         <w:szCs w:val="12"/>
       </w:rPr>
-      <w:t xml:space="preserve">김재형 | AI Application Developer / Backend Engineer</w:t>
+      <w:t xml:space="preserve">김재형 | AI Engineer / Backend Engineer</w:t>
     </w:r>
     <w:r>
       <w:tab/>

--- a/site/resume.docx
+++ b/site/resume.docx
@@ -89,7 +89,7 @@
             <w:pPr>
               <w:spacing w:after="0" w:before="75" w:line="218"/>
             </w:pPr>
-            <w:hyperlink w:history="1" r:id="rIdackvlqspycuwuetlpfgki">
+            <w:hyperlink w:history="1" r:id="rIduxwf9gietva11lrbgcgpo">
               <w:r>
                 <w:rPr>
                   <w:color w:val="315CBB"/>
@@ -107,7 +107,7 @@
               </w:rPr>
               <w:t xml:space="preserve">   </w:t>
             </w:r>
-            <w:hyperlink w:history="1" r:id="rId0c3m4jc559wyoiqdtqiym">
+            <w:hyperlink w:history="1" r:id="rId1shm1pb3gti8fzyxvxrb7">
               <w:r>
                 <w:rPr>
                   <w:color w:val="315CBB"/>
@@ -125,7 +125,7 @@
               </w:rPr>
               <w:t xml:space="preserve">   </w:t>
             </w:r>
-            <w:hyperlink w:history="1" r:id="rIdmx7cptokxczhfbcr-ytgd">
+            <w:hyperlink w:history="1" r:id="rIdjlxpar5xoh1sux2spsums">
               <w:r>
                 <w:rPr>
                   <w:color w:val="315CBB"/>
@@ -143,7 +143,7 @@
               </w:rPr>
               <w:t xml:space="preserve">   </w:t>
             </w:r>
-            <w:hyperlink w:history="1" r:id="rIdo0jrfbthna5bu3ydnbevj">
+            <w:hyperlink w:history="1" r:id="rIdtaxathztadsdvlw73fvod">
               <w:r>
                 <w:rPr>
                   <w:color w:val="315CBB"/>
@@ -405,7 +405,7 @@
       <w:pPr>
         <w:spacing w:after="0" w:before="0" w:line="218"/>
       </w:pPr>
-      <w:hyperlink w:history="1" r:id="rIdrwwipeu1zpvuw9dmqkvcf">
+      <w:hyperlink w:history="1" r:id="rIdheoest2f4jjsuhwd27esg">
         <w:r>
           <w:rPr>
             <w:color w:val="315CBB"/>
@@ -861,7 +861,7 @@
       <w:pPr>
         <w:spacing w:after="0" w:before="75" w:line="218"/>
       </w:pPr>
-      <w:hyperlink w:history="1" r:id="rIdibkww0wix8ejvv9cuge6_">
+      <w:hyperlink w:history="1" r:id="rIdnuy5l1jcvk8a0_mkbfott">
         <w:r>
           <w:rPr>
             <w:color w:val="315CBB"/>
@@ -879,7 +879,7 @@
         </w:rPr>
         <w:t xml:space="preserve">   </w:t>
       </w:r>
-      <w:hyperlink w:history="1" r:id="rIdjrbusvdz9fkkuguyo5ofj">
+      <w:hyperlink w:history="1" r:id="rIduoebtwo61b8fdhy2umqfs">
         <w:r>
           <w:rPr>
             <w:color w:val="315CBB"/>
@@ -897,7 +897,7 @@
         </w:rPr>
         <w:t xml:space="preserve">   </w:t>
       </w:r>
-      <w:hyperlink w:history="1" r:id="rId3brvst5bd0tgqqu1un13n">
+      <w:hyperlink w:history="1" r:id="rIdl7wey1txwh8wtug3n63h_">
         <w:r>
           <w:rPr>
             <w:color w:val="315CBB"/>
@@ -1066,7 +1066,7 @@
       <w:pPr>
         <w:spacing w:after="0" w:before="0" w:line="218"/>
       </w:pPr>
-      <w:hyperlink w:history="1" r:id="rIdfprehtjecbxe0wxaofbou">
+      <w:hyperlink w:history="1" r:id="rIdvbuh6c1vp6f7vvtbwfq12">
         <w:r>
           <w:rPr>
             <w:color w:val="315CBB"/>
@@ -1350,7 +1350,7 @@
       <w:pPr>
         <w:spacing w:after="0" w:before="75" w:line="218"/>
       </w:pPr>
-      <w:hyperlink w:history="1" r:id="rIdrd8nmfpqa9k7v-tmdiqxt">
+      <w:hyperlink w:history="1" r:id="rIdcohr7-vqv-rxczuoazmjq">
         <w:r>
           <w:rPr>
             <w:color w:val="315CBB"/>
@@ -1368,7 +1368,7 @@
         </w:rPr>
         <w:t xml:space="preserve">   </w:t>
       </w:r>
-      <w:hyperlink w:history="1" r:id="rIdk5mdsbjk32bc6-sgmqrnn">
+      <w:hyperlink w:history="1" r:id="rIdj5wkorlrlefxz3mvlazhg">
         <w:r>
           <w:rPr>
             <w:color w:val="315CBB"/>
@@ -1754,7 +1754,7 @@
             <w:pPr>
               <w:spacing w:after="0" w:before="75" w:line="218"/>
             </w:pPr>
-            <w:hyperlink w:history="1" r:id="rIdoe79nu3p_f9n_saewz-is">
+            <w:hyperlink w:history="1" r:id="rIdxbwg-o_g8t7fa77kc5lf4">
               <w:r>
                 <w:rPr>
                   <w:color w:val="315CBB"/>
@@ -1772,7 +1772,7 @@
               </w:rPr>
               <w:t xml:space="preserve">   </w:t>
             </w:r>
-            <w:hyperlink w:history="1" r:id="rId2b6rjvdbstdtzfq6wgwq0">
+            <w:hyperlink w:history="1" r:id="rIdo-ptpvruqy4mykpkcphlj">
               <w:r>
                 <w:rPr>
                   <w:color w:val="315CBB"/>
@@ -1790,7 +1790,7 @@
               </w:rPr>
               <w:t xml:space="preserve">   </w:t>
             </w:r>
-            <w:hyperlink w:history="1" r:id="rId3a9mecibqkiumrof9hftk">
+            <w:hyperlink w:history="1" r:id="rIduxohkc2bjmltsham8gddk">
               <w:r>
                 <w:rPr>
                   <w:color w:val="315CBB"/>
@@ -2258,7 +2258,7 @@
             <w:pPr>
               <w:spacing w:after="0" w:before="0" w:line="218"/>
             </w:pPr>
-            <w:hyperlink w:history="1" r:id="rId16tbhumt-r66nyqkpu8rj">
+            <w:hyperlink w:history="1" r:id="rIdq0f0g8qsi5mhchcrijxwy">
               <w:r>
                 <w:rPr>
                   <w:color w:val="315CBB"/>

--- a/site/resume.docx
+++ b/site/resume.docx
@@ -89,7 +89,7 @@
             <w:pPr>
               <w:spacing w:after="0" w:before="75" w:line="218"/>
             </w:pPr>
-            <w:hyperlink w:history="1" r:id="rIduxwf9gietva11lrbgcgpo">
+            <w:hyperlink w:history="1" r:id="rIdd1w-x9odyi2fn_1fb8hpd">
               <w:r>
                 <w:rPr>
                   <w:color w:val="315CBB"/>
@@ -107,7 +107,7 @@
               </w:rPr>
               <w:t xml:space="preserve">   </w:t>
             </w:r>
-            <w:hyperlink w:history="1" r:id="rId1shm1pb3gti8fzyxvxrb7">
+            <w:hyperlink w:history="1" r:id="rIdiqzl7dz8qvtm1zkl5almi">
               <w:r>
                 <w:rPr>
                   <w:color w:val="315CBB"/>
@@ -125,7 +125,7 @@
               </w:rPr>
               <w:t xml:space="preserve">   </w:t>
             </w:r>
-            <w:hyperlink w:history="1" r:id="rIdjlxpar5xoh1sux2spsums">
+            <w:hyperlink w:history="1" r:id="rIdps_odwe_9c3rpg4ecqxqe">
               <w:r>
                 <w:rPr>
                   <w:color w:val="315CBB"/>
@@ -143,7 +143,7 @@
               </w:rPr>
               <w:t xml:space="preserve">   </w:t>
             </w:r>
-            <w:hyperlink w:history="1" r:id="rIdtaxathztadsdvlw73fvod">
+            <w:hyperlink w:history="1" r:id="rIdx5v2xfsk99cd2hebtsnzn">
               <w:r>
                 <w:rPr>
                   <w:color w:val="315CBB"/>
@@ -405,7 +405,7 @@
       <w:pPr>
         <w:spacing w:after="0" w:before="0" w:line="218"/>
       </w:pPr>
-      <w:hyperlink w:history="1" r:id="rIdheoest2f4jjsuhwd27esg">
+      <w:hyperlink w:history="1" r:id="rIdns1vebwcax3vw6rpvblz1">
         <w:r>
           <w:rPr>
             <w:color w:val="315CBB"/>
@@ -861,7 +861,7 @@
       <w:pPr>
         <w:spacing w:after="0" w:before="75" w:line="218"/>
       </w:pPr>
-      <w:hyperlink w:history="1" r:id="rIdnuy5l1jcvk8a0_mkbfott">
+      <w:hyperlink w:history="1" r:id="rId6lc_ythl6jtmuhb7tu0wq">
         <w:r>
           <w:rPr>
             <w:color w:val="315CBB"/>
@@ -879,7 +879,7 @@
         </w:rPr>
         <w:t xml:space="preserve">   </w:t>
       </w:r>
-      <w:hyperlink w:history="1" r:id="rIduoebtwo61b8fdhy2umqfs">
+      <w:hyperlink w:history="1" r:id="rId71blhqtdfpoghnice3msu">
         <w:r>
           <w:rPr>
             <w:color w:val="315CBB"/>
@@ -897,7 +897,7 @@
         </w:rPr>
         <w:t xml:space="preserve">   </w:t>
       </w:r>
-      <w:hyperlink w:history="1" r:id="rIdl7wey1txwh8wtug3n63h_">
+      <w:hyperlink w:history="1" r:id="rIdly3_yjyb26scsktubrbyy">
         <w:r>
           <w:rPr>
             <w:color w:val="315CBB"/>
@@ -1066,7 +1066,7 @@
       <w:pPr>
         <w:spacing w:after="0" w:before="0" w:line="218"/>
       </w:pPr>
-      <w:hyperlink w:history="1" r:id="rIdvbuh6c1vp6f7vvtbwfq12">
+      <w:hyperlink w:history="1" r:id="rIdvkejftjdwvlt-wlwfxs38">
         <w:r>
           <w:rPr>
             <w:color w:val="315CBB"/>
@@ -1350,7 +1350,7 @@
       <w:pPr>
         <w:spacing w:after="0" w:before="75" w:line="218"/>
       </w:pPr>
-      <w:hyperlink w:history="1" r:id="rIdcohr7-vqv-rxczuoazmjq">
+      <w:hyperlink w:history="1" r:id="rIdagwlehqmdqmglwipanog1">
         <w:r>
           <w:rPr>
             <w:color w:val="315CBB"/>
@@ -1368,7 +1368,7 @@
         </w:rPr>
         <w:t xml:space="preserve">   </w:t>
       </w:r>
-      <w:hyperlink w:history="1" r:id="rIdj5wkorlrlefxz3mvlazhg">
+      <w:hyperlink w:history="1" r:id="rIdcnrbzizv9x1pj7cakusat">
         <w:r>
           <w:rPr>
             <w:color w:val="315CBB"/>
@@ -1754,7 +1754,7 @@
             <w:pPr>
               <w:spacing w:after="0" w:before="75" w:line="218"/>
             </w:pPr>
-            <w:hyperlink w:history="1" r:id="rIdxbwg-o_g8t7fa77kc5lf4">
+            <w:hyperlink w:history="1" r:id="rIdrhyfh4qswq3soizklpvju">
               <w:r>
                 <w:rPr>
                   <w:color w:val="315CBB"/>
@@ -1772,7 +1772,7 @@
               </w:rPr>
               <w:t xml:space="preserve">   </w:t>
             </w:r>
-            <w:hyperlink w:history="1" r:id="rIdo-ptpvruqy4mykpkcphlj">
+            <w:hyperlink w:history="1" r:id="rIdchjjybekkthmjp3-cuyea">
               <w:r>
                 <w:rPr>
                   <w:color w:val="315CBB"/>
@@ -1790,7 +1790,7 @@
               </w:rPr>
               <w:t xml:space="preserve">   </w:t>
             </w:r>
-            <w:hyperlink w:history="1" r:id="rIduxohkc2bjmltsham8gddk">
+            <w:hyperlink w:history="1" r:id="rIdeihfv8z-e1f7x0qundmr4">
               <w:r>
                 <w:rPr>
                   <w:color w:val="315CBB"/>
@@ -2258,7 +2258,7 @@
             <w:pPr>
               <w:spacing w:after="0" w:before="0" w:line="218"/>
             </w:pPr>
-            <w:hyperlink w:history="1" r:id="rIdq0f0g8qsi5mhchcrijxwy">
+            <w:hyperlink w:history="1" r:id="rId4yh7yflzs0tpafycnvi4d">
               <w:r>
                 <w:rPr>
                   <w:color w:val="315CBB"/>

--- a/site/resume.docx
+++ b/site/resume.docx
@@ -89,7 +89,7 @@
             <w:pPr>
               <w:spacing w:after="0" w:before="75" w:line="218"/>
             </w:pPr>
-            <w:hyperlink w:history="1" r:id="rIdd1w-x9odyi2fn_1fb8hpd">
+            <w:hyperlink w:history="1" r:id="rIdi3j5q6bpyrgim8znnh9-i">
               <w:r>
                 <w:rPr>
                   <w:color w:val="315CBB"/>
@@ -107,7 +107,7 @@
               </w:rPr>
               <w:t xml:space="preserve">   </w:t>
             </w:r>
-            <w:hyperlink w:history="1" r:id="rIdiqzl7dz8qvtm1zkl5almi">
+            <w:hyperlink w:history="1" r:id="rIddfmir_wkemkzjeck_cf8j">
               <w:r>
                 <w:rPr>
                   <w:color w:val="315CBB"/>
@@ -125,7 +125,7 @@
               </w:rPr>
               <w:t xml:space="preserve">   </w:t>
             </w:r>
-            <w:hyperlink w:history="1" r:id="rIdps_odwe_9c3rpg4ecqxqe">
+            <w:hyperlink w:history="1" r:id="rId6oaby0adhoyzs9h6ubdjt">
               <w:r>
                 <w:rPr>
                   <w:color w:val="315CBB"/>
@@ -143,7 +143,7 @@
               </w:rPr>
               <w:t xml:space="preserve">   </w:t>
             </w:r>
-            <w:hyperlink w:history="1" r:id="rIdx5v2xfsk99cd2hebtsnzn">
+            <w:hyperlink w:history="1" r:id="rIdezde6l3kcilrwnpxid-yc">
               <w:r>
                 <w:rPr>
                   <w:color w:val="315CBB"/>
@@ -405,7 +405,7 @@
       <w:pPr>
         <w:spacing w:after="0" w:before="0" w:line="218"/>
       </w:pPr>
-      <w:hyperlink w:history="1" r:id="rIdns1vebwcax3vw6rpvblz1">
+      <w:hyperlink w:history="1" r:id="rIdebjfbrl9xik0l2bc1o9uz">
         <w:r>
           <w:rPr>
             <w:color w:val="315CBB"/>
@@ -861,7 +861,7 @@
       <w:pPr>
         <w:spacing w:after="0" w:before="75" w:line="218"/>
       </w:pPr>
-      <w:hyperlink w:history="1" r:id="rId6lc_ythl6jtmuhb7tu0wq">
+      <w:hyperlink w:history="1" r:id="rIdbggyqqgwfbsv6ixkubrag">
         <w:r>
           <w:rPr>
             <w:color w:val="315CBB"/>
@@ -879,7 +879,7 @@
         </w:rPr>
         <w:t xml:space="preserve">   </w:t>
       </w:r>
-      <w:hyperlink w:history="1" r:id="rId71blhqtdfpoghnice3msu">
+      <w:hyperlink w:history="1" r:id="rId-ptyyficcv6gpuyp1x7nt">
         <w:r>
           <w:rPr>
             <w:color w:val="315CBB"/>
@@ -897,7 +897,7 @@
         </w:rPr>
         <w:t xml:space="preserve">   </w:t>
       </w:r>
-      <w:hyperlink w:history="1" r:id="rIdly3_yjyb26scsktubrbyy">
+      <w:hyperlink w:history="1" r:id="rId4gfkles56wha_aomwypzw">
         <w:r>
           <w:rPr>
             <w:color w:val="315CBB"/>
@@ -1002,7 +1002,7 @@
           <w:sz w:val="14"/>
           <w:szCs w:val="14"/>
         </w:rPr>
-        <w:t xml:space="preserve">개인 맞춤 AI 안심 복약 솔루션 | 부산대학교 졸업과제 | APK 내부 배포 사용자 6명</w:t>
+        <w:t xml:space="preserve">개인 맞춤 AI 안심 복약 솔루션 | 부산대학교 졸업과제</w:t>
       </w:r>
       <w:r>
         <w:br/>
@@ -1066,7 +1066,7 @@
       <w:pPr>
         <w:spacing w:after="0" w:before="0" w:line="218"/>
       </w:pPr>
-      <w:hyperlink w:history="1" r:id="rIdvkejftjdwvlt-wlwfxs38">
+      <w:hyperlink w:history="1" r:id="rId6ynbspqbycjq_yroajmz6">
         <w:r>
           <w:rPr>
             <w:color w:val="315CBB"/>
@@ -1350,7 +1350,7 @@
       <w:pPr>
         <w:spacing w:after="0" w:before="75" w:line="218"/>
       </w:pPr>
-      <w:hyperlink w:history="1" r:id="rIdagwlehqmdqmglwipanog1">
+      <w:hyperlink w:history="1" r:id="rIdohylzr71zszmayrpex2vz">
         <w:r>
           <w:rPr>
             <w:color w:val="315CBB"/>
@@ -1368,7 +1368,7 @@
         </w:rPr>
         <w:t xml:space="preserve">   </w:t>
       </w:r>
-      <w:hyperlink w:history="1" r:id="rIdcnrbzizv9x1pj7cakusat">
+      <w:hyperlink w:history="1" r:id="rIdgqg3s9unokwdoobbin2g-">
         <w:r>
           <w:rPr>
             <w:color w:val="315CBB"/>
@@ -1754,7 +1754,7 @@
             <w:pPr>
               <w:spacing w:after="0" w:before="75" w:line="218"/>
             </w:pPr>
-            <w:hyperlink w:history="1" r:id="rIdrhyfh4qswq3soizklpvju">
+            <w:hyperlink w:history="1" r:id="rIdlrb6hisoixuzkvapyo6pe">
               <w:r>
                 <w:rPr>
                   <w:color w:val="315CBB"/>
@@ -1772,7 +1772,7 @@
               </w:rPr>
               <w:t xml:space="preserve">   </w:t>
             </w:r>
-            <w:hyperlink w:history="1" r:id="rIdchjjybekkthmjp3-cuyea">
+            <w:hyperlink w:history="1" r:id="rIdbuprjjsmiqicynmgqrnrk">
               <w:r>
                 <w:rPr>
                   <w:color w:val="315CBB"/>
@@ -1790,7 +1790,7 @@
               </w:rPr>
               <w:t xml:space="preserve">   </w:t>
             </w:r>
-            <w:hyperlink w:history="1" r:id="rIdeihfv8z-e1f7x0qundmr4">
+            <w:hyperlink w:history="1" r:id="rId17rh4trr2d94q2vwazn7c">
               <w:r>
                 <w:rPr>
                   <w:color w:val="315CBB"/>
@@ -2258,7 +2258,7 @@
             <w:pPr>
               <w:spacing w:after="0" w:before="0" w:line="218"/>
             </w:pPr>
-            <w:hyperlink w:history="1" r:id="rId4yh7yflzs0tpafycnvi4d">
+            <w:hyperlink w:history="1" r:id="rId9oanadaxey8ofmbehwxgm">
               <w:r>
                 <w:rPr>
                   <w:color w:val="315CBB"/>
